--- a/P1/pe1/docs/como_se_hizo.docx
+++ b/P1/pe1/docs/como_se_hizo.docx
@@ -2,45 +2,5506 @@
 <file path=word/document.xml><?xml version="1.0" encoding="utf-8"?>
 <w:document xmlns:wpc="http://schemas.microsoft.com/office/word/2010/wordprocessingCanvas" xmlns:cx="http://schemas.microsoft.com/office/drawing/2014/chartex" xmlns:cx1="http://schemas.microsoft.com/office/drawing/2015/9/8/chartex" xmlns:cx2="http://schemas.microsoft.com/office/drawing/2015/10/21/chartex" xmlns:cx3="http://schemas.microsoft.com/office/drawing/2016/5/9/chartex" xmlns:cx4="http://schemas.microsoft.com/office/drawing/2016/5/10/chartex" xmlns:cx5="http://schemas.microsoft.com/office/drawing/2016/5/11/chartex" xmlns:cx6="http://schemas.microsoft.com/office/drawing/2016/5/12/chartex" xmlns:cx7="http://schemas.microsoft.com/office/drawing/2016/5/13/chartex" xmlns:cx8="http://schemas.microsoft.com/office/drawing/2016/5/14/chartex" xmlns:mc="http://schemas.openxmlformats.org/markup-compatibility/2006" xmlns:aink="http://schemas.microsoft.com/office/drawing/2016/ink" xmlns:am3d="http://schemas.microsoft.com/office/drawing/2017/model3d" xmlns:o="urn:schemas-microsoft-com:office:office" xmlns:oel="http://schemas.microsoft.com/office/2019/extlst" xmlns:r="http://schemas.openxmlformats.org/officeDocument/2006/relationships" xmlns:m="http://schemas.openxmlformats.org/officeDocument/2006/math" xmlns:v="urn:schemas-microsoft-com:vml" xmlns:wp14="http://schemas.microsoft.com/office/word/2010/wordprocessingDrawing" xmlns:wp="http://schemas.openxmlformats.org/drawingml/2006/wordprocessingDrawing" xmlns:w10="urn:schemas-microsoft-com:office:word" xmlns:w="http://schemas.openxmlformats.org/wordprocessingml/2006/main" xmlns:w14="http://schemas.microsoft.com/office/word/2010/wordml" xmlns:w15="http://schemas.microsoft.com/office/word/2012/wordml" xmlns:w16cex="http://schemas.microsoft.com/office/word/2018/wordml/cex" xmlns:w16cid="http://schemas.microsoft.com/office/word/2016/wordml/cid" xmlns:w16="http://schemas.microsoft.com/office/word/2018/wordml" xmlns:w16du="http://schemas.microsoft.com/office/word/2023/wordml/word16du" xmlns:w16sdtdh="http://schemas.microsoft.com/office/word/2020/wordml/sdtdatahash" xmlns:w16sdtfl="http://schemas.microsoft.com/office/word/2024/wordml/sdtformatlock" xmlns:w16se="http://schemas.microsoft.com/office/word/2015/wordml/symex" xmlns:wpg="http://schemas.microsoft.com/office/word/2010/wordprocessingGroup" xmlns:wpi="http://schemas.microsoft.com/office/word/2010/wordprocessingInk" xmlns:wne="http://schemas.microsoft.com/office/word/2006/wordml" xmlns:wps="http://schemas.microsoft.com/office/word/2010/wordprocessingShape" mc:Ignorable="w14 w15 w16se w16cid w16 w16cex w16sdtdh w16sdtfl w16du wp14">
   <w:body>
+    <w:sdt>
+      <w:sdtPr>
+        <w:id w:val="-1920017957"/>
+        <w:docPartObj>
+          <w:docPartGallery w:val="Cover Pages"/>
+          <w:docPartUnique/>
+        </w:docPartObj>
+      </w:sdtPr>
+      <w:sdtContent>
+        <w:p>
+          <w:pPr>
+            <w:pStyle w:val="Sinespaciado"/>
+          </w:pPr>
+          <w:r>
+            <w:rPr>
+              <w:noProof/>
+            </w:rPr>
+            <mc:AlternateContent>
+              <mc:Choice Requires="wpg">
+                <w:drawing>
+                  <wp:anchor distT="0" distB="0" distL="114300" distR="114300" simplePos="0" relativeHeight="251659264" behindDoc="1" locked="0" layoutInCell="1" allowOverlap="1" wp14:anchorId="06BC6E2A" wp14:editId="05DAE6A7">
+                    <wp:simplePos x="0" y="0"/>
+                    <mc:AlternateContent>
+                      <mc:Choice Requires="wp14">
+                        <wp:positionH relativeFrom="page">
+                          <wp14:pctPosHOffset>4000</wp14:pctPosHOffset>
+                        </wp:positionH>
+                      </mc:Choice>
+                      <mc:Fallback>
+                        <wp:positionH relativeFrom="page">
+                          <wp:posOffset>302260</wp:posOffset>
+                        </wp:positionH>
+                      </mc:Fallback>
+                    </mc:AlternateContent>
+                    <wp:positionV relativeFrom="page">
+                      <wp:align>center</wp:align>
+                    </wp:positionV>
+                    <wp:extent cx="2194560" cy="9125712"/>
+                    <wp:effectExtent l="0" t="0" r="6985" b="7620"/>
+                    <wp:wrapNone/>
+                    <wp:docPr id="2" name="Grupo 1"/>
+                    <wp:cNvGraphicFramePr/>
+                    <a:graphic xmlns:a="http://schemas.openxmlformats.org/drawingml/2006/main">
+                      <a:graphicData uri="http://schemas.microsoft.com/office/word/2010/wordprocessingGroup">
+                        <wpg:wgp>
+                          <wpg:cNvGrpSpPr/>
+                          <wpg:grpSpPr>
+                            <a:xfrm>
+                              <a:off x="0" y="0"/>
+                              <a:ext cx="2194560" cy="9125712"/>
+                              <a:chOff x="0" y="0"/>
+                              <a:chExt cx="2194560" cy="9125712"/>
+                            </a:xfrm>
+                          </wpg:grpSpPr>
+                          <wps:wsp>
+                            <wps:cNvPr id="3" name="Rectángulo 3"/>
+                            <wps:cNvSpPr/>
+                            <wps:spPr>
+                              <a:xfrm>
+                                <a:off x="0" y="0"/>
+                                <a:ext cx="194535" cy="9125712"/>
+                              </a:xfrm>
+                              <a:prstGeom prst="rect">
+                                <a:avLst/>
+                              </a:prstGeom>
+                              <a:solidFill>
+                                <a:schemeClr val="tx2"/>
+                              </a:solidFill>
+                              <a:ln>
+                                <a:noFill/>
+                              </a:ln>
+                            </wps:spPr>
+                            <wps:style>
+                              <a:lnRef idx="2">
+                                <a:schemeClr val="accent1">
+                                  <a:shade val="50000"/>
+                                </a:schemeClr>
+                              </a:lnRef>
+                              <a:fillRef idx="1">
+                                <a:schemeClr val="accent1"/>
+                              </a:fillRef>
+                              <a:effectRef idx="0">
+                                <a:schemeClr val="accent1"/>
+                              </a:effectRef>
+                              <a:fontRef idx="minor">
+                                <a:schemeClr val="lt1"/>
+                              </a:fontRef>
+                            </wps:style>
+                            <wps:bodyPr rot="0" spcFirstLastPara="0" vert="horz" wrap="square" lIns="91440" tIns="45720" rIns="91440" bIns="45720" numCol="1" spcCol="0" rtlCol="0" fromWordArt="0" anchor="ctr" anchorCtr="0" forceAA="0" compatLnSpc="1">
+                              <a:prstTxWarp prst="textNoShape">
+                                <a:avLst/>
+                              </a:prstTxWarp>
+                              <a:noAutofit/>
+                            </wps:bodyPr>
+                          </wps:wsp>
+                          <wps:wsp>
+                            <wps:cNvPr id="4" name="Pentágono 4"/>
+                            <wps:cNvSpPr/>
+                            <wps:spPr>
+                              <a:xfrm>
+                                <a:off x="0" y="1466850"/>
+                                <a:ext cx="2194560" cy="552055"/>
+                              </a:xfrm>
+                              <a:prstGeom prst="homePlate">
+                                <a:avLst/>
+                              </a:prstGeom>
+                              <a:ln>
+                                <a:noFill/>
+                              </a:ln>
+                            </wps:spPr>
+                            <wps:style>
+                              <a:lnRef idx="2">
+                                <a:schemeClr val="accent1">
+                                  <a:shade val="50000"/>
+                                </a:schemeClr>
+                              </a:lnRef>
+                              <a:fillRef idx="1">
+                                <a:schemeClr val="accent1"/>
+                              </a:fillRef>
+                              <a:effectRef idx="0">
+                                <a:schemeClr val="accent1"/>
+                              </a:effectRef>
+                              <a:fontRef idx="minor">
+                                <a:schemeClr val="lt1"/>
+                              </a:fontRef>
+                            </wps:style>
+                            <wps:txbx>
+                              <w:txbxContent>
+                                <w:sdt>
+                                  <w:sdtPr>
+                                    <w:rPr>
+                                      <w:color w:val="FFFFFF" w:themeColor="background1"/>
+                                      <w:sz w:val="28"/>
+                                      <w:szCs w:val="28"/>
+                                    </w:rPr>
+                                    <w:alias w:val="Fecha"/>
+                                    <w:tag w:val=""/>
+                                    <w:id w:val="-650599894"/>
+                                    <w:dataBinding w:prefixMappings="xmlns:ns0='http://schemas.microsoft.com/office/2006/coverPageProps' " w:xpath="/ns0:CoverPageProperties[1]/ns0:PublishDate[1]" w:storeItemID="{55AF091B-3C7A-41E3-B477-F2FDAA23CFDA}"/>
+                                    <w:date w:fullDate="2026-04-29T00:00:00Z">
+                                      <w:dateFormat w:val="d-M-yyyy"/>
+                                      <w:lid w:val="es-ES"/>
+                                      <w:storeMappedDataAs w:val="dateTime"/>
+                                      <w:calendar w:val="gregorian"/>
+                                    </w:date>
+                                  </w:sdtPr>
+                                  <w:sdtContent>
+                                    <w:p>
+                                      <w:pPr>
+                                        <w:pStyle w:val="Sinespaciado"/>
+                                        <w:jc w:val="right"/>
+                                        <w:rPr>
+                                          <w:color w:val="FFFFFF" w:themeColor="background1"/>
+                                          <w:sz w:val="28"/>
+                                          <w:szCs w:val="28"/>
+                                        </w:rPr>
+                                      </w:pPr>
+                                      <w:r>
+                                        <w:rPr>
+                                          <w:color w:val="FFFFFF" w:themeColor="background1"/>
+                                          <w:sz w:val="28"/>
+                                          <w:szCs w:val="28"/>
+                                        </w:rPr>
+                                        <w:t>29-4-2026</w:t>
+                                      </w:r>
+                                    </w:p>
+                                  </w:sdtContent>
+                                </w:sdt>
+                              </w:txbxContent>
+                            </wps:txbx>
+                            <wps:bodyPr rot="0" spcFirstLastPara="0" vert="horz" wrap="square" lIns="91440" tIns="0" rIns="182880" bIns="0" numCol="1" spcCol="0" rtlCol="0" fromWordArt="0" anchor="ctr" anchorCtr="0" forceAA="0" compatLnSpc="1">
+                              <a:prstTxWarp prst="textNoShape">
+                                <a:avLst/>
+                              </a:prstTxWarp>
+                              <a:noAutofit/>
+                            </wps:bodyPr>
+                          </wps:wsp>
+                          <wpg:grpSp>
+                            <wpg:cNvPr id="5" name="Grupo 5"/>
+                            <wpg:cNvGrpSpPr/>
+                            <wpg:grpSpPr>
+                              <a:xfrm>
+                                <a:off x="76200" y="4210050"/>
+                                <a:ext cx="2057400" cy="4910328"/>
+                                <a:chOff x="80645" y="4211812"/>
+                                <a:chExt cx="1306273" cy="3121026"/>
+                              </a:xfrm>
+                            </wpg:grpSpPr>
+                            <wpg:grpSp>
+                              <wpg:cNvPr id="6" name="Grupo 6"/>
+                              <wpg:cNvGrpSpPr>
+                                <a:grpSpLocks noChangeAspect="1"/>
+                              </wpg:cNvGrpSpPr>
+                              <wpg:grpSpPr>
+                                <a:xfrm>
+                                  <a:off x="141062" y="4211812"/>
+                                  <a:ext cx="1047750" cy="3121026"/>
+                                  <a:chOff x="141062" y="4211812"/>
+                                  <a:chExt cx="1047750" cy="3121026"/>
+                                </a:xfrm>
+                              </wpg:grpSpPr>
+                              <wps:wsp>
+                                <wps:cNvPr id="20" name="Forma libre 20"/>
+                                <wps:cNvSpPr>
+                                  <a:spLocks/>
+                                </wps:cNvSpPr>
+                                <wps:spPr bwMode="auto">
+                                  <a:xfrm>
+                                    <a:off x="369662" y="6216825"/>
+                                    <a:ext cx="193675" cy="698500"/>
+                                  </a:xfrm>
+                                  <a:custGeom>
+                                    <a:avLst/>
+                                    <a:gdLst>
+                                      <a:gd name="T0" fmla="*/ 0 w 122"/>
+                                      <a:gd name="T1" fmla="*/ 0 h 440"/>
+                                      <a:gd name="T2" fmla="*/ 39 w 122"/>
+                                      <a:gd name="T3" fmla="*/ 152 h 440"/>
+                                      <a:gd name="T4" fmla="*/ 84 w 122"/>
+                                      <a:gd name="T5" fmla="*/ 304 h 440"/>
+                                      <a:gd name="T6" fmla="*/ 122 w 122"/>
+                                      <a:gd name="T7" fmla="*/ 417 h 440"/>
+                                      <a:gd name="T8" fmla="*/ 122 w 122"/>
+                                      <a:gd name="T9" fmla="*/ 440 h 440"/>
+                                      <a:gd name="T10" fmla="*/ 76 w 122"/>
+                                      <a:gd name="T11" fmla="*/ 306 h 440"/>
+                                      <a:gd name="T12" fmla="*/ 39 w 122"/>
+                                      <a:gd name="T13" fmla="*/ 180 h 440"/>
+                                      <a:gd name="T14" fmla="*/ 6 w 122"/>
+                                      <a:gd name="T15" fmla="*/ 53 h 440"/>
+                                      <a:gd name="T16" fmla="*/ 0 w 122"/>
+                                      <a:gd name="T17" fmla="*/ 0 h 440"/>
+                                    </a:gdLst>
+                                    <a:ahLst/>
+                                    <a:cxnLst>
+                                      <a:cxn ang="0">
+                                        <a:pos x="T0" y="T1"/>
+                                      </a:cxn>
+                                      <a:cxn ang="0">
+                                        <a:pos x="T2" y="T3"/>
+                                      </a:cxn>
+                                      <a:cxn ang="0">
+                                        <a:pos x="T4" y="T5"/>
+                                      </a:cxn>
+                                      <a:cxn ang="0">
+                                        <a:pos x="T6" y="T7"/>
+                                      </a:cxn>
+                                      <a:cxn ang="0">
+                                        <a:pos x="T8" y="T9"/>
+                                      </a:cxn>
+                                      <a:cxn ang="0">
+                                        <a:pos x="T10" y="T11"/>
+                                      </a:cxn>
+                                      <a:cxn ang="0">
+                                        <a:pos x="T12" y="T13"/>
+                                      </a:cxn>
+                                      <a:cxn ang="0">
+                                        <a:pos x="T14" y="T15"/>
+                                      </a:cxn>
+                                      <a:cxn ang="0">
+                                        <a:pos x="T16" y="T17"/>
+                                      </a:cxn>
+                                    </a:cxnLst>
+                                    <a:rect l="0" t="0" r="r" b="b"/>
+                                    <a:pathLst>
+                                      <a:path w="122" h="440">
+                                        <a:moveTo>
+                                          <a:pt x="0" y="0"/>
+                                        </a:moveTo>
+                                        <a:lnTo>
+                                          <a:pt x="39" y="152"/>
+                                        </a:lnTo>
+                                        <a:lnTo>
+                                          <a:pt x="84" y="304"/>
+                                        </a:lnTo>
+                                        <a:lnTo>
+                                          <a:pt x="122" y="417"/>
+                                        </a:lnTo>
+                                        <a:lnTo>
+                                          <a:pt x="122" y="440"/>
+                                        </a:lnTo>
+                                        <a:lnTo>
+                                          <a:pt x="76" y="306"/>
+                                        </a:lnTo>
+                                        <a:lnTo>
+                                          <a:pt x="39" y="180"/>
+                                        </a:lnTo>
+                                        <a:lnTo>
+                                          <a:pt x="6" y="53"/>
+                                        </a:lnTo>
+                                        <a:lnTo>
+                                          <a:pt x="0" y="0"/>
+                                        </a:lnTo>
+                                        <a:close/>
+                                      </a:path>
+                                    </a:pathLst>
+                                  </a:custGeom>
+                                  <a:solidFill>
+                                    <a:schemeClr val="tx2"/>
+                                  </a:solidFill>
+                                  <a:ln w="0">
+                                    <a:solidFill>
+                                      <a:schemeClr val="tx2"/>
+                                    </a:solidFill>
+                                    <a:prstDash val="solid"/>
+                                    <a:round/>
+                                    <a:headEnd/>
+                                    <a:tailEnd/>
+                                  </a:ln>
+                                </wps:spPr>
+                                <wps:bodyPr vert="horz" wrap="square" lIns="91440" tIns="45720" rIns="91440" bIns="45720" numCol="1" anchor="t" anchorCtr="0" compatLnSpc="1">
+                                  <a:prstTxWarp prst="textNoShape">
+                                    <a:avLst/>
+                                  </a:prstTxWarp>
+                                </wps:bodyPr>
+                              </wps:wsp>
+                              <wps:wsp>
+                                <wps:cNvPr id="21" name="Forma libre 21"/>
+                                <wps:cNvSpPr>
+                                  <a:spLocks/>
+                                </wps:cNvSpPr>
+                                <wps:spPr bwMode="auto">
+                                  <a:xfrm>
+                                    <a:off x="572862" y="6905800"/>
+                                    <a:ext cx="184150" cy="427038"/>
+                                  </a:xfrm>
+                                  <a:custGeom>
+                                    <a:avLst/>
+                                    <a:gdLst>
+                                      <a:gd name="T0" fmla="*/ 0 w 116"/>
+                                      <a:gd name="T1" fmla="*/ 0 h 269"/>
+                                      <a:gd name="T2" fmla="*/ 8 w 116"/>
+                                      <a:gd name="T3" fmla="*/ 19 h 269"/>
+                                      <a:gd name="T4" fmla="*/ 37 w 116"/>
+                                      <a:gd name="T5" fmla="*/ 93 h 269"/>
+                                      <a:gd name="T6" fmla="*/ 67 w 116"/>
+                                      <a:gd name="T7" fmla="*/ 167 h 269"/>
+                                      <a:gd name="T8" fmla="*/ 116 w 116"/>
+                                      <a:gd name="T9" fmla="*/ 269 h 269"/>
+                                      <a:gd name="T10" fmla="*/ 108 w 116"/>
+                                      <a:gd name="T11" fmla="*/ 269 h 269"/>
+                                      <a:gd name="T12" fmla="*/ 60 w 116"/>
+                                      <a:gd name="T13" fmla="*/ 169 h 269"/>
+                                      <a:gd name="T14" fmla="*/ 30 w 116"/>
+                                      <a:gd name="T15" fmla="*/ 98 h 269"/>
+                                      <a:gd name="T16" fmla="*/ 1 w 116"/>
+                                      <a:gd name="T17" fmla="*/ 25 h 269"/>
+                                      <a:gd name="T18" fmla="*/ 0 w 116"/>
+                                      <a:gd name="T19" fmla="*/ 0 h 269"/>
+                                    </a:gdLst>
+                                    <a:ahLst/>
+                                    <a:cxnLst>
+                                      <a:cxn ang="0">
+                                        <a:pos x="T0" y="T1"/>
+                                      </a:cxn>
+                                      <a:cxn ang="0">
+                                        <a:pos x="T2" y="T3"/>
+                                      </a:cxn>
+                                      <a:cxn ang="0">
+                                        <a:pos x="T4" y="T5"/>
+                                      </a:cxn>
+                                      <a:cxn ang="0">
+                                        <a:pos x="T6" y="T7"/>
+                                      </a:cxn>
+                                      <a:cxn ang="0">
+                                        <a:pos x="T8" y="T9"/>
+                                      </a:cxn>
+                                      <a:cxn ang="0">
+                                        <a:pos x="T10" y="T11"/>
+                                      </a:cxn>
+                                      <a:cxn ang="0">
+                                        <a:pos x="T12" y="T13"/>
+                                      </a:cxn>
+                                      <a:cxn ang="0">
+                                        <a:pos x="T14" y="T15"/>
+                                      </a:cxn>
+                                      <a:cxn ang="0">
+                                        <a:pos x="T16" y="T17"/>
+                                      </a:cxn>
+                                      <a:cxn ang="0">
+                                        <a:pos x="T18" y="T19"/>
+                                      </a:cxn>
+                                    </a:cxnLst>
+                                    <a:rect l="0" t="0" r="r" b="b"/>
+                                    <a:pathLst>
+                                      <a:path w="116" h="269">
+                                        <a:moveTo>
+                                          <a:pt x="0" y="0"/>
+                                        </a:moveTo>
+                                        <a:lnTo>
+                                          <a:pt x="8" y="19"/>
+                                        </a:lnTo>
+                                        <a:lnTo>
+                                          <a:pt x="37" y="93"/>
+                                        </a:lnTo>
+                                        <a:lnTo>
+                                          <a:pt x="67" y="167"/>
+                                        </a:lnTo>
+                                        <a:lnTo>
+                                          <a:pt x="116" y="269"/>
+                                        </a:lnTo>
+                                        <a:lnTo>
+                                          <a:pt x="108" y="269"/>
+                                        </a:lnTo>
+                                        <a:lnTo>
+                                          <a:pt x="60" y="169"/>
+                                        </a:lnTo>
+                                        <a:lnTo>
+                                          <a:pt x="30" y="98"/>
+                                        </a:lnTo>
+                                        <a:lnTo>
+                                          <a:pt x="1" y="25"/>
+                                        </a:lnTo>
+                                        <a:lnTo>
+                                          <a:pt x="0" y="0"/>
+                                        </a:lnTo>
+                                        <a:close/>
+                                      </a:path>
+                                    </a:pathLst>
+                                  </a:custGeom>
+                                  <a:solidFill>
+                                    <a:schemeClr val="tx2"/>
+                                  </a:solidFill>
+                                  <a:ln w="0">
+                                    <a:solidFill>
+                                      <a:schemeClr val="tx2"/>
+                                    </a:solidFill>
+                                    <a:prstDash val="solid"/>
+                                    <a:round/>
+                                    <a:headEnd/>
+                                    <a:tailEnd/>
+                                  </a:ln>
+                                </wps:spPr>
+                                <wps:bodyPr vert="horz" wrap="square" lIns="91440" tIns="45720" rIns="91440" bIns="45720" numCol="1" anchor="t" anchorCtr="0" compatLnSpc="1">
+                                  <a:prstTxWarp prst="textNoShape">
+                                    <a:avLst/>
+                                  </a:prstTxWarp>
+                                </wps:bodyPr>
+                              </wps:wsp>
+                              <wps:wsp>
+                                <wps:cNvPr id="22" name="Forma libre 22"/>
+                                <wps:cNvSpPr>
+                                  <a:spLocks/>
+                                </wps:cNvSpPr>
+                                <wps:spPr bwMode="auto">
+                                  <a:xfrm>
+                                    <a:off x="141062" y="4211812"/>
+                                    <a:ext cx="222250" cy="2019300"/>
+                                  </a:xfrm>
+                                  <a:custGeom>
+                                    <a:avLst/>
+                                    <a:gdLst>
+                                      <a:gd name="T0" fmla="*/ 0 w 140"/>
+                                      <a:gd name="T1" fmla="*/ 0 h 1272"/>
+                                      <a:gd name="T2" fmla="*/ 0 w 140"/>
+                                      <a:gd name="T3" fmla="*/ 0 h 1272"/>
+                                      <a:gd name="T4" fmla="*/ 1 w 140"/>
+                                      <a:gd name="T5" fmla="*/ 79 h 1272"/>
+                                      <a:gd name="T6" fmla="*/ 3 w 140"/>
+                                      <a:gd name="T7" fmla="*/ 159 h 1272"/>
+                                      <a:gd name="T8" fmla="*/ 12 w 140"/>
+                                      <a:gd name="T9" fmla="*/ 317 h 1272"/>
+                                      <a:gd name="T10" fmla="*/ 23 w 140"/>
+                                      <a:gd name="T11" fmla="*/ 476 h 1272"/>
+                                      <a:gd name="T12" fmla="*/ 39 w 140"/>
+                                      <a:gd name="T13" fmla="*/ 634 h 1272"/>
+                                      <a:gd name="T14" fmla="*/ 58 w 140"/>
+                                      <a:gd name="T15" fmla="*/ 792 h 1272"/>
+                                      <a:gd name="T16" fmla="*/ 83 w 140"/>
+                                      <a:gd name="T17" fmla="*/ 948 h 1272"/>
+                                      <a:gd name="T18" fmla="*/ 107 w 140"/>
+                                      <a:gd name="T19" fmla="*/ 1086 h 1272"/>
+                                      <a:gd name="T20" fmla="*/ 135 w 140"/>
+                                      <a:gd name="T21" fmla="*/ 1223 h 1272"/>
+                                      <a:gd name="T22" fmla="*/ 140 w 140"/>
+                                      <a:gd name="T23" fmla="*/ 1272 h 1272"/>
+                                      <a:gd name="T24" fmla="*/ 138 w 140"/>
+                                      <a:gd name="T25" fmla="*/ 1262 h 1272"/>
+                                      <a:gd name="T26" fmla="*/ 105 w 140"/>
+                                      <a:gd name="T27" fmla="*/ 1106 h 1272"/>
+                                      <a:gd name="T28" fmla="*/ 77 w 140"/>
+                                      <a:gd name="T29" fmla="*/ 949 h 1272"/>
+                                      <a:gd name="T30" fmla="*/ 53 w 140"/>
+                                      <a:gd name="T31" fmla="*/ 792 h 1272"/>
+                                      <a:gd name="T32" fmla="*/ 35 w 140"/>
+                                      <a:gd name="T33" fmla="*/ 634 h 1272"/>
+                                      <a:gd name="T34" fmla="*/ 20 w 140"/>
+                                      <a:gd name="T35" fmla="*/ 476 h 1272"/>
+                                      <a:gd name="T36" fmla="*/ 9 w 140"/>
+                                      <a:gd name="T37" fmla="*/ 317 h 1272"/>
+                                      <a:gd name="T38" fmla="*/ 2 w 140"/>
+                                      <a:gd name="T39" fmla="*/ 159 h 1272"/>
+                                      <a:gd name="T40" fmla="*/ 0 w 140"/>
+                                      <a:gd name="T41" fmla="*/ 79 h 1272"/>
+                                      <a:gd name="T42" fmla="*/ 0 w 140"/>
+                                      <a:gd name="T43" fmla="*/ 0 h 1272"/>
+                                    </a:gdLst>
+                                    <a:ahLst/>
+                                    <a:cxnLst>
+                                      <a:cxn ang="0">
+                                        <a:pos x="T0" y="T1"/>
+                                      </a:cxn>
+                                      <a:cxn ang="0">
+                                        <a:pos x="T2" y="T3"/>
+                                      </a:cxn>
+                                      <a:cxn ang="0">
+                                        <a:pos x="T4" y="T5"/>
+                                      </a:cxn>
+                                      <a:cxn ang="0">
+                                        <a:pos x="T6" y="T7"/>
+                                      </a:cxn>
+                                      <a:cxn ang="0">
+                                        <a:pos x="T8" y="T9"/>
+                                      </a:cxn>
+                                      <a:cxn ang="0">
+                                        <a:pos x="T10" y="T11"/>
+                                      </a:cxn>
+                                      <a:cxn ang="0">
+                                        <a:pos x="T12" y="T13"/>
+                                      </a:cxn>
+                                      <a:cxn ang="0">
+                                        <a:pos x="T14" y="T15"/>
+                                      </a:cxn>
+                                      <a:cxn ang="0">
+                                        <a:pos x="T16" y="T17"/>
+                                      </a:cxn>
+                                      <a:cxn ang="0">
+                                        <a:pos x="T18" y="T19"/>
+                                      </a:cxn>
+                                      <a:cxn ang="0">
+                                        <a:pos x="T20" y="T21"/>
+                                      </a:cxn>
+                                      <a:cxn ang="0">
+                                        <a:pos x="T22" y="T23"/>
+                                      </a:cxn>
+                                      <a:cxn ang="0">
+                                        <a:pos x="T24" y="T25"/>
+                                      </a:cxn>
+                                      <a:cxn ang="0">
+                                        <a:pos x="T26" y="T27"/>
+                                      </a:cxn>
+                                      <a:cxn ang="0">
+                                        <a:pos x="T28" y="T29"/>
+                                      </a:cxn>
+                                      <a:cxn ang="0">
+                                        <a:pos x="T30" y="T31"/>
+                                      </a:cxn>
+                                      <a:cxn ang="0">
+                                        <a:pos x="T32" y="T33"/>
+                                      </a:cxn>
+                                      <a:cxn ang="0">
+                                        <a:pos x="T34" y="T35"/>
+                                      </a:cxn>
+                                      <a:cxn ang="0">
+                                        <a:pos x="T36" y="T37"/>
+                                      </a:cxn>
+                                      <a:cxn ang="0">
+                                        <a:pos x="T38" y="T39"/>
+                                      </a:cxn>
+                                      <a:cxn ang="0">
+                                        <a:pos x="T40" y="T41"/>
+                                      </a:cxn>
+                                      <a:cxn ang="0">
+                                        <a:pos x="T42" y="T43"/>
+                                      </a:cxn>
+                                    </a:cxnLst>
+                                    <a:rect l="0" t="0" r="r" b="b"/>
+                                    <a:pathLst>
+                                      <a:path w="140" h="1272">
+                                        <a:moveTo>
+                                          <a:pt x="0" y="0"/>
+                                        </a:moveTo>
+                                        <a:lnTo>
+                                          <a:pt x="0" y="0"/>
+                                        </a:lnTo>
+                                        <a:lnTo>
+                                          <a:pt x="1" y="79"/>
+                                        </a:lnTo>
+                                        <a:lnTo>
+                                          <a:pt x="3" y="159"/>
+                                        </a:lnTo>
+                                        <a:lnTo>
+                                          <a:pt x="12" y="317"/>
+                                        </a:lnTo>
+                                        <a:lnTo>
+                                          <a:pt x="23" y="476"/>
+                                        </a:lnTo>
+                                        <a:lnTo>
+                                          <a:pt x="39" y="634"/>
+                                        </a:lnTo>
+                                        <a:lnTo>
+                                          <a:pt x="58" y="792"/>
+                                        </a:lnTo>
+                                        <a:lnTo>
+                                          <a:pt x="83" y="948"/>
+                                        </a:lnTo>
+                                        <a:lnTo>
+                                          <a:pt x="107" y="1086"/>
+                                        </a:lnTo>
+                                        <a:lnTo>
+                                          <a:pt x="135" y="1223"/>
+                                        </a:lnTo>
+                                        <a:lnTo>
+                                          <a:pt x="140" y="1272"/>
+                                        </a:lnTo>
+                                        <a:lnTo>
+                                          <a:pt x="138" y="1262"/>
+                                        </a:lnTo>
+                                        <a:lnTo>
+                                          <a:pt x="105" y="1106"/>
+                                        </a:lnTo>
+                                        <a:lnTo>
+                                          <a:pt x="77" y="949"/>
+                                        </a:lnTo>
+                                        <a:lnTo>
+                                          <a:pt x="53" y="792"/>
+                                        </a:lnTo>
+                                        <a:lnTo>
+                                          <a:pt x="35" y="634"/>
+                                        </a:lnTo>
+                                        <a:lnTo>
+                                          <a:pt x="20" y="476"/>
+                                        </a:lnTo>
+                                        <a:lnTo>
+                                          <a:pt x="9" y="317"/>
+                                        </a:lnTo>
+                                        <a:lnTo>
+                                          <a:pt x="2" y="159"/>
+                                        </a:lnTo>
+                                        <a:lnTo>
+                                          <a:pt x="0" y="79"/>
+                                        </a:lnTo>
+                                        <a:lnTo>
+                                          <a:pt x="0" y="0"/>
+                                        </a:lnTo>
+                                        <a:close/>
+                                      </a:path>
+                                    </a:pathLst>
+                                  </a:custGeom>
+                                  <a:solidFill>
+                                    <a:schemeClr val="tx2"/>
+                                  </a:solidFill>
+                                  <a:ln w="0">
+                                    <a:solidFill>
+                                      <a:schemeClr val="tx2"/>
+                                    </a:solidFill>
+                                    <a:prstDash val="solid"/>
+                                    <a:round/>
+                                    <a:headEnd/>
+                                    <a:tailEnd/>
+                                  </a:ln>
+                                </wps:spPr>
+                                <wps:bodyPr vert="horz" wrap="square" lIns="91440" tIns="45720" rIns="91440" bIns="45720" numCol="1" anchor="t" anchorCtr="0" compatLnSpc="1">
+                                  <a:prstTxWarp prst="textNoShape">
+                                    <a:avLst/>
+                                  </a:prstTxWarp>
+                                </wps:bodyPr>
+                              </wps:wsp>
+                              <wps:wsp>
+                                <wps:cNvPr id="23" name="Forma libre 23"/>
+                                <wps:cNvSpPr>
+                                  <a:spLocks/>
+                                </wps:cNvSpPr>
+                                <wps:spPr bwMode="auto">
+                                  <a:xfrm>
+                                    <a:off x="341087" y="4861100"/>
+                                    <a:ext cx="71438" cy="1355725"/>
+                                  </a:xfrm>
+                                  <a:custGeom>
+                                    <a:avLst/>
+                                    <a:gdLst>
+                                      <a:gd name="T0" fmla="*/ 45 w 45"/>
+                                      <a:gd name="T1" fmla="*/ 0 h 854"/>
+                                      <a:gd name="T2" fmla="*/ 45 w 45"/>
+                                      <a:gd name="T3" fmla="*/ 0 h 854"/>
+                                      <a:gd name="T4" fmla="*/ 35 w 45"/>
+                                      <a:gd name="T5" fmla="*/ 66 h 854"/>
+                                      <a:gd name="T6" fmla="*/ 26 w 45"/>
+                                      <a:gd name="T7" fmla="*/ 133 h 854"/>
+                                      <a:gd name="T8" fmla="*/ 14 w 45"/>
+                                      <a:gd name="T9" fmla="*/ 267 h 854"/>
+                                      <a:gd name="T10" fmla="*/ 6 w 45"/>
+                                      <a:gd name="T11" fmla="*/ 401 h 854"/>
+                                      <a:gd name="T12" fmla="*/ 3 w 45"/>
+                                      <a:gd name="T13" fmla="*/ 534 h 854"/>
+                                      <a:gd name="T14" fmla="*/ 6 w 45"/>
+                                      <a:gd name="T15" fmla="*/ 669 h 854"/>
+                                      <a:gd name="T16" fmla="*/ 14 w 45"/>
+                                      <a:gd name="T17" fmla="*/ 803 h 854"/>
+                                      <a:gd name="T18" fmla="*/ 18 w 45"/>
+                                      <a:gd name="T19" fmla="*/ 854 h 854"/>
+                                      <a:gd name="T20" fmla="*/ 18 w 45"/>
+                                      <a:gd name="T21" fmla="*/ 851 h 854"/>
+                                      <a:gd name="T22" fmla="*/ 9 w 45"/>
+                                      <a:gd name="T23" fmla="*/ 814 h 854"/>
+                                      <a:gd name="T24" fmla="*/ 8 w 45"/>
+                                      <a:gd name="T25" fmla="*/ 803 h 854"/>
+                                      <a:gd name="T26" fmla="*/ 1 w 45"/>
+                                      <a:gd name="T27" fmla="*/ 669 h 854"/>
+                                      <a:gd name="T28" fmla="*/ 0 w 45"/>
+                                      <a:gd name="T29" fmla="*/ 534 h 854"/>
+                                      <a:gd name="T30" fmla="*/ 3 w 45"/>
+                                      <a:gd name="T31" fmla="*/ 401 h 854"/>
+                                      <a:gd name="T32" fmla="*/ 12 w 45"/>
+                                      <a:gd name="T33" fmla="*/ 267 h 854"/>
+                                      <a:gd name="T34" fmla="*/ 25 w 45"/>
+                                      <a:gd name="T35" fmla="*/ 132 h 854"/>
+                                      <a:gd name="T36" fmla="*/ 34 w 45"/>
+                                      <a:gd name="T37" fmla="*/ 66 h 854"/>
+                                      <a:gd name="T38" fmla="*/ 45 w 45"/>
+                                      <a:gd name="T39" fmla="*/ 0 h 854"/>
+                                    </a:gdLst>
+                                    <a:ahLst/>
+                                    <a:cxnLst>
+                                      <a:cxn ang="0">
+                                        <a:pos x="T0" y="T1"/>
+                                      </a:cxn>
+                                      <a:cxn ang="0">
+                                        <a:pos x="T2" y="T3"/>
+                                      </a:cxn>
+                                      <a:cxn ang="0">
+                                        <a:pos x="T4" y="T5"/>
+                                      </a:cxn>
+                                      <a:cxn ang="0">
+                                        <a:pos x="T6" y="T7"/>
+                                      </a:cxn>
+                                      <a:cxn ang="0">
+                                        <a:pos x="T8" y="T9"/>
+                                      </a:cxn>
+                                      <a:cxn ang="0">
+                                        <a:pos x="T10" y="T11"/>
+                                      </a:cxn>
+                                      <a:cxn ang="0">
+                                        <a:pos x="T12" y="T13"/>
+                                      </a:cxn>
+                                      <a:cxn ang="0">
+                                        <a:pos x="T14" y="T15"/>
+                                      </a:cxn>
+                                      <a:cxn ang="0">
+                                        <a:pos x="T16" y="T17"/>
+                                      </a:cxn>
+                                      <a:cxn ang="0">
+                                        <a:pos x="T18" y="T19"/>
+                                      </a:cxn>
+                                      <a:cxn ang="0">
+                                        <a:pos x="T20" y="T21"/>
+                                      </a:cxn>
+                                      <a:cxn ang="0">
+                                        <a:pos x="T22" y="T23"/>
+                                      </a:cxn>
+                                      <a:cxn ang="0">
+                                        <a:pos x="T24" y="T25"/>
+                                      </a:cxn>
+                                      <a:cxn ang="0">
+                                        <a:pos x="T26" y="T27"/>
+                                      </a:cxn>
+                                      <a:cxn ang="0">
+                                        <a:pos x="T28" y="T29"/>
+                                      </a:cxn>
+                                      <a:cxn ang="0">
+                                        <a:pos x="T30" y="T31"/>
+                                      </a:cxn>
+                                      <a:cxn ang="0">
+                                        <a:pos x="T32" y="T33"/>
+                                      </a:cxn>
+                                      <a:cxn ang="0">
+                                        <a:pos x="T34" y="T35"/>
+                                      </a:cxn>
+                                      <a:cxn ang="0">
+                                        <a:pos x="T36" y="T37"/>
+                                      </a:cxn>
+                                      <a:cxn ang="0">
+                                        <a:pos x="T38" y="T39"/>
+                                      </a:cxn>
+                                    </a:cxnLst>
+                                    <a:rect l="0" t="0" r="r" b="b"/>
+                                    <a:pathLst>
+                                      <a:path w="45" h="854">
+                                        <a:moveTo>
+                                          <a:pt x="45" y="0"/>
+                                        </a:moveTo>
+                                        <a:lnTo>
+                                          <a:pt x="45" y="0"/>
+                                        </a:lnTo>
+                                        <a:lnTo>
+                                          <a:pt x="35" y="66"/>
+                                        </a:lnTo>
+                                        <a:lnTo>
+                                          <a:pt x="26" y="133"/>
+                                        </a:lnTo>
+                                        <a:lnTo>
+                                          <a:pt x="14" y="267"/>
+                                        </a:lnTo>
+                                        <a:lnTo>
+                                          <a:pt x="6" y="401"/>
+                                        </a:lnTo>
+                                        <a:lnTo>
+                                          <a:pt x="3" y="534"/>
+                                        </a:lnTo>
+                                        <a:lnTo>
+                                          <a:pt x="6" y="669"/>
+                                        </a:lnTo>
+                                        <a:lnTo>
+                                          <a:pt x="14" y="803"/>
+                                        </a:lnTo>
+                                        <a:lnTo>
+                                          <a:pt x="18" y="854"/>
+                                        </a:lnTo>
+                                        <a:lnTo>
+                                          <a:pt x="18" y="851"/>
+                                        </a:lnTo>
+                                        <a:lnTo>
+                                          <a:pt x="9" y="814"/>
+                                        </a:lnTo>
+                                        <a:lnTo>
+                                          <a:pt x="8" y="803"/>
+                                        </a:lnTo>
+                                        <a:lnTo>
+                                          <a:pt x="1" y="669"/>
+                                        </a:lnTo>
+                                        <a:lnTo>
+                                          <a:pt x="0" y="534"/>
+                                        </a:lnTo>
+                                        <a:lnTo>
+                                          <a:pt x="3" y="401"/>
+                                        </a:lnTo>
+                                        <a:lnTo>
+                                          <a:pt x="12" y="267"/>
+                                        </a:lnTo>
+                                        <a:lnTo>
+                                          <a:pt x="25" y="132"/>
+                                        </a:lnTo>
+                                        <a:lnTo>
+                                          <a:pt x="34" y="66"/>
+                                        </a:lnTo>
+                                        <a:lnTo>
+                                          <a:pt x="45" y="0"/>
+                                        </a:lnTo>
+                                        <a:close/>
+                                      </a:path>
+                                    </a:pathLst>
+                                  </a:custGeom>
+                                  <a:solidFill>
+                                    <a:schemeClr val="tx2"/>
+                                  </a:solidFill>
+                                  <a:ln w="0">
+                                    <a:solidFill>
+                                      <a:schemeClr val="tx2"/>
+                                    </a:solidFill>
+                                    <a:prstDash val="solid"/>
+                                    <a:round/>
+                                    <a:headEnd/>
+                                    <a:tailEnd/>
+                                  </a:ln>
+                                </wps:spPr>
+                                <wps:bodyPr vert="horz" wrap="square" lIns="91440" tIns="45720" rIns="91440" bIns="45720" numCol="1" anchor="t" anchorCtr="0" compatLnSpc="1">
+                                  <a:prstTxWarp prst="textNoShape">
+                                    <a:avLst/>
+                                  </a:prstTxWarp>
+                                </wps:bodyPr>
+                              </wps:wsp>
+                              <wps:wsp>
+                                <wps:cNvPr id="24" name="Forma libre 24"/>
+                                <wps:cNvSpPr>
+                                  <a:spLocks/>
+                                </wps:cNvSpPr>
+                                <wps:spPr bwMode="auto">
+                                  <a:xfrm>
+                                    <a:off x="363312" y="6231112"/>
+                                    <a:ext cx="244475" cy="998538"/>
+                                  </a:xfrm>
+                                  <a:custGeom>
+                                    <a:avLst/>
+                                    <a:gdLst>
+                                      <a:gd name="T0" fmla="*/ 0 w 154"/>
+                                      <a:gd name="T1" fmla="*/ 0 h 629"/>
+                                      <a:gd name="T2" fmla="*/ 10 w 154"/>
+                                      <a:gd name="T3" fmla="*/ 44 h 629"/>
+                                      <a:gd name="T4" fmla="*/ 21 w 154"/>
+                                      <a:gd name="T5" fmla="*/ 126 h 629"/>
+                                      <a:gd name="T6" fmla="*/ 34 w 154"/>
+                                      <a:gd name="T7" fmla="*/ 207 h 629"/>
+                                      <a:gd name="T8" fmla="*/ 53 w 154"/>
+                                      <a:gd name="T9" fmla="*/ 293 h 629"/>
+                                      <a:gd name="T10" fmla="*/ 75 w 154"/>
+                                      <a:gd name="T11" fmla="*/ 380 h 629"/>
+                                      <a:gd name="T12" fmla="*/ 100 w 154"/>
+                                      <a:gd name="T13" fmla="*/ 466 h 629"/>
+                                      <a:gd name="T14" fmla="*/ 120 w 154"/>
+                                      <a:gd name="T15" fmla="*/ 521 h 629"/>
+                                      <a:gd name="T16" fmla="*/ 141 w 154"/>
+                                      <a:gd name="T17" fmla="*/ 576 h 629"/>
+                                      <a:gd name="T18" fmla="*/ 152 w 154"/>
+                                      <a:gd name="T19" fmla="*/ 618 h 629"/>
+                                      <a:gd name="T20" fmla="*/ 154 w 154"/>
+                                      <a:gd name="T21" fmla="*/ 629 h 629"/>
+                                      <a:gd name="T22" fmla="*/ 140 w 154"/>
+                                      <a:gd name="T23" fmla="*/ 595 h 629"/>
+                                      <a:gd name="T24" fmla="*/ 115 w 154"/>
+                                      <a:gd name="T25" fmla="*/ 532 h 629"/>
+                                      <a:gd name="T26" fmla="*/ 93 w 154"/>
+                                      <a:gd name="T27" fmla="*/ 468 h 629"/>
+                                      <a:gd name="T28" fmla="*/ 67 w 154"/>
+                                      <a:gd name="T29" fmla="*/ 383 h 629"/>
+                                      <a:gd name="T30" fmla="*/ 47 w 154"/>
+                                      <a:gd name="T31" fmla="*/ 295 h 629"/>
+                                      <a:gd name="T32" fmla="*/ 28 w 154"/>
+                                      <a:gd name="T33" fmla="*/ 207 h 629"/>
+                                      <a:gd name="T34" fmla="*/ 12 w 154"/>
+                                      <a:gd name="T35" fmla="*/ 104 h 629"/>
+                                      <a:gd name="T36" fmla="*/ 0 w 154"/>
+                                      <a:gd name="T37" fmla="*/ 0 h 629"/>
+                                    </a:gdLst>
+                                    <a:ahLst/>
+                                    <a:cxnLst>
+                                      <a:cxn ang="0">
+                                        <a:pos x="T0" y="T1"/>
+                                      </a:cxn>
+                                      <a:cxn ang="0">
+                                        <a:pos x="T2" y="T3"/>
+                                      </a:cxn>
+                                      <a:cxn ang="0">
+                                        <a:pos x="T4" y="T5"/>
+                                      </a:cxn>
+                                      <a:cxn ang="0">
+                                        <a:pos x="T6" y="T7"/>
+                                      </a:cxn>
+                                      <a:cxn ang="0">
+                                        <a:pos x="T8" y="T9"/>
+                                      </a:cxn>
+                                      <a:cxn ang="0">
+                                        <a:pos x="T10" y="T11"/>
+                                      </a:cxn>
+                                      <a:cxn ang="0">
+                                        <a:pos x="T12" y="T13"/>
+                                      </a:cxn>
+                                      <a:cxn ang="0">
+                                        <a:pos x="T14" y="T15"/>
+                                      </a:cxn>
+                                      <a:cxn ang="0">
+                                        <a:pos x="T16" y="T17"/>
+                                      </a:cxn>
+                                      <a:cxn ang="0">
+                                        <a:pos x="T18" y="T19"/>
+                                      </a:cxn>
+                                      <a:cxn ang="0">
+                                        <a:pos x="T20" y="T21"/>
+                                      </a:cxn>
+                                      <a:cxn ang="0">
+                                        <a:pos x="T22" y="T23"/>
+                                      </a:cxn>
+                                      <a:cxn ang="0">
+                                        <a:pos x="T24" y="T25"/>
+                                      </a:cxn>
+                                      <a:cxn ang="0">
+                                        <a:pos x="T26" y="T27"/>
+                                      </a:cxn>
+                                      <a:cxn ang="0">
+                                        <a:pos x="T28" y="T29"/>
+                                      </a:cxn>
+                                      <a:cxn ang="0">
+                                        <a:pos x="T30" y="T31"/>
+                                      </a:cxn>
+                                      <a:cxn ang="0">
+                                        <a:pos x="T32" y="T33"/>
+                                      </a:cxn>
+                                      <a:cxn ang="0">
+                                        <a:pos x="T34" y="T35"/>
+                                      </a:cxn>
+                                      <a:cxn ang="0">
+                                        <a:pos x="T36" y="T37"/>
+                                      </a:cxn>
+                                    </a:cxnLst>
+                                    <a:rect l="0" t="0" r="r" b="b"/>
+                                    <a:pathLst>
+                                      <a:path w="154" h="629">
+                                        <a:moveTo>
+                                          <a:pt x="0" y="0"/>
+                                        </a:moveTo>
+                                        <a:lnTo>
+                                          <a:pt x="10" y="44"/>
+                                        </a:lnTo>
+                                        <a:lnTo>
+                                          <a:pt x="21" y="126"/>
+                                        </a:lnTo>
+                                        <a:lnTo>
+                                          <a:pt x="34" y="207"/>
+                                        </a:lnTo>
+                                        <a:lnTo>
+                                          <a:pt x="53" y="293"/>
+                                        </a:lnTo>
+                                        <a:lnTo>
+                                          <a:pt x="75" y="380"/>
+                                        </a:lnTo>
+                                        <a:lnTo>
+                                          <a:pt x="100" y="466"/>
+                                        </a:lnTo>
+                                        <a:lnTo>
+                                          <a:pt x="120" y="521"/>
+                                        </a:lnTo>
+                                        <a:lnTo>
+                                          <a:pt x="141" y="576"/>
+                                        </a:lnTo>
+                                        <a:lnTo>
+                                          <a:pt x="152" y="618"/>
+                                        </a:lnTo>
+                                        <a:lnTo>
+                                          <a:pt x="154" y="629"/>
+                                        </a:lnTo>
+                                        <a:lnTo>
+                                          <a:pt x="140" y="595"/>
+                                        </a:lnTo>
+                                        <a:lnTo>
+                                          <a:pt x="115" y="532"/>
+                                        </a:lnTo>
+                                        <a:lnTo>
+                                          <a:pt x="93" y="468"/>
+                                        </a:lnTo>
+                                        <a:lnTo>
+                                          <a:pt x="67" y="383"/>
+                                        </a:lnTo>
+                                        <a:lnTo>
+                                          <a:pt x="47" y="295"/>
+                                        </a:lnTo>
+                                        <a:lnTo>
+                                          <a:pt x="28" y="207"/>
+                                        </a:lnTo>
+                                        <a:lnTo>
+                                          <a:pt x="12" y="104"/>
+                                        </a:lnTo>
+                                        <a:lnTo>
+                                          <a:pt x="0" y="0"/>
+                                        </a:lnTo>
+                                        <a:close/>
+                                      </a:path>
+                                    </a:pathLst>
+                                  </a:custGeom>
+                                  <a:solidFill>
+                                    <a:schemeClr val="tx2"/>
+                                  </a:solidFill>
+                                  <a:ln w="0">
+                                    <a:solidFill>
+                                      <a:schemeClr val="tx2"/>
+                                    </a:solidFill>
+                                    <a:prstDash val="solid"/>
+                                    <a:round/>
+                                    <a:headEnd/>
+                                    <a:tailEnd/>
+                                  </a:ln>
+                                </wps:spPr>
+                                <wps:bodyPr vert="horz" wrap="square" lIns="91440" tIns="45720" rIns="91440" bIns="45720" numCol="1" anchor="t" anchorCtr="0" compatLnSpc="1">
+                                  <a:prstTxWarp prst="textNoShape">
+                                    <a:avLst/>
+                                  </a:prstTxWarp>
+                                </wps:bodyPr>
+                              </wps:wsp>
+                              <wps:wsp>
+                                <wps:cNvPr id="25" name="Forma libre 25"/>
+                                <wps:cNvSpPr>
+                                  <a:spLocks/>
+                                </wps:cNvSpPr>
+                                <wps:spPr bwMode="auto">
+                                  <a:xfrm>
+                                    <a:off x="620487" y="7223300"/>
+                                    <a:ext cx="52388" cy="109538"/>
+                                  </a:xfrm>
+                                  <a:custGeom>
+                                    <a:avLst/>
+                                    <a:gdLst>
+                                      <a:gd name="T0" fmla="*/ 0 w 33"/>
+                                      <a:gd name="T1" fmla="*/ 0 h 69"/>
+                                      <a:gd name="T2" fmla="*/ 33 w 33"/>
+                                      <a:gd name="T3" fmla="*/ 69 h 69"/>
+                                      <a:gd name="T4" fmla="*/ 24 w 33"/>
+                                      <a:gd name="T5" fmla="*/ 69 h 69"/>
+                                      <a:gd name="T6" fmla="*/ 12 w 33"/>
+                                      <a:gd name="T7" fmla="*/ 35 h 69"/>
+                                      <a:gd name="T8" fmla="*/ 0 w 33"/>
+                                      <a:gd name="T9" fmla="*/ 0 h 69"/>
+                                    </a:gdLst>
+                                    <a:ahLst/>
+                                    <a:cxnLst>
+                                      <a:cxn ang="0">
+                                        <a:pos x="T0" y="T1"/>
+                                      </a:cxn>
+                                      <a:cxn ang="0">
+                                        <a:pos x="T2" y="T3"/>
+                                      </a:cxn>
+                                      <a:cxn ang="0">
+                                        <a:pos x="T4" y="T5"/>
+                                      </a:cxn>
+                                      <a:cxn ang="0">
+                                        <a:pos x="T6" y="T7"/>
+                                      </a:cxn>
+                                      <a:cxn ang="0">
+                                        <a:pos x="T8" y="T9"/>
+                                      </a:cxn>
+                                    </a:cxnLst>
+                                    <a:rect l="0" t="0" r="r" b="b"/>
+                                    <a:pathLst>
+                                      <a:path w="33" h="69">
+                                        <a:moveTo>
+                                          <a:pt x="0" y="0"/>
+                                        </a:moveTo>
+                                        <a:lnTo>
+                                          <a:pt x="33" y="69"/>
+                                        </a:lnTo>
+                                        <a:lnTo>
+                                          <a:pt x="24" y="69"/>
+                                        </a:lnTo>
+                                        <a:lnTo>
+                                          <a:pt x="12" y="35"/>
+                                        </a:lnTo>
+                                        <a:lnTo>
+                                          <a:pt x="0" y="0"/>
+                                        </a:lnTo>
+                                        <a:close/>
+                                      </a:path>
+                                    </a:pathLst>
+                                  </a:custGeom>
+                                  <a:solidFill>
+                                    <a:schemeClr val="tx2"/>
+                                  </a:solidFill>
+                                  <a:ln w="0">
+                                    <a:solidFill>
+                                      <a:schemeClr val="tx2"/>
+                                    </a:solidFill>
+                                    <a:prstDash val="solid"/>
+                                    <a:round/>
+                                    <a:headEnd/>
+                                    <a:tailEnd/>
+                                  </a:ln>
+                                </wps:spPr>
+                                <wps:bodyPr vert="horz" wrap="square" lIns="91440" tIns="45720" rIns="91440" bIns="45720" numCol="1" anchor="t" anchorCtr="0" compatLnSpc="1">
+                                  <a:prstTxWarp prst="textNoShape">
+                                    <a:avLst/>
+                                  </a:prstTxWarp>
+                                </wps:bodyPr>
+                              </wps:wsp>
+                              <wps:wsp>
+                                <wps:cNvPr id="26" name="Forma libre 26"/>
+                                <wps:cNvSpPr>
+                                  <a:spLocks/>
+                                </wps:cNvSpPr>
+                                <wps:spPr bwMode="auto">
+                                  <a:xfrm>
+                                    <a:off x="355374" y="6153325"/>
+                                    <a:ext cx="23813" cy="147638"/>
+                                  </a:xfrm>
+                                  <a:custGeom>
+                                    <a:avLst/>
+                                    <a:gdLst>
+                                      <a:gd name="T0" fmla="*/ 0 w 15"/>
+                                      <a:gd name="T1" fmla="*/ 0 h 93"/>
+                                      <a:gd name="T2" fmla="*/ 9 w 15"/>
+                                      <a:gd name="T3" fmla="*/ 37 h 93"/>
+                                      <a:gd name="T4" fmla="*/ 9 w 15"/>
+                                      <a:gd name="T5" fmla="*/ 40 h 93"/>
+                                      <a:gd name="T6" fmla="*/ 15 w 15"/>
+                                      <a:gd name="T7" fmla="*/ 93 h 93"/>
+                                      <a:gd name="T8" fmla="*/ 5 w 15"/>
+                                      <a:gd name="T9" fmla="*/ 49 h 93"/>
+                                      <a:gd name="T10" fmla="*/ 0 w 15"/>
+                                      <a:gd name="T11" fmla="*/ 0 h 93"/>
+                                    </a:gdLst>
+                                    <a:ahLst/>
+                                    <a:cxnLst>
+                                      <a:cxn ang="0">
+                                        <a:pos x="T0" y="T1"/>
+                                      </a:cxn>
+                                      <a:cxn ang="0">
+                                        <a:pos x="T2" y="T3"/>
+                                      </a:cxn>
+                                      <a:cxn ang="0">
+                                        <a:pos x="T4" y="T5"/>
+                                      </a:cxn>
+                                      <a:cxn ang="0">
+                                        <a:pos x="T6" y="T7"/>
+                                      </a:cxn>
+                                      <a:cxn ang="0">
+                                        <a:pos x="T8" y="T9"/>
+                                      </a:cxn>
+                                      <a:cxn ang="0">
+                                        <a:pos x="T10" y="T11"/>
+                                      </a:cxn>
+                                    </a:cxnLst>
+                                    <a:rect l="0" t="0" r="r" b="b"/>
+                                    <a:pathLst>
+                                      <a:path w="15" h="93">
+                                        <a:moveTo>
+                                          <a:pt x="0" y="0"/>
+                                        </a:moveTo>
+                                        <a:lnTo>
+                                          <a:pt x="9" y="37"/>
+                                        </a:lnTo>
+                                        <a:lnTo>
+                                          <a:pt x="9" y="40"/>
+                                        </a:lnTo>
+                                        <a:lnTo>
+                                          <a:pt x="15" y="93"/>
+                                        </a:lnTo>
+                                        <a:lnTo>
+                                          <a:pt x="5" y="49"/>
+                                        </a:lnTo>
+                                        <a:lnTo>
+                                          <a:pt x="0" y="0"/>
+                                        </a:lnTo>
+                                        <a:close/>
+                                      </a:path>
+                                    </a:pathLst>
+                                  </a:custGeom>
+                                  <a:solidFill>
+                                    <a:schemeClr val="tx2"/>
+                                  </a:solidFill>
+                                  <a:ln w="0">
+                                    <a:solidFill>
+                                      <a:schemeClr val="tx2"/>
+                                    </a:solidFill>
+                                    <a:prstDash val="solid"/>
+                                    <a:round/>
+                                    <a:headEnd/>
+                                    <a:tailEnd/>
+                                  </a:ln>
+                                </wps:spPr>
+                                <wps:bodyPr vert="horz" wrap="square" lIns="91440" tIns="45720" rIns="91440" bIns="45720" numCol="1" anchor="t" anchorCtr="0" compatLnSpc="1">
+                                  <a:prstTxWarp prst="textNoShape">
+                                    <a:avLst/>
+                                  </a:prstTxWarp>
+                                </wps:bodyPr>
+                              </wps:wsp>
+                              <wps:wsp>
+                                <wps:cNvPr id="27" name="Forma libre 27"/>
+                                <wps:cNvSpPr>
+                                  <a:spLocks/>
+                                </wps:cNvSpPr>
+                                <wps:spPr bwMode="auto">
+                                  <a:xfrm>
+                                    <a:off x="563337" y="5689775"/>
+                                    <a:ext cx="625475" cy="1216025"/>
+                                  </a:xfrm>
+                                  <a:custGeom>
+                                    <a:avLst/>
+                                    <a:gdLst>
+                                      <a:gd name="T0" fmla="*/ 394 w 394"/>
+                                      <a:gd name="T1" fmla="*/ 0 h 766"/>
+                                      <a:gd name="T2" fmla="*/ 394 w 394"/>
+                                      <a:gd name="T3" fmla="*/ 0 h 766"/>
+                                      <a:gd name="T4" fmla="*/ 356 w 394"/>
+                                      <a:gd name="T5" fmla="*/ 38 h 766"/>
+                                      <a:gd name="T6" fmla="*/ 319 w 394"/>
+                                      <a:gd name="T7" fmla="*/ 77 h 766"/>
+                                      <a:gd name="T8" fmla="*/ 284 w 394"/>
+                                      <a:gd name="T9" fmla="*/ 117 h 766"/>
+                                      <a:gd name="T10" fmla="*/ 249 w 394"/>
+                                      <a:gd name="T11" fmla="*/ 160 h 766"/>
+                                      <a:gd name="T12" fmla="*/ 207 w 394"/>
+                                      <a:gd name="T13" fmla="*/ 218 h 766"/>
+                                      <a:gd name="T14" fmla="*/ 168 w 394"/>
+                                      <a:gd name="T15" fmla="*/ 276 h 766"/>
+                                      <a:gd name="T16" fmla="*/ 131 w 394"/>
+                                      <a:gd name="T17" fmla="*/ 339 h 766"/>
+                                      <a:gd name="T18" fmla="*/ 98 w 394"/>
+                                      <a:gd name="T19" fmla="*/ 402 h 766"/>
+                                      <a:gd name="T20" fmla="*/ 69 w 394"/>
+                                      <a:gd name="T21" fmla="*/ 467 h 766"/>
+                                      <a:gd name="T22" fmla="*/ 45 w 394"/>
+                                      <a:gd name="T23" fmla="*/ 535 h 766"/>
+                                      <a:gd name="T24" fmla="*/ 26 w 394"/>
+                                      <a:gd name="T25" fmla="*/ 604 h 766"/>
+                                      <a:gd name="T26" fmla="*/ 14 w 394"/>
+                                      <a:gd name="T27" fmla="*/ 673 h 766"/>
+                                      <a:gd name="T28" fmla="*/ 7 w 394"/>
+                                      <a:gd name="T29" fmla="*/ 746 h 766"/>
+                                      <a:gd name="T30" fmla="*/ 6 w 394"/>
+                                      <a:gd name="T31" fmla="*/ 766 h 766"/>
+                                      <a:gd name="T32" fmla="*/ 0 w 394"/>
+                                      <a:gd name="T33" fmla="*/ 749 h 766"/>
+                                      <a:gd name="T34" fmla="*/ 1 w 394"/>
+                                      <a:gd name="T35" fmla="*/ 744 h 766"/>
+                                      <a:gd name="T36" fmla="*/ 7 w 394"/>
+                                      <a:gd name="T37" fmla="*/ 673 h 766"/>
+                                      <a:gd name="T38" fmla="*/ 21 w 394"/>
+                                      <a:gd name="T39" fmla="*/ 603 h 766"/>
+                                      <a:gd name="T40" fmla="*/ 40 w 394"/>
+                                      <a:gd name="T41" fmla="*/ 533 h 766"/>
+                                      <a:gd name="T42" fmla="*/ 65 w 394"/>
+                                      <a:gd name="T43" fmla="*/ 466 h 766"/>
+                                      <a:gd name="T44" fmla="*/ 94 w 394"/>
+                                      <a:gd name="T45" fmla="*/ 400 h 766"/>
+                                      <a:gd name="T46" fmla="*/ 127 w 394"/>
+                                      <a:gd name="T47" fmla="*/ 336 h 766"/>
+                                      <a:gd name="T48" fmla="*/ 164 w 394"/>
+                                      <a:gd name="T49" fmla="*/ 275 h 766"/>
+                                      <a:gd name="T50" fmla="*/ 204 w 394"/>
+                                      <a:gd name="T51" fmla="*/ 215 h 766"/>
+                                      <a:gd name="T52" fmla="*/ 248 w 394"/>
+                                      <a:gd name="T53" fmla="*/ 158 h 766"/>
+                                      <a:gd name="T54" fmla="*/ 282 w 394"/>
+                                      <a:gd name="T55" fmla="*/ 116 h 766"/>
+                                      <a:gd name="T56" fmla="*/ 318 w 394"/>
+                                      <a:gd name="T57" fmla="*/ 76 h 766"/>
+                                      <a:gd name="T58" fmla="*/ 354 w 394"/>
+                                      <a:gd name="T59" fmla="*/ 37 h 766"/>
+                                      <a:gd name="T60" fmla="*/ 394 w 394"/>
+                                      <a:gd name="T61" fmla="*/ 0 h 766"/>
+                                    </a:gdLst>
+                                    <a:ahLst/>
+                                    <a:cxnLst>
+                                      <a:cxn ang="0">
+                                        <a:pos x="T0" y="T1"/>
+                                      </a:cxn>
+                                      <a:cxn ang="0">
+                                        <a:pos x="T2" y="T3"/>
+                                      </a:cxn>
+                                      <a:cxn ang="0">
+                                        <a:pos x="T4" y="T5"/>
+                                      </a:cxn>
+                                      <a:cxn ang="0">
+                                        <a:pos x="T6" y="T7"/>
+                                      </a:cxn>
+                                      <a:cxn ang="0">
+                                        <a:pos x="T8" y="T9"/>
+                                      </a:cxn>
+                                      <a:cxn ang="0">
+                                        <a:pos x="T10" y="T11"/>
+                                      </a:cxn>
+                                      <a:cxn ang="0">
+                                        <a:pos x="T12" y="T13"/>
+                                      </a:cxn>
+                                      <a:cxn ang="0">
+                                        <a:pos x="T14" y="T15"/>
+                                      </a:cxn>
+                                      <a:cxn ang="0">
+                                        <a:pos x="T16" y="T17"/>
+                                      </a:cxn>
+                                      <a:cxn ang="0">
+                                        <a:pos x="T18" y="T19"/>
+                                      </a:cxn>
+                                      <a:cxn ang="0">
+                                        <a:pos x="T20" y="T21"/>
+                                      </a:cxn>
+                                      <a:cxn ang="0">
+                                        <a:pos x="T22" y="T23"/>
+                                      </a:cxn>
+                                      <a:cxn ang="0">
+                                        <a:pos x="T24" y="T25"/>
+                                      </a:cxn>
+                                      <a:cxn ang="0">
+                                        <a:pos x="T26" y="T27"/>
+                                      </a:cxn>
+                                      <a:cxn ang="0">
+                                        <a:pos x="T28" y="T29"/>
+                                      </a:cxn>
+                                      <a:cxn ang="0">
+                                        <a:pos x="T30" y="T31"/>
+                                      </a:cxn>
+                                      <a:cxn ang="0">
+                                        <a:pos x="T32" y="T33"/>
+                                      </a:cxn>
+                                      <a:cxn ang="0">
+                                        <a:pos x="T34" y="T35"/>
+                                      </a:cxn>
+                                      <a:cxn ang="0">
+                                        <a:pos x="T36" y="T37"/>
+                                      </a:cxn>
+                                      <a:cxn ang="0">
+                                        <a:pos x="T38" y="T39"/>
+                                      </a:cxn>
+                                      <a:cxn ang="0">
+                                        <a:pos x="T40" y="T41"/>
+                                      </a:cxn>
+                                      <a:cxn ang="0">
+                                        <a:pos x="T42" y="T43"/>
+                                      </a:cxn>
+                                      <a:cxn ang="0">
+                                        <a:pos x="T44" y="T45"/>
+                                      </a:cxn>
+                                      <a:cxn ang="0">
+                                        <a:pos x="T46" y="T47"/>
+                                      </a:cxn>
+                                      <a:cxn ang="0">
+                                        <a:pos x="T48" y="T49"/>
+                                      </a:cxn>
+                                      <a:cxn ang="0">
+                                        <a:pos x="T50" y="T51"/>
+                                      </a:cxn>
+                                      <a:cxn ang="0">
+                                        <a:pos x="T52" y="T53"/>
+                                      </a:cxn>
+                                      <a:cxn ang="0">
+                                        <a:pos x="T54" y="T55"/>
+                                      </a:cxn>
+                                      <a:cxn ang="0">
+                                        <a:pos x="T56" y="T57"/>
+                                      </a:cxn>
+                                      <a:cxn ang="0">
+                                        <a:pos x="T58" y="T59"/>
+                                      </a:cxn>
+                                      <a:cxn ang="0">
+                                        <a:pos x="T60" y="T61"/>
+                                      </a:cxn>
+                                    </a:cxnLst>
+                                    <a:rect l="0" t="0" r="r" b="b"/>
+                                    <a:pathLst>
+                                      <a:path w="394" h="766">
+                                        <a:moveTo>
+                                          <a:pt x="394" y="0"/>
+                                        </a:moveTo>
+                                        <a:lnTo>
+                                          <a:pt x="394" y="0"/>
+                                        </a:lnTo>
+                                        <a:lnTo>
+                                          <a:pt x="356" y="38"/>
+                                        </a:lnTo>
+                                        <a:lnTo>
+                                          <a:pt x="319" y="77"/>
+                                        </a:lnTo>
+                                        <a:lnTo>
+                                          <a:pt x="284" y="117"/>
+                                        </a:lnTo>
+                                        <a:lnTo>
+                                          <a:pt x="249" y="160"/>
+                                        </a:lnTo>
+                                        <a:lnTo>
+                                          <a:pt x="207" y="218"/>
+                                        </a:lnTo>
+                                        <a:lnTo>
+                                          <a:pt x="168" y="276"/>
+                                        </a:lnTo>
+                                        <a:lnTo>
+                                          <a:pt x="131" y="339"/>
+                                        </a:lnTo>
+                                        <a:lnTo>
+                                          <a:pt x="98" y="402"/>
+                                        </a:lnTo>
+                                        <a:lnTo>
+                                          <a:pt x="69" y="467"/>
+                                        </a:lnTo>
+                                        <a:lnTo>
+                                          <a:pt x="45" y="535"/>
+                                        </a:lnTo>
+                                        <a:lnTo>
+                                          <a:pt x="26" y="604"/>
+                                        </a:lnTo>
+                                        <a:lnTo>
+                                          <a:pt x="14" y="673"/>
+                                        </a:lnTo>
+                                        <a:lnTo>
+                                          <a:pt x="7" y="746"/>
+                                        </a:lnTo>
+                                        <a:lnTo>
+                                          <a:pt x="6" y="766"/>
+                                        </a:lnTo>
+                                        <a:lnTo>
+                                          <a:pt x="0" y="749"/>
+                                        </a:lnTo>
+                                        <a:lnTo>
+                                          <a:pt x="1" y="744"/>
+                                        </a:lnTo>
+                                        <a:lnTo>
+                                          <a:pt x="7" y="673"/>
+                                        </a:lnTo>
+                                        <a:lnTo>
+                                          <a:pt x="21" y="603"/>
+                                        </a:lnTo>
+                                        <a:lnTo>
+                                          <a:pt x="40" y="533"/>
+                                        </a:lnTo>
+                                        <a:lnTo>
+                                          <a:pt x="65" y="466"/>
+                                        </a:lnTo>
+                                        <a:lnTo>
+                                          <a:pt x="94" y="400"/>
+                                        </a:lnTo>
+                                        <a:lnTo>
+                                          <a:pt x="127" y="336"/>
+                                        </a:lnTo>
+                                        <a:lnTo>
+                                          <a:pt x="164" y="275"/>
+                                        </a:lnTo>
+                                        <a:lnTo>
+                                          <a:pt x="204" y="215"/>
+                                        </a:lnTo>
+                                        <a:lnTo>
+                                          <a:pt x="248" y="158"/>
+                                        </a:lnTo>
+                                        <a:lnTo>
+                                          <a:pt x="282" y="116"/>
+                                        </a:lnTo>
+                                        <a:lnTo>
+                                          <a:pt x="318" y="76"/>
+                                        </a:lnTo>
+                                        <a:lnTo>
+                                          <a:pt x="354" y="37"/>
+                                        </a:lnTo>
+                                        <a:lnTo>
+                                          <a:pt x="394" y="0"/>
+                                        </a:lnTo>
+                                        <a:close/>
+                                      </a:path>
+                                    </a:pathLst>
+                                  </a:custGeom>
+                                  <a:solidFill>
+                                    <a:schemeClr val="tx2"/>
+                                  </a:solidFill>
+                                  <a:ln w="0">
+                                    <a:solidFill>
+                                      <a:schemeClr val="tx2"/>
+                                    </a:solidFill>
+                                    <a:prstDash val="solid"/>
+                                    <a:round/>
+                                    <a:headEnd/>
+                                    <a:tailEnd/>
+                                  </a:ln>
+                                </wps:spPr>
+                                <wps:bodyPr vert="horz" wrap="square" lIns="91440" tIns="45720" rIns="91440" bIns="45720" numCol="1" anchor="t" anchorCtr="0" compatLnSpc="1">
+                                  <a:prstTxWarp prst="textNoShape">
+                                    <a:avLst/>
+                                  </a:prstTxWarp>
+                                </wps:bodyPr>
+                              </wps:wsp>
+                              <wps:wsp>
+                                <wps:cNvPr id="28" name="Forma libre 28"/>
+                                <wps:cNvSpPr>
+                                  <a:spLocks/>
+                                </wps:cNvSpPr>
+                                <wps:spPr bwMode="auto">
+                                  <a:xfrm>
+                                    <a:off x="563337" y="6915325"/>
+                                    <a:ext cx="57150" cy="307975"/>
+                                  </a:xfrm>
+                                  <a:custGeom>
+                                    <a:avLst/>
+                                    <a:gdLst>
+                                      <a:gd name="T0" fmla="*/ 0 w 36"/>
+                                      <a:gd name="T1" fmla="*/ 0 h 194"/>
+                                      <a:gd name="T2" fmla="*/ 6 w 36"/>
+                                      <a:gd name="T3" fmla="*/ 16 h 194"/>
+                                      <a:gd name="T4" fmla="*/ 7 w 36"/>
+                                      <a:gd name="T5" fmla="*/ 19 h 194"/>
+                                      <a:gd name="T6" fmla="*/ 11 w 36"/>
+                                      <a:gd name="T7" fmla="*/ 80 h 194"/>
+                                      <a:gd name="T8" fmla="*/ 20 w 36"/>
+                                      <a:gd name="T9" fmla="*/ 132 h 194"/>
+                                      <a:gd name="T10" fmla="*/ 33 w 36"/>
+                                      <a:gd name="T11" fmla="*/ 185 h 194"/>
+                                      <a:gd name="T12" fmla="*/ 36 w 36"/>
+                                      <a:gd name="T13" fmla="*/ 194 h 194"/>
+                                      <a:gd name="T14" fmla="*/ 21 w 36"/>
+                                      <a:gd name="T15" fmla="*/ 161 h 194"/>
+                                      <a:gd name="T16" fmla="*/ 15 w 36"/>
+                                      <a:gd name="T17" fmla="*/ 145 h 194"/>
+                                      <a:gd name="T18" fmla="*/ 5 w 36"/>
+                                      <a:gd name="T19" fmla="*/ 81 h 194"/>
+                                      <a:gd name="T20" fmla="*/ 1 w 36"/>
+                                      <a:gd name="T21" fmla="*/ 41 h 194"/>
+                                      <a:gd name="T22" fmla="*/ 0 w 36"/>
+                                      <a:gd name="T23" fmla="*/ 0 h 194"/>
+                                    </a:gdLst>
+                                    <a:ahLst/>
+                                    <a:cxnLst>
+                                      <a:cxn ang="0">
+                                        <a:pos x="T0" y="T1"/>
+                                      </a:cxn>
+                                      <a:cxn ang="0">
+                                        <a:pos x="T2" y="T3"/>
+                                      </a:cxn>
+                                      <a:cxn ang="0">
+                                        <a:pos x="T4" y="T5"/>
+                                      </a:cxn>
+                                      <a:cxn ang="0">
+                                        <a:pos x="T6" y="T7"/>
+                                      </a:cxn>
+                                      <a:cxn ang="0">
+                                        <a:pos x="T8" y="T9"/>
+                                      </a:cxn>
+                                      <a:cxn ang="0">
+                                        <a:pos x="T10" y="T11"/>
+                                      </a:cxn>
+                                      <a:cxn ang="0">
+                                        <a:pos x="T12" y="T13"/>
+                                      </a:cxn>
+                                      <a:cxn ang="0">
+                                        <a:pos x="T14" y="T15"/>
+                                      </a:cxn>
+                                      <a:cxn ang="0">
+                                        <a:pos x="T16" y="T17"/>
+                                      </a:cxn>
+                                      <a:cxn ang="0">
+                                        <a:pos x="T18" y="T19"/>
+                                      </a:cxn>
+                                      <a:cxn ang="0">
+                                        <a:pos x="T20" y="T21"/>
+                                      </a:cxn>
+                                      <a:cxn ang="0">
+                                        <a:pos x="T22" y="T23"/>
+                                      </a:cxn>
+                                    </a:cxnLst>
+                                    <a:rect l="0" t="0" r="r" b="b"/>
+                                    <a:pathLst>
+                                      <a:path w="36" h="194">
+                                        <a:moveTo>
+                                          <a:pt x="0" y="0"/>
+                                        </a:moveTo>
+                                        <a:lnTo>
+                                          <a:pt x="6" y="16"/>
+                                        </a:lnTo>
+                                        <a:lnTo>
+                                          <a:pt x="7" y="19"/>
+                                        </a:lnTo>
+                                        <a:lnTo>
+                                          <a:pt x="11" y="80"/>
+                                        </a:lnTo>
+                                        <a:lnTo>
+                                          <a:pt x="20" y="132"/>
+                                        </a:lnTo>
+                                        <a:lnTo>
+                                          <a:pt x="33" y="185"/>
+                                        </a:lnTo>
+                                        <a:lnTo>
+                                          <a:pt x="36" y="194"/>
+                                        </a:lnTo>
+                                        <a:lnTo>
+                                          <a:pt x="21" y="161"/>
+                                        </a:lnTo>
+                                        <a:lnTo>
+                                          <a:pt x="15" y="145"/>
+                                        </a:lnTo>
+                                        <a:lnTo>
+                                          <a:pt x="5" y="81"/>
+                                        </a:lnTo>
+                                        <a:lnTo>
+                                          <a:pt x="1" y="41"/>
+                                        </a:lnTo>
+                                        <a:lnTo>
+                                          <a:pt x="0" y="0"/>
+                                        </a:lnTo>
+                                        <a:close/>
+                                      </a:path>
+                                    </a:pathLst>
+                                  </a:custGeom>
+                                  <a:solidFill>
+                                    <a:schemeClr val="tx2"/>
+                                  </a:solidFill>
+                                  <a:ln w="0">
+                                    <a:solidFill>
+                                      <a:schemeClr val="tx2"/>
+                                    </a:solidFill>
+                                    <a:prstDash val="solid"/>
+                                    <a:round/>
+                                    <a:headEnd/>
+                                    <a:tailEnd/>
+                                  </a:ln>
+                                </wps:spPr>
+                                <wps:bodyPr vert="horz" wrap="square" lIns="91440" tIns="45720" rIns="91440" bIns="45720" numCol="1" anchor="t" anchorCtr="0" compatLnSpc="1">
+                                  <a:prstTxWarp prst="textNoShape">
+                                    <a:avLst/>
+                                  </a:prstTxWarp>
+                                </wps:bodyPr>
+                              </wps:wsp>
+                              <wps:wsp>
+                                <wps:cNvPr id="29" name="Forma libre 29"/>
+                                <wps:cNvSpPr>
+                                  <a:spLocks/>
+                                </wps:cNvSpPr>
+                                <wps:spPr bwMode="auto">
+                                  <a:xfrm>
+                                    <a:off x="607787" y="7229650"/>
+                                    <a:ext cx="49213" cy="103188"/>
+                                  </a:xfrm>
+                                  <a:custGeom>
+                                    <a:avLst/>
+                                    <a:gdLst>
+                                      <a:gd name="T0" fmla="*/ 0 w 31"/>
+                                      <a:gd name="T1" fmla="*/ 0 h 65"/>
+                                      <a:gd name="T2" fmla="*/ 31 w 31"/>
+                                      <a:gd name="T3" fmla="*/ 65 h 65"/>
+                                      <a:gd name="T4" fmla="*/ 23 w 31"/>
+                                      <a:gd name="T5" fmla="*/ 65 h 65"/>
+                                      <a:gd name="T6" fmla="*/ 0 w 31"/>
+                                      <a:gd name="T7" fmla="*/ 0 h 65"/>
+                                    </a:gdLst>
+                                    <a:ahLst/>
+                                    <a:cxnLst>
+                                      <a:cxn ang="0">
+                                        <a:pos x="T0" y="T1"/>
+                                      </a:cxn>
+                                      <a:cxn ang="0">
+                                        <a:pos x="T2" y="T3"/>
+                                      </a:cxn>
+                                      <a:cxn ang="0">
+                                        <a:pos x="T4" y="T5"/>
+                                      </a:cxn>
+                                      <a:cxn ang="0">
+                                        <a:pos x="T6" y="T7"/>
+                                      </a:cxn>
+                                    </a:cxnLst>
+                                    <a:rect l="0" t="0" r="r" b="b"/>
+                                    <a:pathLst>
+                                      <a:path w="31" h="65">
+                                        <a:moveTo>
+                                          <a:pt x="0" y="0"/>
+                                        </a:moveTo>
+                                        <a:lnTo>
+                                          <a:pt x="31" y="65"/>
+                                        </a:lnTo>
+                                        <a:lnTo>
+                                          <a:pt x="23" y="65"/>
+                                        </a:lnTo>
+                                        <a:lnTo>
+                                          <a:pt x="0" y="0"/>
+                                        </a:lnTo>
+                                        <a:close/>
+                                      </a:path>
+                                    </a:pathLst>
+                                  </a:custGeom>
+                                  <a:solidFill>
+                                    <a:schemeClr val="tx2"/>
+                                  </a:solidFill>
+                                  <a:ln w="0">
+                                    <a:solidFill>
+                                      <a:schemeClr val="tx2"/>
+                                    </a:solidFill>
+                                    <a:prstDash val="solid"/>
+                                    <a:round/>
+                                    <a:headEnd/>
+                                    <a:tailEnd/>
+                                  </a:ln>
+                                </wps:spPr>
+                                <wps:bodyPr vert="horz" wrap="square" lIns="91440" tIns="45720" rIns="91440" bIns="45720" numCol="1" anchor="t" anchorCtr="0" compatLnSpc="1">
+                                  <a:prstTxWarp prst="textNoShape">
+                                    <a:avLst/>
+                                  </a:prstTxWarp>
+                                </wps:bodyPr>
+                              </wps:wsp>
+                              <wps:wsp>
+                                <wps:cNvPr id="30" name="Forma libre 30"/>
+                                <wps:cNvSpPr>
+                                  <a:spLocks/>
+                                </wps:cNvSpPr>
+                                <wps:spPr bwMode="auto">
+                                  <a:xfrm>
+                                    <a:off x="563337" y="6878812"/>
+                                    <a:ext cx="11113" cy="66675"/>
+                                  </a:xfrm>
+                                  <a:custGeom>
+                                    <a:avLst/>
+                                    <a:gdLst>
+                                      <a:gd name="T0" fmla="*/ 0 w 7"/>
+                                      <a:gd name="T1" fmla="*/ 0 h 42"/>
+                                      <a:gd name="T2" fmla="*/ 6 w 7"/>
+                                      <a:gd name="T3" fmla="*/ 17 h 42"/>
+                                      <a:gd name="T4" fmla="*/ 7 w 7"/>
+                                      <a:gd name="T5" fmla="*/ 42 h 42"/>
+                                      <a:gd name="T6" fmla="*/ 6 w 7"/>
+                                      <a:gd name="T7" fmla="*/ 39 h 42"/>
+                                      <a:gd name="T8" fmla="*/ 0 w 7"/>
+                                      <a:gd name="T9" fmla="*/ 23 h 42"/>
+                                      <a:gd name="T10" fmla="*/ 0 w 7"/>
+                                      <a:gd name="T11" fmla="*/ 0 h 42"/>
+                                    </a:gdLst>
+                                    <a:ahLst/>
+                                    <a:cxnLst>
+                                      <a:cxn ang="0">
+                                        <a:pos x="T0" y="T1"/>
+                                      </a:cxn>
+                                      <a:cxn ang="0">
+                                        <a:pos x="T2" y="T3"/>
+                                      </a:cxn>
+                                      <a:cxn ang="0">
+                                        <a:pos x="T4" y="T5"/>
+                                      </a:cxn>
+                                      <a:cxn ang="0">
+                                        <a:pos x="T6" y="T7"/>
+                                      </a:cxn>
+                                      <a:cxn ang="0">
+                                        <a:pos x="T8" y="T9"/>
+                                      </a:cxn>
+                                      <a:cxn ang="0">
+                                        <a:pos x="T10" y="T11"/>
+                                      </a:cxn>
+                                    </a:cxnLst>
+                                    <a:rect l="0" t="0" r="r" b="b"/>
+                                    <a:pathLst>
+                                      <a:path w="7" h="42">
+                                        <a:moveTo>
+                                          <a:pt x="0" y="0"/>
+                                        </a:moveTo>
+                                        <a:lnTo>
+                                          <a:pt x="6" y="17"/>
+                                        </a:lnTo>
+                                        <a:lnTo>
+                                          <a:pt x="7" y="42"/>
+                                        </a:lnTo>
+                                        <a:lnTo>
+                                          <a:pt x="6" y="39"/>
+                                        </a:lnTo>
+                                        <a:lnTo>
+                                          <a:pt x="0" y="23"/>
+                                        </a:lnTo>
+                                        <a:lnTo>
+                                          <a:pt x="0" y="0"/>
+                                        </a:lnTo>
+                                        <a:close/>
+                                      </a:path>
+                                    </a:pathLst>
+                                  </a:custGeom>
+                                  <a:solidFill>
+                                    <a:schemeClr val="tx2"/>
+                                  </a:solidFill>
+                                  <a:ln w="0">
+                                    <a:solidFill>
+                                      <a:schemeClr val="tx2"/>
+                                    </a:solidFill>
+                                    <a:prstDash val="solid"/>
+                                    <a:round/>
+                                    <a:headEnd/>
+                                    <a:tailEnd/>
+                                  </a:ln>
+                                </wps:spPr>
+                                <wps:bodyPr vert="horz" wrap="square" lIns="91440" tIns="45720" rIns="91440" bIns="45720" numCol="1" anchor="t" anchorCtr="0" compatLnSpc="1">
+                                  <a:prstTxWarp prst="textNoShape">
+                                    <a:avLst/>
+                                  </a:prstTxWarp>
+                                </wps:bodyPr>
+                              </wps:wsp>
+                              <wps:wsp>
+                                <wps:cNvPr id="31" name="Forma libre 31"/>
+                                <wps:cNvSpPr>
+                                  <a:spLocks/>
+                                </wps:cNvSpPr>
+                                <wps:spPr bwMode="auto">
+                                  <a:xfrm>
+                                    <a:off x="587149" y="7145512"/>
+                                    <a:ext cx="71438" cy="187325"/>
+                                  </a:xfrm>
+                                  <a:custGeom>
+                                    <a:avLst/>
+                                    <a:gdLst>
+                                      <a:gd name="T0" fmla="*/ 0 w 45"/>
+                                      <a:gd name="T1" fmla="*/ 0 h 118"/>
+                                      <a:gd name="T2" fmla="*/ 6 w 45"/>
+                                      <a:gd name="T3" fmla="*/ 16 h 118"/>
+                                      <a:gd name="T4" fmla="*/ 21 w 45"/>
+                                      <a:gd name="T5" fmla="*/ 49 h 118"/>
+                                      <a:gd name="T6" fmla="*/ 33 w 45"/>
+                                      <a:gd name="T7" fmla="*/ 84 h 118"/>
+                                      <a:gd name="T8" fmla="*/ 45 w 45"/>
+                                      <a:gd name="T9" fmla="*/ 118 h 118"/>
+                                      <a:gd name="T10" fmla="*/ 44 w 45"/>
+                                      <a:gd name="T11" fmla="*/ 118 h 118"/>
+                                      <a:gd name="T12" fmla="*/ 13 w 45"/>
+                                      <a:gd name="T13" fmla="*/ 53 h 118"/>
+                                      <a:gd name="T14" fmla="*/ 11 w 45"/>
+                                      <a:gd name="T15" fmla="*/ 42 h 118"/>
+                                      <a:gd name="T16" fmla="*/ 0 w 45"/>
+                                      <a:gd name="T17" fmla="*/ 0 h 118"/>
+                                    </a:gdLst>
+                                    <a:ahLst/>
+                                    <a:cxnLst>
+                                      <a:cxn ang="0">
+                                        <a:pos x="T0" y="T1"/>
+                                      </a:cxn>
+                                      <a:cxn ang="0">
+                                        <a:pos x="T2" y="T3"/>
+                                      </a:cxn>
+                                      <a:cxn ang="0">
+                                        <a:pos x="T4" y="T5"/>
+                                      </a:cxn>
+                                      <a:cxn ang="0">
+                                        <a:pos x="T6" y="T7"/>
+                                      </a:cxn>
+                                      <a:cxn ang="0">
+                                        <a:pos x="T8" y="T9"/>
+                                      </a:cxn>
+                                      <a:cxn ang="0">
+                                        <a:pos x="T10" y="T11"/>
+                                      </a:cxn>
+                                      <a:cxn ang="0">
+                                        <a:pos x="T12" y="T13"/>
+                                      </a:cxn>
+                                      <a:cxn ang="0">
+                                        <a:pos x="T14" y="T15"/>
+                                      </a:cxn>
+                                      <a:cxn ang="0">
+                                        <a:pos x="T16" y="T17"/>
+                                      </a:cxn>
+                                    </a:cxnLst>
+                                    <a:rect l="0" t="0" r="r" b="b"/>
+                                    <a:pathLst>
+                                      <a:path w="45" h="118">
+                                        <a:moveTo>
+                                          <a:pt x="0" y="0"/>
+                                        </a:moveTo>
+                                        <a:lnTo>
+                                          <a:pt x="6" y="16"/>
+                                        </a:lnTo>
+                                        <a:lnTo>
+                                          <a:pt x="21" y="49"/>
+                                        </a:lnTo>
+                                        <a:lnTo>
+                                          <a:pt x="33" y="84"/>
+                                        </a:lnTo>
+                                        <a:lnTo>
+                                          <a:pt x="45" y="118"/>
+                                        </a:lnTo>
+                                        <a:lnTo>
+                                          <a:pt x="44" y="118"/>
+                                        </a:lnTo>
+                                        <a:lnTo>
+                                          <a:pt x="13" y="53"/>
+                                        </a:lnTo>
+                                        <a:lnTo>
+                                          <a:pt x="11" y="42"/>
+                                        </a:lnTo>
+                                        <a:lnTo>
+                                          <a:pt x="0" y="0"/>
+                                        </a:lnTo>
+                                        <a:close/>
+                                      </a:path>
+                                    </a:pathLst>
+                                  </a:custGeom>
+                                  <a:solidFill>
+                                    <a:schemeClr val="tx2"/>
+                                  </a:solidFill>
+                                  <a:ln w="0">
+                                    <a:solidFill>
+                                      <a:schemeClr val="tx2"/>
+                                    </a:solidFill>
+                                    <a:prstDash val="solid"/>
+                                    <a:round/>
+                                    <a:headEnd/>
+                                    <a:tailEnd/>
+                                  </a:ln>
+                                </wps:spPr>
+                                <wps:bodyPr vert="horz" wrap="square" lIns="91440" tIns="45720" rIns="91440" bIns="45720" numCol="1" anchor="t" anchorCtr="0" compatLnSpc="1">
+                                  <a:prstTxWarp prst="textNoShape">
+                                    <a:avLst/>
+                                  </a:prstTxWarp>
+                                </wps:bodyPr>
+                              </wps:wsp>
+                            </wpg:grpSp>
+                            <wpg:grpSp>
+                              <wpg:cNvPr id="7" name="Grupo 7"/>
+                              <wpg:cNvGrpSpPr>
+                                <a:grpSpLocks noChangeAspect="1"/>
+                              </wpg:cNvGrpSpPr>
+                              <wpg:grpSpPr>
+                                <a:xfrm>
+                                  <a:off x="80645" y="4826972"/>
+                                  <a:ext cx="1306273" cy="2505863"/>
+                                  <a:chOff x="80645" y="4649964"/>
+                                  <a:chExt cx="874712" cy="1677988"/>
+                                </a:xfrm>
+                              </wpg:grpSpPr>
+                              <wps:wsp>
+                                <wps:cNvPr id="8" name="Forma libre 8"/>
+                                <wps:cNvSpPr>
+                                  <a:spLocks/>
+                                </wps:cNvSpPr>
+                                <wps:spPr bwMode="auto">
+                                  <a:xfrm>
+                                    <a:off x="118745" y="5189714"/>
+                                    <a:ext cx="198438" cy="714375"/>
+                                  </a:xfrm>
+                                  <a:custGeom>
+                                    <a:avLst/>
+                                    <a:gdLst>
+                                      <a:gd name="T0" fmla="*/ 0 w 125"/>
+                                      <a:gd name="T1" fmla="*/ 0 h 450"/>
+                                      <a:gd name="T2" fmla="*/ 41 w 125"/>
+                                      <a:gd name="T3" fmla="*/ 155 h 450"/>
+                                      <a:gd name="T4" fmla="*/ 86 w 125"/>
+                                      <a:gd name="T5" fmla="*/ 309 h 450"/>
+                                      <a:gd name="T6" fmla="*/ 125 w 125"/>
+                                      <a:gd name="T7" fmla="*/ 425 h 450"/>
+                                      <a:gd name="T8" fmla="*/ 125 w 125"/>
+                                      <a:gd name="T9" fmla="*/ 450 h 450"/>
+                                      <a:gd name="T10" fmla="*/ 79 w 125"/>
+                                      <a:gd name="T11" fmla="*/ 311 h 450"/>
+                                      <a:gd name="T12" fmla="*/ 41 w 125"/>
+                                      <a:gd name="T13" fmla="*/ 183 h 450"/>
+                                      <a:gd name="T14" fmla="*/ 7 w 125"/>
+                                      <a:gd name="T15" fmla="*/ 54 h 450"/>
+                                      <a:gd name="T16" fmla="*/ 0 w 125"/>
+                                      <a:gd name="T17" fmla="*/ 0 h 450"/>
+                                    </a:gdLst>
+                                    <a:ahLst/>
+                                    <a:cxnLst>
+                                      <a:cxn ang="0">
+                                        <a:pos x="T0" y="T1"/>
+                                      </a:cxn>
+                                      <a:cxn ang="0">
+                                        <a:pos x="T2" y="T3"/>
+                                      </a:cxn>
+                                      <a:cxn ang="0">
+                                        <a:pos x="T4" y="T5"/>
+                                      </a:cxn>
+                                      <a:cxn ang="0">
+                                        <a:pos x="T6" y="T7"/>
+                                      </a:cxn>
+                                      <a:cxn ang="0">
+                                        <a:pos x="T8" y="T9"/>
+                                      </a:cxn>
+                                      <a:cxn ang="0">
+                                        <a:pos x="T10" y="T11"/>
+                                      </a:cxn>
+                                      <a:cxn ang="0">
+                                        <a:pos x="T12" y="T13"/>
+                                      </a:cxn>
+                                      <a:cxn ang="0">
+                                        <a:pos x="T14" y="T15"/>
+                                      </a:cxn>
+                                      <a:cxn ang="0">
+                                        <a:pos x="T16" y="T17"/>
+                                      </a:cxn>
+                                    </a:cxnLst>
+                                    <a:rect l="0" t="0" r="r" b="b"/>
+                                    <a:pathLst>
+                                      <a:path w="125" h="450">
+                                        <a:moveTo>
+                                          <a:pt x="0" y="0"/>
+                                        </a:moveTo>
+                                        <a:lnTo>
+                                          <a:pt x="41" y="155"/>
+                                        </a:lnTo>
+                                        <a:lnTo>
+                                          <a:pt x="86" y="309"/>
+                                        </a:lnTo>
+                                        <a:lnTo>
+                                          <a:pt x="125" y="425"/>
+                                        </a:lnTo>
+                                        <a:lnTo>
+                                          <a:pt x="125" y="450"/>
+                                        </a:lnTo>
+                                        <a:lnTo>
+                                          <a:pt x="79" y="311"/>
+                                        </a:lnTo>
+                                        <a:lnTo>
+                                          <a:pt x="41" y="183"/>
+                                        </a:lnTo>
+                                        <a:lnTo>
+                                          <a:pt x="7" y="54"/>
+                                        </a:lnTo>
+                                        <a:lnTo>
+                                          <a:pt x="0" y="0"/>
+                                        </a:lnTo>
+                                        <a:close/>
+                                      </a:path>
+                                    </a:pathLst>
+                                  </a:custGeom>
+                                  <a:solidFill>
+                                    <a:schemeClr val="tx2">
+                                      <a:alpha val="20000"/>
+                                    </a:schemeClr>
+                                  </a:solidFill>
+                                  <a:ln w="0">
+                                    <a:solidFill>
+                                      <a:schemeClr val="tx2">
+                                        <a:alpha val="20000"/>
+                                      </a:schemeClr>
+                                    </a:solidFill>
+                                    <a:prstDash val="solid"/>
+                                    <a:round/>
+                                    <a:headEnd/>
+                                    <a:tailEnd/>
+                                  </a:ln>
+                                </wps:spPr>
+                                <wps:bodyPr vert="horz" wrap="square" lIns="91440" tIns="45720" rIns="91440" bIns="45720" numCol="1" anchor="t" anchorCtr="0" compatLnSpc="1">
+                                  <a:prstTxWarp prst="textNoShape">
+                                    <a:avLst/>
+                                  </a:prstTxWarp>
+                                </wps:bodyPr>
+                              </wps:wsp>
+                              <wps:wsp>
+                                <wps:cNvPr id="9" name="Forma libre 9"/>
+                                <wps:cNvSpPr>
+                                  <a:spLocks/>
+                                </wps:cNvSpPr>
+                                <wps:spPr bwMode="auto">
+                                  <a:xfrm>
+                                    <a:off x="328295" y="5891389"/>
+                                    <a:ext cx="187325" cy="436563"/>
+                                  </a:xfrm>
+                                  <a:custGeom>
+                                    <a:avLst/>
+                                    <a:gdLst>
+                                      <a:gd name="T0" fmla="*/ 0 w 118"/>
+                                      <a:gd name="T1" fmla="*/ 0 h 275"/>
+                                      <a:gd name="T2" fmla="*/ 8 w 118"/>
+                                      <a:gd name="T3" fmla="*/ 20 h 275"/>
+                                      <a:gd name="T4" fmla="*/ 37 w 118"/>
+                                      <a:gd name="T5" fmla="*/ 96 h 275"/>
+                                      <a:gd name="T6" fmla="*/ 69 w 118"/>
+                                      <a:gd name="T7" fmla="*/ 170 h 275"/>
+                                      <a:gd name="T8" fmla="*/ 118 w 118"/>
+                                      <a:gd name="T9" fmla="*/ 275 h 275"/>
+                                      <a:gd name="T10" fmla="*/ 109 w 118"/>
+                                      <a:gd name="T11" fmla="*/ 275 h 275"/>
+                                      <a:gd name="T12" fmla="*/ 61 w 118"/>
+                                      <a:gd name="T13" fmla="*/ 174 h 275"/>
+                                      <a:gd name="T14" fmla="*/ 30 w 118"/>
+                                      <a:gd name="T15" fmla="*/ 100 h 275"/>
+                                      <a:gd name="T16" fmla="*/ 0 w 118"/>
+                                      <a:gd name="T17" fmla="*/ 26 h 275"/>
+                                      <a:gd name="T18" fmla="*/ 0 w 118"/>
+                                      <a:gd name="T19" fmla="*/ 0 h 275"/>
+                                    </a:gdLst>
+                                    <a:ahLst/>
+                                    <a:cxnLst>
+                                      <a:cxn ang="0">
+                                        <a:pos x="T0" y="T1"/>
+                                      </a:cxn>
+                                      <a:cxn ang="0">
+                                        <a:pos x="T2" y="T3"/>
+                                      </a:cxn>
+                                      <a:cxn ang="0">
+                                        <a:pos x="T4" y="T5"/>
+                                      </a:cxn>
+                                      <a:cxn ang="0">
+                                        <a:pos x="T6" y="T7"/>
+                                      </a:cxn>
+                                      <a:cxn ang="0">
+                                        <a:pos x="T8" y="T9"/>
+                                      </a:cxn>
+                                      <a:cxn ang="0">
+                                        <a:pos x="T10" y="T11"/>
+                                      </a:cxn>
+                                      <a:cxn ang="0">
+                                        <a:pos x="T12" y="T13"/>
+                                      </a:cxn>
+                                      <a:cxn ang="0">
+                                        <a:pos x="T14" y="T15"/>
+                                      </a:cxn>
+                                      <a:cxn ang="0">
+                                        <a:pos x="T16" y="T17"/>
+                                      </a:cxn>
+                                      <a:cxn ang="0">
+                                        <a:pos x="T18" y="T19"/>
+                                      </a:cxn>
+                                    </a:cxnLst>
+                                    <a:rect l="0" t="0" r="r" b="b"/>
+                                    <a:pathLst>
+                                      <a:path w="118" h="275">
+                                        <a:moveTo>
+                                          <a:pt x="0" y="0"/>
+                                        </a:moveTo>
+                                        <a:lnTo>
+                                          <a:pt x="8" y="20"/>
+                                        </a:lnTo>
+                                        <a:lnTo>
+                                          <a:pt x="37" y="96"/>
+                                        </a:lnTo>
+                                        <a:lnTo>
+                                          <a:pt x="69" y="170"/>
+                                        </a:lnTo>
+                                        <a:lnTo>
+                                          <a:pt x="118" y="275"/>
+                                        </a:lnTo>
+                                        <a:lnTo>
+                                          <a:pt x="109" y="275"/>
+                                        </a:lnTo>
+                                        <a:lnTo>
+                                          <a:pt x="61" y="174"/>
+                                        </a:lnTo>
+                                        <a:lnTo>
+                                          <a:pt x="30" y="100"/>
+                                        </a:lnTo>
+                                        <a:lnTo>
+                                          <a:pt x="0" y="26"/>
+                                        </a:lnTo>
+                                        <a:lnTo>
+                                          <a:pt x="0" y="0"/>
+                                        </a:lnTo>
+                                        <a:close/>
+                                      </a:path>
+                                    </a:pathLst>
+                                  </a:custGeom>
+                                  <a:solidFill>
+                                    <a:schemeClr val="tx2">
+                                      <a:alpha val="20000"/>
+                                    </a:schemeClr>
+                                  </a:solidFill>
+                                  <a:ln w="0">
+                                    <a:solidFill>
+                                      <a:schemeClr val="tx2">
+                                        <a:alpha val="20000"/>
+                                      </a:schemeClr>
+                                    </a:solidFill>
+                                    <a:prstDash val="solid"/>
+                                    <a:round/>
+                                    <a:headEnd/>
+                                    <a:tailEnd/>
+                                  </a:ln>
+                                </wps:spPr>
+                                <wps:bodyPr vert="horz" wrap="square" lIns="91440" tIns="45720" rIns="91440" bIns="45720" numCol="1" anchor="t" anchorCtr="0" compatLnSpc="1">
+                                  <a:prstTxWarp prst="textNoShape">
+                                    <a:avLst/>
+                                  </a:prstTxWarp>
+                                </wps:bodyPr>
+                              </wps:wsp>
+                              <wps:wsp>
+                                <wps:cNvPr id="10" name="Forma libre 10"/>
+                                <wps:cNvSpPr>
+                                  <a:spLocks/>
+                                </wps:cNvSpPr>
+                                <wps:spPr bwMode="auto">
+                                  <a:xfrm>
+                                    <a:off x="80645" y="5010327"/>
+                                    <a:ext cx="31750" cy="192088"/>
+                                  </a:xfrm>
+                                  <a:custGeom>
+                                    <a:avLst/>
+                                    <a:gdLst>
+                                      <a:gd name="T0" fmla="*/ 0 w 20"/>
+                                      <a:gd name="T1" fmla="*/ 0 h 121"/>
+                                      <a:gd name="T2" fmla="*/ 16 w 20"/>
+                                      <a:gd name="T3" fmla="*/ 72 h 121"/>
+                                      <a:gd name="T4" fmla="*/ 20 w 20"/>
+                                      <a:gd name="T5" fmla="*/ 121 h 121"/>
+                                      <a:gd name="T6" fmla="*/ 18 w 20"/>
+                                      <a:gd name="T7" fmla="*/ 112 h 121"/>
+                                      <a:gd name="T8" fmla="*/ 0 w 20"/>
+                                      <a:gd name="T9" fmla="*/ 31 h 121"/>
+                                      <a:gd name="T10" fmla="*/ 0 w 20"/>
+                                      <a:gd name="T11" fmla="*/ 0 h 121"/>
+                                    </a:gdLst>
+                                    <a:ahLst/>
+                                    <a:cxnLst>
+                                      <a:cxn ang="0">
+                                        <a:pos x="T0" y="T1"/>
+                                      </a:cxn>
+                                      <a:cxn ang="0">
+                                        <a:pos x="T2" y="T3"/>
+                                      </a:cxn>
+                                      <a:cxn ang="0">
+                                        <a:pos x="T4" y="T5"/>
+                                      </a:cxn>
+                                      <a:cxn ang="0">
+                                        <a:pos x="T6" y="T7"/>
+                                      </a:cxn>
+                                      <a:cxn ang="0">
+                                        <a:pos x="T8" y="T9"/>
+                                      </a:cxn>
+                                      <a:cxn ang="0">
+                                        <a:pos x="T10" y="T11"/>
+                                      </a:cxn>
+                                    </a:cxnLst>
+                                    <a:rect l="0" t="0" r="r" b="b"/>
+                                    <a:pathLst>
+                                      <a:path w="20" h="121">
+                                        <a:moveTo>
+                                          <a:pt x="0" y="0"/>
+                                        </a:moveTo>
+                                        <a:lnTo>
+                                          <a:pt x="16" y="72"/>
+                                        </a:lnTo>
+                                        <a:lnTo>
+                                          <a:pt x="20" y="121"/>
+                                        </a:lnTo>
+                                        <a:lnTo>
+                                          <a:pt x="18" y="112"/>
+                                        </a:lnTo>
+                                        <a:lnTo>
+                                          <a:pt x="0" y="31"/>
+                                        </a:lnTo>
+                                        <a:lnTo>
+                                          <a:pt x="0" y="0"/>
+                                        </a:lnTo>
+                                        <a:close/>
+                                      </a:path>
+                                    </a:pathLst>
+                                  </a:custGeom>
+                                  <a:solidFill>
+                                    <a:schemeClr val="tx2">
+                                      <a:alpha val="20000"/>
+                                    </a:schemeClr>
+                                  </a:solidFill>
+                                  <a:ln w="0">
+                                    <a:solidFill>
+                                      <a:schemeClr val="tx2">
+                                        <a:alpha val="20000"/>
+                                      </a:schemeClr>
+                                    </a:solidFill>
+                                    <a:prstDash val="solid"/>
+                                    <a:round/>
+                                    <a:headEnd/>
+                                    <a:tailEnd/>
+                                  </a:ln>
+                                </wps:spPr>
+                                <wps:bodyPr vert="horz" wrap="square" lIns="91440" tIns="45720" rIns="91440" bIns="45720" numCol="1" anchor="t" anchorCtr="0" compatLnSpc="1">
+                                  <a:prstTxWarp prst="textNoShape">
+                                    <a:avLst/>
+                                  </a:prstTxWarp>
+                                </wps:bodyPr>
+                              </wps:wsp>
+                              <wps:wsp>
+                                <wps:cNvPr id="12" name="Forma libre 12"/>
+                                <wps:cNvSpPr>
+                                  <a:spLocks/>
+                                </wps:cNvSpPr>
+                                <wps:spPr bwMode="auto">
+                                  <a:xfrm>
+                                    <a:off x="112395" y="5202414"/>
+                                    <a:ext cx="250825" cy="1020763"/>
+                                  </a:xfrm>
+                                  <a:custGeom>
+                                    <a:avLst/>
+                                    <a:gdLst>
+                                      <a:gd name="T0" fmla="*/ 0 w 158"/>
+                                      <a:gd name="T1" fmla="*/ 0 h 643"/>
+                                      <a:gd name="T2" fmla="*/ 11 w 158"/>
+                                      <a:gd name="T3" fmla="*/ 46 h 643"/>
+                                      <a:gd name="T4" fmla="*/ 22 w 158"/>
+                                      <a:gd name="T5" fmla="*/ 129 h 643"/>
+                                      <a:gd name="T6" fmla="*/ 36 w 158"/>
+                                      <a:gd name="T7" fmla="*/ 211 h 643"/>
+                                      <a:gd name="T8" fmla="*/ 55 w 158"/>
+                                      <a:gd name="T9" fmla="*/ 301 h 643"/>
+                                      <a:gd name="T10" fmla="*/ 76 w 158"/>
+                                      <a:gd name="T11" fmla="*/ 389 h 643"/>
+                                      <a:gd name="T12" fmla="*/ 103 w 158"/>
+                                      <a:gd name="T13" fmla="*/ 476 h 643"/>
+                                      <a:gd name="T14" fmla="*/ 123 w 158"/>
+                                      <a:gd name="T15" fmla="*/ 533 h 643"/>
+                                      <a:gd name="T16" fmla="*/ 144 w 158"/>
+                                      <a:gd name="T17" fmla="*/ 588 h 643"/>
+                                      <a:gd name="T18" fmla="*/ 155 w 158"/>
+                                      <a:gd name="T19" fmla="*/ 632 h 643"/>
+                                      <a:gd name="T20" fmla="*/ 158 w 158"/>
+                                      <a:gd name="T21" fmla="*/ 643 h 643"/>
+                                      <a:gd name="T22" fmla="*/ 142 w 158"/>
+                                      <a:gd name="T23" fmla="*/ 608 h 643"/>
+                                      <a:gd name="T24" fmla="*/ 118 w 158"/>
+                                      <a:gd name="T25" fmla="*/ 544 h 643"/>
+                                      <a:gd name="T26" fmla="*/ 95 w 158"/>
+                                      <a:gd name="T27" fmla="*/ 478 h 643"/>
+                                      <a:gd name="T28" fmla="*/ 69 w 158"/>
+                                      <a:gd name="T29" fmla="*/ 391 h 643"/>
+                                      <a:gd name="T30" fmla="*/ 47 w 158"/>
+                                      <a:gd name="T31" fmla="*/ 302 h 643"/>
+                                      <a:gd name="T32" fmla="*/ 29 w 158"/>
+                                      <a:gd name="T33" fmla="*/ 212 h 643"/>
+                                      <a:gd name="T34" fmla="*/ 13 w 158"/>
+                                      <a:gd name="T35" fmla="*/ 107 h 643"/>
+                                      <a:gd name="T36" fmla="*/ 0 w 158"/>
+                                      <a:gd name="T37" fmla="*/ 0 h 643"/>
+                                    </a:gdLst>
+                                    <a:ahLst/>
+                                    <a:cxnLst>
+                                      <a:cxn ang="0">
+                                        <a:pos x="T0" y="T1"/>
+                                      </a:cxn>
+                                      <a:cxn ang="0">
+                                        <a:pos x="T2" y="T3"/>
+                                      </a:cxn>
+                                      <a:cxn ang="0">
+                                        <a:pos x="T4" y="T5"/>
+                                      </a:cxn>
+                                      <a:cxn ang="0">
+                                        <a:pos x="T6" y="T7"/>
+                                      </a:cxn>
+                                      <a:cxn ang="0">
+                                        <a:pos x="T8" y="T9"/>
+                                      </a:cxn>
+                                      <a:cxn ang="0">
+                                        <a:pos x="T10" y="T11"/>
+                                      </a:cxn>
+                                      <a:cxn ang="0">
+                                        <a:pos x="T12" y="T13"/>
+                                      </a:cxn>
+                                      <a:cxn ang="0">
+                                        <a:pos x="T14" y="T15"/>
+                                      </a:cxn>
+                                      <a:cxn ang="0">
+                                        <a:pos x="T16" y="T17"/>
+                                      </a:cxn>
+                                      <a:cxn ang="0">
+                                        <a:pos x="T18" y="T19"/>
+                                      </a:cxn>
+                                      <a:cxn ang="0">
+                                        <a:pos x="T20" y="T21"/>
+                                      </a:cxn>
+                                      <a:cxn ang="0">
+                                        <a:pos x="T22" y="T23"/>
+                                      </a:cxn>
+                                      <a:cxn ang="0">
+                                        <a:pos x="T24" y="T25"/>
+                                      </a:cxn>
+                                      <a:cxn ang="0">
+                                        <a:pos x="T26" y="T27"/>
+                                      </a:cxn>
+                                      <a:cxn ang="0">
+                                        <a:pos x="T28" y="T29"/>
+                                      </a:cxn>
+                                      <a:cxn ang="0">
+                                        <a:pos x="T30" y="T31"/>
+                                      </a:cxn>
+                                      <a:cxn ang="0">
+                                        <a:pos x="T32" y="T33"/>
+                                      </a:cxn>
+                                      <a:cxn ang="0">
+                                        <a:pos x="T34" y="T35"/>
+                                      </a:cxn>
+                                      <a:cxn ang="0">
+                                        <a:pos x="T36" y="T37"/>
+                                      </a:cxn>
+                                    </a:cxnLst>
+                                    <a:rect l="0" t="0" r="r" b="b"/>
+                                    <a:pathLst>
+                                      <a:path w="158" h="643">
+                                        <a:moveTo>
+                                          <a:pt x="0" y="0"/>
+                                        </a:moveTo>
+                                        <a:lnTo>
+                                          <a:pt x="11" y="46"/>
+                                        </a:lnTo>
+                                        <a:lnTo>
+                                          <a:pt x="22" y="129"/>
+                                        </a:lnTo>
+                                        <a:lnTo>
+                                          <a:pt x="36" y="211"/>
+                                        </a:lnTo>
+                                        <a:lnTo>
+                                          <a:pt x="55" y="301"/>
+                                        </a:lnTo>
+                                        <a:lnTo>
+                                          <a:pt x="76" y="389"/>
+                                        </a:lnTo>
+                                        <a:lnTo>
+                                          <a:pt x="103" y="476"/>
+                                        </a:lnTo>
+                                        <a:lnTo>
+                                          <a:pt x="123" y="533"/>
+                                        </a:lnTo>
+                                        <a:lnTo>
+                                          <a:pt x="144" y="588"/>
+                                        </a:lnTo>
+                                        <a:lnTo>
+                                          <a:pt x="155" y="632"/>
+                                        </a:lnTo>
+                                        <a:lnTo>
+                                          <a:pt x="158" y="643"/>
+                                        </a:lnTo>
+                                        <a:lnTo>
+                                          <a:pt x="142" y="608"/>
+                                        </a:lnTo>
+                                        <a:lnTo>
+                                          <a:pt x="118" y="544"/>
+                                        </a:lnTo>
+                                        <a:lnTo>
+                                          <a:pt x="95" y="478"/>
+                                        </a:lnTo>
+                                        <a:lnTo>
+                                          <a:pt x="69" y="391"/>
+                                        </a:lnTo>
+                                        <a:lnTo>
+                                          <a:pt x="47" y="302"/>
+                                        </a:lnTo>
+                                        <a:lnTo>
+                                          <a:pt x="29" y="212"/>
+                                        </a:lnTo>
+                                        <a:lnTo>
+                                          <a:pt x="13" y="107"/>
+                                        </a:lnTo>
+                                        <a:lnTo>
+                                          <a:pt x="0" y="0"/>
+                                        </a:lnTo>
+                                        <a:close/>
+                                      </a:path>
+                                    </a:pathLst>
+                                  </a:custGeom>
+                                  <a:solidFill>
+                                    <a:schemeClr val="tx2">
+                                      <a:alpha val="20000"/>
+                                    </a:schemeClr>
+                                  </a:solidFill>
+                                  <a:ln w="0">
+                                    <a:solidFill>
+                                      <a:schemeClr val="tx2">
+                                        <a:alpha val="20000"/>
+                                      </a:schemeClr>
+                                    </a:solidFill>
+                                    <a:prstDash val="solid"/>
+                                    <a:round/>
+                                    <a:headEnd/>
+                                    <a:tailEnd/>
+                                  </a:ln>
+                                </wps:spPr>
+                                <wps:bodyPr vert="horz" wrap="square" lIns="91440" tIns="45720" rIns="91440" bIns="45720" numCol="1" anchor="t" anchorCtr="0" compatLnSpc="1">
+                                  <a:prstTxWarp prst="textNoShape">
+                                    <a:avLst/>
+                                  </a:prstTxWarp>
+                                </wps:bodyPr>
+                              </wps:wsp>
+                              <wps:wsp>
+                                <wps:cNvPr id="13" name="Forma libre 13"/>
+                                <wps:cNvSpPr>
+                                  <a:spLocks/>
+                                </wps:cNvSpPr>
+                                <wps:spPr bwMode="auto">
+                                  <a:xfrm>
+                                    <a:off x="375920" y="6215239"/>
+                                    <a:ext cx="52388" cy="112713"/>
+                                  </a:xfrm>
+                                  <a:custGeom>
+                                    <a:avLst/>
+                                    <a:gdLst>
+                                      <a:gd name="T0" fmla="*/ 0 w 33"/>
+                                      <a:gd name="T1" fmla="*/ 0 h 71"/>
+                                      <a:gd name="T2" fmla="*/ 33 w 33"/>
+                                      <a:gd name="T3" fmla="*/ 71 h 71"/>
+                                      <a:gd name="T4" fmla="*/ 24 w 33"/>
+                                      <a:gd name="T5" fmla="*/ 71 h 71"/>
+                                      <a:gd name="T6" fmla="*/ 11 w 33"/>
+                                      <a:gd name="T7" fmla="*/ 36 h 71"/>
+                                      <a:gd name="T8" fmla="*/ 0 w 33"/>
+                                      <a:gd name="T9" fmla="*/ 0 h 71"/>
+                                    </a:gdLst>
+                                    <a:ahLst/>
+                                    <a:cxnLst>
+                                      <a:cxn ang="0">
+                                        <a:pos x="T0" y="T1"/>
+                                      </a:cxn>
+                                      <a:cxn ang="0">
+                                        <a:pos x="T2" y="T3"/>
+                                      </a:cxn>
+                                      <a:cxn ang="0">
+                                        <a:pos x="T4" y="T5"/>
+                                      </a:cxn>
+                                      <a:cxn ang="0">
+                                        <a:pos x="T6" y="T7"/>
+                                      </a:cxn>
+                                      <a:cxn ang="0">
+                                        <a:pos x="T8" y="T9"/>
+                                      </a:cxn>
+                                    </a:cxnLst>
+                                    <a:rect l="0" t="0" r="r" b="b"/>
+                                    <a:pathLst>
+                                      <a:path w="33" h="71">
+                                        <a:moveTo>
+                                          <a:pt x="0" y="0"/>
+                                        </a:moveTo>
+                                        <a:lnTo>
+                                          <a:pt x="33" y="71"/>
+                                        </a:lnTo>
+                                        <a:lnTo>
+                                          <a:pt x="24" y="71"/>
+                                        </a:lnTo>
+                                        <a:lnTo>
+                                          <a:pt x="11" y="36"/>
+                                        </a:lnTo>
+                                        <a:lnTo>
+                                          <a:pt x="0" y="0"/>
+                                        </a:lnTo>
+                                        <a:close/>
+                                      </a:path>
+                                    </a:pathLst>
+                                  </a:custGeom>
+                                  <a:solidFill>
+                                    <a:schemeClr val="tx2">
+                                      <a:alpha val="20000"/>
+                                    </a:schemeClr>
+                                  </a:solidFill>
+                                  <a:ln w="0">
+                                    <a:solidFill>
+                                      <a:schemeClr val="tx2">
+                                        <a:alpha val="20000"/>
+                                      </a:schemeClr>
+                                    </a:solidFill>
+                                    <a:prstDash val="solid"/>
+                                    <a:round/>
+                                    <a:headEnd/>
+                                    <a:tailEnd/>
+                                  </a:ln>
+                                </wps:spPr>
+                                <wps:bodyPr vert="horz" wrap="square" lIns="91440" tIns="45720" rIns="91440" bIns="45720" numCol="1" anchor="t" anchorCtr="0" compatLnSpc="1">
+                                  <a:prstTxWarp prst="textNoShape">
+                                    <a:avLst/>
+                                  </a:prstTxWarp>
+                                </wps:bodyPr>
+                              </wps:wsp>
+                              <wps:wsp>
+                                <wps:cNvPr id="14" name="Forma libre 14"/>
+                                <wps:cNvSpPr>
+                                  <a:spLocks/>
+                                </wps:cNvSpPr>
+                                <wps:spPr bwMode="auto">
+                                  <a:xfrm>
+                                    <a:off x="106045" y="5124627"/>
+                                    <a:ext cx="23813" cy="150813"/>
+                                  </a:xfrm>
+                                  <a:custGeom>
+                                    <a:avLst/>
+                                    <a:gdLst>
+                                      <a:gd name="T0" fmla="*/ 0 w 15"/>
+                                      <a:gd name="T1" fmla="*/ 0 h 95"/>
+                                      <a:gd name="T2" fmla="*/ 8 w 15"/>
+                                      <a:gd name="T3" fmla="*/ 37 h 95"/>
+                                      <a:gd name="T4" fmla="*/ 8 w 15"/>
+                                      <a:gd name="T5" fmla="*/ 41 h 95"/>
+                                      <a:gd name="T6" fmla="*/ 15 w 15"/>
+                                      <a:gd name="T7" fmla="*/ 95 h 95"/>
+                                      <a:gd name="T8" fmla="*/ 4 w 15"/>
+                                      <a:gd name="T9" fmla="*/ 49 h 95"/>
+                                      <a:gd name="T10" fmla="*/ 0 w 15"/>
+                                      <a:gd name="T11" fmla="*/ 0 h 95"/>
+                                    </a:gdLst>
+                                    <a:ahLst/>
+                                    <a:cxnLst>
+                                      <a:cxn ang="0">
+                                        <a:pos x="T0" y="T1"/>
+                                      </a:cxn>
+                                      <a:cxn ang="0">
+                                        <a:pos x="T2" y="T3"/>
+                                      </a:cxn>
+                                      <a:cxn ang="0">
+                                        <a:pos x="T4" y="T5"/>
+                                      </a:cxn>
+                                      <a:cxn ang="0">
+                                        <a:pos x="T6" y="T7"/>
+                                      </a:cxn>
+                                      <a:cxn ang="0">
+                                        <a:pos x="T8" y="T9"/>
+                                      </a:cxn>
+                                      <a:cxn ang="0">
+                                        <a:pos x="T10" y="T11"/>
+                                      </a:cxn>
+                                    </a:cxnLst>
+                                    <a:rect l="0" t="0" r="r" b="b"/>
+                                    <a:pathLst>
+                                      <a:path w="15" h="95">
+                                        <a:moveTo>
+                                          <a:pt x="0" y="0"/>
+                                        </a:moveTo>
+                                        <a:lnTo>
+                                          <a:pt x="8" y="37"/>
+                                        </a:lnTo>
+                                        <a:lnTo>
+                                          <a:pt x="8" y="41"/>
+                                        </a:lnTo>
+                                        <a:lnTo>
+                                          <a:pt x="15" y="95"/>
+                                        </a:lnTo>
+                                        <a:lnTo>
+                                          <a:pt x="4" y="49"/>
+                                        </a:lnTo>
+                                        <a:lnTo>
+                                          <a:pt x="0" y="0"/>
+                                        </a:lnTo>
+                                        <a:close/>
+                                      </a:path>
+                                    </a:pathLst>
+                                  </a:custGeom>
+                                  <a:solidFill>
+                                    <a:schemeClr val="tx2">
+                                      <a:alpha val="20000"/>
+                                    </a:schemeClr>
+                                  </a:solidFill>
+                                  <a:ln w="0">
+                                    <a:solidFill>
+                                      <a:schemeClr val="tx2">
+                                        <a:alpha val="20000"/>
+                                      </a:schemeClr>
+                                    </a:solidFill>
+                                    <a:prstDash val="solid"/>
+                                    <a:round/>
+                                    <a:headEnd/>
+                                    <a:tailEnd/>
+                                  </a:ln>
+                                </wps:spPr>
+                                <wps:bodyPr vert="horz" wrap="square" lIns="91440" tIns="45720" rIns="91440" bIns="45720" numCol="1" anchor="t" anchorCtr="0" compatLnSpc="1">
+                                  <a:prstTxWarp prst="textNoShape">
+                                    <a:avLst/>
+                                  </a:prstTxWarp>
+                                </wps:bodyPr>
+                              </wps:wsp>
+                              <wps:wsp>
+                                <wps:cNvPr id="15" name="Forma libre 15"/>
+                                <wps:cNvSpPr>
+                                  <a:spLocks/>
+                                </wps:cNvSpPr>
+                                <wps:spPr bwMode="auto">
+                                  <a:xfrm>
+                                    <a:off x="317182" y="4649964"/>
+                                    <a:ext cx="638175" cy="1241425"/>
+                                  </a:xfrm>
+                                  <a:custGeom>
+                                    <a:avLst/>
+                                    <a:gdLst>
+                                      <a:gd name="T0" fmla="*/ 402 w 402"/>
+                                      <a:gd name="T1" fmla="*/ 0 h 782"/>
+                                      <a:gd name="T2" fmla="*/ 402 w 402"/>
+                                      <a:gd name="T3" fmla="*/ 1 h 782"/>
+                                      <a:gd name="T4" fmla="*/ 363 w 402"/>
+                                      <a:gd name="T5" fmla="*/ 39 h 782"/>
+                                      <a:gd name="T6" fmla="*/ 325 w 402"/>
+                                      <a:gd name="T7" fmla="*/ 79 h 782"/>
+                                      <a:gd name="T8" fmla="*/ 290 w 402"/>
+                                      <a:gd name="T9" fmla="*/ 121 h 782"/>
+                                      <a:gd name="T10" fmla="*/ 255 w 402"/>
+                                      <a:gd name="T11" fmla="*/ 164 h 782"/>
+                                      <a:gd name="T12" fmla="*/ 211 w 402"/>
+                                      <a:gd name="T13" fmla="*/ 222 h 782"/>
+                                      <a:gd name="T14" fmla="*/ 171 w 402"/>
+                                      <a:gd name="T15" fmla="*/ 284 h 782"/>
+                                      <a:gd name="T16" fmla="*/ 133 w 402"/>
+                                      <a:gd name="T17" fmla="*/ 346 h 782"/>
+                                      <a:gd name="T18" fmla="*/ 100 w 402"/>
+                                      <a:gd name="T19" fmla="*/ 411 h 782"/>
+                                      <a:gd name="T20" fmla="*/ 71 w 402"/>
+                                      <a:gd name="T21" fmla="*/ 478 h 782"/>
+                                      <a:gd name="T22" fmla="*/ 45 w 402"/>
+                                      <a:gd name="T23" fmla="*/ 546 h 782"/>
+                                      <a:gd name="T24" fmla="*/ 27 w 402"/>
+                                      <a:gd name="T25" fmla="*/ 617 h 782"/>
+                                      <a:gd name="T26" fmla="*/ 13 w 402"/>
+                                      <a:gd name="T27" fmla="*/ 689 h 782"/>
+                                      <a:gd name="T28" fmla="*/ 7 w 402"/>
+                                      <a:gd name="T29" fmla="*/ 761 h 782"/>
+                                      <a:gd name="T30" fmla="*/ 7 w 402"/>
+                                      <a:gd name="T31" fmla="*/ 782 h 782"/>
+                                      <a:gd name="T32" fmla="*/ 0 w 402"/>
+                                      <a:gd name="T33" fmla="*/ 765 h 782"/>
+                                      <a:gd name="T34" fmla="*/ 1 w 402"/>
+                                      <a:gd name="T35" fmla="*/ 761 h 782"/>
+                                      <a:gd name="T36" fmla="*/ 7 w 402"/>
+                                      <a:gd name="T37" fmla="*/ 688 h 782"/>
+                                      <a:gd name="T38" fmla="*/ 21 w 402"/>
+                                      <a:gd name="T39" fmla="*/ 616 h 782"/>
+                                      <a:gd name="T40" fmla="*/ 40 w 402"/>
+                                      <a:gd name="T41" fmla="*/ 545 h 782"/>
+                                      <a:gd name="T42" fmla="*/ 66 w 402"/>
+                                      <a:gd name="T43" fmla="*/ 475 h 782"/>
+                                      <a:gd name="T44" fmla="*/ 95 w 402"/>
+                                      <a:gd name="T45" fmla="*/ 409 h 782"/>
+                                      <a:gd name="T46" fmla="*/ 130 w 402"/>
+                                      <a:gd name="T47" fmla="*/ 343 h 782"/>
+                                      <a:gd name="T48" fmla="*/ 167 w 402"/>
+                                      <a:gd name="T49" fmla="*/ 281 h 782"/>
+                                      <a:gd name="T50" fmla="*/ 209 w 402"/>
+                                      <a:gd name="T51" fmla="*/ 220 h 782"/>
+                                      <a:gd name="T52" fmla="*/ 253 w 402"/>
+                                      <a:gd name="T53" fmla="*/ 163 h 782"/>
+                                      <a:gd name="T54" fmla="*/ 287 w 402"/>
+                                      <a:gd name="T55" fmla="*/ 120 h 782"/>
+                                      <a:gd name="T56" fmla="*/ 324 w 402"/>
+                                      <a:gd name="T57" fmla="*/ 78 h 782"/>
+                                      <a:gd name="T58" fmla="*/ 362 w 402"/>
+                                      <a:gd name="T59" fmla="*/ 38 h 782"/>
+                                      <a:gd name="T60" fmla="*/ 402 w 402"/>
+                                      <a:gd name="T61" fmla="*/ 0 h 782"/>
+                                    </a:gdLst>
+                                    <a:ahLst/>
+                                    <a:cxnLst>
+                                      <a:cxn ang="0">
+                                        <a:pos x="T0" y="T1"/>
+                                      </a:cxn>
+                                      <a:cxn ang="0">
+                                        <a:pos x="T2" y="T3"/>
+                                      </a:cxn>
+                                      <a:cxn ang="0">
+                                        <a:pos x="T4" y="T5"/>
+                                      </a:cxn>
+                                      <a:cxn ang="0">
+                                        <a:pos x="T6" y="T7"/>
+                                      </a:cxn>
+                                      <a:cxn ang="0">
+                                        <a:pos x="T8" y="T9"/>
+                                      </a:cxn>
+                                      <a:cxn ang="0">
+                                        <a:pos x="T10" y="T11"/>
+                                      </a:cxn>
+                                      <a:cxn ang="0">
+                                        <a:pos x="T12" y="T13"/>
+                                      </a:cxn>
+                                      <a:cxn ang="0">
+                                        <a:pos x="T14" y="T15"/>
+                                      </a:cxn>
+                                      <a:cxn ang="0">
+                                        <a:pos x="T16" y="T17"/>
+                                      </a:cxn>
+                                      <a:cxn ang="0">
+                                        <a:pos x="T18" y="T19"/>
+                                      </a:cxn>
+                                      <a:cxn ang="0">
+                                        <a:pos x="T20" y="T21"/>
+                                      </a:cxn>
+                                      <a:cxn ang="0">
+                                        <a:pos x="T22" y="T23"/>
+                                      </a:cxn>
+                                      <a:cxn ang="0">
+                                        <a:pos x="T24" y="T25"/>
+                                      </a:cxn>
+                                      <a:cxn ang="0">
+                                        <a:pos x="T26" y="T27"/>
+                                      </a:cxn>
+                                      <a:cxn ang="0">
+                                        <a:pos x="T28" y="T29"/>
+                                      </a:cxn>
+                                      <a:cxn ang="0">
+                                        <a:pos x="T30" y="T31"/>
+                                      </a:cxn>
+                                      <a:cxn ang="0">
+                                        <a:pos x="T32" y="T33"/>
+                                      </a:cxn>
+                                      <a:cxn ang="0">
+                                        <a:pos x="T34" y="T35"/>
+                                      </a:cxn>
+                                      <a:cxn ang="0">
+                                        <a:pos x="T36" y="T37"/>
+                                      </a:cxn>
+                                      <a:cxn ang="0">
+                                        <a:pos x="T38" y="T39"/>
+                                      </a:cxn>
+                                      <a:cxn ang="0">
+                                        <a:pos x="T40" y="T41"/>
+                                      </a:cxn>
+                                      <a:cxn ang="0">
+                                        <a:pos x="T42" y="T43"/>
+                                      </a:cxn>
+                                      <a:cxn ang="0">
+                                        <a:pos x="T44" y="T45"/>
+                                      </a:cxn>
+                                      <a:cxn ang="0">
+                                        <a:pos x="T46" y="T47"/>
+                                      </a:cxn>
+                                      <a:cxn ang="0">
+                                        <a:pos x="T48" y="T49"/>
+                                      </a:cxn>
+                                      <a:cxn ang="0">
+                                        <a:pos x="T50" y="T51"/>
+                                      </a:cxn>
+                                      <a:cxn ang="0">
+                                        <a:pos x="T52" y="T53"/>
+                                      </a:cxn>
+                                      <a:cxn ang="0">
+                                        <a:pos x="T54" y="T55"/>
+                                      </a:cxn>
+                                      <a:cxn ang="0">
+                                        <a:pos x="T56" y="T57"/>
+                                      </a:cxn>
+                                      <a:cxn ang="0">
+                                        <a:pos x="T58" y="T59"/>
+                                      </a:cxn>
+                                      <a:cxn ang="0">
+                                        <a:pos x="T60" y="T61"/>
+                                      </a:cxn>
+                                    </a:cxnLst>
+                                    <a:rect l="0" t="0" r="r" b="b"/>
+                                    <a:pathLst>
+                                      <a:path w="402" h="782">
+                                        <a:moveTo>
+                                          <a:pt x="402" y="0"/>
+                                        </a:moveTo>
+                                        <a:lnTo>
+                                          <a:pt x="402" y="1"/>
+                                        </a:lnTo>
+                                        <a:lnTo>
+                                          <a:pt x="363" y="39"/>
+                                        </a:lnTo>
+                                        <a:lnTo>
+                                          <a:pt x="325" y="79"/>
+                                        </a:lnTo>
+                                        <a:lnTo>
+                                          <a:pt x="290" y="121"/>
+                                        </a:lnTo>
+                                        <a:lnTo>
+                                          <a:pt x="255" y="164"/>
+                                        </a:lnTo>
+                                        <a:lnTo>
+                                          <a:pt x="211" y="222"/>
+                                        </a:lnTo>
+                                        <a:lnTo>
+                                          <a:pt x="171" y="284"/>
+                                        </a:lnTo>
+                                        <a:lnTo>
+                                          <a:pt x="133" y="346"/>
+                                        </a:lnTo>
+                                        <a:lnTo>
+                                          <a:pt x="100" y="411"/>
+                                        </a:lnTo>
+                                        <a:lnTo>
+                                          <a:pt x="71" y="478"/>
+                                        </a:lnTo>
+                                        <a:lnTo>
+                                          <a:pt x="45" y="546"/>
+                                        </a:lnTo>
+                                        <a:lnTo>
+                                          <a:pt x="27" y="617"/>
+                                        </a:lnTo>
+                                        <a:lnTo>
+                                          <a:pt x="13" y="689"/>
+                                        </a:lnTo>
+                                        <a:lnTo>
+                                          <a:pt x="7" y="761"/>
+                                        </a:lnTo>
+                                        <a:lnTo>
+                                          <a:pt x="7" y="782"/>
+                                        </a:lnTo>
+                                        <a:lnTo>
+                                          <a:pt x="0" y="765"/>
+                                        </a:lnTo>
+                                        <a:lnTo>
+                                          <a:pt x="1" y="761"/>
+                                        </a:lnTo>
+                                        <a:lnTo>
+                                          <a:pt x="7" y="688"/>
+                                        </a:lnTo>
+                                        <a:lnTo>
+                                          <a:pt x="21" y="616"/>
+                                        </a:lnTo>
+                                        <a:lnTo>
+                                          <a:pt x="40" y="545"/>
+                                        </a:lnTo>
+                                        <a:lnTo>
+                                          <a:pt x="66" y="475"/>
+                                        </a:lnTo>
+                                        <a:lnTo>
+                                          <a:pt x="95" y="409"/>
+                                        </a:lnTo>
+                                        <a:lnTo>
+                                          <a:pt x="130" y="343"/>
+                                        </a:lnTo>
+                                        <a:lnTo>
+                                          <a:pt x="167" y="281"/>
+                                        </a:lnTo>
+                                        <a:lnTo>
+                                          <a:pt x="209" y="220"/>
+                                        </a:lnTo>
+                                        <a:lnTo>
+                                          <a:pt x="253" y="163"/>
+                                        </a:lnTo>
+                                        <a:lnTo>
+                                          <a:pt x="287" y="120"/>
+                                        </a:lnTo>
+                                        <a:lnTo>
+                                          <a:pt x="324" y="78"/>
+                                        </a:lnTo>
+                                        <a:lnTo>
+                                          <a:pt x="362" y="38"/>
+                                        </a:lnTo>
+                                        <a:lnTo>
+                                          <a:pt x="402" y="0"/>
+                                        </a:lnTo>
+                                        <a:close/>
+                                      </a:path>
+                                    </a:pathLst>
+                                  </a:custGeom>
+                                  <a:solidFill>
+                                    <a:schemeClr val="tx2">
+                                      <a:alpha val="20000"/>
+                                    </a:schemeClr>
+                                  </a:solidFill>
+                                  <a:ln w="0">
+                                    <a:solidFill>
+                                      <a:schemeClr val="tx2">
+                                        <a:alpha val="20000"/>
+                                      </a:schemeClr>
+                                    </a:solidFill>
+                                    <a:prstDash val="solid"/>
+                                    <a:round/>
+                                    <a:headEnd/>
+                                    <a:tailEnd/>
+                                  </a:ln>
+                                </wps:spPr>
+                                <wps:bodyPr vert="horz" wrap="square" lIns="91440" tIns="45720" rIns="91440" bIns="45720" numCol="1" anchor="t" anchorCtr="0" compatLnSpc="1">
+                                  <a:prstTxWarp prst="textNoShape">
+                                    <a:avLst/>
+                                  </a:prstTxWarp>
+                                </wps:bodyPr>
+                              </wps:wsp>
+                              <wps:wsp>
+                                <wps:cNvPr id="16" name="Forma libre 16"/>
+                                <wps:cNvSpPr>
+                                  <a:spLocks/>
+                                </wps:cNvSpPr>
+                                <wps:spPr bwMode="auto">
+                                  <a:xfrm>
+                                    <a:off x="317182" y="5904089"/>
+                                    <a:ext cx="58738" cy="311150"/>
+                                  </a:xfrm>
+                                  <a:custGeom>
+                                    <a:avLst/>
+                                    <a:gdLst>
+                                      <a:gd name="T0" fmla="*/ 0 w 37"/>
+                                      <a:gd name="T1" fmla="*/ 0 h 196"/>
+                                      <a:gd name="T2" fmla="*/ 6 w 37"/>
+                                      <a:gd name="T3" fmla="*/ 15 h 196"/>
+                                      <a:gd name="T4" fmla="*/ 7 w 37"/>
+                                      <a:gd name="T5" fmla="*/ 18 h 196"/>
+                                      <a:gd name="T6" fmla="*/ 12 w 37"/>
+                                      <a:gd name="T7" fmla="*/ 80 h 196"/>
+                                      <a:gd name="T8" fmla="*/ 21 w 37"/>
+                                      <a:gd name="T9" fmla="*/ 134 h 196"/>
+                                      <a:gd name="T10" fmla="*/ 33 w 37"/>
+                                      <a:gd name="T11" fmla="*/ 188 h 196"/>
+                                      <a:gd name="T12" fmla="*/ 37 w 37"/>
+                                      <a:gd name="T13" fmla="*/ 196 h 196"/>
+                                      <a:gd name="T14" fmla="*/ 22 w 37"/>
+                                      <a:gd name="T15" fmla="*/ 162 h 196"/>
+                                      <a:gd name="T16" fmla="*/ 15 w 37"/>
+                                      <a:gd name="T17" fmla="*/ 146 h 196"/>
+                                      <a:gd name="T18" fmla="*/ 5 w 37"/>
+                                      <a:gd name="T19" fmla="*/ 81 h 196"/>
+                                      <a:gd name="T20" fmla="*/ 1 w 37"/>
+                                      <a:gd name="T21" fmla="*/ 40 h 196"/>
+                                      <a:gd name="T22" fmla="*/ 0 w 37"/>
+                                      <a:gd name="T23" fmla="*/ 0 h 196"/>
+                                    </a:gdLst>
+                                    <a:ahLst/>
+                                    <a:cxnLst>
+                                      <a:cxn ang="0">
+                                        <a:pos x="T0" y="T1"/>
+                                      </a:cxn>
+                                      <a:cxn ang="0">
+                                        <a:pos x="T2" y="T3"/>
+                                      </a:cxn>
+                                      <a:cxn ang="0">
+                                        <a:pos x="T4" y="T5"/>
+                                      </a:cxn>
+                                      <a:cxn ang="0">
+                                        <a:pos x="T6" y="T7"/>
+                                      </a:cxn>
+                                      <a:cxn ang="0">
+                                        <a:pos x="T8" y="T9"/>
+                                      </a:cxn>
+                                      <a:cxn ang="0">
+                                        <a:pos x="T10" y="T11"/>
+                                      </a:cxn>
+                                      <a:cxn ang="0">
+                                        <a:pos x="T12" y="T13"/>
+                                      </a:cxn>
+                                      <a:cxn ang="0">
+                                        <a:pos x="T14" y="T15"/>
+                                      </a:cxn>
+                                      <a:cxn ang="0">
+                                        <a:pos x="T16" y="T17"/>
+                                      </a:cxn>
+                                      <a:cxn ang="0">
+                                        <a:pos x="T18" y="T19"/>
+                                      </a:cxn>
+                                      <a:cxn ang="0">
+                                        <a:pos x="T20" y="T21"/>
+                                      </a:cxn>
+                                      <a:cxn ang="0">
+                                        <a:pos x="T22" y="T23"/>
+                                      </a:cxn>
+                                    </a:cxnLst>
+                                    <a:rect l="0" t="0" r="r" b="b"/>
+                                    <a:pathLst>
+                                      <a:path w="37" h="196">
+                                        <a:moveTo>
+                                          <a:pt x="0" y="0"/>
+                                        </a:moveTo>
+                                        <a:lnTo>
+                                          <a:pt x="6" y="15"/>
+                                        </a:lnTo>
+                                        <a:lnTo>
+                                          <a:pt x="7" y="18"/>
+                                        </a:lnTo>
+                                        <a:lnTo>
+                                          <a:pt x="12" y="80"/>
+                                        </a:lnTo>
+                                        <a:lnTo>
+                                          <a:pt x="21" y="134"/>
+                                        </a:lnTo>
+                                        <a:lnTo>
+                                          <a:pt x="33" y="188"/>
+                                        </a:lnTo>
+                                        <a:lnTo>
+                                          <a:pt x="37" y="196"/>
+                                        </a:lnTo>
+                                        <a:lnTo>
+                                          <a:pt x="22" y="162"/>
+                                        </a:lnTo>
+                                        <a:lnTo>
+                                          <a:pt x="15" y="146"/>
+                                        </a:lnTo>
+                                        <a:lnTo>
+                                          <a:pt x="5" y="81"/>
+                                        </a:lnTo>
+                                        <a:lnTo>
+                                          <a:pt x="1" y="40"/>
+                                        </a:lnTo>
+                                        <a:lnTo>
+                                          <a:pt x="0" y="0"/>
+                                        </a:lnTo>
+                                        <a:close/>
+                                      </a:path>
+                                    </a:pathLst>
+                                  </a:custGeom>
+                                  <a:solidFill>
+                                    <a:schemeClr val="tx2">
+                                      <a:alpha val="20000"/>
+                                    </a:schemeClr>
+                                  </a:solidFill>
+                                  <a:ln w="0">
+                                    <a:solidFill>
+                                      <a:schemeClr val="tx2">
+                                        <a:alpha val="20000"/>
+                                      </a:schemeClr>
+                                    </a:solidFill>
+                                    <a:prstDash val="solid"/>
+                                    <a:round/>
+                                    <a:headEnd/>
+                                    <a:tailEnd/>
+                                  </a:ln>
+                                </wps:spPr>
+                                <wps:bodyPr vert="horz" wrap="square" lIns="91440" tIns="45720" rIns="91440" bIns="45720" numCol="1" anchor="t" anchorCtr="0" compatLnSpc="1">
+                                  <a:prstTxWarp prst="textNoShape">
+                                    <a:avLst/>
+                                  </a:prstTxWarp>
+                                </wps:bodyPr>
+                              </wps:wsp>
+                              <wps:wsp>
+                                <wps:cNvPr id="17" name="Forma libre 17"/>
+                                <wps:cNvSpPr>
+                                  <a:spLocks/>
+                                </wps:cNvSpPr>
+                                <wps:spPr bwMode="auto">
+                                  <a:xfrm>
+                                    <a:off x="363220" y="6223177"/>
+                                    <a:ext cx="49213" cy="104775"/>
+                                  </a:xfrm>
+                                  <a:custGeom>
+                                    <a:avLst/>
+                                    <a:gdLst>
+                                      <a:gd name="T0" fmla="*/ 0 w 31"/>
+                                      <a:gd name="T1" fmla="*/ 0 h 66"/>
+                                      <a:gd name="T2" fmla="*/ 31 w 31"/>
+                                      <a:gd name="T3" fmla="*/ 66 h 66"/>
+                                      <a:gd name="T4" fmla="*/ 24 w 31"/>
+                                      <a:gd name="T5" fmla="*/ 66 h 66"/>
+                                      <a:gd name="T6" fmla="*/ 0 w 31"/>
+                                      <a:gd name="T7" fmla="*/ 0 h 66"/>
+                                    </a:gdLst>
+                                    <a:ahLst/>
+                                    <a:cxnLst>
+                                      <a:cxn ang="0">
+                                        <a:pos x="T0" y="T1"/>
+                                      </a:cxn>
+                                      <a:cxn ang="0">
+                                        <a:pos x="T2" y="T3"/>
+                                      </a:cxn>
+                                      <a:cxn ang="0">
+                                        <a:pos x="T4" y="T5"/>
+                                      </a:cxn>
+                                      <a:cxn ang="0">
+                                        <a:pos x="T6" y="T7"/>
+                                      </a:cxn>
+                                    </a:cxnLst>
+                                    <a:rect l="0" t="0" r="r" b="b"/>
+                                    <a:pathLst>
+                                      <a:path w="31" h="66">
+                                        <a:moveTo>
+                                          <a:pt x="0" y="0"/>
+                                        </a:moveTo>
+                                        <a:lnTo>
+                                          <a:pt x="31" y="66"/>
+                                        </a:lnTo>
+                                        <a:lnTo>
+                                          <a:pt x="24" y="66"/>
+                                        </a:lnTo>
+                                        <a:lnTo>
+                                          <a:pt x="0" y="0"/>
+                                        </a:lnTo>
+                                        <a:close/>
+                                      </a:path>
+                                    </a:pathLst>
+                                  </a:custGeom>
+                                  <a:solidFill>
+                                    <a:schemeClr val="tx2">
+                                      <a:alpha val="20000"/>
+                                    </a:schemeClr>
+                                  </a:solidFill>
+                                  <a:ln w="0">
+                                    <a:solidFill>
+                                      <a:schemeClr val="tx2">
+                                        <a:alpha val="20000"/>
+                                      </a:schemeClr>
+                                    </a:solidFill>
+                                    <a:prstDash val="solid"/>
+                                    <a:round/>
+                                    <a:headEnd/>
+                                    <a:tailEnd/>
+                                  </a:ln>
+                                </wps:spPr>
+                                <wps:bodyPr vert="horz" wrap="square" lIns="91440" tIns="45720" rIns="91440" bIns="45720" numCol="1" anchor="t" anchorCtr="0" compatLnSpc="1">
+                                  <a:prstTxWarp prst="textNoShape">
+                                    <a:avLst/>
+                                  </a:prstTxWarp>
+                                </wps:bodyPr>
+                              </wps:wsp>
+                              <wps:wsp>
+                                <wps:cNvPr id="18" name="Forma libre 18"/>
+                                <wps:cNvSpPr>
+                                  <a:spLocks/>
+                                </wps:cNvSpPr>
+                                <wps:spPr bwMode="auto">
+                                  <a:xfrm>
+                                    <a:off x="317182" y="5864402"/>
+                                    <a:ext cx="11113" cy="68263"/>
+                                  </a:xfrm>
+                                  <a:custGeom>
+                                    <a:avLst/>
+                                    <a:gdLst>
+                                      <a:gd name="T0" fmla="*/ 0 w 7"/>
+                                      <a:gd name="T1" fmla="*/ 0 h 43"/>
+                                      <a:gd name="T2" fmla="*/ 7 w 7"/>
+                                      <a:gd name="T3" fmla="*/ 17 h 43"/>
+                                      <a:gd name="T4" fmla="*/ 7 w 7"/>
+                                      <a:gd name="T5" fmla="*/ 43 h 43"/>
+                                      <a:gd name="T6" fmla="*/ 6 w 7"/>
+                                      <a:gd name="T7" fmla="*/ 40 h 43"/>
+                                      <a:gd name="T8" fmla="*/ 0 w 7"/>
+                                      <a:gd name="T9" fmla="*/ 25 h 43"/>
+                                      <a:gd name="T10" fmla="*/ 0 w 7"/>
+                                      <a:gd name="T11" fmla="*/ 0 h 43"/>
+                                    </a:gdLst>
+                                    <a:ahLst/>
+                                    <a:cxnLst>
+                                      <a:cxn ang="0">
+                                        <a:pos x="T0" y="T1"/>
+                                      </a:cxn>
+                                      <a:cxn ang="0">
+                                        <a:pos x="T2" y="T3"/>
+                                      </a:cxn>
+                                      <a:cxn ang="0">
+                                        <a:pos x="T4" y="T5"/>
+                                      </a:cxn>
+                                      <a:cxn ang="0">
+                                        <a:pos x="T6" y="T7"/>
+                                      </a:cxn>
+                                      <a:cxn ang="0">
+                                        <a:pos x="T8" y="T9"/>
+                                      </a:cxn>
+                                      <a:cxn ang="0">
+                                        <a:pos x="T10" y="T11"/>
+                                      </a:cxn>
+                                    </a:cxnLst>
+                                    <a:rect l="0" t="0" r="r" b="b"/>
+                                    <a:pathLst>
+                                      <a:path w="7" h="43">
+                                        <a:moveTo>
+                                          <a:pt x="0" y="0"/>
+                                        </a:moveTo>
+                                        <a:lnTo>
+                                          <a:pt x="7" y="17"/>
+                                        </a:lnTo>
+                                        <a:lnTo>
+                                          <a:pt x="7" y="43"/>
+                                        </a:lnTo>
+                                        <a:lnTo>
+                                          <a:pt x="6" y="40"/>
+                                        </a:lnTo>
+                                        <a:lnTo>
+                                          <a:pt x="0" y="25"/>
+                                        </a:lnTo>
+                                        <a:lnTo>
+                                          <a:pt x="0" y="0"/>
+                                        </a:lnTo>
+                                        <a:close/>
+                                      </a:path>
+                                    </a:pathLst>
+                                  </a:custGeom>
+                                  <a:solidFill>
+                                    <a:schemeClr val="tx2">
+                                      <a:alpha val="20000"/>
+                                    </a:schemeClr>
+                                  </a:solidFill>
+                                  <a:ln w="0">
+                                    <a:solidFill>
+                                      <a:schemeClr val="tx2">
+                                        <a:alpha val="20000"/>
+                                      </a:schemeClr>
+                                    </a:solidFill>
+                                    <a:prstDash val="solid"/>
+                                    <a:round/>
+                                    <a:headEnd/>
+                                    <a:tailEnd/>
+                                  </a:ln>
+                                </wps:spPr>
+                                <wps:bodyPr vert="horz" wrap="square" lIns="91440" tIns="45720" rIns="91440" bIns="45720" numCol="1" anchor="t" anchorCtr="0" compatLnSpc="1">
+                                  <a:prstTxWarp prst="textNoShape">
+                                    <a:avLst/>
+                                  </a:prstTxWarp>
+                                </wps:bodyPr>
+                              </wps:wsp>
+                              <wps:wsp>
+                                <wps:cNvPr id="19" name="Forma libre 19"/>
+                                <wps:cNvSpPr>
+                                  <a:spLocks/>
+                                </wps:cNvSpPr>
+                                <wps:spPr bwMode="auto">
+                                  <a:xfrm>
+                                    <a:off x="340995" y="6135864"/>
+                                    <a:ext cx="73025" cy="192088"/>
+                                  </a:xfrm>
+                                  <a:custGeom>
+                                    <a:avLst/>
+                                    <a:gdLst>
+                                      <a:gd name="T0" fmla="*/ 0 w 46"/>
+                                      <a:gd name="T1" fmla="*/ 0 h 121"/>
+                                      <a:gd name="T2" fmla="*/ 7 w 46"/>
+                                      <a:gd name="T3" fmla="*/ 16 h 121"/>
+                                      <a:gd name="T4" fmla="*/ 22 w 46"/>
+                                      <a:gd name="T5" fmla="*/ 50 h 121"/>
+                                      <a:gd name="T6" fmla="*/ 33 w 46"/>
+                                      <a:gd name="T7" fmla="*/ 86 h 121"/>
+                                      <a:gd name="T8" fmla="*/ 46 w 46"/>
+                                      <a:gd name="T9" fmla="*/ 121 h 121"/>
+                                      <a:gd name="T10" fmla="*/ 45 w 46"/>
+                                      <a:gd name="T11" fmla="*/ 121 h 121"/>
+                                      <a:gd name="T12" fmla="*/ 14 w 46"/>
+                                      <a:gd name="T13" fmla="*/ 55 h 121"/>
+                                      <a:gd name="T14" fmla="*/ 11 w 46"/>
+                                      <a:gd name="T15" fmla="*/ 44 h 121"/>
+                                      <a:gd name="T16" fmla="*/ 0 w 46"/>
+                                      <a:gd name="T17" fmla="*/ 0 h 121"/>
+                                    </a:gdLst>
+                                    <a:ahLst/>
+                                    <a:cxnLst>
+                                      <a:cxn ang="0">
+                                        <a:pos x="T0" y="T1"/>
+                                      </a:cxn>
+                                      <a:cxn ang="0">
+                                        <a:pos x="T2" y="T3"/>
+                                      </a:cxn>
+                                      <a:cxn ang="0">
+                                        <a:pos x="T4" y="T5"/>
+                                      </a:cxn>
+                                      <a:cxn ang="0">
+                                        <a:pos x="T6" y="T7"/>
+                                      </a:cxn>
+                                      <a:cxn ang="0">
+                                        <a:pos x="T8" y="T9"/>
+                                      </a:cxn>
+                                      <a:cxn ang="0">
+                                        <a:pos x="T10" y="T11"/>
+                                      </a:cxn>
+                                      <a:cxn ang="0">
+                                        <a:pos x="T12" y="T13"/>
+                                      </a:cxn>
+                                      <a:cxn ang="0">
+                                        <a:pos x="T14" y="T15"/>
+                                      </a:cxn>
+                                      <a:cxn ang="0">
+                                        <a:pos x="T16" y="T17"/>
+                                      </a:cxn>
+                                    </a:cxnLst>
+                                    <a:rect l="0" t="0" r="r" b="b"/>
+                                    <a:pathLst>
+                                      <a:path w="46" h="121">
+                                        <a:moveTo>
+                                          <a:pt x="0" y="0"/>
+                                        </a:moveTo>
+                                        <a:lnTo>
+                                          <a:pt x="7" y="16"/>
+                                        </a:lnTo>
+                                        <a:lnTo>
+                                          <a:pt x="22" y="50"/>
+                                        </a:lnTo>
+                                        <a:lnTo>
+                                          <a:pt x="33" y="86"/>
+                                        </a:lnTo>
+                                        <a:lnTo>
+                                          <a:pt x="46" y="121"/>
+                                        </a:lnTo>
+                                        <a:lnTo>
+                                          <a:pt x="45" y="121"/>
+                                        </a:lnTo>
+                                        <a:lnTo>
+                                          <a:pt x="14" y="55"/>
+                                        </a:lnTo>
+                                        <a:lnTo>
+                                          <a:pt x="11" y="44"/>
+                                        </a:lnTo>
+                                        <a:lnTo>
+                                          <a:pt x="0" y="0"/>
+                                        </a:lnTo>
+                                        <a:close/>
+                                      </a:path>
+                                    </a:pathLst>
+                                  </a:custGeom>
+                                  <a:solidFill>
+                                    <a:schemeClr val="tx2">
+                                      <a:alpha val="20000"/>
+                                    </a:schemeClr>
+                                  </a:solidFill>
+                                  <a:ln w="0">
+                                    <a:solidFill>
+                                      <a:schemeClr val="tx2">
+                                        <a:alpha val="20000"/>
+                                      </a:schemeClr>
+                                    </a:solidFill>
+                                    <a:prstDash val="solid"/>
+                                    <a:round/>
+                                    <a:headEnd/>
+                                    <a:tailEnd/>
+                                  </a:ln>
+                                </wps:spPr>
+                                <wps:bodyPr vert="horz" wrap="square" lIns="91440" tIns="45720" rIns="91440" bIns="45720" numCol="1" anchor="t" anchorCtr="0" compatLnSpc="1">
+                                  <a:prstTxWarp prst="textNoShape">
+                                    <a:avLst/>
+                                  </a:prstTxWarp>
+                                </wps:bodyPr>
+                              </wps:wsp>
+                            </wpg:grpSp>
+                          </wpg:grpSp>
+                        </wpg:wgp>
+                      </a:graphicData>
+                    </a:graphic>
+                    <wp14:sizeRelH relativeFrom="page">
+                      <wp14:pctWidth>33000</wp14:pctWidth>
+                    </wp14:sizeRelH>
+                    <wp14:sizeRelV relativeFrom="page">
+                      <wp14:pctHeight>95000</wp14:pctHeight>
+                    </wp14:sizeRelV>
+                  </wp:anchor>
+                </w:drawing>
+              </mc:Choice>
+              <mc:Fallback>
+                <w:pict>
+                  <v:group w14:anchorId="06BC6E2A" id="Grupo 1" o:spid="_x0000_s1026" style="position:absolute;margin-left:0;margin-top:0;width:172.8pt;height:718.55pt;z-index:-251657216;mso-width-percent:330;mso-height-percent:950;mso-left-percent:40;mso-position-horizontal-relative:page;mso-position-vertical:center;mso-position-vertical-relative:page;mso-width-percent:330;mso-height-percent:950;mso-left-percent:40" coordsize="21945,91257" o:gfxdata="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">
+                    <v:rect id="Rectángulo 3" o:spid="_x0000_s1027" style="position:absolute;width:1945;height:91257;visibility:visible;mso-wrap-style:square;v-text-anchor:middle" o:gfxdata="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" fillcolor="#0e2841 [3215]" stroked="f" strokeweight="1pt"/>
+                    <v:shapetype id="_x0000_t15" coordsize="21600,21600" o:spt="15" adj="16200" path="m@0,l,,,21600@0,21600,21600,10800xe">
+                      <v:stroke joinstyle="miter"/>
+                      <v:formulas>
+                        <v:f eqn="val #0"/>
+                        <v:f eqn="prod #0 1 2"/>
+                      </v:formulas>
+                      <v:path gradientshapeok="t" o:connecttype="custom" o:connectlocs="@1,0;0,10800;@1,21600;21600,10800" o:connectangles="270,180,90,0" textboxrect="0,0,10800,21600;0,0,16200,21600;0,0,21600,21600"/>
+                      <v:handles>
+                        <v:h position="#0,topLeft" xrange="0,21600"/>
+                      </v:handles>
+                    </v:shapetype>
+                    <v:shape id="Pentágono 4" o:spid="_x0000_s1028" type="#_x0000_t15" style="position:absolute;top:14668;width:21945;height:5521;visibility:visible;mso-wrap-style:square;v-text-anchor:middle" o:gfxdata="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" adj="18883" fillcolor="#156082 [3204]" stroked="f" strokeweight="1pt">
+                      <v:textbox inset=",0,14.4pt,0">
+                        <w:txbxContent>
+                          <w:sdt>
+                            <w:sdtPr>
+                              <w:rPr>
+                                <w:color w:val="FFFFFF" w:themeColor="background1"/>
+                                <w:sz w:val="28"/>
+                                <w:szCs w:val="28"/>
+                              </w:rPr>
+                              <w:alias w:val="Fecha"/>
+                              <w:tag w:val=""/>
+                              <w:id w:val="-650599894"/>
+                              <w:dataBinding w:prefixMappings="xmlns:ns0='http://schemas.microsoft.com/office/2006/coverPageProps' " w:xpath="/ns0:CoverPageProperties[1]/ns0:PublishDate[1]" w:storeItemID="{55AF091B-3C7A-41E3-B477-F2FDAA23CFDA}"/>
+                              <w:date w:fullDate="2026-04-29T00:00:00Z">
+                                <w:dateFormat w:val="d-M-yyyy"/>
+                                <w:lid w:val="es-ES"/>
+                                <w:storeMappedDataAs w:val="dateTime"/>
+                                <w:calendar w:val="gregorian"/>
+                              </w:date>
+                            </w:sdtPr>
+                            <w:sdtContent>
+                              <w:p>
+                                <w:pPr>
+                                  <w:pStyle w:val="Sinespaciado"/>
+                                  <w:jc w:val="right"/>
+                                  <w:rPr>
+                                    <w:color w:val="FFFFFF" w:themeColor="background1"/>
+                                    <w:sz w:val="28"/>
+                                    <w:szCs w:val="28"/>
+                                  </w:rPr>
+                                </w:pPr>
+                                <w:r>
+                                  <w:rPr>
+                                    <w:color w:val="FFFFFF" w:themeColor="background1"/>
+                                    <w:sz w:val="28"/>
+                                    <w:szCs w:val="28"/>
+                                  </w:rPr>
+                                  <w:t>29-4-2026</w:t>
+                                </w:r>
+                              </w:p>
+                            </w:sdtContent>
+                          </w:sdt>
+                        </w:txbxContent>
+                      </v:textbox>
+                    </v:shape>
+                    <v:group id="Grupo 5" o:spid="_x0000_s1029" style="position:absolute;left:762;top:42100;width:20574;height:49103" coordorigin="806,42118" coordsize="13062,31210" o:gfxdata="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">
+                      <v:group id="Grupo 6" o:spid="_x0000_s1030" style="position:absolute;left:1410;top:42118;width:10478;height:31210" coordorigin="1410,42118" coordsize="10477,31210" o:gfxdata="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">
+                        <o:lock v:ext="edit" aspectratio="t"/>
+                        <v:shape id="Forma libre 20" o:spid="_x0000_s1031" style="position:absolute;left:3696;top:62168;width:1937;height:6985;visibility:visible;mso-wrap-style:square;v-text-anchor:top" coordsize="122,440" o:gfxdata="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" path="m,l39,152,84,304r38,113l122,440,76,306,39,180,6,53,,xe" fillcolor="#0e2841 [3215]" strokecolor="#0e2841 [3215]" strokeweight="0">
+                          <v:path arrowok="t" o:connecttype="custom" o:connectlocs="0,0;61913,241300;133350,482600;193675,661988;193675,698500;120650,485775;61913,285750;9525,84138;0,0" o:connectangles="0,0,0,0,0,0,0,0,0"/>
+                        </v:shape>
+                        <v:shape id="Forma libre 21" o:spid="_x0000_s1032" style="position:absolute;left:5728;top:69058;width:1842;height:4270;visibility:visible;mso-wrap-style:square;v-text-anchor:top" coordsize="116,269" o:gfxdata="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" path="m,l8,19,37,93r30,74l116,269r-8,l60,169,30,98,1,25,,xe" fillcolor="#0e2841 [3215]" strokecolor="#0e2841 [3215]" strokeweight="0">
+                          <v:path arrowok="t" o:connecttype="custom" o:connectlocs="0,0;12700,30163;58738,147638;106363,265113;184150,427038;171450,427038;95250,268288;47625,155575;1588,39688;0,0" o:connectangles="0,0,0,0,0,0,0,0,0,0"/>
+                        </v:shape>
+                        <v:shape id="Forma libre 22" o:spid="_x0000_s1033" style="position:absolute;left:1410;top:42118;width:2223;height:20193;visibility:visible;mso-wrap-style:square;v-text-anchor:top" coordsize="140,1272" o:gfxdata="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" path="m,l,,1,79r2,80l12,317,23,476,39,634,58,792,83,948r24,138l135,1223r5,49l138,1262,105,1106,77,949,53,792,35,634,20,476,9,317,2,159,,79,,xe" fillcolor="#0e2841 [3215]" strokecolor="#0e2841 [3215]" strokeweight="0">
+                          <v:path arrowok="t" o:connecttype="custom" o:connectlocs="0,0;0,0;1588,125413;4763,252413;19050,503238;36513,755650;61913,1006475;92075,1257300;131763,1504950;169863,1724025;214313,1941513;222250,2019300;219075,2003425;166688,1755775;122238,1506538;84138,1257300;55563,1006475;31750,755650;14288,503238;3175,252413;0,125413;0,0" o:connectangles="0,0,0,0,0,0,0,0,0,0,0,0,0,0,0,0,0,0,0,0,0,0"/>
+                        </v:shape>
+                        <v:shape id="Forma libre 23" o:spid="_x0000_s1034" style="position:absolute;left:3410;top:48611;width:715;height:13557;visibility:visible;mso-wrap-style:square;v-text-anchor:top" coordsize="45,854" o:gfxdata="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" path="m45,r,l35,66r-9,67l14,267,6,401,3,534,6,669r8,134l18,854r,-3l9,814,8,803,1,669,,534,3,401,12,267,25,132,34,66,45,xe" fillcolor="#0e2841 [3215]" strokecolor="#0e2841 [3215]" strokeweight="0">
+                          <v:path arrowok="t" o:connecttype="custom" o:connectlocs="71438,0;71438,0;55563,104775;41275,211138;22225,423863;9525,636588;4763,847725;9525,1062038;22225,1274763;28575,1355725;28575,1350963;14288,1292225;12700,1274763;1588,1062038;0,847725;4763,636588;19050,423863;39688,209550;53975,104775;71438,0" o:connectangles="0,0,0,0,0,0,0,0,0,0,0,0,0,0,0,0,0,0,0,0"/>
+                        </v:shape>
+                        <v:shape id="Forma libre 24" o:spid="_x0000_s1035" style="position:absolute;left:3633;top:62311;width:2444;height:9985;visibility:visible;mso-wrap-style:square;v-text-anchor:top" coordsize="154,629" o:gfxdata="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" path="m,l10,44r11,82l34,207r19,86l75,380r25,86l120,521r21,55l152,618r2,11l140,595,115,532,93,468,67,383,47,295,28,207,12,104,,xe" fillcolor="#0e2841 [3215]" strokecolor="#0e2841 [3215]" strokeweight="0">
+                          <v:path arrowok="t" o:connecttype="custom" o:connectlocs="0,0;15875,69850;33338,200025;53975,328613;84138,465138;119063,603250;158750,739775;190500,827088;223838,914400;241300,981075;244475,998538;222250,944563;182563,844550;147638,742950;106363,608013;74613,468313;44450,328613;19050,165100;0,0" o:connectangles="0,0,0,0,0,0,0,0,0,0,0,0,0,0,0,0,0,0,0"/>
+                        </v:shape>
+                        <v:shape id="Forma libre 25" o:spid="_x0000_s1036" style="position:absolute;left:6204;top:72233;width:524;height:1095;visibility:visible;mso-wrap-style:square;v-text-anchor:top" coordsize="33,69" o:gfxdata="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" path="m,l33,69r-9,l12,35,,xe" fillcolor="#0e2841 [3215]" strokecolor="#0e2841 [3215]" strokeweight="0">
+                          <v:path arrowok="t" o:connecttype="custom" o:connectlocs="0,0;52388,109538;38100,109538;19050,55563;0,0" o:connectangles="0,0,0,0,0"/>
+                        </v:shape>
+                        <v:shape id="Forma libre 26" o:spid="_x0000_s1037" style="position:absolute;left:3553;top:61533;width:238;height:1476;visibility:visible;mso-wrap-style:square;v-text-anchor:top" coordsize="15,93" o:gfxdata="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" path="m,l9,37r,3l15,93,5,49,,xe" fillcolor="#0e2841 [3215]" strokecolor="#0e2841 [3215]" strokeweight="0">
+                          <v:path arrowok="t" o:connecttype="custom" o:connectlocs="0,0;14288,58738;14288,63500;23813,147638;7938,77788;0,0" o:connectangles="0,0,0,0,0,0"/>
+                        </v:shape>
+                        <v:shape id="Forma libre 27" o:spid="_x0000_s1038" style="position:absolute;left:5633;top:56897;width:6255;height:12161;visibility:visible;mso-wrap-style:square;v-text-anchor:top" coordsize="394,766" o:gfxdata="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" path="m394,r,l356,38,319,77r-35,40l249,160r-42,58l168,276r-37,63l98,402,69,467,45,535,26,604,14,673,7,746,6,766,,749r1,-5l7,673,21,603,40,533,65,466,94,400r33,-64l164,275r40,-60l248,158r34,-42l318,76,354,37,394,xe" fillcolor="#0e2841 [3215]" strokecolor="#0e2841 [3215]" strokeweight="0">
+                          <v:path arrowok="t" o:connecttype="custom" o:connectlocs="625475,0;625475,0;565150,60325;506413,122238;450850,185738;395288,254000;328613,346075;266700,438150;207963,538163;155575,638175;109538,741363;71438,849313;41275,958850;22225,1068388;11113,1184275;9525,1216025;0,1189038;1588,1181100;11113,1068388;33338,957263;63500,846138;103188,739775;149225,635000;201613,533400;260350,436563;323850,341313;393700,250825;447675,184150;504825,120650;561975,58738;625475,0" o:connectangles="0,0,0,0,0,0,0,0,0,0,0,0,0,0,0,0,0,0,0,0,0,0,0,0,0,0,0,0,0,0,0"/>
+                        </v:shape>
+                        <v:shape id="Forma libre 28" o:spid="_x0000_s1039" style="position:absolute;left:5633;top:69153;width:571;height:3080;visibility:visible;mso-wrap-style:square;v-text-anchor:top" coordsize="36,194" o:gfxdata="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" path="m,l6,16r1,3l11,80r9,52l33,185r3,9l21,161,15,145,5,81,1,41,,xe" fillcolor="#0e2841 [3215]" strokecolor="#0e2841 [3215]" strokeweight="0">
+                          <v:path arrowok="t" o:connecttype="custom" o:connectlocs="0,0;9525,25400;11113,30163;17463,127000;31750,209550;52388,293688;57150,307975;33338,255588;23813,230188;7938,128588;1588,65088;0,0" o:connectangles="0,0,0,0,0,0,0,0,0,0,0,0"/>
+                        </v:shape>
+                        <v:shape id="Forma libre 29" o:spid="_x0000_s1040" style="position:absolute;left:6077;top:72296;width:493;height:1032;visibility:visible;mso-wrap-style:square;v-text-anchor:top" coordsize="31,65" o:gfxdata="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" path="m,l31,65r-8,l,xe" fillcolor="#0e2841 [3215]" strokecolor="#0e2841 [3215]" strokeweight="0">
+                          <v:path arrowok="t" o:connecttype="custom" o:connectlocs="0,0;49213,103188;36513,103188;0,0" o:connectangles="0,0,0,0"/>
+                        </v:shape>
+                        <v:shape id="Forma libre 30" o:spid="_x0000_s1041" style="position:absolute;left:5633;top:68788;width:111;height:666;visibility:visible;mso-wrap-style:square;v-text-anchor:top" coordsize="7,42" o:gfxdata="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" path="m,l6,17,7,42,6,39,,23,,xe" fillcolor="#0e2841 [3215]" strokecolor="#0e2841 [3215]" strokeweight="0">
+                          <v:path arrowok="t" o:connecttype="custom" o:connectlocs="0,0;9525,26988;11113,66675;9525,61913;0,36513;0,0" o:connectangles="0,0,0,0,0,0"/>
+                        </v:shape>
+                        <v:shape id="Forma libre 31" o:spid="_x0000_s1042" style="position:absolute;left:5871;top:71455;width:714;height:1873;visibility:visible;mso-wrap-style:square;v-text-anchor:top" coordsize="45,118" o:gfxdata="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" path="m,l6,16,21,49,33,84r12,34l44,118,13,53,11,42,,xe" fillcolor="#0e2841 [3215]" strokecolor="#0e2841 [3215]" strokeweight="0">
+                          <v:path arrowok="t" o:connecttype="custom" o:connectlocs="0,0;9525,25400;33338,77788;52388,133350;71438,187325;69850,187325;20638,84138;17463,66675;0,0" o:connectangles="0,0,0,0,0,0,0,0,0"/>
+                        </v:shape>
+                      </v:group>
+                      <v:group id="Grupo 7" o:spid="_x0000_s1043" style="position:absolute;left:806;top:48269;width:13063;height:25059" coordorigin="806,46499" coordsize="8747,16779" o:gfxdata="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">
+                        <o:lock v:ext="edit" aspectratio="t"/>
+                        <v:shape id="Forma libre 8" o:spid="_x0000_s1044" style="position:absolute;left:1187;top:51897;width:1984;height:7143;visibility:visible;mso-wrap-style:square;v-text-anchor:top" coordsize="125,450" o:gfxdata="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" path="m,l41,155,86,309r39,116l125,450,79,311,41,183,7,54,,xe" fillcolor="#0e2841 [3215]" strokecolor="#0e2841 [3215]" strokeweight="0">
+                          <v:fill opacity="13107f"/>
+                          <v:stroke opacity="13107f"/>
+                          <v:path arrowok="t" o:connecttype="custom" o:connectlocs="0,0;65088,246063;136525,490538;198438,674688;198438,714375;125413,493713;65088,290513;11113,85725;0,0" o:connectangles="0,0,0,0,0,0,0,0,0"/>
+                        </v:shape>
+                        <v:shape id="Forma libre 9" o:spid="_x0000_s1045" style="position:absolute;left:3282;top:58913;width:1874;height:4366;visibility:visible;mso-wrap-style:square;v-text-anchor:top" coordsize="118,275" o:gfxdata="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" path="m,l8,20,37,96r32,74l118,275r-9,l61,174,30,100,,26,,xe" fillcolor="#0e2841 [3215]" strokecolor="#0e2841 [3215]" strokeweight="0">
+                          <v:fill opacity="13107f"/>
+                          <v:stroke opacity="13107f"/>
+                          <v:path arrowok="t" o:connecttype="custom" o:connectlocs="0,0;12700,31750;58738,152400;109538,269875;187325,436563;173038,436563;96838,276225;47625,158750;0,41275;0,0" o:connectangles="0,0,0,0,0,0,0,0,0,0"/>
+                        </v:shape>
+                        <v:shape id="Forma libre 10" o:spid="_x0000_s1046" style="position:absolute;left:806;top:50103;width:317;height:1921;visibility:visible;mso-wrap-style:square;v-text-anchor:top" coordsize="20,121" o:gfxdata="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" path="m,l16,72r4,49l18,112,,31,,xe" fillcolor="#0e2841 [3215]" strokecolor="#0e2841 [3215]" strokeweight="0">
+                          <v:fill opacity="13107f"/>
+                          <v:stroke opacity="13107f"/>
+                          <v:path arrowok="t" o:connecttype="custom" o:connectlocs="0,0;25400,114300;31750,192088;28575,177800;0,49213;0,0" o:connectangles="0,0,0,0,0,0"/>
+                        </v:shape>
+                        <v:shape id="Forma libre 12" o:spid="_x0000_s1047" style="position:absolute;left:1123;top:52024;width:2509;height:10207;visibility:visible;mso-wrap-style:square;v-text-anchor:top" coordsize="158,643" o:gfxdata="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" path="m,l11,46r11,83l36,211r19,90l76,389r27,87l123,533r21,55l155,632r3,11l142,608,118,544,95,478,69,391,47,302,29,212,13,107,,xe" fillcolor="#0e2841 [3215]" strokecolor="#0e2841 [3215]" strokeweight="0">
+                          <v:fill opacity="13107f"/>
+                          <v:stroke opacity="13107f"/>
+                          <v:path arrowok="t" o:connecttype="custom" o:connectlocs="0,0;17463,73025;34925,204788;57150,334963;87313,477838;120650,617538;163513,755650;195263,846138;228600,933450;246063,1003300;250825,1020763;225425,965200;187325,863600;150813,758825;109538,620713;74613,479425;46038,336550;20638,169863;0,0" o:connectangles="0,0,0,0,0,0,0,0,0,0,0,0,0,0,0,0,0,0,0"/>
+                        </v:shape>
+                        <v:shape id="Forma libre 13" o:spid="_x0000_s1048" style="position:absolute;left:3759;top:62152;width:524;height:1127;visibility:visible;mso-wrap-style:square;v-text-anchor:top" coordsize="33,71" o:gfxdata="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" path="m,l33,71r-9,l11,36,,xe" fillcolor="#0e2841 [3215]" strokecolor="#0e2841 [3215]" strokeweight="0">
+                          <v:fill opacity="13107f"/>
+                          <v:stroke opacity="13107f"/>
+                          <v:path arrowok="t" o:connecttype="custom" o:connectlocs="0,0;52388,112713;38100,112713;17463,57150;0,0" o:connectangles="0,0,0,0,0"/>
+                        </v:shape>
+                        <v:shape id="Forma libre 14" o:spid="_x0000_s1049" style="position:absolute;left:1060;top:51246;width:238;height:1508;visibility:visible;mso-wrap-style:square;v-text-anchor:top" coordsize="15,95" o:gfxdata="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" path="m,l8,37r,4l15,95,4,49,,xe" fillcolor="#0e2841 [3215]" strokecolor="#0e2841 [3215]" strokeweight="0">
+                          <v:fill opacity="13107f"/>
+                          <v:stroke opacity="13107f"/>
+                          <v:path arrowok="t" o:connecttype="custom" o:connectlocs="0,0;12700,58738;12700,65088;23813,150813;6350,77788;0,0" o:connectangles="0,0,0,0,0,0"/>
+                        </v:shape>
+                        <v:shape id="Forma libre 15" o:spid="_x0000_s1050" style="position:absolute;left:3171;top:46499;width:6382;height:12414;visibility:visible;mso-wrap-style:square;v-text-anchor:top" coordsize="402,782" o:gfxdata="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" path="m402,r,1l363,39,325,79r-35,42l255,164r-44,58l171,284r-38,62l100,411,71,478,45,546,27,617,13,689,7,761r,21l,765r1,-4l7,688,21,616,40,545,66,475,95,409r35,-66l167,281r42,-61l253,163r34,-43l324,78,362,38,402,xe" fillcolor="#0e2841 [3215]" strokecolor="#0e2841 [3215]" strokeweight="0">
+                          <v:fill opacity="13107f"/>
+                          <v:stroke opacity="13107f"/>
+                          <v:path arrowok="t" o:connecttype="custom" o:connectlocs="638175,0;638175,1588;576263,61913;515938,125413;460375,192088;404813,260350;334963,352425;271463,450850;211138,549275;158750,652463;112713,758825;71438,866775;42863,979488;20638,1093788;11113,1208088;11113,1241425;0,1214438;1588,1208088;11113,1092200;33338,977900;63500,865188;104775,754063;150813,649288;206375,544513;265113,446088;331788,349250;401638,258763;455613,190500;514350,123825;574675,60325;638175,0" o:connectangles="0,0,0,0,0,0,0,0,0,0,0,0,0,0,0,0,0,0,0,0,0,0,0,0,0,0,0,0,0,0,0"/>
+                        </v:shape>
+                        <v:shape id="Forma libre 16" o:spid="_x0000_s1051" style="position:absolute;left:3171;top:59040;width:588;height:3112;visibility:visible;mso-wrap-style:square;v-text-anchor:top" coordsize="37,196" o:gfxdata="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" path="m,l6,15r1,3l12,80r9,54l33,188r4,8l22,162,15,146,5,81,1,40,,xe" fillcolor="#0e2841 [3215]" strokecolor="#0e2841 [3215]" strokeweight="0">
+                          <v:fill opacity="13107f"/>
+                          <v:stroke opacity="13107f"/>
+                          <v:path arrowok="t" o:connecttype="custom" o:connectlocs="0,0;9525,23813;11113,28575;19050,127000;33338,212725;52388,298450;58738,311150;34925,257175;23813,231775;7938,128588;1588,63500;0,0" o:connectangles="0,0,0,0,0,0,0,0,0,0,0,0"/>
+                        </v:shape>
+                        <v:shape id="Forma libre 17" o:spid="_x0000_s1052" style="position:absolute;left:3632;top:62231;width:492;height:1048;visibility:visible;mso-wrap-style:square;v-text-anchor:top" coordsize="31,66" o:gfxdata="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" path="m,l31,66r-7,l,xe" fillcolor="#0e2841 [3215]" strokecolor="#0e2841 [3215]" strokeweight="0">
+                          <v:fill opacity="13107f"/>
+                          <v:stroke opacity="13107f"/>
+                          <v:path arrowok="t" o:connecttype="custom" o:connectlocs="0,0;49213,104775;38100,104775;0,0" o:connectangles="0,0,0,0"/>
+                        </v:shape>
+                        <v:shape id="Forma libre 18" o:spid="_x0000_s1053" style="position:absolute;left:3171;top:58644;width:111;height:682;visibility:visible;mso-wrap-style:square;v-text-anchor:top" coordsize="7,43" o:gfxdata="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" path="m,l7,17r,26l6,40,,25,,xe" fillcolor="#0e2841 [3215]" strokecolor="#0e2841 [3215]" strokeweight="0">
+                          <v:fill opacity="13107f"/>
+                          <v:stroke opacity="13107f"/>
+                          <v:path arrowok="t" o:connecttype="custom" o:connectlocs="0,0;11113,26988;11113,68263;9525,63500;0,39688;0,0" o:connectangles="0,0,0,0,0,0"/>
+                        </v:shape>
+                        <v:shape id="Forma libre 19" o:spid="_x0000_s1054" style="position:absolute;left:3409;top:61358;width:731;height:1921;visibility:visible;mso-wrap-style:square;v-text-anchor:top" coordsize="46,121" o:gfxdata="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" path="m,l7,16,22,50,33,86r13,35l45,121,14,55,11,44,,xe" fillcolor="#0e2841 [3215]" strokecolor="#0e2841 [3215]" strokeweight="0">
+                          <v:fill opacity="13107f"/>
+                          <v:stroke opacity="13107f"/>
+                          <v:path arrowok="t" o:connecttype="custom" o:connectlocs="0,0;11113,25400;34925,79375;52388,136525;73025,192088;71438,192088;22225,87313;17463,69850;0,0" o:connectangles="0,0,0,0,0,0,0,0,0"/>
+                        </v:shape>
+                      </v:group>
+                    </v:group>
+                    <w10:wrap anchorx="page" anchory="page"/>
+                  </v:group>
+                </w:pict>
+              </mc:Fallback>
+            </mc:AlternateContent>
+          </w:r>
+          <w:r>
+            <w:rPr>
+              <w:noProof/>
+            </w:rPr>
+            <mc:AlternateContent>
+              <mc:Choice Requires="wps">
+                <w:drawing>
+                  <wp:anchor distT="0" distB="0" distL="114300" distR="114300" simplePos="0" relativeHeight="251661312" behindDoc="0" locked="0" layoutInCell="1" allowOverlap="1" wp14:anchorId="39CF3A48" wp14:editId="5DFBBD09">
+                    <wp:simplePos x="0" y="0"/>
+                    <mc:AlternateContent>
+                      <mc:Choice Requires="wp14">
+                        <wp:positionH relativeFrom="page">
+                          <wp14:pctPosHOffset>42000</wp14:pctPosHOffset>
+                        </wp:positionH>
+                      </mc:Choice>
+                      <mc:Fallback>
+                        <wp:positionH relativeFrom="page">
+                          <wp:posOffset>3175000</wp:posOffset>
+                        </wp:positionH>
+                      </mc:Fallback>
+                    </mc:AlternateContent>
+                    <mc:AlternateContent>
+                      <mc:Choice Requires="wp14">
+                        <wp:positionV relativeFrom="page">
+                          <wp14:pctPosVOffset>88000</wp14:pctPosVOffset>
+                        </wp:positionV>
+                      </mc:Choice>
+                      <mc:Fallback>
+                        <wp:positionV relativeFrom="page">
+                          <wp:posOffset>9408795</wp:posOffset>
+                        </wp:positionV>
+                      </mc:Fallback>
+                    </mc:AlternateContent>
+                    <wp:extent cx="3657600" cy="365760"/>
+                    <wp:effectExtent l="0" t="0" r="0" b="0"/>
+                    <wp:wrapNone/>
+                    <wp:docPr id="32" name="Cuadro de texto 2"/>
+                    <wp:cNvGraphicFramePr/>
+                    <a:graphic xmlns:a="http://schemas.openxmlformats.org/drawingml/2006/main">
+                      <a:graphicData uri="http://schemas.microsoft.com/office/word/2010/wordprocessingShape">
+                        <wps:wsp>
+                          <wps:cNvSpPr txBox="1"/>
+                          <wps:spPr>
+                            <a:xfrm>
+                              <a:off x="0" y="0"/>
+                              <a:ext cx="3657600" cy="365760"/>
+                            </a:xfrm>
+                            <a:prstGeom prst="rect">
+                              <a:avLst/>
+                            </a:prstGeom>
+                            <a:noFill/>
+                            <a:ln w="6350">
+                              <a:noFill/>
+                            </a:ln>
+                            <a:effectLst/>
+                          </wps:spPr>
+                          <wps:style>
+                            <a:lnRef idx="0">
+                              <a:schemeClr val="accent1"/>
+                            </a:lnRef>
+                            <a:fillRef idx="0">
+                              <a:schemeClr val="accent1"/>
+                            </a:fillRef>
+                            <a:effectRef idx="0">
+                              <a:schemeClr val="accent1"/>
+                            </a:effectRef>
+                            <a:fontRef idx="minor">
+                              <a:schemeClr val="dk1"/>
+                            </a:fontRef>
+                          </wps:style>
+                          <wps:txbx>
+                            <w:txbxContent>
+                              <w:p>
+                                <w:pPr>
+                                  <w:pStyle w:val="Sinespaciado"/>
+                                  <w:rPr>
+                                    <w:color w:val="156082" w:themeColor="accent1"/>
+                                    <w:sz w:val="26"/>
+                                    <w:szCs w:val="26"/>
+                                  </w:rPr>
+                                </w:pPr>
+                                <w:sdt>
+                                  <w:sdtPr>
+                                    <w:rPr>
+                                      <w:color w:val="156082" w:themeColor="accent1"/>
+                                      <w:sz w:val="26"/>
+                                      <w:szCs w:val="26"/>
+                                    </w:rPr>
+                                    <w:alias w:val="Autor"/>
+                                    <w:tag w:val=""/>
+                                    <w:id w:val="-2041584766"/>
+                                    <w:dataBinding w:prefixMappings="xmlns:ns0='http://purl.org/dc/elements/1.1/' xmlns:ns1='http://schemas.openxmlformats.org/package/2006/metadata/core-properties' " w:xpath="/ns1:coreProperties[1]/ns0:creator[1]" w:storeItemID="{6C3C8BC8-F283-45AE-878A-BAB7291924A1}"/>
+                                    <w:text/>
+                                  </w:sdtPr>
+                                  <w:sdtContent>
+                                    <w:r>
+                                      <w:rPr>
+                                        <w:color w:val="156082" w:themeColor="accent1"/>
+                                        <w:sz w:val="26"/>
+                                        <w:szCs w:val="26"/>
+                                      </w:rPr>
+                                      <w:t>Conde Rojas, Fabricio Israel</w:t>
+                                    </w:r>
+                                  </w:sdtContent>
+                                </w:sdt>
+                              </w:p>
+                              <w:p>
+                                <w:pPr>
+                                  <w:pStyle w:val="Sinespaciado"/>
+                                  <w:rPr>
+                                    <w:color w:val="595959" w:themeColor="text1" w:themeTint="A6"/>
+                                    <w:sz w:val="20"/>
+                                    <w:szCs w:val="20"/>
+                                  </w:rPr>
+                                </w:pPr>
+                                <w:sdt>
+                                  <w:sdtPr>
+                                    <w:rPr>
+                                      <w:caps/>
+                                      <w:color w:val="595959" w:themeColor="text1" w:themeTint="A6"/>
+                                      <w:sz w:val="20"/>
+                                      <w:szCs w:val="20"/>
+                                    </w:rPr>
+                                    <w:alias w:val="Compañía"/>
+                                    <w:tag w:val=""/>
+                                    <w:id w:val="1558814826"/>
+                                    <w:showingPlcHdr/>
+                                    <w:dataBinding w:prefixMappings="xmlns:ns0='http://schemas.openxmlformats.org/officeDocument/2006/extended-properties' " w:xpath="/ns0:Properties[1]/ns0:Company[1]" w:storeItemID="{6668398D-A668-4E3E-A5EB-62B293D839F1}"/>
+                                    <w:text/>
+                                  </w:sdtPr>
+                                  <w:sdtContent>
+                                    <w:r>
+                                      <w:rPr>
+                                        <w:caps/>
+                                        <w:color w:val="595959" w:themeColor="text1" w:themeTint="A6"/>
+                                        <w:sz w:val="20"/>
+                                        <w:szCs w:val="20"/>
+                                      </w:rPr>
+                                      <w:t xml:space="preserve">     </w:t>
+                                    </w:r>
+                                  </w:sdtContent>
+                                </w:sdt>
+                              </w:p>
+                            </w:txbxContent>
+                          </wps:txbx>
+                          <wps:bodyPr rot="0" spcFirstLastPara="0" vertOverflow="overflow" horzOverflow="overflow" vert="horz" wrap="square" lIns="0" tIns="0" rIns="0" bIns="0" numCol="1" spcCol="0" rtlCol="0" fromWordArt="0" anchor="b" anchorCtr="0" forceAA="0" compatLnSpc="1">
+                            <a:prstTxWarp prst="textNoShape">
+                              <a:avLst/>
+                            </a:prstTxWarp>
+                            <a:spAutoFit/>
+                          </wps:bodyPr>
+                        </wps:wsp>
+                      </a:graphicData>
+                    </a:graphic>
+                    <wp14:sizeRelH relativeFrom="page">
+                      <wp14:pctWidth>45000</wp14:pctWidth>
+                    </wp14:sizeRelH>
+                    <wp14:sizeRelV relativeFrom="margin">
+                      <wp14:pctHeight>0</wp14:pctHeight>
+                    </wp14:sizeRelV>
+                  </wp:anchor>
+                </w:drawing>
+              </mc:Choice>
+              <mc:Fallback>
+                <w:pict>
+                  <v:shapetype w14:anchorId="39CF3A48" id="_x0000_t202" coordsize="21600,21600" o:spt="202" path="m,l,21600r21600,l21600,xe">
+                    <v:stroke joinstyle="miter"/>
+                    <v:path gradientshapeok="t" o:connecttype="rect"/>
+                  </v:shapetype>
+                  <v:shape id="Cuadro de texto 2" o:spid="_x0000_s1055" type="#_x0000_t202" style="position:absolute;margin-left:0;margin-top:0;width:4in;height:28.8pt;z-index:251661312;visibility:visible;mso-wrap-style:square;mso-width-percent:450;mso-height-percent:0;mso-left-percent:420;mso-top-percent:880;mso-wrap-distance-left:9pt;mso-wrap-distance-top:0;mso-wrap-distance-right:9pt;mso-wrap-distance-bottom:0;mso-position-horizontal-relative:page;mso-position-vertical-relative:page;mso-width-percent:450;mso-height-percent:0;mso-left-percent:420;mso-top-percent:880;mso-width-relative:page;mso-height-relative:margin;v-text-anchor:bottom" o:gfxdata="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" filled="f" stroked="f" strokeweight=".5pt">
+                    <v:textbox style="mso-fit-shape-to-text:t" inset="0,0,0,0">
+                      <w:txbxContent>
+                        <w:p>
+                          <w:pPr>
+                            <w:pStyle w:val="Sinespaciado"/>
+                            <w:rPr>
+                              <w:color w:val="156082" w:themeColor="accent1"/>
+                              <w:sz w:val="26"/>
+                              <w:szCs w:val="26"/>
+                            </w:rPr>
+                          </w:pPr>
+                          <w:sdt>
+                            <w:sdtPr>
+                              <w:rPr>
+                                <w:color w:val="156082" w:themeColor="accent1"/>
+                                <w:sz w:val="26"/>
+                                <w:szCs w:val="26"/>
+                              </w:rPr>
+                              <w:alias w:val="Autor"/>
+                              <w:tag w:val=""/>
+                              <w:id w:val="-2041584766"/>
+                              <w:dataBinding w:prefixMappings="xmlns:ns0='http://purl.org/dc/elements/1.1/' xmlns:ns1='http://schemas.openxmlformats.org/package/2006/metadata/core-properties' " w:xpath="/ns1:coreProperties[1]/ns0:creator[1]" w:storeItemID="{6C3C8BC8-F283-45AE-878A-BAB7291924A1}"/>
+                              <w:text/>
+                            </w:sdtPr>
+                            <w:sdtContent>
+                              <w:r>
+                                <w:rPr>
+                                  <w:color w:val="156082" w:themeColor="accent1"/>
+                                  <w:sz w:val="26"/>
+                                  <w:szCs w:val="26"/>
+                                </w:rPr>
+                                <w:t>Conde Rojas, Fabricio Israel</w:t>
+                              </w:r>
+                            </w:sdtContent>
+                          </w:sdt>
+                        </w:p>
+                        <w:p>
+                          <w:pPr>
+                            <w:pStyle w:val="Sinespaciado"/>
+                            <w:rPr>
+                              <w:color w:val="595959" w:themeColor="text1" w:themeTint="A6"/>
+                              <w:sz w:val="20"/>
+                              <w:szCs w:val="20"/>
+                            </w:rPr>
+                          </w:pPr>
+                          <w:sdt>
+                            <w:sdtPr>
+                              <w:rPr>
+                                <w:caps/>
+                                <w:color w:val="595959" w:themeColor="text1" w:themeTint="A6"/>
+                                <w:sz w:val="20"/>
+                                <w:szCs w:val="20"/>
+                              </w:rPr>
+                              <w:alias w:val="Compañía"/>
+                              <w:tag w:val=""/>
+                              <w:id w:val="1558814826"/>
+                              <w:showingPlcHdr/>
+                              <w:dataBinding w:prefixMappings="xmlns:ns0='http://schemas.openxmlformats.org/officeDocument/2006/extended-properties' " w:xpath="/ns0:Properties[1]/ns0:Company[1]" w:storeItemID="{6668398D-A668-4E3E-A5EB-62B293D839F1}"/>
+                              <w:text/>
+                            </w:sdtPr>
+                            <w:sdtContent>
+                              <w:r>
+                                <w:rPr>
+                                  <w:caps/>
+                                  <w:color w:val="595959" w:themeColor="text1" w:themeTint="A6"/>
+                                  <w:sz w:val="20"/>
+                                  <w:szCs w:val="20"/>
+                                </w:rPr>
+                                <w:t xml:space="preserve">     </w:t>
+                              </w:r>
+                            </w:sdtContent>
+                          </w:sdt>
+                        </w:p>
+                      </w:txbxContent>
+                    </v:textbox>
+                    <w10:wrap anchorx="page" anchory="page"/>
+                  </v:shape>
+                </w:pict>
+              </mc:Fallback>
+            </mc:AlternateContent>
+          </w:r>
+          <w:r>
+            <w:rPr>
+              <w:noProof/>
+            </w:rPr>
+            <mc:AlternateContent>
+              <mc:Choice Requires="wps">
+                <w:drawing>
+                  <wp:anchor distT="0" distB="0" distL="114300" distR="114300" simplePos="0" relativeHeight="251660288" behindDoc="0" locked="0" layoutInCell="1" allowOverlap="1" wp14:anchorId="1D8FFD28" wp14:editId="37EF96D0">
+                    <wp:simplePos x="0" y="0"/>
+                    <mc:AlternateContent>
+                      <mc:Choice Requires="wp14">
+                        <wp:positionH relativeFrom="page">
+                          <wp14:pctPosHOffset>42000</wp14:pctPosHOffset>
+                        </wp:positionH>
+                      </mc:Choice>
+                      <mc:Fallback>
+                        <wp:positionH relativeFrom="page">
+                          <wp:posOffset>3175000</wp:posOffset>
+                        </wp:positionH>
+                      </mc:Fallback>
+                    </mc:AlternateContent>
+                    <mc:AlternateContent>
+                      <mc:Choice Requires="wp14">
+                        <wp:positionV relativeFrom="page">
+                          <wp14:pctPosVOffset>17500</wp14:pctPosVOffset>
+                        </wp:positionV>
+                      </mc:Choice>
+                      <mc:Fallback>
+                        <wp:positionV relativeFrom="page">
+                          <wp:posOffset>1870710</wp:posOffset>
+                        </wp:positionV>
+                      </mc:Fallback>
+                    </mc:AlternateContent>
+                    <wp:extent cx="3657600" cy="1069848"/>
+                    <wp:effectExtent l="0" t="0" r="7620" b="635"/>
+                    <wp:wrapNone/>
+                    <wp:docPr id="1" name="Cuadro de texto 3"/>
+                    <wp:cNvGraphicFramePr/>
+                    <a:graphic xmlns:a="http://schemas.openxmlformats.org/drawingml/2006/main">
+                      <a:graphicData uri="http://schemas.microsoft.com/office/word/2010/wordprocessingShape">
+                        <wps:wsp>
+                          <wps:cNvSpPr txBox="1"/>
+                          <wps:spPr>
+                            <a:xfrm>
+                              <a:off x="0" y="0"/>
+                              <a:ext cx="3657600" cy="1069848"/>
+                            </a:xfrm>
+                            <a:prstGeom prst="rect">
+                              <a:avLst/>
+                            </a:prstGeom>
+                            <a:noFill/>
+                            <a:ln w="6350">
+                              <a:noFill/>
+                            </a:ln>
+                            <a:effectLst/>
+                          </wps:spPr>
+                          <wps:style>
+                            <a:lnRef idx="0">
+                              <a:schemeClr val="accent1"/>
+                            </a:lnRef>
+                            <a:fillRef idx="0">
+                              <a:schemeClr val="accent1"/>
+                            </a:fillRef>
+                            <a:effectRef idx="0">
+                              <a:schemeClr val="accent1"/>
+                            </a:effectRef>
+                            <a:fontRef idx="minor">
+                              <a:schemeClr val="dk1"/>
+                            </a:fontRef>
+                          </wps:style>
+                          <wps:txbx>
+                            <w:txbxContent>
+                              <w:p>
+                                <w:pPr>
+                                  <w:pStyle w:val="Sinespaciado"/>
+                                  <w:rPr>
+                                    <w:rFonts w:asciiTheme="majorHAnsi" w:eastAsiaTheme="majorEastAsia" w:hAnsiTheme="majorHAnsi" w:cstheme="majorBidi"/>
+                                    <w:color w:val="262626" w:themeColor="text1" w:themeTint="D9"/>
+                                    <w:sz w:val="72"/>
+                                  </w:rPr>
+                                </w:pPr>
+                                <w:sdt>
+                                  <w:sdtPr>
+                                    <w:rPr>
+                                      <w:rFonts w:asciiTheme="majorHAnsi" w:eastAsiaTheme="majorEastAsia" w:hAnsiTheme="majorHAnsi" w:cstheme="majorBidi"/>
+                                      <w:color w:val="262626" w:themeColor="text1" w:themeTint="D9"/>
+                                      <w:sz w:val="72"/>
+                                      <w:szCs w:val="72"/>
+                                    </w:rPr>
+                                    <w:alias w:val="Título"/>
+                                    <w:tag w:val=""/>
+                                    <w:id w:val="-705018352"/>
+                                    <w:dataBinding w:prefixMappings="xmlns:ns0='http://purl.org/dc/elements/1.1/' xmlns:ns1='http://schemas.openxmlformats.org/package/2006/metadata/core-properties' " w:xpath="/ns1:coreProperties[1]/ns0:title[1]" w:storeItemID="{6C3C8BC8-F283-45AE-878A-BAB7291924A1}"/>
+                                    <w:text/>
+                                  </w:sdtPr>
+                                  <w:sdtContent>
+                                    <w:r>
+                                      <w:rPr>
+                                        <w:rFonts w:asciiTheme="majorHAnsi" w:eastAsiaTheme="majorEastAsia" w:hAnsiTheme="majorHAnsi" w:cstheme="majorBidi"/>
+                                        <w:color w:val="262626" w:themeColor="text1" w:themeTint="D9"/>
+                                        <w:sz w:val="72"/>
+                                        <w:szCs w:val="72"/>
+                                      </w:rPr>
+                                      <w:t>PRACTICA 1</w:t>
+                                    </w:r>
+                                  </w:sdtContent>
+                                </w:sdt>
+                              </w:p>
+                              <w:p>
+                                <w:pPr>
+                                  <w:spacing w:before="120"/>
+                                  <w:rPr>
+                                    <w:color w:val="404040" w:themeColor="text1" w:themeTint="BF"/>
+                                    <w:sz w:val="36"/>
+                                    <w:szCs w:val="36"/>
+                                  </w:rPr>
+                                </w:pPr>
+                                <w:sdt>
+                                  <w:sdtPr>
+                                    <w:rPr>
+                                      <w:color w:val="404040" w:themeColor="text1" w:themeTint="BF"/>
+                                      <w:sz w:val="36"/>
+                                      <w:szCs w:val="36"/>
+                                    </w:rPr>
+                                    <w:alias w:val="Subtítulo"/>
+                                    <w:tag w:val=""/>
+                                    <w:id w:val="-1148361611"/>
+                                    <w:dataBinding w:prefixMappings="xmlns:ns0='http://purl.org/dc/elements/1.1/' xmlns:ns1='http://schemas.openxmlformats.org/package/2006/metadata/core-properties' " w:xpath="/ns1:coreProperties[1]/ns0:subject[1]" w:storeItemID="{6C3C8BC8-F283-45AE-878A-BAB7291924A1}"/>
+                                    <w:text/>
+                                  </w:sdtPr>
+                                  <w:sdtContent>
+                                    <w:r>
+                                      <w:rPr>
+                                        <w:color w:val="404040" w:themeColor="text1" w:themeTint="BF"/>
+                                        <w:sz w:val="36"/>
+                                        <w:szCs w:val="36"/>
+                                      </w:rPr>
+                                      <w:t>HTML Y CSS</w:t>
+                                    </w:r>
+                                  </w:sdtContent>
+                                </w:sdt>
+                              </w:p>
+                            </w:txbxContent>
+                          </wps:txbx>
+                          <wps:bodyPr rot="0" spcFirstLastPara="0" vertOverflow="overflow" horzOverflow="overflow" vert="horz" wrap="square" lIns="0" tIns="0" rIns="0" bIns="0" numCol="1" spcCol="0" rtlCol="0" fromWordArt="0" anchor="t" anchorCtr="0" forceAA="0" compatLnSpc="1">
+                            <a:prstTxWarp prst="textNoShape">
+                              <a:avLst/>
+                            </a:prstTxWarp>
+                            <a:spAutoFit/>
+                          </wps:bodyPr>
+                        </wps:wsp>
+                      </a:graphicData>
+                    </a:graphic>
+                    <wp14:sizeRelH relativeFrom="page">
+                      <wp14:pctWidth>45000</wp14:pctWidth>
+                    </wp14:sizeRelH>
+                    <wp14:sizeRelV relativeFrom="margin">
+                      <wp14:pctHeight>0</wp14:pctHeight>
+                    </wp14:sizeRelV>
+                  </wp:anchor>
+                </w:drawing>
+              </mc:Choice>
+              <mc:Fallback>
+                <w:pict>
+                  <v:shape w14:anchorId="1D8FFD28" id="Cuadro de texto 3" o:spid="_x0000_s1056" type="#_x0000_t202" style="position:absolute;margin-left:0;margin-top:0;width:4in;height:84.25pt;z-index:251660288;visibility:visible;mso-wrap-style:square;mso-width-percent:450;mso-height-percent:0;mso-left-percent:420;mso-top-percent:175;mso-wrap-distance-left:9pt;mso-wrap-distance-top:0;mso-wrap-distance-right:9pt;mso-wrap-distance-bottom:0;mso-position-horizontal-relative:page;mso-position-vertical-relative:page;mso-width-percent:450;mso-height-percent:0;mso-left-percent:420;mso-top-percent:175;mso-width-relative:page;mso-height-relative:margin;v-text-anchor:top" o:gfxdata="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" filled="f" stroked="f" strokeweight=".5pt">
+                    <v:textbox style="mso-fit-shape-to-text:t" inset="0,0,0,0">
+                      <w:txbxContent>
+                        <w:p>
+                          <w:pPr>
+                            <w:pStyle w:val="Sinespaciado"/>
+                            <w:rPr>
+                              <w:rFonts w:asciiTheme="majorHAnsi" w:eastAsiaTheme="majorEastAsia" w:hAnsiTheme="majorHAnsi" w:cstheme="majorBidi"/>
+                              <w:color w:val="262626" w:themeColor="text1" w:themeTint="D9"/>
+                              <w:sz w:val="72"/>
+                            </w:rPr>
+                          </w:pPr>
+                          <w:sdt>
+                            <w:sdtPr>
+                              <w:rPr>
+                                <w:rFonts w:asciiTheme="majorHAnsi" w:eastAsiaTheme="majorEastAsia" w:hAnsiTheme="majorHAnsi" w:cstheme="majorBidi"/>
+                                <w:color w:val="262626" w:themeColor="text1" w:themeTint="D9"/>
+                                <w:sz w:val="72"/>
+                                <w:szCs w:val="72"/>
+                              </w:rPr>
+                              <w:alias w:val="Título"/>
+                              <w:tag w:val=""/>
+                              <w:id w:val="-705018352"/>
+                              <w:dataBinding w:prefixMappings="xmlns:ns0='http://purl.org/dc/elements/1.1/' xmlns:ns1='http://schemas.openxmlformats.org/package/2006/metadata/core-properties' " w:xpath="/ns1:coreProperties[1]/ns0:title[1]" w:storeItemID="{6C3C8BC8-F283-45AE-878A-BAB7291924A1}"/>
+                              <w:text/>
+                            </w:sdtPr>
+                            <w:sdtContent>
+                              <w:r>
+                                <w:rPr>
+                                  <w:rFonts w:asciiTheme="majorHAnsi" w:eastAsiaTheme="majorEastAsia" w:hAnsiTheme="majorHAnsi" w:cstheme="majorBidi"/>
+                                  <w:color w:val="262626" w:themeColor="text1" w:themeTint="D9"/>
+                                  <w:sz w:val="72"/>
+                                  <w:szCs w:val="72"/>
+                                </w:rPr>
+                                <w:t>PRACTICA 1</w:t>
+                              </w:r>
+                            </w:sdtContent>
+                          </w:sdt>
+                        </w:p>
+                        <w:p>
+                          <w:pPr>
+                            <w:spacing w:before="120"/>
+                            <w:rPr>
+                              <w:color w:val="404040" w:themeColor="text1" w:themeTint="BF"/>
+                              <w:sz w:val="36"/>
+                              <w:szCs w:val="36"/>
+                            </w:rPr>
+                          </w:pPr>
+                          <w:sdt>
+                            <w:sdtPr>
+                              <w:rPr>
+                                <w:color w:val="404040" w:themeColor="text1" w:themeTint="BF"/>
+                                <w:sz w:val="36"/>
+                                <w:szCs w:val="36"/>
+                              </w:rPr>
+                              <w:alias w:val="Subtítulo"/>
+                              <w:tag w:val=""/>
+                              <w:id w:val="-1148361611"/>
+                              <w:dataBinding w:prefixMappings="xmlns:ns0='http://purl.org/dc/elements/1.1/' xmlns:ns1='http://schemas.openxmlformats.org/package/2006/metadata/core-properties' " w:xpath="/ns1:coreProperties[1]/ns0:subject[1]" w:storeItemID="{6C3C8BC8-F283-45AE-878A-BAB7291924A1}"/>
+                              <w:text/>
+                            </w:sdtPr>
+                            <w:sdtContent>
+                              <w:r>
+                                <w:rPr>
+                                  <w:color w:val="404040" w:themeColor="text1" w:themeTint="BF"/>
+                                  <w:sz w:val="36"/>
+                                  <w:szCs w:val="36"/>
+                                </w:rPr>
+                                <w:t>HTML Y CSS</w:t>
+                              </w:r>
+                            </w:sdtContent>
+                          </w:sdt>
+                        </w:p>
+                      </w:txbxContent>
+                    </v:textbox>
+                    <w10:wrap anchorx="page" anchory="page"/>
+                  </v:shape>
+                </w:pict>
+              </mc:Fallback>
+            </mc:AlternateContent>
+          </w:r>
+        </w:p>
+        <w:p>
+          <w:r>
+            <w:br w:type="page"/>
+          </w:r>
+        </w:p>
+      </w:sdtContent>
+    </w:sdt>
     <w:p>
-      <w:r>
-        <w:t xml:space="preserve">Flex </w:t>
+      <w:pPr>
+        <w:pStyle w:val="Ttulo1"/>
+      </w:pPr>
+      <w:r>
+        <w:lastRenderedPageBreak/>
+        <w:t>Estructura de la página web</w:t>
+      </w:r>
+    </w:p>
+    <w:p>
+      <w:pPr>
+        <w:rPr>
+          <w:u w:val="single"/>
+        </w:rPr>
+      </w:pPr>
+      <w:r>
+        <w:t>Para maquetar cada documento .</w:t>
       </w:r>
       <w:proofErr w:type="spellStart"/>
       <w:r>
-        <w:t>items</w:t>
+        <w:t>html</w:t>
       </w:r>
       <w:proofErr w:type="spellEnd"/>
       <w:r>
-        <w:t>:</w:t>
-      </w:r>
-    </w:p>
-    <w:p/>
-    <w:p>
-      <w:hyperlink r:id="rId4" w:history="1">
+        <w:t xml:space="preserve"> lo</w:t>
+      </w:r>
+      <w:r>
+        <w:t xml:space="preserve"> que</w:t>
+      </w:r>
+      <w:r>
+        <w:t xml:space="preserve"> he utilizado es </w:t>
+      </w:r>
+      <w:proofErr w:type="spellStart"/>
+      <w:r>
+        <w:rPr>
+          <w:b/>
+          <w:bCs/>
+        </w:rPr>
+        <w:t>Flex</w:t>
+      </w:r>
+      <w:r>
+        <w:rPr>
+          <w:b/>
+          <w:bCs/>
+        </w:rPr>
+        <w:t>box</w:t>
+      </w:r>
+      <w:proofErr w:type="spellEnd"/>
+      <w:r>
+        <w:t xml:space="preserve"> </w:t>
+      </w:r>
+      <w:hyperlink r:id="rId7" w:history="1">
         <w:r>
           <w:rPr>
             <w:rStyle w:val="Hipervnculo"/>
           </w:rPr>
-          <w:t>https://www.w3schools.com/w3css/w3css_flex_items.asp</w:t>
+          <w:t>https://www.w3schools.com/css/css3_flexbox_container.asp</w:t>
         </w:r>
       </w:hyperlink>
     </w:p>
+    <w:p>
+      <w:r>
+        <w:t xml:space="preserve">En la parte del </w:t>
+      </w:r>
+      <w:proofErr w:type="spellStart"/>
+      <w:r>
+        <w:rPr>
+          <w:b/>
+          <w:bCs/>
+        </w:rPr>
+        <w:t>body</w:t>
+      </w:r>
+      <w:proofErr w:type="spellEnd"/>
+      <w:r>
+        <w:t xml:space="preserve"> del documento lo que voy a utilizar es</w:t>
+      </w:r>
+      <w:r>
+        <w:t>:</w:t>
+      </w:r>
+    </w:p>
+    <w:p>
+      <w:proofErr w:type="spellStart"/>
+      <w:r>
+        <w:t>body</w:t>
+      </w:r>
+      <w:proofErr w:type="spellEnd"/>
+      <w:r>
+        <w:t xml:space="preserve"> {</w:t>
+      </w:r>
+    </w:p>
+    <w:p>
+      <w:pPr>
+        <w:pStyle w:val="Prrafodelista"/>
+        <w:numPr>
+          <w:ilvl w:val="0"/>
+          <w:numId w:val="21"/>
+        </w:numPr>
+        <w:spacing w:after="0"/>
+      </w:pPr>
+      <w:r>
+        <w:t>min-</w:t>
+      </w:r>
+      <w:proofErr w:type="spellStart"/>
+      <w:r>
+        <w:t>height</w:t>
+      </w:r>
+      <w:proofErr w:type="spellEnd"/>
+      <w:r>
+        <w:t>: 100vh;</w:t>
+      </w:r>
+    </w:p>
+    <w:p>
+      <w:pPr>
+        <w:pStyle w:val="Prrafodelista"/>
+        <w:numPr>
+          <w:ilvl w:val="0"/>
+          <w:numId w:val="21"/>
+        </w:numPr>
+        <w:spacing w:after="0"/>
+      </w:pPr>
+      <w:proofErr w:type="spellStart"/>
+      <w:r>
+        <w:t>display</w:t>
+      </w:r>
+      <w:proofErr w:type="spellEnd"/>
+      <w:r>
+        <w:t xml:space="preserve">: </w:t>
+      </w:r>
+      <w:proofErr w:type="spellStart"/>
+      <w:r>
+        <w:t>flex</w:t>
+      </w:r>
+      <w:proofErr w:type="spellEnd"/>
+      <w:r>
+        <w:t>;</w:t>
+      </w:r>
+    </w:p>
+    <w:p>
+      <w:pPr>
+        <w:pStyle w:val="Prrafodelista"/>
+        <w:numPr>
+          <w:ilvl w:val="0"/>
+          <w:numId w:val="21"/>
+        </w:numPr>
+        <w:spacing w:after="0"/>
+      </w:pPr>
+      <w:proofErr w:type="spellStart"/>
+      <w:r>
+        <w:t>flex-direction</w:t>
+      </w:r>
+      <w:proofErr w:type="spellEnd"/>
+      <w:r>
+        <w:t xml:space="preserve">: </w:t>
+      </w:r>
+      <w:proofErr w:type="spellStart"/>
+      <w:r>
+        <w:t>column</w:t>
+      </w:r>
+      <w:proofErr w:type="spellEnd"/>
+      <w:r>
+        <w:t>;</w:t>
+      </w:r>
+    </w:p>
+    <w:p>
+      <w:pPr>
+        <w:pStyle w:val="Prrafodelista"/>
+        <w:numPr>
+          <w:ilvl w:val="0"/>
+          <w:numId w:val="21"/>
+        </w:numPr>
+        <w:spacing w:after="0"/>
+      </w:pPr>
+      <w:proofErr w:type="spellStart"/>
+      <w:r>
+        <w:t>text-align</w:t>
+      </w:r>
+      <w:proofErr w:type="spellEnd"/>
+      <w:r>
+        <w:t>: center;</w:t>
+      </w:r>
+    </w:p>
+    <w:p>
+      <w:r>
+        <w:t>}</w:t>
+      </w:r>
+    </w:p>
+    <w:p>
+      <w:pPr>
+        <w:pStyle w:val="Prrafodelista"/>
+        <w:numPr>
+          <w:ilvl w:val="0"/>
+          <w:numId w:val="22"/>
+        </w:numPr>
+      </w:pPr>
+      <w:r>
+        <w:t>Sirve para que la pagina principal ocupe toda la pantalla si es posible.</w:t>
+      </w:r>
+    </w:p>
+    <w:p>
+      <w:pPr>
+        <w:pStyle w:val="Prrafodelista"/>
+        <w:numPr>
+          <w:ilvl w:val="0"/>
+          <w:numId w:val="22"/>
+        </w:numPr>
+      </w:pPr>
+      <w:r>
+        <w:t xml:space="preserve">Aquí es donde se usa </w:t>
+      </w:r>
+      <w:proofErr w:type="spellStart"/>
+      <w:r>
+        <w:rPr>
+          <w:b/>
+          <w:bCs/>
+        </w:rPr>
+        <w:t>Flexbox</w:t>
+      </w:r>
+      <w:proofErr w:type="spellEnd"/>
+      <w:r>
+        <w:rPr>
+          <w:b/>
+          <w:bCs/>
+        </w:rPr>
+        <w:t xml:space="preserve"> </w:t>
+      </w:r>
+      <w:r>
+        <w:t>para decirle a la pantalla que se comporte como si tuviera una solo dimensión, que sea vertical u horizontal, pero no los dos.</w:t>
+      </w:r>
+    </w:p>
+    <w:p>
+      <w:pPr>
+        <w:pStyle w:val="Prrafodelista"/>
+        <w:numPr>
+          <w:ilvl w:val="0"/>
+          <w:numId w:val="22"/>
+        </w:numPr>
+        <w:rPr>
+          <w:b/>
+          <w:bCs/>
+        </w:rPr>
+      </w:pPr>
+      <w:r>
+        <w:t xml:space="preserve">Se le estable que la dirección de </w:t>
+      </w:r>
+      <w:proofErr w:type="spellStart"/>
+      <w:r>
+        <w:t>flex</w:t>
+      </w:r>
+      <w:proofErr w:type="spellEnd"/>
+      <w:r>
+        <w:t xml:space="preserve"> es que sea por columnas, para que cada elemento que se ponga en el </w:t>
+      </w:r>
+      <w:proofErr w:type="spellStart"/>
+      <w:r>
+        <w:t>body</w:t>
+      </w:r>
+      <w:proofErr w:type="spellEnd"/>
+      <w:r>
+        <w:t xml:space="preserve"> vaya uno debajo del otro, así se ve mucho mejor la página web. Si fuera </w:t>
+      </w:r>
+      <w:proofErr w:type="spellStart"/>
+      <w:r>
+        <w:rPr>
+          <w:b/>
+          <w:bCs/>
+        </w:rPr>
+        <w:t>flex-direction</w:t>
+      </w:r>
+      <w:proofErr w:type="spellEnd"/>
+      <w:r>
+        <w:rPr>
+          <w:b/>
+          <w:bCs/>
+        </w:rPr>
+        <w:t>:</w:t>
+      </w:r>
+      <w:r>
+        <w:rPr>
+          <w:b/>
+          <w:bCs/>
+        </w:rPr>
+        <w:t xml:space="preserve"> </w:t>
+      </w:r>
+      <w:proofErr w:type="spellStart"/>
+      <w:r>
+        <w:rPr>
+          <w:b/>
+          <w:bCs/>
+        </w:rPr>
+        <w:t>row</w:t>
+      </w:r>
+      <w:proofErr w:type="spellEnd"/>
+      <w:r>
+        <w:rPr>
+          <w:b/>
+          <w:bCs/>
+        </w:rPr>
+        <w:t xml:space="preserve"> </w:t>
+      </w:r>
+      <w:r>
+        <w:t>el comportamiento es que cada elemento se muestra en fila uno después del otro.</w:t>
+      </w:r>
+    </w:p>
+    <w:p>
+      <w:pPr>
+        <w:pStyle w:val="Prrafodelista"/>
+        <w:numPr>
+          <w:ilvl w:val="0"/>
+          <w:numId w:val="24"/>
+        </w:numPr>
+      </w:pPr>
+      <w:proofErr w:type="spellStart"/>
+      <w:r>
+        <w:t>flex-direction</w:t>
+      </w:r>
+      <w:proofErr w:type="spellEnd"/>
+      <w:r>
+        <w:t xml:space="preserve">: </w:t>
+      </w:r>
+      <w:proofErr w:type="spellStart"/>
+      <w:r>
+        <w:t>row</w:t>
+      </w:r>
+      <w:proofErr w:type="spellEnd"/>
+      <w:r>
+        <w:t>;</w:t>
+      </w:r>
+    </w:p>
+    <w:p>
+      <w:pPr>
+        <w:ind w:firstLine="360"/>
+        <w:rPr>
+          <w:b/>
+          <w:bCs/>
+        </w:rPr>
+      </w:pPr>
+      <w:r>
+        <w:rPr>
+          <w:noProof/>
+        </w:rPr>
+        <w:drawing>
+          <wp:inline distT="0" distB="0" distL="0" distR="0" wp14:anchorId="09CE89A1" wp14:editId="5382A4A7">
+            <wp:extent cx="5400040" cy="535940"/>
+            <wp:effectExtent l="0" t="0" r="0" b="0"/>
+            <wp:docPr id="513359241" name="Imagen 1"/>
+            <wp:cNvGraphicFramePr>
+              <a:graphicFrameLocks xmlns:a="http://schemas.openxmlformats.org/drawingml/2006/main" noChangeAspect="1"/>
+            </wp:cNvGraphicFramePr>
+            <a:graphic xmlns:a="http://schemas.openxmlformats.org/drawingml/2006/main">
+              <a:graphicData uri="http://schemas.openxmlformats.org/drawingml/2006/picture">
+                <pic:pic xmlns:pic="http://schemas.openxmlformats.org/drawingml/2006/picture">
+                  <pic:nvPicPr>
+                    <pic:cNvPr id="513359241" name=""/>
+                    <pic:cNvPicPr/>
+                  </pic:nvPicPr>
+                  <pic:blipFill>
+                    <a:blip r:embed="rId8"/>
+                    <a:stretch>
+                      <a:fillRect/>
+                    </a:stretch>
+                  </pic:blipFill>
+                  <pic:spPr>
+                    <a:xfrm>
+                      <a:off x="0" y="0"/>
+                      <a:ext cx="5400040" cy="535940"/>
+                    </a:xfrm>
+                    <a:prstGeom prst="rect">
+                      <a:avLst/>
+                    </a:prstGeom>
+                  </pic:spPr>
+                </pic:pic>
+              </a:graphicData>
+            </a:graphic>
+          </wp:inline>
+        </w:drawing>
+      </w:r>
+    </w:p>
+    <w:p>
+      <w:pPr>
+        <w:pStyle w:val="Prrafodelista"/>
+        <w:numPr>
+          <w:ilvl w:val="0"/>
+          <w:numId w:val="24"/>
+        </w:numPr>
+      </w:pPr>
+      <w:proofErr w:type="spellStart"/>
+      <w:r>
+        <w:t>flex-direction</w:t>
+      </w:r>
+      <w:proofErr w:type="spellEnd"/>
+      <w:r>
+        <w:t xml:space="preserve">: </w:t>
+      </w:r>
+      <w:proofErr w:type="spellStart"/>
+      <w:r>
+        <w:t>column</w:t>
+      </w:r>
+      <w:proofErr w:type="spellEnd"/>
+      <w:r>
+        <w:t>;</w:t>
+      </w:r>
+    </w:p>
+    <w:p>
+      <w:pPr>
+        <w:ind w:firstLine="360"/>
+        <w:rPr>
+          <w:b/>
+          <w:bCs/>
+        </w:rPr>
+      </w:pPr>
+      <w:r>
+        <w:rPr>
+          <w:noProof/>
+        </w:rPr>
+        <w:drawing>
+          <wp:inline distT="0" distB="0" distL="0" distR="0" wp14:anchorId="55F3793A" wp14:editId="787E88BF">
+            <wp:extent cx="5400040" cy="1302385"/>
+            <wp:effectExtent l="0" t="0" r="0" b="0"/>
+            <wp:docPr id="189465033" name="Imagen 1" descr="Forma, Rectángulo&#10;&#10;El contenido generado por IA puede ser incorrecto."/>
+            <wp:cNvGraphicFramePr>
+              <a:graphicFrameLocks xmlns:a="http://schemas.openxmlformats.org/drawingml/2006/main" noChangeAspect="1"/>
+            </wp:cNvGraphicFramePr>
+            <a:graphic xmlns:a="http://schemas.openxmlformats.org/drawingml/2006/main">
+              <a:graphicData uri="http://schemas.openxmlformats.org/drawingml/2006/picture">
+                <pic:pic xmlns:pic="http://schemas.openxmlformats.org/drawingml/2006/picture">
+                  <pic:nvPicPr>
+                    <pic:cNvPr id="189465033" name="Imagen 1" descr="Forma, Rectángulo&#10;&#10;El contenido generado por IA puede ser incorrecto."/>
+                    <pic:cNvPicPr/>
+                  </pic:nvPicPr>
+                  <pic:blipFill>
+                    <a:blip r:embed="rId9"/>
+                    <a:stretch>
+                      <a:fillRect/>
+                    </a:stretch>
+                  </pic:blipFill>
+                  <pic:spPr>
+                    <a:xfrm>
+                      <a:off x="0" y="0"/>
+                      <a:ext cx="5400040" cy="1302385"/>
+                    </a:xfrm>
+                    <a:prstGeom prst="rect">
+                      <a:avLst/>
+                    </a:prstGeom>
+                  </pic:spPr>
+                </pic:pic>
+              </a:graphicData>
+            </a:graphic>
+          </wp:inline>
+        </w:drawing>
+      </w:r>
+    </w:p>
+    <w:p>
+      <w:pPr>
+        <w:pStyle w:val="Prrafodelista"/>
+        <w:numPr>
+          <w:ilvl w:val="0"/>
+          <w:numId w:val="22"/>
+        </w:numPr>
+        <w:rPr>
+          <w:b/>
+          <w:bCs/>
+        </w:rPr>
+      </w:pPr>
+      <w:r>
+        <w:t>Esto hace que la posición del texto siempre esté en el centro.</w:t>
+      </w:r>
+    </w:p>
+    <w:p>
+      <w:r>
+        <w:t xml:space="preserve">Para poder hacer que el </w:t>
+      </w:r>
+      <w:proofErr w:type="spellStart"/>
+      <w:r>
+        <w:rPr>
+          <w:b/>
+          <w:bCs/>
+        </w:rPr>
+        <w:t>footer</w:t>
+      </w:r>
+      <w:proofErr w:type="spellEnd"/>
+      <w:r>
+        <w:rPr>
+          <w:b/>
+          <w:bCs/>
+        </w:rPr>
+        <w:t xml:space="preserve"> </w:t>
+      </w:r>
+      <w:r>
+        <w:t xml:space="preserve">aparezca siempre al final de la pantalla que la dirección sea </w:t>
+      </w:r>
+      <w:proofErr w:type="spellStart"/>
+      <w:r>
+        <w:rPr>
+          <w:b/>
+          <w:bCs/>
+        </w:rPr>
+        <w:t>column</w:t>
+      </w:r>
+      <w:proofErr w:type="spellEnd"/>
+      <w:r>
+        <w:rPr>
+          <w:b/>
+          <w:bCs/>
+        </w:rPr>
+        <w:t xml:space="preserve"> </w:t>
+      </w:r>
+      <w:r>
+        <w:t xml:space="preserve">también nos ayuda, pero en la parte del </w:t>
+      </w:r>
+      <w:proofErr w:type="spellStart"/>
+      <w:r>
+        <w:rPr>
+          <w:b/>
+          <w:bCs/>
+        </w:rPr>
+        <w:t>footer</w:t>
+      </w:r>
+      <w:proofErr w:type="spellEnd"/>
+      <w:r>
+        <w:t xml:space="preserve"> se le añade:</w:t>
+      </w:r>
+    </w:p>
+    <w:p>
+      <w:proofErr w:type="spellStart"/>
+      <w:r>
+        <w:t>footer</w:t>
+      </w:r>
+      <w:proofErr w:type="spellEnd"/>
+      <w:r>
+        <w:t xml:space="preserve"> </w:t>
+      </w:r>
+      <w:r>
+        <w:t>{</w:t>
+      </w:r>
+    </w:p>
+    <w:p>
+      <w:pPr>
+        <w:pStyle w:val="Prrafodelista"/>
+        <w:numPr>
+          <w:ilvl w:val="0"/>
+          <w:numId w:val="25"/>
+        </w:numPr>
+        <w:spacing w:after="0"/>
+      </w:pPr>
+      <w:proofErr w:type="spellStart"/>
+      <w:r>
+        <w:t>padding</w:t>
+      </w:r>
+      <w:proofErr w:type="spellEnd"/>
+      <w:r>
+        <w:t>: 25px;</w:t>
+      </w:r>
+    </w:p>
+    <w:p>
+      <w:pPr>
+        <w:pStyle w:val="Prrafodelista"/>
+        <w:numPr>
+          <w:ilvl w:val="0"/>
+          <w:numId w:val="25"/>
+        </w:numPr>
+        <w:spacing w:after="0"/>
+      </w:pPr>
+      <w:proofErr w:type="spellStart"/>
+      <w:r>
+        <w:t>background</w:t>
+      </w:r>
+      <w:proofErr w:type="spellEnd"/>
+      <w:r>
+        <w:t>-color: #c0dada;</w:t>
+      </w:r>
+    </w:p>
+    <w:p>
+      <w:pPr>
+        <w:pStyle w:val="Prrafodelista"/>
+        <w:numPr>
+          <w:ilvl w:val="0"/>
+          <w:numId w:val="25"/>
+        </w:numPr>
+        <w:spacing w:after="0"/>
+      </w:pPr>
+      <w:proofErr w:type="spellStart"/>
+      <w:r>
+        <w:t>margin</w:t>
+      </w:r>
+      <w:proofErr w:type="spellEnd"/>
+      <w:r>
+        <w:t>-top: auto;</w:t>
+      </w:r>
+    </w:p>
+    <w:p>
+      <w:r>
+        <w:t>}</w:t>
+      </w:r>
+    </w:p>
+    <w:p>
+      <w:pPr>
+        <w:pStyle w:val="Prrafodelista"/>
+        <w:numPr>
+          <w:ilvl w:val="0"/>
+          <w:numId w:val="26"/>
+        </w:numPr>
+      </w:pPr>
+      <w:r>
+        <w:t xml:space="preserve">Le añado un </w:t>
+      </w:r>
+      <w:proofErr w:type="spellStart"/>
+      <w:r>
+        <w:t>padding</w:t>
+      </w:r>
+      <w:proofErr w:type="spellEnd"/>
+      <w:r>
+        <w:t xml:space="preserve"> para poder hacerlo un poco más grande y que no se quede tan pequeño.</w:t>
+      </w:r>
+    </w:p>
+    <w:p>
+      <w:pPr>
+        <w:pStyle w:val="Prrafodelista"/>
+        <w:numPr>
+          <w:ilvl w:val="0"/>
+          <w:numId w:val="26"/>
+        </w:numPr>
+      </w:pPr>
+      <w:r>
+        <w:t>Añado un color.</w:t>
+      </w:r>
+    </w:p>
+    <w:p>
+      <w:pPr>
+        <w:pStyle w:val="Prrafodelista"/>
+        <w:numPr>
+          <w:ilvl w:val="0"/>
+          <w:numId w:val="26"/>
+        </w:numPr>
+      </w:pPr>
+      <w:r>
+        <w:lastRenderedPageBreak/>
+        <w:t xml:space="preserve">Esto lo utilizo para que cuando el contenido de </w:t>
+      </w:r>
+      <w:proofErr w:type="spellStart"/>
+      <w:r>
+        <w:rPr>
+          <w:b/>
+          <w:bCs/>
+        </w:rPr>
+        <w:t>main</w:t>
+      </w:r>
+      <w:proofErr w:type="spellEnd"/>
+      <w:r>
+        <w:t xml:space="preserve"> no sea lo suficiente mente grande este meta un margen en la parte superior para hacer que el </w:t>
+      </w:r>
+      <w:proofErr w:type="spellStart"/>
+      <w:r>
+        <w:rPr>
+          <w:b/>
+          <w:bCs/>
+        </w:rPr>
+        <w:t>footer</w:t>
+      </w:r>
+      <w:proofErr w:type="spellEnd"/>
+      <w:r>
+        <w:t xml:space="preserve"> se quede en la parte de abajo</w:t>
+      </w:r>
+    </w:p>
+    <w:p>
+      <w:r>
+        <w:t>Dentro de cada elemento se le pude cambiar la dirección para poder maquetarlo como sea necesario.</w:t>
+      </w:r>
+    </w:p>
+    <w:p>
+      <w:r>
+        <w:t xml:space="preserve">Un ejemplo es en el </w:t>
+      </w:r>
+      <w:proofErr w:type="spellStart"/>
+      <w:r>
+        <w:rPr>
+          <w:b/>
+          <w:bCs/>
+        </w:rPr>
+        <w:t>footer</w:t>
+      </w:r>
+      <w:proofErr w:type="spellEnd"/>
+      <w:r>
+        <w:t>:</w:t>
+      </w:r>
+    </w:p>
+    <w:p>
+      <w:r>
+        <w:rPr>
+          <w:noProof/>
+        </w:rPr>
+        <w:drawing>
+          <wp:inline distT="0" distB="0" distL="0" distR="0" wp14:anchorId="05899C8C" wp14:editId="155DAFDF">
+            <wp:extent cx="5400040" cy="1273810"/>
+            <wp:effectExtent l="0" t="0" r="0" b="2540"/>
+            <wp:docPr id="1399757386" name="Imagen 1" descr="Texto&#10;&#10;El contenido generado por IA puede ser incorrecto."/>
+            <wp:cNvGraphicFramePr>
+              <a:graphicFrameLocks xmlns:a="http://schemas.openxmlformats.org/drawingml/2006/main" noChangeAspect="1"/>
+            </wp:cNvGraphicFramePr>
+            <a:graphic xmlns:a="http://schemas.openxmlformats.org/drawingml/2006/main">
+              <a:graphicData uri="http://schemas.openxmlformats.org/drawingml/2006/picture">
+                <pic:pic xmlns:pic="http://schemas.openxmlformats.org/drawingml/2006/picture">
+                  <pic:nvPicPr>
+                    <pic:cNvPr id="1399757386" name="Imagen 1" descr="Texto&#10;&#10;El contenido generado por IA puede ser incorrecto."/>
+                    <pic:cNvPicPr/>
+                  </pic:nvPicPr>
+                  <pic:blipFill>
+                    <a:blip r:embed="rId10"/>
+                    <a:stretch>
+                      <a:fillRect/>
+                    </a:stretch>
+                  </pic:blipFill>
+                  <pic:spPr>
+                    <a:xfrm>
+                      <a:off x="0" y="0"/>
+                      <a:ext cx="5400040" cy="1273810"/>
+                    </a:xfrm>
+                    <a:prstGeom prst="rect">
+                      <a:avLst/>
+                    </a:prstGeom>
+                  </pic:spPr>
+                </pic:pic>
+              </a:graphicData>
+            </a:graphic>
+          </wp:inline>
+        </w:drawing>
+      </w:r>
+    </w:p>
+    <w:p>
+      <w:r>
+        <w:t xml:space="preserve">Tengo 3 elementos y como el </w:t>
+      </w:r>
+      <w:proofErr w:type="spellStart"/>
+      <w:r>
+        <w:rPr>
+          <w:b/>
+          <w:bCs/>
+        </w:rPr>
+        <w:t>body</w:t>
+      </w:r>
+      <w:proofErr w:type="spellEnd"/>
+      <w:r>
+        <w:t xml:space="preserve"> tiene la dirección en columnas cada uno debe de ir debajo del otro, pero quiero que los dos botones estén en la primera columna uno al lado del otro. </w:t>
+      </w:r>
+    </w:p>
+    <w:p>
+      <w:proofErr w:type="gramStart"/>
+      <w:r>
+        <w:t>.enlaces</w:t>
+      </w:r>
+      <w:proofErr w:type="gramEnd"/>
+      <w:r>
+        <w:t>-</w:t>
+      </w:r>
+      <w:proofErr w:type="spellStart"/>
+      <w:r>
+        <w:t>footer</w:t>
+      </w:r>
+      <w:proofErr w:type="spellEnd"/>
+      <w:r>
+        <w:t xml:space="preserve"> {</w:t>
+      </w:r>
+    </w:p>
+    <w:p>
+      <w:pPr>
+        <w:spacing w:after="0"/>
+      </w:pPr>
+      <w:r>
+        <w:t xml:space="preserve">    </w:t>
+      </w:r>
+      <w:proofErr w:type="spellStart"/>
+      <w:r>
+        <w:t>flex-direction</w:t>
+      </w:r>
+      <w:proofErr w:type="spellEnd"/>
+      <w:r>
+        <w:t xml:space="preserve">: </w:t>
+      </w:r>
+      <w:proofErr w:type="spellStart"/>
+      <w:r>
+        <w:t>row</w:t>
+      </w:r>
+      <w:proofErr w:type="spellEnd"/>
+      <w:r>
+        <w:t>;</w:t>
+      </w:r>
+    </w:p>
+    <w:p>
+      <w:pPr>
+        <w:spacing w:after="0"/>
+      </w:pPr>
+      <w:r>
+        <w:t>    gap: 20px;</w:t>
+      </w:r>
+    </w:p>
+    <w:p>
+      <w:r>
+        <w:t>}</w:t>
+      </w:r>
+    </w:p>
+    <w:p>
+      <w:r>
+        <w:t>Para eso hago un estilo y le digo que ese elemento se comporte como una fila y no como una columna que es el que viene predeterminado</w:t>
+      </w:r>
+      <w:r>
+        <w:t xml:space="preserve"> y que haya una separación entre elementos de 20px</w:t>
+      </w:r>
+      <w:r>
+        <w:t>. Este es el resultado.</w:t>
+      </w:r>
+    </w:p>
+    <w:p>
+      <w:r>
+        <w:rPr>
+          <w:noProof/>
+        </w:rPr>
+        <w:drawing>
+          <wp:inline distT="0" distB="0" distL="0" distR="0" wp14:anchorId="24B8CB1C" wp14:editId="2035A250">
+            <wp:extent cx="5400040" cy="1599565"/>
+            <wp:effectExtent l="0" t="0" r="0" b="635"/>
+            <wp:docPr id="1514271027" name="Imagen 1" descr="Interfaz de usuario gráfica, Texto, Aplicación, Chat o mensaje de texto&#10;&#10;El contenido generado por IA puede ser incorrecto."/>
+            <wp:cNvGraphicFramePr>
+              <a:graphicFrameLocks xmlns:a="http://schemas.openxmlformats.org/drawingml/2006/main" noChangeAspect="1"/>
+            </wp:cNvGraphicFramePr>
+            <a:graphic xmlns:a="http://schemas.openxmlformats.org/drawingml/2006/main">
+              <a:graphicData uri="http://schemas.openxmlformats.org/drawingml/2006/picture">
+                <pic:pic xmlns:pic="http://schemas.openxmlformats.org/drawingml/2006/picture">
+                  <pic:nvPicPr>
+                    <pic:cNvPr id="1514271027" name="Imagen 1" descr="Interfaz de usuario gráfica, Texto, Aplicación, Chat o mensaje de texto&#10;&#10;El contenido generado por IA puede ser incorrecto."/>
+                    <pic:cNvPicPr/>
+                  </pic:nvPicPr>
+                  <pic:blipFill>
+                    <a:blip r:embed="rId11"/>
+                    <a:stretch>
+                      <a:fillRect/>
+                    </a:stretch>
+                  </pic:blipFill>
+                  <pic:spPr>
+                    <a:xfrm>
+                      <a:off x="0" y="0"/>
+                      <a:ext cx="5400040" cy="1599565"/>
+                    </a:xfrm>
+                    <a:prstGeom prst="rect">
+                      <a:avLst/>
+                    </a:prstGeom>
+                  </pic:spPr>
+                </pic:pic>
+              </a:graphicData>
+            </a:graphic>
+          </wp:inline>
+        </w:drawing>
+      </w:r>
+    </w:p>
+    <w:p>
+      <w:r>
+        <w:t>Como se puede observar el elemento 1 por dentro esta funcionado como un</w:t>
+      </w:r>
+      <w:r>
+        <w:t>a</w:t>
+      </w:r>
+      <w:r>
+        <w:t xml:space="preserve"> </w:t>
+      </w:r>
+      <w:r>
+        <w:t>fila,</w:t>
+      </w:r>
+      <w:r>
+        <w:t xml:space="preserve"> pero por fuera el estilo es de una columna</w:t>
+      </w:r>
+      <w:r>
+        <w:t xml:space="preserve"> para que los elementos 2 y 3 estén por debajo.</w:t>
+      </w:r>
+    </w:p>
+    <w:p>
+      <w:r>
+        <w:t>El resto de la maquetación de todos los documentos sigue esta dinámica para poder mostrar cada elemento como quiero.</w:t>
+      </w:r>
+    </w:p>
+    <w:p>
+      <w:r>
+        <w:t>Para la cabera l</w:t>
+      </w:r>
+      <w:r>
+        <w:t xml:space="preserve">e he pedido a Gemini que me haga un logo para </w:t>
+      </w:r>
+      <w:r>
+        <w:t>una agencia</w:t>
+      </w:r>
+      <w:r>
+        <w:t xml:space="preserve"> de viajes que se llama PW-</w:t>
+      </w:r>
+      <w:proofErr w:type="spellStart"/>
+      <w:r>
+        <w:t>TravelPro</w:t>
+      </w:r>
+      <w:proofErr w:type="spellEnd"/>
+      <w:r>
+        <w:t>.</w:t>
+      </w:r>
+    </w:p>
+    <w:p>
+      <w:pPr>
+        <w:rPr>
+          <w:b/>
+          <w:bCs/>
+        </w:rPr>
+      </w:pPr>
+      <w:r>
+        <w:t xml:space="preserve">La cabera sigue el siguiente </w:t>
+      </w:r>
+      <w:r>
+        <w:t>patrón</w:t>
+      </w:r>
+      <w:r>
+        <w:t xml:space="preserve">, quiero que se muestre el logo y el </w:t>
+      </w:r>
+      <w:proofErr w:type="spellStart"/>
+      <w:r>
+        <w:t>login</w:t>
+      </w:r>
+      <w:proofErr w:type="spellEnd"/>
+      <w:r>
+        <w:t xml:space="preserve"> en la misma fila, pero que la barra de navegación se </w:t>
+      </w:r>
+      <w:r>
+        <w:t>muestre</w:t>
+      </w:r>
+      <w:r>
+        <w:t xml:space="preserve"> debajo, por </w:t>
+      </w:r>
+      <w:r>
+        <w:t>tanto,</w:t>
+      </w:r>
+      <w:r>
+        <w:t xml:space="preserve"> tengo la estructura del </w:t>
+      </w:r>
+      <w:proofErr w:type="spellStart"/>
+      <w:r>
+        <w:t>body</w:t>
+      </w:r>
+      <w:proofErr w:type="spellEnd"/>
+      <w:r>
+        <w:t xml:space="preserve"> de que uno vaya debajo del otro con </w:t>
+      </w:r>
+      <w:proofErr w:type="spellStart"/>
+      <w:r>
+        <w:rPr>
+          <w:b/>
+          <w:bCs/>
+        </w:rPr>
+        <w:t>flex-direction</w:t>
+      </w:r>
+      <w:proofErr w:type="spellEnd"/>
+      <w:r>
+        <w:rPr>
+          <w:b/>
+          <w:bCs/>
+        </w:rPr>
+        <w:t xml:space="preserve">: </w:t>
+      </w:r>
+      <w:proofErr w:type="spellStart"/>
+      <w:r>
+        <w:rPr>
+          <w:b/>
+          <w:bCs/>
+        </w:rPr>
+        <w:t>column</w:t>
+      </w:r>
+      <w:proofErr w:type="spellEnd"/>
+      <w:r>
+        <w:rPr>
+          <w:b/>
+          <w:bCs/>
+        </w:rPr>
+        <w:t>.</w:t>
+      </w:r>
+    </w:p>
+    <w:p>
+      <w:pPr>
+        <w:rPr>
+          <w:b/>
+          <w:bCs/>
+        </w:rPr>
+      </w:pPr>
+      <w:r>
+        <w:rPr>
+          <w:noProof/>
+        </w:rPr>
+        <w:lastRenderedPageBreak/>
+        <w:drawing>
+          <wp:inline distT="0" distB="0" distL="0" distR="0" wp14:anchorId="12CA583A" wp14:editId="0B8AC210">
+            <wp:extent cx="5400040" cy="2929890"/>
+            <wp:effectExtent l="0" t="0" r="0" b="3810"/>
+            <wp:docPr id="588895388" name="Imagen 1" descr="Texto&#10;&#10;El contenido generado por IA puede ser incorrecto."/>
+            <wp:cNvGraphicFramePr>
+              <a:graphicFrameLocks xmlns:a="http://schemas.openxmlformats.org/drawingml/2006/main" noChangeAspect="1"/>
+            </wp:cNvGraphicFramePr>
+            <a:graphic xmlns:a="http://schemas.openxmlformats.org/drawingml/2006/main">
+              <a:graphicData uri="http://schemas.openxmlformats.org/drawingml/2006/picture">
+                <pic:pic xmlns:pic="http://schemas.openxmlformats.org/drawingml/2006/picture">
+                  <pic:nvPicPr>
+                    <pic:cNvPr id="588895388" name="Imagen 1" descr="Texto&#10;&#10;El contenido generado por IA puede ser incorrecto."/>
+                    <pic:cNvPicPr/>
+                  </pic:nvPicPr>
+                  <pic:blipFill>
+                    <a:blip r:embed="rId12"/>
+                    <a:stretch>
+                      <a:fillRect/>
+                    </a:stretch>
+                  </pic:blipFill>
+                  <pic:spPr>
+                    <a:xfrm>
+                      <a:off x="0" y="0"/>
+                      <a:ext cx="5400040" cy="2929890"/>
+                    </a:xfrm>
+                    <a:prstGeom prst="rect">
+                      <a:avLst/>
+                    </a:prstGeom>
+                  </pic:spPr>
+                </pic:pic>
+              </a:graphicData>
+            </a:graphic>
+          </wp:inline>
+        </w:drawing>
+      </w:r>
+    </w:p>
+    <w:p>
+      <w:r>
+        <w:t xml:space="preserve">Tengo la cabecera y luego la barra de navegación. Para la cabecera establezco unos estilos para que tanto el </w:t>
+      </w:r>
+      <w:proofErr w:type="spellStart"/>
+      <w:r>
+        <w:rPr>
+          <w:b/>
+          <w:bCs/>
+        </w:rPr>
+        <w:t>article</w:t>
+      </w:r>
+      <w:proofErr w:type="spellEnd"/>
+      <w:r>
+        <w:t xml:space="preserve"> como la </w:t>
+      </w:r>
+      <w:proofErr w:type="spellStart"/>
+      <w:r>
+        <w:rPr>
+          <w:b/>
+          <w:bCs/>
+        </w:rPr>
+        <w:t>img</w:t>
+      </w:r>
+      <w:proofErr w:type="spellEnd"/>
+      <w:r>
+        <w:rPr>
+          <w:b/>
+          <w:bCs/>
+        </w:rPr>
+        <w:t xml:space="preserve"> </w:t>
+      </w:r>
+      <w:r>
+        <w:t>estén en la misma fila.</w:t>
+      </w:r>
+    </w:p>
+    <w:p>
+      <w:r>
+        <w:rPr>
+          <w:noProof/>
+        </w:rPr>
+        <w:drawing>
+          <wp:inline distT="0" distB="0" distL="0" distR="0" wp14:anchorId="71B52E16" wp14:editId="74ACF0B3">
+            <wp:extent cx="3028950" cy="3600450"/>
+            <wp:effectExtent l="0" t="0" r="0" b="0"/>
+            <wp:docPr id="847717851" name="Imagen 1" descr="Texto&#10;&#10;El contenido generado por IA puede ser incorrecto."/>
+            <wp:cNvGraphicFramePr>
+              <a:graphicFrameLocks xmlns:a="http://schemas.openxmlformats.org/drawingml/2006/main" noChangeAspect="1"/>
+            </wp:cNvGraphicFramePr>
+            <a:graphic xmlns:a="http://schemas.openxmlformats.org/drawingml/2006/main">
+              <a:graphicData uri="http://schemas.openxmlformats.org/drawingml/2006/picture">
+                <pic:pic xmlns:pic="http://schemas.openxmlformats.org/drawingml/2006/picture">
+                  <pic:nvPicPr>
+                    <pic:cNvPr id="847717851" name="Imagen 1" descr="Texto&#10;&#10;El contenido generado por IA puede ser incorrecto."/>
+                    <pic:cNvPicPr/>
+                  </pic:nvPicPr>
+                  <pic:blipFill>
+                    <a:blip r:embed="rId13"/>
+                    <a:stretch>
+                      <a:fillRect/>
+                    </a:stretch>
+                  </pic:blipFill>
+                  <pic:spPr>
+                    <a:xfrm>
+                      <a:off x="0" y="0"/>
+                      <a:ext cx="3028950" cy="3600450"/>
+                    </a:xfrm>
+                    <a:prstGeom prst="rect">
+                      <a:avLst/>
+                    </a:prstGeom>
+                  </pic:spPr>
+                </pic:pic>
+              </a:graphicData>
+            </a:graphic>
+          </wp:inline>
+        </w:drawing>
+      </w:r>
+    </w:p>
+    <w:p>
+      <w:r>
+        <w:t xml:space="preserve">En </w:t>
+      </w:r>
+      <w:r>
+        <w:rPr>
+          <w:b/>
+          <w:bCs/>
+          <w:u w:val="single"/>
+        </w:rPr>
+        <w:t>cabe</w:t>
+      </w:r>
+      <w:r>
+        <w:rPr>
+          <w:b/>
+          <w:bCs/>
+          <w:u w:val="single"/>
+        </w:rPr>
+        <w:t>ce</w:t>
+      </w:r>
+      <w:r>
+        <w:rPr>
+          <w:b/>
+          <w:bCs/>
+          <w:u w:val="single"/>
+        </w:rPr>
+        <w:t>ra</w:t>
+      </w:r>
+      <w:r>
+        <w:t xml:space="preserve"> hago que la primera columna </w:t>
+      </w:r>
+      <w:r>
+        <w:t xml:space="preserve">del </w:t>
+      </w:r>
+      <w:proofErr w:type="spellStart"/>
+      <w:r>
+        <w:t>header</w:t>
+      </w:r>
+      <w:proofErr w:type="spellEnd"/>
+      <w:r>
+        <w:t xml:space="preserve"> se comporte internamente como una fila, que este en el centro, que si no cabe en la pantalla que baje como si fuera otra columna </w:t>
+      </w:r>
+      <w:proofErr w:type="spellStart"/>
+      <w:r>
+        <w:rPr>
+          <w:b/>
+          <w:bCs/>
+        </w:rPr>
+        <w:t>flex-wrap</w:t>
+      </w:r>
+      <w:proofErr w:type="spellEnd"/>
+      <w:r>
+        <w:rPr>
+          <w:b/>
+          <w:bCs/>
+        </w:rPr>
+        <w:t xml:space="preserve">: </w:t>
+      </w:r>
+      <w:proofErr w:type="spellStart"/>
+      <w:r>
+        <w:rPr>
+          <w:b/>
+          <w:bCs/>
+        </w:rPr>
+        <w:t>wrap</w:t>
+      </w:r>
+      <w:proofErr w:type="spellEnd"/>
+      <w:r>
+        <w:rPr>
+          <w:b/>
+          <w:bCs/>
+        </w:rPr>
+        <w:t xml:space="preserve"> </w:t>
+      </w:r>
+      <w:r>
+        <w:t xml:space="preserve">y con </w:t>
+      </w:r>
+      <w:proofErr w:type="spellStart"/>
+      <w:r>
+        <w:rPr>
+          <w:b/>
+          <w:bCs/>
+        </w:rPr>
+        <w:t>justify-content</w:t>
+      </w:r>
+      <w:proofErr w:type="spellEnd"/>
+      <w:r>
+        <w:rPr>
+          <w:b/>
+          <w:bCs/>
+        </w:rPr>
+        <w:t xml:space="preserve">: </w:t>
+      </w:r>
+      <w:proofErr w:type="spellStart"/>
+      <w:r>
+        <w:rPr>
+          <w:b/>
+          <w:bCs/>
+        </w:rPr>
+        <w:t>space-</w:t>
+      </w:r>
+      <w:proofErr w:type="gramStart"/>
+      <w:r>
+        <w:rPr>
+          <w:b/>
+          <w:bCs/>
+        </w:rPr>
+        <w:t>between</w:t>
+      </w:r>
+      <w:proofErr w:type="spellEnd"/>
+      <w:r>
+        <w:rPr>
+          <w:b/>
+          <w:bCs/>
+        </w:rPr>
+        <w:t xml:space="preserve"> </w:t>
+      </w:r>
+      <w:r>
+        <w:t xml:space="preserve"> hago</w:t>
+      </w:r>
+      <w:proofErr w:type="gramEnd"/>
+      <w:r>
+        <w:t xml:space="preserve"> que haya espacio entre los dos elementos para que cada uno se este en cada lado de la pantalla. Luego hago que </w:t>
+      </w:r>
+      <w:proofErr w:type="spellStart"/>
+      <w:r>
+        <w:t>login</w:t>
+      </w:r>
+      <w:proofErr w:type="spellEnd"/>
+      <w:r>
+        <w:t xml:space="preserve"> también sea una fila para que este todo en la misma dirección y que haya una separación entre elementos de 10px.</w:t>
+      </w:r>
+    </w:p>
+    <w:p>
+      <w:r>
+        <w:rPr>
+          <w:noProof/>
+        </w:rPr>
+        <w:drawing>
+          <wp:inline distT="0" distB="0" distL="0" distR="0" wp14:anchorId="4D3F77D0" wp14:editId="5968CAC6">
+            <wp:extent cx="5400040" cy="370840"/>
+            <wp:effectExtent l="0" t="0" r="0" b="0"/>
+            <wp:docPr id="911783282" name="Imagen 1"/>
+            <wp:cNvGraphicFramePr>
+              <a:graphicFrameLocks xmlns:a="http://schemas.openxmlformats.org/drawingml/2006/main" noChangeAspect="1"/>
+            </wp:cNvGraphicFramePr>
+            <a:graphic xmlns:a="http://schemas.openxmlformats.org/drawingml/2006/main">
+              <a:graphicData uri="http://schemas.openxmlformats.org/drawingml/2006/picture">
+                <pic:pic xmlns:pic="http://schemas.openxmlformats.org/drawingml/2006/picture">
+                  <pic:nvPicPr>
+                    <pic:cNvPr id="911783282" name=""/>
+                    <pic:cNvPicPr/>
+                  </pic:nvPicPr>
+                  <pic:blipFill>
+                    <a:blip r:embed="rId14"/>
+                    <a:stretch>
+                      <a:fillRect/>
+                    </a:stretch>
+                  </pic:blipFill>
+                  <pic:spPr>
+                    <a:xfrm>
+                      <a:off x="0" y="0"/>
+                      <a:ext cx="5400040" cy="370840"/>
+                    </a:xfrm>
+                    <a:prstGeom prst="rect">
+                      <a:avLst/>
+                    </a:prstGeom>
+                  </pic:spPr>
+                </pic:pic>
+              </a:graphicData>
+            </a:graphic>
+          </wp:inline>
+        </w:drawing>
+      </w:r>
+    </w:p>
+    <w:p>
+      <w:r>
+        <w:lastRenderedPageBreak/>
+        <w:t>Luego tengo la barra de navegación:</w:t>
+      </w:r>
+    </w:p>
+    <w:p>
+      <w:r>
+        <w:rPr>
+          <w:noProof/>
+        </w:rPr>
+        <w:drawing>
+          <wp:inline distT="0" distB="0" distL="0" distR="0" wp14:anchorId="2BC6F4C2" wp14:editId="2B453814">
+            <wp:extent cx="2762250" cy="4638675"/>
+            <wp:effectExtent l="0" t="0" r="0" b="9525"/>
+            <wp:docPr id="159638655" name="Imagen 1" descr="Texto&#10;&#10;El contenido generado por IA puede ser incorrecto."/>
+            <wp:cNvGraphicFramePr>
+              <a:graphicFrameLocks xmlns:a="http://schemas.openxmlformats.org/drawingml/2006/main" noChangeAspect="1"/>
+            </wp:cNvGraphicFramePr>
+            <a:graphic xmlns:a="http://schemas.openxmlformats.org/drawingml/2006/main">
+              <a:graphicData uri="http://schemas.openxmlformats.org/drawingml/2006/picture">
+                <pic:pic xmlns:pic="http://schemas.openxmlformats.org/drawingml/2006/picture">
+                  <pic:nvPicPr>
+                    <pic:cNvPr id="159638655" name="Imagen 1" descr="Texto&#10;&#10;El contenido generado por IA puede ser incorrecto."/>
+                    <pic:cNvPicPr/>
+                  </pic:nvPicPr>
+                  <pic:blipFill>
+                    <a:blip r:embed="rId15"/>
+                    <a:stretch>
+                      <a:fillRect/>
+                    </a:stretch>
+                  </pic:blipFill>
+                  <pic:spPr>
+                    <a:xfrm>
+                      <a:off x="0" y="0"/>
+                      <a:ext cx="2762250" cy="4638675"/>
+                    </a:xfrm>
+                    <a:prstGeom prst="rect">
+                      <a:avLst/>
+                    </a:prstGeom>
+                  </pic:spPr>
+                </pic:pic>
+              </a:graphicData>
+            </a:graphic>
+          </wp:inline>
+        </w:drawing>
+      </w:r>
+    </w:p>
+    <w:p>
+      <w:r>
+        <w:t xml:space="preserve">Que hago lo mismo lo trato como si fuera una fila y le añado estilos para que tenga colores, con </w:t>
+      </w:r>
+      <w:proofErr w:type="spellStart"/>
+      <w:r>
+        <w:rPr>
+          <w:b/>
+          <w:bCs/>
+        </w:rPr>
+        <w:t>flex-</w:t>
+      </w:r>
+      <w:proofErr w:type="gramStart"/>
+      <w:r>
+        <w:rPr>
+          <w:b/>
+          <w:bCs/>
+        </w:rPr>
+        <w:t>wrap:wrap</w:t>
+      </w:r>
+      <w:proofErr w:type="spellEnd"/>
+      <w:proofErr w:type="gramEnd"/>
+      <w:r>
+        <w:t xml:space="preserve"> si es una pantalla pequeña y no hay espacio los elementos van bajando a la siguiente fila.</w:t>
+      </w:r>
+    </w:p>
+    <w:p>
+      <w:r>
+        <w:rPr>
+          <w:noProof/>
+        </w:rPr>
+        <w:drawing>
+          <wp:inline distT="0" distB="0" distL="0" distR="0" wp14:anchorId="1D9BE9DE" wp14:editId="3B4595CA">
+            <wp:extent cx="5400040" cy="424815"/>
+            <wp:effectExtent l="0" t="0" r="0" b="0"/>
+            <wp:docPr id="826451214" name="Imagen 1"/>
+            <wp:cNvGraphicFramePr>
+              <a:graphicFrameLocks xmlns:a="http://schemas.openxmlformats.org/drawingml/2006/main" noChangeAspect="1"/>
+            </wp:cNvGraphicFramePr>
+            <a:graphic xmlns:a="http://schemas.openxmlformats.org/drawingml/2006/main">
+              <a:graphicData uri="http://schemas.openxmlformats.org/drawingml/2006/picture">
+                <pic:pic xmlns:pic="http://schemas.openxmlformats.org/drawingml/2006/picture">
+                  <pic:nvPicPr>
+                    <pic:cNvPr id="826451214" name=""/>
+                    <pic:cNvPicPr/>
+                  </pic:nvPicPr>
+                  <pic:blipFill>
+                    <a:blip r:embed="rId16"/>
+                    <a:stretch>
+                      <a:fillRect/>
+                    </a:stretch>
+                  </pic:blipFill>
+                  <pic:spPr>
+                    <a:xfrm>
+                      <a:off x="0" y="0"/>
+                      <a:ext cx="5400040" cy="424815"/>
+                    </a:xfrm>
+                    <a:prstGeom prst="rect">
+                      <a:avLst/>
+                    </a:prstGeom>
+                  </pic:spPr>
+                </pic:pic>
+              </a:graphicData>
+            </a:graphic>
+          </wp:inline>
+        </w:drawing>
+      </w:r>
+    </w:p>
+    <w:p>
+      <w:r>
+        <w:t>Con esto ya he terminado la maquetación de los elementos principales y que se repiten en todos los documentos.</w:t>
+      </w:r>
+    </w:p>
+    <w:p/>
     <w:p/>
     <w:p>
-      <w:pPr>
-        <w:rPr>
-          <w:u w:val="single"/>
-        </w:rPr>
-      </w:pPr>
+      <w:r>
+        <w:t xml:space="preserve">Responsive: </w:t>
+      </w:r>
     </w:p>
     <w:p>
-      <w:r>
-        <w:t xml:space="preserve">Responsive: </w:t>
-      </w:r>
-    </w:p>
-    <w:p>
-      <w:hyperlink r:id="rId5" w:history="1">
+      <w:hyperlink r:id="rId17" w:history="1">
         <w:r>
           <w:rPr>
             <w:rStyle w:val="Hipervnculo"/>
@@ -50,7 +5511,7 @@
       </w:hyperlink>
     </w:p>
     <w:p>
-      <w:hyperlink r:id="rId6" w:history="1">
+      <w:hyperlink r:id="rId18" w:history="1">
         <w:r>
           <w:rPr>
             <w:rStyle w:val="Hipervnculo"/>
@@ -59,150 +5520,17 @@
         </w:r>
       </w:hyperlink>
     </w:p>
+    <w:p/>
+    <w:p/>
+    <w:p/>
     <w:p>
       <w:r>
-        <w:t xml:space="preserve">Logo: Le he pedido a Gemini que me haga un logo para </w:t>
-      </w:r>
-      <w:proofErr w:type="gramStart"/>
-      <w:r>
-        <w:t>una agencias</w:t>
-      </w:r>
-      <w:proofErr w:type="gramEnd"/>
-      <w:r>
-        <w:t xml:space="preserve"> de viajes que se llama PW-</w:t>
-      </w:r>
-      <w:proofErr w:type="spellStart"/>
-      <w:r>
-        <w:t>TravelPro</w:t>
-      </w:r>
-      <w:proofErr w:type="spellEnd"/>
+        <w:lastRenderedPageBreak/>
+        <w:t>lista:</w:t>
+      </w:r>
     </w:p>
     <w:p>
-      <w:r>
-        <w:t xml:space="preserve">Botones: </w:t>
-      </w:r>
-    </w:p>
-    <w:p>
-      <w:hyperlink r:id="rId7" w:history="1">
-        <w:r>
-          <w:rPr>
-            <w:rStyle w:val="Hipervnculo"/>
-          </w:rPr>
-          <w:t>https://www.w3schools.com/w3css/w3css_buttons.asp</w:t>
-        </w:r>
-      </w:hyperlink>
-    </w:p>
-    <w:p>
-      <w:proofErr w:type="spellStart"/>
-      <w:r>
-        <w:t>imputs</w:t>
-      </w:r>
-      <w:proofErr w:type="spellEnd"/>
-      <w:r>
-        <w:t xml:space="preserve">: </w:t>
-      </w:r>
-    </w:p>
-    <w:p>
-      <w:r>
-        <w:t>https://www.w3schools.com/w3css/w3css_input.asp</w:t>
-      </w:r>
-    </w:p>
-    <w:p>
-      <w:proofErr w:type="gramStart"/>
-      <w:r>
-        <w:t>NAVBAR :</w:t>
-      </w:r>
-      <w:proofErr w:type="gramEnd"/>
-      <w:r>
-        <w:t xml:space="preserve"> </w:t>
-      </w:r>
-    </w:p>
-    <w:p>
-      <w:pPr>
-        <w:rPr>
-          <w:u w:val="single"/>
-        </w:rPr>
-      </w:pPr>
-      <w:r>
-        <w:t>https://www.w3schools.com/css/tryit.asp?filename=trycss_list-style_none</w:t>
-      </w:r>
-    </w:p>
-    <w:p>
-      <w:hyperlink r:id="rId8" w:history="1">
-        <w:r>
-          <w:rPr>
-            <w:rStyle w:val="Hipervnculo"/>
-          </w:rPr>
-          <w:t>https://www.w3schools.com/css/css_navbar_horizontal.asp</w:t>
-        </w:r>
-      </w:hyperlink>
-    </w:p>
-    <w:p/>
-    <w:p>
-      <w:r>
-        <w:t xml:space="preserve">búsqueda: </w:t>
-      </w:r>
-    </w:p>
-    <w:p>
-      <w:pPr>
-        <w:ind w:left="708" w:hanging="708"/>
-      </w:pPr>
-      <w:hyperlink r:id="rId9" w:history="1">
-        <w:r>
-          <w:rPr>
-            <w:rStyle w:val="Hipervnculo"/>
-          </w:rPr>
-          <w:t>https://www.w3schools.com/w3css/w3css_input.asp</w:t>
-        </w:r>
-      </w:hyperlink>
-    </w:p>
-    <w:p>
-      <w:pPr>
-        <w:ind w:left="708" w:hanging="708"/>
-      </w:pPr>
-    </w:p>
-    <w:p>
-      <w:pPr>
-        <w:ind w:left="708" w:hanging="708"/>
-      </w:pPr>
-      <w:r>
-        <w:t xml:space="preserve">botones </w:t>
-      </w:r>
-      <w:proofErr w:type="spellStart"/>
-      <w:r>
-        <w:t>footer</w:t>
-      </w:r>
-      <w:proofErr w:type="spellEnd"/>
-      <w:r>
-        <w:t xml:space="preserve">: </w:t>
-      </w:r>
-    </w:p>
-    <w:p>
-      <w:pPr>
-        <w:ind w:left="708" w:hanging="708"/>
-      </w:pPr>
-      <w:r>
-        <w:t>https://www.w3schools.com/w3css/w3css_buttons.asp</w:t>
-      </w:r>
-    </w:p>
-    <w:p>
-      <w:pPr>
-        <w:ind w:left="708" w:hanging="708"/>
-      </w:pPr>
-    </w:p>
-    <w:p>
-      <w:pPr>
-        <w:ind w:left="708" w:hanging="708"/>
-      </w:pPr>
-      <w:r>
-        <w:t>lista:</w:t>
-      </w:r>
-    </w:p>
-    <w:p>
-      <w:pPr>
-        <w:ind w:left="708" w:hanging="708"/>
-      </w:pPr>
-      <w:hyperlink r:id="rId10" w:history="1">
+      <w:hyperlink r:id="rId19" w:history="1">
         <w:r>
           <w:rPr>
             <w:rStyle w:val="Hipervnculo"/>
@@ -211,24 +5539,14 @@
         </w:r>
       </w:hyperlink>
     </w:p>
+    <w:p/>
     <w:p>
-      <w:pPr>
-        <w:ind w:left="708" w:hanging="708"/>
-      </w:pPr>
+      <w:r>
+        <w:t xml:space="preserve">aside: </w:t>
+      </w:r>
     </w:p>
     <w:p>
-      <w:pPr>
-        <w:ind w:left="708" w:hanging="708"/>
-      </w:pPr>
-      <w:r>
-        <w:t xml:space="preserve">aside: </w:t>
-      </w:r>
-    </w:p>
-    <w:p>
-      <w:pPr>
-        <w:ind w:left="708" w:hanging="708"/>
-      </w:pPr>
-      <w:hyperlink r:id="rId11" w:history="1">
+      <w:hyperlink r:id="rId20" w:history="1">
         <w:r>
           <w:rPr>
             <w:rStyle w:val="Hipervnculo"/>
@@ -237,43 +5555,1795 @@
         </w:r>
       </w:hyperlink>
     </w:p>
+    <w:p/>
     <w:p>
       <w:pPr>
-        <w:ind w:left="708" w:hanging="708"/>
-      </w:pPr>
-    </w:p>
-    <w:p>
-      <w:pPr>
-        <w:ind w:left="708" w:hanging="708"/>
-      </w:pPr>
-      <w:r>
-        <w:t xml:space="preserve">fuentes: </w:t>
-      </w:r>
-      <w:hyperlink r:id="rId12" w:history="1">
+        <w:rPr>
+          <w:u w:val="single"/>
+        </w:rPr>
+      </w:pPr>
+      <w:hyperlink r:id="rId21" w:history="1">
         <w:r>
           <w:rPr>
             <w:rStyle w:val="Hipervnculo"/>
           </w:rPr>
-          <w:t>https://www.w3schools.com/css/css_font_fallbacks.asp</w:t>
+          <w:t>https://www.pexels.com/es-es/creative-commons-images/</w:t>
         </w:r>
       </w:hyperlink>
     </w:p>
     <w:p>
       <w:pPr>
-        <w:ind w:left="708" w:hanging="708"/>
         <w:rPr>
           <w:u w:val="single"/>
         </w:rPr>
       </w:pPr>
+    </w:p>
+    <w:p>
+      <w:pPr>
+        <w:rPr>
+          <w:u w:val="single"/>
+        </w:rPr>
+      </w:pPr>
+      <w:r>
+        <w:rPr>
+          <w:u w:val="single"/>
+        </w:rPr>
+        <w:t xml:space="preserve">funciones: </w:t>
+      </w:r>
+      <w:r>
+        <w:rPr>
+          <w:u w:val="single"/>
+        </w:rPr>
+        <w:t>https://www.w3schools.com/cssref/func_var.php</w:t>
+      </w:r>
     </w:p>
     <w:sectPr>
       <w:pgSz w:w="11906" w:h="16838"/>
       <w:pgMar w:top="1417" w:right="1701" w:bottom="1417" w:left="1701" w:header="708" w:footer="708" w:gutter="0"/>
+      <w:pgNumType w:start="0"/>
       <w:cols w:space="708"/>
+      <w:titlePg/>
       <w:docGrid w:linePitch="360"/>
     </w:sectPr>
   </w:body>
 </w:document>
+</file>
+
+<file path=word/numbering.xml><?xml version="1.0" encoding="utf-8"?>
+<w:numbering xmlns:wpc="http://schemas.microsoft.com/office/word/2010/wordprocessingCanvas" xmlns:cx="http://schemas.microsoft.com/office/drawing/2014/chartex" xmlns:cx1="http://schemas.microsoft.com/office/drawing/2015/9/8/chartex" xmlns:cx2="http://schemas.microsoft.com/office/drawing/2015/10/21/chartex" xmlns:cx3="http://schemas.microsoft.com/office/drawing/2016/5/9/chartex" xmlns:cx4="http://schemas.microsoft.com/office/drawing/2016/5/10/chartex" xmlns:cx5="http://schemas.microsoft.com/office/drawing/2016/5/11/chartex" xmlns:cx6="http://schemas.microsoft.com/office/drawing/2016/5/12/chartex" xmlns:cx7="http://schemas.microsoft.com/office/drawing/2016/5/13/chartex" xmlns:cx8="http://schemas.microsoft.com/office/drawing/2016/5/14/chartex" xmlns:mc="http://schemas.openxmlformats.org/markup-compatibility/2006" xmlns:aink="http://schemas.microsoft.com/office/drawing/2016/ink" xmlns:am3d="http://schemas.microsoft.com/office/drawing/2017/model3d" xmlns:o="urn:schemas-microsoft-com:office:office" xmlns:oel="http://schemas.microsoft.com/office/2019/extlst" xmlns:r="http://schemas.openxmlformats.org/officeDocument/2006/relationships" xmlns:m="http://schemas.openxmlformats.org/officeDocument/2006/math" xmlns:v="urn:schemas-microsoft-com:vml" xmlns:wp14="http://schemas.microsoft.com/office/word/2010/wordprocessingDrawing" xmlns:wp="http://schemas.openxmlformats.org/drawingml/2006/wordprocessingDrawing" xmlns:w10="urn:schemas-microsoft-com:office:word" xmlns:w="http://schemas.openxmlformats.org/wordprocessingml/2006/main" xmlns:w14="http://schemas.microsoft.com/office/word/2010/wordml" xmlns:w15="http://schemas.microsoft.com/office/word/2012/wordml" xmlns:w16cex="http://schemas.microsoft.com/office/word/2018/wordml/cex" xmlns:w16cid="http://schemas.microsoft.com/office/word/2016/wordml/cid" xmlns:w16="http://schemas.microsoft.com/office/word/2018/wordml" xmlns:w16du="http://schemas.microsoft.com/office/word/2023/wordml/word16du" xmlns:w16sdtdh="http://schemas.microsoft.com/office/word/2020/wordml/sdtdatahash" xmlns:w16sdtfl="http://schemas.microsoft.com/office/word/2024/wordml/sdtformatlock" xmlns:w16se="http://schemas.microsoft.com/office/word/2015/wordml/symex" xmlns:wpg="http://schemas.microsoft.com/office/word/2010/wordprocessingGroup" xmlns:wpi="http://schemas.microsoft.com/office/word/2010/wordprocessingInk" xmlns:wne="http://schemas.microsoft.com/office/word/2006/wordml" xmlns:wps="http://schemas.microsoft.com/office/word/2010/wordprocessingShape" mc:Ignorable="w14 w15 w16se w16cid w16 w16cex w16sdtdh w16sdtfl w16du wp14">
+  <w:abstractNum w:abstractNumId="0" w15:restartNumberingAfterBreak="0">
+    <w:nsid w:val="03131819"/>
+    <w:multiLevelType w:val="hybridMultilevel"/>
+    <w:tmpl w:val="0DF24D84"/>
+    <w:lvl w:ilvl="0" w:tplc="69F2D174">
+      <w:start w:val="1"/>
+      <w:numFmt w:val="decimal"/>
+      <w:lvlText w:val="%1."/>
+      <w:lvlJc w:val="left"/>
+      <w:pPr>
+        <w:ind w:left="405" w:hanging="360"/>
+      </w:pPr>
+      <w:rPr>
+        <w:rFonts w:hint="default"/>
+        <w:b w:val="0"/>
+        <w:bCs w:val="0"/>
+      </w:rPr>
+    </w:lvl>
+    <w:lvl w:ilvl="1" w:tplc="0C0A0019" w:tentative="1">
+      <w:start w:val="1"/>
+      <w:numFmt w:val="lowerLetter"/>
+      <w:lvlText w:val="%2."/>
+      <w:lvlJc w:val="left"/>
+      <w:pPr>
+        <w:ind w:left="1125" w:hanging="360"/>
+      </w:pPr>
+    </w:lvl>
+    <w:lvl w:ilvl="2" w:tplc="0C0A001B" w:tentative="1">
+      <w:start w:val="1"/>
+      <w:numFmt w:val="lowerRoman"/>
+      <w:lvlText w:val="%3."/>
+      <w:lvlJc w:val="right"/>
+      <w:pPr>
+        <w:ind w:left="1845" w:hanging="180"/>
+      </w:pPr>
+    </w:lvl>
+    <w:lvl w:ilvl="3" w:tplc="0C0A000F" w:tentative="1">
+      <w:start w:val="1"/>
+      <w:numFmt w:val="decimal"/>
+      <w:lvlText w:val="%4."/>
+      <w:lvlJc w:val="left"/>
+      <w:pPr>
+        <w:ind w:left="2565" w:hanging="360"/>
+      </w:pPr>
+    </w:lvl>
+    <w:lvl w:ilvl="4" w:tplc="0C0A0019" w:tentative="1">
+      <w:start w:val="1"/>
+      <w:numFmt w:val="lowerLetter"/>
+      <w:lvlText w:val="%5."/>
+      <w:lvlJc w:val="left"/>
+      <w:pPr>
+        <w:ind w:left="3285" w:hanging="360"/>
+      </w:pPr>
+    </w:lvl>
+    <w:lvl w:ilvl="5" w:tplc="0C0A001B" w:tentative="1">
+      <w:start w:val="1"/>
+      <w:numFmt w:val="lowerRoman"/>
+      <w:lvlText w:val="%6."/>
+      <w:lvlJc w:val="right"/>
+      <w:pPr>
+        <w:ind w:left="4005" w:hanging="180"/>
+      </w:pPr>
+    </w:lvl>
+    <w:lvl w:ilvl="6" w:tplc="0C0A000F" w:tentative="1">
+      <w:start w:val="1"/>
+      <w:numFmt w:val="decimal"/>
+      <w:lvlText w:val="%7."/>
+      <w:lvlJc w:val="left"/>
+      <w:pPr>
+        <w:ind w:left="4725" w:hanging="360"/>
+      </w:pPr>
+    </w:lvl>
+    <w:lvl w:ilvl="7" w:tplc="0C0A0019" w:tentative="1">
+      <w:start w:val="1"/>
+      <w:numFmt w:val="lowerLetter"/>
+      <w:lvlText w:val="%8."/>
+      <w:lvlJc w:val="left"/>
+      <w:pPr>
+        <w:ind w:left="5445" w:hanging="360"/>
+      </w:pPr>
+    </w:lvl>
+    <w:lvl w:ilvl="8" w:tplc="0C0A001B" w:tentative="1">
+      <w:start w:val="1"/>
+      <w:numFmt w:val="lowerRoman"/>
+      <w:lvlText w:val="%9."/>
+      <w:lvlJc w:val="right"/>
+      <w:pPr>
+        <w:ind w:left="6165" w:hanging="180"/>
+      </w:pPr>
+    </w:lvl>
+  </w:abstractNum>
+  <w:abstractNum w:abstractNumId="1" w15:restartNumberingAfterBreak="0">
+    <w:nsid w:val="03283838"/>
+    <w:multiLevelType w:val="hybridMultilevel"/>
+    <w:tmpl w:val="0DF24D84"/>
+    <w:lvl w:ilvl="0" w:tplc="FFFFFFFF">
+      <w:start w:val="1"/>
+      <w:numFmt w:val="decimal"/>
+      <w:lvlText w:val="%1."/>
+      <w:lvlJc w:val="left"/>
+      <w:pPr>
+        <w:ind w:left="765" w:hanging="360"/>
+      </w:pPr>
+      <w:rPr>
+        <w:rFonts w:hint="default"/>
+        <w:b w:val="0"/>
+        <w:bCs w:val="0"/>
+      </w:rPr>
+    </w:lvl>
+    <w:lvl w:ilvl="1" w:tplc="FFFFFFFF" w:tentative="1">
+      <w:start w:val="1"/>
+      <w:numFmt w:val="lowerLetter"/>
+      <w:lvlText w:val="%2."/>
+      <w:lvlJc w:val="left"/>
+      <w:pPr>
+        <w:ind w:left="1485" w:hanging="360"/>
+      </w:pPr>
+    </w:lvl>
+    <w:lvl w:ilvl="2" w:tplc="FFFFFFFF" w:tentative="1">
+      <w:start w:val="1"/>
+      <w:numFmt w:val="lowerRoman"/>
+      <w:lvlText w:val="%3."/>
+      <w:lvlJc w:val="right"/>
+      <w:pPr>
+        <w:ind w:left="2205" w:hanging="180"/>
+      </w:pPr>
+    </w:lvl>
+    <w:lvl w:ilvl="3" w:tplc="FFFFFFFF" w:tentative="1">
+      <w:start w:val="1"/>
+      <w:numFmt w:val="decimal"/>
+      <w:lvlText w:val="%4."/>
+      <w:lvlJc w:val="left"/>
+      <w:pPr>
+        <w:ind w:left="2925" w:hanging="360"/>
+      </w:pPr>
+    </w:lvl>
+    <w:lvl w:ilvl="4" w:tplc="FFFFFFFF" w:tentative="1">
+      <w:start w:val="1"/>
+      <w:numFmt w:val="lowerLetter"/>
+      <w:lvlText w:val="%5."/>
+      <w:lvlJc w:val="left"/>
+      <w:pPr>
+        <w:ind w:left="3645" w:hanging="360"/>
+      </w:pPr>
+    </w:lvl>
+    <w:lvl w:ilvl="5" w:tplc="FFFFFFFF" w:tentative="1">
+      <w:start w:val="1"/>
+      <w:numFmt w:val="lowerRoman"/>
+      <w:lvlText w:val="%6."/>
+      <w:lvlJc w:val="right"/>
+      <w:pPr>
+        <w:ind w:left="4365" w:hanging="180"/>
+      </w:pPr>
+    </w:lvl>
+    <w:lvl w:ilvl="6" w:tplc="FFFFFFFF" w:tentative="1">
+      <w:start w:val="1"/>
+      <w:numFmt w:val="decimal"/>
+      <w:lvlText w:val="%7."/>
+      <w:lvlJc w:val="left"/>
+      <w:pPr>
+        <w:ind w:left="5085" w:hanging="360"/>
+      </w:pPr>
+    </w:lvl>
+    <w:lvl w:ilvl="7" w:tplc="FFFFFFFF" w:tentative="1">
+      <w:start w:val="1"/>
+      <w:numFmt w:val="lowerLetter"/>
+      <w:lvlText w:val="%8."/>
+      <w:lvlJc w:val="left"/>
+      <w:pPr>
+        <w:ind w:left="5805" w:hanging="360"/>
+      </w:pPr>
+    </w:lvl>
+    <w:lvl w:ilvl="8" w:tplc="FFFFFFFF" w:tentative="1">
+      <w:start w:val="1"/>
+      <w:numFmt w:val="lowerRoman"/>
+      <w:lvlText w:val="%9."/>
+      <w:lvlJc w:val="right"/>
+      <w:pPr>
+        <w:ind w:left="6525" w:hanging="180"/>
+      </w:pPr>
+    </w:lvl>
+  </w:abstractNum>
+  <w:abstractNum w:abstractNumId="2" w15:restartNumberingAfterBreak="0">
+    <w:nsid w:val="1482775B"/>
+    <w:multiLevelType w:val="multilevel"/>
+    <w:tmpl w:val="0EBA3C40"/>
+    <w:lvl w:ilvl="0">
+      <w:start w:val="1"/>
+      <w:numFmt w:val="decimal"/>
+      <w:pStyle w:val="Ttulo1"/>
+      <w:lvlText w:val="%1"/>
+      <w:lvlJc w:val="left"/>
+      <w:pPr>
+        <w:ind w:left="432" w:hanging="432"/>
+      </w:pPr>
+    </w:lvl>
+    <w:lvl w:ilvl="1">
+      <w:start w:val="1"/>
+      <w:numFmt w:val="decimal"/>
+      <w:pStyle w:val="Ttulo2"/>
+      <w:lvlText w:val="%1.%2"/>
+      <w:lvlJc w:val="left"/>
+      <w:pPr>
+        <w:ind w:left="576" w:hanging="576"/>
+      </w:pPr>
+    </w:lvl>
+    <w:lvl w:ilvl="2">
+      <w:start w:val="1"/>
+      <w:numFmt w:val="decimal"/>
+      <w:pStyle w:val="Ttulo3"/>
+      <w:lvlText w:val="%1.%2.%3"/>
+      <w:lvlJc w:val="left"/>
+      <w:pPr>
+        <w:ind w:left="720" w:hanging="720"/>
+      </w:pPr>
+    </w:lvl>
+    <w:lvl w:ilvl="3">
+      <w:start w:val="1"/>
+      <w:numFmt w:val="decimal"/>
+      <w:pStyle w:val="Ttulo4"/>
+      <w:lvlText w:val="%1.%2.%3.%4"/>
+      <w:lvlJc w:val="left"/>
+      <w:pPr>
+        <w:ind w:left="864" w:hanging="864"/>
+      </w:pPr>
+    </w:lvl>
+    <w:lvl w:ilvl="4">
+      <w:start w:val="1"/>
+      <w:numFmt w:val="decimal"/>
+      <w:pStyle w:val="Ttulo5"/>
+      <w:lvlText w:val="%1.%2.%3.%4.%5"/>
+      <w:lvlJc w:val="left"/>
+      <w:pPr>
+        <w:ind w:left="1008" w:hanging="1008"/>
+      </w:pPr>
+    </w:lvl>
+    <w:lvl w:ilvl="5">
+      <w:start w:val="1"/>
+      <w:numFmt w:val="decimal"/>
+      <w:pStyle w:val="Ttulo6"/>
+      <w:lvlText w:val="%1.%2.%3.%4.%5.%6"/>
+      <w:lvlJc w:val="left"/>
+      <w:pPr>
+        <w:ind w:left="1152" w:hanging="1152"/>
+      </w:pPr>
+    </w:lvl>
+    <w:lvl w:ilvl="6">
+      <w:start w:val="1"/>
+      <w:numFmt w:val="decimal"/>
+      <w:pStyle w:val="Ttulo7"/>
+      <w:lvlText w:val="%1.%2.%3.%4.%5.%6.%7"/>
+      <w:lvlJc w:val="left"/>
+      <w:pPr>
+        <w:ind w:left="1296" w:hanging="1296"/>
+      </w:pPr>
+    </w:lvl>
+    <w:lvl w:ilvl="7">
+      <w:start w:val="1"/>
+      <w:numFmt w:val="decimal"/>
+      <w:pStyle w:val="Ttulo8"/>
+      <w:lvlText w:val="%1.%2.%3.%4.%5.%6.%7.%8"/>
+      <w:lvlJc w:val="left"/>
+      <w:pPr>
+        <w:ind w:left="1440" w:hanging="1440"/>
+      </w:pPr>
+    </w:lvl>
+    <w:lvl w:ilvl="8">
+      <w:start w:val="1"/>
+      <w:numFmt w:val="decimal"/>
+      <w:pStyle w:val="Ttulo9"/>
+      <w:lvlText w:val="%1.%2.%3.%4.%5.%6.%7.%8.%9"/>
+      <w:lvlJc w:val="left"/>
+      <w:pPr>
+        <w:ind w:left="1584" w:hanging="1584"/>
+      </w:pPr>
+    </w:lvl>
+  </w:abstractNum>
+  <w:abstractNum w:abstractNumId="3" w15:restartNumberingAfterBreak="0">
+    <w:nsid w:val="164339A8"/>
+    <w:multiLevelType w:val="hybridMultilevel"/>
+    <w:tmpl w:val="C99A90F4"/>
+    <w:lvl w:ilvl="0" w:tplc="40CA160A">
+      <w:start w:val="1"/>
+      <w:numFmt w:val="bullet"/>
+      <w:lvlText w:val="-"/>
+      <w:lvlJc w:val="left"/>
+      <w:pPr>
+        <w:ind w:left="1068" w:hanging="360"/>
+      </w:pPr>
+      <w:rPr>
+        <w:rFonts w:ascii="Aptos" w:eastAsiaTheme="minorHAnsi" w:hAnsi="Aptos" w:cstheme="minorBidi" w:hint="default"/>
+      </w:rPr>
+    </w:lvl>
+    <w:lvl w:ilvl="1" w:tplc="0C0A0003" w:tentative="1">
+      <w:start w:val="1"/>
+      <w:numFmt w:val="bullet"/>
+      <w:lvlText w:val="o"/>
+      <w:lvlJc w:val="left"/>
+      <w:pPr>
+        <w:ind w:left="1788" w:hanging="360"/>
+      </w:pPr>
+      <w:rPr>
+        <w:rFonts w:ascii="Courier New" w:hAnsi="Courier New" w:cs="Courier New" w:hint="default"/>
+      </w:rPr>
+    </w:lvl>
+    <w:lvl w:ilvl="2" w:tplc="0C0A0005" w:tentative="1">
+      <w:start w:val="1"/>
+      <w:numFmt w:val="bullet"/>
+      <w:lvlText w:val=""/>
+      <w:lvlJc w:val="left"/>
+      <w:pPr>
+        <w:ind w:left="2508" w:hanging="360"/>
+      </w:pPr>
+      <w:rPr>
+        <w:rFonts w:ascii="Wingdings" w:hAnsi="Wingdings" w:hint="default"/>
+      </w:rPr>
+    </w:lvl>
+    <w:lvl w:ilvl="3" w:tplc="0C0A0001" w:tentative="1">
+      <w:start w:val="1"/>
+      <w:numFmt w:val="bullet"/>
+      <w:lvlText w:val=""/>
+      <w:lvlJc w:val="left"/>
+      <w:pPr>
+        <w:ind w:left="3228" w:hanging="360"/>
+      </w:pPr>
+      <w:rPr>
+        <w:rFonts w:ascii="Symbol" w:hAnsi="Symbol" w:hint="default"/>
+      </w:rPr>
+    </w:lvl>
+    <w:lvl w:ilvl="4" w:tplc="0C0A0003" w:tentative="1">
+      <w:start w:val="1"/>
+      <w:numFmt w:val="bullet"/>
+      <w:lvlText w:val="o"/>
+      <w:lvlJc w:val="left"/>
+      <w:pPr>
+        <w:ind w:left="3948" w:hanging="360"/>
+      </w:pPr>
+      <w:rPr>
+        <w:rFonts w:ascii="Courier New" w:hAnsi="Courier New" w:cs="Courier New" w:hint="default"/>
+      </w:rPr>
+    </w:lvl>
+    <w:lvl w:ilvl="5" w:tplc="0C0A0005" w:tentative="1">
+      <w:start w:val="1"/>
+      <w:numFmt w:val="bullet"/>
+      <w:lvlText w:val=""/>
+      <w:lvlJc w:val="left"/>
+      <w:pPr>
+        <w:ind w:left="4668" w:hanging="360"/>
+      </w:pPr>
+      <w:rPr>
+        <w:rFonts w:ascii="Wingdings" w:hAnsi="Wingdings" w:hint="default"/>
+      </w:rPr>
+    </w:lvl>
+    <w:lvl w:ilvl="6" w:tplc="0C0A0001" w:tentative="1">
+      <w:start w:val="1"/>
+      <w:numFmt w:val="bullet"/>
+      <w:lvlText w:val=""/>
+      <w:lvlJc w:val="left"/>
+      <w:pPr>
+        <w:ind w:left="5388" w:hanging="360"/>
+      </w:pPr>
+      <w:rPr>
+        <w:rFonts w:ascii="Symbol" w:hAnsi="Symbol" w:hint="default"/>
+      </w:rPr>
+    </w:lvl>
+    <w:lvl w:ilvl="7" w:tplc="0C0A0003" w:tentative="1">
+      <w:start w:val="1"/>
+      <w:numFmt w:val="bullet"/>
+      <w:lvlText w:val="o"/>
+      <w:lvlJc w:val="left"/>
+      <w:pPr>
+        <w:ind w:left="6108" w:hanging="360"/>
+      </w:pPr>
+      <w:rPr>
+        <w:rFonts w:ascii="Courier New" w:hAnsi="Courier New" w:cs="Courier New" w:hint="default"/>
+      </w:rPr>
+    </w:lvl>
+    <w:lvl w:ilvl="8" w:tplc="0C0A0005" w:tentative="1">
+      <w:start w:val="1"/>
+      <w:numFmt w:val="bullet"/>
+      <w:lvlText w:val=""/>
+      <w:lvlJc w:val="left"/>
+      <w:pPr>
+        <w:ind w:left="6828" w:hanging="360"/>
+      </w:pPr>
+      <w:rPr>
+        <w:rFonts w:ascii="Wingdings" w:hAnsi="Wingdings" w:hint="default"/>
+      </w:rPr>
+    </w:lvl>
+  </w:abstractNum>
+  <w:abstractNum w:abstractNumId="4" w15:restartNumberingAfterBreak="0">
+    <w:nsid w:val="1FB87AC6"/>
+    <w:multiLevelType w:val="hybridMultilevel"/>
+    <w:tmpl w:val="B0148400"/>
+    <w:lvl w:ilvl="0" w:tplc="FFFFFFFF">
+      <w:start w:val="1"/>
+      <w:numFmt w:val="decimal"/>
+      <w:lvlText w:val="%1."/>
+      <w:lvlJc w:val="left"/>
+      <w:pPr>
+        <w:ind w:left="405" w:hanging="360"/>
+      </w:pPr>
+      <w:rPr>
+        <w:rFonts w:hint="default"/>
+        <w:b w:val="0"/>
+        <w:bCs w:val="0"/>
+      </w:rPr>
+    </w:lvl>
+    <w:lvl w:ilvl="1" w:tplc="0C0A0019" w:tentative="1">
+      <w:start w:val="1"/>
+      <w:numFmt w:val="lowerLetter"/>
+      <w:lvlText w:val="%2."/>
+      <w:lvlJc w:val="left"/>
+      <w:pPr>
+        <w:ind w:left="1440" w:hanging="360"/>
+      </w:pPr>
+    </w:lvl>
+    <w:lvl w:ilvl="2" w:tplc="0C0A001B" w:tentative="1">
+      <w:start w:val="1"/>
+      <w:numFmt w:val="lowerRoman"/>
+      <w:lvlText w:val="%3."/>
+      <w:lvlJc w:val="right"/>
+      <w:pPr>
+        <w:ind w:left="2160" w:hanging="180"/>
+      </w:pPr>
+    </w:lvl>
+    <w:lvl w:ilvl="3" w:tplc="0C0A000F" w:tentative="1">
+      <w:start w:val="1"/>
+      <w:numFmt w:val="decimal"/>
+      <w:lvlText w:val="%4."/>
+      <w:lvlJc w:val="left"/>
+      <w:pPr>
+        <w:ind w:left="2880" w:hanging="360"/>
+      </w:pPr>
+    </w:lvl>
+    <w:lvl w:ilvl="4" w:tplc="0C0A0019" w:tentative="1">
+      <w:start w:val="1"/>
+      <w:numFmt w:val="lowerLetter"/>
+      <w:lvlText w:val="%5."/>
+      <w:lvlJc w:val="left"/>
+      <w:pPr>
+        <w:ind w:left="3600" w:hanging="360"/>
+      </w:pPr>
+    </w:lvl>
+    <w:lvl w:ilvl="5" w:tplc="0C0A001B" w:tentative="1">
+      <w:start w:val="1"/>
+      <w:numFmt w:val="lowerRoman"/>
+      <w:lvlText w:val="%6."/>
+      <w:lvlJc w:val="right"/>
+      <w:pPr>
+        <w:ind w:left="4320" w:hanging="180"/>
+      </w:pPr>
+    </w:lvl>
+    <w:lvl w:ilvl="6" w:tplc="0C0A000F" w:tentative="1">
+      <w:start w:val="1"/>
+      <w:numFmt w:val="decimal"/>
+      <w:lvlText w:val="%7."/>
+      <w:lvlJc w:val="left"/>
+      <w:pPr>
+        <w:ind w:left="5040" w:hanging="360"/>
+      </w:pPr>
+    </w:lvl>
+    <w:lvl w:ilvl="7" w:tplc="0C0A0019" w:tentative="1">
+      <w:start w:val="1"/>
+      <w:numFmt w:val="lowerLetter"/>
+      <w:lvlText w:val="%8."/>
+      <w:lvlJc w:val="left"/>
+      <w:pPr>
+        <w:ind w:left="5760" w:hanging="360"/>
+      </w:pPr>
+    </w:lvl>
+    <w:lvl w:ilvl="8" w:tplc="0C0A001B" w:tentative="1">
+      <w:start w:val="1"/>
+      <w:numFmt w:val="lowerRoman"/>
+      <w:lvlText w:val="%9."/>
+      <w:lvlJc w:val="right"/>
+      <w:pPr>
+        <w:ind w:left="6480" w:hanging="180"/>
+      </w:pPr>
+    </w:lvl>
+  </w:abstractNum>
+  <w:abstractNum w:abstractNumId="5" w15:restartNumberingAfterBreak="0">
+    <w:nsid w:val="20AF1BE5"/>
+    <w:multiLevelType w:val="hybridMultilevel"/>
+    <w:tmpl w:val="D032C3E6"/>
+    <w:lvl w:ilvl="0" w:tplc="58564EC6">
+      <w:start w:val="1"/>
+      <w:numFmt w:val="decimal"/>
+      <w:lvlText w:val="%1-"/>
+      <w:lvlJc w:val="left"/>
+      <w:pPr>
+        <w:ind w:left="720" w:hanging="360"/>
+      </w:pPr>
+      <w:rPr>
+        <w:rFonts w:hint="default"/>
+      </w:rPr>
+    </w:lvl>
+    <w:lvl w:ilvl="1" w:tplc="0C0A0019">
+      <w:start w:val="1"/>
+      <w:numFmt w:val="lowerLetter"/>
+      <w:lvlText w:val="%2."/>
+      <w:lvlJc w:val="left"/>
+      <w:pPr>
+        <w:ind w:left="1620" w:hanging="360"/>
+      </w:pPr>
+    </w:lvl>
+    <w:lvl w:ilvl="2" w:tplc="0C0A001B" w:tentative="1">
+      <w:start w:val="1"/>
+      <w:numFmt w:val="lowerRoman"/>
+      <w:lvlText w:val="%3."/>
+      <w:lvlJc w:val="right"/>
+      <w:pPr>
+        <w:ind w:left="2340" w:hanging="180"/>
+      </w:pPr>
+    </w:lvl>
+    <w:lvl w:ilvl="3" w:tplc="0C0A000F" w:tentative="1">
+      <w:start w:val="1"/>
+      <w:numFmt w:val="decimal"/>
+      <w:lvlText w:val="%4."/>
+      <w:lvlJc w:val="left"/>
+      <w:pPr>
+        <w:ind w:left="3060" w:hanging="360"/>
+      </w:pPr>
+    </w:lvl>
+    <w:lvl w:ilvl="4" w:tplc="0C0A0019" w:tentative="1">
+      <w:start w:val="1"/>
+      <w:numFmt w:val="lowerLetter"/>
+      <w:lvlText w:val="%5."/>
+      <w:lvlJc w:val="left"/>
+      <w:pPr>
+        <w:ind w:left="3780" w:hanging="360"/>
+      </w:pPr>
+    </w:lvl>
+    <w:lvl w:ilvl="5" w:tplc="0C0A001B" w:tentative="1">
+      <w:start w:val="1"/>
+      <w:numFmt w:val="lowerRoman"/>
+      <w:lvlText w:val="%6."/>
+      <w:lvlJc w:val="right"/>
+      <w:pPr>
+        <w:ind w:left="4500" w:hanging="180"/>
+      </w:pPr>
+    </w:lvl>
+    <w:lvl w:ilvl="6" w:tplc="0C0A000F" w:tentative="1">
+      <w:start w:val="1"/>
+      <w:numFmt w:val="decimal"/>
+      <w:lvlText w:val="%7."/>
+      <w:lvlJc w:val="left"/>
+      <w:pPr>
+        <w:ind w:left="5220" w:hanging="360"/>
+      </w:pPr>
+    </w:lvl>
+    <w:lvl w:ilvl="7" w:tplc="0C0A0019" w:tentative="1">
+      <w:start w:val="1"/>
+      <w:numFmt w:val="lowerLetter"/>
+      <w:lvlText w:val="%8."/>
+      <w:lvlJc w:val="left"/>
+      <w:pPr>
+        <w:ind w:left="5940" w:hanging="360"/>
+      </w:pPr>
+    </w:lvl>
+    <w:lvl w:ilvl="8" w:tplc="0C0A001B" w:tentative="1">
+      <w:start w:val="1"/>
+      <w:numFmt w:val="lowerRoman"/>
+      <w:lvlText w:val="%9."/>
+      <w:lvlJc w:val="right"/>
+      <w:pPr>
+        <w:ind w:left="6660" w:hanging="180"/>
+      </w:pPr>
+    </w:lvl>
+  </w:abstractNum>
+  <w:abstractNum w:abstractNumId="6" w15:restartNumberingAfterBreak="0">
+    <w:nsid w:val="26AE153F"/>
+    <w:multiLevelType w:val="hybridMultilevel"/>
+    <w:tmpl w:val="1BEEC98C"/>
+    <w:lvl w:ilvl="0" w:tplc="E0BADCF4">
+      <w:start w:val="1"/>
+      <w:numFmt w:val="bullet"/>
+      <w:lvlText w:val="-"/>
+      <w:lvlJc w:val="left"/>
+      <w:pPr>
+        <w:ind w:left="765" w:hanging="360"/>
+      </w:pPr>
+      <w:rPr>
+        <w:rFonts w:ascii="Aptos" w:eastAsiaTheme="minorHAnsi" w:hAnsi="Aptos" w:cstheme="minorBidi" w:hint="default"/>
+        <w:b w:val="0"/>
+      </w:rPr>
+    </w:lvl>
+    <w:lvl w:ilvl="1" w:tplc="0C0A0003" w:tentative="1">
+      <w:start w:val="1"/>
+      <w:numFmt w:val="bullet"/>
+      <w:lvlText w:val="o"/>
+      <w:lvlJc w:val="left"/>
+      <w:pPr>
+        <w:ind w:left="1485" w:hanging="360"/>
+      </w:pPr>
+      <w:rPr>
+        <w:rFonts w:ascii="Courier New" w:hAnsi="Courier New" w:cs="Courier New" w:hint="default"/>
+      </w:rPr>
+    </w:lvl>
+    <w:lvl w:ilvl="2" w:tplc="0C0A0005" w:tentative="1">
+      <w:start w:val="1"/>
+      <w:numFmt w:val="bullet"/>
+      <w:lvlText w:val=""/>
+      <w:lvlJc w:val="left"/>
+      <w:pPr>
+        <w:ind w:left="2205" w:hanging="360"/>
+      </w:pPr>
+      <w:rPr>
+        <w:rFonts w:ascii="Wingdings" w:hAnsi="Wingdings" w:hint="default"/>
+      </w:rPr>
+    </w:lvl>
+    <w:lvl w:ilvl="3" w:tplc="0C0A0001" w:tentative="1">
+      <w:start w:val="1"/>
+      <w:numFmt w:val="bullet"/>
+      <w:lvlText w:val=""/>
+      <w:lvlJc w:val="left"/>
+      <w:pPr>
+        <w:ind w:left="2925" w:hanging="360"/>
+      </w:pPr>
+      <w:rPr>
+        <w:rFonts w:ascii="Symbol" w:hAnsi="Symbol" w:hint="default"/>
+      </w:rPr>
+    </w:lvl>
+    <w:lvl w:ilvl="4" w:tplc="0C0A0003" w:tentative="1">
+      <w:start w:val="1"/>
+      <w:numFmt w:val="bullet"/>
+      <w:lvlText w:val="o"/>
+      <w:lvlJc w:val="left"/>
+      <w:pPr>
+        <w:ind w:left="3645" w:hanging="360"/>
+      </w:pPr>
+      <w:rPr>
+        <w:rFonts w:ascii="Courier New" w:hAnsi="Courier New" w:cs="Courier New" w:hint="default"/>
+      </w:rPr>
+    </w:lvl>
+    <w:lvl w:ilvl="5" w:tplc="0C0A0005" w:tentative="1">
+      <w:start w:val="1"/>
+      <w:numFmt w:val="bullet"/>
+      <w:lvlText w:val=""/>
+      <w:lvlJc w:val="left"/>
+      <w:pPr>
+        <w:ind w:left="4365" w:hanging="360"/>
+      </w:pPr>
+      <w:rPr>
+        <w:rFonts w:ascii="Wingdings" w:hAnsi="Wingdings" w:hint="default"/>
+      </w:rPr>
+    </w:lvl>
+    <w:lvl w:ilvl="6" w:tplc="0C0A0001" w:tentative="1">
+      <w:start w:val="1"/>
+      <w:numFmt w:val="bullet"/>
+      <w:lvlText w:val=""/>
+      <w:lvlJc w:val="left"/>
+      <w:pPr>
+        <w:ind w:left="5085" w:hanging="360"/>
+      </w:pPr>
+      <w:rPr>
+        <w:rFonts w:ascii="Symbol" w:hAnsi="Symbol" w:hint="default"/>
+      </w:rPr>
+    </w:lvl>
+    <w:lvl w:ilvl="7" w:tplc="0C0A0003" w:tentative="1">
+      <w:start w:val="1"/>
+      <w:numFmt w:val="bullet"/>
+      <w:lvlText w:val="o"/>
+      <w:lvlJc w:val="left"/>
+      <w:pPr>
+        <w:ind w:left="5805" w:hanging="360"/>
+      </w:pPr>
+      <w:rPr>
+        <w:rFonts w:ascii="Courier New" w:hAnsi="Courier New" w:cs="Courier New" w:hint="default"/>
+      </w:rPr>
+    </w:lvl>
+    <w:lvl w:ilvl="8" w:tplc="0C0A0005" w:tentative="1">
+      <w:start w:val="1"/>
+      <w:numFmt w:val="bullet"/>
+      <w:lvlText w:val=""/>
+      <w:lvlJc w:val="left"/>
+      <w:pPr>
+        <w:ind w:left="6525" w:hanging="360"/>
+      </w:pPr>
+      <w:rPr>
+        <w:rFonts w:ascii="Wingdings" w:hAnsi="Wingdings" w:hint="default"/>
+      </w:rPr>
+    </w:lvl>
+  </w:abstractNum>
+  <w:abstractNum w:abstractNumId="7" w15:restartNumberingAfterBreak="0">
+    <w:nsid w:val="282262BD"/>
+    <w:multiLevelType w:val="hybridMultilevel"/>
+    <w:tmpl w:val="83803382"/>
+    <w:lvl w:ilvl="0" w:tplc="0C0A0001">
+      <w:start w:val="1"/>
+      <w:numFmt w:val="bullet"/>
+      <w:lvlText w:val=""/>
+      <w:lvlJc w:val="left"/>
+      <w:pPr>
+        <w:ind w:left="720" w:hanging="360"/>
+      </w:pPr>
+      <w:rPr>
+        <w:rFonts w:ascii="Symbol" w:hAnsi="Symbol" w:hint="default"/>
+      </w:rPr>
+    </w:lvl>
+    <w:lvl w:ilvl="1" w:tplc="0C0A0003" w:tentative="1">
+      <w:start w:val="1"/>
+      <w:numFmt w:val="bullet"/>
+      <w:lvlText w:val="o"/>
+      <w:lvlJc w:val="left"/>
+      <w:pPr>
+        <w:ind w:left="1440" w:hanging="360"/>
+      </w:pPr>
+      <w:rPr>
+        <w:rFonts w:ascii="Courier New" w:hAnsi="Courier New" w:cs="Courier New" w:hint="default"/>
+      </w:rPr>
+    </w:lvl>
+    <w:lvl w:ilvl="2" w:tplc="0C0A0005" w:tentative="1">
+      <w:start w:val="1"/>
+      <w:numFmt w:val="bullet"/>
+      <w:lvlText w:val=""/>
+      <w:lvlJc w:val="left"/>
+      <w:pPr>
+        <w:ind w:left="2160" w:hanging="360"/>
+      </w:pPr>
+      <w:rPr>
+        <w:rFonts w:ascii="Wingdings" w:hAnsi="Wingdings" w:hint="default"/>
+      </w:rPr>
+    </w:lvl>
+    <w:lvl w:ilvl="3" w:tplc="0C0A0001" w:tentative="1">
+      <w:start w:val="1"/>
+      <w:numFmt w:val="bullet"/>
+      <w:lvlText w:val=""/>
+      <w:lvlJc w:val="left"/>
+      <w:pPr>
+        <w:ind w:left="2880" w:hanging="360"/>
+      </w:pPr>
+      <w:rPr>
+        <w:rFonts w:ascii="Symbol" w:hAnsi="Symbol" w:hint="default"/>
+      </w:rPr>
+    </w:lvl>
+    <w:lvl w:ilvl="4" w:tplc="0C0A0003" w:tentative="1">
+      <w:start w:val="1"/>
+      <w:numFmt w:val="bullet"/>
+      <w:lvlText w:val="o"/>
+      <w:lvlJc w:val="left"/>
+      <w:pPr>
+        <w:ind w:left="3600" w:hanging="360"/>
+      </w:pPr>
+      <w:rPr>
+        <w:rFonts w:ascii="Courier New" w:hAnsi="Courier New" w:cs="Courier New" w:hint="default"/>
+      </w:rPr>
+    </w:lvl>
+    <w:lvl w:ilvl="5" w:tplc="0C0A0005" w:tentative="1">
+      <w:start w:val="1"/>
+      <w:numFmt w:val="bullet"/>
+      <w:lvlText w:val=""/>
+      <w:lvlJc w:val="left"/>
+      <w:pPr>
+        <w:ind w:left="4320" w:hanging="360"/>
+      </w:pPr>
+      <w:rPr>
+        <w:rFonts w:ascii="Wingdings" w:hAnsi="Wingdings" w:hint="default"/>
+      </w:rPr>
+    </w:lvl>
+    <w:lvl w:ilvl="6" w:tplc="0C0A0001" w:tentative="1">
+      <w:start w:val="1"/>
+      <w:numFmt w:val="bullet"/>
+      <w:lvlText w:val=""/>
+      <w:lvlJc w:val="left"/>
+      <w:pPr>
+        <w:ind w:left="5040" w:hanging="360"/>
+      </w:pPr>
+      <w:rPr>
+        <w:rFonts w:ascii="Symbol" w:hAnsi="Symbol" w:hint="default"/>
+      </w:rPr>
+    </w:lvl>
+    <w:lvl w:ilvl="7" w:tplc="0C0A0003" w:tentative="1">
+      <w:start w:val="1"/>
+      <w:numFmt w:val="bullet"/>
+      <w:lvlText w:val="o"/>
+      <w:lvlJc w:val="left"/>
+      <w:pPr>
+        <w:ind w:left="5760" w:hanging="360"/>
+      </w:pPr>
+      <w:rPr>
+        <w:rFonts w:ascii="Courier New" w:hAnsi="Courier New" w:cs="Courier New" w:hint="default"/>
+      </w:rPr>
+    </w:lvl>
+    <w:lvl w:ilvl="8" w:tplc="0C0A0005" w:tentative="1">
+      <w:start w:val="1"/>
+      <w:numFmt w:val="bullet"/>
+      <w:lvlText w:val=""/>
+      <w:lvlJc w:val="left"/>
+      <w:pPr>
+        <w:ind w:left="6480" w:hanging="360"/>
+      </w:pPr>
+      <w:rPr>
+        <w:rFonts w:ascii="Wingdings" w:hAnsi="Wingdings" w:hint="default"/>
+      </w:rPr>
+    </w:lvl>
+  </w:abstractNum>
+  <w:abstractNum w:abstractNumId="8" w15:restartNumberingAfterBreak="0">
+    <w:nsid w:val="2C4C0B77"/>
+    <w:multiLevelType w:val="hybridMultilevel"/>
+    <w:tmpl w:val="071E50C6"/>
+    <w:lvl w:ilvl="0" w:tplc="0C0A0001">
+      <w:start w:val="1"/>
+      <w:numFmt w:val="bullet"/>
+      <w:lvlText w:val=""/>
+      <w:lvlJc w:val="left"/>
+      <w:pPr>
+        <w:ind w:left="720" w:hanging="360"/>
+      </w:pPr>
+      <w:rPr>
+        <w:rFonts w:ascii="Symbol" w:hAnsi="Symbol" w:hint="default"/>
+      </w:rPr>
+    </w:lvl>
+    <w:lvl w:ilvl="1" w:tplc="0C0A0003">
+      <w:start w:val="1"/>
+      <w:numFmt w:val="bullet"/>
+      <w:lvlText w:val="o"/>
+      <w:lvlJc w:val="left"/>
+      <w:pPr>
+        <w:ind w:left="1440" w:hanging="360"/>
+      </w:pPr>
+      <w:rPr>
+        <w:rFonts w:ascii="Courier New" w:hAnsi="Courier New" w:cs="Courier New" w:hint="default"/>
+      </w:rPr>
+    </w:lvl>
+    <w:lvl w:ilvl="2" w:tplc="0C0A0005" w:tentative="1">
+      <w:start w:val="1"/>
+      <w:numFmt w:val="bullet"/>
+      <w:lvlText w:val=""/>
+      <w:lvlJc w:val="left"/>
+      <w:pPr>
+        <w:ind w:left="2160" w:hanging="360"/>
+      </w:pPr>
+      <w:rPr>
+        <w:rFonts w:ascii="Wingdings" w:hAnsi="Wingdings" w:hint="default"/>
+      </w:rPr>
+    </w:lvl>
+    <w:lvl w:ilvl="3" w:tplc="0C0A0001" w:tentative="1">
+      <w:start w:val="1"/>
+      <w:numFmt w:val="bullet"/>
+      <w:lvlText w:val=""/>
+      <w:lvlJc w:val="left"/>
+      <w:pPr>
+        <w:ind w:left="2880" w:hanging="360"/>
+      </w:pPr>
+      <w:rPr>
+        <w:rFonts w:ascii="Symbol" w:hAnsi="Symbol" w:hint="default"/>
+      </w:rPr>
+    </w:lvl>
+    <w:lvl w:ilvl="4" w:tplc="0C0A0003" w:tentative="1">
+      <w:start w:val="1"/>
+      <w:numFmt w:val="bullet"/>
+      <w:lvlText w:val="o"/>
+      <w:lvlJc w:val="left"/>
+      <w:pPr>
+        <w:ind w:left="3600" w:hanging="360"/>
+      </w:pPr>
+      <w:rPr>
+        <w:rFonts w:ascii="Courier New" w:hAnsi="Courier New" w:cs="Courier New" w:hint="default"/>
+      </w:rPr>
+    </w:lvl>
+    <w:lvl w:ilvl="5" w:tplc="0C0A0005" w:tentative="1">
+      <w:start w:val="1"/>
+      <w:numFmt w:val="bullet"/>
+      <w:lvlText w:val=""/>
+      <w:lvlJc w:val="left"/>
+      <w:pPr>
+        <w:ind w:left="4320" w:hanging="360"/>
+      </w:pPr>
+      <w:rPr>
+        <w:rFonts w:ascii="Wingdings" w:hAnsi="Wingdings" w:hint="default"/>
+      </w:rPr>
+    </w:lvl>
+    <w:lvl w:ilvl="6" w:tplc="0C0A0001" w:tentative="1">
+      <w:start w:val="1"/>
+      <w:numFmt w:val="bullet"/>
+      <w:lvlText w:val=""/>
+      <w:lvlJc w:val="left"/>
+      <w:pPr>
+        <w:ind w:left="5040" w:hanging="360"/>
+      </w:pPr>
+      <w:rPr>
+        <w:rFonts w:ascii="Symbol" w:hAnsi="Symbol" w:hint="default"/>
+      </w:rPr>
+    </w:lvl>
+    <w:lvl w:ilvl="7" w:tplc="0C0A0003" w:tentative="1">
+      <w:start w:val="1"/>
+      <w:numFmt w:val="bullet"/>
+      <w:lvlText w:val="o"/>
+      <w:lvlJc w:val="left"/>
+      <w:pPr>
+        <w:ind w:left="5760" w:hanging="360"/>
+      </w:pPr>
+      <w:rPr>
+        <w:rFonts w:ascii="Courier New" w:hAnsi="Courier New" w:cs="Courier New" w:hint="default"/>
+      </w:rPr>
+    </w:lvl>
+    <w:lvl w:ilvl="8" w:tplc="0C0A0005" w:tentative="1">
+      <w:start w:val="1"/>
+      <w:numFmt w:val="bullet"/>
+      <w:lvlText w:val=""/>
+      <w:lvlJc w:val="left"/>
+      <w:pPr>
+        <w:ind w:left="6480" w:hanging="360"/>
+      </w:pPr>
+      <w:rPr>
+        <w:rFonts w:ascii="Wingdings" w:hAnsi="Wingdings" w:hint="default"/>
+      </w:rPr>
+    </w:lvl>
+  </w:abstractNum>
+  <w:abstractNum w:abstractNumId="9" w15:restartNumberingAfterBreak="0">
+    <w:nsid w:val="31B06083"/>
+    <w:multiLevelType w:val="hybridMultilevel"/>
+    <w:tmpl w:val="C44E9C0C"/>
+    <w:lvl w:ilvl="0" w:tplc="69F2D174">
+      <w:start w:val="1"/>
+      <w:numFmt w:val="decimal"/>
+      <w:lvlText w:val="%1."/>
+      <w:lvlJc w:val="left"/>
+      <w:pPr>
+        <w:ind w:left="405" w:hanging="360"/>
+      </w:pPr>
+      <w:rPr>
+        <w:rFonts w:hint="default"/>
+        <w:b w:val="0"/>
+        <w:bCs w:val="0"/>
+      </w:rPr>
+    </w:lvl>
+    <w:lvl w:ilvl="1" w:tplc="0C0A0019">
+      <w:start w:val="1"/>
+      <w:numFmt w:val="lowerLetter"/>
+      <w:lvlText w:val="%2."/>
+      <w:lvlJc w:val="left"/>
+      <w:pPr>
+        <w:ind w:left="1440" w:hanging="360"/>
+      </w:pPr>
+    </w:lvl>
+    <w:lvl w:ilvl="2" w:tplc="0C0A001B" w:tentative="1">
+      <w:start w:val="1"/>
+      <w:numFmt w:val="lowerRoman"/>
+      <w:lvlText w:val="%3."/>
+      <w:lvlJc w:val="right"/>
+      <w:pPr>
+        <w:ind w:left="2160" w:hanging="180"/>
+      </w:pPr>
+    </w:lvl>
+    <w:lvl w:ilvl="3" w:tplc="0C0A000F" w:tentative="1">
+      <w:start w:val="1"/>
+      <w:numFmt w:val="decimal"/>
+      <w:lvlText w:val="%4."/>
+      <w:lvlJc w:val="left"/>
+      <w:pPr>
+        <w:ind w:left="2880" w:hanging="360"/>
+      </w:pPr>
+    </w:lvl>
+    <w:lvl w:ilvl="4" w:tplc="0C0A0019" w:tentative="1">
+      <w:start w:val="1"/>
+      <w:numFmt w:val="lowerLetter"/>
+      <w:lvlText w:val="%5."/>
+      <w:lvlJc w:val="left"/>
+      <w:pPr>
+        <w:ind w:left="3600" w:hanging="360"/>
+      </w:pPr>
+    </w:lvl>
+    <w:lvl w:ilvl="5" w:tplc="0C0A001B" w:tentative="1">
+      <w:start w:val="1"/>
+      <w:numFmt w:val="lowerRoman"/>
+      <w:lvlText w:val="%6."/>
+      <w:lvlJc w:val="right"/>
+      <w:pPr>
+        <w:ind w:left="4320" w:hanging="180"/>
+      </w:pPr>
+    </w:lvl>
+    <w:lvl w:ilvl="6" w:tplc="0C0A000F" w:tentative="1">
+      <w:start w:val="1"/>
+      <w:numFmt w:val="decimal"/>
+      <w:lvlText w:val="%7."/>
+      <w:lvlJc w:val="left"/>
+      <w:pPr>
+        <w:ind w:left="5040" w:hanging="360"/>
+      </w:pPr>
+    </w:lvl>
+    <w:lvl w:ilvl="7" w:tplc="0C0A0019" w:tentative="1">
+      <w:start w:val="1"/>
+      <w:numFmt w:val="lowerLetter"/>
+      <w:lvlText w:val="%8."/>
+      <w:lvlJc w:val="left"/>
+      <w:pPr>
+        <w:ind w:left="5760" w:hanging="360"/>
+      </w:pPr>
+    </w:lvl>
+    <w:lvl w:ilvl="8" w:tplc="0C0A001B" w:tentative="1">
+      <w:start w:val="1"/>
+      <w:numFmt w:val="lowerRoman"/>
+      <w:lvlText w:val="%9."/>
+      <w:lvlJc w:val="right"/>
+      <w:pPr>
+        <w:ind w:left="6480" w:hanging="180"/>
+      </w:pPr>
+    </w:lvl>
+  </w:abstractNum>
+  <w:abstractNum w:abstractNumId="10" w15:restartNumberingAfterBreak="0">
+    <w:nsid w:val="47AF3AB8"/>
+    <w:multiLevelType w:val="hybridMultilevel"/>
+    <w:tmpl w:val="AB5EE588"/>
+    <w:lvl w:ilvl="0" w:tplc="0C0A000F">
+      <w:start w:val="1"/>
+      <w:numFmt w:val="decimal"/>
+      <w:lvlText w:val="%1."/>
+      <w:lvlJc w:val="left"/>
+      <w:pPr>
+        <w:ind w:left="720" w:hanging="360"/>
+      </w:pPr>
+      <w:rPr>
+        <w:rFonts w:hint="default"/>
+      </w:rPr>
+    </w:lvl>
+    <w:lvl w:ilvl="1" w:tplc="0C0A0019" w:tentative="1">
+      <w:start w:val="1"/>
+      <w:numFmt w:val="lowerLetter"/>
+      <w:lvlText w:val="%2."/>
+      <w:lvlJc w:val="left"/>
+      <w:pPr>
+        <w:ind w:left="1440" w:hanging="360"/>
+      </w:pPr>
+    </w:lvl>
+    <w:lvl w:ilvl="2" w:tplc="0C0A001B" w:tentative="1">
+      <w:start w:val="1"/>
+      <w:numFmt w:val="lowerRoman"/>
+      <w:lvlText w:val="%3."/>
+      <w:lvlJc w:val="right"/>
+      <w:pPr>
+        <w:ind w:left="2160" w:hanging="180"/>
+      </w:pPr>
+    </w:lvl>
+    <w:lvl w:ilvl="3" w:tplc="0C0A000F" w:tentative="1">
+      <w:start w:val="1"/>
+      <w:numFmt w:val="decimal"/>
+      <w:lvlText w:val="%4."/>
+      <w:lvlJc w:val="left"/>
+      <w:pPr>
+        <w:ind w:left="2880" w:hanging="360"/>
+      </w:pPr>
+    </w:lvl>
+    <w:lvl w:ilvl="4" w:tplc="0C0A0019" w:tentative="1">
+      <w:start w:val="1"/>
+      <w:numFmt w:val="lowerLetter"/>
+      <w:lvlText w:val="%5."/>
+      <w:lvlJc w:val="left"/>
+      <w:pPr>
+        <w:ind w:left="3600" w:hanging="360"/>
+      </w:pPr>
+    </w:lvl>
+    <w:lvl w:ilvl="5" w:tplc="0C0A001B" w:tentative="1">
+      <w:start w:val="1"/>
+      <w:numFmt w:val="lowerRoman"/>
+      <w:lvlText w:val="%6."/>
+      <w:lvlJc w:val="right"/>
+      <w:pPr>
+        <w:ind w:left="4320" w:hanging="180"/>
+      </w:pPr>
+    </w:lvl>
+    <w:lvl w:ilvl="6" w:tplc="0C0A000F" w:tentative="1">
+      <w:start w:val="1"/>
+      <w:numFmt w:val="decimal"/>
+      <w:lvlText w:val="%7."/>
+      <w:lvlJc w:val="left"/>
+      <w:pPr>
+        <w:ind w:left="5040" w:hanging="360"/>
+      </w:pPr>
+    </w:lvl>
+    <w:lvl w:ilvl="7" w:tplc="0C0A0019" w:tentative="1">
+      <w:start w:val="1"/>
+      <w:numFmt w:val="lowerLetter"/>
+      <w:lvlText w:val="%8."/>
+      <w:lvlJc w:val="left"/>
+      <w:pPr>
+        <w:ind w:left="5760" w:hanging="360"/>
+      </w:pPr>
+    </w:lvl>
+    <w:lvl w:ilvl="8" w:tplc="0C0A001B" w:tentative="1">
+      <w:start w:val="1"/>
+      <w:numFmt w:val="lowerRoman"/>
+      <w:lvlText w:val="%9."/>
+      <w:lvlJc w:val="right"/>
+      <w:pPr>
+        <w:ind w:left="6480" w:hanging="180"/>
+      </w:pPr>
+    </w:lvl>
+  </w:abstractNum>
+  <w:abstractNum w:abstractNumId="11" w15:restartNumberingAfterBreak="0">
+    <w:nsid w:val="4D0E5A0B"/>
+    <w:multiLevelType w:val="hybridMultilevel"/>
+    <w:tmpl w:val="0D20E76C"/>
+    <w:lvl w:ilvl="0" w:tplc="17405882">
+      <w:start w:val="1"/>
+      <w:numFmt w:val="bullet"/>
+      <w:lvlText w:val="-"/>
+      <w:lvlJc w:val="left"/>
+      <w:pPr>
+        <w:ind w:left="1068" w:hanging="360"/>
+      </w:pPr>
+      <w:rPr>
+        <w:rFonts w:ascii="Aptos" w:eastAsiaTheme="minorHAnsi" w:hAnsi="Aptos" w:cstheme="minorBidi" w:hint="default"/>
+      </w:rPr>
+    </w:lvl>
+    <w:lvl w:ilvl="1" w:tplc="0C0A0003" w:tentative="1">
+      <w:start w:val="1"/>
+      <w:numFmt w:val="bullet"/>
+      <w:lvlText w:val="o"/>
+      <w:lvlJc w:val="left"/>
+      <w:pPr>
+        <w:ind w:left="1788" w:hanging="360"/>
+      </w:pPr>
+      <w:rPr>
+        <w:rFonts w:ascii="Courier New" w:hAnsi="Courier New" w:cs="Courier New" w:hint="default"/>
+      </w:rPr>
+    </w:lvl>
+    <w:lvl w:ilvl="2" w:tplc="0C0A0005" w:tentative="1">
+      <w:start w:val="1"/>
+      <w:numFmt w:val="bullet"/>
+      <w:lvlText w:val=""/>
+      <w:lvlJc w:val="left"/>
+      <w:pPr>
+        <w:ind w:left="2508" w:hanging="360"/>
+      </w:pPr>
+      <w:rPr>
+        <w:rFonts w:ascii="Wingdings" w:hAnsi="Wingdings" w:hint="default"/>
+      </w:rPr>
+    </w:lvl>
+    <w:lvl w:ilvl="3" w:tplc="0C0A0001" w:tentative="1">
+      <w:start w:val="1"/>
+      <w:numFmt w:val="bullet"/>
+      <w:lvlText w:val=""/>
+      <w:lvlJc w:val="left"/>
+      <w:pPr>
+        <w:ind w:left="3228" w:hanging="360"/>
+      </w:pPr>
+      <w:rPr>
+        <w:rFonts w:ascii="Symbol" w:hAnsi="Symbol" w:hint="default"/>
+      </w:rPr>
+    </w:lvl>
+    <w:lvl w:ilvl="4" w:tplc="0C0A0003" w:tentative="1">
+      <w:start w:val="1"/>
+      <w:numFmt w:val="bullet"/>
+      <w:lvlText w:val="o"/>
+      <w:lvlJc w:val="left"/>
+      <w:pPr>
+        <w:ind w:left="3948" w:hanging="360"/>
+      </w:pPr>
+      <w:rPr>
+        <w:rFonts w:ascii="Courier New" w:hAnsi="Courier New" w:cs="Courier New" w:hint="default"/>
+      </w:rPr>
+    </w:lvl>
+    <w:lvl w:ilvl="5" w:tplc="0C0A0005" w:tentative="1">
+      <w:start w:val="1"/>
+      <w:numFmt w:val="bullet"/>
+      <w:lvlText w:val=""/>
+      <w:lvlJc w:val="left"/>
+      <w:pPr>
+        <w:ind w:left="4668" w:hanging="360"/>
+      </w:pPr>
+      <w:rPr>
+        <w:rFonts w:ascii="Wingdings" w:hAnsi="Wingdings" w:hint="default"/>
+      </w:rPr>
+    </w:lvl>
+    <w:lvl w:ilvl="6" w:tplc="0C0A0001" w:tentative="1">
+      <w:start w:val="1"/>
+      <w:numFmt w:val="bullet"/>
+      <w:lvlText w:val=""/>
+      <w:lvlJc w:val="left"/>
+      <w:pPr>
+        <w:ind w:left="5388" w:hanging="360"/>
+      </w:pPr>
+      <w:rPr>
+        <w:rFonts w:ascii="Symbol" w:hAnsi="Symbol" w:hint="default"/>
+      </w:rPr>
+    </w:lvl>
+    <w:lvl w:ilvl="7" w:tplc="0C0A0003" w:tentative="1">
+      <w:start w:val="1"/>
+      <w:numFmt w:val="bullet"/>
+      <w:lvlText w:val="o"/>
+      <w:lvlJc w:val="left"/>
+      <w:pPr>
+        <w:ind w:left="6108" w:hanging="360"/>
+      </w:pPr>
+      <w:rPr>
+        <w:rFonts w:ascii="Courier New" w:hAnsi="Courier New" w:cs="Courier New" w:hint="default"/>
+      </w:rPr>
+    </w:lvl>
+    <w:lvl w:ilvl="8" w:tplc="0C0A0005" w:tentative="1">
+      <w:start w:val="1"/>
+      <w:numFmt w:val="bullet"/>
+      <w:lvlText w:val=""/>
+      <w:lvlJc w:val="left"/>
+      <w:pPr>
+        <w:ind w:left="6828" w:hanging="360"/>
+      </w:pPr>
+      <w:rPr>
+        <w:rFonts w:ascii="Wingdings" w:hAnsi="Wingdings" w:hint="default"/>
+      </w:rPr>
+    </w:lvl>
+  </w:abstractNum>
+  <w:abstractNum w:abstractNumId="12" w15:restartNumberingAfterBreak="0">
+    <w:nsid w:val="51544055"/>
+    <w:multiLevelType w:val="hybridMultilevel"/>
+    <w:tmpl w:val="5FA49722"/>
+    <w:lvl w:ilvl="0" w:tplc="58564EC6">
+      <w:start w:val="1"/>
+      <w:numFmt w:val="decimal"/>
+      <w:lvlText w:val="%1-"/>
+      <w:lvlJc w:val="left"/>
+      <w:pPr>
+        <w:ind w:left="540" w:hanging="360"/>
+      </w:pPr>
+      <w:rPr>
+        <w:rFonts w:hint="default"/>
+      </w:rPr>
+    </w:lvl>
+    <w:lvl w:ilvl="1" w:tplc="0C0A0019" w:tentative="1">
+      <w:start w:val="1"/>
+      <w:numFmt w:val="lowerLetter"/>
+      <w:lvlText w:val="%2."/>
+      <w:lvlJc w:val="left"/>
+      <w:pPr>
+        <w:ind w:left="1260" w:hanging="360"/>
+      </w:pPr>
+    </w:lvl>
+    <w:lvl w:ilvl="2" w:tplc="0C0A001B" w:tentative="1">
+      <w:start w:val="1"/>
+      <w:numFmt w:val="lowerRoman"/>
+      <w:lvlText w:val="%3."/>
+      <w:lvlJc w:val="right"/>
+      <w:pPr>
+        <w:ind w:left="1980" w:hanging="180"/>
+      </w:pPr>
+    </w:lvl>
+    <w:lvl w:ilvl="3" w:tplc="0C0A000F" w:tentative="1">
+      <w:start w:val="1"/>
+      <w:numFmt w:val="decimal"/>
+      <w:lvlText w:val="%4."/>
+      <w:lvlJc w:val="left"/>
+      <w:pPr>
+        <w:ind w:left="2700" w:hanging="360"/>
+      </w:pPr>
+    </w:lvl>
+    <w:lvl w:ilvl="4" w:tplc="0C0A0019" w:tentative="1">
+      <w:start w:val="1"/>
+      <w:numFmt w:val="lowerLetter"/>
+      <w:lvlText w:val="%5."/>
+      <w:lvlJc w:val="left"/>
+      <w:pPr>
+        <w:ind w:left="3420" w:hanging="360"/>
+      </w:pPr>
+    </w:lvl>
+    <w:lvl w:ilvl="5" w:tplc="0C0A001B" w:tentative="1">
+      <w:start w:val="1"/>
+      <w:numFmt w:val="lowerRoman"/>
+      <w:lvlText w:val="%6."/>
+      <w:lvlJc w:val="right"/>
+      <w:pPr>
+        <w:ind w:left="4140" w:hanging="180"/>
+      </w:pPr>
+    </w:lvl>
+    <w:lvl w:ilvl="6" w:tplc="0C0A000F" w:tentative="1">
+      <w:start w:val="1"/>
+      <w:numFmt w:val="decimal"/>
+      <w:lvlText w:val="%7."/>
+      <w:lvlJc w:val="left"/>
+      <w:pPr>
+        <w:ind w:left="4860" w:hanging="360"/>
+      </w:pPr>
+    </w:lvl>
+    <w:lvl w:ilvl="7" w:tplc="0C0A0019" w:tentative="1">
+      <w:start w:val="1"/>
+      <w:numFmt w:val="lowerLetter"/>
+      <w:lvlText w:val="%8."/>
+      <w:lvlJc w:val="left"/>
+      <w:pPr>
+        <w:ind w:left="5580" w:hanging="360"/>
+      </w:pPr>
+    </w:lvl>
+    <w:lvl w:ilvl="8" w:tplc="0C0A001B" w:tentative="1">
+      <w:start w:val="1"/>
+      <w:numFmt w:val="lowerRoman"/>
+      <w:lvlText w:val="%9."/>
+      <w:lvlJc w:val="right"/>
+      <w:pPr>
+        <w:ind w:left="6300" w:hanging="180"/>
+      </w:pPr>
+    </w:lvl>
+  </w:abstractNum>
+  <w:abstractNum w:abstractNumId="13" w15:restartNumberingAfterBreak="0">
+    <w:nsid w:val="56ED039A"/>
+    <w:multiLevelType w:val="hybridMultilevel"/>
+    <w:tmpl w:val="7F30CEE0"/>
+    <w:lvl w:ilvl="0" w:tplc="69F2D174">
+      <w:start w:val="1"/>
+      <w:numFmt w:val="decimal"/>
+      <w:lvlText w:val="%1."/>
+      <w:lvlJc w:val="left"/>
+      <w:pPr>
+        <w:ind w:left="405" w:hanging="360"/>
+      </w:pPr>
+      <w:rPr>
+        <w:rFonts w:hint="default"/>
+      </w:rPr>
+    </w:lvl>
+    <w:lvl w:ilvl="1" w:tplc="0C0A0019" w:tentative="1">
+      <w:start w:val="1"/>
+      <w:numFmt w:val="lowerLetter"/>
+      <w:lvlText w:val="%2."/>
+      <w:lvlJc w:val="left"/>
+      <w:pPr>
+        <w:ind w:left="1125" w:hanging="360"/>
+      </w:pPr>
+    </w:lvl>
+    <w:lvl w:ilvl="2" w:tplc="0C0A001B" w:tentative="1">
+      <w:start w:val="1"/>
+      <w:numFmt w:val="lowerRoman"/>
+      <w:lvlText w:val="%3."/>
+      <w:lvlJc w:val="right"/>
+      <w:pPr>
+        <w:ind w:left="1845" w:hanging="180"/>
+      </w:pPr>
+    </w:lvl>
+    <w:lvl w:ilvl="3" w:tplc="0C0A000F" w:tentative="1">
+      <w:start w:val="1"/>
+      <w:numFmt w:val="decimal"/>
+      <w:lvlText w:val="%4."/>
+      <w:lvlJc w:val="left"/>
+      <w:pPr>
+        <w:ind w:left="2565" w:hanging="360"/>
+      </w:pPr>
+    </w:lvl>
+    <w:lvl w:ilvl="4" w:tplc="0C0A0019" w:tentative="1">
+      <w:start w:val="1"/>
+      <w:numFmt w:val="lowerLetter"/>
+      <w:lvlText w:val="%5."/>
+      <w:lvlJc w:val="left"/>
+      <w:pPr>
+        <w:ind w:left="3285" w:hanging="360"/>
+      </w:pPr>
+    </w:lvl>
+    <w:lvl w:ilvl="5" w:tplc="0C0A001B" w:tentative="1">
+      <w:start w:val="1"/>
+      <w:numFmt w:val="lowerRoman"/>
+      <w:lvlText w:val="%6."/>
+      <w:lvlJc w:val="right"/>
+      <w:pPr>
+        <w:ind w:left="4005" w:hanging="180"/>
+      </w:pPr>
+    </w:lvl>
+    <w:lvl w:ilvl="6" w:tplc="0C0A000F" w:tentative="1">
+      <w:start w:val="1"/>
+      <w:numFmt w:val="decimal"/>
+      <w:lvlText w:val="%7."/>
+      <w:lvlJc w:val="left"/>
+      <w:pPr>
+        <w:ind w:left="4725" w:hanging="360"/>
+      </w:pPr>
+    </w:lvl>
+    <w:lvl w:ilvl="7" w:tplc="0C0A0019" w:tentative="1">
+      <w:start w:val="1"/>
+      <w:numFmt w:val="lowerLetter"/>
+      <w:lvlText w:val="%8."/>
+      <w:lvlJc w:val="left"/>
+      <w:pPr>
+        <w:ind w:left="5445" w:hanging="360"/>
+      </w:pPr>
+    </w:lvl>
+    <w:lvl w:ilvl="8" w:tplc="0C0A001B" w:tentative="1">
+      <w:start w:val="1"/>
+      <w:numFmt w:val="lowerRoman"/>
+      <w:lvlText w:val="%9."/>
+      <w:lvlJc w:val="right"/>
+      <w:pPr>
+        <w:ind w:left="6165" w:hanging="180"/>
+      </w:pPr>
+    </w:lvl>
+  </w:abstractNum>
+  <w:abstractNum w:abstractNumId="14" w15:restartNumberingAfterBreak="0">
+    <w:nsid w:val="6C972ECF"/>
+    <w:multiLevelType w:val="hybridMultilevel"/>
+    <w:tmpl w:val="05B68626"/>
+    <w:lvl w:ilvl="0" w:tplc="69F2D174">
+      <w:start w:val="1"/>
+      <w:numFmt w:val="decimal"/>
+      <w:lvlText w:val="%1."/>
+      <w:lvlJc w:val="left"/>
+      <w:pPr>
+        <w:ind w:left="405" w:hanging="360"/>
+      </w:pPr>
+      <w:rPr>
+        <w:rFonts w:hint="default"/>
+        <w:b w:val="0"/>
+        <w:bCs w:val="0"/>
+      </w:rPr>
+    </w:lvl>
+    <w:lvl w:ilvl="1" w:tplc="0C0A0019" w:tentative="1">
+      <w:start w:val="1"/>
+      <w:numFmt w:val="lowerLetter"/>
+      <w:lvlText w:val="%2."/>
+      <w:lvlJc w:val="left"/>
+      <w:pPr>
+        <w:ind w:left="1440" w:hanging="360"/>
+      </w:pPr>
+    </w:lvl>
+    <w:lvl w:ilvl="2" w:tplc="0C0A001B" w:tentative="1">
+      <w:start w:val="1"/>
+      <w:numFmt w:val="lowerRoman"/>
+      <w:lvlText w:val="%3."/>
+      <w:lvlJc w:val="right"/>
+      <w:pPr>
+        <w:ind w:left="2160" w:hanging="180"/>
+      </w:pPr>
+    </w:lvl>
+    <w:lvl w:ilvl="3" w:tplc="0C0A000F" w:tentative="1">
+      <w:start w:val="1"/>
+      <w:numFmt w:val="decimal"/>
+      <w:lvlText w:val="%4."/>
+      <w:lvlJc w:val="left"/>
+      <w:pPr>
+        <w:ind w:left="2880" w:hanging="360"/>
+      </w:pPr>
+    </w:lvl>
+    <w:lvl w:ilvl="4" w:tplc="0C0A0019" w:tentative="1">
+      <w:start w:val="1"/>
+      <w:numFmt w:val="lowerLetter"/>
+      <w:lvlText w:val="%5."/>
+      <w:lvlJc w:val="left"/>
+      <w:pPr>
+        <w:ind w:left="3600" w:hanging="360"/>
+      </w:pPr>
+    </w:lvl>
+    <w:lvl w:ilvl="5" w:tplc="0C0A001B" w:tentative="1">
+      <w:start w:val="1"/>
+      <w:numFmt w:val="lowerRoman"/>
+      <w:lvlText w:val="%6."/>
+      <w:lvlJc w:val="right"/>
+      <w:pPr>
+        <w:ind w:left="4320" w:hanging="180"/>
+      </w:pPr>
+    </w:lvl>
+    <w:lvl w:ilvl="6" w:tplc="0C0A000F" w:tentative="1">
+      <w:start w:val="1"/>
+      <w:numFmt w:val="decimal"/>
+      <w:lvlText w:val="%7."/>
+      <w:lvlJc w:val="left"/>
+      <w:pPr>
+        <w:ind w:left="5040" w:hanging="360"/>
+      </w:pPr>
+    </w:lvl>
+    <w:lvl w:ilvl="7" w:tplc="0C0A0019" w:tentative="1">
+      <w:start w:val="1"/>
+      <w:numFmt w:val="lowerLetter"/>
+      <w:lvlText w:val="%8."/>
+      <w:lvlJc w:val="left"/>
+      <w:pPr>
+        <w:ind w:left="5760" w:hanging="360"/>
+      </w:pPr>
+    </w:lvl>
+    <w:lvl w:ilvl="8" w:tplc="0C0A001B" w:tentative="1">
+      <w:start w:val="1"/>
+      <w:numFmt w:val="lowerRoman"/>
+      <w:lvlText w:val="%9."/>
+      <w:lvlJc w:val="right"/>
+      <w:pPr>
+        <w:ind w:left="6480" w:hanging="180"/>
+      </w:pPr>
+    </w:lvl>
+  </w:abstractNum>
+  <w:abstractNum w:abstractNumId="15" w15:restartNumberingAfterBreak="0">
+    <w:nsid w:val="6E9D5455"/>
+    <w:multiLevelType w:val="hybridMultilevel"/>
+    <w:tmpl w:val="C44E9C0C"/>
+    <w:lvl w:ilvl="0" w:tplc="FFFFFFFF">
+      <w:start w:val="1"/>
+      <w:numFmt w:val="decimal"/>
+      <w:lvlText w:val="%1."/>
+      <w:lvlJc w:val="left"/>
+      <w:pPr>
+        <w:ind w:left="405" w:hanging="360"/>
+      </w:pPr>
+      <w:rPr>
+        <w:rFonts w:hint="default"/>
+        <w:b w:val="0"/>
+        <w:bCs w:val="0"/>
+      </w:rPr>
+    </w:lvl>
+    <w:lvl w:ilvl="1" w:tplc="FFFFFFFF">
+      <w:start w:val="1"/>
+      <w:numFmt w:val="lowerLetter"/>
+      <w:lvlText w:val="%2."/>
+      <w:lvlJc w:val="left"/>
+      <w:pPr>
+        <w:ind w:left="1440" w:hanging="360"/>
+      </w:pPr>
+    </w:lvl>
+    <w:lvl w:ilvl="2" w:tplc="FFFFFFFF" w:tentative="1">
+      <w:start w:val="1"/>
+      <w:numFmt w:val="lowerRoman"/>
+      <w:lvlText w:val="%3."/>
+      <w:lvlJc w:val="right"/>
+      <w:pPr>
+        <w:ind w:left="2160" w:hanging="180"/>
+      </w:pPr>
+    </w:lvl>
+    <w:lvl w:ilvl="3" w:tplc="FFFFFFFF" w:tentative="1">
+      <w:start w:val="1"/>
+      <w:numFmt w:val="decimal"/>
+      <w:lvlText w:val="%4."/>
+      <w:lvlJc w:val="left"/>
+      <w:pPr>
+        <w:ind w:left="2880" w:hanging="360"/>
+      </w:pPr>
+    </w:lvl>
+    <w:lvl w:ilvl="4" w:tplc="FFFFFFFF" w:tentative="1">
+      <w:start w:val="1"/>
+      <w:numFmt w:val="lowerLetter"/>
+      <w:lvlText w:val="%5."/>
+      <w:lvlJc w:val="left"/>
+      <w:pPr>
+        <w:ind w:left="3600" w:hanging="360"/>
+      </w:pPr>
+    </w:lvl>
+    <w:lvl w:ilvl="5" w:tplc="FFFFFFFF" w:tentative="1">
+      <w:start w:val="1"/>
+      <w:numFmt w:val="lowerRoman"/>
+      <w:lvlText w:val="%6."/>
+      <w:lvlJc w:val="right"/>
+      <w:pPr>
+        <w:ind w:left="4320" w:hanging="180"/>
+      </w:pPr>
+    </w:lvl>
+    <w:lvl w:ilvl="6" w:tplc="FFFFFFFF" w:tentative="1">
+      <w:start w:val="1"/>
+      <w:numFmt w:val="decimal"/>
+      <w:lvlText w:val="%7."/>
+      <w:lvlJc w:val="left"/>
+      <w:pPr>
+        <w:ind w:left="5040" w:hanging="360"/>
+      </w:pPr>
+    </w:lvl>
+    <w:lvl w:ilvl="7" w:tplc="FFFFFFFF" w:tentative="1">
+      <w:start w:val="1"/>
+      <w:numFmt w:val="lowerLetter"/>
+      <w:lvlText w:val="%8."/>
+      <w:lvlJc w:val="left"/>
+      <w:pPr>
+        <w:ind w:left="5760" w:hanging="360"/>
+      </w:pPr>
+    </w:lvl>
+    <w:lvl w:ilvl="8" w:tplc="FFFFFFFF" w:tentative="1">
+      <w:start w:val="1"/>
+      <w:numFmt w:val="lowerRoman"/>
+      <w:lvlText w:val="%9."/>
+      <w:lvlJc w:val="right"/>
+      <w:pPr>
+        <w:ind w:left="6480" w:hanging="180"/>
+      </w:pPr>
+    </w:lvl>
+  </w:abstractNum>
+  <w:abstractNum w:abstractNumId="16" w15:restartNumberingAfterBreak="0">
+    <w:nsid w:val="7AF30C54"/>
+    <w:multiLevelType w:val="hybridMultilevel"/>
+    <w:tmpl w:val="14229F00"/>
+    <w:lvl w:ilvl="0" w:tplc="58564EC6">
+      <w:start w:val="1"/>
+      <w:numFmt w:val="decimal"/>
+      <w:lvlText w:val="%1-"/>
+      <w:lvlJc w:val="left"/>
+      <w:pPr>
+        <w:ind w:left="720" w:hanging="360"/>
+      </w:pPr>
+      <w:rPr>
+        <w:rFonts w:hint="default"/>
+        <w:b w:val="0"/>
+        <w:bCs w:val="0"/>
+      </w:rPr>
+    </w:lvl>
+    <w:lvl w:ilvl="1" w:tplc="FFFFFFFF" w:tentative="1">
+      <w:start w:val="1"/>
+      <w:numFmt w:val="lowerLetter"/>
+      <w:lvlText w:val="%2."/>
+      <w:lvlJc w:val="left"/>
+      <w:pPr>
+        <w:ind w:left="1440" w:hanging="360"/>
+      </w:pPr>
+    </w:lvl>
+    <w:lvl w:ilvl="2" w:tplc="FFFFFFFF" w:tentative="1">
+      <w:start w:val="1"/>
+      <w:numFmt w:val="lowerRoman"/>
+      <w:lvlText w:val="%3."/>
+      <w:lvlJc w:val="right"/>
+      <w:pPr>
+        <w:ind w:left="2160" w:hanging="180"/>
+      </w:pPr>
+    </w:lvl>
+    <w:lvl w:ilvl="3" w:tplc="FFFFFFFF" w:tentative="1">
+      <w:start w:val="1"/>
+      <w:numFmt w:val="decimal"/>
+      <w:lvlText w:val="%4."/>
+      <w:lvlJc w:val="left"/>
+      <w:pPr>
+        <w:ind w:left="2880" w:hanging="360"/>
+      </w:pPr>
+    </w:lvl>
+    <w:lvl w:ilvl="4" w:tplc="FFFFFFFF" w:tentative="1">
+      <w:start w:val="1"/>
+      <w:numFmt w:val="lowerLetter"/>
+      <w:lvlText w:val="%5."/>
+      <w:lvlJc w:val="left"/>
+      <w:pPr>
+        <w:ind w:left="3600" w:hanging="360"/>
+      </w:pPr>
+    </w:lvl>
+    <w:lvl w:ilvl="5" w:tplc="FFFFFFFF" w:tentative="1">
+      <w:start w:val="1"/>
+      <w:numFmt w:val="lowerRoman"/>
+      <w:lvlText w:val="%6."/>
+      <w:lvlJc w:val="right"/>
+      <w:pPr>
+        <w:ind w:left="4320" w:hanging="180"/>
+      </w:pPr>
+    </w:lvl>
+    <w:lvl w:ilvl="6" w:tplc="FFFFFFFF" w:tentative="1">
+      <w:start w:val="1"/>
+      <w:numFmt w:val="decimal"/>
+      <w:lvlText w:val="%7."/>
+      <w:lvlJc w:val="left"/>
+      <w:pPr>
+        <w:ind w:left="5040" w:hanging="360"/>
+      </w:pPr>
+    </w:lvl>
+    <w:lvl w:ilvl="7" w:tplc="FFFFFFFF" w:tentative="1">
+      <w:start w:val="1"/>
+      <w:numFmt w:val="lowerLetter"/>
+      <w:lvlText w:val="%8."/>
+      <w:lvlJc w:val="left"/>
+      <w:pPr>
+        <w:ind w:left="5760" w:hanging="360"/>
+      </w:pPr>
+    </w:lvl>
+    <w:lvl w:ilvl="8" w:tplc="FFFFFFFF" w:tentative="1">
+      <w:start w:val="1"/>
+      <w:numFmt w:val="lowerRoman"/>
+      <w:lvlText w:val="%9."/>
+      <w:lvlJc w:val="right"/>
+      <w:pPr>
+        <w:ind w:left="6480" w:hanging="180"/>
+      </w:pPr>
+    </w:lvl>
+  </w:abstractNum>
+  <w:num w:numId="1" w16cid:durableId="1949196239">
+    <w:abstractNumId w:val="10"/>
+  </w:num>
+  <w:num w:numId="2" w16cid:durableId="626737043">
+    <w:abstractNumId w:val="12"/>
+  </w:num>
+  <w:num w:numId="3" w16cid:durableId="1362976541">
+    <w:abstractNumId w:val="5"/>
+  </w:num>
+  <w:num w:numId="4" w16cid:durableId="954799153">
+    <w:abstractNumId w:val="0"/>
+  </w:num>
+  <w:num w:numId="5" w16cid:durableId="867570534">
+    <w:abstractNumId w:val="6"/>
+  </w:num>
+  <w:num w:numId="6" w16cid:durableId="19168274">
+    <w:abstractNumId w:val="11"/>
+  </w:num>
+  <w:num w:numId="7" w16cid:durableId="1694458269">
+    <w:abstractNumId w:val="3"/>
+  </w:num>
+  <w:num w:numId="8" w16cid:durableId="1979844001">
+    <w:abstractNumId w:val="1"/>
+  </w:num>
+  <w:num w:numId="9" w16cid:durableId="669720297">
+    <w:abstractNumId w:val="16"/>
+  </w:num>
+  <w:num w:numId="10" w16cid:durableId="1621304200">
+    <w:abstractNumId w:val="13"/>
+  </w:num>
+  <w:num w:numId="11" w16cid:durableId="1136340079">
+    <w:abstractNumId w:val="2"/>
+  </w:num>
+  <w:num w:numId="12" w16cid:durableId="1797022542">
+    <w:abstractNumId w:val="2"/>
+  </w:num>
+  <w:num w:numId="13" w16cid:durableId="2006474453">
+    <w:abstractNumId w:val="2"/>
+  </w:num>
+  <w:num w:numId="14" w16cid:durableId="545264422">
+    <w:abstractNumId w:val="2"/>
+  </w:num>
+  <w:num w:numId="15" w16cid:durableId="440614580">
+    <w:abstractNumId w:val="2"/>
+  </w:num>
+  <w:num w:numId="16" w16cid:durableId="27145953">
+    <w:abstractNumId w:val="2"/>
+  </w:num>
+  <w:num w:numId="17" w16cid:durableId="1840777872">
+    <w:abstractNumId w:val="2"/>
+  </w:num>
+  <w:num w:numId="18" w16cid:durableId="35273569">
+    <w:abstractNumId w:val="2"/>
+  </w:num>
+  <w:num w:numId="19" w16cid:durableId="1373964027">
+    <w:abstractNumId w:val="2"/>
+  </w:num>
+  <w:num w:numId="20" w16cid:durableId="266819182">
+    <w:abstractNumId w:val="2"/>
+  </w:num>
+  <w:num w:numId="21" w16cid:durableId="1387491261">
+    <w:abstractNumId w:val="14"/>
+  </w:num>
+  <w:num w:numId="22" w16cid:durableId="677654528">
+    <w:abstractNumId w:val="9"/>
+  </w:num>
+  <w:num w:numId="23" w16cid:durableId="501816125">
+    <w:abstractNumId w:val="7"/>
+  </w:num>
+  <w:num w:numId="24" w16cid:durableId="1616139103">
+    <w:abstractNumId w:val="8"/>
+  </w:num>
+  <w:num w:numId="25" w16cid:durableId="455875436">
+    <w:abstractNumId w:val="15"/>
+  </w:num>
+  <w:num w:numId="26" w16cid:durableId="478234192">
+    <w:abstractNumId w:val="4"/>
+  </w:num>
+</w:numbering>
 </file>
 
 <file path=word/styles.xml><?xml version="1.0" encoding="utf-8"?>
@@ -281,12 +7351,10 @@
   <w:docDefaults>
     <w:rPrDefault>
       <w:rPr>
-        <w:rFonts w:asciiTheme="minorHAnsi" w:eastAsiaTheme="minorHAnsi" w:hAnsiTheme="minorHAnsi" w:cstheme="minorBidi"/>
-        <w:kern w:val="2"/>
+        <w:rFonts w:asciiTheme="minorHAnsi" w:eastAsiaTheme="minorEastAsia" w:hAnsiTheme="minorHAnsi" w:cstheme="minorBidi"/>
         <w:sz w:val="22"/>
         <w:szCs w:val="22"/>
         <w:lang w:val="es-ES" w:eastAsia="en-US" w:bidi="ar-SA"/>
-        <w14:ligatures w14:val="standardContextual"/>
       </w:rPr>
     </w:rPrDefault>
     <w:pPrDefault>
@@ -676,6 +7744,7 @@
   <w:style w:type="paragraph" w:default="1" w:styleId="Normal">
     <w:name w:val="Normal"/>
     <w:qFormat/>
+    <w:rsid w:val="002B4CF8"/>
   </w:style>
   <w:style w:type="paragraph" w:styleId="Ttulo1">
     <w:name w:val="heading 1"/>
@@ -684,18 +7753,27 @@
     <w:link w:val="Ttulo1Car"/>
     <w:uiPriority w:val="9"/>
     <w:qFormat/>
-    <w:rsid w:val="00F0530B"/>
+    <w:rsid w:val="002B4CF8"/>
     <w:pPr>
       <w:keepNext/>
       <w:keepLines/>
-      <w:spacing w:before="360" w:after="80"/>
+      <w:numPr>
+        <w:numId w:val="20"/>
+      </w:numPr>
+      <w:pBdr>
+        <w:bottom w:val="single" w:sz="4" w:space="1" w:color="595959" w:themeColor="text1" w:themeTint="A6"/>
+      </w:pBdr>
+      <w:spacing w:before="360"/>
       <w:outlineLvl w:val="0"/>
     </w:pPr>
     <w:rPr>
       <w:rFonts w:asciiTheme="majorHAnsi" w:eastAsiaTheme="majorEastAsia" w:hAnsiTheme="majorHAnsi" w:cstheme="majorBidi"/>
-      <w:color w:val="0F4761" w:themeColor="accent1" w:themeShade="BF"/>
-      <w:sz w:val="40"/>
-      <w:szCs w:val="40"/>
+      <w:b/>
+      <w:bCs/>
+      <w:smallCaps/>
+      <w:color w:val="000000" w:themeColor="text1"/>
+      <w:sz w:val="36"/>
+      <w:szCs w:val="36"/>
     </w:rPr>
   </w:style>
   <w:style w:type="paragraph" w:styleId="Ttulo2">
@@ -707,18 +7785,25 @@
     <w:semiHidden/>
     <w:unhideWhenUsed/>
     <w:qFormat/>
-    <w:rsid w:val="00F0530B"/>
+    <w:rsid w:val="002B4CF8"/>
     <w:pPr>
       <w:keepNext/>
       <w:keepLines/>
-      <w:spacing w:before="160" w:after="80"/>
+      <w:numPr>
+        <w:ilvl w:val="1"/>
+        <w:numId w:val="20"/>
+      </w:numPr>
+      <w:spacing w:before="360" w:after="0"/>
       <w:outlineLvl w:val="1"/>
     </w:pPr>
     <w:rPr>
       <w:rFonts w:asciiTheme="majorHAnsi" w:eastAsiaTheme="majorEastAsia" w:hAnsiTheme="majorHAnsi" w:cstheme="majorBidi"/>
-      <w:color w:val="0F4761" w:themeColor="accent1" w:themeShade="BF"/>
-      <w:sz w:val="32"/>
-      <w:szCs w:val="32"/>
+      <w:b/>
+      <w:bCs/>
+      <w:smallCaps/>
+      <w:color w:val="000000" w:themeColor="text1"/>
+      <w:sz w:val="28"/>
+      <w:szCs w:val="28"/>
     </w:rPr>
   </w:style>
   <w:style w:type="paragraph" w:styleId="Ttulo3">
@@ -730,18 +7815,22 @@
     <w:semiHidden/>
     <w:unhideWhenUsed/>
     <w:qFormat/>
-    <w:rsid w:val="00F0530B"/>
+    <w:rsid w:val="002B4CF8"/>
     <w:pPr>
       <w:keepNext/>
       <w:keepLines/>
-      <w:spacing w:before="160" w:after="80"/>
+      <w:numPr>
+        <w:ilvl w:val="2"/>
+        <w:numId w:val="20"/>
+      </w:numPr>
+      <w:spacing w:before="200" w:after="0"/>
       <w:outlineLvl w:val="2"/>
     </w:pPr>
     <w:rPr>
-      <w:rFonts w:eastAsiaTheme="majorEastAsia" w:cstheme="majorBidi"/>
-      <w:color w:val="0F4761" w:themeColor="accent1" w:themeShade="BF"/>
-      <w:sz w:val="28"/>
-      <w:szCs w:val="28"/>
+      <w:rFonts w:asciiTheme="majorHAnsi" w:eastAsiaTheme="majorEastAsia" w:hAnsiTheme="majorHAnsi" w:cstheme="majorBidi"/>
+      <w:b/>
+      <w:bCs/>
+      <w:color w:val="000000" w:themeColor="text1"/>
     </w:rPr>
   </w:style>
   <w:style w:type="paragraph" w:styleId="Ttulo4">
@@ -753,18 +7842,24 @@
     <w:semiHidden/>
     <w:unhideWhenUsed/>
     <w:qFormat/>
-    <w:rsid w:val="00F0530B"/>
+    <w:rsid w:val="002B4CF8"/>
     <w:pPr>
       <w:keepNext/>
       <w:keepLines/>
-      <w:spacing w:before="80" w:after="40"/>
+      <w:numPr>
+        <w:ilvl w:val="3"/>
+        <w:numId w:val="20"/>
+      </w:numPr>
+      <w:spacing w:before="200" w:after="0"/>
       <w:outlineLvl w:val="3"/>
     </w:pPr>
     <w:rPr>
-      <w:rFonts w:eastAsiaTheme="majorEastAsia" w:cstheme="majorBidi"/>
+      <w:rFonts w:asciiTheme="majorHAnsi" w:eastAsiaTheme="majorEastAsia" w:hAnsiTheme="majorHAnsi" w:cstheme="majorBidi"/>
+      <w:b/>
+      <w:bCs/>
       <w:i/>
       <w:iCs/>
-      <w:color w:val="0F4761" w:themeColor="accent1" w:themeShade="BF"/>
+      <w:color w:val="000000" w:themeColor="text1"/>
     </w:rPr>
   </w:style>
   <w:style w:type="paragraph" w:styleId="Ttulo5">
@@ -776,16 +7871,20 @@
     <w:semiHidden/>
     <w:unhideWhenUsed/>
     <w:qFormat/>
-    <w:rsid w:val="00F0530B"/>
+    <w:rsid w:val="002B4CF8"/>
     <w:pPr>
       <w:keepNext/>
       <w:keepLines/>
-      <w:spacing w:before="80" w:after="40"/>
+      <w:numPr>
+        <w:ilvl w:val="4"/>
+        <w:numId w:val="20"/>
+      </w:numPr>
+      <w:spacing w:before="200" w:after="0"/>
       <w:outlineLvl w:val="4"/>
     </w:pPr>
     <w:rPr>
-      <w:rFonts w:eastAsiaTheme="majorEastAsia" w:cstheme="majorBidi"/>
-      <w:color w:val="0F4761" w:themeColor="accent1" w:themeShade="BF"/>
+      <w:rFonts w:asciiTheme="majorHAnsi" w:eastAsiaTheme="majorEastAsia" w:hAnsiTheme="majorHAnsi" w:cstheme="majorBidi"/>
+      <w:color w:val="0A1D30" w:themeColor="text2" w:themeShade="BF"/>
     </w:rPr>
   </w:style>
   <w:style w:type="paragraph" w:styleId="Ttulo6">
@@ -797,18 +7896,22 @@
     <w:semiHidden/>
     <w:unhideWhenUsed/>
     <w:qFormat/>
-    <w:rsid w:val="00F0530B"/>
+    <w:rsid w:val="002B4CF8"/>
     <w:pPr>
       <w:keepNext/>
       <w:keepLines/>
-      <w:spacing w:before="40" w:after="0"/>
+      <w:numPr>
+        <w:ilvl w:val="5"/>
+        <w:numId w:val="20"/>
+      </w:numPr>
+      <w:spacing w:before="200" w:after="0"/>
       <w:outlineLvl w:val="5"/>
     </w:pPr>
     <w:rPr>
-      <w:rFonts w:eastAsiaTheme="majorEastAsia" w:cstheme="majorBidi"/>
+      <w:rFonts w:asciiTheme="majorHAnsi" w:eastAsiaTheme="majorEastAsia" w:hAnsiTheme="majorHAnsi" w:cstheme="majorBidi"/>
       <w:i/>
       <w:iCs/>
-      <w:color w:val="595959" w:themeColor="text1" w:themeTint="A6"/>
+      <w:color w:val="0A1D30" w:themeColor="text2" w:themeShade="BF"/>
     </w:rPr>
   </w:style>
   <w:style w:type="paragraph" w:styleId="Ttulo7">
@@ -820,16 +7923,22 @@
     <w:semiHidden/>
     <w:unhideWhenUsed/>
     <w:qFormat/>
-    <w:rsid w:val="00F0530B"/>
+    <w:rsid w:val="002B4CF8"/>
     <w:pPr>
       <w:keepNext/>
       <w:keepLines/>
-      <w:spacing w:before="40" w:after="0"/>
+      <w:numPr>
+        <w:ilvl w:val="6"/>
+        <w:numId w:val="20"/>
+      </w:numPr>
+      <w:spacing w:before="200" w:after="0"/>
       <w:outlineLvl w:val="6"/>
     </w:pPr>
     <w:rPr>
-      <w:rFonts w:eastAsiaTheme="majorEastAsia" w:cstheme="majorBidi"/>
-      <w:color w:val="595959" w:themeColor="text1" w:themeTint="A6"/>
+      <w:rFonts w:asciiTheme="majorHAnsi" w:eastAsiaTheme="majorEastAsia" w:hAnsiTheme="majorHAnsi" w:cstheme="majorBidi"/>
+      <w:i/>
+      <w:iCs/>
+      <w:color w:val="404040" w:themeColor="text1" w:themeTint="BF"/>
     </w:rPr>
   </w:style>
   <w:style w:type="paragraph" w:styleId="Ttulo8">
@@ -841,18 +7950,22 @@
     <w:semiHidden/>
     <w:unhideWhenUsed/>
     <w:qFormat/>
-    <w:rsid w:val="00F0530B"/>
+    <w:rsid w:val="002B4CF8"/>
     <w:pPr>
       <w:keepNext/>
       <w:keepLines/>
-      <w:spacing w:after="0"/>
+      <w:numPr>
+        <w:ilvl w:val="7"/>
+        <w:numId w:val="20"/>
+      </w:numPr>
+      <w:spacing w:before="200" w:after="0"/>
       <w:outlineLvl w:val="7"/>
     </w:pPr>
     <w:rPr>
-      <w:rFonts w:eastAsiaTheme="majorEastAsia" w:cstheme="majorBidi"/>
-      <w:i/>
-      <w:iCs/>
-      <w:color w:val="272727" w:themeColor="text1" w:themeTint="D8"/>
+      <w:rFonts w:asciiTheme="majorHAnsi" w:eastAsiaTheme="majorEastAsia" w:hAnsiTheme="majorHAnsi" w:cstheme="majorBidi"/>
+      <w:color w:val="404040" w:themeColor="text1" w:themeTint="BF"/>
+      <w:sz w:val="20"/>
+      <w:szCs w:val="20"/>
     </w:rPr>
   </w:style>
   <w:style w:type="paragraph" w:styleId="Ttulo9">
@@ -864,22 +7977,29 @@
     <w:semiHidden/>
     <w:unhideWhenUsed/>
     <w:qFormat/>
-    <w:rsid w:val="00F0530B"/>
+    <w:rsid w:val="002B4CF8"/>
     <w:pPr>
       <w:keepNext/>
       <w:keepLines/>
-      <w:spacing w:after="0"/>
+      <w:numPr>
+        <w:ilvl w:val="8"/>
+        <w:numId w:val="20"/>
+      </w:numPr>
+      <w:spacing w:before="200" w:after="0"/>
       <w:outlineLvl w:val="8"/>
     </w:pPr>
     <w:rPr>
-      <w:rFonts w:eastAsiaTheme="majorEastAsia" w:cstheme="majorBidi"/>
-      <w:color w:val="272727" w:themeColor="text1" w:themeTint="D8"/>
+      <w:rFonts w:asciiTheme="majorHAnsi" w:eastAsiaTheme="majorEastAsia" w:hAnsiTheme="majorHAnsi" w:cstheme="majorBidi"/>
+      <w:i/>
+      <w:iCs/>
+      <w:color w:val="404040" w:themeColor="text1" w:themeTint="BF"/>
+      <w:sz w:val="20"/>
+      <w:szCs w:val="20"/>
     </w:rPr>
   </w:style>
   <w:style w:type="character" w:default="1" w:styleId="Fuentedeprrafopredeter">
     <w:name w:val="Default Paragraph Font"/>
     <w:uiPriority w:val="1"/>
-    <w:semiHidden/>
     <w:unhideWhenUsed/>
   </w:style>
   <w:style w:type="table" w:default="1" w:styleId="Tablanormal">
@@ -908,12 +8028,15 @@
     <w:basedOn w:val="Fuentedeprrafopredeter"/>
     <w:link w:val="Ttulo1"/>
     <w:uiPriority w:val="9"/>
-    <w:rsid w:val="00F0530B"/>
+    <w:rsid w:val="002B4CF8"/>
     <w:rPr>
       <w:rFonts w:asciiTheme="majorHAnsi" w:eastAsiaTheme="majorEastAsia" w:hAnsiTheme="majorHAnsi" w:cstheme="majorBidi"/>
-      <w:color w:val="0F4761" w:themeColor="accent1" w:themeShade="BF"/>
-      <w:sz w:val="40"/>
-      <w:szCs w:val="40"/>
+      <w:b/>
+      <w:bCs/>
+      <w:smallCaps/>
+      <w:color w:val="000000" w:themeColor="text1"/>
+      <w:sz w:val="36"/>
+      <w:szCs w:val="36"/>
     </w:rPr>
   </w:style>
   <w:style w:type="character" w:customStyle="1" w:styleId="Ttulo2Car">
@@ -922,12 +8045,15 @@
     <w:link w:val="Ttulo2"/>
     <w:uiPriority w:val="9"/>
     <w:semiHidden/>
-    <w:rsid w:val="00F0530B"/>
+    <w:rsid w:val="002B4CF8"/>
     <w:rPr>
       <w:rFonts w:asciiTheme="majorHAnsi" w:eastAsiaTheme="majorEastAsia" w:hAnsiTheme="majorHAnsi" w:cstheme="majorBidi"/>
-      <w:color w:val="0F4761" w:themeColor="accent1" w:themeShade="BF"/>
-      <w:sz w:val="32"/>
-      <w:szCs w:val="32"/>
+      <w:b/>
+      <w:bCs/>
+      <w:smallCaps/>
+      <w:color w:val="000000" w:themeColor="text1"/>
+      <w:sz w:val="28"/>
+      <w:szCs w:val="28"/>
     </w:rPr>
   </w:style>
   <w:style w:type="character" w:customStyle="1" w:styleId="Ttulo3Car">
@@ -936,12 +8062,12 @@
     <w:link w:val="Ttulo3"/>
     <w:uiPriority w:val="9"/>
     <w:semiHidden/>
-    <w:rsid w:val="00F0530B"/>
+    <w:rsid w:val="002B4CF8"/>
     <w:rPr>
-      <w:rFonts w:eastAsiaTheme="majorEastAsia" w:cstheme="majorBidi"/>
-      <w:color w:val="0F4761" w:themeColor="accent1" w:themeShade="BF"/>
-      <w:sz w:val="28"/>
-      <w:szCs w:val="28"/>
+      <w:rFonts w:asciiTheme="majorHAnsi" w:eastAsiaTheme="majorEastAsia" w:hAnsiTheme="majorHAnsi" w:cstheme="majorBidi"/>
+      <w:b/>
+      <w:bCs/>
+      <w:color w:val="000000" w:themeColor="text1"/>
     </w:rPr>
   </w:style>
   <w:style w:type="character" w:customStyle="1" w:styleId="Ttulo4Car">
@@ -950,12 +8076,14 @@
     <w:link w:val="Ttulo4"/>
     <w:uiPriority w:val="9"/>
     <w:semiHidden/>
-    <w:rsid w:val="00F0530B"/>
+    <w:rsid w:val="002B4CF8"/>
     <w:rPr>
-      <w:rFonts w:eastAsiaTheme="majorEastAsia" w:cstheme="majorBidi"/>
+      <w:rFonts w:asciiTheme="majorHAnsi" w:eastAsiaTheme="majorEastAsia" w:hAnsiTheme="majorHAnsi" w:cstheme="majorBidi"/>
+      <w:b/>
+      <w:bCs/>
       <w:i/>
       <w:iCs/>
-      <w:color w:val="0F4761" w:themeColor="accent1" w:themeShade="BF"/>
+      <w:color w:val="000000" w:themeColor="text1"/>
     </w:rPr>
   </w:style>
   <w:style w:type="character" w:customStyle="1" w:styleId="Ttulo5Car">
@@ -964,10 +8092,10 @@
     <w:link w:val="Ttulo5"/>
     <w:uiPriority w:val="9"/>
     <w:semiHidden/>
-    <w:rsid w:val="00F0530B"/>
+    <w:rsid w:val="002B4CF8"/>
     <w:rPr>
-      <w:rFonts w:eastAsiaTheme="majorEastAsia" w:cstheme="majorBidi"/>
-      <w:color w:val="0F4761" w:themeColor="accent1" w:themeShade="BF"/>
+      <w:rFonts w:asciiTheme="majorHAnsi" w:eastAsiaTheme="majorEastAsia" w:hAnsiTheme="majorHAnsi" w:cstheme="majorBidi"/>
+      <w:color w:val="0A1D30" w:themeColor="text2" w:themeShade="BF"/>
     </w:rPr>
   </w:style>
   <w:style w:type="character" w:customStyle="1" w:styleId="Ttulo6Car">
@@ -976,12 +8104,12 @@
     <w:link w:val="Ttulo6"/>
     <w:uiPriority w:val="9"/>
     <w:semiHidden/>
-    <w:rsid w:val="00F0530B"/>
+    <w:rsid w:val="002B4CF8"/>
     <w:rPr>
-      <w:rFonts w:eastAsiaTheme="majorEastAsia" w:cstheme="majorBidi"/>
+      <w:rFonts w:asciiTheme="majorHAnsi" w:eastAsiaTheme="majorEastAsia" w:hAnsiTheme="majorHAnsi" w:cstheme="majorBidi"/>
       <w:i/>
       <w:iCs/>
-      <w:color w:val="595959" w:themeColor="text1" w:themeTint="A6"/>
+      <w:color w:val="0A1D30" w:themeColor="text2" w:themeShade="BF"/>
     </w:rPr>
   </w:style>
   <w:style w:type="character" w:customStyle="1" w:styleId="Ttulo7Car">
@@ -990,10 +8118,12 @@
     <w:link w:val="Ttulo7"/>
     <w:uiPriority w:val="9"/>
     <w:semiHidden/>
-    <w:rsid w:val="00F0530B"/>
+    <w:rsid w:val="002B4CF8"/>
     <w:rPr>
-      <w:rFonts w:eastAsiaTheme="majorEastAsia" w:cstheme="majorBidi"/>
-      <w:color w:val="595959" w:themeColor="text1" w:themeTint="A6"/>
+      <w:rFonts w:asciiTheme="majorHAnsi" w:eastAsiaTheme="majorEastAsia" w:hAnsiTheme="majorHAnsi" w:cstheme="majorBidi"/>
+      <w:i/>
+      <w:iCs/>
+      <w:color w:val="404040" w:themeColor="text1" w:themeTint="BF"/>
     </w:rPr>
   </w:style>
   <w:style w:type="character" w:customStyle="1" w:styleId="Ttulo8Car">
@@ -1002,12 +8132,12 @@
     <w:link w:val="Ttulo8"/>
     <w:uiPriority w:val="9"/>
     <w:semiHidden/>
-    <w:rsid w:val="00F0530B"/>
+    <w:rsid w:val="002B4CF8"/>
     <w:rPr>
-      <w:rFonts w:eastAsiaTheme="majorEastAsia" w:cstheme="majorBidi"/>
-      <w:i/>
-      <w:iCs/>
-      <w:color w:val="272727" w:themeColor="text1" w:themeTint="D8"/>
+      <w:rFonts w:asciiTheme="majorHAnsi" w:eastAsiaTheme="majorEastAsia" w:hAnsiTheme="majorHAnsi" w:cstheme="majorBidi"/>
+      <w:color w:val="404040" w:themeColor="text1" w:themeTint="BF"/>
+      <w:sz w:val="20"/>
+      <w:szCs w:val="20"/>
     </w:rPr>
   </w:style>
   <w:style w:type="character" w:customStyle="1" w:styleId="Ttulo9Car">
@@ -1016,10 +8146,14 @@
     <w:link w:val="Ttulo9"/>
     <w:uiPriority w:val="9"/>
     <w:semiHidden/>
-    <w:rsid w:val="00F0530B"/>
+    <w:rsid w:val="002B4CF8"/>
     <w:rPr>
-      <w:rFonts w:eastAsiaTheme="majorEastAsia" w:cstheme="majorBidi"/>
-      <w:color w:val="272727" w:themeColor="text1" w:themeTint="D8"/>
+      <w:rFonts w:asciiTheme="majorHAnsi" w:eastAsiaTheme="majorEastAsia" w:hAnsiTheme="majorHAnsi" w:cstheme="majorBidi"/>
+      <w:i/>
+      <w:iCs/>
+      <w:color w:val="404040" w:themeColor="text1" w:themeTint="BF"/>
+      <w:sz w:val="20"/>
+      <w:szCs w:val="20"/>
     </w:rPr>
   </w:style>
   <w:style w:type="paragraph" w:styleId="Ttulo">
@@ -1029,15 +8163,14 @@
     <w:link w:val="TtuloCar"/>
     <w:uiPriority w:val="10"/>
     <w:qFormat/>
-    <w:rsid w:val="00F0530B"/>
+    <w:rsid w:val="002B4CF8"/>
     <w:pPr>
-      <w:spacing w:after="80" w:line="240" w:lineRule="auto"/>
+      <w:spacing w:after="0" w:line="240" w:lineRule="auto"/>
       <w:contextualSpacing/>
     </w:pPr>
     <w:rPr>
       <w:rFonts w:asciiTheme="majorHAnsi" w:eastAsiaTheme="majorEastAsia" w:hAnsiTheme="majorHAnsi" w:cstheme="majorBidi"/>
-      <w:spacing w:val="-10"/>
-      <w:kern w:val="28"/>
+      <w:color w:val="000000" w:themeColor="text1"/>
       <w:sz w:val="56"/>
       <w:szCs w:val="56"/>
     </w:rPr>
@@ -1047,11 +8180,10 @@
     <w:basedOn w:val="Fuentedeprrafopredeter"/>
     <w:link w:val="Ttulo"/>
     <w:uiPriority w:val="10"/>
-    <w:rsid w:val="00F0530B"/>
+    <w:rsid w:val="002B4CF8"/>
     <w:rPr>
       <w:rFonts w:asciiTheme="majorHAnsi" w:eastAsiaTheme="majorEastAsia" w:hAnsiTheme="majorHAnsi" w:cstheme="majorBidi"/>
-      <w:spacing w:val="-10"/>
-      <w:kern w:val="28"/>
+      <w:color w:val="000000" w:themeColor="text1"/>
       <w:sz w:val="56"/>
       <w:szCs w:val="56"/>
     </w:rPr>
@@ -1063,18 +8195,15 @@
     <w:link w:val="SubttuloCar"/>
     <w:uiPriority w:val="11"/>
     <w:qFormat/>
-    <w:rsid w:val="00F0530B"/>
+    <w:rsid w:val="002B4CF8"/>
     <w:pPr>
       <w:numPr>
         <w:ilvl w:val="1"/>
       </w:numPr>
     </w:pPr>
     <w:rPr>
-      <w:rFonts w:eastAsiaTheme="majorEastAsia" w:cstheme="majorBidi"/>
-      <w:color w:val="595959" w:themeColor="text1" w:themeTint="A6"/>
-      <w:spacing w:val="15"/>
-      <w:sz w:val="28"/>
-      <w:szCs w:val="28"/>
+      <w:color w:val="5A5A5A" w:themeColor="text1" w:themeTint="A5"/>
+      <w:spacing w:val="10"/>
     </w:rPr>
   </w:style>
   <w:style w:type="character" w:customStyle="1" w:styleId="SubttuloCar">
@@ -1082,13 +8211,10 @@
     <w:basedOn w:val="Fuentedeprrafopredeter"/>
     <w:link w:val="Subttulo"/>
     <w:uiPriority w:val="11"/>
-    <w:rsid w:val="00F0530B"/>
+    <w:rsid w:val="002B4CF8"/>
     <w:rPr>
-      <w:rFonts w:eastAsiaTheme="majorEastAsia" w:cstheme="majorBidi"/>
-      <w:color w:val="595959" w:themeColor="text1" w:themeTint="A6"/>
-      <w:spacing w:val="15"/>
-      <w:sz w:val="28"/>
-      <w:szCs w:val="28"/>
+      <w:color w:val="5A5A5A" w:themeColor="text1" w:themeTint="A5"/>
+      <w:spacing w:val="10"/>
     </w:rPr>
   </w:style>
   <w:style w:type="paragraph" w:styleId="Cita">
@@ -1098,15 +8224,15 @@
     <w:link w:val="CitaCar"/>
     <w:uiPriority w:val="29"/>
     <w:qFormat/>
-    <w:rsid w:val="00F0530B"/>
+    <w:rsid w:val="002B4CF8"/>
     <w:pPr>
       <w:spacing w:before="160"/>
-      <w:jc w:val="center"/>
+      <w:ind w:left="720" w:right="720"/>
     </w:pPr>
     <w:rPr>
       <w:i/>
       <w:iCs/>
-      <w:color w:val="404040" w:themeColor="text1" w:themeTint="BF"/>
+      <w:color w:val="000000" w:themeColor="text1"/>
     </w:rPr>
   </w:style>
   <w:style w:type="character" w:customStyle="1" w:styleId="CitaCar">
@@ -1114,11 +8240,11 @@
     <w:basedOn w:val="Fuentedeprrafopredeter"/>
     <w:link w:val="Cita"/>
     <w:uiPriority w:val="29"/>
-    <w:rsid w:val="00F0530B"/>
+    <w:rsid w:val="002B4CF8"/>
     <w:rPr>
       <w:i/>
       <w:iCs/>
-      <w:color w:val="404040" w:themeColor="text1" w:themeTint="BF"/>
+      <w:color w:val="000000" w:themeColor="text1"/>
     </w:rPr>
   </w:style>
   <w:style w:type="paragraph" w:styleId="Prrafodelista">
@@ -1137,11 +8263,13 @@
     <w:basedOn w:val="Fuentedeprrafopredeter"/>
     <w:uiPriority w:val="21"/>
     <w:qFormat/>
-    <w:rsid w:val="00F0530B"/>
+    <w:rsid w:val="002B4CF8"/>
     <w:rPr>
+      <w:b/>
+      <w:bCs/>
       <w:i/>
       <w:iCs/>
-      <w:color w:val="0F4761" w:themeColor="accent1" w:themeShade="BF"/>
+      <w:caps/>
     </w:rPr>
   </w:style>
   <w:style w:type="paragraph" w:styleId="Citadestacada">
@@ -1151,20 +8279,19 @@
     <w:link w:val="CitadestacadaCar"/>
     <w:uiPriority w:val="30"/>
     <w:qFormat/>
-    <w:rsid w:val="00F0530B"/>
+    <w:rsid w:val="002B4CF8"/>
     <w:pPr>
       <w:pBdr>
-        <w:top w:val="single" w:sz="4" w:space="10" w:color="0F4761" w:themeColor="accent1" w:themeShade="BF"/>
-        <w:bottom w:val="single" w:sz="4" w:space="10" w:color="0F4761" w:themeColor="accent1" w:themeShade="BF"/>
+        <w:top w:val="single" w:sz="24" w:space="1" w:color="F2F2F2" w:themeColor="background1" w:themeShade="F2"/>
+        <w:bottom w:val="single" w:sz="24" w:space="1" w:color="F2F2F2" w:themeColor="background1" w:themeShade="F2"/>
       </w:pBdr>
-      <w:spacing w:before="360" w:after="360"/>
-      <w:ind w:left="864" w:right="864"/>
+      <w:shd w:val="clear" w:color="auto" w:fill="F2F2F2" w:themeFill="background1" w:themeFillShade="F2"/>
+      <w:spacing w:before="240" w:after="240"/>
+      <w:ind w:left="936" w:right="936"/>
       <w:jc w:val="center"/>
     </w:pPr>
     <w:rPr>
-      <w:i/>
-      <w:iCs/>
-      <w:color w:val="0F4761" w:themeColor="accent1" w:themeShade="BF"/>
+      <w:color w:val="000000" w:themeColor="text1"/>
     </w:rPr>
   </w:style>
   <w:style w:type="character" w:customStyle="1" w:styleId="CitadestacadaCar">
@@ -1172,11 +8299,10 @@
     <w:basedOn w:val="Fuentedeprrafopredeter"/>
     <w:link w:val="Citadestacada"/>
     <w:uiPriority w:val="30"/>
-    <w:rsid w:val="00F0530B"/>
+    <w:rsid w:val="002B4CF8"/>
     <w:rPr>
-      <w:i/>
-      <w:iCs/>
-      <w:color w:val="0F4761" w:themeColor="accent1" w:themeShade="BF"/>
+      <w:color w:val="000000" w:themeColor="text1"/>
+      <w:shd w:val="clear" w:color="auto" w:fill="F2F2F2" w:themeFill="background1" w:themeFillShade="F2"/>
     </w:rPr>
   </w:style>
   <w:style w:type="character" w:styleId="Referenciaintensa">
@@ -1184,13 +8310,12 @@
     <w:basedOn w:val="Fuentedeprrafopredeter"/>
     <w:uiPriority w:val="32"/>
     <w:qFormat/>
-    <w:rsid w:val="00F0530B"/>
+    <w:rsid w:val="002B4CF8"/>
     <w:rPr>
       <w:b/>
       <w:bCs/>
       <w:smallCaps/>
-      <w:color w:val="0F4761" w:themeColor="accent1" w:themeShade="BF"/>
-      <w:spacing w:val="5"/>
+      <w:u w:val="single"/>
     </w:rPr>
   </w:style>
   <w:style w:type="character" w:styleId="Hipervnculo">
@@ -1214,6 +8339,129 @@
     <w:rPr>
       <w:color w:val="605E5C"/>
       <w:shd w:val="clear" w:color="auto" w:fill="E1DFDD"/>
+    </w:rPr>
+  </w:style>
+  <w:style w:type="paragraph" w:styleId="Sinespaciado">
+    <w:name w:val="No Spacing"/>
+    <w:link w:val="SinespaciadoCar"/>
+    <w:uiPriority w:val="1"/>
+    <w:qFormat/>
+    <w:rsid w:val="002B4CF8"/>
+    <w:pPr>
+      <w:spacing w:after="0" w:line="240" w:lineRule="auto"/>
+    </w:pPr>
+  </w:style>
+  <w:style w:type="character" w:customStyle="1" w:styleId="SinespaciadoCar">
+    <w:name w:val="Sin espaciado Car"/>
+    <w:basedOn w:val="Fuentedeprrafopredeter"/>
+    <w:link w:val="Sinespaciado"/>
+    <w:uiPriority w:val="1"/>
+    <w:rsid w:val="00A243DB"/>
+  </w:style>
+  <w:style w:type="paragraph" w:styleId="Descripcin">
+    <w:name w:val="caption"/>
+    <w:basedOn w:val="Normal"/>
+    <w:next w:val="Normal"/>
+    <w:uiPriority w:val="35"/>
+    <w:semiHidden/>
+    <w:unhideWhenUsed/>
+    <w:qFormat/>
+    <w:rsid w:val="002B4CF8"/>
+    <w:pPr>
+      <w:spacing w:after="200" w:line="240" w:lineRule="auto"/>
+    </w:pPr>
+    <w:rPr>
+      <w:i/>
+      <w:iCs/>
+      <w:color w:val="0E2841" w:themeColor="text2"/>
+      <w:sz w:val="18"/>
+      <w:szCs w:val="18"/>
+    </w:rPr>
+  </w:style>
+  <w:style w:type="character" w:styleId="Textoennegrita">
+    <w:name w:val="Strong"/>
+    <w:basedOn w:val="Fuentedeprrafopredeter"/>
+    <w:uiPriority w:val="22"/>
+    <w:qFormat/>
+    <w:rsid w:val="002B4CF8"/>
+    <w:rPr>
+      <w:b/>
+      <w:bCs/>
+      <w:color w:val="000000" w:themeColor="text1"/>
+    </w:rPr>
+  </w:style>
+  <w:style w:type="character" w:styleId="nfasis">
+    <w:name w:val="Emphasis"/>
+    <w:basedOn w:val="Fuentedeprrafopredeter"/>
+    <w:uiPriority w:val="20"/>
+    <w:qFormat/>
+    <w:rsid w:val="002B4CF8"/>
+    <w:rPr>
+      <w:i/>
+      <w:iCs/>
+      <w:color w:val="auto"/>
+    </w:rPr>
+  </w:style>
+  <w:style w:type="character" w:styleId="nfasissutil">
+    <w:name w:val="Subtle Emphasis"/>
+    <w:basedOn w:val="Fuentedeprrafopredeter"/>
+    <w:uiPriority w:val="19"/>
+    <w:qFormat/>
+    <w:rsid w:val="002B4CF8"/>
+    <w:rPr>
+      <w:i/>
+      <w:iCs/>
+      <w:color w:val="404040" w:themeColor="text1" w:themeTint="BF"/>
+    </w:rPr>
+  </w:style>
+  <w:style w:type="character" w:styleId="Referenciasutil">
+    <w:name w:val="Subtle Reference"/>
+    <w:basedOn w:val="Fuentedeprrafopredeter"/>
+    <w:uiPriority w:val="31"/>
+    <w:qFormat/>
+    <w:rsid w:val="002B4CF8"/>
+    <w:rPr>
+      <w:smallCaps/>
+      <w:color w:val="404040" w:themeColor="text1" w:themeTint="BF"/>
+      <w:u w:val="single" w:color="7F7F7F" w:themeColor="text1" w:themeTint="80"/>
+    </w:rPr>
+  </w:style>
+  <w:style w:type="character" w:styleId="Ttulodellibro">
+    <w:name w:val="Book Title"/>
+    <w:basedOn w:val="Fuentedeprrafopredeter"/>
+    <w:uiPriority w:val="33"/>
+    <w:qFormat/>
+    <w:rsid w:val="002B4CF8"/>
+    <w:rPr>
+      <w:b w:val="0"/>
+      <w:bCs w:val="0"/>
+      <w:smallCaps/>
+      <w:spacing w:val="5"/>
+    </w:rPr>
+  </w:style>
+  <w:style w:type="paragraph" w:styleId="TtuloTDC">
+    <w:name w:val="TOC Heading"/>
+    <w:basedOn w:val="Ttulo1"/>
+    <w:next w:val="Normal"/>
+    <w:uiPriority w:val="39"/>
+    <w:semiHidden/>
+    <w:unhideWhenUsed/>
+    <w:qFormat/>
+    <w:rsid w:val="002B4CF8"/>
+    <w:pPr>
+      <w:outlineLvl w:val="9"/>
+    </w:pPr>
+  </w:style>
+  <w:style w:type="character" w:styleId="Hipervnculovisitado">
+    <w:name w:val="FollowedHyperlink"/>
+    <w:basedOn w:val="Fuentedeprrafopredeter"/>
+    <w:uiPriority w:val="99"/>
+    <w:semiHidden/>
+    <w:unhideWhenUsed/>
+    <w:rsid w:val="00C40C95"/>
+    <w:rPr>
+      <w:color w:val="96607D" w:themeColor="followedHyperlink"/>
+      <w:u w:val="single"/>
     </w:rPr>
   </w:style>
 </w:styles>
@@ -1512,4 +8760,35 @@
     </a:ext>
   </a:extLst>
 </a:theme>
+</file>
+
+<file path=customXml/item1.xml><?xml version="1.0" encoding="utf-8"?>
+<CoverPageProperties xmlns="http://schemas.microsoft.com/office/2006/coverPageProps">
+  <PublishDate>2026-04-29T00:00:00</PublishDate>
+  <Abstract/>
+  <CompanyAddress/>
+  <CompanyPhone/>
+  <CompanyFax/>
+  <CompanyEmail/>
+</CoverPageProperties>
+</file>
+
+<file path=customXml/item2.xml><?xml version="1.0" encoding="utf-8"?>
+<b:Sources xmlns:b="http://schemas.openxmlformats.org/officeDocument/2006/bibliography" xmlns="http://schemas.openxmlformats.org/officeDocument/2006/bibliography" SelectedStyle="\APASixthEditionOfficeOnline.xsl" StyleName="APA" Version="6"/>
+</file>
+
+<file path=customXml/itemProps1.xml><?xml version="1.0" encoding="utf-8"?>
+<ds:datastoreItem xmlns:ds="http://schemas.openxmlformats.org/officeDocument/2006/customXml" ds:itemID="{55AF091B-3C7A-41E3-B477-F2FDAA23CFDA}">
+  <ds:schemaRefs>
+    <ds:schemaRef ds:uri="http://schemas.microsoft.com/office/2006/coverPageProps"/>
+  </ds:schemaRefs>
+</ds:datastoreItem>
+</file>
+
+<file path=customXml/itemProps2.xml><?xml version="1.0" encoding="utf-8"?>
+<ds:datastoreItem xmlns:ds="http://schemas.openxmlformats.org/officeDocument/2006/customXml" ds:itemID="{C0D39E6E-7814-4CBA-AD81-52F56820C0C0}">
+  <ds:schemaRefs>
+    <ds:schemaRef ds:uri="http://schemas.openxmlformats.org/officeDocument/2006/bibliography"/>
+  </ds:schemaRefs>
+</ds:datastoreItem>
 </file>
--- a/P1/pe1/docs/como_se_hizo.docx
+++ b/P1/pe1/docs/como_se_hizo.docx
@@ -2,6 +2,14 @@
 <file path=word/document.xml><?xml version="1.0" encoding="utf-8"?>
 <w:document xmlns:wpc="http://schemas.microsoft.com/office/word/2010/wordprocessingCanvas" xmlns:cx="http://schemas.microsoft.com/office/drawing/2014/chartex" xmlns:cx1="http://schemas.microsoft.com/office/drawing/2015/9/8/chartex" xmlns:cx2="http://schemas.microsoft.com/office/drawing/2015/10/21/chartex" xmlns:cx3="http://schemas.microsoft.com/office/drawing/2016/5/9/chartex" xmlns:cx4="http://schemas.microsoft.com/office/drawing/2016/5/10/chartex" xmlns:cx5="http://schemas.microsoft.com/office/drawing/2016/5/11/chartex" xmlns:cx6="http://schemas.microsoft.com/office/drawing/2016/5/12/chartex" xmlns:cx7="http://schemas.microsoft.com/office/drawing/2016/5/13/chartex" xmlns:cx8="http://schemas.microsoft.com/office/drawing/2016/5/14/chartex" xmlns:mc="http://schemas.openxmlformats.org/markup-compatibility/2006" xmlns:aink="http://schemas.microsoft.com/office/drawing/2016/ink" xmlns:am3d="http://schemas.microsoft.com/office/drawing/2017/model3d" xmlns:o="urn:schemas-microsoft-com:office:office" xmlns:oel="http://schemas.microsoft.com/office/2019/extlst" xmlns:r="http://schemas.openxmlformats.org/officeDocument/2006/relationships" xmlns:m="http://schemas.openxmlformats.org/officeDocument/2006/math" xmlns:v="urn:schemas-microsoft-com:vml" xmlns:wp14="http://schemas.microsoft.com/office/word/2010/wordprocessingDrawing" xmlns:wp="http://schemas.openxmlformats.org/drawingml/2006/wordprocessingDrawing" xmlns:w10="urn:schemas-microsoft-com:office:word" xmlns:w="http://schemas.openxmlformats.org/wordprocessingml/2006/main" xmlns:w14="http://schemas.microsoft.com/office/word/2010/wordml" xmlns:w15="http://schemas.microsoft.com/office/word/2012/wordml" xmlns:w16cex="http://schemas.microsoft.com/office/word/2018/wordml/cex" xmlns:w16cid="http://schemas.microsoft.com/office/word/2016/wordml/cid" xmlns:w16="http://schemas.microsoft.com/office/word/2018/wordml" xmlns:w16du="http://schemas.microsoft.com/office/word/2023/wordml/word16du" xmlns:w16sdtdh="http://schemas.microsoft.com/office/word/2020/wordml/sdtdatahash" xmlns:w16sdtfl="http://schemas.microsoft.com/office/word/2024/wordml/sdtformatlock" xmlns:w16se="http://schemas.microsoft.com/office/word/2015/wordml/symex" xmlns:wpg="http://schemas.microsoft.com/office/word/2010/wordprocessingGroup" xmlns:wpi="http://schemas.microsoft.com/office/word/2010/wordprocessingInk" xmlns:wne="http://schemas.microsoft.com/office/word/2006/wordml" xmlns:wps="http://schemas.microsoft.com/office/word/2010/wordprocessingShape" mc:Ignorable="w14 w15 w16se w16cid w16 w16cex w16sdtdh w16sdtfl w16du wp14">
   <w:body>
+    <w:p>
+      <w:pPr>
+        <w:pStyle w:val="Sinespaciado"/>
+      </w:pPr>
+      <w:r>
+        <w:tab/>
+      </w:r>
+    </w:p>
     <w:sdt>
       <w:sdtPr>
         <w:id w:val="-1920017957"/>
@@ -4110,15 +4118,7 @@
         </w:rPr>
       </w:pPr>
       <w:r>
-        <w:t>Para maquetar cada documento .</w:t>
-      </w:r>
-      <w:proofErr w:type="spellStart"/>
-      <w:r>
-        <w:t>html</w:t>
-      </w:r>
-      <w:proofErr w:type="spellEnd"/>
-      <w:r>
-        <w:t xml:space="preserve"> lo</w:t>
+        <w:t>Para maquetar cada documento .html lo</w:t>
       </w:r>
       <w:r>
         <w:t xml:space="preserve"> que</w:t>
@@ -4126,22 +4126,12 @@
       <w:r>
         <w:t xml:space="preserve"> he utilizado es </w:t>
       </w:r>
-      <w:proofErr w:type="spellStart"/>
-      <w:r>
-        <w:rPr>
-          <w:b/>
-          <w:bCs/>
-        </w:rPr>
+      <w:r>
         <w:t>Flex</w:t>
       </w:r>
       <w:r>
-        <w:rPr>
-          <w:b/>
-          <w:bCs/>
-        </w:rPr>
         <w:t>box</w:t>
       </w:r>
-      <w:proofErr w:type="spellEnd"/>
       <w:r>
         <w:t xml:space="preserve"> </w:t>
       </w:r>
@@ -4158,15 +4148,9 @@
       <w:r>
         <w:t xml:space="preserve">En la parte del </w:t>
       </w:r>
-      <w:proofErr w:type="spellStart"/>
-      <w:r>
-        <w:rPr>
-          <w:b/>
-          <w:bCs/>
-        </w:rPr>
+      <w:r>
         <w:t>body</w:t>
       </w:r>
-      <w:proofErr w:type="spellEnd"/>
       <w:r>
         <w:t xml:space="preserve"> del documento lo que voy a utilizar es</w:t>
       </w:r>
@@ -4175,13 +4159,8 @@
       </w:r>
     </w:p>
     <w:p>
-      <w:proofErr w:type="spellStart"/>
-      <w:r>
-        <w:t>body</w:t>
-      </w:r>
-      <w:proofErr w:type="spellEnd"/>
-      <w:r>
-        <w:t xml:space="preserve"> {</w:t>
+      <w:r>
+        <w:t>body {</w:t>
       </w:r>
     </w:p>
     <w:p>
@@ -4194,15 +4173,7 @@
         <w:spacing w:after="0"/>
       </w:pPr>
       <w:r>
-        <w:t>min-</w:t>
-      </w:r>
-      <w:proofErr w:type="spellStart"/>
-      <w:r>
-        <w:t>height</w:t>
-      </w:r>
-      <w:proofErr w:type="spellEnd"/>
-      <w:r>
-        <w:t>: 100vh;</w:t>
+        <w:t>min-height: 100vh;</w:t>
       </w:r>
     </w:p>
     <w:p>
@@ -4214,21 +4185,8 @@
         </w:numPr>
         <w:spacing w:after="0"/>
       </w:pPr>
-      <w:proofErr w:type="spellStart"/>
-      <w:r>
-        <w:t>display</w:t>
-      </w:r>
-      <w:proofErr w:type="spellEnd"/>
-      <w:r>
-        <w:t xml:space="preserve">: </w:t>
-      </w:r>
-      <w:proofErr w:type="spellStart"/>
-      <w:r>
-        <w:t>flex</w:t>
-      </w:r>
-      <w:proofErr w:type="spellEnd"/>
-      <w:r>
-        <w:t>;</w:t>
+      <w:r>
+        <w:t>display: flex;</w:t>
       </w:r>
     </w:p>
     <w:p>
@@ -4240,21 +4198,8 @@
         </w:numPr>
         <w:spacing w:after="0"/>
       </w:pPr>
-      <w:proofErr w:type="spellStart"/>
-      <w:r>
-        <w:t>flex-direction</w:t>
-      </w:r>
-      <w:proofErr w:type="spellEnd"/>
-      <w:r>
-        <w:t xml:space="preserve">: </w:t>
-      </w:r>
-      <w:proofErr w:type="spellStart"/>
-      <w:r>
-        <w:t>column</w:t>
-      </w:r>
-      <w:proofErr w:type="spellEnd"/>
-      <w:r>
-        <w:t>;</w:t>
+      <w:r>
+        <w:t>flex-direction: column;</w:t>
       </w:r>
     </w:p>
     <w:p>
@@ -4266,13 +4211,8 @@
         </w:numPr>
         <w:spacing w:after="0"/>
       </w:pPr>
-      <w:proofErr w:type="spellStart"/>
-      <w:r>
-        <w:t>text-align</w:t>
-      </w:r>
-      <w:proofErr w:type="spellEnd"/>
-      <w:r>
-        <w:t>: center;</w:t>
+      <w:r>
+        <w:t>text-align: center;</w:t>
       </w:r>
     </w:p>
     <w:p>
@@ -4301,26 +4241,7 @@
         </w:numPr>
       </w:pPr>
       <w:r>
-        <w:t xml:space="preserve">Aquí es donde se usa </w:t>
-      </w:r>
-      <w:proofErr w:type="spellStart"/>
-      <w:r>
-        <w:rPr>
-          <w:b/>
-          <w:bCs/>
-        </w:rPr>
-        <w:t>Flexbox</w:t>
-      </w:r>
-      <w:proofErr w:type="spellEnd"/>
-      <w:r>
-        <w:rPr>
-          <w:b/>
-          <w:bCs/>
-        </w:rPr>
-        <w:t xml:space="preserve"> </w:t>
-      </w:r>
-      <w:r>
-        <w:t>para decirle a la pantalla que se comporte como si tuviera una solo dimensión, que sea vertical u horizontal, pero no los dos.</w:t>
+        <w:t>Aquí es donde se usa Flexbox para decirle a la pantalla que se comporte como si tuviera una solo dimensión, que sea vertical u horizontal, pero no los dos.</w:t>
       </w:r>
     </w:p>
     <w:p>
@@ -4330,71 +4251,9 @@
           <w:ilvl w:val="0"/>
           <w:numId w:val="22"/>
         </w:numPr>
-        <w:rPr>
-          <w:b/>
-          <w:bCs/>
-        </w:rPr>
-      </w:pPr>
-      <w:r>
-        <w:t xml:space="preserve">Se le estable que la dirección de </w:t>
-      </w:r>
-      <w:proofErr w:type="spellStart"/>
-      <w:r>
-        <w:t>flex</w:t>
-      </w:r>
-      <w:proofErr w:type="spellEnd"/>
-      <w:r>
-        <w:t xml:space="preserve"> es que sea por columnas, para que cada elemento que se ponga en el </w:t>
-      </w:r>
-      <w:proofErr w:type="spellStart"/>
-      <w:r>
-        <w:t>body</w:t>
-      </w:r>
-      <w:proofErr w:type="spellEnd"/>
-      <w:r>
-        <w:t xml:space="preserve"> vaya uno debajo del otro, así se ve mucho mejor la página web. Si fuera </w:t>
-      </w:r>
-      <w:proofErr w:type="spellStart"/>
-      <w:r>
-        <w:rPr>
-          <w:b/>
-          <w:bCs/>
-        </w:rPr>
-        <w:t>flex-direction</w:t>
-      </w:r>
-      <w:proofErr w:type="spellEnd"/>
-      <w:r>
-        <w:rPr>
-          <w:b/>
-          <w:bCs/>
-        </w:rPr>
-        <w:t>:</w:t>
-      </w:r>
-      <w:r>
-        <w:rPr>
-          <w:b/>
-          <w:bCs/>
-        </w:rPr>
-        <w:t xml:space="preserve"> </w:t>
-      </w:r>
-      <w:proofErr w:type="spellStart"/>
-      <w:r>
-        <w:rPr>
-          <w:b/>
-          <w:bCs/>
-        </w:rPr>
-        <w:t>row</w:t>
-      </w:r>
-      <w:proofErr w:type="spellEnd"/>
-      <w:r>
-        <w:rPr>
-          <w:b/>
-          <w:bCs/>
-        </w:rPr>
-        <w:t xml:space="preserve"> </w:t>
-      </w:r>
-      <w:r>
-        <w:t>el comportamiento es que cada elemento se muestra en fila uno después del otro.</w:t>
+      </w:pPr>
+      <w:r>
+        <w:t>Se le estable que la dirección de flex es que sea por columnas, para que cada elemento que se ponga en el body vaya uno debajo del otro, así se ve mucho mejor la página web. Si fuera flex-direction: row el comportamiento es que cada elemento se muestra en fila uno después del otro.</w:t>
       </w:r>
     </w:p>
     <w:p>
@@ -4405,21 +4264,8 @@
           <w:numId w:val="24"/>
         </w:numPr>
       </w:pPr>
-      <w:proofErr w:type="spellStart"/>
-      <w:r>
-        <w:t>flex-direction</w:t>
-      </w:r>
-      <w:proofErr w:type="spellEnd"/>
-      <w:r>
-        <w:t xml:space="preserve">: </w:t>
-      </w:r>
-      <w:proofErr w:type="spellStart"/>
-      <w:r>
-        <w:t>row</w:t>
-      </w:r>
-      <w:proofErr w:type="spellEnd"/>
-      <w:r>
-        <w:t>;</w:t>
+      <w:r>
+        <w:t>flex-direction: row;</w:t>
       </w:r>
     </w:p>
     <w:p>
@@ -4479,21 +4325,8 @@
           <w:numId w:val="24"/>
         </w:numPr>
       </w:pPr>
-      <w:proofErr w:type="spellStart"/>
-      <w:r>
-        <w:t>flex-direction</w:t>
-      </w:r>
-      <w:proofErr w:type="spellEnd"/>
-      <w:r>
-        <w:t xml:space="preserve">: </w:t>
-      </w:r>
-      <w:proofErr w:type="spellStart"/>
-      <w:r>
-        <w:t>column</w:t>
-      </w:r>
-      <w:proofErr w:type="spellEnd"/>
-      <w:r>
-        <w:t>;</w:t>
+      <w:r>
+        <w:t>flex-direction: column;</w:t>
       </w:r>
     </w:p>
     <w:p>
@@ -4552,10 +4385,6 @@
           <w:ilvl w:val="0"/>
           <w:numId w:val="22"/>
         </w:numPr>
-        <w:rPr>
-          <w:b/>
-          <w:bCs/>
-        </w:rPr>
       </w:pPr>
       <w:r>
         <w:t>Esto hace que la posición del texto siempre esté en el centro.</w:t>
@@ -4563,65 +4392,13 @@
     </w:p>
     <w:p>
       <w:r>
-        <w:t xml:space="preserve">Para poder hacer que el </w:t>
-      </w:r>
-      <w:proofErr w:type="spellStart"/>
-      <w:r>
-        <w:rPr>
-          <w:b/>
-          <w:bCs/>
-        </w:rPr>
+        <w:t>Para poder hacer que el footer aparezca siempre al final de la pantalla que la dirección sea column también nos ayuda, pero en la parte del footer se le añade:</w:t>
+      </w:r>
+    </w:p>
+    <w:p>
+      <w:r>
         <w:t>footer</w:t>
       </w:r>
-      <w:proofErr w:type="spellEnd"/>
-      <w:r>
-        <w:rPr>
-          <w:b/>
-          <w:bCs/>
-        </w:rPr>
-        <w:t xml:space="preserve"> </w:t>
-      </w:r>
-      <w:r>
-        <w:t xml:space="preserve">aparezca siempre al final de la pantalla que la dirección sea </w:t>
-      </w:r>
-      <w:proofErr w:type="spellStart"/>
-      <w:r>
-        <w:rPr>
-          <w:b/>
-          <w:bCs/>
-        </w:rPr>
-        <w:t>column</w:t>
-      </w:r>
-      <w:proofErr w:type="spellEnd"/>
-      <w:r>
-        <w:rPr>
-          <w:b/>
-          <w:bCs/>
-        </w:rPr>
-        <w:t xml:space="preserve"> </w:t>
-      </w:r>
-      <w:r>
-        <w:t xml:space="preserve">también nos ayuda, pero en la parte del </w:t>
-      </w:r>
-      <w:proofErr w:type="spellStart"/>
-      <w:r>
-        <w:rPr>
-          <w:b/>
-          <w:bCs/>
-        </w:rPr>
-        <w:t>footer</w:t>
-      </w:r>
-      <w:proofErr w:type="spellEnd"/>
-      <w:r>
-        <w:t xml:space="preserve"> se le añade:</w:t>
-      </w:r>
-    </w:p>
-    <w:p>
-      <w:proofErr w:type="spellStart"/>
-      <w:r>
-        <w:t>footer</w:t>
-      </w:r>
-      <w:proofErr w:type="spellEnd"/>
       <w:r>
         <w:t xml:space="preserve"> </w:t>
       </w:r>
@@ -4638,13 +4415,8 @@
         </w:numPr>
         <w:spacing w:after="0"/>
       </w:pPr>
-      <w:proofErr w:type="spellStart"/>
-      <w:r>
-        <w:t>padding</w:t>
-      </w:r>
-      <w:proofErr w:type="spellEnd"/>
-      <w:r>
-        <w:t>: 25px;</w:t>
+      <w:r>
+        <w:t>padding: 25px;</w:t>
       </w:r>
     </w:p>
     <w:p>
@@ -4656,13 +4428,8 @@
         </w:numPr>
         <w:spacing w:after="0"/>
       </w:pPr>
-      <w:proofErr w:type="spellStart"/>
-      <w:r>
-        <w:t>background</w:t>
-      </w:r>
-      <w:proofErr w:type="spellEnd"/>
-      <w:r>
-        <w:t>-color: #c0dada;</w:t>
+      <w:r>
+        <w:t>background-color: #c0dada;</w:t>
       </w:r>
     </w:p>
     <w:p>
@@ -4674,13 +4441,8 @@
         </w:numPr>
         <w:spacing w:after="0"/>
       </w:pPr>
-      <w:proofErr w:type="spellStart"/>
-      <w:r>
-        <w:t>margin</w:t>
-      </w:r>
-      <w:proofErr w:type="spellEnd"/>
-      <w:r>
-        <w:t>-top: auto;</w:t>
+      <w:r>
+        <w:t>margin-top: auto;</w:t>
       </w:r>
     </w:p>
     <w:p>
@@ -4697,15 +4459,7 @@
         </w:numPr>
       </w:pPr>
       <w:r>
-        <w:t xml:space="preserve">Le añado un </w:t>
-      </w:r>
-      <w:proofErr w:type="spellStart"/>
-      <w:r>
-        <w:t>padding</w:t>
-      </w:r>
-      <w:proofErr w:type="spellEnd"/>
-      <w:r>
-        <w:t xml:space="preserve"> para poder hacerlo un poco más grande y que no se quede tan pequeño.</w:t>
+        <w:t>Le añado un padding para poder hacerlo un poco más grande y que no se quede tan pequeño.</w:t>
       </w:r>
     </w:p>
     <w:p>
@@ -4730,51 +4484,21 @@
       </w:pPr>
       <w:r>
         <w:lastRenderedPageBreak/>
-        <w:t xml:space="preserve">Esto lo utilizo para que cuando el contenido de </w:t>
-      </w:r>
-      <w:proofErr w:type="spellStart"/>
-      <w:r>
-        <w:rPr>
-          <w:b/>
-          <w:bCs/>
-        </w:rPr>
-        <w:t>main</w:t>
-      </w:r>
-      <w:proofErr w:type="spellEnd"/>
-      <w:r>
-        <w:t xml:space="preserve"> no sea lo suficiente mente grande este meta un margen en la parte superior para hacer que el </w:t>
-      </w:r>
-      <w:proofErr w:type="spellStart"/>
-      <w:r>
-        <w:rPr>
-          <w:b/>
-          <w:bCs/>
-        </w:rPr>
+        <w:t>Esto lo utilizo para que cuando el contenido de main no sea lo suficiente mente grande este meta un margen en la parte superior para hacer que el footer se quede en la parte de abajo</w:t>
+      </w:r>
+    </w:p>
+    <w:p>
+      <w:r>
+        <w:t>Dentro de cada elemento se le pude cambiar la dirección para poder maquetarlo como sea necesario.</w:t>
+      </w:r>
+    </w:p>
+    <w:p>
+      <w:r>
+        <w:t xml:space="preserve">Un ejemplo es en el </w:t>
+      </w:r>
+      <w:r>
         <w:t>footer</w:t>
       </w:r>
-      <w:proofErr w:type="spellEnd"/>
-      <w:r>
-        <w:t xml:space="preserve"> se quede en la parte de abajo</w:t>
-      </w:r>
-    </w:p>
-    <w:p>
-      <w:r>
-        <w:t>Dentro de cada elemento se le pude cambiar la dirección para poder maquetarlo como sea necesario.</w:t>
-      </w:r>
-    </w:p>
-    <w:p>
-      <w:r>
-        <w:t xml:space="preserve">Un ejemplo es en el </w:t>
-      </w:r>
-      <w:proofErr w:type="spellStart"/>
-      <w:r>
-        <w:rPr>
-          <w:b/>
-          <w:bCs/>
-        </w:rPr>
-        <w:t>footer</w:t>
-      </w:r>
-      <w:proofErr w:type="spellEnd"/>
       <w:r>
         <w:t>:</w:t>
       </w:r>
@@ -4825,35 +4549,16 @@
       <w:r>
         <w:t xml:space="preserve">Tengo 3 elementos y como el </w:t>
       </w:r>
-      <w:proofErr w:type="spellStart"/>
-      <w:r>
-        <w:rPr>
-          <w:b/>
-          <w:bCs/>
-        </w:rPr>
+      <w:r>
         <w:t>body</w:t>
       </w:r>
-      <w:proofErr w:type="spellEnd"/>
       <w:r>
         <w:t xml:space="preserve"> tiene la dirección en columnas cada uno debe de ir debajo del otro, pero quiero que los dos botones estén en la primera columna uno al lado del otro. </w:t>
       </w:r>
     </w:p>
     <w:p>
-      <w:proofErr w:type="gramStart"/>
-      <w:r>
-        <w:t>.enlaces</w:t>
-      </w:r>
-      <w:proofErr w:type="gramEnd"/>
-      <w:r>
-        <w:t>-</w:t>
-      </w:r>
-      <w:proofErr w:type="spellStart"/>
-      <w:r>
-        <w:t>footer</w:t>
-      </w:r>
-      <w:proofErr w:type="spellEnd"/>
-      <w:r>
-        <w:t xml:space="preserve"> {</w:t>
+      <w:r>
+        <w:t>.enlaces-footer {</w:t>
       </w:r>
     </w:p>
     <w:p>
@@ -4861,23 +4566,7 @@
         <w:spacing w:after="0"/>
       </w:pPr>
       <w:r>
-        <w:t xml:space="preserve">    </w:t>
-      </w:r>
-      <w:proofErr w:type="spellStart"/>
-      <w:r>
-        <w:t>flex-direction</w:t>
-      </w:r>
-      <w:proofErr w:type="spellEnd"/>
-      <w:r>
-        <w:t xml:space="preserve">: </w:t>
-      </w:r>
-      <w:proofErr w:type="spellStart"/>
-      <w:r>
-        <w:t>row</w:t>
-      </w:r>
-      <w:proofErr w:type="spellEnd"/>
-      <w:r>
-        <w:t>;</w:t>
+        <w:t>    flex-direction: row;</w:t>
       </w:r>
     </w:p>
     <w:p>
@@ -4973,33 +4662,10 @@
     </w:p>
     <w:p>
       <w:r>
-        <w:t>Para la cabera l</w:t>
-      </w:r>
-      <w:r>
-        <w:t xml:space="preserve">e he pedido a Gemini que me haga un logo para </w:t>
-      </w:r>
-      <w:r>
-        <w:t>una agencia</w:t>
-      </w:r>
-      <w:r>
-        <w:t xml:space="preserve"> de viajes que se llama PW-</w:t>
-      </w:r>
-      <w:proofErr w:type="spellStart"/>
-      <w:r>
-        <w:t>TravelPro</w:t>
-      </w:r>
-      <w:proofErr w:type="spellEnd"/>
-      <w:r>
-        <w:t>.</w:t>
-      </w:r>
-    </w:p>
-    <w:p>
-      <w:pPr>
-        <w:rPr>
-          <w:b/>
-          <w:bCs/>
-        </w:rPr>
-      </w:pPr>
+        <w:t>Para la cabera le he pedido a Gemini que me haga un logo para una agencia de viajes que se llama PW-TravelPro.</w:t>
+      </w:r>
+    </w:p>
+    <w:p>
       <w:r>
         <w:t xml:space="preserve">La cabera sigue el siguiente </w:t>
       </w:r>
@@ -5007,15 +4673,7 @@
         <w:t>patrón</w:t>
       </w:r>
       <w:r>
-        <w:t xml:space="preserve">, quiero que se muestre el logo y el </w:t>
-      </w:r>
-      <w:proofErr w:type="spellStart"/>
-      <w:r>
-        <w:t>login</w:t>
-      </w:r>
-      <w:proofErr w:type="spellEnd"/>
-      <w:r>
-        <w:t xml:space="preserve"> en la misma fila, pero que la barra de navegación se </w:t>
+        <w:t xml:space="preserve">, quiero que se muestre el logo y el login en la misma fila, pero que la barra de navegación se </w:t>
       </w:r>
       <w:r>
         <w:t>muestre</w:t>
@@ -5027,47 +4685,16 @@
         <w:t>tanto,</w:t>
       </w:r>
       <w:r>
-        <w:t xml:space="preserve"> tengo la estructura del </w:t>
-      </w:r>
-      <w:proofErr w:type="spellStart"/>
-      <w:r>
-        <w:t>body</w:t>
-      </w:r>
-      <w:proofErr w:type="spellEnd"/>
-      <w:r>
-        <w:t xml:space="preserve"> de que uno vaya debajo del otro con </w:t>
-      </w:r>
-      <w:proofErr w:type="spellStart"/>
-      <w:r>
-        <w:rPr>
-          <w:b/>
-          <w:bCs/>
-        </w:rPr>
+        <w:t xml:space="preserve"> tengo la estructura del body de que uno vaya debajo del otro con </w:t>
+      </w:r>
+      <w:r>
         <w:t>flex-direction</w:t>
       </w:r>
-      <w:proofErr w:type="spellEnd"/>
-      <w:r>
-        <w:rPr>
-          <w:b/>
-          <w:bCs/>
-        </w:rPr>
+      <w:r>
         <w:t xml:space="preserve">: </w:t>
       </w:r>
-      <w:proofErr w:type="spellStart"/>
-      <w:r>
-        <w:rPr>
-          <w:b/>
-          <w:bCs/>
-        </w:rPr>
-        <w:t>column</w:t>
-      </w:r>
-      <w:proofErr w:type="spellEnd"/>
-      <w:r>
-        <w:rPr>
-          <w:b/>
-          <w:bCs/>
-        </w:rPr>
-        <w:t>.</w:t>
+      <w:r>
+        <w:t>column.</w:t>
       </w:r>
     </w:p>
     <w:p>
@@ -5121,38 +4748,7 @@
     </w:p>
     <w:p>
       <w:r>
-        <w:t xml:space="preserve">Tengo la cabecera y luego la barra de navegación. Para la cabecera establezco unos estilos para que tanto el </w:t>
-      </w:r>
-      <w:proofErr w:type="spellStart"/>
-      <w:r>
-        <w:rPr>
-          <w:b/>
-          <w:bCs/>
-        </w:rPr>
-        <w:t>article</w:t>
-      </w:r>
-      <w:proofErr w:type="spellEnd"/>
-      <w:r>
-        <w:t xml:space="preserve"> como la </w:t>
-      </w:r>
-      <w:proofErr w:type="spellStart"/>
-      <w:r>
-        <w:rPr>
-          <w:b/>
-          <w:bCs/>
-        </w:rPr>
-        <w:t>img</w:t>
-      </w:r>
-      <w:proofErr w:type="spellEnd"/>
-      <w:r>
-        <w:rPr>
-          <w:b/>
-          <w:bCs/>
-        </w:rPr>
-        <w:t xml:space="preserve"> </w:t>
-      </w:r>
-      <w:r>
-        <w:t>estén en la misma fila.</w:t>
+        <w:t>Tengo la cabecera y luego la barra de navegación. Para la cabecera establezco unos estilos para que tanto el article como la img estén en la misma fila.</w:t>
       </w:r>
     </w:p>
     <w:p>
@@ -5199,135 +4795,19 @@
     </w:p>
     <w:p>
       <w:r>
-        <w:t xml:space="preserve">En </w:t>
-      </w:r>
-      <w:r>
-        <w:rPr>
-          <w:b/>
-          <w:bCs/>
-          <w:u w:val="single"/>
-        </w:rPr>
-        <w:t>cabe</w:t>
-      </w:r>
-      <w:r>
-        <w:rPr>
-          <w:b/>
-          <w:bCs/>
-          <w:u w:val="single"/>
-        </w:rPr>
+        <w:t>En cabe</w:t>
+      </w:r>
+      <w:r>
         <w:t>ce</w:t>
       </w:r>
       <w:r>
-        <w:rPr>
-          <w:b/>
-          <w:bCs/>
-          <w:u w:val="single"/>
-        </w:rPr>
-        <w:t>ra</w:t>
-      </w:r>
-      <w:r>
-        <w:t xml:space="preserve"> hago que la primera columna </w:t>
-      </w:r>
-      <w:r>
-        <w:t xml:space="preserve">del </w:t>
-      </w:r>
-      <w:proofErr w:type="spellStart"/>
-      <w:r>
-        <w:t>header</w:t>
-      </w:r>
-      <w:proofErr w:type="spellEnd"/>
-      <w:r>
-        <w:t xml:space="preserve"> se comporte internamente como una fila, que este en el centro, que si no cabe en la pantalla que baje como si fuera otra columna </w:t>
-      </w:r>
-      <w:proofErr w:type="spellStart"/>
-      <w:r>
-        <w:rPr>
-          <w:b/>
-          <w:bCs/>
-        </w:rPr>
-        <w:t>flex-wrap</w:t>
-      </w:r>
-      <w:proofErr w:type="spellEnd"/>
-      <w:r>
-        <w:rPr>
-          <w:b/>
-          <w:bCs/>
-        </w:rPr>
-        <w:t xml:space="preserve">: </w:t>
-      </w:r>
-      <w:proofErr w:type="spellStart"/>
-      <w:r>
-        <w:rPr>
-          <w:b/>
-          <w:bCs/>
-        </w:rPr>
-        <w:t>wrap</w:t>
-      </w:r>
-      <w:proofErr w:type="spellEnd"/>
-      <w:r>
-        <w:rPr>
-          <w:b/>
-          <w:bCs/>
-        </w:rPr>
-        <w:t xml:space="preserve"> </w:t>
-      </w:r>
-      <w:r>
-        <w:t xml:space="preserve">y con </w:t>
-      </w:r>
-      <w:proofErr w:type="spellStart"/>
-      <w:r>
-        <w:rPr>
-          <w:b/>
-          <w:bCs/>
-        </w:rPr>
-        <w:t>justify-content</w:t>
-      </w:r>
-      <w:proofErr w:type="spellEnd"/>
-      <w:r>
-        <w:rPr>
-          <w:b/>
-          <w:bCs/>
-        </w:rPr>
-        <w:t xml:space="preserve">: </w:t>
-      </w:r>
-      <w:proofErr w:type="spellStart"/>
-      <w:r>
-        <w:rPr>
-          <w:b/>
-          <w:bCs/>
-        </w:rPr>
-        <w:t>space-</w:t>
-      </w:r>
-      <w:proofErr w:type="gramStart"/>
-      <w:r>
-        <w:rPr>
-          <w:b/>
-          <w:bCs/>
-        </w:rPr>
-        <w:t>between</w:t>
-      </w:r>
-      <w:proofErr w:type="spellEnd"/>
-      <w:r>
-        <w:rPr>
-          <w:b/>
-          <w:bCs/>
-        </w:rPr>
-        <w:t xml:space="preserve"> </w:t>
-      </w:r>
-      <w:r>
-        <w:t xml:space="preserve"> hago</w:t>
-      </w:r>
-      <w:proofErr w:type="gramEnd"/>
-      <w:r>
-        <w:t xml:space="preserve"> que haya espacio entre los dos elementos para que cada uno se este en cada lado de la pantalla. Luego hago que </w:t>
-      </w:r>
-      <w:proofErr w:type="spellStart"/>
-      <w:r>
-        <w:t>login</w:t>
-      </w:r>
-      <w:proofErr w:type="spellEnd"/>
-      <w:r>
-        <w:t xml:space="preserve"> también sea una fila para que este todo en la misma dirección y que haya una separación entre elementos de 10px.</w:t>
+        <w:t xml:space="preserve">ra hago que la primera columna </w:t>
+      </w:r>
+      <w:r>
+        <w:t xml:space="preserve">del header se comporte internamente como una fila, que este en el centro, que si no cabe en la pantalla que baje como si fuera otra columna flex-wrap: wrap </w:t>
+      </w:r>
+      <w:r>
+        <w:t>y con justify-content: space-between hago que haya espacio entre los dos elementos para que cada uno se este en cada lado de la pantalla. Luego hago que login también sea una fila para que este todo en la misma dirección y que haya una separación entre elementos de 10px.</w:t>
       </w:r>
     </w:p>
     <w:p>
@@ -5424,24 +4904,13 @@
       <w:r>
         <w:t xml:space="preserve">Que hago lo mismo lo trato como si fuera una fila y le añado estilos para que tenga colores, con </w:t>
       </w:r>
-      <w:proofErr w:type="spellStart"/>
       <w:r>
         <w:rPr>
           <w:b/>
           <w:bCs/>
         </w:rPr>
-        <w:t>flex-</w:t>
-      </w:r>
-      <w:proofErr w:type="gramStart"/>
-      <w:r>
-        <w:rPr>
-          <w:b/>
-          <w:bCs/>
-        </w:rPr>
-        <w:t>wrap:wrap</w:t>
-      </w:r>
-      <w:proofErr w:type="spellEnd"/>
-      <w:proofErr w:type="gramEnd"/>
+        <w:t>flex-wrap:wrap</w:t>
+      </w:r>
       <w:r>
         <w:t xml:space="preserve"> si es una pantalla pequeña y no hay espacio los elementos van bajando a la siguiente fila.</w:t>
       </w:r>
@@ -5493,15 +4962,1153 @@
         <w:t>Con esto ya he terminado la maquetación de los elementos principales y que se repiten en todos los documentos.</w:t>
       </w:r>
     </w:p>
+    <w:p>
+      <w:r>
+        <w:br w:type="page"/>
+      </w:r>
+    </w:p>
+    <w:p>
+      <w:pPr>
+        <w:pStyle w:val="Ttulo1"/>
+      </w:pPr>
+      <w:r>
+        <w:lastRenderedPageBreak/>
+        <w:t>Página principal (index.html)</w:t>
+      </w:r>
+    </w:p>
+    <w:p>
+      <w:r>
+        <w:t>Para la página principal lo que he usado es soparlo en dos articles, el primero con la imagen y la información principal de la pagina web y el segundo para la búsqueda.</w:t>
+      </w:r>
+    </w:p>
+    <w:p>
+      <w:r>
+        <w:rPr>
+          <w:noProof/>
+        </w:rPr>
+        <w:drawing>
+          <wp:inline distT="0" distB="0" distL="0" distR="0" wp14:anchorId="7F69C91C" wp14:editId="16B59352">
+            <wp:extent cx="5400040" cy="936625"/>
+            <wp:effectExtent l="0" t="0" r="0" b="0"/>
+            <wp:docPr id="1359610000" name="Imagen 1" descr="Imagen que contiene monitor&#10;&#10;El contenido generado por IA puede ser incorrecto."/>
+            <wp:cNvGraphicFramePr>
+              <a:graphicFrameLocks xmlns:a="http://schemas.openxmlformats.org/drawingml/2006/main" noChangeAspect="1"/>
+            </wp:cNvGraphicFramePr>
+            <a:graphic xmlns:a="http://schemas.openxmlformats.org/drawingml/2006/main">
+              <a:graphicData uri="http://schemas.openxmlformats.org/drawingml/2006/picture">
+                <pic:pic xmlns:pic="http://schemas.openxmlformats.org/drawingml/2006/picture">
+                  <pic:nvPicPr>
+                    <pic:cNvPr id="1359610000" name="Imagen 1" descr="Imagen que contiene monitor&#10;&#10;El contenido generado por IA puede ser incorrecto."/>
+                    <pic:cNvPicPr/>
+                  </pic:nvPicPr>
+                  <pic:blipFill>
+                    <a:blip r:embed="rId17"/>
+                    <a:stretch>
+                      <a:fillRect/>
+                    </a:stretch>
+                  </pic:blipFill>
+                  <pic:spPr>
+                    <a:xfrm>
+                      <a:off x="0" y="0"/>
+                      <a:ext cx="5400040" cy="936625"/>
+                    </a:xfrm>
+                    <a:prstGeom prst="rect">
+                      <a:avLst/>
+                    </a:prstGeom>
+                  </pic:spPr>
+                </pic:pic>
+              </a:graphicData>
+            </a:graphic>
+          </wp:inline>
+        </w:drawing>
+      </w:r>
+    </w:p>
+    <w:p>
+      <w:r>
+        <w:rPr>
+          <w:noProof/>
+        </w:rPr>
+        <w:drawing>
+          <wp:inline distT="0" distB="0" distL="0" distR="0" wp14:anchorId="7DFDC8A1" wp14:editId="3B5DDEEC">
+            <wp:extent cx="4105275" cy="4962525"/>
+            <wp:effectExtent l="0" t="0" r="9525" b="9525"/>
+            <wp:docPr id="1812743374" name="Imagen 1" descr="Texto&#10;&#10;El contenido generado por IA puede ser incorrecto."/>
+            <wp:cNvGraphicFramePr>
+              <a:graphicFrameLocks xmlns:a="http://schemas.openxmlformats.org/drawingml/2006/main" noChangeAspect="1"/>
+            </wp:cNvGraphicFramePr>
+            <a:graphic xmlns:a="http://schemas.openxmlformats.org/drawingml/2006/main">
+              <a:graphicData uri="http://schemas.openxmlformats.org/drawingml/2006/picture">
+                <pic:pic xmlns:pic="http://schemas.openxmlformats.org/drawingml/2006/picture">
+                  <pic:nvPicPr>
+                    <pic:cNvPr id="1812743374" name="Imagen 1" descr="Texto&#10;&#10;El contenido generado por IA puede ser incorrecto."/>
+                    <pic:cNvPicPr/>
+                  </pic:nvPicPr>
+                  <pic:blipFill>
+                    <a:blip r:embed="rId18"/>
+                    <a:stretch>
+                      <a:fillRect/>
+                    </a:stretch>
+                  </pic:blipFill>
+                  <pic:spPr>
+                    <a:xfrm>
+                      <a:off x="0" y="0"/>
+                      <a:ext cx="4105275" cy="4962525"/>
+                    </a:xfrm>
+                    <a:prstGeom prst="rect">
+                      <a:avLst/>
+                    </a:prstGeom>
+                  </pic:spPr>
+                </pic:pic>
+              </a:graphicData>
+            </a:graphic>
+          </wp:inline>
+        </w:drawing>
+      </w:r>
+    </w:p>
+    <w:p>
+      <w:r>
+        <w:t>El main tiene una clase para poder aplicarle un color de fondo solo a esta página, la imagen ocupa de ancho el 90% para que no se vea mal, el largo automático para que vaya cambiando según la dimensión de la pantalla y bordes en las esquinas.</w:t>
+      </w:r>
+    </w:p>
+    <w:p>
+      <w:r>
+        <w:t>En el article de bienvenida no le he aplicado ningún estilo para orientar la dirección ya que por defecto lo tiene modo columna.</w:t>
+      </w:r>
+    </w:p>
+    <w:p>
+      <w:r>
+        <w:t>Para el buscador si, ya que lo quiero en una misma fila, en este caso le he puesto una imagen de fondo para que se vea mejor.</w:t>
+      </w:r>
+    </w:p>
+    <w:p>
+      <w:r>
+        <w:br w:type="page"/>
+      </w:r>
+    </w:p>
+    <w:p>
+      <w:pPr>
+        <w:pStyle w:val="Ttulo1"/>
+      </w:pPr>
+      <w:r>
+        <w:lastRenderedPageBreak/>
+        <w:t>Viajes (viajes.html)</w:t>
+      </w:r>
+    </w:p>
+    <w:p>
+      <w:r>
+        <w:t>En esta página se muestran todos los viajes que hay en la agencia, en el menú lateral se puede ir a una pantalla igual que viajes.html pero donde salen los viajes por el país seleccionado en el menú lateral.</w:t>
+      </w:r>
+    </w:p>
+    <w:p>
+      <w:r>
+        <w:t>Para est</w:t>
+      </w:r>
+      <w:r>
+        <w:t>a pantalla h</w:t>
+      </w:r>
+      <w:r>
+        <w:t>e decido dividir el main en un aside</w:t>
+      </w:r>
+      <w:r>
+        <w:t xml:space="preserve"> para un menú lateral, un section donde que dentro hay </w:t>
+      </w:r>
+      <w:r>
+        <w:t>un h2 para el título, un article donde se guardan los enlaces que son las tarjetas que muestran los viajes disponibles y un nav que sirve de paginación para poder ir a otras pantallas con más viajes.</w:t>
+      </w:r>
+    </w:p>
+    <w:p>
+      <w:r>
+        <w:t xml:space="preserve">Para el menú lateral he usado un menú que ya bien hecho que es este:  </w:t>
+      </w:r>
+      <w:hyperlink r:id="rId19" w:history="1">
+        <w:r>
+          <w:rPr>
+            <w:rStyle w:val="Hipervnculo"/>
+          </w:rPr>
+          <w:t>https://www.w3schools.com/w3css/w3css_sidebar.asp</w:t>
+        </w:r>
+      </w:hyperlink>
+    </w:p>
+    <w:p>
+      <w:r>
+        <w:rPr>
+          <w:noProof/>
+        </w:rPr>
+        <w:drawing>
+          <wp:inline distT="0" distB="0" distL="0" distR="0" wp14:anchorId="0C2B13FD" wp14:editId="64507EBC">
+            <wp:extent cx="4448175" cy="1718803"/>
+            <wp:effectExtent l="0" t="0" r="0" b="0"/>
+            <wp:docPr id="1183990361" name="Imagen 1" descr="Texto&#10;&#10;El contenido generado por IA puede ser incorrecto."/>
+            <wp:cNvGraphicFramePr>
+              <a:graphicFrameLocks xmlns:a="http://schemas.openxmlformats.org/drawingml/2006/main" noChangeAspect="1"/>
+            </wp:cNvGraphicFramePr>
+            <a:graphic xmlns:a="http://schemas.openxmlformats.org/drawingml/2006/main">
+              <a:graphicData uri="http://schemas.openxmlformats.org/drawingml/2006/picture">
+                <pic:pic xmlns:pic="http://schemas.openxmlformats.org/drawingml/2006/picture">
+                  <pic:nvPicPr>
+                    <pic:cNvPr id="1183990361" name="Imagen 1" descr="Texto&#10;&#10;El contenido generado por IA puede ser incorrecto."/>
+                    <pic:cNvPicPr/>
+                  </pic:nvPicPr>
+                  <pic:blipFill>
+                    <a:blip r:embed="rId20"/>
+                    <a:stretch>
+                      <a:fillRect/>
+                    </a:stretch>
+                  </pic:blipFill>
+                  <pic:spPr>
+                    <a:xfrm>
+                      <a:off x="0" y="0"/>
+                      <a:ext cx="4482263" cy="1731975"/>
+                    </a:xfrm>
+                    <a:prstGeom prst="rect">
+                      <a:avLst/>
+                    </a:prstGeom>
+                  </pic:spPr>
+                </pic:pic>
+              </a:graphicData>
+            </a:graphic>
+          </wp:inline>
+        </w:drawing>
+      </w:r>
+    </w:p>
+    <w:p>
+      <w:r>
+        <w:t>Viene ya por defecto y yo lo que he hecho es modificarle los colores y lo bordes. El menú lateral tiene enlaces a paginas donde se pueden ver los viajes por países.</w:t>
+      </w:r>
+    </w:p>
+    <w:p>
+      <w:r>
+        <w:rPr>
+          <w:noProof/>
+        </w:rPr>
+        <w:drawing>
+          <wp:inline distT="0" distB="0" distL="0" distR="0" wp14:anchorId="7DFDBD25" wp14:editId="720ABFF4">
+            <wp:extent cx="2895600" cy="962805"/>
+            <wp:effectExtent l="0" t="0" r="0" b="8890"/>
+            <wp:docPr id="1590108039" name="Imagen 1" descr="Texto&#10;&#10;El contenido generado por IA puede ser incorrecto."/>
+            <wp:cNvGraphicFramePr>
+              <a:graphicFrameLocks xmlns:a="http://schemas.openxmlformats.org/drawingml/2006/main" noChangeAspect="1"/>
+            </wp:cNvGraphicFramePr>
+            <a:graphic xmlns:a="http://schemas.openxmlformats.org/drawingml/2006/main">
+              <a:graphicData uri="http://schemas.openxmlformats.org/drawingml/2006/picture">
+                <pic:pic xmlns:pic="http://schemas.openxmlformats.org/drawingml/2006/picture">
+                  <pic:nvPicPr>
+                    <pic:cNvPr id="1590108039" name="Imagen 1" descr="Texto&#10;&#10;El contenido generado por IA puede ser incorrecto."/>
+                    <pic:cNvPicPr/>
+                  </pic:nvPicPr>
+                  <pic:blipFill>
+                    <a:blip r:embed="rId21"/>
+                    <a:stretch>
+                      <a:fillRect/>
+                    </a:stretch>
+                  </pic:blipFill>
+                  <pic:spPr>
+                    <a:xfrm>
+                      <a:off x="0" y="0"/>
+                      <a:ext cx="2935232" cy="975983"/>
+                    </a:xfrm>
+                    <a:prstGeom prst="rect">
+                      <a:avLst/>
+                    </a:prstGeom>
+                  </pic:spPr>
+                </pic:pic>
+              </a:graphicData>
+            </a:graphic>
+          </wp:inline>
+        </w:drawing>
+      </w:r>
+    </w:p>
+    <w:p>
+      <w:r>
+        <w:t xml:space="preserve">Para el menú de navegación entre viajes lo que he hecho es poner los valores en una fila y centrarlos para que quede como una paginación real y que se sepa en que </w:t>
+      </w:r>
+      <w:r>
+        <w:t>página</w:t>
+      </w:r>
+      <w:r>
+        <w:t xml:space="preserve"> está </w:t>
+      </w:r>
+      <w:r>
+        <w:t>resaltando el número.</w:t>
+      </w:r>
+    </w:p>
+    <w:p>
+      <w:r>
+        <w:t xml:space="preserve">He usado parte del framawork de w3css: </w:t>
+      </w:r>
+      <w:hyperlink r:id="rId22" w:history="1">
+        <w:r>
+          <w:rPr>
+            <w:rStyle w:val="Hipervnculo"/>
+          </w:rPr>
+          <w:t>https://www.w3schools.com/w3css/w3css_pagination.asp</w:t>
+        </w:r>
+      </w:hyperlink>
+      <w:r>
+        <w:t>. Solo he usado el estilo que viene con los botones.</w:t>
+      </w:r>
+    </w:p>
+    <w:p>
+      <w:r>
+        <w:rPr>
+          <w:noProof/>
+        </w:rPr>
+        <w:drawing>
+          <wp:inline distT="0" distB="0" distL="0" distR="0" wp14:anchorId="0B5E9440" wp14:editId="60B515BC">
+            <wp:extent cx="3545861" cy="966939"/>
+            <wp:effectExtent l="0" t="0" r="0" b="5080"/>
+            <wp:docPr id="1020901535" name="Imagen 1" descr="Texto&#10;&#10;El contenido generado por IA puede ser incorrecto."/>
+            <wp:cNvGraphicFramePr>
+              <a:graphicFrameLocks xmlns:a="http://schemas.openxmlformats.org/drawingml/2006/main" noChangeAspect="1"/>
+            </wp:cNvGraphicFramePr>
+            <a:graphic xmlns:a="http://schemas.openxmlformats.org/drawingml/2006/main">
+              <a:graphicData uri="http://schemas.openxmlformats.org/drawingml/2006/picture">
+                <pic:pic xmlns:pic="http://schemas.openxmlformats.org/drawingml/2006/picture">
+                  <pic:nvPicPr>
+                    <pic:cNvPr id="1020901535" name="Imagen 1" descr="Texto&#10;&#10;El contenido generado por IA puede ser incorrecto."/>
+                    <pic:cNvPicPr/>
+                  </pic:nvPicPr>
+                  <pic:blipFill>
+                    <a:blip r:embed="rId23"/>
+                    <a:stretch>
+                      <a:fillRect/>
+                    </a:stretch>
+                  </pic:blipFill>
+                  <pic:spPr>
+                    <a:xfrm>
+                      <a:off x="0" y="0"/>
+                      <a:ext cx="3602912" cy="982497"/>
+                    </a:xfrm>
+                    <a:prstGeom prst="rect">
+                      <a:avLst/>
+                    </a:prstGeom>
+                  </pic:spPr>
+                </pic:pic>
+              </a:graphicData>
+            </a:graphic>
+          </wp:inline>
+        </w:drawing>
+      </w:r>
+      <w:r>
+        <w:rPr>
+          <w:noProof/>
+        </w:rPr>
+        <w:drawing>
+          <wp:inline distT="0" distB="0" distL="0" distR="0" wp14:anchorId="4BFD843E" wp14:editId="6595BF77">
+            <wp:extent cx="1828800" cy="1580606"/>
+            <wp:effectExtent l="0" t="0" r="0" b="635"/>
+            <wp:docPr id="824375852" name="Imagen 1" descr="Texto&#10;&#10;El contenido generado por IA puede ser incorrecto."/>
+            <wp:cNvGraphicFramePr>
+              <a:graphicFrameLocks xmlns:a="http://schemas.openxmlformats.org/drawingml/2006/main" noChangeAspect="1"/>
+            </wp:cNvGraphicFramePr>
+            <a:graphic xmlns:a="http://schemas.openxmlformats.org/drawingml/2006/main">
+              <a:graphicData uri="http://schemas.openxmlformats.org/drawingml/2006/picture">
+                <pic:pic xmlns:pic="http://schemas.openxmlformats.org/drawingml/2006/picture">
+                  <pic:nvPicPr>
+                    <pic:cNvPr id="824375852" name="Imagen 1" descr="Texto&#10;&#10;El contenido generado por IA puede ser incorrecto."/>
+                    <pic:cNvPicPr/>
+                  </pic:nvPicPr>
+                  <pic:blipFill>
+                    <a:blip r:embed="rId24"/>
+                    <a:stretch>
+                      <a:fillRect/>
+                    </a:stretch>
+                  </pic:blipFill>
+                  <pic:spPr>
+                    <a:xfrm>
+                      <a:off x="0" y="0"/>
+                      <a:ext cx="1842590" cy="1592525"/>
+                    </a:xfrm>
+                    <a:prstGeom prst="rect">
+                      <a:avLst/>
+                    </a:prstGeom>
+                  </pic:spPr>
+                </pic:pic>
+              </a:graphicData>
+            </a:graphic>
+          </wp:inline>
+        </w:drawing>
+      </w:r>
+    </w:p>
+    <w:p>
+      <w:r>
+        <w:lastRenderedPageBreak/>
+        <w:t>Las tarjetas las he puesto como enlaces para que cuando haga click sobre la tarjeta esta redirija a otra pantalla.</w:t>
+      </w:r>
+    </w:p>
+    <w:p>
+      <w:r>
+        <w:rPr>
+          <w:noProof/>
+        </w:rPr>
+        <w:drawing>
+          <wp:inline distT="0" distB="0" distL="0" distR="0" wp14:anchorId="2F50C8DD" wp14:editId="4F480392">
+            <wp:extent cx="5400040" cy="2316480"/>
+            <wp:effectExtent l="0" t="0" r="0" b="7620"/>
+            <wp:docPr id="653333811" name="Imagen 1" descr="Pantalla de computadora con letras&#10;&#10;El contenido generado por IA puede ser incorrecto."/>
+            <wp:cNvGraphicFramePr>
+              <a:graphicFrameLocks xmlns:a="http://schemas.openxmlformats.org/drawingml/2006/main" noChangeAspect="1"/>
+            </wp:cNvGraphicFramePr>
+            <a:graphic xmlns:a="http://schemas.openxmlformats.org/drawingml/2006/main">
+              <a:graphicData uri="http://schemas.openxmlformats.org/drawingml/2006/picture">
+                <pic:pic xmlns:pic="http://schemas.openxmlformats.org/drawingml/2006/picture">
+                  <pic:nvPicPr>
+                    <pic:cNvPr id="653333811" name="Imagen 1" descr="Pantalla de computadora con letras&#10;&#10;El contenido generado por IA puede ser incorrecto."/>
+                    <pic:cNvPicPr/>
+                  </pic:nvPicPr>
+                  <pic:blipFill>
+                    <a:blip r:embed="rId25"/>
+                    <a:stretch>
+                      <a:fillRect/>
+                    </a:stretch>
+                  </pic:blipFill>
+                  <pic:spPr>
+                    <a:xfrm>
+                      <a:off x="0" y="0"/>
+                      <a:ext cx="5400040" cy="2316480"/>
+                    </a:xfrm>
+                    <a:prstGeom prst="rect">
+                      <a:avLst/>
+                    </a:prstGeom>
+                  </pic:spPr>
+                </pic:pic>
+              </a:graphicData>
+            </a:graphic>
+          </wp:inline>
+        </w:drawing>
+      </w:r>
+    </w:p>
+    <w:p>
+      <w:r>
+        <w:t>He puesto un article y una clase tarjetas para añadirle un estilo que se sea así:</w:t>
+      </w:r>
+    </w:p>
+    <w:p>
+      <w:r>
+        <w:rPr>
+          <w:noProof/>
+        </w:rPr>
+        <w:drawing>
+          <wp:inline distT="0" distB="0" distL="0" distR="0" wp14:anchorId="0DB4D4C9" wp14:editId="1A0B1401">
+            <wp:extent cx="2867025" cy="1695450"/>
+            <wp:effectExtent l="0" t="0" r="9525" b="0"/>
+            <wp:docPr id="1009013601" name="Imagen 1" descr="Texto&#10;&#10;El contenido generado por IA puede ser incorrecto."/>
+            <wp:cNvGraphicFramePr>
+              <a:graphicFrameLocks xmlns:a="http://schemas.openxmlformats.org/drawingml/2006/main" noChangeAspect="1"/>
+            </wp:cNvGraphicFramePr>
+            <a:graphic xmlns:a="http://schemas.openxmlformats.org/drawingml/2006/main">
+              <a:graphicData uri="http://schemas.openxmlformats.org/drawingml/2006/picture">
+                <pic:pic xmlns:pic="http://schemas.openxmlformats.org/drawingml/2006/picture">
+                  <pic:nvPicPr>
+                    <pic:cNvPr id="1009013601" name="Imagen 1" descr="Texto&#10;&#10;El contenido generado por IA puede ser incorrecto."/>
+                    <pic:cNvPicPr/>
+                  </pic:nvPicPr>
+                  <pic:blipFill>
+                    <a:blip r:embed="rId26"/>
+                    <a:stretch>
+                      <a:fillRect/>
+                    </a:stretch>
+                  </pic:blipFill>
+                  <pic:spPr>
+                    <a:xfrm>
+                      <a:off x="0" y="0"/>
+                      <a:ext cx="2867025" cy="1695450"/>
+                    </a:xfrm>
+                    <a:prstGeom prst="rect">
+                      <a:avLst/>
+                    </a:prstGeom>
+                  </pic:spPr>
+                </pic:pic>
+              </a:graphicData>
+            </a:graphic>
+          </wp:inline>
+        </w:drawing>
+      </w:r>
+    </w:p>
+    <w:p>
+      <w:r>
+        <w:t xml:space="preserve">Con esto lo que hace es que sea una fila, que haya espacio alrededor de ellas, que los ítems que hayan dentro de ella si hay alguno mas pequeño se estire hasta el tamaño del más grande con stretch y que si los elementos se quedan sin pantalla que bajen a la fila siguiente. Dentro de cada enlace lo que he hecho es añadirle un ancho de 32% para que siempre haya 3 tarjetas por cada fila, también añadirle color al pasar el ratón sobre la tarjeta y que </w:t>
+      </w:r>
+      <w:r>
+        <w:t>moverla hacia arriba 4px para que se note que se esta seleccionando.</w:t>
+      </w:r>
+    </w:p>
+    <w:p>
+      <w:r>
+        <w:rPr>
+          <w:noProof/>
+        </w:rPr>
+        <w:drawing>
+          <wp:inline distT="0" distB="0" distL="0" distR="0" wp14:anchorId="5910FAF6" wp14:editId="3E73F45F">
+            <wp:extent cx="4048125" cy="1267032"/>
+            <wp:effectExtent l="0" t="0" r="0" b="9525"/>
+            <wp:docPr id="2034937887" name="Imagen 1" descr="Texto&#10;&#10;El contenido generado por IA puede ser incorrecto."/>
+            <wp:cNvGraphicFramePr>
+              <a:graphicFrameLocks xmlns:a="http://schemas.openxmlformats.org/drawingml/2006/main" noChangeAspect="1"/>
+            </wp:cNvGraphicFramePr>
+            <a:graphic xmlns:a="http://schemas.openxmlformats.org/drawingml/2006/main">
+              <a:graphicData uri="http://schemas.openxmlformats.org/drawingml/2006/picture">
+                <pic:pic xmlns:pic="http://schemas.openxmlformats.org/drawingml/2006/picture">
+                  <pic:nvPicPr>
+                    <pic:cNvPr id="2034937887" name="Imagen 1" descr="Texto&#10;&#10;El contenido generado por IA puede ser incorrecto."/>
+                    <pic:cNvPicPr/>
+                  </pic:nvPicPr>
+                  <pic:blipFill>
+                    <a:blip r:embed="rId27"/>
+                    <a:stretch>
+                      <a:fillRect/>
+                    </a:stretch>
+                  </pic:blipFill>
+                  <pic:spPr>
+                    <a:xfrm>
+                      <a:off x="0" y="0"/>
+                      <a:ext cx="4062006" cy="1271377"/>
+                    </a:xfrm>
+                    <a:prstGeom prst="rect">
+                      <a:avLst/>
+                    </a:prstGeom>
+                  </pic:spPr>
+                </pic:pic>
+              </a:graphicData>
+            </a:graphic>
+          </wp:inline>
+        </w:drawing>
+      </w:r>
+    </w:p>
+    <w:p>
+      <w:r>
+        <w:rPr>
+          <w:noProof/>
+        </w:rPr>
+        <w:drawing>
+          <wp:inline distT="0" distB="0" distL="0" distR="0" wp14:anchorId="4B5B5A62" wp14:editId="0AA72F4E">
+            <wp:extent cx="4648200" cy="1199535"/>
+            <wp:effectExtent l="0" t="0" r="0" b="635"/>
+            <wp:docPr id="1147371401" name="Imagen 1" descr="Texto&#10;&#10;El contenido generado por IA puede ser incorrecto."/>
+            <wp:cNvGraphicFramePr>
+              <a:graphicFrameLocks xmlns:a="http://schemas.openxmlformats.org/drawingml/2006/main" noChangeAspect="1"/>
+            </wp:cNvGraphicFramePr>
+            <a:graphic xmlns:a="http://schemas.openxmlformats.org/drawingml/2006/main">
+              <a:graphicData uri="http://schemas.openxmlformats.org/drawingml/2006/picture">
+                <pic:pic xmlns:pic="http://schemas.openxmlformats.org/drawingml/2006/picture">
+                  <pic:nvPicPr>
+                    <pic:cNvPr id="1147371401" name="Imagen 1" descr="Texto&#10;&#10;El contenido generado por IA puede ser incorrecto."/>
+                    <pic:cNvPicPr/>
+                  </pic:nvPicPr>
+                  <pic:blipFill>
+                    <a:blip r:embed="rId28"/>
+                    <a:stretch>
+                      <a:fillRect/>
+                    </a:stretch>
+                  </pic:blipFill>
+                  <pic:spPr>
+                    <a:xfrm>
+                      <a:off x="0" y="0"/>
+                      <a:ext cx="4672644" cy="1205843"/>
+                    </a:xfrm>
+                    <a:prstGeom prst="rect">
+                      <a:avLst/>
+                    </a:prstGeom>
+                  </pic:spPr>
+                </pic:pic>
+              </a:graphicData>
+            </a:graphic>
+          </wp:inline>
+        </w:drawing>
+      </w:r>
+    </w:p>
+    <w:p>
+      <w:pPr>
+        <w:pStyle w:val="Ttulo1"/>
+      </w:pPr>
+      <w:r>
+        <w:lastRenderedPageBreak/>
+        <w:t>Viajes grupos (viajes</w:t>
+      </w:r>
+      <w:r>
+        <w:t>_</w:t>
+      </w:r>
+      <w:r>
+        <w:t>grupo.html)</w:t>
+      </w:r>
+    </w:p>
+    <w:p>
+      <w:r>
+        <w:t>Para los viajes en grupo que he hecho es poner 3 viajes en grupo, que sen 3 tarjetas grandes donde se pueda ver toda la información sobre el viaje perfectamanete.</w:t>
+      </w:r>
+    </w:p>
+    <w:p>
+      <w:r>
+        <w:rPr>
+          <w:noProof/>
+        </w:rPr>
+        <w:drawing>
+          <wp:inline distT="0" distB="0" distL="0" distR="0" wp14:anchorId="490A3958" wp14:editId="26ABAA18">
+            <wp:extent cx="5817236" cy="2514600"/>
+            <wp:effectExtent l="0" t="0" r="0" b="0"/>
+            <wp:docPr id="1206059129" name="Imagen 1" descr="Texto&#10;&#10;El contenido generado por IA puede ser incorrecto."/>
+            <wp:cNvGraphicFramePr>
+              <a:graphicFrameLocks xmlns:a="http://schemas.openxmlformats.org/drawingml/2006/main" noChangeAspect="1"/>
+            </wp:cNvGraphicFramePr>
+            <a:graphic xmlns:a="http://schemas.openxmlformats.org/drawingml/2006/main">
+              <a:graphicData uri="http://schemas.openxmlformats.org/drawingml/2006/picture">
+                <pic:pic xmlns:pic="http://schemas.openxmlformats.org/drawingml/2006/picture">
+                  <pic:nvPicPr>
+                    <pic:cNvPr id="1206059129" name="Imagen 1" descr="Texto&#10;&#10;El contenido generado por IA puede ser incorrecto."/>
+                    <pic:cNvPicPr/>
+                  </pic:nvPicPr>
+                  <pic:blipFill>
+                    <a:blip r:embed="rId29"/>
+                    <a:stretch>
+                      <a:fillRect/>
+                    </a:stretch>
+                  </pic:blipFill>
+                  <pic:spPr>
+                    <a:xfrm>
+                      <a:off x="0" y="0"/>
+                      <a:ext cx="5820926" cy="2516195"/>
+                    </a:xfrm>
+                    <a:prstGeom prst="rect">
+                      <a:avLst/>
+                    </a:prstGeom>
+                  </pic:spPr>
+                </pic:pic>
+              </a:graphicData>
+            </a:graphic>
+          </wp:inline>
+        </w:drawing>
+      </w:r>
+    </w:p>
+    <w:p>
+      <w:r>
+        <w:rPr>
+          <w:noProof/>
+        </w:rPr>
+        <w:drawing>
+          <wp:inline distT="0" distB="0" distL="0" distR="0" wp14:anchorId="7455F7A5" wp14:editId="4E9E4106">
+            <wp:extent cx="2428875" cy="1104900"/>
+            <wp:effectExtent l="0" t="0" r="9525" b="0"/>
+            <wp:docPr id="205611009" name="Imagen 1" descr="Texto&#10;&#10;El contenido generado por IA puede ser incorrecto."/>
+            <wp:cNvGraphicFramePr>
+              <a:graphicFrameLocks xmlns:a="http://schemas.openxmlformats.org/drawingml/2006/main" noChangeAspect="1"/>
+            </wp:cNvGraphicFramePr>
+            <a:graphic xmlns:a="http://schemas.openxmlformats.org/drawingml/2006/main">
+              <a:graphicData uri="http://schemas.openxmlformats.org/drawingml/2006/picture">
+                <pic:pic xmlns:pic="http://schemas.openxmlformats.org/drawingml/2006/picture">
+                  <pic:nvPicPr>
+                    <pic:cNvPr id="205611009" name="Imagen 1" descr="Texto&#10;&#10;El contenido generado por IA puede ser incorrecto."/>
+                    <pic:cNvPicPr/>
+                  </pic:nvPicPr>
+                  <pic:blipFill>
+                    <a:blip r:embed="rId30"/>
+                    <a:stretch>
+                      <a:fillRect/>
+                    </a:stretch>
+                  </pic:blipFill>
+                  <pic:spPr>
+                    <a:xfrm>
+                      <a:off x="0" y="0"/>
+                      <a:ext cx="2428875" cy="1104900"/>
+                    </a:xfrm>
+                    <a:prstGeom prst="rect">
+                      <a:avLst/>
+                    </a:prstGeom>
+                  </pic:spPr>
+                </pic:pic>
+              </a:graphicData>
+            </a:graphic>
+          </wp:inline>
+        </w:drawing>
+      </w:r>
+    </w:p>
+    <w:p>
+      <w:r>
+        <w:t>Para cada tarjeta lo que he hecho es pon</w:t>
+      </w:r>
+      <w:r>
+        <w:t>erle un ancho del 50% para que no sea muy ancha, que entre tarjetas haya un margen y que la imagen que hay dentro tenga un 80% de ancho con bordes en redondos en la parte de abajo. Debajo de la foto la zona de información y le he puesto un margen en la izquierda de 10% para que empiece el texto a la par con la foto, ya que como es un 20% la mitad es 10% y por eso empieza debajo. Lo demás es maquetar el texto para que non tengas márgenes y que no se vean muchos espacios.</w:t>
+      </w:r>
+    </w:p>
+    <w:p>
+      <w:r>
+        <w:rPr>
+          <w:noProof/>
+        </w:rPr>
+        <w:drawing>
+          <wp:inline distT="0" distB="0" distL="0" distR="0" wp14:anchorId="03480000" wp14:editId="0D5A7DDB">
+            <wp:extent cx="2276475" cy="1667278"/>
+            <wp:effectExtent l="0" t="0" r="0" b="9525"/>
+            <wp:docPr id="234177285" name="Imagen 1" descr="Texto&#10;&#10;El contenido generado por IA puede ser incorrecto."/>
+            <wp:cNvGraphicFramePr>
+              <a:graphicFrameLocks xmlns:a="http://schemas.openxmlformats.org/drawingml/2006/main" noChangeAspect="1"/>
+            </wp:cNvGraphicFramePr>
+            <a:graphic xmlns:a="http://schemas.openxmlformats.org/drawingml/2006/main">
+              <a:graphicData uri="http://schemas.openxmlformats.org/drawingml/2006/picture">
+                <pic:pic xmlns:pic="http://schemas.openxmlformats.org/drawingml/2006/picture">
+                  <pic:nvPicPr>
+                    <pic:cNvPr id="234177285" name="Imagen 1" descr="Texto&#10;&#10;El contenido generado por IA puede ser incorrecto."/>
+                    <pic:cNvPicPr/>
+                  </pic:nvPicPr>
+                  <pic:blipFill>
+                    <a:blip r:embed="rId31"/>
+                    <a:stretch>
+                      <a:fillRect/>
+                    </a:stretch>
+                  </pic:blipFill>
+                  <pic:spPr>
+                    <a:xfrm>
+                      <a:off x="0" y="0"/>
+                      <a:ext cx="2281203" cy="1670741"/>
+                    </a:xfrm>
+                    <a:prstGeom prst="rect">
+                      <a:avLst/>
+                    </a:prstGeom>
+                  </pic:spPr>
+                </pic:pic>
+              </a:graphicData>
+            </a:graphic>
+          </wp:inline>
+        </w:drawing>
+      </w:r>
+      <w:r>
+        <w:rPr>
+          <w:noProof/>
+        </w:rPr>
+        <w:drawing>
+          <wp:inline distT="0" distB="0" distL="0" distR="0" wp14:anchorId="45DABCE0" wp14:editId="670EA7FC">
+            <wp:extent cx="1790700" cy="2506980"/>
+            <wp:effectExtent l="0" t="0" r="0" b="7620"/>
+            <wp:docPr id="221939367" name="Imagen 1" descr="Texto&#10;&#10;El contenido generado por IA puede ser incorrecto."/>
+            <wp:cNvGraphicFramePr>
+              <a:graphicFrameLocks xmlns:a="http://schemas.openxmlformats.org/drawingml/2006/main" noChangeAspect="1"/>
+            </wp:cNvGraphicFramePr>
+            <a:graphic xmlns:a="http://schemas.openxmlformats.org/drawingml/2006/main">
+              <a:graphicData uri="http://schemas.openxmlformats.org/drawingml/2006/picture">
+                <pic:pic xmlns:pic="http://schemas.openxmlformats.org/drawingml/2006/picture">
+                  <pic:nvPicPr>
+                    <pic:cNvPr id="221939367" name="Imagen 1" descr="Texto&#10;&#10;El contenido generado por IA puede ser incorrecto."/>
+                    <pic:cNvPicPr/>
+                  </pic:nvPicPr>
+                  <pic:blipFill>
+                    <a:blip r:embed="rId32"/>
+                    <a:stretch>
+                      <a:fillRect/>
+                    </a:stretch>
+                  </pic:blipFill>
+                  <pic:spPr>
+                    <a:xfrm>
+                      <a:off x="0" y="0"/>
+                      <a:ext cx="1790700" cy="2506980"/>
+                    </a:xfrm>
+                    <a:prstGeom prst="rect">
+                      <a:avLst/>
+                    </a:prstGeom>
+                  </pic:spPr>
+                </pic:pic>
+              </a:graphicData>
+            </a:graphic>
+          </wp:inline>
+        </w:drawing>
+      </w:r>
+    </w:p>
+    <w:p>
+      <w:pPr>
+        <w:pStyle w:val="Ttulo1"/>
+      </w:pPr>
+      <w:r>
+        <w:lastRenderedPageBreak/>
+        <w:t>Ofertas (ofertas.html)</w:t>
+      </w:r>
+    </w:p>
+    <w:p>
+      <w:r>
+        <w:t>En est</w:t>
+      </w:r>
+      <w:r>
+        <w:t>a</w:t>
+      </w:r>
+      <w:r>
+        <w:t xml:space="preserve"> pantalla he usado una solo tabla para poner los 4 meses del año. Cada mes tiene 7 días y por tanto son 14 filas y he puesto otra</w:t>
+      </w:r>
+      <w:r>
+        <w:t xml:space="preserve"> columna </w:t>
+      </w:r>
+      <w:r>
+        <w:t>para separa</w:t>
+      </w:r>
+      <w:r>
+        <w:t>r cada mes, por tanto, son un total de 15 filas.  En las 7 primeras filas va marzo y justo debajo mayo y en las otras 7 abril y junio.</w:t>
+      </w:r>
+    </w:p>
+    <w:p>
+      <w:r>
+        <w:rPr>
+          <w:noProof/>
+        </w:rPr>
+        <w:drawing>
+          <wp:inline distT="0" distB="0" distL="0" distR="0" wp14:anchorId="741A12BD" wp14:editId="377F9D7D">
+            <wp:extent cx="3352800" cy="3762832"/>
+            <wp:effectExtent l="0" t="0" r="0" b="9525"/>
+            <wp:docPr id="1140460861" name="Imagen 1" descr="Texto&#10;&#10;El contenido generado por IA puede ser incorrecto."/>
+            <wp:cNvGraphicFramePr>
+              <a:graphicFrameLocks xmlns:a="http://schemas.openxmlformats.org/drawingml/2006/main" noChangeAspect="1"/>
+            </wp:cNvGraphicFramePr>
+            <a:graphic xmlns:a="http://schemas.openxmlformats.org/drawingml/2006/main">
+              <a:graphicData uri="http://schemas.openxmlformats.org/drawingml/2006/picture">
+                <pic:pic xmlns:pic="http://schemas.openxmlformats.org/drawingml/2006/picture">
+                  <pic:nvPicPr>
+                    <pic:cNvPr id="1140460861" name="Imagen 1" descr="Texto&#10;&#10;El contenido generado por IA puede ser incorrecto."/>
+                    <pic:cNvPicPr/>
+                  </pic:nvPicPr>
+                  <pic:blipFill>
+                    <a:blip r:embed="rId33"/>
+                    <a:stretch>
+                      <a:fillRect/>
+                    </a:stretch>
+                  </pic:blipFill>
+                  <pic:spPr>
+                    <a:xfrm>
+                      <a:off x="0" y="0"/>
+                      <a:ext cx="3370568" cy="3782773"/>
+                    </a:xfrm>
+                    <a:prstGeom prst="rect">
+                      <a:avLst/>
+                    </a:prstGeom>
+                  </pic:spPr>
+                </pic:pic>
+              </a:graphicData>
+            </a:graphic>
+          </wp:inline>
+        </w:drawing>
+      </w:r>
+    </w:p>
+    <w:p>
+      <w:r>
+        <w:t>En la primera fila agrando 7 columnas para poner el mes, en la siguiente pongo los días y ya en la tercera y las siguientes voy poniendo los días del mes y cuando termine vuelvo a ponerlo como el numero 1 para añadir los dos otros dos meses. Entre mes y mes en la primera fila he añadido un padding de 10 para que haya un espacio. En la fila que termina el mes y empieza el nombre de los meses también</w:t>
+      </w:r>
+      <w:r>
+        <w:t>.</w:t>
+      </w:r>
+    </w:p>
+    <w:p>
+      <w:r>
+        <w:rPr>
+          <w:noProof/>
+        </w:rPr>
+        <w:drawing>
+          <wp:inline distT="0" distB="0" distL="0" distR="0" wp14:anchorId="1A8C418F" wp14:editId="51C227AB">
+            <wp:extent cx="2314575" cy="399065"/>
+            <wp:effectExtent l="0" t="0" r="0" b="1270"/>
+            <wp:docPr id="1227856230" name="Imagen 1" descr="Texto&#10;&#10;El contenido generado por IA puede ser incorrecto."/>
+            <wp:cNvGraphicFramePr>
+              <a:graphicFrameLocks xmlns:a="http://schemas.openxmlformats.org/drawingml/2006/main" noChangeAspect="1"/>
+            </wp:cNvGraphicFramePr>
+            <a:graphic xmlns:a="http://schemas.openxmlformats.org/drawingml/2006/main">
+              <a:graphicData uri="http://schemas.openxmlformats.org/drawingml/2006/picture">
+                <pic:pic xmlns:pic="http://schemas.openxmlformats.org/drawingml/2006/picture">
+                  <pic:nvPicPr>
+                    <pic:cNvPr id="1227856230" name="Imagen 1" descr="Texto&#10;&#10;El contenido generado por IA puede ser incorrecto."/>
+                    <pic:cNvPicPr/>
+                  </pic:nvPicPr>
+                  <pic:blipFill>
+                    <a:blip r:embed="rId34"/>
+                    <a:stretch>
+                      <a:fillRect/>
+                    </a:stretch>
+                  </pic:blipFill>
+                  <pic:spPr>
+                    <a:xfrm>
+                      <a:off x="0" y="0"/>
+                      <a:ext cx="2334681" cy="402531"/>
+                    </a:xfrm>
+                    <a:prstGeom prst="rect">
+                      <a:avLst/>
+                    </a:prstGeom>
+                  </pic:spPr>
+                </pic:pic>
+              </a:graphicData>
+            </a:graphic>
+          </wp:inline>
+        </w:drawing>
+      </w:r>
+      <w:r>
+        <w:rPr>
+          <w:noProof/>
+        </w:rPr>
+        <w:drawing>
+          <wp:inline distT="0" distB="0" distL="0" distR="0" wp14:anchorId="57B87E16" wp14:editId="5412C1DD">
+            <wp:extent cx="1962150" cy="1735747"/>
+            <wp:effectExtent l="0" t="0" r="0" b="0"/>
+            <wp:docPr id="1047838782" name="Imagen 1" descr="Texto&#10;&#10;El contenido generado por IA puede ser incorrecto."/>
+            <wp:cNvGraphicFramePr>
+              <a:graphicFrameLocks xmlns:a="http://schemas.openxmlformats.org/drawingml/2006/main" noChangeAspect="1"/>
+            </wp:cNvGraphicFramePr>
+            <a:graphic xmlns:a="http://schemas.openxmlformats.org/drawingml/2006/main">
+              <a:graphicData uri="http://schemas.openxmlformats.org/drawingml/2006/picture">
+                <pic:pic xmlns:pic="http://schemas.openxmlformats.org/drawingml/2006/picture">
+                  <pic:nvPicPr>
+                    <pic:cNvPr id="1047838782" name="Imagen 1" descr="Texto&#10;&#10;El contenido generado por IA puede ser incorrecto."/>
+                    <pic:cNvPicPr/>
+                  </pic:nvPicPr>
+                  <pic:blipFill>
+                    <a:blip r:embed="rId35"/>
+                    <a:stretch>
+                      <a:fillRect/>
+                    </a:stretch>
+                  </pic:blipFill>
+                  <pic:spPr>
+                    <a:xfrm>
+                      <a:off x="0" y="0"/>
+                      <a:ext cx="2032351" cy="1797847"/>
+                    </a:xfrm>
+                    <a:prstGeom prst="rect">
+                      <a:avLst/>
+                    </a:prstGeom>
+                  </pic:spPr>
+                </pic:pic>
+              </a:graphicData>
+            </a:graphic>
+          </wp:inline>
+        </w:drawing>
+      </w:r>
+    </w:p>
+    <w:p>
+      <w:r>
+        <w:t>Debajo del calendario hay una leyenda y lo he puesto como svg para ponerlo como un circulo</w:t>
+      </w:r>
+    </w:p>
+    <w:p>
+      <w:r>
+        <w:rPr>
+          <w:noProof/>
+        </w:rPr>
+        <w:lastRenderedPageBreak/>
+        <w:drawing>
+          <wp:inline distT="0" distB="0" distL="0" distR="0" wp14:anchorId="39B2CE0F" wp14:editId="67756897">
+            <wp:extent cx="5400040" cy="631825"/>
+            <wp:effectExtent l="0" t="0" r="0" b="0"/>
+            <wp:docPr id="1214547061" name="Imagen 1"/>
+            <wp:cNvGraphicFramePr>
+              <a:graphicFrameLocks xmlns:a="http://schemas.openxmlformats.org/drawingml/2006/main" noChangeAspect="1"/>
+            </wp:cNvGraphicFramePr>
+            <a:graphic xmlns:a="http://schemas.openxmlformats.org/drawingml/2006/main">
+              <a:graphicData uri="http://schemas.openxmlformats.org/drawingml/2006/picture">
+                <pic:pic xmlns:pic="http://schemas.openxmlformats.org/drawingml/2006/picture">
+                  <pic:nvPicPr>
+                    <pic:cNvPr id="1214547061" name=""/>
+                    <pic:cNvPicPr/>
+                  </pic:nvPicPr>
+                  <pic:blipFill>
+                    <a:blip r:embed="rId36"/>
+                    <a:stretch>
+                      <a:fillRect/>
+                    </a:stretch>
+                  </pic:blipFill>
+                  <pic:spPr>
+                    <a:xfrm>
+                      <a:off x="0" y="0"/>
+                      <a:ext cx="5400040" cy="631825"/>
+                    </a:xfrm>
+                    <a:prstGeom prst="rect">
+                      <a:avLst/>
+                    </a:prstGeom>
+                  </pic:spPr>
+                </pic:pic>
+              </a:graphicData>
+            </a:graphic>
+          </wp:inline>
+        </w:drawing>
+      </w:r>
+    </w:p>
+    <w:p>
+      <w:r>
+        <w:rPr>
+          <w:noProof/>
+        </w:rPr>
+        <w:drawing>
+          <wp:inline distT="0" distB="0" distL="0" distR="0" wp14:anchorId="55DD054A" wp14:editId="5365AF36">
+            <wp:extent cx="3752850" cy="1277230"/>
+            <wp:effectExtent l="0" t="0" r="0" b="0"/>
+            <wp:docPr id="89770303" name="Imagen 1" descr="Texto&#10;&#10;El contenido generado por IA puede ser incorrecto."/>
+            <wp:cNvGraphicFramePr>
+              <a:graphicFrameLocks xmlns:a="http://schemas.openxmlformats.org/drawingml/2006/main" noChangeAspect="1"/>
+            </wp:cNvGraphicFramePr>
+            <a:graphic xmlns:a="http://schemas.openxmlformats.org/drawingml/2006/main">
+              <a:graphicData uri="http://schemas.openxmlformats.org/drawingml/2006/picture">
+                <pic:pic xmlns:pic="http://schemas.openxmlformats.org/drawingml/2006/picture">
+                  <pic:nvPicPr>
+                    <pic:cNvPr id="89770303" name="Imagen 1" descr="Texto&#10;&#10;El contenido generado por IA puede ser incorrecto."/>
+                    <pic:cNvPicPr/>
+                  </pic:nvPicPr>
+                  <pic:blipFill>
+                    <a:blip r:embed="rId37"/>
+                    <a:stretch>
+                      <a:fillRect/>
+                    </a:stretch>
+                  </pic:blipFill>
+                  <pic:spPr>
+                    <a:xfrm>
+                      <a:off x="0" y="0"/>
+                      <a:ext cx="3787531" cy="1289033"/>
+                    </a:xfrm>
+                    <a:prstGeom prst="rect">
+                      <a:avLst/>
+                    </a:prstGeom>
+                  </pic:spPr>
+                </pic:pic>
+              </a:graphicData>
+            </a:graphic>
+          </wp:inline>
+        </w:drawing>
+      </w:r>
+    </w:p>
+    <w:p>
+      <w:r>
+        <w:t>Lo que he hecho es ponerlo en fila para que se vea mejor la leyenda.</w:t>
+      </w:r>
+    </w:p>
+    <w:p>
+      <w:r>
+        <w:rPr>
+          <w:noProof/>
+        </w:rPr>
+        <w:drawing>
+          <wp:inline distT="0" distB="0" distL="0" distR="0" wp14:anchorId="504F172A" wp14:editId="5CCD5853">
+            <wp:extent cx="5400040" cy="1146175"/>
+            <wp:effectExtent l="0" t="0" r="0" b="0"/>
+            <wp:docPr id="84759301" name="Imagen 1" descr="Texto&#10;&#10;El contenido generado por IA puede ser incorrecto."/>
+            <wp:cNvGraphicFramePr>
+              <a:graphicFrameLocks xmlns:a="http://schemas.openxmlformats.org/drawingml/2006/main" noChangeAspect="1"/>
+            </wp:cNvGraphicFramePr>
+            <a:graphic xmlns:a="http://schemas.openxmlformats.org/drawingml/2006/main">
+              <a:graphicData uri="http://schemas.openxmlformats.org/drawingml/2006/picture">
+                <pic:pic xmlns:pic="http://schemas.openxmlformats.org/drawingml/2006/picture">
+                  <pic:nvPicPr>
+                    <pic:cNvPr id="84759301" name="Imagen 1" descr="Texto&#10;&#10;El contenido generado por IA puede ser incorrecto."/>
+                    <pic:cNvPicPr/>
+                  </pic:nvPicPr>
+                  <pic:blipFill>
+                    <a:blip r:embed="rId38"/>
+                    <a:stretch>
+                      <a:fillRect/>
+                    </a:stretch>
+                  </pic:blipFill>
+                  <pic:spPr>
+                    <a:xfrm>
+                      <a:off x="0" y="0"/>
+                      <a:ext cx="5400040" cy="1146175"/>
+                    </a:xfrm>
+                    <a:prstGeom prst="rect">
+                      <a:avLst/>
+                    </a:prstGeom>
+                  </pic:spPr>
+                </pic:pic>
+              </a:graphicData>
+            </a:graphic>
+          </wp:inline>
+        </w:drawing>
+      </w:r>
+    </w:p>
+    <w:p>
+      <w:r>
+        <w:t>En la zona de oferta he añadido tres tarjetas donde hay ofertas por cada tipo de temporada y dentro de cada tarjeta un texto junto con una figura como en la leyenda y las ofertas en forma de lista, pero esta lista es del framework w3.css:</w:t>
+      </w:r>
+      <w:r>
+        <w:t xml:space="preserve"> </w:t>
+      </w:r>
+      <w:hyperlink r:id="rId39" w:history="1">
+        <w:r>
+          <w:rPr>
+            <w:rStyle w:val="Hipervnculo"/>
+          </w:rPr>
+          <w:t>https://www.w3schools.com/w3css/w3css_lists.asp</w:t>
+        </w:r>
+      </w:hyperlink>
+    </w:p>
+    <w:p>
+      <w:r>
+        <w:t>Pero lo que he hecho es añadirle colores y bordes</w:t>
+      </w:r>
+      <w:r>
+        <w:t>.</w:t>
+      </w:r>
+    </w:p>
+    <w:p>
+      <w:r>
+        <w:rPr>
+          <w:noProof/>
+        </w:rPr>
+        <w:drawing>
+          <wp:inline distT="0" distB="0" distL="0" distR="0" wp14:anchorId="73E012BF" wp14:editId="5100D3B6">
+            <wp:extent cx="5400040" cy="582930"/>
+            <wp:effectExtent l="0" t="0" r="0" b="7620"/>
+            <wp:docPr id="1829908098" name="Imagen 1"/>
+            <wp:cNvGraphicFramePr>
+              <a:graphicFrameLocks xmlns:a="http://schemas.openxmlformats.org/drawingml/2006/main" noChangeAspect="1"/>
+            </wp:cNvGraphicFramePr>
+            <a:graphic xmlns:a="http://schemas.openxmlformats.org/drawingml/2006/main">
+              <a:graphicData uri="http://schemas.openxmlformats.org/drawingml/2006/picture">
+                <pic:pic xmlns:pic="http://schemas.openxmlformats.org/drawingml/2006/picture">
+                  <pic:nvPicPr>
+                    <pic:cNvPr id="1829908098" name=""/>
+                    <pic:cNvPicPr/>
+                  </pic:nvPicPr>
+                  <pic:blipFill>
+                    <a:blip r:embed="rId40"/>
+                    <a:stretch>
+                      <a:fillRect/>
+                    </a:stretch>
+                  </pic:blipFill>
+                  <pic:spPr>
+                    <a:xfrm>
+                      <a:off x="0" y="0"/>
+                      <a:ext cx="5400040" cy="582930"/>
+                    </a:xfrm>
+                    <a:prstGeom prst="rect">
+                      <a:avLst/>
+                    </a:prstGeom>
+                  </pic:spPr>
+                </pic:pic>
+              </a:graphicData>
+            </a:graphic>
+          </wp:inline>
+        </w:drawing>
+      </w:r>
+    </w:p>
+    <w:p>
+      <w:r>
+        <w:br w:type="page"/>
+      </w:r>
+    </w:p>
+    <w:p>
+      <w:pPr>
+        <w:pStyle w:val="Ttulo1"/>
+      </w:pPr>
+      <w:r>
+        <w:lastRenderedPageBreak/>
+        <w:t>Sobre nuestra agencia (sobre</w:t>
+      </w:r>
+      <w:r>
+        <w:t>_</w:t>
+      </w:r>
+      <w:r>
+        <w:t>agencia.html)</w:t>
+      </w:r>
+    </w:p>
     <w:p/>
-    <w:p/>
-    <w:p>
-      <w:r>
-        <w:t xml:space="preserve">Responsive: </w:t>
-      </w:r>
-    </w:p>
-    <w:p>
-      <w:hyperlink r:id="rId17" w:history="1">
+    <w:p>
+      <w:r>
+        <w:br w:type="page"/>
+      </w:r>
+    </w:p>
+    <w:p>
+      <w:r>
+        <w:lastRenderedPageBreak/>
+        <w:t xml:space="preserve">responsive: </w:t>
+      </w:r>
+    </w:p>
+    <w:p>
+      <w:hyperlink r:id="rId41" w:history="1">
         <w:r>
           <w:rPr>
             <w:rStyle w:val="Hipervnculo"/>
@@ -5511,7 +6118,7 @@
       </w:hyperlink>
     </w:p>
     <w:p>
-      <w:hyperlink r:id="rId18" w:history="1">
+      <w:hyperlink r:id="rId42" w:history="1">
         <w:r>
           <w:rPr>
             <w:rStyle w:val="Hipervnculo"/>
@@ -5525,12 +6132,11 @@
     <w:p/>
     <w:p>
       <w:r>
-        <w:lastRenderedPageBreak/>
         <w:t>lista:</w:t>
       </w:r>
     </w:p>
     <w:p>
-      <w:hyperlink r:id="rId19" w:history="1">
+      <w:hyperlink r:id="rId43" w:history="1">
         <w:r>
           <w:rPr>
             <w:rStyle w:val="Hipervnculo"/>
@@ -5546,12 +6152,24 @@
       </w:r>
     </w:p>
     <w:p>
-      <w:hyperlink r:id="rId20" w:history="1">
+      <w:hyperlink r:id="rId44" w:history="1">
         <w:r>
           <w:rPr>
             <w:rStyle w:val="Hipervnculo"/>
           </w:rPr>
-          <w:t>https://www.w3schools.com/w3css/w3css_sidebar.asp</w:t>
+          <w:t>https://www.w3schools.com/w3cs</w:t>
+        </w:r>
+        <w:r>
+          <w:rPr>
+            <w:rStyle w:val="Hipervnculo"/>
+          </w:rPr>
+          <w:t>s</w:t>
+        </w:r>
+        <w:r>
+          <w:rPr>
+            <w:rStyle w:val="Hipervnculo"/>
+          </w:rPr>
+          <w:t>/w3css_sidebar.asp</w:t>
         </w:r>
       </w:hyperlink>
     </w:p>
@@ -5562,7 +6180,7 @@
           <w:u w:val="single"/>
         </w:rPr>
       </w:pPr>
-      <w:hyperlink r:id="rId21" w:history="1">
+      <w:hyperlink r:id="rId45" w:history="1">
         <w:r>
           <w:rPr>
             <w:rStyle w:val="Hipervnculo"/>
@@ -7342,6 +7960,36 @@
   </w:num>
   <w:num w:numId="26" w16cid:durableId="478234192">
     <w:abstractNumId w:val="4"/>
+  </w:num>
+  <w:num w:numId="27" w16cid:durableId="797801708">
+    <w:abstractNumId w:val="2"/>
+  </w:num>
+  <w:num w:numId="28" w16cid:durableId="1074862746">
+    <w:abstractNumId w:val="2"/>
+  </w:num>
+  <w:num w:numId="29" w16cid:durableId="755202439">
+    <w:abstractNumId w:val="2"/>
+  </w:num>
+  <w:num w:numId="30" w16cid:durableId="778329791">
+    <w:abstractNumId w:val="2"/>
+  </w:num>
+  <w:num w:numId="31" w16cid:durableId="1766918902">
+    <w:abstractNumId w:val="2"/>
+  </w:num>
+  <w:num w:numId="32" w16cid:durableId="243802804">
+    <w:abstractNumId w:val="2"/>
+  </w:num>
+  <w:num w:numId="33" w16cid:durableId="1485856897">
+    <w:abstractNumId w:val="2"/>
+  </w:num>
+  <w:num w:numId="34" w16cid:durableId="616522956">
+    <w:abstractNumId w:val="2"/>
+  </w:num>
+  <w:num w:numId="35" w16cid:durableId="1579635825">
+    <w:abstractNumId w:val="2"/>
+  </w:num>
+  <w:num w:numId="36" w16cid:durableId="1443844917">
+    <w:abstractNumId w:val="2"/>
   </w:num>
 </w:numbering>
 </file>
@@ -7744,7 +8392,7 @@
   <w:style w:type="paragraph" w:default="1" w:styleId="Normal">
     <w:name w:val="Normal"/>
     <w:qFormat/>
-    <w:rsid w:val="002B4CF8"/>
+    <w:rsid w:val="00E638E5"/>
   </w:style>
   <w:style w:type="paragraph" w:styleId="Ttulo1">
     <w:name w:val="heading 1"/>
@@ -7753,12 +8401,12 @@
     <w:link w:val="Ttulo1Car"/>
     <w:uiPriority w:val="9"/>
     <w:qFormat/>
-    <w:rsid w:val="002B4CF8"/>
+    <w:rsid w:val="00E638E5"/>
     <w:pPr>
       <w:keepNext/>
       <w:keepLines/>
       <w:numPr>
-        <w:numId w:val="20"/>
+        <w:numId w:val="36"/>
       </w:numPr>
       <w:pBdr>
         <w:bottom w:val="single" w:sz="4" w:space="1" w:color="595959" w:themeColor="text1" w:themeTint="A6"/>
@@ -7785,13 +8433,13 @@
     <w:semiHidden/>
     <w:unhideWhenUsed/>
     <w:qFormat/>
-    <w:rsid w:val="002B4CF8"/>
+    <w:rsid w:val="00E638E5"/>
     <w:pPr>
       <w:keepNext/>
       <w:keepLines/>
       <w:numPr>
         <w:ilvl w:val="1"/>
-        <w:numId w:val="20"/>
+        <w:numId w:val="36"/>
       </w:numPr>
       <w:spacing w:before="360" w:after="0"/>
       <w:outlineLvl w:val="1"/>
@@ -7815,13 +8463,13 @@
     <w:semiHidden/>
     <w:unhideWhenUsed/>
     <w:qFormat/>
-    <w:rsid w:val="002B4CF8"/>
+    <w:rsid w:val="00E638E5"/>
     <w:pPr>
       <w:keepNext/>
       <w:keepLines/>
       <w:numPr>
         <w:ilvl w:val="2"/>
-        <w:numId w:val="20"/>
+        <w:numId w:val="36"/>
       </w:numPr>
       <w:spacing w:before="200" w:after="0"/>
       <w:outlineLvl w:val="2"/>
@@ -7842,13 +8490,13 @@
     <w:semiHidden/>
     <w:unhideWhenUsed/>
     <w:qFormat/>
-    <w:rsid w:val="002B4CF8"/>
+    <w:rsid w:val="00E638E5"/>
     <w:pPr>
       <w:keepNext/>
       <w:keepLines/>
       <w:numPr>
         <w:ilvl w:val="3"/>
-        <w:numId w:val="20"/>
+        <w:numId w:val="36"/>
       </w:numPr>
       <w:spacing w:before="200" w:after="0"/>
       <w:outlineLvl w:val="3"/>
@@ -7871,13 +8519,13 @@
     <w:semiHidden/>
     <w:unhideWhenUsed/>
     <w:qFormat/>
-    <w:rsid w:val="002B4CF8"/>
+    <w:rsid w:val="00E638E5"/>
     <w:pPr>
       <w:keepNext/>
       <w:keepLines/>
       <w:numPr>
         <w:ilvl w:val="4"/>
-        <w:numId w:val="20"/>
+        <w:numId w:val="36"/>
       </w:numPr>
       <w:spacing w:before="200" w:after="0"/>
       <w:outlineLvl w:val="4"/>
@@ -7896,13 +8544,13 @@
     <w:semiHidden/>
     <w:unhideWhenUsed/>
     <w:qFormat/>
-    <w:rsid w:val="002B4CF8"/>
+    <w:rsid w:val="00E638E5"/>
     <w:pPr>
       <w:keepNext/>
       <w:keepLines/>
       <w:numPr>
         <w:ilvl w:val="5"/>
-        <w:numId w:val="20"/>
+        <w:numId w:val="36"/>
       </w:numPr>
       <w:spacing w:before="200" w:after="0"/>
       <w:outlineLvl w:val="5"/>
@@ -7923,13 +8571,13 @@
     <w:semiHidden/>
     <w:unhideWhenUsed/>
     <w:qFormat/>
-    <w:rsid w:val="002B4CF8"/>
+    <w:rsid w:val="00E638E5"/>
     <w:pPr>
       <w:keepNext/>
       <w:keepLines/>
       <w:numPr>
         <w:ilvl w:val="6"/>
-        <w:numId w:val="20"/>
+        <w:numId w:val="36"/>
       </w:numPr>
       <w:spacing w:before="200" w:after="0"/>
       <w:outlineLvl w:val="6"/>
@@ -7950,13 +8598,13 @@
     <w:semiHidden/>
     <w:unhideWhenUsed/>
     <w:qFormat/>
-    <w:rsid w:val="002B4CF8"/>
+    <w:rsid w:val="00E638E5"/>
     <w:pPr>
       <w:keepNext/>
       <w:keepLines/>
       <w:numPr>
         <w:ilvl w:val="7"/>
-        <w:numId w:val="20"/>
+        <w:numId w:val="36"/>
       </w:numPr>
       <w:spacing w:before="200" w:after="0"/>
       <w:outlineLvl w:val="7"/>
@@ -7977,13 +8625,13 @@
     <w:semiHidden/>
     <w:unhideWhenUsed/>
     <w:qFormat/>
-    <w:rsid w:val="002B4CF8"/>
+    <w:rsid w:val="00E638E5"/>
     <w:pPr>
       <w:keepNext/>
       <w:keepLines/>
       <w:numPr>
         <w:ilvl w:val="8"/>
-        <w:numId w:val="20"/>
+        <w:numId w:val="36"/>
       </w:numPr>
       <w:spacing w:before="200" w:after="0"/>
       <w:outlineLvl w:val="8"/>
@@ -8028,7 +8676,7 @@
     <w:basedOn w:val="Fuentedeprrafopredeter"/>
     <w:link w:val="Ttulo1"/>
     <w:uiPriority w:val="9"/>
-    <w:rsid w:val="002B4CF8"/>
+    <w:rsid w:val="00E638E5"/>
     <w:rPr>
       <w:rFonts w:asciiTheme="majorHAnsi" w:eastAsiaTheme="majorEastAsia" w:hAnsiTheme="majorHAnsi" w:cstheme="majorBidi"/>
       <w:b/>
@@ -8045,7 +8693,7 @@
     <w:link w:val="Ttulo2"/>
     <w:uiPriority w:val="9"/>
     <w:semiHidden/>
-    <w:rsid w:val="002B4CF8"/>
+    <w:rsid w:val="00E638E5"/>
     <w:rPr>
       <w:rFonts w:asciiTheme="majorHAnsi" w:eastAsiaTheme="majorEastAsia" w:hAnsiTheme="majorHAnsi" w:cstheme="majorBidi"/>
       <w:b/>
@@ -8062,7 +8710,7 @@
     <w:link w:val="Ttulo3"/>
     <w:uiPriority w:val="9"/>
     <w:semiHidden/>
-    <w:rsid w:val="002B4CF8"/>
+    <w:rsid w:val="00E638E5"/>
     <w:rPr>
       <w:rFonts w:asciiTheme="majorHAnsi" w:eastAsiaTheme="majorEastAsia" w:hAnsiTheme="majorHAnsi" w:cstheme="majorBidi"/>
       <w:b/>
@@ -8076,7 +8724,7 @@
     <w:link w:val="Ttulo4"/>
     <w:uiPriority w:val="9"/>
     <w:semiHidden/>
-    <w:rsid w:val="002B4CF8"/>
+    <w:rsid w:val="00E638E5"/>
     <w:rPr>
       <w:rFonts w:asciiTheme="majorHAnsi" w:eastAsiaTheme="majorEastAsia" w:hAnsiTheme="majorHAnsi" w:cstheme="majorBidi"/>
       <w:b/>
@@ -8092,7 +8740,7 @@
     <w:link w:val="Ttulo5"/>
     <w:uiPriority w:val="9"/>
     <w:semiHidden/>
-    <w:rsid w:val="002B4CF8"/>
+    <w:rsid w:val="00E638E5"/>
     <w:rPr>
       <w:rFonts w:asciiTheme="majorHAnsi" w:eastAsiaTheme="majorEastAsia" w:hAnsiTheme="majorHAnsi" w:cstheme="majorBidi"/>
       <w:color w:val="0A1D30" w:themeColor="text2" w:themeShade="BF"/>
@@ -8104,7 +8752,7 @@
     <w:link w:val="Ttulo6"/>
     <w:uiPriority w:val="9"/>
     <w:semiHidden/>
-    <w:rsid w:val="002B4CF8"/>
+    <w:rsid w:val="00E638E5"/>
     <w:rPr>
       <w:rFonts w:asciiTheme="majorHAnsi" w:eastAsiaTheme="majorEastAsia" w:hAnsiTheme="majorHAnsi" w:cstheme="majorBidi"/>
       <w:i/>
@@ -8118,7 +8766,7 @@
     <w:link w:val="Ttulo7"/>
     <w:uiPriority w:val="9"/>
     <w:semiHidden/>
-    <w:rsid w:val="002B4CF8"/>
+    <w:rsid w:val="00E638E5"/>
     <w:rPr>
       <w:rFonts w:asciiTheme="majorHAnsi" w:eastAsiaTheme="majorEastAsia" w:hAnsiTheme="majorHAnsi" w:cstheme="majorBidi"/>
       <w:i/>
@@ -8132,7 +8780,7 @@
     <w:link w:val="Ttulo8"/>
     <w:uiPriority w:val="9"/>
     <w:semiHidden/>
-    <w:rsid w:val="002B4CF8"/>
+    <w:rsid w:val="00E638E5"/>
     <w:rPr>
       <w:rFonts w:asciiTheme="majorHAnsi" w:eastAsiaTheme="majorEastAsia" w:hAnsiTheme="majorHAnsi" w:cstheme="majorBidi"/>
       <w:color w:val="404040" w:themeColor="text1" w:themeTint="BF"/>
@@ -8146,7 +8794,7 @@
     <w:link w:val="Ttulo9"/>
     <w:uiPriority w:val="9"/>
     <w:semiHidden/>
-    <w:rsid w:val="002B4CF8"/>
+    <w:rsid w:val="00E638E5"/>
     <w:rPr>
       <w:rFonts w:asciiTheme="majorHAnsi" w:eastAsiaTheme="majorEastAsia" w:hAnsiTheme="majorHAnsi" w:cstheme="majorBidi"/>
       <w:i/>
@@ -8163,7 +8811,7 @@
     <w:link w:val="TtuloCar"/>
     <w:uiPriority w:val="10"/>
     <w:qFormat/>
-    <w:rsid w:val="002B4CF8"/>
+    <w:rsid w:val="00E638E5"/>
     <w:pPr>
       <w:spacing w:after="0" w:line="240" w:lineRule="auto"/>
       <w:contextualSpacing/>
@@ -8180,7 +8828,7 @@
     <w:basedOn w:val="Fuentedeprrafopredeter"/>
     <w:link w:val="Ttulo"/>
     <w:uiPriority w:val="10"/>
-    <w:rsid w:val="002B4CF8"/>
+    <w:rsid w:val="00E638E5"/>
     <w:rPr>
       <w:rFonts w:asciiTheme="majorHAnsi" w:eastAsiaTheme="majorEastAsia" w:hAnsiTheme="majorHAnsi" w:cstheme="majorBidi"/>
       <w:color w:val="000000" w:themeColor="text1"/>
@@ -8195,7 +8843,7 @@
     <w:link w:val="SubttuloCar"/>
     <w:uiPriority w:val="11"/>
     <w:qFormat/>
-    <w:rsid w:val="002B4CF8"/>
+    <w:rsid w:val="00E638E5"/>
     <w:pPr>
       <w:numPr>
         <w:ilvl w:val="1"/>
@@ -8211,7 +8859,7 @@
     <w:basedOn w:val="Fuentedeprrafopredeter"/>
     <w:link w:val="Subttulo"/>
     <w:uiPriority w:val="11"/>
-    <w:rsid w:val="002B4CF8"/>
+    <w:rsid w:val="00E638E5"/>
     <w:rPr>
       <w:color w:val="5A5A5A" w:themeColor="text1" w:themeTint="A5"/>
       <w:spacing w:val="10"/>
@@ -8224,7 +8872,7 @@
     <w:link w:val="CitaCar"/>
     <w:uiPriority w:val="29"/>
     <w:qFormat/>
-    <w:rsid w:val="002B4CF8"/>
+    <w:rsid w:val="00E638E5"/>
     <w:pPr>
       <w:spacing w:before="160"/>
       <w:ind w:left="720" w:right="720"/>
@@ -8240,7 +8888,7 @@
     <w:basedOn w:val="Fuentedeprrafopredeter"/>
     <w:link w:val="Cita"/>
     <w:uiPriority w:val="29"/>
-    <w:rsid w:val="002B4CF8"/>
+    <w:rsid w:val="00E638E5"/>
     <w:rPr>
       <w:i/>
       <w:iCs/>
@@ -8263,7 +8911,7 @@
     <w:basedOn w:val="Fuentedeprrafopredeter"/>
     <w:uiPriority w:val="21"/>
     <w:qFormat/>
-    <w:rsid w:val="002B4CF8"/>
+    <w:rsid w:val="00E638E5"/>
     <w:rPr>
       <w:b/>
       <w:bCs/>
@@ -8279,7 +8927,7 @@
     <w:link w:val="CitadestacadaCar"/>
     <w:uiPriority w:val="30"/>
     <w:qFormat/>
-    <w:rsid w:val="002B4CF8"/>
+    <w:rsid w:val="00E638E5"/>
     <w:pPr>
       <w:pBdr>
         <w:top w:val="single" w:sz="24" w:space="1" w:color="F2F2F2" w:themeColor="background1" w:themeShade="F2"/>
@@ -8299,7 +8947,7 @@
     <w:basedOn w:val="Fuentedeprrafopredeter"/>
     <w:link w:val="Citadestacada"/>
     <w:uiPriority w:val="30"/>
-    <w:rsid w:val="002B4CF8"/>
+    <w:rsid w:val="00E638E5"/>
     <w:rPr>
       <w:color w:val="000000" w:themeColor="text1"/>
       <w:shd w:val="clear" w:color="auto" w:fill="F2F2F2" w:themeFill="background1" w:themeFillShade="F2"/>
@@ -8310,7 +8958,7 @@
     <w:basedOn w:val="Fuentedeprrafopredeter"/>
     <w:uiPriority w:val="32"/>
     <w:qFormat/>
-    <w:rsid w:val="002B4CF8"/>
+    <w:rsid w:val="00E638E5"/>
     <w:rPr>
       <w:b/>
       <w:bCs/>
@@ -8346,7 +8994,7 @@
     <w:link w:val="SinespaciadoCar"/>
     <w:uiPriority w:val="1"/>
     <w:qFormat/>
-    <w:rsid w:val="002B4CF8"/>
+    <w:rsid w:val="00E638E5"/>
     <w:pPr>
       <w:spacing w:after="0" w:line="240" w:lineRule="auto"/>
     </w:pPr>
@@ -8366,7 +9014,7 @@
     <w:semiHidden/>
     <w:unhideWhenUsed/>
     <w:qFormat/>
-    <w:rsid w:val="002B4CF8"/>
+    <w:rsid w:val="00E638E5"/>
     <w:pPr>
       <w:spacing w:after="200" w:line="240" w:lineRule="auto"/>
     </w:pPr>
@@ -8383,7 +9031,7 @@
     <w:basedOn w:val="Fuentedeprrafopredeter"/>
     <w:uiPriority w:val="22"/>
     <w:qFormat/>
-    <w:rsid w:val="002B4CF8"/>
+    <w:rsid w:val="00E638E5"/>
     <w:rPr>
       <w:b/>
       <w:bCs/>
@@ -8395,7 +9043,7 @@
     <w:basedOn w:val="Fuentedeprrafopredeter"/>
     <w:uiPriority w:val="20"/>
     <w:qFormat/>
-    <w:rsid w:val="002B4CF8"/>
+    <w:rsid w:val="00E638E5"/>
     <w:rPr>
       <w:i/>
       <w:iCs/>
@@ -8407,7 +9055,7 @@
     <w:basedOn w:val="Fuentedeprrafopredeter"/>
     <w:uiPriority w:val="19"/>
     <w:qFormat/>
-    <w:rsid w:val="002B4CF8"/>
+    <w:rsid w:val="00E638E5"/>
     <w:rPr>
       <w:i/>
       <w:iCs/>
@@ -8419,7 +9067,7 @@
     <w:basedOn w:val="Fuentedeprrafopredeter"/>
     <w:uiPriority w:val="31"/>
     <w:qFormat/>
-    <w:rsid w:val="002B4CF8"/>
+    <w:rsid w:val="00E638E5"/>
     <w:rPr>
       <w:smallCaps/>
       <w:color w:val="404040" w:themeColor="text1" w:themeTint="BF"/>
@@ -8431,7 +9079,7 @@
     <w:basedOn w:val="Fuentedeprrafopredeter"/>
     <w:uiPriority w:val="33"/>
     <w:qFormat/>
-    <w:rsid w:val="002B4CF8"/>
+    <w:rsid w:val="00E638E5"/>
     <w:rPr>
       <w:b w:val="0"/>
       <w:bCs w:val="0"/>
@@ -8447,7 +9095,7 @@
     <w:semiHidden/>
     <w:unhideWhenUsed/>
     <w:qFormat/>
-    <w:rsid w:val="002B4CF8"/>
+    <w:rsid w:val="00E638E5"/>
     <w:pPr>
       <w:outlineLvl w:val="9"/>
     </w:pPr>

--- a/P1/pe1/docs/como_se_hizo.docx
+++ b/P1/pe1/docs/como_se_hizo.docx
@@ -4118,7 +4118,15 @@
         </w:rPr>
       </w:pPr>
       <w:r>
-        <w:t>Para maquetar cada documento .html lo</w:t>
+        <w:t>Para maquetar cada documento .</w:t>
+      </w:r>
+      <w:proofErr w:type="spellStart"/>
+      <w:r>
+        <w:t>html</w:t>
+      </w:r>
+      <w:proofErr w:type="spellEnd"/>
+      <w:r>
+        <w:t xml:space="preserve"> lo</w:t>
       </w:r>
       <w:r>
         <w:t xml:space="preserve"> que</w:t>
@@ -4126,12 +4134,14 @@
       <w:r>
         <w:t xml:space="preserve"> he utilizado es </w:t>
       </w:r>
+      <w:proofErr w:type="spellStart"/>
       <w:r>
         <w:t>Flex</w:t>
       </w:r>
       <w:r>
         <w:t>box</w:t>
       </w:r>
+      <w:proofErr w:type="spellEnd"/>
       <w:r>
         <w:t xml:space="preserve"> </w:t>
       </w:r>
@@ -4148,9 +4158,11 @@
       <w:r>
         <w:t xml:space="preserve">En la parte del </w:t>
       </w:r>
+      <w:proofErr w:type="spellStart"/>
       <w:r>
         <w:t>body</w:t>
       </w:r>
+      <w:proofErr w:type="spellEnd"/>
       <w:r>
         <w:t xml:space="preserve"> del documento lo que voy a utilizar es</w:t>
       </w:r>
@@ -4159,8 +4171,13 @@
       </w:r>
     </w:p>
     <w:p>
-      <w:r>
-        <w:t>body {</w:t>
+      <w:proofErr w:type="spellStart"/>
+      <w:r>
+        <w:t>body</w:t>
+      </w:r>
+      <w:proofErr w:type="spellEnd"/>
+      <w:r>
+        <w:t xml:space="preserve"> {</w:t>
       </w:r>
     </w:p>
     <w:p>
@@ -4173,7 +4190,15 @@
         <w:spacing w:after="0"/>
       </w:pPr>
       <w:r>
-        <w:t>min-height: 100vh;</w:t>
+        <w:t>min-</w:t>
+      </w:r>
+      <w:proofErr w:type="spellStart"/>
+      <w:r>
+        <w:t>height</w:t>
+      </w:r>
+      <w:proofErr w:type="spellEnd"/>
+      <w:r>
+        <w:t>: 100vh;</w:t>
       </w:r>
     </w:p>
     <w:p>
@@ -4185,8 +4210,21 @@
         </w:numPr>
         <w:spacing w:after="0"/>
       </w:pPr>
-      <w:r>
-        <w:t>display: flex;</w:t>
+      <w:proofErr w:type="spellStart"/>
+      <w:r>
+        <w:t>display</w:t>
+      </w:r>
+      <w:proofErr w:type="spellEnd"/>
+      <w:r>
+        <w:t xml:space="preserve">: </w:t>
+      </w:r>
+      <w:proofErr w:type="spellStart"/>
+      <w:r>
+        <w:t>flex</w:t>
+      </w:r>
+      <w:proofErr w:type="spellEnd"/>
+      <w:r>
+        <w:t>;</w:t>
       </w:r>
     </w:p>
     <w:p>
@@ -4198,8 +4236,21 @@
         </w:numPr>
         <w:spacing w:after="0"/>
       </w:pPr>
-      <w:r>
-        <w:t>flex-direction: column;</w:t>
+      <w:proofErr w:type="spellStart"/>
+      <w:r>
+        <w:t>flex-direction</w:t>
+      </w:r>
+      <w:proofErr w:type="spellEnd"/>
+      <w:r>
+        <w:t xml:space="preserve">: </w:t>
+      </w:r>
+      <w:proofErr w:type="spellStart"/>
+      <w:r>
+        <w:t>column</w:t>
+      </w:r>
+      <w:proofErr w:type="spellEnd"/>
+      <w:r>
+        <w:t>;</w:t>
       </w:r>
     </w:p>
     <w:p>
@@ -4211,8 +4262,13 @@
         </w:numPr>
         <w:spacing w:after="0"/>
       </w:pPr>
-      <w:r>
-        <w:t>text-align: center;</w:t>
+      <w:proofErr w:type="spellStart"/>
+      <w:r>
+        <w:t>text-align</w:t>
+      </w:r>
+      <w:proofErr w:type="spellEnd"/>
+      <w:r>
+        <w:t>: center;</w:t>
       </w:r>
     </w:p>
     <w:p>
@@ -4241,7 +4297,15 @@
         </w:numPr>
       </w:pPr>
       <w:r>
-        <w:t>Aquí es donde se usa Flexbox para decirle a la pantalla que se comporte como si tuviera una solo dimensión, que sea vertical u horizontal, pero no los dos.</w:t>
+        <w:t xml:space="preserve">Aquí es donde se usa </w:t>
+      </w:r>
+      <w:proofErr w:type="spellStart"/>
+      <w:r>
+        <w:t>Flexbox</w:t>
+      </w:r>
+      <w:proofErr w:type="spellEnd"/>
+      <w:r>
+        <w:t xml:space="preserve"> para decirle a la pantalla que se comporte como si tuviera una solo dimensión, que sea vertical u horizontal, pero no los dos.</w:t>
       </w:r>
     </w:p>
     <w:p>
@@ -4253,7 +4317,39 @@
         </w:numPr>
       </w:pPr>
       <w:r>
-        <w:t>Se le estable que la dirección de flex es que sea por columnas, para que cada elemento que se ponga en el body vaya uno debajo del otro, así se ve mucho mejor la página web. Si fuera flex-direction: row el comportamiento es que cada elemento se muestra en fila uno después del otro.</w:t>
+        <w:t xml:space="preserve">Se le estable que la dirección de </w:t>
+      </w:r>
+      <w:proofErr w:type="spellStart"/>
+      <w:r>
+        <w:t>flex</w:t>
+      </w:r>
+      <w:proofErr w:type="spellEnd"/>
+      <w:r>
+        <w:t xml:space="preserve"> es que sea por columnas, para que cada elemento que se ponga en el </w:t>
+      </w:r>
+      <w:proofErr w:type="spellStart"/>
+      <w:r>
+        <w:t>body</w:t>
+      </w:r>
+      <w:proofErr w:type="spellEnd"/>
+      <w:r>
+        <w:t xml:space="preserve"> vaya uno debajo del otro, así se ve mucho mejor la página web. Si fuera </w:t>
+      </w:r>
+      <w:proofErr w:type="spellStart"/>
+      <w:r>
+        <w:t>flex-direction</w:t>
+      </w:r>
+      <w:proofErr w:type="spellEnd"/>
+      <w:r>
+        <w:t xml:space="preserve">: </w:t>
+      </w:r>
+      <w:proofErr w:type="spellStart"/>
+      <w:r>
+        <w:t>row</w:t>
+      </w:r>
+      <w:proofErr w:type="spellEnd"/>
+      <w:r>
+        <w:t xml:space="preserve"> el comportamiento es que cada elemento se muestra en fila uno después del otro.</w:t>
       </w:r>
     </w:p>
     <w:p>
@@ -4264,8 +4360,21 @@
           <w:numId w:val="24"/>
         </w:numPr>
       </w:pPr>
-      <w:r>
-        <w:t>flex-direction: row;</w:t>
+      <w:proofErr w:type="spellStart"/>
+      <w:r>
+        <w:t>flex-direction</w:t>
+      </w:r>
+      <w:proofErr w:type="spellEnd"/>
+      <w:r>
+        <w:t xml:space="preserve">: </w:t>
+      </w:r>
+      <w:proofErr w:type="spellStart"/>
+      <w:r>
+        <w:t>row</w:t>
+      </w:r>
+      <w:proofErr w:type="spellEnd"/>
+      <w:r>
+        <w:t>;</w:t>
       </w:r>
     </w:p>
     <w:p>
@@ -4325,8 +4434,21 @@
           <w:numId w:val="24"/>
         </w:numPr>
       </w:pPr>
-      <w:r>
-        <w:t>flex-direction: column;</w:t>
+      <w:proofErr w:type="spellStart"/>
+      <w:r>
+        <w:t>flex-direction</w:t>
+      </w:r>
+      <w:proofErr w:type="spellEnd"/>
+      <w:r>
+        <w:t xml:space="preserve">: </w:t>
+      </w:r>
+      <w:proofErr w:type="spellStart"/>
+      <w:r>
+        <w:t>column</w:t>
+      </w:r>
+      <w:proofErr w:type="spellEnd"/>
+      <w:r>
+        <w:t>;</w:t>
       </w:r>
     </w:p>
     <w:p>
@@ -4392,13 +4514,39 @@
     </w:p>
     <w:p>
       <w:r>
-        <w:t>Para poder hacer que el footer aparezca siempre al final de la pantalla que la dirección sea column también nos ayuda, pero en la parte del footer se le añade:</w:t>
-      </w:r>
-    </w:p>
-    <w:p>
+        <w:t xml:space="preserve">Para poder hacer que el </w:t>
+      </w:r>
+      <w:proofErr w:type="spellStart"/>
       <w:r>
         <w:t>footer</w:t>
       </w:r>
+      <w:proofErr w:type="spellEnd"/>
+      <w:r>
+        <w:t xml:space="preserve"> aparezca siempre al final de la pantalla que la dirección sea </w:t>
+      </w:r>
+      <w:proofErr w:type="spellStart"/>
+      <w:r>
+        <w:t>column</w:t>
+      </w:r>
+      <w:proofErr w:type="spellEnd"/>
+      <w:r>
+        <w:t xml:space="preserve"> también nos ayuda, pero en la parte del </w:t>
+      </w:r>
+      <w:proofErr w:type="spellStart"/>
+      <w:r>
+        <w:t>footer</w:t>
+      </w:r>
+      <w:proofErr w:type="spellEnd"/>
+      <w:r>
+        <w:t xml:space="preserve"> se le añade:</w:t>
+      </w:r>
+    </w:p>
+    <w:p>
+      <w:proofErr w:type="spellStart"/>
+      <w:r>
+        <w:t>footer</w:t>
+      </w:r>
+      <w:proofErr w:type="spellEnd"/>
       <w:r>
         <w:t xml:space="preserve"> </w:t>
       </w:r>
@@ -4415,8 +4563,13 @@
         </w:numPr>
         <w:spacing w:after="0"/>
       </w:pPr>
-      <w:r>
-        <w:t>padding: 25px;</w:t>
+      <w:proofErr w:type="spellStart"/>
+      <w:r>
+        <w:t>padding</w:t>
+      </w:r>
+      <w:proofErr w:type="spellEnd"/>
+      <w:r>
+        <w:t>: 25px;</w:t>
       </w:r>
     </w:p>
     <w:p>
@@ -4428,8 +4581,13 @@
         </w:numPr>
         <w:spacing w:after="0"/>
       </w:pPr>
-      <w:r>
-        <w:t>background-color: #c0dada;</w:t>
+      <w:proofErr w:type="spellStart"/>
+      <w:r>
+        <w:t>background</w:t>
+      </w:r>
+      <w:proofErr w:type="spellEnd"/>
+      <w:r>
+        <w:t>-color: #c0dada;</w:t>
       </w:r>
     </w:p>
     <w:p>
@@ -4441,8 +4599,13 @@
         </w:numPr>
         <w:spacing w:after="0"/>
       </w:pPr>
-      <w:r>
-        <w:t>margin-top: auto;</w:t>
+      <w:proofErr w:type="spellStart"/>
+      <w:r>
+        <w:t>margin</w:t>
+      </w:r>
+      <w:proofErr w:type="spellEnd"/>
+      <w:r>
+        <w:t>-top: auto;</w:t>
       </w:r>
     </w:p>
     <w:p>
@@ -4459,7 +4622,15 @@
         </w:numPr>
       </w:pPr>
       <w:r>
-        <w:t>Le añado un padding para poder hacerlo un poco más grande y que no se quede tan pequeño.</w:t>
+        <w:t xml:space="preserve">Le añado un </w:t>
+      </w:r>
+      <w:proofErr w:type="spellStart"/>
+      <w:r>
+        <w:t>padding</w:t>
+      </w:r>
+      <w:proofErr w:type="spellEnd"/>
+      <w:r>
+        <w:t xml:space="preserve"> para poder hacerlo un poco más grande y que no se quede tan pequeño.</w:t>
       </w:r>
     </w:p>
     <w:p>
@@ -4484,7 +4655,23 @@
       </w:pPr>
       <w:r>
         <w:lastRenderedPageBreak/>
-        <w:t>Esto lo utilizo para que cuando el contenido de main no sea lo suficiente mente grande este meta un margen en la parte superior para hacer que el footer se quede en la parte de abajo</w:t>
+        <w:t xml:space="preserve">Esto lo utilizo para que cuando el contenido de </w:t>
+      </w:r>
+      <w:proofErr w:type="spellStart"/>
+      <w:r>
+        <w:t>main</w:t>
+      </w:r>
+      <w:proofErr w:type="spellEnd"/>
+      <w:r>
+        <w:t xml:space="preserve"> no sea lo suficiente mente grande este meta un margen en la parte superior para hacer que el </w:t>
+      </w:r>
+      <w:proofErr w:type="spellStart"/>
+      <w:r>
+        <w:t>footer</w:t>
+      </w:r>
+      <w:proofErr w:type="spellEnd"/>
+      <w:r>
+        <w:t xml:space="preserve"> se quede en la parte de abajo</w:t>
       </w:r>
     </w:p>
     <w:p>
@@ -4496,9 +4683,11 @@
       <w:r>
         <w:t xml:space="preserve">Un ejemplo es en el </w:t>
       </w:r>
+      <w:proofErr w:type="spellStart"/>
       <w:r>
         <w:t>footer</w:t>
       </w:r>
+      <w:proofErr w:type="spellEnd"/>
       <w:r>
         <w:t>:</w:t>
       </w:r>
@@ -4549,16 +4738,31 @@
       <w:r>
         <w:t xml:space="preserve">Tengo 3 elementos y como el </w:t>
       </w:r>
+      <w:proofErr w:type="spellStart"/>
       <w:r>
         <w:t>body</w:t>
       </w:r>
+      <w:proofErr w:type="spellEnd"/>
       <w:r>
         <w:t xml:space="preserve"> tiene la dirección en columnas cada uno debe de ir debajo del otro, pero quiero que los dos botones estén en la primera columna uno al lado del otro. </w:t>
       </w:r>
     </w:p>
     <w:p>
-      <w:r>
-        <w:t>.enlaces-footer {</w:t>
+      <w:proofErr w:type="gramStart"/>
+      <w:r>
+        <w:t>.enlaces</w:t>
+      </w:r>
+      <w:proofErr w:type="gramEnd"/>
+      <w:r>
+        <w:t>-</w:t>
+      </w:r>
+      <w:proofErr w:type="spellStart"/>
+      <w:r>
+        <w:t>footer</w:t>
+      </w:r>
+      <w:proofErr w:type="spellEnd"/>
+      <w:r>
+        <w:t xml:space="preserve"> {</w:t>
       </w:r>
     </w:p>
     <w:p>
@@ -4566,7 +4770,23 @@
         <w:spacing w:after="0"/>
       </w:pPr>
       <w:r>
-        <w:t>    flex-direction: row;</w:t>
+        <w:t xml:space="preserve">    </w:t>
+      </w:r>
+      <w:proofErr w:type="spellStart"/>
+      <w:r>
+        <w:t>flex-direction</w:t>
+      </w:r>
+      <w:proofErr w:type="spellEnd"/>
+      <w:r>
+        <w:t xml:space="preserve">: </w:t>
+      </w:r>
+      <w:proofErr w:type="spellStart"/>
+      <w:r>
+        <w:t>row</w:t>
+      </w:r>
+      <w:proofErr w:type="spellEnd"/>
+      <w:r>
+        <w:t>;</w:t>
       </w:r>
     </w:p>
     <w:p>
@@ -4662,7 +4882,15 @@
     </w:p>
     <w:p>
       <w:r>
-        <w:t>Para la cabera le he pedido a Gemini que me haga un logo para una agencia de viajes que se llama PW-TravelPro.</w:t>
+        <w:t>Para la cabera le he pedido a Gemini que me haga un logo para una agencia de viajes que se llama PW-</w:t>
+      </w:r>
+      <w:proofErr w:type="spellStart"/>
+      <w:r>
+        <w:t>TravelPro</w:t>
+      </w:r>
+      <w:proofErr w:type="spellEnd"/>
+      <w:r>
+        <w:t>.</w:t>
       </w:r>
     </w:p>
     <w:p>
@@ -4673,7 +4901,15 @@
         <w:t>patrón</w:t>
       </w:r>
       <w:r>
-        <w:t xml:space="preserve">, quiero que se muestre el logo y el login en la misma fila, pero que la barra de navegación se </w:t>
+        <w:t xml:space="preserve">, quiero que se muestre el logo y el </w:t>
+      </w:r>
+      <w:proofErr w:type="spellStart"/>
+      <w:r>
+        <w:t>login</w:t>
+      </w:r>
+      <w:proofErr w:type="spellEnd"/>
+      <w:r>
+        <w:t xml:space="preserve"> en la misma fila, pero que la barra de navegación se </w:t>
       </w:r>
       <w:r>
         <w:t>muestre</w:t>
@@ -4685,16 +4921,31 @@
         <w:t>tanto,</w:t>
       </w:r>
       <w:r>
-        <w:t xml:space="preserve"> tengo la estructura del body de que uno vaya debajo del otro con </w:t>
-      </w:r>
+        <w:t xml:space="preserve"> tengo la estructura del </w:t>
+      </w:r>
+      <w:proofErr w:type="spellStart"/>
+      <w:r>
+        <w:t>body</w:t>
+      </w:r>
+      <w:proofErr w:type="spellEnd"/>
+      <w:r>
+        <w:t xml:space="preserve"> de que uno vaya debajo del otro con </w:t>
+      </w:r>
+      <w:proofErr w:type="spellStart"/>
       <w:r>
         <w:t>flex-direction</w:t>
       </w:r>
+      <w:proofErr w:type="spellEnd"/>
       <w:r>
         <w:t xml:space="preserve">: </w:t>
       </w:r>
-      <w:r>
-        <w:t>column.</w:t>
+      <w:proofErr w:type="spellStart"/>
+      <w:r>
+        <w:t>column</w:t>
+      </w:r>
+      <w:proofErr w:type="spellEnd"/>
+      <w:r>
+        <w:t>.</w:t>
       </w:r>
     </w:p>
     <w:p>
@@ -4748,7 +4999,23 @@
     </w:p>
     <w:p>
       <w:r>
-        <w:t>Tengo la cabecera y luego la barra de navegación. Para la cabecera establezco unos estilos para que tanto el article como la img estén en la misma fila.</w:t>
+        <w:t xml:space="preserve">Tengo la cabecera y luego la barra de navegación. Para la cabecera establezco unos estilos para que tanto el </w:t>
+      </w:r>
+      <w:proofErr w:type="spellStart"/>
+      <w:r>
+        <w:t>article</w:t>
+      </w:r>
+      <w:proofErr w:type="spellEnd"/>
+      <w:r>
+        <w:t xml:space="preserve"> como la </w:t>
+      </w:r>
+      <w:proofErr w:type="spellStart"/>
+      <w:r>
+        <w:t>img</w:t>
+      </w:r>
+      <w:proofErr w:type="spellEnd"/>
+      <w:r>
+        <w:t xml:space="preserve"> estén en la misma fila.</w:t>
       </w:r>
     </w:p>
     <w:p>
@@ -4804,10 +5071,58 @@
         <w:t xml:space="preserve">ra hago que la primera columna </w:t>
       </w:r>
       <w:r>
-        <w:t xml:space="preserve">del header se comporte internamente como una fila, que este en el centro, que si no cabe en la pantalla que baje como si fuera otra columna flex-wrap: wrap </w:t>
-      </w:r>
-      <w:r>
-        <w:t>y con justify-content: space-between hago que haya espacio entre los dos elementos para que cada uno se este en cada lado de la pantalla. Luego hago que login también sea una fila para que este todo en la misma dirección y que haya una separación entre elementos de 10px.</w:t>
+        <w:t xml:space="preserve">del </w:t>
+      </w:r>
+      <w:proofErr w:type="spellStart"/>
+      <w:r>
+        <w:t>header</w:t>
+      </w:r>
+      <w:proofErr w:type="spellEnd"/>
+      <w:r>
+        <w:t xml:space="preserve"> se comporte internamente como una fila, que este en el centro, que si no cabe en la pantalla que baje como si fuera otra columna </w:t>
+      </w:r>
+      <w:proofErr w:type="spellStart"/>
+      <w:r>
+        <w:t>flex-wrap</w:t>
+      </w:r>
+      <w:proofErr w:type="spellEnd"/>
+      <w:r>
+        <w:t xml:space="preserve">: </w:t>
+      </w:r>
+      <w:proofErr w:type="spellStart"/>
+      <w:r>
+        <w:t>wrap</w:t>
+      </w:r>
+      <w:proofErr w:type="spellEnd"/>
+      <w:r>
+        <w:t xml:space="preserve"> </w:t>
+      </w:r>
+      <w:r>
+        <w:t xml:space="preserve">y con </w:t>
+      </w:r>
+      <w:proofErr w:type="spellStart"/>
+      <w:r>
+        <w:t>justify-content</w:t>
+      </w:r>
+      <w:proofErr w:type="spellEnd"/>
+      <w:r>
+        <w:t xml:space="preserve">: </w:t>
+      </w:r>
+      <w:proofErr w:type="spellStart"/>
+      <w:r>
+        <w:t>space-between</w:t>
+      </w:r>
+      <w:proofErr w:type="spellEnd"/>
+      <w:r>
+        <w:t xml:space="preserve"> hago que haya espacio entre los dos elementos para que cada uno se este en cada lado de la pantalla. Luego hago que </w:t>
+      </w:r>
+      <w:proofErr w:type="spellStart"/>
+      <w:r>
+        <w:t>login</w:t>
+      </w:r>
+      <w:proofErr w:type="spellEnd"/>
+      <w:r>
+        <w:t xml:space="preserve"> también sea una fila para que este todo en la misma dirección y que haya una separación entre elementos de 10px.</w:t>
       </w:r>
     </w:p>
     <w:p>
@@ -4904,13 +5219,24 @@
       <w:r>
         <w:t xml:space="preserve">Que hago lo mismo lo trato como si fuera una fila y le añado estilos para que tenga colores, con </w:t>
       </w:r>
+      <w:proofErr w:type="spellStart"/>
       <w:r>
         <w:rPr>
           <w:b/>
           <w:bCs/>
         </w:rPr>
-        <w:t>flex-wrap:wrap</w:t>
-      </w:r>
+        <w:t>flex-</w:t>
+      </w:r>
+      <w:proofErr w:type="gramStart"/>
+      <w:r>
+        <w:rPr>
+          <w:b/>
+          <w:bCs/>
+        </w:rPr>
+        <w:t>wrap:wrap</w:t>
+      </w:r>
+      <w:proofErr w:type="spellEnd"/>
+      <w:proofErr w:type="gramEnd"/>
       <w:r>
         <w:t xml:space="preserve"> si es una pantalla pequeña y no hay espacio los elementos van bajando a la siguiente fila.</w:t>
       </w:r>
@@ -4978,7 +5304,15 @@
     </w:p>
     <w:p>
       <w:r>
-        <w:t>Para la página principal lo que he usado es soparlo en dos articles, el primero con la imagen y la información principal de la pagina web y el segundo para la búsqueda.</w:t>
+        <w:t xml:space="preserve">Para la página principal lo que he usado es soparlo en dos </w:t>
+      </w:r>
+      <w:proofErr w:type="spellStart"/>
+      <w:r>
+        <w:t>articles</w:t>
+      </w:r>
+      <w:proofErr w:type="spellEnd"/>
+      <w:r>
+        <w:t>, el primero con la imagen y la información principal de la pagina web y el segundo para la búsqueda.</w:t>
       </w:r>
     </w:p>
     <w:p>
@@ -5067,12 +5401,28 @@
     </w:p>
     <w:p>
       <w:r>
-        <w:t>El main tiene una clase para poder aplicarle un color de fondo solo a esta página, la imagen ocupa de ancho el 90% para que no se vea mal, el largo automático para que vaya cambiando según la dimensión de la pantalla y bordes en las esquinas.</w:t>
-      </w:r>
-    </w:p>
-    <w:p>
-      <w:r>
-        <w:t>En el article de bienvenida no le he aplicado ningún estilo para orientar la dirección ya que por defecto lo tiene modo columna.</w:t>
+        <w:t xml:space="preserve">El </w:t>
+      </w:r>
+      <w:proofErr w:type="spellStart"/>
+      <w:r>
+        <w:t>main</w:t>
+      </w:r>
+      <w:proofErr w:type="spellEnd"/>
+      <w:r>
+        <w:t xml:space="preserve"> tiene una clase para poder aplicarle un color de fondo solo a esta página, la imagen ocupa de ancho el 90% para que no se vea mal, el largo automático para que vaya cambiando según la dimensión de la pantalla y bordes en las esquinas.</w:t>
+      </w:r>
+    </w:p>
+    <w:p>
+      <w:r>
+        <w:t xml:space="preserve">En el </w:t>
+      </w:r>
+      <w:proofErr w:type="spellStart"/>
+      <w:r>
+        <w:t>article</w:t>
+      </w:r>
+      <w:proofErr w:type="spellEnd"/>
+      <w:r>
+        <w:t xml:space="preserve"> de bienvenida no le he aplicado ningún estilo para orientar la dirección ya que por defecto lo tiene modo columna.</w:t>
       </w:r>
     </w:p>
     <w:p>
@@ -5107,13 +5457,45 @@
         <w:t>a pantalla h</w:t>
       </w:r>
       <w:r>
-        <w:t>e decido dividir el main en un aside</w:t>
-      </w:r>
-      <w:r>
-        <w:t xml:space="preserve"> para un menú lateral, un section donde que dentro hay </w:t>
-      </w:r>
-      <w:r>
-        <w:t>un h2 para el título, un article donde se guardan los enlaces que son las tarjetas que muestran los viajes disponibles y un nav que sirve de paginación para poder ir a otras pantallas con más viajes.</w:t>
+        <w:t xml:space="preserve">e decido dividir el </w:t>
+      </w:r>
+      <w:proofErr w:type="spellStart"/>
+      <w:r>
+        <w:t>main</w:t>
+      </w:r>
+      <w:proofErr w:type="spellEnd"/>
+      <w:r>
+        <w:t xml:space="preserve"> en un aside</w:t>
+      </w:r>
+      <w:r>
+        <w:t xml:space="preserve"> para un menú lateral, un </w:t>
+      </w:r>
+      <w:proofErr w:type="spellStart"/>
+      <w:r>
+        <w:t>section</w:t>
+      </w:r>
+      <w:proofErr w:type="spellEnd"/>
+      <w:r>
+        <w:t xml:space="preserve"> donde que dentro hay </w:t>
+      </w:r>
+      <w:r>
+        <w:t xml:space="preserve">un h2 para el título, un </w:t>
+      </w:r>
+      <w:proofErr w:type="spellStart"/>
+      <w:r>
+        <w:t>article</w:t>
+      </w:r>
+      <w:proofErr w:type="spellEnd"/>
+      <w:r>
+        <w:t xml:space="preserve"> donde se guardan los enlaces que son las tarjetas que muestran los viajes disponibles y un </w:t>
+      </w:r>
+      <w:proofErr w:type="spellStart"/>
+      <w:r>
+        <w:t>nav</w:t>
+      </w:r>
+      <w:proofErr w:type="spellEnd"/>
+      <w:r>
+        <w:t xml:space="preserve"> que sirve de paginación para poder ir a otras pantallas con más viajes.</w:t>
       </w:r>
     </w:p>
     <w:p>
@@ -5234,7 +5616,15 @@
     </w:p>
     <w:p>
       <w:r>
-        <w:t xml:space="preserve">He usado parte del framawork de w3css: </w:t>
+        <w:t xml:space="preserve">He usado parte del </w:t>
+      </w:r>
+      <w:proofErr w:type="spellStart"/>
+      <w:r>
+        <w:t>framawork</w:t>
+      </w:r>
+      <w:proofErr w:type="spellEnd"/>
+      <w:r>
+        <w:t xml:space="preserve"> de w3css: </w:t>
       </w:r>
       <w:hyperlink r:id="rId22" w:history="1">
         <w:r>
@@ -5333,7 +5723,17 @@
     <w:p>
       <w:r>
         <w:lastRenderedPageBreak/>
-        <w:t>Las tarjetas las he puesto como enlaces para que cuando haga click sobre la tarjeta esta redirija a otra pantalla.</w:t>
+        <w:t xml:space="preserve">Las tarjetas las he puesto como enlaces para que cuando haga </w:t>
+      </w:r>
+      <w:proofErr w:type="spellStart"/>
+      <w:proofErr w:type="gramStart"/>
+      <w:r>
+        <w:t>click</w:t>
+      </w:r>
+      <w:proofErr w:type="spellEnd"/>
+      <w:proofErr w:type="gramEnd"/>
+      <w:r>
+        <w:t xml:space="preserve"> sobre la tarjeta esta redirija a otra pantalla.</w:t>
       </w:r>
     </w:p>
     <w:p>
@@ -5380,7 +5780,15 @@
     </w:p>
     <w:p>
       <w:r>
-        <w:t>He puesto un article y una clase tarjetas para añadirle un estilo que se sea así:</w:t>
+        <w:t xml:space="preserve">He puesto un </w:t>
+      </w:r>
+      <w:proofErr w:type="spellStart"/>
+      <w:r>
+        <w:t>article</w:t>
+      </w:r>
+      <w:proofErr w:type="spellEnd"/>
+      <w:r>
+        <w:t xml:space="preserve"> y una clase tarjetas para añadirle un estilo que se sea así:</w:t>
       </w:r>
     </w:p>
     <w:p>
@@ -5427,10 +5835,26 @@
     </w:p>
     <w:p>
       <w:r>
-        <w:t xml:space="preserve">Con esto lo que hace es que sea una fila, que haya espacio alrededor de ellas, que los ítems que hayan dentro de ella si hay alguno mas pequeño se estire hasta el tamaño del más grande con stretch y que si los elementos se quedan sin pantalla que bajen a la fila siguiente. Dentro de cada enlace lo que he hecho es añadirle un ancho de 32% para que siempre haya 3 tarjetas por cada fila, también añadirle color al pasar el ratón sobre la tarjeta y que </w:t>
-      </w:r>
-      <w:r>
-        <w:t>moverla hacia arriba 4px para que se note que se esta seleccionando.</w:t>
+        <w:t xml:space="preserve">Con esto lo que hace es que sea una fila, que haya espacio alrededor de ellas, que los ítems que hayan dentro de ella si hay alguno mas pequeño se estire hasta el tamaño del más grande con </w:t>
+      </w:r>
+      <w:proofErr w:type="spellStart"/>
+      <w:r>
+        <w:t>stretch</w:t>
+      </w:r>
+      <w:proofErr w:type="spellEnd"/>
+      <w:r>
+        <w:t xml:space="preserve"> y que si los elementos se quedan sin pantalla que bajen a la fila siguiente. Dentro de cada enlace lo que he hecho es añadirle un ancho de 32% para que siempre haya 3 tarjetas por cada fila, también añadirle color al pasar el ratón sobre la tarjeta y que </w:t>
+      </w:r>
+      <w:r>
+        <w:t xml:space="preserve">moverla hacia arriba 4px para que se note que se </w:t>
+      </w:r>
+      <w:proofErr w:type="spellStart"/>
+      <w:r>
+        <w:t>esta</w:t>
+      </w:r>
+      <w:proofErr w:type="spellEnd"/>
+      <w:r>
+        <w:t xml:space="preserve"> seleccionando.</w:t>
       </w:r>
     </w:p>
     <w:p>
@@ -5534,7 +5958,15 @@
     </w:p>
     <w:p>
       <w:r>
-        <w:t>Para los viajes en grupo que he hecho es poner 3 viajes en grupo, que sen 3 tarjetas grandes donde se pueda ver toda la información sobre el viaje perfectamanete.</w:t>
+        <w:t xml:space="preserve">Para los viajes en grupo que he hecho es poner 3 viajes en grupo, que sen 3 tarjetas grandes donde se pueda ver toda la información sobre el viaje </w:t>
+      </w:r>
+      <w:proofErr w:type="spellStart"/>
+      <w:r>
+        <w:t>perfectamanete</w:t>
+      </w:r>
+      <w:proofErr w:type="spellEnd"/>
+      <w:r>
+        <w:t>.</w:t>
       </w:r>
     </w:p>
     <w:p>
@@ -5784,7 +6216,15 @@
     </w:p>
     <w:p>
       <w:r>
-        <w:t>En la primera fila agrando 7 columnas para poner el mes, en la siguiente pongo los días y ya en la tercera y las siguientes voy poniendo los días del mes y cuando termine vuelvo a ponerlo como el numero 1 para añadir los dos otros dos meses. Entre mes y mes en la primera fila he añadido un padding de 10 para que haya un espacio. En la fila que termina el mes y empieza el nombre de los meses también</w:t>
+        <w:t xml:space="preserve">En la primera fila agrando 7 columnas para poner el mes, en la siguiente pongo los días y ya en la tercera y las siguientes voy poniendo los días del mes y cuando termine vuelvo a ponerlo como el numero 1 para añadir los dos otros dos meses. Entre mes y mes en la primera fila he añadido un </w:t>
+      </w:r>
+      <w:proofErr w:type="spellStart"/>
+      <w:r>
+        <w:t>padding</w:t>
+      </w:r>
+      <w:proofErr w:type="spellEnd"/>
+      <w:r>
+        <w:t xml:space="preserve"> de 10 para que haya un espacio. En la fila que termina el mes y empieza el nombre de los meses también</w:t>
       </w:r>
       <w:r>
         <w:t>.</w:t>
@@ -5874,7 +6314,15 @@
     </w:p>
     <w:p>
       <w:r>
-        <w:t>Debajo del calendario hay una leyenda y lo he puesto como svg para ponerlo como un circulo</w:t>
+        <w:t xml:space="preserve">Debajo del calendario hay una leyenda y lo he puesto como </w:t>
+      </w:r>
+      <w:proofErr w:type="spellStart"/>
+      <w:r>
+        <w:t>svg</w:t>
+      </w:r>
+      <w:proofErr w:type="spellEnd"/>
+      <w:r>
+        <w:t xml:space="preserve"> para ponerlo como un circulo</w:t>
       </w:r>
     </w:p>
     <w:p>
@@ -6011,7 +6459,15 @@
     </w:p>
     <w:p>
       <w:r>
-        <w:t>En la zona de oferta he añadido tres tarjetas donde hay ofertas por cada tipo de temporada y dentro de cada tarjeta un texto junto con una figura como en la leyenda y las ofertas en forma de lista, pero esta lista es del framework w3.css:</w:t>
+        <w:t xml:space="preserve">En la zona de oferta he añadido tres tarjetas donde hay ofertas por cada tipo de temporada y dentro de cada tarjeta un texto junto con una figura como en la leyenda y las ofertas en forma de lista, pero esta lista es del </w:t>
+      </w:r>
+      <w:proofErr w:type="spellStart"/>
+      <w:r>
+        <w:t>framework</w:t>
+      </w:r>
+      <w:proofErr w:type="spellEnd"/>
+      <w:r>
+        <w:t xml:space="preserve"> w3.css:</w:t>
       </w:r>
       <w:r>
         <w:t xml:space="preserve"> </w:t>
@@ -6095,20 +6551,967 @@
         <w:t>agencia.html)</w:t>
       </w:r>
     </w:p>
+    <w:p>
+      <w:r>
+        <w:t xml:space="preserve">Esta pantalla tiene el mismo diseño de tarjetas donde dentro se pueden ver los un </w:t>
+      </w:r>
+      <w:proofErr w:type="spellStart"/>
+      <w:r>
+        <w:t>iframe</w:t>
+      </w:r>
+      <w:proofErr w:type="spellEnd"/>
+      <w:r>
+        <w:t xml:space="preserve"> para poder ver la ubicación de la agencia en </w:t>
+      </w:r>
+      <w:proofErr w:type="spellStart"/>
+      <w:r>
+        <w:t>google</w:t>
+      </w:r>
+      <w:proofErr w:type="spellEnd"/>
+      <w:r>
+        <w:t xml:space="preserve"> </w:t>
+      </w:r>
+      <w:proofErr w:type="spellStart"/>
+      <w:r>
+        <w:t>maps</w:t>
+      </w:r>
+      <w:proofErr w:type="spellEnd"/>
+      <w:r>
+        <w:t>.</w:t>
+      </w:r>
+    </w:p>
+    <w:p>
+      <w:r>
+        <w:rPr>
+          <w:noProof/>
+        </w:rPr>
+        <w:drawing>
+          <wp:inline distT="0" distB="0" distL="0" distR="0" wp14:anchorId="780264E3" wp14:editId="2453EBE9">
+            <wp:extent cx="5400040" cy="2113915"/>
+            <wp:effectExtent l="0" t="0" r="0" b="635"/>
+            <wp:docPr id="1134916882" name="Imagen 1" descr="Texto&#10;&#10;El contenido generado por IA puede ser incorrecto."/>
+            <wp:cNvGraphicFramePr>
+              <a:graphicFrameLocks xmlns:a="http://schemas.openxmlformats.org/drawingml/2006/main" noChangeAspect="1"/>
+            </wp:cNvGraphicFramePr>
+            <a:graphic xmlns:a="http://schemas.openxmlformats.org/drawingml/2006/main">
+              <a:graphicData uri="http://schemas.openxmlformats.org/drawingml/2006/picture">
+                <pic:pic xmlns:pic="http://schemas.openxmlformats.org/drawingml/2006/picture">
+                  <pic:nvPicPr>
+                    <pic:cNvPr id="1134916882" name="Imagen 1" descr="Texto&#10;&#10;El contenido generado por IA puede ser incorrecto."/>
+                    <pic:cNvPicPr/>
+                  </pic:nvPicPr>
+                  <pic:blipFill>
+                    <a:blip r:embed="rId41"/>
+                    <a:stretch>
+                      <a:fillRect/>
+                    </a:stretch>
+                  </pic:blipFill>
+                  <pic:spPr>
+                    <a:xfrm>
+                      <a:off x="0" y="0"/>
+                      <a:ext cx="5400040" cy="2113915"/>
+                    </a:xfrm>
+                    <a:prstGeom prst="rect">
+                      <a:avLst/>
+                    </a:prstGeom>
+                  </pic:spPr>
+                </pic:pic>
+              </a:graphicData>
+            </a:graphic>
+          </wp:inline>
+        </w:drawing>
+      </w:r>
+    </w:p>
+    <w:p>
+      <w:r>
+        <w:t>Tarjetas ya tiene un estilo donde el contenido lo pone en una fila.</w:t>
+      </w:r>
+    </w:p>
+    <w:p>
+      <w:r>
+        <w:rPr>
+          <w:noProof/>
+        </w:rPr>
+        <w:drawing>
+          <wp:inline distT="0" distB="0" distL="0" distR="0" wp14:anchorId="4F8D59A7" wp14:editId="77F6D80A">
+            <wp:extent cx="3552825" cy="1704975"/>
+            <wp:effectExtent l="0" t="0" r="9525" b="9525"/>
+            <wp:docPr id="326036271" name="Imagen 1" descr="Texto&#10;&#10;El contenido generado por IA puede ser incorrecto."/>
+            <wp:cNvGraphicFramePr>
+              <a:graphicFrameLocks xmlns:a="http://schemas.openxmlformats.org/drawingml/2006/main" noChangeAspect="1"/>
+            </wp:cNvGraphicFramePr>
+            <a:graphic xmlns:a="http://schemas.openxmlformats.org/drawingml/2006/main">
+              <a:graphicData uri="http://schemas.openxmlformats.org/drawingml/2006/picture">
+                <pic:pic xmlns:pic="http://schemas.openxmlformats.org/drawingml/2006/picture">
+                  <pic:nvPicPr>
+                    <pic:cNvPr id="326036271" name="Imagen 1" descr="Texto&#10;&#10;El contenido generado por IA puede ser incorrecto."/>
+                    <pic:cNvPicPr/>
+                  </pic:nvPicPr>
+                  <pic:blipFill>
+                    <a:blip r:embed="rId42"/>
+                    <a:stretch>
+                      <a:fillRect/>
+                    </a:stretch>
+                  </pic:blipFill>
+                  <pic:spPr>
+                    <a:xfrm>
+                      <a:off x="0" y="0"/>
+                      <a:ext cx="3552825" cy="1704975"/>
+                    </a:xfrm>
+                    <a:prstGeom prst="rect">
+                      <a:avLst/>
+                    </a:prstGeom>
+                  </pic:spPr>
+                </pic:pic>
+              </a:graphicData>
+            </a:graphic>
+          </wp:inline>
+        </w:drawing>
+      </w:r>
+    </w:p>
+    <w:p>
+      <w:r>
+        <w:br w:type="page"/>
+      </w:r>
+    </w:p>
+    <w:p>
+      <w:pPr>
+        <w:pStyle w:val="Ttulo1"/>
+      </w:pPr>
+      <w:r>
+        <w:lastRenderedPageBreak/>
+        <w:t>Sugerencias (sugerencias.html)</w:t>
+      </w:r>
+    </w:p>
+    <w:p>
+      <w:r>
+        <w:t xml:space="preserve">Esta página también tiene el mismo formato de </w:t>
+      </w:r>
+      <w:r>
+        <w:t>tarjetas para cada sugerencia y debajo un formulario para poder añadir sugerencias.</w:t>
+      </w:r>
+    </w:p>
+    <w:p>
+      <w:r>
+        <w:rPr>
+          <w:noProof/>
+        </w:rPr>
+        <w:drawing>
+          <wp:inline distT="0" distB="0" distL="0" distR="0" wp14:anchorId="0ADEA8BA" wp14:editId="5AF5E09C">
+            <wp:extent cx="5272178" cy="2356485"/>
+            <wp:effectExtent l="0" t="0" r="5080" b="5715"/>
+            <wp:docPr id="860972798" name="Imagen 1" descr="Texto&#10;&#10;El contenido generado por IA puede ser incorrecto."/>
+            <wp:cNvGraphicFramePr>
+              <a:graphicFrameLocks xmlns:a="http://schemas.openxmlformats.org/drawingml/2006/main" noChangeAspect="1"/>
+            </wp:cNvGraphicFramePr>
+            <a:graphic xmlns:a="http://schemas.openxmlformats.org/drawingml/2006/main">
+              <a:graphicData uri="http://schemas.openxmlformats.org/drawingml/2006/picture">
+                <pic:pic xmlns:pic="http://schemas.openxmlformats.org/drawingml/2006/picture">
+                  <pic:nvPicPr>
+                    <pic:cNvPr id="860972798" name="Imagen 1" descr="Texto&#10;&#10;El contenido generado por IA puede ser incorrecto."/>
+                    <pic:cNvPicPr/>
+                  </pic:nvPicPr>
+                  <pic:blipFill>
+                    <a:blip r:embed="rId43"/>
+                    <a:stretch>
+                      <a:fillRect/>
+                    </a:stretch>
+                  </pic:blipFill>
+                  <pic:spPr>
+                    <a:xfrm>
+                      <a:off x="0" y="0"/>
+                      <a:ext cx="5295272" cy="2366807"/>
+                    </a:xfrm>
+                    <a:prstGeom prst="rect">
+                      <a:avLst/>
+                    </a:prstGeom>
+                  </pic:spPr>
+                </pic:pic>
+              </a:graphicData>
+            </a:graphic>
+          </wp:inline>
+        </w:drawing>
+      </w:r>
+    </w:p>
+    <w:p>
+      <w:r>
+        <w:t>El formulario es un formulario básico donde todos los datos son obligatorios para poder añadir una sugerencia.</w:t>
+      </w:r>
+    </w:p>
+    <w:p>
+      <w:r>
+        <w:rPr>
+          <w:noProof/>
+        </w:rPr>
+        <w:drawing>
+          <wp:inline distT="0" distB="0" distL="0" distR="0" wp14:anchorId="3DE814BD" wp14:editId="7426DFE8">
+            <wp:extent cx="3200400" cy="1536789"/>
+            <wp:effectExtent l="0" t="0" r="0" b="6350"/>
+            <wp:docPr id="1780582595" name="Imagen 1" descr="Texto&#10;&#10;El contenido generado por IA puede ser incorrecto."/>
+            <wp:cNvGraphicFramePr>
+              <a:graphicFrameLocks xmlns:a="http://schemas.openxmlformats.org/drawingml/2006/main" noChangeAspect="1"/>
+            </wp:cNvGraphicFramePr>
+            <a:graphic xmlns:a="http://schemas.openxmlformats.org/drawingml/2006/main">
+              <a:graphicData uri="http://schemas.openxmlformats.org/drawingml/2006/picture">
+                <pic:pic xmlns:pic="http://schemas.openxmlformats.org/drawingml/2006/picture">
+                  <pic:nvPicPr>
+                    <pic:cNvPr id="1780582595" name="Imagen 1" descr="Texto&#10;&#10;El contenido generado por IA puede ser incorrecto."/>
+                    <pic:cNvPicPr/>
+                  </pic:nvPicPr>
+                  <pic:blipFill>
+                    <a:blip r:embed="rId44"/>
+                    <a:stretch>
+                      <a:fillRect/>
+                    </a:stretch>
+                  </pic:blipFill>
+                  <pic:spPr>
+                    <a:xfrm>
+                      <a:off x="0" y="0"/>
+                      <a:ext cx="3205804" cy="1539384"/>
+                    </a:xfrm>
+                    <a:prstGeom prst="rect">
+                      <a:avLst/>
+                    </a:prstGeom>
+                  </pic:spPr>
+                </pic:pic>
+              </a:graphicData>
+            </a:graphic>
+          </wp:inline>
+        </w:drawing>
+      </w:r>
+    </w:p>
+    <w:p>
+      <w:r>
+        <w:t>Se le añade una maquetación a los elementos de todos los formularios para que tengan el mismo estilo para que encaje con el diseño de las pantallas anteriores.</w:t>
+      </w:r>
+    </w:p>
+    <w:p>
+      <w:r>
+        <w:rPr>
+          <w:noProof/>
+        </w:rPr>
+        <w:drawing>
+          <wp:inline distT="0" distB="0" distL="0" distR="0" wp14:anchorId="15674178" wp14:editId="6D1F5B13">
+            <wp:extent cx="2867025" cy="2918222"/>
+            <wp:effectExtent l="0" t="0" r="0" b="0"/>
+            <wp:docPr id="110580111" name="Imagen 1" descr="Interfaz de usuario gráfica, Aplicación&#10;&#10;El contenido generado por IA puede ser incorrecto."/>
+            <wp:cNvGraphicFramePr>
+              <a:graphicFrameLocks xmlns:a="http://schemas.openxmlformats.org/drawingml/2006/main" noChangeAspect="1"/>
+            </wp:cNvGraphicFramePr>
+            <a:graphic xmlns:a="http://schemas.openxmlformats.org/drawingml/2006/main">
+              <a:graphicData uri="http://schemas.openxmlformats.org/drawingml/2006/picture">
+                <pic:pic xmlns:pic="http://schemas.openxmlformats.org/drawingml/2006/picture">
+                  <pic:nvPicPr>
+                    <pic:cNvPr id="110580111" name="Imagen 1" descr="Interfaz de usuario gráfica, Aplicación&#10;&#10;El contenido generado por IA puede ser incorrecto."/>
+                    <pic:cNvPicPr/>
+                  </pic:nvPicPr>
+                  <pic:blipFill>
+                    <a:blip r:embed="rId45"/>
+                    <a:stretch>
+                      <a:fillRect/>
+                    </a:stretch>
+                  </pic:blipFill>
+                  <pic:spPr>
+                    <a:xfrm>
+                      <a:off x="0" y="0"/>
+                      <a:ext cx="2869932" cy="2921181"/>
+                    </a:xfrm>
+                    <a:prstGeom prst="rect">
+                      <a:avLst/>
+                    </a:prstGeom>
+                  </pic:spPr>
+                </pic:pic>
+              </a:graphicData>
+            </a:graphic>
+          </wp:inline>
+        </w:drawing>
+      </w:r>
+      <w:r>
+        <w:br w:type="page"/>
+      </w:r>
+    </w:p>
+    <w:p>
+      <w:pPr>
+        <w:pStyle w:val="Ttulo1"/>
+      </w:pPr>
+      <w:r>
+        <w:lastRenderedPageBreak/>
+        <w:t>Contacto (contacto.html)</w:t>
+      </w:r>
+    </w:p>
+    <w:p>
+      <w:r>
+        <w:t xml:space="preserve">En este apartado he añadido una lista con todos mis datos, la lista es del </w:t>
+      </w:r>
+      <w:proofErr w:type="spellStart"/>
+      <w:r>
+        <w:t>framework</w:t>
+      </w:r>
+      <w:proofErr w:type="spellEnd"/>
+      <w:r>
+        <w:t xml:space="preserve"> w3.css: </w:t>
+      </w:r>
+      <w:hyperlink r:id="rId46" w:history="1">
+        <w:r>
+          <w:rPr>
+            <w:rStyle w:val="Hipervnculo"/>
+          </w:rPr>
+          <w:t>https://www.w3schools.com/w3css/w3css_lists.asp</w:t>
+        </w:r>
+      </w:hyperlink>
+    </w:p>
+    <w:p>
+      <w:r>
+        <w:rPr>
+          <w:noProof/>
+        </w:rPr>
+        <w:drawing>
+          <wp:inline distT="0" distB="0" distL="0" distR="0" wp14:anchorId="2B07830A" wp14:editId="7FC061BD">
+            <wp:extent cx="5400040" cy="2557145"/>
+            <wp:effectExtent l="0" t="0" r="0" b="0"/>
+            <wp:docPr id="1255694509" name="Imagen 1" descr="Texto&#10;&#10;El contenido generado por IA puede ser incorrecto."/>
+            <wp:cNvGraphicFramePr>
+              <a:graphicFrameLocks xmlns:a="http://schemas.openxmlformats.org/drawingml/2006/main" noChangeAspect="1"/>
+            </wp:cNvGraphicFramePr>
+            <a:graphic xmlns:a="http://schemas.openxmlformats.org/drawingml/2006/main">
+              <a:graphicData uri="http://schemas.openxmlformats.org/drawingml/2006/picture">
+                <pic:pic xmlns:pic="http://schemas.openxmlformats.org/drawingml/2006/picture">
+                  <pic:nvPicPr>
+                    <pic:cNvPr id="1255694509" name="Imagen 1" descr="Texto&#10;&#10;El contenido generado por IA puede ser incorrecto."/>
+                    <pic:cNvPicPr/>
+                  </pic:nvPicPr>
+                  <pic:blipFill>
+                    <a:blip r:embed="rId47"/>
+                    <a:stretch>
+                      <a:fillRect/>
+                    </a:stretch>
+                  </pic:blipFill>
+                  <pic:spPr>
+                    <a:xfrm>
+                      <a:off x="0" y="0"/>
+                      <a:ext cx="5400040" cy="2557145"/>
+                    </a:xfrm>
+                    <a:prstGeom prst="rect">
+                      <a:avLst/>
+                    </a:prstGeom>
+                  </pic:spPr>
+                </pic:pic>
+              </a:graphicData>
+            </a:graphic>
+          </wp:inline>
+        </w:drawing>
+      </w:r>
+    </w:p>
+    <w:p>
+      <w:r>
+        <w:t>Lo único que he hecho es añadirle estilos para cambiarle el fondo de la lista.</w:t>
+      </w:r>
+    </w:p>
+    <w:p>
+      <w:r>
+        <w:rPr>
+          <w:noProof/>
+        </w:rPr>
+        <w:drawing>
+          <wp:inline distT="0" distB="0" distL="0" distR="0" wp14:anchorId="4ADDB0A8" wp14:editId="64232DE2">
+            <wp:extent cx="3533775" cy="2809875"/>
+            <wp:effectExtent l="0" t="0" r="9525" b="9525"/>
+            <wp:docPr id="1123359390" name="Imagen 1" descr="Texto&#10;&#10;El contenido generado por IA puede ser incorrecto."/>
+            <wp:cNvGraphicFramePr>
+              <a:graphicFrameLocks xmlns:a="http://schemas.openxmlformats.org/drawingml/2006/main" noChangeAspect="1"/>
+            </wp:cNvGraphicFramePr>
+            <a:graphic xmlns:a="http://schemas.openxmlformats.org/drawingml/2006/main">
+              <a:graphicData uri="http://schemas.openxmlformats.org/drawingml/2006/picture">
+                <pic:pic xmlns:pic="http://schemas.openxmlformats.org/drawingml/2006/picture">
+                  <pic:nvPicPr>
+                    <pic:cNvPr id="1123359390" name="Imagen 1" descr="Texto&#10;&#10;El contenido generado por IA puede ser incorrecto."/>
+                    <pic:cNvPicPr/>
+                  </pic:nvPicPr>
+                  <pic:blipFill>
+                    <a:blip r:embed="rId48"/>
+                    <a:stretch>
+                      <a:fillRect/>
+                    </a:stretch>
+                  </pic:blipFill>
+                  <pic:spPr>
+                    <a:xfrm>
+                      <a:off x="0" y="0"/>
+                      <a:ext cx="3533775" cy="2809875"/>
+                    </a:xfrm>
+                    <a:prstGeom prst="rect">
+                      <a:avLst/>
+                    </a:prstGeom>
+                  </pic:spPr>
+                </pic:pic>
+              </a:graphicData>
+            </a:graphic>
+          </wp:inline>
+        </w:drawing>
+      </w:r>
+    </w:p>
+    <w:p>
+      <w:r>
+        <w:t>Con esto centro la lista en la pantalla y le pongo fondo a la lista y le pongo al primer &lt;</w:t>
+      </w:r>
+      <w:proofErr w:type="spellStart"/>
+      <w:r>
+        <w:t>li</w:t>
+      </w:r>
+      <w:proofErr w:type="spellEnd"/>
+      <w:r>
+        <w:t>&gt; otro color para que sea de otro color y que sea el título de la página.</w:t>
+      </w:r>
+    </w:p>
+    <w:p>
+      <w:pPr>
+        <w:pStyle w:val="Ttulo1"/>
+      </w:pPr>
+      <w:r>
+        <w:br w:type="page"/>
+      </w:r>
+      <w:r>
+        <w:lastRenderedPageBreak/>
+        <w:t>Alta de usuario (</w:t>
+      </w:r>
+      <w:r>
+        <w:t>altausuarios.html)</w:t>
+      </w:r>
+    </w:p>
+    <w:p>
+      <w:r>
+        <w:t>En esta pantalla he añadido varios formularios para poder hacer un registro completo del usuario que se quiera dar de alta.</w:t>
+      </w:r>
+      <w:r>
+        <w:t xml:space="preserve"> Hago que cada elemento del formulario vaya uno debajo del otro y que este centrado en la pantalla.</w:t>
+      </w:r>
+    </w:p>
+    <w:p>
+      <w:r>
+        <w:rPr>
+          <w:noProof/>
+        </w:rPr>
+        <w:drawing>
+          <wp:inline distT="0" distB="0" distL="0" distR="0" wp14:anchorId="4C771EA6" wp14:editId="4C1AA171">
+            <wp:extent cx="2447925" cy="1371600"/>
+            <wp:effectExtent l="0" t="0" r="9525" b="0"/>
+            <wp:docPr id="363691006" name="Imagen 1" descr="Texto&#10;&#10;El contenido generado por IA puede ser incorrecto."/>
+            <wp:cNvGraphicFramePr>
+              <a:graphicFrameLocks xmlns:a="http://schemas.openxmlformats.org/drawingml/2006/main" noChangeAspect="1"/>
+            </wp:cNvGraphicFramePr>
+            <a:graphic xmlns:a="http://schemas.openxmlformats.org/drawingml/2006/main">
+              <a:graphicData uri="http://schemas.openxmlformats.org/drawingml/2006/picture">
+                <pic:pic xmlns:pic="http://schemas.openxmlformats.org/drawingml/2006/picture">
+                  <pic:nvPicPr>
+                    <pic:cNvPr id="363691006" name="Imagen 1" descr="Texto&#10;&#10;El contenido generado por IA puede ser incorrecto."/>
+                    <pic:cNvPicPr/>
+                  </pic:nvPicPr>
+                  <pic:blipFill>
+                    <a:blip r:embed="rId49"/>
+                    <a:stretch>
+                      <a:fillRect/>
+                    </a:stretch>
+                  </pic:blipFill>
+                  <pic:spPr>
+                    <a:xfrm>
+                      <a:off x="0" y="0"/>
+                      <a:ext cx="2447925" cy="1371600"/>
+                    </a:xfrm>
+                    <a:prstGeom prst="rect">
+                      <a:avLst/>
+                    </a:prstGeom>
+                  </pic:spPr>
+                </pic:pic>
+              </a:graphicData>
+            </a:graphic>
+          </wp:inline>
+        </w:drawing>
+      </w:r>
+    </w:p>
+    <w:p>
+      <w:r>
+        <w:t xml:space="preserve">Los radios </w:t>
+      </w:r>
+      <w:proofErr w:type="spellStart"/>
+      <w:r>
+        <w:t>buttons</w:t>
+      </w:r>
+      <w:proofErr w:type="spellEnd"/>
+      <w:r>
+        <w:t xml:space="preserve"> los he puesto en una misma fila:</w:t>
+      </w:r>
+    </w:p>
+    <w:p>
+      <w:r>
+        <w:rPr>
+          <w:noProof/>
+        </w:rPr>
+        <w:t xml:space="preserve"> </w:t>
+      </w:r>
+      <w:r>
+        <w:rPr>
+          <w:noProof/>
+        </w:rPr>
+        <w:drawing>
+          <wp:inline distT="0" distB="0" distL="0" distR="0" wp14:anchorId="02DC2F34" wp14:editId="540B9304">
+            <wp:extent cx="1962150" cy="1409700"/>
+            <wp:effectExtent l="0" t="0" r="0" b="0"/>
+            <wp:docPr id="1725599245" name="Imagen 1" descr="Texto&#10;&#10;El contenido generado por IA puede ser incorrecto."/>
+            <wp:cNvGraphicFramePr>
+              <a:graphicFrameLocks xmlns:a="http://schemas.openxmlformats.org/drawingml/2006/main" noChangeAspect="1"/>
+            </wp:cNvGraphicFramePr>
+            <a:graphic xmlns:a="http://schemas.openxmlformats.org/drawingml/2006/main">
+              <a:graphicData uri="http://schemas.openxmlformats.org/drawingml/2006/picture">
+                <pic:pic xmlns:pic="http://schemas.openxmlformats.org/drawingml/2006/picture">
+                  <pic:nvPicPr>
+                    <pic:cNvPr id="1725599245" name="Imagen 1" descr="Texto&#10;&#10;El contenido generado por IA puede ser incorrecto."/>
+                    <pic:cNvPicPr/>
+                  </pic:nvPicPr>
+                  <pic:blipFill>
+                    <a:blip r:embed="rId50"/>
+                    <a:stretch>
+                      <a:fillRect/>
+                    </a:stretch>
+                  </pic:blipFill>
+                  <pic:spPr>
+                    <a:xfrm>
+                      <a:off x="0" y="0"/>
+                      <a:ext cx="1962150" cy="1409700"/>
+                    </a:xfrm>
+                    <a:prstGeom prst="rect">
+                      <a:avLst/>
+                    </a:prstGeom>
+                  </pic:spPr>
+                </pic:pic>
+              </a:graphicData>
+            </a:graphic>
+          </wp:inline>
+        </w:drawing>
+      </w:r>
+    </w:p>
+    <w:p>
+      <w:r>
+        <w:rPr>
+          <w:noProof/>
+        </w:rPr>
+        <w:drawing>
+          <wp:inline distT="0" distB="0" distL="0" distR="0" wp14:anchorId="45E6F9AA" wp14:editId="00DDB6E3">
+            <wp:extent cx="5400040" cy="827405"/>
+            <wp:effectExtent l="0" t="0" r="0" b="0"/>
+            <wp:docPr id="858997993" name="Imagen 1" descr="Texto&#10;&#10;El contenido generado por IA puede ser incorrecto."/>
+            <wp:cNvGraphicFramePr>
+              <a:graphicFrameLocks xmlns:a="http://schemas.openxmlformats.org/drawingml/2006/main" noChangeAspect="1"/>
+            </wp:cNvGraphicFramePr>
+            <a:graphic xmlns:a="http://schemas.openxmlformats.org/drawingml/2006/main">
+              <a:graphicData uri="http://schemas.openxmlformats.org/drawingml/2006/picture">
+                <pic:pic xmlns:pic="http://schemas.openxmlformats.org/drawingml/2006/picture">
+                  <pic:nvPicPr>
+                    <pic:cNvPr id="858997993" name="Imagen 1" descr="Texto&#10;&#10;El contenido generado por IA puede ser incorrecto."/>
+                    <pic:cNvPicPr/>
+                  </pic:nvPicPr>
+                  <pic:blipFill>
+                    <a:blip r:embed="rId51"/>
+                    <a:stretch>
+                      <a:fillRect/>
+                    </a:stretch>
+                  </pic:blipFill>
+                  <pic:spPr>
+                    <a:xfrm>
+                      <a:off x="0" y="0"/>
+                      <a:ext cx="5400040" cy="827405"/>
+                    </a:xfrm>
+                    <a:prstGeom prst="rect">
+                      <a:avLst/>
+                    </a:prstGeom>
+                  </pic:spPr>
+                </pic:pic>
+              </a:graphicData>
+            </a:graphic>
+          </wp:inline>
+        </w:drawing>
+      </w:r>
+    </w:p>
+    <w:p>
+      <w:r>
+        <w:t xml:space="preserve">Para que el input se quede en la misma fila que el </w:t>
+      </w:r>
+      <w:proofErr w:type="spellStart"/>
+      <w:r>
+        <w:t>label</w:t>
+      </w:r>
+      <w:proofErr w:type="spellEnd"/>
+      <w:r>
+        <w:t xml:space="preserve"> también tengo que poner que los radio </w:t>
+      </w:r>
+      <w:proofErr w:type="spellStart"/>
+      <w:r>
+        <w:t>buttons</w:t>
+      </w:r>
+      <w:proofErr w:type="spellEnd"/>
+      <w:r>
+        <w:t xml:space="preserve"> se ponga en la misma fila.</w:t>
+      </w:r>
+      <w:r>
+        <w:t xml:space="preserve"> Porque si no el radio </w:t>
+      </w:r>
+      <w:proofErr w:type="spellStart"/>
+      <w:r>
+        <w:t>button</w:t>
+      </w:r>
+      <w:proofErr w:type="spellEnd"/>
+      <w:r>
+        <w:t xml:space="preserve"> se quedaba arriba y el texto abajo.</w:t>
+      </w:r>
+    </w:p>
+    <w:p>
+      <w:r>
+        <w:rPr>
+          <w:noProof/>
+        </w:rPr>
+        <w:drawing>
+          <wp:inline distT="0" distB="0" distL="0" distR="0" wp14:anchorId="71871BDD" wp14:editId="6A843C35">
+            <wp:extent cx="5400040" cy="440690"/>
+            <wp:effectExtent l="0" t="0" r="0" b="0"/>
+            <wp:docPr id="1559726601" name="Imagen 1"/>
+            <wp:cNvGraphicFramePr>
+              <a:graphicFrameLocks xmlns:a="http://schemas.openxmlformats.org/drawingml/2006/main" noChangeAspect="1"/>
+            </wp:cNvGraphicFramePr>
+            <a:graphic xmlns:a="http://schemas.openxmlformats.org/drawingml/2006/main">
+              <a:graphicData uri="http://schemas.openxmlformats.org/drawingml/2006/picture">
+                <pic:pic xmlns:pic="http://schemas.openxmlformats.org/drawingml/2006/picture">
+                  <pic:nvPicPr>
+                    <pic:cNvPr id="1559726601" name=""/>
+                    <pic:cNvPicPr/>
+                  </pic:nvPicPr>
+                  <pic:blipFill>
+                    <a:blip r:embed="rId52"/>
+                    <a:stretch>
+                      <a:fillRect/>
+                    </a:stretch>
+                  </pic:blipFill>
+                  <pic:spPr>
+                    <a:xfrm>
+                      <a:off x="0" y="0"/>
+                      <a:ext cx="5400040" cy="440690"/>
+                    </a:xfrm>
+                    <a:prstGeom prst="rect">
+                      <a:avLst/>
+                    </a:prstGeom>
+                  </pic:spPr>
+                </pic:pic>
+              </a:graphicData>
+            </a:graphic>
+          </wp:inline>
+        </w:drawing>
+      </w:r>
+    </w:p>
+    <w:p>
+      <w:r>
+        <w:t xml:space="preserve">En este </w:t>
+      </w:r>
+      <w:r>
+        <w:t>caso no era necesario poner dos veces el estilo.</w:t>
+      </w:r>
+    </w:p>
+    <w:p>
+      <w:r>
+        <w:br w:type="page"/>
+      </w:r>
+    </w:p>
+    <w:p>
+      <w:pPr>
+        <w:pStyle w:val="Ttulo1"/>
+      </w:pPr>
+      <w:r>
+        <w:lastRenderedPageBreak/>
+        <w:t>Viaje individual (viaje1.html)</w:t>
+      </w:r>
+    </w:p>
+    <w:p>
+      <w:r>
+        <w:t>En esta pagina hay una foto que ocupa la pantalla y debajo a 2/3 los datos del viaje y a 1/3 viajes relacionados. Las dos tarjetas las he puesto como las tarjeas vistas anteriormente por lo que mantiene el diseño ya mostrado.</w:t>
+      </w:r>
+    </w:p>
+    <w:p>
+      <w:r>
+        <w:rPr>
+          <w:noProof/>
+        </w:rPr>
+        <w:drawing>
+          <wp:inline distT="0" distB="0" distL="0" distR="0" wp14:anchorId="5CA4431C" wp14:editId="5ED550E9">
+            <wp:extent cx="5400040" cy="2869565"/>
+            <wp:effectExtent l="0" t="0" r="0" b="6985"/>
+            <wp:docPr id="814153916" name="Imagen 1" descr="Texto&#10;&#10;El contenido generado por IA puede ser incorrecto."/>
+            <wp:cNvGraphicFramePr>
+              <a:graphicFrameLocks xmlns:a="http://schemas.openxmlformats.org/drawingml/2006/main" noChangeAspect="1"/>
+            </wp:cNvGraphicFramePr>
+            <a:graphic xmlns:a="http://schemas.openxmlformats.org/drawingml/2006/main">
+              <a:graphicData uri="http://schemas.openxmlformats.org/drawingml/2006/picture">
+                <pic:pic xmlns:pic="http://schemas.openxmlformats.org/drawingml/2006/picture">
+                  <pic:nvPicPr>
+                    <pic:cNvPr id="814153916" name="Imagen 1" descr="Texto&#10;&#10;El contenido generado por IA puede ser incorrecto."/>
+                    <pic:cNvPicPr/>
+                  </pic:nvPicPr>
+                  <pic:blipFill>
+                    <a:blip r:embed="rId53"/>
+                    <a:stretch>
+                      <a:fillRect/>
+                    </a:stretch>
+                  </pic:blipFill>
+                  <pic:spPr>
+                    <a:xfrm>
+                      <a:off x="0" y="0"/>
+                      <a:ext cx="5400040" cy="2869565"/>
+                    </a:xfrm>
+                    <a:prstGeom prst="rect">
+                      <a:avLst/>
+                    </a:prstGeom>
+                  </pic:spPr>
+                </pic:pic>
+              </a:graphicData>
+            </a:graphic>
+          </wp:inline>
+        </w:drawing>
+      </w:r>
+    </w:p>
+    <w:p>
+      <w:r>
+        <w:t>El numero 1 es la imagen que ocupa todo el ancho de la pantalla.</w:t>
+      </w:r>
+    </w:p>
+    <w:p>
+      <w:r>
+        <w:rPr>
+          <w:noProof/>
+        </w:rPr>
+        <w:drawing>
+          <wp:inline distT="0" distB="0" distL="0" distR="0" wp14:anchorId="339CBC7E" wp14:editId="5F1E3589">
+            <wp:extent cx="2200275" cy="1247775"/>
+            <wp:effectExtent l="0" t="0" r="9525" b="9525"/>
+            <wp:docPr id="1781561814" name="Imagen 1" descr="Texto&#10;&#10;El contenido generado por IA puede ser incorrecto."/>
+            <wp:cNvGraphicFramePr>
+              <a:graphicFrameLocks xmlns:a="http://schemas.openxmlformats.org/drawingml/2006/main" noChangeAspect="1"/>
+            </wp:cNvGraphicFramePr>
+            <a:graphic xmlns:a="http://schemas.openxmlformats.org/drawingml/2006/main">
+              <a:graphicData uri="http://schemas.openxmlformats.org/drawingml/2006/picture">
+                <pic:pic xmlns:pic="http://schemas.openxmlformats.org/drawingml/2006/picture">
+                  <pic:nvPicPr>
+                    <pic:cNvPr id="1781561814" name="Imagen 1" descr="Texto&#10;&#10;El contenido generado por IA puede ser incorrecto."/>
+                    <pic:cNvPicPr/>
+                  </pic:nvPicPr>
+                  <pic:blipFill>
+                    <a:blip r:embed="rId54"/>
+                    <a:stretch>
+                      <a:fillRect/>
+                    </a:stretch>
+                  </pic:blipFill>
+                  <pic:spPr>
+                    <a:xfrm>
+                      <a:off x="0" y="0"/>
+                      <a:ext cx="2200275" cy="1247775"/>
+                    </a:xfrm>
+                    <a:prstGeom prst="rect">
+                      <a:avLst/>
+                    </a:prstGeom>
+                  </pic:spPr>
+                </pic:pic>
+              </a:graphicData>
+            </a:graphic>
+          </wp:inline>
+        </w:drawing>
+      </w:r>
+    </w:p>
+    <w:p>
+      <w:r>
+        <w:t xml:space="preserve">El numero 2 y 3 están en un </w:t>
+      </w:r>
+      <w:proofErr w:type="spellStart"/>
+      <w:r>
+        <w:t>article</w:t>
+      </w:r>
+      <w:proofErr w:type="spellEnd"/>
+      <w:r>
+        <w:t xml:space="preserve"> para poder ponerlos los dos en una misma fila.</w:t>
+      </w:r>
+    </w:p>
+    <w:p>
+      <w:r>
+        <w:rPr>
+          <w:noProof/>
+        </w:rPr>
+        <w:drawing>
+          <wp:inline distT="0" distB="0" distL="0" distR="0" wp14:anchorId="4B313E3A" wp14:editId="6C65B615">
+            <wp:extent cx="1994083" cy="923925"/>
+            <wp:effectExtent l="0" t="0" r="6350" b="0"/>
+            <wp:docPr id="561668536" name="Imagen 1" descr="Texto&#10;&#10;El contenido generado por IA puede ser incorrecto."/>
+            <wp:cNvGraphicFramePr>
+              <a:graphicFrameLocks xmlns:a="http://schemas.openxmlformats.org/drawingml/2006/main" noChangeAspect="1"/>
+            </wp:cNvGraphicFramePr>
+            <a:graphic xmlns:a="http://schemas.openxmlformats.org/drawingml/2006/main">
+              <a:graphicData uri="http://schemas.openxmlformats.org/drawingml/2006/picture">
+                <pic:pic xmlns:pic="http://schemas.openxmlformats.org/drawingml/2006/picture">
+                  <pic:nvPicPr>
+                    <pic:cNvPr id="561668536" name="Imagen 1" descr="Texto&#10;&#10;El contenido generado por IA puede ser incorrecto."/>
+                    <pic:cNvPicPr/>
+                  </pic:nvPicPr>
+                  <pic:blipFill>
+                    <a:blip r:embed="rId55"/>
+                    <a:stretch>
+                      <a:fillRect/>
+                    </a:stretch>
+                  </pic:blipFill>
+                  <pic:spPr>
+                    <a:xfrm>
+                      <a:off x="0" y="0"/>
+                      <a:ext cx="1999456" cy="926415"/>
+                    </a:xfrm>
+                    <a:prstGeom prst="rect">
+                      <a:avLst/>
+                    </a:prstGeom>
+                  </pic:spPr>
+                </pic:pic>
+              </a:graphicData>
+            </a:graphic>
+          </wp:inline>
+        </w:drawing>
+      </w:r>
+      <w:r>
+        <w:rPr>
+          <w:noProof/>
+        </w:rPr>
+        <w:drawing>
+          <wp:inline distT="0" distB="0" distL="0" distR="0" wp14:anchorId="5C00FF9F" wp14:editId="4917D0D4">
+            <wp:extent cx="1498500" cy="838835"/>
+            <wp:effectExtent l="0" t="0" r="6985" b="0"/>
+            <wp:docPr id="93221546" name="Imagen 1" descr="Texto&#10;&#10;El contenido generado por IA puede ser incorrecto."/>
+            <wp:cNvGraphicFramePr>
+              <a:graphicFrameLocks xmlns:a="http://schemas.openxmlformats.org/drawingml/2006/main" noChangeAspect="1"/>
+            </wp:cNvGraphicFramePr>
+            <a:graphic xmlns:a="http://schemas.openxmlformats.org/drawingml/2006/main">
+              <a:graphicData uri="http://schemas.openxmlformats.org/drawingml/2006/picture">
+                <pic:pic xmlns:pic="http://schemas.openxmlformats.org/drawingml/2006/picture">
+                  <pic:nvPicPr>
+                    <pic:cNvPr id="93221546" name="Imagen 1" descr="Texto&#10;&#10;El contenido generado por IA puede ser incorrecto."/>
+                    <pic:cNvPicPr/>
+                  </pic:nvPicPr>
+                  <pic:blipFill>
+                    <a:blip r:embed="rId56"/>
+                    <a:stretch>
+                      <a:fillRect/>
+                    </a:stretch>
+                  </pic:blipFill>
+                  <pic:spPr>
+                    <a:xfrm>
+                      <a:off x="0" y="0"/>
+                      <a:ext cx="1503328" cy="841537"/>
+                    </a:xfrm>
+                    <a:prstGeom prst="rect">
+                      <a:avLst/>
+                    </a:prstGeom>
+                  </pic:spPr>
+                </pic:pic>
+              </a:graphicData>
+            </a:graphic>
+          </wp:inline>
+        </w:drawing>
+      </w:r>
+      <w:r>
+        <w:rPr>
+          <w:noProof/>
+        </w:rPr>
+        <w:t xml:space="preserve"> </w:t>
+      </w:r>
+      <w:r>
+        <w:rPr>
+          <w:noProof/>
+        </w:rPr>
+        <w:drawing>
+          <wp:inline distT="0" distB="0" distL="0" distR="0" wp14:anchorId="541130F0" wp14:editId="06305499">
+            <wp:extent cx="1800225" cy="889181"/>
+            <wp:effectExtent l="0" t="0" r="0" b="6350"/>
+            <wp:docPr id="287487413" name="Imagen 1" descr="Texto&#10;&#10;El contenido generado por IA puede ser incorrecto."/>
+            <wp:cNvGraphicFramePr>
+              <a:graphicFrameLocks xmlns:a="http://schemas.openxmlformats.org/drawingml/2006/main" noChangeAspect="1"/>
+            </wp:cNvGraphicFramePr>
+            <a:graphic xmlns:a="http://schemas.openxmlformats.org/drawingml/2006/main">
+              <a:graphicData uri="http://schemas.openxmlformats.org/drawingml/2006/picture">
+                <pic:pic xmlns:pic="http://schemas.openxmlformats.org/drawingml/2006/picture">
+                  <pic:nvPicPr>
+                    <pic:cNvPr id="287487413" name="Imagen 1" descr="Texto&#10;&#10;El contenido generado por IA puede ser incorrecto."/>
+                    <pic:cNvPicPr/>
+                  </pic:nvPicPr>
+                  <pic:blipFill>
+                    <a:blip r:embed="rId57"/>
+                    <a:stretch>
+                      <a:fillRect/>
+                    </a:stretch>
+                  </pic:blipFill>
+                  <pic:spPr>
+                    <a:xfrm>
+                      <a:off x="0" y="0"/>
+                      <a:ext cx="1814669" cy="896315"/>
+                    </a:xfrm>
+                    <a:prstGeom prst="rect">
+                      <a:avLst/>
+                    </a:prstGeom>
+                  </pic:spPr>
+                </pic:pic>
+              </a:graphicData>
+            </a:graphic>
+          </wp:inline>
+        </w:drawing>
+      </w:r>
+    </w:p>
+    <w:p>
+      <w:r>
+        <w:t>La información del viaje (número 2) tiene que ocupar 63% de la pantalla para ser 2/3, en este apartado se han añadido unos estilos para que no haya mucho espacio entre el texto.</w:t>
+      </w:r>
+    </w:p>
+    <w:p>
+      <w:r>
+        <w:t>Destinos relacionados (número 3) tiene que ocupar el 33% para ser 1/3 y se ha añadido los mismos botones para el aside de viajes.html</w:t>
+      </w:r>
+      <w:r>
+        <w:t xml:space="preserve"> del </w:t>
+      </w:r>
+      <w:proofErr w:type="spellStart"/>
+      <w:r>
+        <w:t>framework</w:t>
+      </w:r>
+      <w:proofErr w:type="spellEnd"/>
+      <w:r>
+        <w:t xml:space="preserve"> w3.css </w:t>
+      </w:r>
+      <w:hyperlink r:id="rId58" w:history="1">
+        <w:r>
+          <w:rPr>
+            <w:rStyle w:val="Hipervnculo"/>
+          </w:rPr>
+          <w:t>https://www.w3schools.com/w3css/w3css_sidebar.asp</w:t>
+        </w:r>
+      </w:hyperlink>
+    </w:p>
     <w:p/>
-    <w:p>
-      <w:r>
-        <w:br w:type="page"/>
-      </w:r>
-    </w:p>
-    <w:p>
+    <w:p/>
+    <w:p>
+      <w:pPr>
+        <w:pStyle w:val="Ttulo1"/>
+      </w:pPr>
       <w:r>
         <w:lastRenderedPageBreak/>
-        <w:t xml:space="preserve">responsive: </w:t>
-      </w:r>
-    </w:p>
-    <w:p>
-      <w:hyperlink r:id="rId41" w:history="1">
+        <w:t>Responsive</w:t>
+      </w:r>
+    </w:p>
+    <w:p>
+      <w:r>
+        <w:t xml:space="preserve">Según </w:t>
+      </w:r>
+      <w:r>
+        <w:t>w3schools</w:t>
+      </w:r>
+      <w:r>
+        <w:t xml:space="preserve"> </w:t>
+      </w:r>
+      <w:hyperlink r:id="rId59" w:history="1">
         <w:r>
           <w:rPr>
             <w:rStyle w:val="Hipervnculo"/>
@@ -6116,27 +7519,220 @@
           <w:t>https://www.w3schools.com/html/html_responsive.asp</w:t>
         </w:r>
       </w:hyperlink>
-    </w:p>
-    <w:p>
-      <w:hyperlink r:id="rId42" w:history="1">
+      <w:r>
+        <w:t xml:space="preserve"> se añade esta línea para que haga efecto.</w:t>
+      </w:r>
+    </w:p>
+    <w:p>
+      <w:r>
+        <w:rPr>
+          <w:noProof/>
+        </w:rPr>
+        <w:drawing>
+          <wp:inline distT="0" distB="0" distL="0" distR="0" wp14:anchorId="58638104" wp14:editId="2D7CB681">
+            <wp:extent cx="5400040" cy="223520"/>
+            <wp:effectExtent l="0" t="0" r="0" b="5080"/>
+            <wp:docPr id="683832085" name="Imagen 1"/>
+            <wp:cNvGraphicFramePr>
+              <a:graphicFrameLocks xmlns:a="http://schemas.openxmlformats.org/drawingml/2006/main" noChangeAspect="1"/>
+            </wp:cNvGraphicFramePr>
+            <a:graphic xmlns:a="http://schemas.openxmlformats.org/drawingml/2006/main">
+              <a:graphicData uri="http://schemas.openxmlformats.org/drawingml/2006/picture">
+                <pic:pic xmlns:pic="http://schemas.openxmlformats.org/drawingml/2006/picture">
+                  <pic:nvPicPr>
+                    <pic:cNvPr id="683832085" name=""/>
+                    <pic:cNvPicPr/>
+                  </pic:nvPicPr>
+                  <pic:blipFill>
+                    <a:blip r:embed="rId60"/>
+                    <a:stretch>
+                      <a:fillRect/>
+                    </a:stretch>
+                  </pic:blipFill>
+                  <pic:spPr>
+                    <a:xfrm>
+                      <a:off x="0" y="0"/>
+                      <a:ext cx="5400040" cy="223520"/>
+                    </a:xfrm>
+                    <a:prstGeom prst="rect">
+                      <a:avLst/>
+                    </a:prstGeom>
+                  </pic:spPr>
+                </pic:pic>
+              </a:graphicData>
+            </a:graphic>
+          </wp:inline>
+        </w:drawing>
+      </w:r>
+    </w:p>
+    <w:p>
+      <w:r>
+        <w:t>Pero para index.html y viajes.html lo he hecho a mano c</w:t>
+      </w:r>
+      <w:r>
+        <w:t>uando el ancho de la pantalla sea 760px o menos</w:t>
+      </w:r>
+      <w:r>
+        <w:t>.</w:t>
+      </w:r>
+    </w:p>
+    <w:p>
+      <w:r>
+        <w:rPr>
+          <w:noProof/>
+        </w:rPr>
+        <w:drawing>
+          <wp:inline distT="0" distB="0" distL="0" distR="0" wp14:anchorId="41A90D15" wp14:editId="4464949A">
+            <wp:extent cx="2294651" cy="5219700"/>
+            <wp:effectExtent l="0" t="0" r="0" b="0"/>
+            <wp:docPr id="44508068" name="Imagen 1" descr="Captura de pantalla de un celular&#10;&#10;El contenido generado por IA puede ser incorrecto."/>
+            <wp:cNvGraphicFramePr>
+              <a:graphicFrameLocks xmlns:a="http://schemas.openxmlformats.org/drawingml/2006/main" noChangeAspect="1"/>
+            </wp:cNvGraphicFramePr>
+            <a:graphic xmlns:a="http://schemas.openxmlformats.org/drawingml/2006/main">
+              <a:graphicData uri="http://schemas.openxmlformats.org/drawingml/2006/picture">
+                <pic:pic xmlns:pic="http://schemas.openxmlformats.org/drawingml/2006/picture">
+                  <pic:nvPicPr>
+                    <pic:cNvPr id="44508068" name="Imagen 1" descr="Captura de pantalla de un celular&#10;&#10;El contenido generado por IA puede ser incorrecto."/>
+                    <pic:cNvPicPr/>
+                  </pic:nvPicPr>
+                  <pic:blipFill>
+                    <a:blip r:embed="rId61"/>
+                    <a:stretch>
+                      <a:fillRect/>
+                    </a:stretch>
+                  </pic:blipFill>
+                  <pic:spPr>
+                    <a:xfrm>
+                      <a:off x="0" y="0"/>
+                      <a:ext cx="2298593" cy="5228666"/>
+                    </a:xfrm>
+                    <a:prstGeom prst="rect">
+                      <a:avLst/>
+                    </a:prstGeom>
+                  </pic:spPr>
+                </pic:pic>
+              </a:graphicData>
+            </a:graphic>
+          </wp:inline>
+        </w:drawing>
+      </w:r>
+    </w:p>
+    <w:p>
+      <w:r>
+        <w:t xml:space="preserve">Ya he puesto </w:t>
+      </w:r>
+      <w:proofErr w:type="spellStart"/>
+      <w:r>
+        <w:t>flex-wrap</w:t>
+      </w:r>
+      <w:proofErr w:type="spellEnd"/>
+      <w:r>
+        <w:t xml:space="preserve">: </w:t>
+      </w:r>
+      <w:proofErr w:type="spellStart"/>
+      <w:r>
+        <w:t>wrap</w:t>
+      </w:r>
+      <w:proofErr w:type="spellEnd"/>
+      <w:r>
+        <w:t xml:space="preserve"> en la mayoría de los elementos de las pantallas para que puedan ocupar la siguiente fila si es necesario, pero para estas pantallas con un ancho menor de 760 lo que he hecho es ponerlo como </w:t>
+      </w:r>
+      <w:r>
+        <w:t xml:space="preserve">una sola </w:t>
+      </w:r>
+      <w:r>
+        <w:t>colum</w:t>
+      </w:r>
+      <w:r>
+        <w:t>na</w:t>
+      </w:r>
+      <w:r>
+        <w:t xml:space="preserve"> para </w:t>
+      </w:r>
+      <w:r>
+        <w:t xml:space="preserve">que los elementos de la pantalla se pongan uno debajo del otro y así se ve mejor en una pantalla de móvil. </w:t>
+      </w:r>
+    </w:p>
+    <w:p>
+      <w:r>
+        <w:t>En la foto 1 son los cambios para index.html y 2 para viajes.html.</w:t>
+      </w:r>
+    </w:p>
+    <w:p>
+      <w:pPr>
+        <w:rPr>
+          <w:u w:val="single"/>
+        </w:rPr>
+      </w:pPr>
+      <w:r>
+        <w:rPr>
+          <w:u w:val="single"/>
+        </w:rPr>
+        <w:br w:type="page"/>
+      </w:r>
+    </w:p>
+    <w:p>
+      <w:pPr>
+        <w:pStyle w:val="Ttulo1"/>
+      </w:pPr>
+      <w:r>
+        <w:lastRenderedPageBreak/>
+        <w:t>Innovación e IA</w:t>
+      </w:r>
+    </w:p>
+    <w:p>
+      <w:r>
+        <w:t xml:space="preserve">Para </w:t>
+      </w:r>
+      <w:proofErr w:type="spellStart"/>
+      <w:r>
+        <w:t>css</w:t>
+      </w:r>
+      <w:proofErr w:type="spellEnd"/>
+      <w:r>
+        <w:t xml:space="preserve"> lo que he hecho es agrupar valores que se repiten en variables para evitar repetirme y sobre todo para que si cambio un color no tener que cambiarlo en 40 sitios más. Esto aparece en </w:t>
+      </w:r>
+      <w:r>
+        <w:t>w3schools</w:t>
+      </w:r>
+      <w:r>
+        <w:t xml:space="preserve">: </w:t>
+      </w:r>
+      <w:hyperlink r:id="rId62" w:history="1">
         <w:r>
           <w:rPr>
             <w:rStyle w:val="Hipervnculo"/>
           </w:rPr>
-          <w:t>https://www.w3schools.com/w3css/w3css_responsive.asp</w:t>
+          <w:t>https://www.w3schools.com/cssref/func_var.php</w:t>
         </w:r>
       </w:hyperlink>
     </w:p>
-    <w:p/>
-    <w:p/>
-    <w:p/>
-    <w:p>
-      <w:r>
-        <w:t>lista:</w:t>
-      </w:r>
-    </w:p>
-    <w:p>
-      <w:hyperlink r:id="rId43" w:history="1">
+    <w:p>
+      <w:pPr>
+        <w:rPr>
+          <w:u w:val="single"/>
+        </w:rPr>
+      </w:pPr>
+      <w:r>
+        <w:t xml:space="preserve">Todos los elementos usados de </w:t>
+      </w:r>
+      <w:r>
+        <w:t>w3schools</w:t>
+      </w:r>
+      <w:r>
+        <w:t xml:space="preserve"> son:</w:t>
+      </w:r>
+    </w:p>
+    <w:p>
+      <w:pPr>
+        <w:pStyle w:val="Prrafodelista"/>
+        <w:numPr>
+          <w:ilvl w:val="0"/>
+          <w:numId w:val="38"/>
+        </w:numPr>
+      </w:pPr>
+      <w:hyperlink r:id="rId63" w:history="1">
         <w:r>
           <w:rPr>
             <w:rStyle w:val="Hipervnculo"/>
@@ -6145,76 +7741,168 @@
         </w:r>
       </w:hyperlink>
     </w:p>
-    <w:p/>
-    <w:p>
-      <w:r>
-        <w:t xml:space="preserve">aside: </w:t>
-      </w:r>
-    </w:p>
-    <w:p>
-      <w:hyperlink r:id="rId44" w:history="1">
+    <w:p>
+      <w:pPr>
+        <w:pStyle w:val="Prrafodelista"/>
+        <w:numPr>
+          <w:ilvl w:val="0"/>
+          <w:numId w:val="38"/>
+        </w:numPr>
+      </w:pPr>
+      <w:hyperlink r:id="rId64" w:history="1">
         <w:r>
           <w:rPr>
             <w:rStyle w:val="Hipervnculo"/>
           </w:rPr>
-          <w:t>https://www.w3schools.com/w3cs</w:t>
+          <w:t>https://www.w3schools.com/html/html_responsive.asp</w:t>
         </w:r>
+      </w:hyperlink>
+    </w:p>
+    <w:p>
+      <w:pPr>
+        <w:pStyle w:val="Prrafodelista"/>
+        <w:numPr>
+          <w:ilvl w:val="0"/>
+          <w:numId w:val="38"/>
+        </w:numPr>
+      </w:pPr>
+      <w:hyperlink r:id="rId65" w:history="1">
         <w:r>
           <w:rPr>
             <w:rStyle w:val="Hipervnculo"/>
           </w:rPr>
-          <w:t>s</w:t>
+          <w:t>https://www.w3schools.com/cssref/func_var.php</w:t>
         </w:r>
+      </w:hyperlink>
+    </w:p>
+    <w:p>
+      <w:pPr>
+        <w:pStyle w:val="Prrafodelista"/>
+        <w:numPr>
+          <w:ilvl w:val="0"/>
+          <w:numId w:val="38"/>
+        </w:numPr>
+      </w:pPr>
+      <w:hyperlink r:id="rId66" w:history="1">
         <w:r>
           <w:rPr>
             <w:rStyle w:val="Hipervnculo"/>
           </w:rPr>
-          <w:t>/w3css_sidebar.asp</w:t>
+          <w:t>https://www.w3schools.com/w3css/w3css_sidebar.asp</w:t>
         </w:r>
       </w:hyperlink>
     </w:p>
-    <w:p/>
-    <w:p>
-      <w:pPr>
-        <w:rPr>
-          <w:u w:val="single"/>
-        </w:rPr>
-      </w:pPr>
-      <w:hyperlink r:id="rId45" w:history="1">
+    <w:p>
+      <w:pPr>
+        <w:pStyle w:val="Prrafodelista"/>
+        <w:numPr>
+          <w:ilvl w:val="0"/>
+          <w:numId w:val="38"/>
+        </w:numPr>
+      </w:pPr>
+      <w:hyperlink r:id="rId67" w:history="1">
         <w:r>
           <w:rPr>
             <w:rStyle w:val="Hipervnculo"/>
           </w:rPr>
-          <w:t>https://www.pexels.com/es-es/creative-commons-images/</w:t>
+          <w:t>https://www.w3schools.com/w3css/w3css_pagination.asp</w:t>
         </w:r>
       </w:hyperlink>
     </w:p>
     <w:p>
       <w:pPr>
-        <w:rPr>
-          <w:u w:val="single"/>
-        </w:rPr>
-      </w:pPr>
-    </w:p>
-    <w:p>
-      <w:pPr>
-        <w:rPr>
-          <w:u w:val="single"/>
-        </w:rPr>
-      </w:pPr>
-      <w:r>
-        <w:rPr>
-          <w:u w:val="single"/>
-        </w:rPr>
-        <w:t xml:space="preserve">funciones: </w:t>
-      </w:r>
-      <w:r>
-        <w:rPr>
-          <w:u w:val="single"/>
-        </w:rPr>
-        <w:t>https://www.w3schools.com/cssref/func_var.php</w:t>
-      </w:r>
-    </w:p>
+        <w:pStyle w:val="Prrafodelista"/>
+        <w:numPr>
+          <w:ilvl w:val="0"/>
+          <w:numId w:val="38"/>
+        </w:numPr>
+      </w:pPr>
+      <w:hyperlink r:id="rId68" w:history="1">
+        <w:r>
+          <w:rPr>
+            <w:rStyle w:val="Hipervnculo"/>
+          </w:rPr>
+          <w:t>https://www.w3schools.com/css/css3_flexbox_container.asp</w:t>
+        </w:r>
+      </w:hyperlink>
+    </w:p>
+    <w:p>
+      <w:r>
+        <w:t>Con la IA he generado:</w:t>
+      </w:r>
+    </w:p>
+    <w:p>
+      <w:pPr>
+        <w:pStyle w:val="Prrafodelista"/>
+        <w:numPr>
+          <w:ilvl w:val="0"/>
+          <w:numId w:val="39"/>
+        </w:numPr>
+      </w:pPr>
+      <w:r>
+        <w:t>Logo de la pagina</w:t>
+      </w:r>
+    </w:p>
+    <w:p>
+      <w:pPr>
+        <w:pStyle w:val="Prrafodelista"/>
+        <w:numPr>
+          <w:ilvl w:val="0"/>
+          <w:numId w:val="39"/>
+        </w:numPr>
+      </w:pPr>
+      <w:r>
+        <w:t>Información de los viajes a partir de una plantilla hecha por mí</w:t>
+      </w:r>
+    </w:p>
+    <w:p>
+      <w:pPr>
+        <w:pStyle w:val="Prrafodelista"/>
+        <w:numPr>
+          <w:ilvl w:val="0"/>
+          <w:numId w:val="39"/>
+        </w:numPr>
+      </w:pPr>
+      <w:r>
+        <w:t>Información de los viajes en grupo</w:t>
+      </w:r>
+    </w:p>
+    <w:p>
+      <w:pPr>
+        <w:pStyle w:val="Prrafodelista"/>
+        <w:numPr>
+          <w:ilvl w:val="0"/>
+          <w:numId w:val="39"/>
+        </w:numPr>
+      </w:pPr>
+      <w:r>
+        <w:t>Información de cada viaje individual</w:t>
+      </w:r>
+    </w:p>
+    <w:p>
+      <w:pPr>
+        <w:pStyle w:val="Prrafodelista"/>
+        <w:numPr>
+          <w:ilvl w:val="0"/>
+          <w:numId w:val="39"/>
+        </w:numPr>
+      </w:pPr>
+      <w:r>
+        <w:t xml:space="preserve">Refactorizar y simplificar el </w:t>
+      </w:r>
+      <w:proofErr w:type="spellStart"/>
+      <w:r>
+        <w:t>css</w:t>
+      </w:r>
+      <w:proofErr w:type="spellEnd"/>
+    </w:p>
+    <w:p>
+      <w:pPr>
+        <w:pStyle w:val="Prrafodelista"/>
+      </w:pPr>
+    </w:p>
+    <w:p/>
+    <w:p/>
     <w:sectPr>
       <w:pgSz w:w="11906" w:h="16838"/>
       <w:pgMar w:top="1417" w:right="1701" w:bottom="1417" w:left="1701" w:header="708" w:footer="708" w:gutter="0"/>
@@ -7027,6 +8715,119 @@
     </w:lvl>
   </w:abstractNum>
   <w:abstractNum w:abstractNumId="8" w15:restartNumberingAfterBreak="0">
+    <w:nsid w:val="292D4EEB"/>
+    <w:multiLevelType w:val="hybridMultilevel"/>
+    <w:tmpl w:val="CA8CEA7A"/>
+    <w:lvl w:ilvl="0" w:tplc="DEBEA292">
+      <w:start w:val="1"/>
+      <w:numFmt w:val="bullet"/>
+      <w:lvlText w:val="-"/>
+      <w:lvlJc w:val="left"/>
+      <w:pPr>
+        <w:ind w:left="720" w:hanging="360"/>
+      </w:pPr>
+      <w:rPr>
+        <w:rFonts w:ascii="Aptos" w:eastAsiaTheme="minorEastAsia" w:hAnsi="Aptos" w:cstheme="minorBidi" w:hint="default"/>
+      </w:rPr>
+    </w:lvl>
+    <w:lvl w:ilvl="1" w:tplc="0C0A0003" w:tentative="1">
+      <w:start w:val="1"/>
+      <w:numFmt w:val="bullet"/>
+      <w:lvlText w:val="o"/>
+      <w:lvlJc w:val="left"/>
+      <w:pPr>
+        <w:ind w:left="1440" w:hanging="360"/>
+      </w:pPr>
+      <w:rPr>
+        <w:rFonts w:ascii="Courier New" w:hAnsi="Courier New" w:cs="Courier New" w:hint="default"/>
+      </w:rPr>
+    </w:lvl>
+    <w:lvl w:ilvl="2" w:tplc="0C0A0005" w:tentative="1">
+      <w:start w:val="1"/>
+      <w:numFmt w:val="bullet"/>
+      <w:lvlText w:val=""/>
+      <w:lvlJc w:val="left"/>
+      <w:pPr>
+        <w:ind w:left="2160" w:hanging="360"/>
+      </w:pPr>
+      <w:rPr>
+        <w:rFonts w:ascii="Wingdings" w:hAnsi="Wingdings" w:hint="default"/>
+      </w:rPr>
+    </w:lvl>
+    <w:lvl w:ilvl="3" w:tplc="0C0A0001" w:tentative="1">
+      <w:start w:val="1"/>
+      <w:numFmt w:val="bullet"/>
+      <w:lvlText w:val=""/>
+      <w:lvlJc w:val="left"/>
+      <w:pPr>
+        <w:ind w:left="2880" w:hanging="360"/>
+      </w:pPr>
+      <w:rPr>
+        <w:rFonts w:ascii="Symbol" w:hAnsi="Symbol" w:hint="default"/>
+      </w:rPr>
+    </w:lvl>
+    <w:lvl w:ilvl="4" w:tplc="0C0A0003" w:tentative="1">
+      <w:start w:val="1"/>
+      <w:numFmt w:val="bullet"/>
+      <w:lvlText w:val="o"/>
+      <w:lvlJc w:val="left"/>
+      <w:pPr>
+        <w:ind w:left="3600" w:hanging="360"/>
+      </w:pPr>
+      <w:rPr>
+        <w:rFonts w:ascii="Courier New" w:hAnsi="Courier New" w:cs="Courier New" w:hint="default"/>
+      </w:rPr>
+    </w:lvl>
+    <w:lvl w:ilvl="5" w:tplc="0C0A0005" w:tentative="1">
+      <w:start w:val="1"/>
+      <w:numFmt w:val="bullet"/>
+      <w:lvlText w:val=""/>
+      <w:lvlJc w:val="left"/>
+      <w:pPr>
+        <w:ind w:left="4320" w:hanging="360"/>
+      </w:pPr>
+      <w:rPr>
+        <w:rFonts w:ascii="Wingdings" w:hAnsi="Wingdings" w:hint="default"/>
+      </w:rPr>
+    </w:lvl>
+    <w:lvl w:ilvl="6" w:tplc="0C0A0001" w:tentative="1">
+      <w:start w:val="1"/>
+      <w:numFmt w:val="bullet"/>
+      <w:lvlText w:val=""/>
+      <w:lvlJc w:val="left"/>
+      <w:pPr>
+        <w:ind w:left="5040" w:hanging="360"/>
+      </w:pPr>
+      <w:rPr>
+        <w:rFonts w:ascii="Symbol" w:hAnsi="Symbol" w:hint="default"/>
+      </w:rPr>
+    </w:lvl>
+    <w:lvl w:ilvl="7" w:tplc="0C0A0003" w:tentative="1">
+      <w:start w:val="1"/>
+      <w:numFmt w:val="bullet"/>
+      <w:lvlText w:val="o"/>
+      <w:lvlJc w:val="left"/>
+      <w:pPr>
+        <w:ind w:left="5760" w:hanging="360"/>
+      </w:pPr>
+      <w:rPr>
+        <w:rFonts w:ascii="Courier New" w:hAnsi="Courier New" w:cs="Courier New" w:hint="default"/>
+      </w:rPr>
+    </w:lvl>
+    <w:lvl w:ilvl="8" w:tplc="0C0A0005" w:tentative="1">
+      <w:start w:val="1"/>
+      <w:numFmt w:val="bullet"/>
+      <w:lvlText w:val=""/>
+      <w:lvlJc w:val="left"/>
+      <w:pPr>
+        <w:ind w:left="6480" w:hanging="360"/>
+      </w:pPr>
+      <w:rPr>
+        <w:rFonts w:ascii="Wingdings" w:hAnsi="Wingdings" w:hint="default"/>
+      </w:rPr>
+    </w:lvl>
+  </w:abstractNum>
+  <w:abstractNum w:abstractNumId="9" w15:restartNumberingAfterBreak="0">
     <w:nsid w:val="2C4C0B77"/>
     <w:multiLevelType w:val="hybridMultilevel"/>
     <w:tmpl w:val="071E50C6"/>
@@ -7139,7 +8940,7 @@
       </w:rPr>
     </w:lvl>
   </w:abstractNum>
-  <w:abstractNum w:abstractNumId="9" w15:restartNumberingAfterBreak="0">
+  <w:abstractNum w:abstractNumId="10" w15:restartNumberingAfterBreak="0">
     <w:nsid w:val="31B06083"/>
     <w:multiLevelType w:val="hybridMultilevel"/>
     <w:tmpl w:val="C44E9C0C"/>
@@ -7230,7 +9031,120 @@
       </w:pPr>
     </w:lvl>
   </w:abstractNum>
-  <w:abstractNum w:abstractNumId="10" w15:restartNumberingAfterBreak="0">
+  <w:abstractNum w:abstractNumId="11" w15:restartNumberingAfterBreak="0">
+    <w:nsid w:val="41C857F6"/>
+    <w:multiLevelType w:val="hybridMultilevel"/>
+    <w:tmpl w:val="48C051F0"/>
+    <w:lvl w:ilvl="0" w:tplc="DEBEA292">
+      <w:start w:val="1"/>
+      <w:numFmt w:val="bullet"/>
+      <w:lvlText w:val="-"/>
+      <w:lvlJc w:val="left"/>
+      <w:pPr>
+        <w:ind w:left="720" w:hanging="360"/>
+      </w:pPr>
+      <w:rPr>
+        <w:rFonts w:ascii="Aptos" w:eastAsiaTheme="minorEastAsia" w:hAnsi="Aptos" w:cstheme="minorBidi" w:hint="default"/>
+      </w:rPr>
+    </w:lvl>
+    <w:lvl w:ilvl="1" w:tplc="0C0A0003" w:tentative="1">
+      <w:start w:val="1"/>
+      <w:numFmt w:val="bullet"/>
+      <w:lvlText w:val="o"/>
+      <w:lvlJc w:val="left"/>
+      <w:pPr>
+        <w:ind w:left="1440" w:hanging="360"/>
+      </w:pPr>
+      <w:rPr>
+        <w:rFonts w:ascii="Courier New" w:hAnsi="Courier New" w:cs="Courier New" w:hint="default"/>
+      </w:rPr>
+    </w:lvl>
+    <w:lvl w:ilvl="2" w:tplc="0C0A0005" w:tentative="1">
+      <w:start w:val="1"/>
+      <w:numFmt w:val="bullet"/>
+      <w:lvlText w:val=""/>
+      <w:lvlJc w:val="left"/>
+      <w:pPr>
+        <w:ind w:left="2160" w:hanging="360"/>
+      </w:pPr>
+      <w:rPr>
+        <w:rFonts w:ascii="Wingdings" w:hAnsi="Wingdings" w:hint="default"/>
+      </w:rPr>
+    </w:lvl>
+    <w:lvl w:ilvl="3" w:tplc="0C0A0001" w:tentative="1">
+      <w:start w:val="1"/>
+      <w:numFmt w:val="bullet"/>
+      <w:lvlText w:val=""/>
+      <w:lvlJc w:val="left"/>
+      <w:pPr>
+        <w:ind w:left="2880" w:hanging="360"/>
+      </w:pPr>
+      <w:rPr>
+        <w:rFonts w:ascii="Symbol" w:hAnsi="Symbol" w:hint="default"/>
+      </w:rPr>
+    </w:lvl>
+    <w:lvl w:ilvl="4" w:tplc="0C0A0003" w:tentative="1">
+      <w:start w:val="1"/>
+      <w:numFmt w:val="bullet"/>
+      <w:lvlText w:val="o"/>
+      <w:lvlJc w:val="left"/>
+      <w:pPr>
+        <w:ind w:left="3600" w:hanging="360"/>
+      </w:pPr>
+      <w:rPr>
+        <w:rFonts w:ascii="Courier New" w:hAnsi="Courier New" w:cs="Courier New" w:hint="default"/>
+      </w:rPr>
+    </w:lvl>
+    <w:lvl w:ilvl="5" w:tplc="0C0A0005" w:tentative="1">
+      <w:start w:val="1"/>
+      <w:numFmt w:val="bullet"/>
+      <w:lvlText w:val=""/>
+      <w:lvlJc w:val="left"/>
+      <w:pPr>
+        <w:ind w:left="4320" w:hanging="360"/>
+      </w:pPr>
+      <w:rPr>
+        <w:rFonts w:ascii="Wingdings" w:hAnsi="Wingdings" w:hint="default"/>
+      </w:rPr>
+    </w:lvl>
+    <w:lvl w:ilvl="6" w:tplc="0C0A0001" w:tentative="1">
+      <w:start w:val="1"/>
+      <w:numFmt w:val="bullet"/>
+      <w:lvlText w:val=""/>
+      <w:lvlJc w:val="left"/>
+      <w:pPr>
+        <w:ind w:left="5040" w:hanging="360"/>
+      </w:pPr>
+      <w:rPr>
+        <w:rFonts w:ascii="Symbol" w:hAnsi="Symbol" w:hint="default"/>
+      </w:rPr>
+    </w:lvl>
+    <w:lvl w:ilvl="7" w:tplc="0C0A0003" w:tentative="1">
+      <w:start w:val="1"/>
+      <w:numFmt w:val="bullet"/>
+      <w:lvlText w:val="o"/>
+      <w:lvlJc w:val="left"/>
+      <w:pPr>
+        <w:ind w:left="5760" w:hanging="360"/>
+      </w:pPr>
+      <w:rPr>
+        <w:rFonts w:ascii="Courier New" w:hAnsi="Courier New" w:cs="Courier New" w:hint="default"/>
+      </w:rPr>
+    </w:lvl>
+    <w:lvl w:ilvl="8" w:tplc="0C0A0005" w:tentative="1">
+      <w:start w:val="1"/>
+      <w:numFmt w:val="bullet"/>
+      <w:lvlText w:val=""/>
+      <w:lvlJc w:val="left"/>
+      <w:pPr>
+        <w:ind w:left="6480" w:hanging="360"/>
+      </w:pPr>
+      <w:rPr>
+        <w:rFonts w:ascii="Wingdings" w:hAnsi="Wingdings" w:hint="default"/>
+      </w:rPr>
+    </w:lvl>
+  </w:abstractNum>
+  <w:abstractNum w:abstractNumId="12" w15:restartNumberingAfterBreak="0">
     <w:nsid w:val="47AF3AB8"/>
     <w:multiLevelType w:val="hybridMultilevel"/>
     <w:tmpl w:val="AB5EE588"/>
@@ -7319,7 +9233,7 @@
       </w:pPr>
     </w:lvl>
   </w:abstractNum>
-  <w:abstractNum w:abstractNumId="11" w15:restartNumberingAfterBreak="0">
+  <w:abstractNum w:abstractNumId="13" w15:restartNumberingAfterBreak="0">
     <w:nsid w:val="4D0E5A0B"/>
     <w:multiLevelType w:val="hybridMultilevel"/>
     <w:tmpl w:val="0D20E76C"/>
@@ -7432,7 +9346,7 @@
       </w:rPr>
     </w:lvl>
   </w:abstractNum>
-  <w:abstractNum w:abstractNumId="12" w15:restartNumberingAfterBreak="0">
+  <w:abstractNum w:abstractNumId="14" w15:restartNumberingAfterBreak="0">
     <w:nsid w:val="51544055"/>
     <w:multiLevelType w:val="hybridMultilevel"/>
     <w:tmpl w:val="5FA49722"/>
@@ -7521,7 +9435,7 @@
       </w:pPr>
     </w:lvl>
   </w:abstractNum>
-  <w:abstractNum w:abstractNumId="13" w15:restartNumberingAfterBreak="0">
+  <w:abstractNum w:abstractNumId="15" w15:restartNumberingAfterBreak="0">
     <w:nsid w:val="56ED039A"/>
     <w:multiLevelType w:val="hybridMultilevel"/>
     <w:tmpl w:val="7F30CEE0"/>
@@ -7610,7 +9524,7 @@
       </w:pPr>
     </w:lvl>
   </w:abstractNum>
-  <w:abstractNum w:abstractNumId="14" w15:restartNumberingAfterBreak="0">
+  <w:abstractNum w:abstractNumId="16" w15:restartNumberingAfterBreak="0">
     <w:nsid w:val="6C972ECF"/>
     <w:multiLevelType w:val="hybridMultilevel"/>
     <w:tmpl w:val="05B68626"/>
@@ -7701,7 +9615,7 @@
       </w:pPr>
     </w:lvl>
   </w:abstractNum>
-  <w:abstractNum w:abstractNumId="15" w15:restartNumberingAfterBreak="0">
+  <w:abstractNum w:abstractNumId="17" w15:restartNumberingAfterBreak="0">
     <w:nsid w:val="6E9D5455"/>
     <w:multiLevelType w:val="hybridMultilevel"/>
     <w:tmpl w:val="C44E9C0C"/>
@@ -7792,7 +9706,7 @@
       </w:pPr>
     </w:lvl>
   </w:abstractNum>
-  <w:abstractNum w:abstractNumId="16" w15:restartNumberingAfterBreak="0">
+  <w:abstractNum w:abstractNumId="18" w15:restartNumberingAfterBreak="0">
     <w:nsid w:val="7AF30C54"/>
     <w:multiLevelType w:val="hybridMultilevel"/>
     <w:tmpl w:val="14229F00"/>
@@ -7883,11 +9797,100 @@
       </w:pPr>
     </w:lvl>
   </w:abstractNum>
+  <w:abstractNum w:abstractNumId="19" w15:restartNumberingAfterBreak="0">
+    <w:nsid w:val="7D4A6226"/>
+    <w:multiLevelType w:val="hybridMultilevel"/>
+    <w:tmpl w:val="223CC942"/>
+    <w:lvl w:ilvl="0" w:tplc="0C0A000F">
+      <w:start w:val="1"/>
+      <w:numFmt w:val="decimal"/>
+      <w:lvlText w:val="%1."/>
+      <w:lvlJc w:val="left"/>
+      <w:pPr>
+        <w:ind w:left="720" w:hanging="360"/>
+      </w:pPr>
+      <w:rPr>
+        <w:rFonts w:hint="default"/>
+      </w:rPr>
+    </w:lvl>
+    <w:lvl w:ilvl="1" w:tplc="0C0A0019" w:tentative="1">
+      <w:start w:val="1"/>
+      <w:numFmt w:val="lowerLetter"/>
+      <w:lvlText w:val="%2."/>
+      <w:lvlJc w:val="left"/>
+      <w:pPr>
+        <w:ind w:left="1440" w:hanging="360"/>
+      </w:pPr>
+    </w:lvl>
+    <w:lvl w:ilvl="2" w:tplc="0C0A001B" w:tentative="1">
+      <w:start w:val="1"/>
+      <w:numFmt w:val="lowerRoman"/>
+      <w:lvlText w:val="%3."/>
+      <w:lvlJc w:val="right"/>
+      <w:pPr>
+        <w:ind w:left="2160" w:hanging="180"/>
+      </w:pPr>
+    </w:lvl>
+    <w:lvl w:ilvl="3" w:tplc="0C0A000F" w:tentative="1">
+      <w:start w:val="1"/>
+      <w:numFmt w:val="decimal"/>
+      <w:lvlText w:val="%4."/>
+      <w:lvlJc w:val="left"/>
+      <w:pPr>
+        <w:ind w:left="2880" w:hanging="360"/>
+      </w:pPr>
+    </w:lvl>
+    <w:lvl w:ilvl="4" w:tplc="0C0A0019" w:tentative="1">
+      <w:start w:val="1"/>
+      <w:numFmt w:val="lowerLetter"/>
+      <w:lvlText w:val="%5."/>
+      <w:lvlJc w:val="left"/>
+      <w:pPr>
+        <w:ind w:left="3600" w:hanging="360"/>
+      </w:pPr>
+    </w:lvl>
+    <w:lvl w:ilvl="5" w:tplc="0C0A001B" w:tentative="1">
+      <w:start w:val="1"/>
+      <w:numFmt w:val="lowerRoman"/>
+      <w:lvlText w:val="%6."/>
+      <w:lvlJc w:val="right"/>
+      <w:pPr>
+        <w:ind w:left="4320" w:hanging="180"/>
+      </w:pPr>
+    </w:lvl>
+    <w:lvl w:ilvl="6" w:tplc="0C0A000F" w:tentative="1">
+      <w:start w:val="1"/>
+      <w:numFmt w:val="decimal"/>
+      <w:lvlText w:val="%7."/>
+      <w:lvlJc w:val="left"/>
+      <w:pPr>
+        <w:ind w:left="5040" w:hanging="360"/>
+      </w:pPr>
+    </w:lvl>
+    <w:lvl w:ilvl="7" w:tplc="0C0A0019" w:tentative="1">
+      <w:start w:val="1"/>
+      <w:numFmt w:val="lowerLetter"/>
+      <w:lvlText w:val="%8."/>
+      <w:lvlJc w:val="left"/>
+      <w:pPr>
+        <w:ind w:left="5760" w:hanging="360"/>
+      </w:pPr>
+    </w:lvl>
+    <w:lvl w:ilvl="8" w:tplc="0C0A001B" w:tentative="1">
+      <w:start w:val="1"/>
+      <w:numFmt w:val="lowerRoman"/>
+      <w:lvlText w:val="%9."/>
+      <w:lvlJc w:val="right"/>
+      <w:pPr>
+        <w:ind w:left="6480" w:hanging="180"/>
+      </w:pPr>
+    </w:lvl>
+  </w:abstractNum>
   <w:num w:numId="1" w16cid:durableId="1949196239">
-    <w:abstractNumId w:val="10"/>
+    <w:abstractNumId w:val="12"/>
   </w:num>
   <w:num w:numId="2" w16cid:durableId="626737043">
-    <w:abstractNumId w:val="12"/>
+    <w:abstractNumId w:val="14"/>
   </w:num>
   <w:num w:numId="3" w16cid:durableId="1362976541">
     <w:abstractNumId w:val="5"/>
@@ -7899,7 +9902,7 @@
     <w:abstractNumId w:val="6"/>
   </w:num>
   <w:num w:numId="6" w16cid:durableId="19168274">
-    <w:abstractNumId w:val="11"/>
+    <w:abstractNumId w:val="13"/>
   </w:num>
   <w:num w:numId="7" w16cid:durableId="1694458269">
     <w:abstractNumId w:val="3"/>
@@ -7908,10 +9911,10 @@
     <w:abstractNumId w:val="1"/>
   </w:num>
   <w:num w:numId="9" w16cid:durableId="669720297">
-    <w:abstractNumId w:val="16"/>
+    <w:abstractNumId w:val="18"/>
   </w:num>
   <w:num w:numId="10" w16cid:durableId="1621304200">
-    <w:abstractNumId w:val="13"/>
+    <w:abstractNumId w:val="15"/>
   </w:num>
   <w:num w:numId="11" w16cid:durableId="1136340079">
     <w:abstractNumId w:val="2"/>
@@ -7944,19 +9947,19 @@
     <w:abstractNumId w:val="2"/>
   </w:num>
   <w:num w:numId="21" w16cid:durableId="1387491261">
-    <w:abstractNumId w:val="14"/>
+    <w:abstractNumId w:val="16"/>
   </w:num>
   <w:num w:numId="22" w16cid:durableId="677654528">
-    <w:abstractNumId w:val="9"/>
+    <w:abstractNumId w:val="10"/>
   </w:num>
   <w:num w:numId="23" w16cid:durableId="501816125">
     <w:abstractNumId w:val="7"/>
   </w:num>
   <w:num w:numId="24" w16cid:durableId="1616139103">
-    <w:abstractNumId w:val="8"/>
+    <w:abstractNumId w:val="9"/>
   </w:num>
   <w:num w:numId="25" w16cid:durableId="455875436">
-    <w:abstractNumId w:val="15"/>
+    <w:abstractNumId w:val="17"/>
   </w:num>
   <w:num w:numId="26" w16cid:durableId="478234192">
     <w:abstractNumId w:val="4"/>
@@ -7990,6 +9993,15 @@
   </w:num>
   <w:num w:numId="36" w16cid:durableId="1443844917">
     <w:abstractNumId w:val="2"/>
+  </w:num>
+  <w:num w:numId="37" w16cid:durableId="1277445454">
+    <w:abstractNumId w:val="19"/>
+  </w:num>
+  <w:num w:numId="38" w16cid:durableId="1418214166">
+    <w:abstractNumId w:val="11"/>
+  </w:num>
+  <w:num w:numId="39" w16cid:durableId="1634407419">
+    <w:abstractNumId w:val="8"/>
   </w:num>
 </w:numbering>
 </file>

--- a/P1/pe1/docs/como_se_hizo.docx
+++ b/P1/pe1/docs/como_se_hizo.docx
@@ -4118,15 +4118,7 @@
         </w:rPr>
       </w:pPr>
       <w:r>
-        <w:t>Para maquetar cada documento .</w:t>
-      </w:r>
-      <w:proofErr w:type="spellStart"/>
-      <w:r>
-        <w:t>html</w:t>
-      </w:r>
-      <w:proofErr w:type="spellEnd"/>
-      <w:r>
-        <w:t xml:space="preserve"> lo</w:t>
+        <w:t>Para maquetar cada documento .html lo</w:t>
       </w:r>
       <w:r>
         <w:t xml:space="preserve"> que</w:t>
@@ -4134,14 +4126,12 @@
       <w:r>
         <w:t xml:space="preserve"> he utilizado es </w:t>
       </w:r>
-      <w:proofErr w:type="spellStart"/>
       <w:r>
         <w:t>Flex</w:t>
       </w:r>
       <w:r>
         <w:t>box</w:t>
       </w:r>
-      <w:proofErr w:type="spellEnd"/>
       <w:r>
         <w:t xml:space="preserve"> </w:t>
       </w:r>
@@ -4158,11 +4148,9 @@
       <w:r>
         <w:t xml:space="preserve">En la parte del </w:t>
       </w:r>
-      <w:proofErr w:type="spellStart"/>
       <w:r>
         <w:t>body</w:t>
       </w:r>
-      <w:proofErr w:type="spellEnd"/>
       <w:r>
         <w:t xml:space="preserve"> del documento lo que voy a utilizar es</w:t>
       </w:r>
@@ -4171,13 +4159,8 @@
       </w:r>
     </w:p>
     <w:p>
-      <w:proofErr w:type="spellStart"/>
-      <w:r>
-        <w:t>body</w:t>
-      </w:r>
-      <w:proofErr w:type="spellEnd"/>
-      <w:r>
-        <w:t xml:space="preserve"> {</w:t>
+      <w:r>
+        <w:t>body {</w:t>
       </w:r>
     </w:p>
     <w:p>
@@ -4190,15 +4173,7 @@
         <w:spacing w:after="0"/>
       </w:pPr>
       <w:r>
-        <w:t>min-</w:t>
-      </w:r>
-      <w:proofErr w:type="spellStart"/>
-      <w:r>
-        <w:t>height</w:t>
-      </w:r>
-      <w:proofErr w:type="spellEnd"/>
-      <w:r>
-        <w:t>: 100vh;</w:t>
+        <w:t>min-height: 100vh;</w:t>
       </w:r>
     </w:p>
     <w:p>
@@ -4210,21 +4185,8 @@
         </w:numPr>
         <w:spacing w:after="0"/>
       </w:pPr>
-      <w:proofErr w:type="spellStart"/>
-      <w:r>
-        <w:t>display</w:t>
-      </w:r>
-      <w:proofErr w:type="spellEnd"/>
-      <w:r>
-        <w:t xml:space="preserve">: </w:t>
-      </w:r>
-      <w:proofErr w:type="spellStart"/>
-      <w:r>
-        <w:t>flex</w:t>
-      </w:r>
-      <w:proofErr w:type="spellEnd"/>
-      <w:r>
-        <w:t>;</w:t>
+      <w:r>
+        <w:t>display: flex;</w:t>
       </w:r>
     </w:p>
     <w:p>
@@ -4236,21 +4198,8 @@
         </w:numPr>
         <w:spacing w:after="0"/>
       </w:pPr>
-      <w:proofErr w:type="spellStart"/>
-      <w:r>
-        <w:t>flex-direction</w:t>
-      </w:r>
-      <w:proofErr w:type="spellEnd"/>
-      <w:r>
-        <w:t xml:space="preserve">: </w:t>
-      </w:r>
-      <w:proofErr w:type="spellStart"/>
-      <w:r>
-        <w:t>column</w:t>
-      </w:r>
-      <w:proofErr w:type="spellEnd"/>
-      <w:r>
-        <w:t>;</w:t>
+      <w:r>
+        <w:t>flex-direction: column;</w:t>
       </w:r>
     </w:p>
     <w:p>
@@ -4262,13 +4211,8 @@
         </w:numPr>
         <w:spacing w:after="0"/>
       </w:pPr>
-      <w:proofErr w:type="spellStart"/>
-      <w:r>
-        <w:t>text-align</w:t>
-      </w:r>
-      <w:proofErr w:type="spellEnd"/>
-      <w:r>
-        <w:t>: center;</w:t>
+      <w:r>
+        <w:t>text-align: center;</w:t>
       </w:r>
     </w:p>
     <w:p>
@@ -4297,15 +4241,7 @@
         </w:numPr>
       </w:pPr>
       <w:r>
-        <w:t xml:space="preserve">Aquí es donde se usa </w:t>
-      </w:r>
-      <w:proofErr w:type="spellStart"/>
-      <w:r>
-        <w:t>Flexbox</w:t>
-      </w:r>
-      <w:proofErr w:type="spellEnd"/>
-      <w:r>
-        <w:t xml:space="preserve"> para decirle a la pantalla que se comporte como si tuviera una solo dimensión, que sea vertical u horizontal, pero no los dos.</w:t>
+        <w:t>Aquí es donde se usa Flexbox para decirle a la pantalla que se comporte como si tuviera una solo dimensión, que sea vertical u horizontal, pero no los dos.</w:t>
       </w:r>
     </w:p>
     <w:p>
@@ -4317,39 +4253,7 @@
         </w:numPr>
       </w:pPr>
       <w:r>
-        <w:t xml:space="preserve">Se le estable que la dirección de </w:t>
-      </w:r>
-      <w:proofErr w:type="spellStart"/>
-      <w:r>
-        <w:t>flex</w:t>
-      </w:r>
-      <w:proofErr w:type="spellEnd"/>
-      <w:r>
-        <w:t xml:space="preserve"> es que sea por columnas, para que cada elemento que se ponga en el </w:t>
-      </w:r>
-      <w:proofErr w:type="spellStart"/>
-      <w:r>
-        <w:t>body</w:t>
-      </w:r>
-      <w:proofErr w:type="spellEnd"/>
-      <w:r>
-        <w:t xml:space="preserve"> vaya uno debajo del otro, así se ve mucho mejor la página web. Si fuera </w:t>
-      </w:r>
-      <w:proofErr w:type="spellStart"/>
-      <w:r>
-        <w:t>flex-direction</w:t>
-      </w:r>
-      <w:proofErr w:type="spellEnd"/>
-      <w:r>
-        <w:t xml:space="preserve">: </w:t>
-      </w:r>
-      <w:proofErr w:type="spellStart"/>
-      <w:r>
-        <w:t>row</w:t>
-      </w:r>
-      <w:proofErr w:type="spellEnd"/>
-      <w:r>
-        <w:t xml:space="preserve"> el comportamiento es que cada elemento se muestra en fila uno después del otro.</w:t>
+        <w:t>Se le estable que la dirección de flex es que sea por columnas, para que cada elemento que se ponga en el body vaya uno debajo del otro, así se ve mucho mejor la página web. Si fuera flex-direction: row el comportamiento es que cada elemento se muestra en fila uno después del otro.</w:t>
       </w:r>
     </w:p>
     <w:p>
@@ -4360,21 +4264,8 @@
           <w:numId w:val="24"/>
         </w:numPr>
       </w:pPr>
-      <w:proofErr w:type="spellStart"/>
-      <w:r>
-        <w:t>flex-direction</w:t>
-      </w:r>
-      <w:proofErr w:type="spellEnd"/>
-      <w:r>
-        <w:t xml:space="preserve">: </w:t>
-      </w:r>
-      <w:proofErr w:type="spellStart"/>
-      <w:r>
-        <w:t>row</w:t>
-      </w:r>
-      <w:proofErr w:type="spellEnd"/>
-      <w:r>
-        <w:t>;</w:t>
+      <w:r>
+        <w:t>flex-direction: row;</w:t>
       </w:r>
     </w:p>
     <w:p>
@@ -4434,21 +4325,8 @@
           <w:numId w:val="24"/>
         </w:numPr>
       </w:pPr>
-      <w:proofErr w:type="spellStart"/>
-      <w:r>
-        <w:t>flex-direction</w:t>
-      </w:r>
-      <w:proofErr w:type="spellEnd"/>
-      <w:r>
-        <w:t xml:space="preserve">: </w:t>
-      </w:r>
-      <w:proofErr w:type="spellStart"/>
-      <w:r>
-        <w:t>column</w:t>
-      </w:r>
-      <w:proofErr w:type="spellEnd"/>
-      <w:r>
-        <w:t>;</w:t>
+      <w:r>
+        <w:t>flex-direction: column;</w:t>
       </w:r>
     </w:p>
     <w:p>
@@ -4514,39 +4392,13 @@
     </w:p>
     <w:p>
       <w:r>
-        <w:t xml:space="preserve">Para poder hacer que el </w:t>
-      </w:r>
-      <w:proofErr w:type="spellStart"/>
+        <w:t>Para poder hacer que el footer aparezca siempre al final de la pantalla que la dirección sea column también nos ayuda, pero en la parte del footer se le añade:</w:t>
+      </w:r>
+    </w:p>
+    <w:p>
       <w:r>
         <w:t>footer</w:t>
       </w:r>
-      <w:proofErr w:type="spellEnd"/>
-      <w:r>
-        <w:t xml:space="preserve"> aparezca siempre al final de la pantalla que la dirección sea </w:t>
-      </w:r>
-      <w:proofErr w:type="spellStart"/>
-      <w:r>
-        <w:t>column</w:t>
-      </w:r>
-      <w:proofErr w:type="spellEnd"/>
-      <w:r>
-        <w:t xml:space="preserve"> también nos ayuda, pero en la parte del </w:t>
-      </w:r>
-      <w:proofErr w:type="spellStart"/>
-      <w:r>
-        <w:t>footer</w:t>
-      </w:r>
-      <w:proofErr w:type="spellEnd"/>
-      <w:r>
-        <w:t xml:space="preserve"> se le añade:</w:t>
-      </w:r>
-    </w:p>
-    <w:p>
-      <w:proofErr w:type="spellStart"/>
-      <w:r>
-        <w:t>footer</w:t>
-      </w:r>
-      <w:proofErr w:type="spellEnd"/>
       <w:r>
         <w:t xml:space="preserve"> </w:t>
       </w:r>
@@ -4563,13 +4415,8 @@
         </w:numPr>
         <w:spacing w:after="0"/>
       </w:pPr>
-      <w:proofErr w:type="spellStart"/>
-      <w:r>
-        <w:t>padding</w:t>
-      </w:r>
-      <w:proofErr w:type="spellEnd"/>
-      <w:r>
-        <w:t>: 25px;</w:t>
+      <w:r>
+        <w:t>padding: 25px;</w:t>
       </w:r>
     </w:p>
     <w:p>
@@ -4581,13 +4428,8 @@
         </w:numPr>
         <w:spacing w:after="0"/>
       </w:pPr>
-      <w:proofErr w:type="spellStart"/>
-      <w:r>
-        <w:t>background</w:t>
-      </w:r>
-      <w:proofErr w:type="spellEnd"/>
-      <w:r>
-        <w:t>-color: #c0dada;</w:t>
+      <w:r>
+        <w:t>background-color: #c0dada;</w:t>
       </w:r>
     </w:p>
     <w:p>
@@ -4599,13 +4441,8 @@
         </w:numPr>
         <w:spacing w:after="0"/>
       </w:pPr>
-      <w:proofErr w:type="spellStart"/>
-      <w:r>
-        <w:t>margin</w:t>
-      </w:r>
-      <w:proofErr w:type="spellEnd"/>
-      <w:r>
-        <w:t>-top: auto;</w:t>
+      <w:r>
+        <w:t>margin-top: auto;</w:t>
       </w:r>
     </w:p>
     <w:p>
@@ -4622,15 +4459,7 @@
         </w:numPr>
       </w:pPr>
       <w:r>
-        <w:t xml:space="preserve">Le añado un </w:t>
-      </w:r>
-      <w:proofErr w:type="spellStart"/>
-      <w:r>
-        <w:t>padding</w:t>
-      </w:r>
-      <w:proofErr w:type="spellEnd"/>
-      <w:r>
-        <w:t xml:space="preserve"> para poder hacerlo un poco más grande y que no se quede tan pequeño.</w:t>
+        <w:t>Le añado un padding para poder hacerlo un poco más grande y que no se quede tan pequeño.</w:t>
       </w:r>
     </w:p>
     <w:p>
@@ -4655,39 +4484,21 @@
       </w:pPr>
       <w:r>
         <w:lastRenderedPageBreak/>
-        <w:t xml:space="preserve">Esto lo utilizo para que cuando el contenido de </w:t>
-      </w:r>
-      <w:proofErr w:type="spellStart"/>
-      <w:r>
-        <w:t>main</w:t>
-      </w:r>
-      <w:proofErr w:type="spellEnd"/>
-      <w:r>
-        <w:t xml:space="preserve"> no sea lo suficiente mente grande este meta un margen en la parte superior para hacer que el </w:t>
-      </w:r>
-      <w:proofErr w:type="spellStart"/>
+        <w:t>Esto lo utilizo para que cuando el contenido de main no sea lo suficiente mente grande este meta un margen en la parte superior para hacer que el footer se quede en la parte de abajo</w:t>
+      </w:r>
+    </w:p>
+    <w:p>
+      <w:r>
+        <w:t>Dentro de cada elemento se le pude cambiar la dirección para poder maquetarlo como sea necesario.</w:t>
+      </w:r>
+    </w:p>
+    <w:p>
+      <w:r>
+        <w:t xml:space="preserve">Un ejemplo es en el </w:t>
+      </w:r>
       <w:r>
         <w:t>footer</w:t>
       </w:r>
-      <w:proofErr w:type="spellEnd"/>
-      <w:r>
-        <w:t xml:space="preserve"> se quede en la parte de abajo</w:t>
-      </w:r>
-    </w:p>
-    <w:p>
-      <w:r>
-        <w:t>Dentro de cada elemento se le pude cambiar la dirección para poder maquetarlo como sea necesario.</w:t>
-      </w:r>
-    </w:p>
-    <w:p>
-      <w:r>
-        <w:t xml:space="preserve">Un ejemplo es en el </w:t>
-      </w:r>
-      <w:proofErr w:type="spellStart"/>
-      <w:r>
-        <w:t>footer</w:t>
-      </w:r>
-      <w:proofErr w:type="spellEnd"/>
       <w:r>
         <w:t>:</w:t>
       </w:r>
@@ -4738,11 +4549,9 @@
       <w:r>
         <w:t xml:space="preserve">Tengo 3 elementos y como el </w:t>
       </w:r>
-      <w:proofErr w:type="spellStart"/>
       <w:r>
         <w:t>body</w:t>
       </w:r>
-      <w:proofErr w:type="spellEnd"/>
       <w:r>
         <w:t xml:space="preserve"> tiene la dirección en columnas cada uno debe de ir debajo del otro, pero quiero que los dos botones estén en la primera columna uno al lado del otro. </w:t>
       </w:r>
@@ -4754,15 +4563,7 @@
       </w:r>
       <w:proofErr w:type="gramEnd"/>
       <w:r>
-        <w:t>-</w:t>
-      </w:r>
-      <w:proofErr w:type="spellStart"/>
-      <w:r>
-        <w:t>footer</w:t>
-      </w:r>
-      <w:proofErr w:type="spellEnd"/>
-      <w:r>
-        <w:t xml:space="preserve"> {</w:t>
+        <w:t>-footer {</w:t>
       </w:r>
     </w:p>
     <w:p>
@@ -4770,23 +4571,7 @@
         <w:spacing w:after="0"/>
       </w:pPr>
       <w:r>
-        <w:t xml:space="preserve">    </w:t>
-      </w:r>
-      <w:proofErr w:type="spellStart"/>
-      <w:r>
-        <w:t>flex-direction</w:t>
-      </w:r>
-      <w:proofErr w:type="spellEnd"/>
-      <w:r>
-        <w:t xml:space="preserve">: </w:t>
-      </w:r>
-      <w:proofErr w:type="spellStart"/>
-      <w:r>
-        <w:t>row</w:t>
-      </w:r>
-      <w:proofErr w:type="spellEnd"/>
-      <w:r>
-        <w:t>;</w:t>
+        <w:t>    flex-direction: row;</w:t>
       </w:r>
     </w:p>
     <w:p>
@@ -4882,15 +4667,7 @@
     </w:p>
     <w:p>
       <w:r>
-        <w:t>Para la cabera le he pedido a Gemini que me haga un logo para una agencia de viajes que se llama PW-</w:t>
-      </w:r>
-      <w:proofErr w:type="spellStart"/>
-      <w:r>
-        <w:t>TravelPro</w:t>
-      </w:r>
-      <w:proofErr w:type="spellEnd"/>
-      <w:r>
-        <w:t>.</w:t>
+        <w:t>Para la cabera le he pedido a Gemini que me haga un logo para una agencia de viajes que se llama PW-TravelPro.</w:t>
       </w:r>
     </w:p>
     <w:p>
@@ -4901,15 +4678,7 @@
         <w:t>patrón</w:t>
       </w:r>
       <w:r>
-        <w:t xml:space="preserve">, quiero que se muestre el logo y el </w:t>
-      </w:r>
-      <w:proofErr w:type="spellStart"/>
-      <w:r>
-        <w:t>login</w:t>
-      </w:r>
-      <w:proofErr w:type="spellEnd"/>
-      <w:r>
-        <w:t xml:space="preserve"> en la misma fila, pero que la barra de navegación se </w:t>
+        <w:t xml:space="preserve">, quiero que se muestre el logo y el login en la misma fila, pero que la barra de navegación se </w:t>
       </w:r>
       <w:r>
         <w:t>muestre</w:t>
@@ -4921,31 +4690,16 @@
         <w:t>tanto,</w:t>
       </w:r>
       <w:r>
-        <w:t xml:space="preserve"> tengo la estructura del </w:t>
-      </w:r>
-      <w:proofErr w:type="spellStart"/>
-      <w:r>
-        <w:t>body</w:t>
-      </w:r>
-      <w:proofErr w:type="spellEnd"/>
-      <w:r>
-        <w:t xml:space="preserve"> de que uno vaya debajo del otro con </w:t>
-      </w:r>
-      <w:proofErr w:type="spellStart"/>
+        <w:t xml:space="preserve"> tengo la estructura del body de que uno vaya debajo del otro con </w:t>
+      </w:r>
       <w:r>
         <w:t>flex-direction</w:t>
       </w:r>
-      <w:proofErr w:type="spellEnd"/>
       <w:r>
         <w:t xml:space="preserve">: </w:t>
       </w:r>
-      <w:proofErr w:type="spellStart"/>
-      <w:r>
-        <w:t>column</w:t>
-      </w:r>
-      <w:proofErr w:type="spellEnd"/>
-      <w:r>
-        <w:t>.</w:t>
+      <w:r>
+        <w:t>column.</w:t>
       </w:r>
     </w:p>
     <w:p>
@@ -4999,23 +4753,7 @@
     </w:p>
     <w:p>
       <w:r>
-        <w:t xml:space="preserve">Tengo la cabecera y luego la barra de navegación. Para la cabecera establezco unos estilos para que tanto el </w:t>
-      </w:r>
-      <w:proofErr w:type="spellStart"/>
-      <w:r>
-        <w:t>article</w:t>
-      </w:r>
-      <w:proofErr w:type="spellEnd"/>
-      <w:r>
-        <w:t xml:space="preserve"> como la </w:t>
-      </w:r>
-      <w:proofErr w:type="spellStart"/>
-      <w:r>
-        <w:t>img</w:t>
-      </w:r>
-      <w:proofErr w:type="spellEnd"/>
-      <w:r>
-        <w:t xml:space="preserve"> estén en la misma fila.</w:t>
+        <w:t>Tengo la cabecera y luego la barra de navegación. Para la cabecera establezco unos estilos para que tanto el article como la img estén en la misma fila.</w:t>
       </w:r>
     </w:p>
     <w:p>
@@ -5071,58 +4809,10 @@
         <w:t xml:space="preserve">ra hago que la primera columna </w:t>
       </w:r>
       <w:r>
-        <w:t xml:space="preserve">del </w:t>
-      </w:r>
-      <w:proofErr w:type="spellStart"/>
-      <w:r>
-        <w:t>header</w:t>
-      </w:r>
-      <w:proofErr w:type="spellEnd"/>
-      <w:r>
-        <w:t xml:space="preserve"> se comporte internamente como una fila, que este en el centro, que si no cabe en la pantalla que baje como si fuera otra columna </w:t>
-      </w:r>
-      <w:proofErr w:type="spellStart"/>
-      <w:r>
-        <w:t>flex-wrap</w:t>
-      </w:r>
-      <w:proofErr w:type="spellEnd"/>
-      <w:r>
-        <w:t xml:space="preserve">: </w:t>
-      </w:r>
-      <w:proofErr w:type="spellStart"/>
-      <w:r>
-        <w:t>wrap</w:t>
-      </w:r>
-      <w:proofErr w:type="spellEnd"/>
-      <w:r>
-        <w:t xml:space="preserve"> </w:t>
-      </w:r>
-      <w:r>
-        <w:t xml:space="preserve">y con </w:t>
-      </w:r>
-      <w:proofErr w:type="spellStart"/>
-      <w:r>
-        <w:t>justify-content</w:t>
-      </w:r>
-      <w:proofErr w:type="spellEnd"/>
-      <w:r>
-        <w:t xml:space="preserve">: </w:t>
-      </w:r>
-      <w:proofErr w:type="spellStart"/>
-      <w:r>
-        <w:t>space-between</w:t>
-      </w:r>
-      <w:proofErr w:type="spellEnd"/>
-      <w:r>
-        <w:t xml:space="preserve"> hago que haya espacio entre los dos elementos para que cada uno se este en cada lado de la pantalla. Luego hago que </w:t>
-      </w:r>
-      <w:proofErr w:type="spellStart"/>
-      <w:r>
-        <w:t>login</w:t>
-      </w:r>
-      <w:proofErr w:type="spellEnd"/>
-      <w:r>
-        <w:t xml:space="preserve"> también sea una fila para que este todo en la misma dirección y que haya una separación entre elementos de 10px.</w:t>
+        <w:t xml:space="preserve">del header se comporte internamente como una fila, que este en el centro, que si no cabe en la pantalla que baje como si fuera otra columna flex-wrap: wrap </w:t>
+      </w:r>
+      <w:r>
+        <w:t>y con justify-content: space-between hago que haya espacio entre los dos elementos para que cada uno se este en cada lado de la pantalla. Luego hago que login también sea una fila para que este todo en la misma dirección y que haya una separación entre elementos de 10px.</w:t>
       </w:r>
     </w:p>
     <w:p>
@@ -5219,7 +4909,6 @@
       <w:r>
         <w:t xml:space="preserve">Que hago lo mismo lo trato como si fuera una fila y le añado estilos para que tenga colores, con </w:t>
       </w:r>
-      <w:proofErr w:type="spellStart"/>
       <w:r>
         <w:rPr>
           <w:b/>
@@ -5235,7 +4924,6 @@
         </w:rPr>
         <w:t>wrap:wrap</w:t>
       </w:r>
-      <w:proofErr w:type="spellEnd"/>
       <w:proofErr w:type="gramEnd"/>
       <w:r>
         <w:t xml:space="preserve"> si es una pantalla pequeña y no hay espacio los elementos van bajando a la siguiente fila.</w:t>
@@ -5304,15 +4992,7 @@
     </w:p>
     <w:p>
       <w:r>
-        <w:t xml:space="preserve">Para la página principal lo que he usado es soparlo en dos </w:t>
-      </w:r>
-      <w:proofErr w:type="spellStart"/>
-      <w:r>
-        <w:t>articles</w:t>
-      </w:r>
-      <w:proofErr w:type="spellEnd"/>
-      <w:r>
-        <w:t>, el primero con la imagen y la información principal de la pagina web y el segundo para la búsqueda.</w:t>
+        <w:t>Para la página principal lo que he usado es soparlo en dos articles, el primero con la imagen y la información principal de la pagina web y el segundo para la búsqueda.</w:t>
       </w:r>
     </w:p>
     <w:p>
@@ -5401,28 +5081,12 @@
     </w:p>
     <w:p>
       <w:r>
-        <w:t xml:space="preserve">El </w:t>
-      </w:r>
-      <w:proofErr w:type="spellStart"/>
-      <w:r>
-        <w:t>main</w:t>
-      </w:r>
-      <w:proofErr w:type="spellEnd"/>
-      <w:r>
-        <w:t xml:space="preserve"> tiene una clase para poder aplicarle un color de fondo solo a esta página, la imagen ocupa de ancho el 90% para que no se vea mal, el largo automático para que vaya cambiando según la dimensión de la pantalla y bordes en las esquinas.</w:t>
-      </w:r>
-    </w:p>
-    <w:p>
-      <w:r>
-        <w:t xml:space="preserve">En el </w:t>
-      </w:r>
-      <w:proofErr w:type="spellStart"/>
-      <w:r>
-        <w:t>article</w:t>
-      </w:r>
-      <w:proofErr w:type="spellEnd"/>
-      <w:r>
-        <w:t xml:space="preserve"> de bienvenida no le he aplicado ningún estilo para orientar la dirección ya que por defecto lo tiene modo columna.</w:t>
+        <w:t>El main tiene una clase para poder aplicarle un color de fondo solo a esta página, la imagen ocupa de ancho el 90% para que no se vea mal, el largo automático para que vaya cambiando según la dimensión de la pantalla y bordes en las esquinas.</w:t>
+      </w:r>
+    </w:p>
+    <w:p>
+      <w:r>
+        <w:t>En el article de bienvenida no le he aplicado ningún estilo para orientar la dirección ya que por defecto lo tiene modo columna.</w:t>
       </w:r>
     </w:p>
     <w:p>
@@ -5448,6 +5112,9 @@
       <w:r>
         <w:t>En esta página se muestran todos los viajes que hay en la agencia, en el menú lateral se puede ir a una pantalla igual que viajes.html pero donde salen los viajes por el país seleccionado en el menú lateral.</w:t>
       </w:r>
+      <w:r>
+        <w:t xml:space="preserve"> En total son 60 destinos que se reparten en 10 países y por tanto hay 4 pantallas (15 viajes por pantalla).</w:t>
+      </w:r>
     </w:p>
     <w:p>
       <w:r>
@@ -5457,45 +5124,13 @@
         <w:t>a pantalla h</w:t>
       </w:r>
       <w:r>
-        <w:t xml:space="preserve">e decido dividir el </w:t>
-      </w:r>
-      <w:proofErr w:type="spellStart"/>
-      <w:r>
-        <w:t>main</w:t>
-      </w:r>
-      <w:proofErr w:type="spellEnd"/>
-      <w:r>
-        <w:t xml:space="preserve"> en un aside</w:t>
-      </w:r>
-      <w:r>
-        <w:t xml:space="preserve"> para un menú lateral, un </w:t>
-      </w:r>
-      <w:proofErr w:type="spellStart"/>
-      <w:r>
-        <w:t>section</w:t>
-      </w:r>
-      <w:proofErr w:type="spellEnd"/>
-      <w:r>
-        <w:t xml:space="preserve"> donde que dentro hay </w:t>
-      </w:r>
-      <w:r>
-        <w:t xml:space="preserve">un h2 para el título, un </w:t>
-      </w:r>
-      <w:proofErr w:type="spellStart"/>
-      <w:r>
-        <w:t>article</w:t>
-      </w:r>
-      <w:proofErr w:type="spellEnd"/>
-      <w:r>
-        <w:t xml:space="preserve"> donde se guardan los enlaces que son las tarjetas que muestran los viajes disponibles y un </w:t>
-      </w:r>
-      <w:proofErr w:type="spellStart"/>
-      <w:r>
-        <w:t>nav</w:t>
-      </w:r>
-      <w:proofErr w:type="spellEnd"/>
-      <w:r>
-        <w:t xml:space="preserve"> que sirve de paginación para poder ir a otras pantallas con más viajes.</w:t>
+        <w:t>e decido dividir el main en un aside</w:t>
+      </w:r>
+      <w:r>
+        <w:t xml:space="preserve"> para un menú lateral, un section donde que dentro hay </w:t>
+      </w:r>
+      <w:r>
+        <w:t>un h2 para el título, un article donde se guardan los enlaces que son las tarjetas que muestran los viajes disponibles y un nav que sirve de paginación para poder ir a otras pantallas con más viajes.</w:t>
       </w:r>
     </w:p>
     <w:p>
@@ -5616,15 +5251,7 @@
     </w:p>
     <w:p>
       <w:r>
-        <w:t xml:space="preserve">He usado parte del </w:t>
-      </w:r>
-      <w:proofErr w:type="spellStart"/>
-      <w:r>
-        <w:t>framawork</w:t>
-      </w:r>
-      <w:proofErr w:type="spellEnd"/>
-      <w:r>
-        <w:t xml:space="preserve"> de w3css: </w:t>
+        <w:t xml:space="preserve">He usado parte del framawork de w3css: </w:t>
       </w:r>
       <w:hyperlink r:id="rId22" w:history="1">
         <w:r>
@@ -5725,12 +5352,10 @@
         <w:lastRenderedPageBreak/>
         <w:t xml:space="preserve">Las tarjetas las he puesto como enlaces para que cuando haga </w:t>
       </w:r>
-      <w:proofErr w:type="spellStart"/>
       <w:proofErr w:type="gramStart"/>
       <w:r>
         <w:t>click</w:t>
       </w:r>
-      <w:proofErr w:type="spellEnd"/>
       <w:proofErr w:type="gramEnd"/>
       <w:r>
         <w:t xml:space="preserve"> sobre la tarjeta esta redirija a otra pantalla.</w:t>
@@ -5780,15 +5405,7 @@
     </w:p>
     <w:p>
       <w:r>
-        <w:t xml:space="preserve">He puesto un </w:t>
-      </w:r>
-      <w:proofErr w:type="spellStart"/>
-      <w:r>
-        <w:t>article</w:t>
-      </w:r>
-      <w:proofErr w:type="spellEnd"/>
-      <w:r>
-        <w:t xml:space="preserve"> y una clase tarjetas para añadirle un estilo que se sea así:</w:t>
+        <w:t>He puesto un article y una clase tarjetas para añadirle un estilo que se sea así:</w:t>
       </w:r>
     </w:p>
     <w:p>
@@ -5835,26 +5452,10 @@
     </w:p>
     <w:p>
       <w:r>
-        <w:t xml:space="preserve">Con esto lo que hace es que sea una fila, que haya espacio alrededor de ellas, que los ítems que hayan dentro de ella si hay alguno mas pequeño se estire hasta el tamaño del más grande con </w:t>
-      </w:r>
-      <w:proofErr w:type="spellStart"/>
-      <w:r>
-        <w:t>stretch</w:t>
-      </w:r>
-      <w:proofErr w:type="spellEnd"/>
-      <w:r>
-        <w:t xml:space="preserve"> y que si los elementos se quedan sin pantalla que bajen a la fila siguiente. Dentro de cada enlace lo que he hecho es añadirle un ancho de 32% para que siempre haya 3 tarjetas por cada fila, también añadirle color al pasar el ratón sobre la tarjeta y que </w:t>
-      </w:r>
-      <w:r>
-        <w:t xml:space="preserve">moverla hacia arriba 4px para que se note que se </w:t>
-      </w:r>
-      <w:proofErr w:type="spellStart"/>
-      <w:r>
-        <w:t>esta</w:t>
-      </w:r>
-      <w:proofErr w:type="spellEnd"/>
-      <w:r>
-        <w:t xml:space="preserve"> seleccionando.</w:t>
+        <w:t xml:space="preserve">Con esto lo que hace es que sea una fila, que haya espacio alrededor de ellas, que los ítems que hayan dentro de ella si hay alguno mas pequeño se estire hasta el tamaño del más grande con stretch y que si los elementos se quedan sin pantalla que bajen a la fila siguiente. Dentro de cada enlace lo que he hecho es añadirle un ancho de 32% para que siempre haya 3 tarjetas por cada fila, también añadirle color al pasar el ratón sobre la tarjeta y que </w:t>
+      </w:r>
+      <w:r>
+        <w:t>moverla hacia arriba 4px para que se note que se esta seleccionando.</w:t>
       </w:r>
     </w:p>
     <w:p>
@@ -5958,15 +5559,7 @@
     </w:p>
     <w:p>
       <w:r>
-        <w:t xml:space="preserve">Para los viajes en grupo que he hecho es poner 3 viajes en grupo, que sen 3 tarjetas grandes donde se pueda ver toda la información sobre el viaje </w:t>
-      </w:r>
-      <w:proofErr w:type="spellStart"/>
-      <w:r>
-        <w:t>perfectamanete</w:t>
-      </w:r>
-      <w:proofErr w:type="spellEnd"/>
-      <w:r>
-        <w:t>.</w:t>
+        <w:t>Para los viajes en grupo que he hecho es poner 3 viajes en grupo, que sen 3 tarjetas grandes donde se pueda ver toda la información sobre el viaje perfectamanete.</w:t>
       </w:r>
     </w:p>
     <w:p>
@@ -6216,15 +5809,7 @@
     </w:p>
     <w:p>
       <w:r>
-        <w:t xml:space="preserve">En la primera fila agrando 7 columnas para poner el mes, en la siguiente pongo los días y ya en la tercera y las siguientes voy poniendo los días del mes y cuando termine vuelvo a ponerlo como el numero 1 para añadir los dos otros dos meses. Entre mes y mes en la primera fila he añadido un </w:t>
-      </w:r>
-      <w:proofErr w:type="spellStart"/>
-      <w:r>
-        <w:t>padding</w:t>
-      </w:r>
-      <w:proofErr w:type="spellEnd"/>
-      <w:r>
-        <w:t xml:space="preserve"> de 10 para que haya un espacio. En la fila que termina el mes y empieza el nombre de los meses también</w:t>
+        <w:t>En la primera fila agrando 7 columnas para poner el mes, en la siguiente pongo los días y ya en la tercera y las siguientes voy poniendo los días del mes y cuando termine vuelvo a ponerlo como el numero 1 para añadir los dos otros dos meses. Entre mes y mes en la primera fila he añadido un padding de 10 para que haya un espacio. En la fila que termina el mes y empieza el nombre de los meses también</w:t>
       </w:r>
       <w:r>
         <w:t>.</w:t>
@@ -6314,15 +5899,7 @@
     </w:p>
     <w:p>
       <w:r>
-        <w:t xml:space="preserve">Debajo del calendario hay una leyenda y lo he puesto como </w:t>
-      </w:r>
-      <w:proofErr w:type="spellStart"/>
-      <w:r>
-        <w:t>svg</w:t>
-      </w:r>
-      <w:proofErr w:type="spellEnd"/>
-      <w:r>
-        <w:t xml:space="preserve"> para ponerlo como un circulo</w:t>
+        <w:t>Debajo del calendario hay una leyenda y lo he puesto como svg para ponerlo como un circulo</w:t>
       </w:r>
     </w:p>
     <w:p>
@@ -6459,15 +6036,7 @@
     </w:p>
     <w:p>
       <w:r>
-        <w:t xml:space="preserve">En la zona de oferta he añadido tres tarjetas donde hay ofertas por cada tipo de temporada y dentro de cada tarjeta un texto junto con una figura como en la leyenda y las ofertas en forma de lista, pero esta lista es del </w:t>
-      </w:r>
-      <w:proofErr w:type="spellStart"/>
-      <w:r>
-        <w:t>framework</w:t>
-      </w:r>
-      <w:proofErr w:type="spellEnd"/>
-      <w:r>
-        <w:t xml:space="preserve"> w3.css:</w:t>
+        <w:t>En la zona de oferta he añadido tres tarjetas donde hay ofertas por cada tipo de temporada y dentro de cada tarjeta un texto junto con una figura como en la leyenda y las ofertas en forma de lista, pero esta lista es del framework w3.css:</w:t>
       </w:r>
       <w:r>
         <w:t xml:space="preserve"> </w:t>
@@ -6553,31 +6122,7 @@
     </w:p>
     <w:p>
       <w:r>
-        <w:t xml:space="preserve">Esta pantalla tiene el mismo diseño de tarjetas donde dentro se pueden ver los un </w:t>
-      </w:r>
-      <w:proofErr w:type="spellStart"/>
-      <w:r>
-        <w:t>iframe</w:t>
-      </w:r>
-      <w:proofErr w:type="spellEnd"/>
-      <w:r>
-        <w:t xml:space="preserve"> para poder ver la ubicación de la agencia en </w:t>
-      </w:r>
-      <w:proofErr w:type="spellStart"/>
-      <w:r>
-        <w:t>google</w:t>
-      </w:r>
-      <w:proofErr w:type="spellEnd"/>
-      <w:r>
-        <w:t xml:space="preserve"> </w:t>
-      </w:r>
-      <w:proofErr w:type="spellStart"/>
-      <w:r>
-        <w:t>maps</w:t>
-      </w:r>
-      <w:proofErr w:type="spellEnd"/>
-      <w:r>
-        <w:t>.</w:t>
+        <w:t>Esta pantalla tiene el mismo diseño de tarjetas donde dentro se pueden ver los un iframe para poder ver la ubicación de la agencia en google maps.</w:t>
       </w:r>
     </w:p>
     <w:p>
@@ -6841,15 +6386,7 @@
     </w:p>
     <w:p>
       <w:r>
-        <w:t xml:space="preserve">En este apartado he añadido una lista con todos mis datos, la lista es del </w:t>
-      </w:r>
-      <w:proofErr w:type="spellStart"/>
-      <w:r>
-        <w:t>framework</w:t>
-      </w:r>
-      <w:proofErr w:type="spellEnd"/>
-      <w:r>
-        <w:t xml:space="preserve"> w3.css: </w:t>
+        <w:t xml:space="preserve">En este apartado he añadido una lista con todos mis datos, la lista es del framework w3.css: </w:t>
       </w:r>
       <w:hyperlink r:id="rId46" w:history="1">
         <w:r>
@@ -6951,15 +6488,7 @@
     </w:p>
     <w:p>
       <w:r>
-        <w:t>Con esto centro la lista en la pantalla y le pongo fondo a la lista y le pongo al primer &lt;</w:t>
-      </w:r>
-      <w:proofErr w:type="spellStart"/>
-      <w:r>
-        <w:t>li</w:t>
-      </w:r>
-      <w:proofErr w:type="spellEnd"/>
-      <w:r>
-        <w:t>&gt; otro color para que sea de otro color y que sea el título de la página.</w:t>
+        <w:t>Con esto centro la lista en la pantalla y le pongo fondo a la lista y le pongo al primer &lt;li&gt; otro color para que sea de otro color y que sea el título de la página.</w:t>
       </w:r>
     </w:p>
     <w:p>
@@ -7029,15 +6558,7 @@
     </w:p>
     <w:p>
       <w:r>
-        <w:t xml:space="preserve">Los radios </w:t>
-      </w:r>
-      <w:proofErr w:type="spellStart"/>
-      <w:r>
-        <w:t>buttons</w:t>
-      </w:r>
-      <w:proofErr w:type="spellEnd"/>
-      <w:r>
-        <w:t xml:space="preserve"> los he puesto en una misma fila:</w:t>
+        <w:t>Los radios buttons los he puesto en una misma fila:</w:t>
       </w:r>
     </w:p>
     <w:p>
@@ -7132,34 +6653,10 @@
     </w:p>
     <w:p>
       <w:r>
-        <w:t xml:space="preserve">Para que el input se quede en la misma fila que el </w:t>
-      </w:r>
-      <w:proofErr w:type="spellStart"/>
-      <w:r>
-        <w:t>label</w:t>
-      </w:r>
-      <w:proofErr w:type="spellEnd"/>
-      <w:r>
-        <w:t xml:space="preserve"> también tengo que poner que los radio </w:t>
-      </w:r>
-      <w:proofErr w:type="spellStart"/>
-      <w:r>
-        <w:t>buttons</w:t>
-      </w:r>
-      <w:proofErr w:type="spellEnd"/>
-      <w:r>
-        <w:t xml:space="preserve"> se ponga en la misma fila.</w:t>
-      </w:r>
-      <w:r>
-        <w:t xml:space="preserve"> Porque si no el radio </w:t>
-      </w:r>
-      <w:proofErr w:type="spellStart"/>
-      <w:r>
-        <w:t>button</w:t>
-      </w:r>
-      <w:proofErr w:type="spellEnd"/>
-      <w:r>
-        <w:t xml:space="preserve"> se quedaba arriba y el texto abajo.</w:t>
+        <w:t>Para que el input se quede en la misma fila que el label también tengo que poner que los radio buttons se ponga en la misma fila.</w:t>
+      </w:r>
+      <w:r>
+        <w:t xml:space="preserve"> Porque si no el radio button se quedaba arriba y el texto abajo.</w:t>
       </w:r>
     </w:p>
     <w:p>
@@ -7322,15 +6819,7 @@
     </w:p>
     <w:p>
       <w:r>
-        <w:t xml:space="preserve">El numero 2 y 3 están en un </w:t>
-      </w:r>
-      <w:proofErr w:type="spellStart"/>
-      <w:r>
-        <w:t>article</w:t>
-      </w:r>
-      <w:proofErr w:type="spellEnd"/>
-      <w:r>
-        <w:t xml:space="preserve"> para poder ponerlos los dos en una misma fila.</w:t>
+        <w:t>El numero 2 y 3 están en un article para poder ponerlos los dos en una misma fila.</w:t>
       </w:r>
     </w:p>
     <w:p>
@@ -7471,15 +6960,7 @@
         <w:t>Destinos relacionados (número 3) tiene que ocupar el 33% para ser 1/3 y se ha añadido los mismos botones para el aside de viajes.html</w:t>
       </w:r>
       <w:r>
-        <w:t xml:space="preserve"> del </w:t>
-      </w:r>
-      <w:proofErr w:type="spellStart"/>
-      <w:r>
-        <w:t>framework</w:t>
-      </w:r>
-      <w:proofErr w:type="spellEnd"/>
-      <w:r>
-        <w:t xml:space="preserve"> w3.css </w:t>
+        <w:t xml:space="preserve"> del framework w3.css </w:t>
       </w:r>
       <w:hyperlink r:id="rId58" w:history="1">
         <w:r>
@@ -7490,8 +6971,78 @@
         </w:r>
       </w:hyperlink>
     </w:p>
-    <w:p/>
-    <w:p/>
+    <w:p>
+      <w:r>
+        <w:br w:type="page"/>
+      </w:r>
+    </w:p>
+    <w:p>
+      <w:r>
+        <w:lastRenderedPageBreak/>
+        <w:t xml:space="preserve">En total voy a hacer un total de 10 pantallas de viaje donde las fotos las voy a sacar de la siguiente página: </w:t>
+      </w:r>
+      <w:hyperlink r:id="rId59" w:history="1">
+        <w:r>
+          <w:rPr>
+            <w:rStyle w:val="Hipervnculo"/>
+          </w:rPr>
+          <w:t>https://www.pexels.com/es-es/</w:t>
+        </w:r>
+      </w:hyperlink>
+      <w:r>
+        <w:t xml:space="preserve"> </w:t>
+      </w:r>
+    </w:p>
+    <w:p>
+      <w:r>
+        <w:rPr>
+          <w:noProof/>
+        </w:rPr>
+        <w:drawing>
+          <wp:inline distT="0" distB="0" distL="0" distR="0" wp14:anchorId="7F3D5DBF" wp14:editId="3A70EA9A">
+            <wp:extent cx="5400040" cy="3037840"/>
+            <wp:effectExtent l="0" t="0" r="0" b="0"/>
+            <wp:docPr id="1293368290" name="Imagen 1" descr="Interfaz de usuario gráfica, Texto, Aplicación, Correo electrónico&#10;&#10;El contenido generado por IA puede ser incorrecto."/>
+            <wp:cNvGraphicFramePr>
+              <a:graphicFrameLocks xmlns:a="http://schemas.openxmlformats.org/drawingml/2006/main" noChangeAspect="1"/>
+            </wp:cNvGraphicFramePr>
+            <a:graphic xmlns:a="http://schemas.openxmlformats.org/drawingml/2006/main">
+              <a:graphicData uri="http://schemas.openxmlformats.org/drawingml/2006/picture">
+                <pic:pic xmlns:pic="http://schemas.openxmlformats.org/drawingml/2006/picture">
+                  <pic:nvPicPr>
+                    <pic:cNvPr id="1293368290" name="Imagen 1" descr="Interfaz de usuario gráfica, Texto, Aplicación, Correo electrónico&#10;&#10;El contenido generado por IA puede ser incorrecto."/>
+                    <pic:cNvPicPr/>
+                  </pic:nvPicPr>
+                  <pic:blipFill>
+                    <a:blip r:embed="rId60"/>
+                    <a:stretch>
+                      <a:fillRect/>
+                    </a:stretch>
+                  </pic:blipFill>
+                  <pic:spPr>
+                    <a:xfrm>
+                      <a:off x="0" y="0"/>
+                      <a:ext cx="5400040" cy="3037840"/>
+                    </a:xfrm>
+                    <a:prstGeom prst="rect">
+                      <a:avLst/>
+                    </a:prstGeom>
+                  </pic:spPr>
+                </pic:pic>
+              </a:graphicData>
+            </a:graphic>
+          </wp:inline>
+        </w:drawing>
+      </w:r>
+    </w:p>
+    <w:p>
+      <w:r>
+        <w:t>Como son 60 destinos voy a hacer 10 destinos específicos y habrá destinos en la pantalla de viajes.html que lleven a la pantalla viaje1.html pero que no tenga nada que ver con el destino seleccionado porque así me evito de hacer 60 pantallas.</w:t>
+      </w:r>
+      <w:r>
+        <w:br w:type="page"/>
+      </w:r>
+    </w:p>
     <w:p>
       <w:pPr>
         <w:pStyle w:val="Ttulo1"/>
@@ -7511,7 +7062,7 @@
       <w:r>
         <w:t xml:space="preserve"> </w:t>
       </w:r>
-      <w:hyperlink r:id="rId59" w:history="1">
+      <w:hyperlink r:id="rId61" w:history="1">
         <w:r>
           <w:rPr>
             <w:rStyle w:val="Hipervnculo"/>
@@ -7544,7 +7095,7 @@
                     <pic:cNvPicPr/>
                   </pic:nvPicPr>
                   <pic:blipFill>
-                    <a:blip r:embed="rId60"/>
+                    <a:blip r:embed="rId62"/>
                     <a:stretch>
                       <a:fillRect/>
                     </a:stretch>
@@ -7597,7 +7148,7 @@
                     <pic:cNvPicPr/>
                   </pic:nvPicPr>
                   <pic:blipFill>
-                    <a:blip r:embed="rId61"/>
+                    <a:blip r:embed="rId63"/>
                     <a:stretch>
                       <a:fillRect/>
                     </a:stretch>
@@ -7620,23 +7171,7 @@
     </w:p>
     <w:p>
       <w:r>
-        <w:t xml:space="preserve">Ya he puesto </w:t>
-      </w:r>
-      <w:proofErr w:type="spellStart"/>
-      <w:r>
-        <w:t>flex-wrap</w:t>
-      </w:r>
-      <w:proofErr w:type="spellEnd"/>
-      <w:r>
-        <w:t xml:space="preserve">: </w:t>
-      </w:r>
-      <w:proofErr w:type="spellStart"/>
-      <w:r>
-        <w:t>wrap</w:t>
-      </w:r>
-      <w:proofErr w:type="spellEnd"/>
-      <w:r>
-        <w:t xml:space="preserve"> en la mayoría de los elementos de las pantallas para que puedan ocupar la siguiente fila si es necesario, pero para estas pantallas con un ancho menor de 760 lo que he hecho es ponerlo como </w:t>
+        <w:t xml:space="preserve">Ya he puesto flex-wrap: wrap en la mayoría de los elementos de las pantallas para que puedan ocupar la siguiente fila si es necesario, pero para estas pantallas con un ancho menor de 760 lo que he hecho es ponerlo como </w:t>
       </w:r>
       <w:r>
         <w:t xml:space="preserve">una sola </w:t>
@@ -7683,15 +7218,7 @@
     </w:p>
     <w:p>
       <w:r>
-        <w:t xml:space="preserve">Para </w:t>
-      </w:r>
-      <w:proofErr w:type="spellStart"/>
-      <w:r>
-        <w:t>css</w:t>
-      </w:r>
-      <w:proofErr w:type="spellEnd"/>
-      <w:r>
-        <w:t xml:space="preserve"> lo que he hecho es agrupar valores que se repiten en variables para evitar repetirme y sobre todo para que si cambio un color no tener que cambiarlo en 40 sitios más. Esto aparece en </w:t>
+        <w:t xml:space="preserve">Para css lo que he hecho es agrupar valores que se repiten en variables para evitar repetirme y sobre todo para que si cambio un color no tener que cambiarlo en 40 sitios más. Esto aparece en </w:t>
       </w:r>
       <w:r>
         <w:t>w3schools</w:t>
@@ -7699,7 +7226,7 @@
       <w:r>
         <w:t xml:space="preserve">: </w:t>
       </w:r>
-      <w:hyperlink r:id="rId62" w:history="1">
+      <w:hyperlink r:id="rId64" w:history="1">
         <w:r>
           <w:rPr>
             <w:rStyle w:val="Hipervnculo"/>
@@ -7715,13 +7242,13 @@
         </w:rPr>
       </w:pPr>
       <w:r>
-        <w:t xml:space="preserve">Todos los elementos usados de </w:t>
-      </w:r>
-      <w:r>
-        <w:t>w3schools</w:t>
-      </w:r>
-      <w:r>
-        <w:t xml:space="preserve"> son:</w:t>
+        <w:t>T</w:t>
+      </w:r>
+      <w:r>
+        <w:t>odo lo usado para este proyecto es</w:t>
+      </w:r>
+      <w:r>
+        <w:t>:</w:t>
       </w:r>
     </w:p>
     <w:p>
@@ -7732,7 +7259,7 @@
           <w:numId w:val="38"/>
         </w:numPr>
       </w:pPr>
-      <w:hyperlink r:id="rId63" w:history="1">
+      <w:hyperlink r:id="rId65" w:history="1">
         <w:r>
           <w:rPr>
             <w:rStyle w:val="Hipervnculo"/>
@@ -7749,7 +7276,7 @@
           <w:numId w:val="38"/>
         </w:numPr>
       </w:pPr>
-      <w:hyperlink r:id="rId64" w:history="1">
+      <w:hyperlink r:id="rId66" w:history="1">
         <w:r>
           <w:rPr>
             <w:rStyle w:val="Hipervnculo"/>
@@ -7766,7 +7293,7 @@
           <w:numId w:val="38"/>
         </w:numPr>
       </w:pPr>
-      <w:hyperlink r:id="rId65" w:history="1">
+      <w:hyperlink r:id="rId67" w:history="1">
         <w:r>
           <w:rPr>
             <w:rStyle w:val="Hipervnculo"/>
@@ -7783,7 +7310,7 @@
           <w:numId w:val="38"/>
         </w:numPr>
       </w:pPr>
-      <w:hyperlink r:id="rId66" w:history="1">
+      <w:hyperlink r:id="rId68" w:history="1">
         <w:r>
           <w:rPr>
             <w:rStyle w:val="Hipervnculo"/>
@@ -7800,7 +7327,7 @@
           <w:numId w:val="38"/>
         </w:numPr>
       </w:pPr>
-      <w:hyperlink r:id="rId67" w:history="1">
+      <w:hyperlink r:id="rId69" w:history="1">
         <w:r>
           <w:rPr>
             <w:rStyle w:val="Hipervnculo"/>
@@ -7817,7 +7344,7 @@
           <w:numId w:val="38"/>
         </w:numPr>
       </w:pPr>
-      <w:hyperlink r:id="rId68" w:history="1">
+      <w:hyperlink r:id="rId70" w:history="1">
         <w:r>
           <w:rPr>
             <w:rStyle w:val="Hipervnculo"/>
@@ -7827,6 +7354,23 @@
       </w:hyperlink>
     </w:p>
     <w:p>
+      <w:pPr>
+        <w:pStyle w:val="Prrafodelista"/>
+        <w:numPr>
+          <w:ilvl w:val="0"/>
+          <w:numId w:val="38"/>
+        </w:numPr>
+      </w:pPr>
+      <w:hyperlink r:id="rId71" w:history="1">
+        <w:r>
+          <w:rPr>
+            <w:rStyle w:val="Hipervnculo"/>
+          </w:rPr>
+          <w:t>https://www.pexels.com/es-es/</w:t>
+        </w:r>
+      </w:hyperlink>
+    </w:p>
+    <w:p>
       <w:r>
         <w:t>Con la IA he generado:</w:t>
       </w:r>
@@ -7888,13 +7432,8 @@
         </w:numPr>
       </w:pPr>
       <w:r>
-        <w:t xml:space="preserve">Refactorizar y simplificar el </w:t>
-      </w:r>
-      <w:proofErr w:type="spellStart"/>
-      <w:r>
-        <w:t>css</w:t>
-      </w:r>
-      <w:proofErr w:type="spellEnd"/>
+        <w:t>Refactorizar y simplificar el css</w:t>
+      </w:r>
     </w:p>
     <w:p>
       <w:pPr>

--- a/P1/pe1/docs/como_se_hizo.docx
+++ b/P1/pe1/docs/como_se_hizo.docx
@@ -4118,7 +4118,15 @@
         </w:rPr>
       </w:pPr>
       <w:r>
-        <w:t>Para maquetar cada documento .html lo</w:t>
+        <w:t>Para maquetar cada documento .</w:t>
+      </w:r>
+      <w:proofErr w:type="spellStart"/>
+      <w:r>
+        <w:t>html</w:t>
+      </w:r>
+      <w:proofErr w:type="spellEnd"/>
+      <w:r>
+        <w:t xml:space="preserve"> lo</w:t>
       </w:r>
       <w:r>
         <w:t xml:space="preserve"> que</w:t>
@@ -4126,12 +4134,14 @@
       <w:r>
         <w:t xml:space="preserve"> he utilizado es </w:t>
       </w:r>
+      <w:proofErr w:type="spellStart"/>
       <w:r>
         <w:t>Flex</w:t>
       </w:r>
       <w:r>
         <w:t>box</w:t>
       </w:r>
+      <w:proofErr w:type="spellEnd"/>
       <w:r>
         <w:t xml:space="preserve"> </w:t>
       </w:r>
@@ -4148,9 +4158,11 @@
       <w:r>
         <w:t xml:space="preserve">En la parte del </w:t>
       </w:r>
+      <w:proofErr w:type="spellStart"/>
       <w:r>
         <w:t>body</w:t>
       </w:r>
+      <w:proofErr w:type="spellEnd"/>
       <w:r>
         <w:t xml:space="preserve"> del documento lo que voy a utilizar es</w:t>
       </w:r>
@@ -4159,8 +4171,13 @@
       </w:r>
     </w:p>
     <w:p>
-      <w:r>
-        <w:t>body {</w:t>
+      <w:proofErr w:type="spellStart"/>
+      <w:r>
+        <w:t>body</w:t>
+      </w:r>
+      <w:proofErr w:type="spellEnd"/>
+      <w:r>
+        <w:t xml:space="preserve"> {</w:t>
       </w:r>
     </w:p>
     <w:p>
@@ -4173,7 +4190,15 @@
         <w:spacing w:after="0"/>
       </w:pPr>
       <w:r>
-        <w:t>min-height: 100vh;</w:t>
+        <w:t>min-</w:t>
+      </w:r>
+      <w:proofErr w:type="spellStart"/>
+      <w:r>
+        <w:t>height</w:t>
+      </w:r>
+      <w:proofErr w:type="spellEnd"/>
+      <w:r>
+        <w:t>: 100vh;</w:t>
       </w:r>
     </w:p>
     <w:p>
@@ -4185,8 +4210,21 @@
         </w:numPr>
         <w:spacing w:after="0"/>
       </w:pPr>
-      <w:r>
-        <w:t>display: flex;</w:t>
+      <w:proofErr w:type="spellStart"/>
+      <w:r>
+        <w:t>display</w:t>
+      </w:r>
+      <w:proofErr w:type="spellEnd"/>
+      <w:r>
+        <w:t xml:space="preserve">: </w:t>
+      </w:r>
+      <w:proofErr w:type="spellStart"/>
+      <w:r>
+        <w:t>flex</w:t>
+      </w:r>
+      <w:proofErr w:type="spellEnd"/>
+      <w:r>
+        <w:t>;</w:t>
       </w:r>
     </w:p>
     <w:p>
@@ -4198,8 +4236,21 @@
         </w:numPr>
         <w:spacing w:after="0"/>
       </w:pPr>
-      <w:r>
-        <w:t>flex-direction: column;</w:t>
+      <w:proofErr w:type="spellStart"/>
+      <w:r>
+        <w:t>flex-direction</w:t>
+      </w:r>
+      <w:proofErr w:type="spellEnd"/>
+      <w:r>
+        <w:t xml:space="preserve">: </w:t>
+      </w:r>
+      <w:proofErr w:type="spellStart"/>
+      <w:r>
+        <w:t>column</w:t>
+      </w:r>
+      <w:proofErr w:type="spellEnd"/>
+      <w:r>
+        <w:t>;</w:t>
       </w:r>
     </w:p>
     <w:p>
@@ -4211,8 +4262,13 @@
         </w:numPr>
         <w:spacing w:after="0"/>
       </w:pPr>
-      <w:r>
-        <w:t>text-align: center;</w:t>
+      <w:proofErr w:type="spellStart"/>
+      <w:r>
+        <w:t>text-align</w:t>
+      </w:r>
+      <w:proofErr w:type="spellEnd"/>
+      <w:r>
+        <w:t>: center;</w:t>
       </w:r>
     </w:p>
     <w:p>
@@ -4241,7 +4297,15 @@
         </w:numPr>
       </w:pPr>
       <w:r>
-        <w:t>Aquí es donde se usa Flexbox para decirle a la pantalla que se comporte como si tuviera una solo dimensión, que sea vertical u horizontal, pero no los dos.</w:t>
+        <w:t xml:space="preserve">Aquí es donde se usa </w:t>
+      </w:r>
+      <w:proofErr w:type="spellStart"/>
+      <w:r>
+        <w:t>Flexbox</w:t>
+      </w:r>
+      <w:proofErr w:type="spellEnd"/>
+      <w:r>
+        <w:t xml:space="preserve"> para decirle a la pantalla que se comporte como si tuviera una solo dimensión, que sea vertical u horizontal, pero no los dos.</w:t>
       </w:r>
     </w:p>
     <w:p>
@@ -4253,7 +4317,39 @@
         </w:numPr>
       </w:pPr>
       <w:r>
-        <w:t>Se le estable que la dirección de flex es que sea por columnas, para que cada elemento que se ponga en el body vaya uno debajo del otro, así se ve mucho mejor la página web. Si fuera flex-direction: row el comportamiento es que cada elemento se muestra en fila uno después del otro.</w:t>
+        <w:t xml:space="preserve">Se le estable que la dirección de </w:t>
+      </w:r>
+      <w:proofErr w:type="spellStart"/>
+      <w:r>
+        <w:t>flex</w:t>
+      </w:r>
+      <w:proofErr w:type="spellEnd"/>
+      <w:r>
+        <w:t xml:space="preserve"> es que sea por columnas, para que cada elemento que se ponga en el </w:t>
+      </w:r>
+      <w:proofErr w:type="spellStart"/>
+      <w:r>
+        <w:t>body</w:t>
+      </w:r>
+      <w:proofErr w:type="spellEnd"/>
+      <w:r>
+        <w:t xml:space="preserve"> vaya uno debajo del otro, así se ve mucho mejor la página web. Si fuera </w:t>
+      </w:r>
+      <w:proofErr w:type="spellStart"/>
+      <w:r>
+        <w:t>flex-direction</w:t>
+      </w:r>
+      <w:proofErr w:type="spellEnd"/>
+      <w:r>
+        <w:t xml:space="preserve">: </w:t>
+      </w:r>
+      <w:proofErr w:type="spellStart"/>
+      <w:r>
+        <w:t>row</w:t>
+      </w:r>
+      <w:proofErr w:type="spellEnd"/>
+      <w:r>
+        <w:t xml:space="preserve"> el comportamiento es que cada elemento se muestra en fila uno después del otro.</w:t>
       </w:r>
     </w:p>
     <w:p>
@@ -4264,8 +4360,21 @@
           <w:numId w:val="24"/>
         </w:numPr>
       </w:pPr>
-      <w:r>
-        <w:t>flex-direction: row;</w:t>
+      <w:proofErr w:type="spellStart"/>
+      <w:r>
+        <w:t>flex-direction</w:t>
+      </w:r>
+      <w:proofErr w:type="spellEnd"/>
+      <w:r>
+        <w:t xml:space="preserve">: </w:t>
+      </w:r>
+      <w:proofErr w:type="spellStart"/>
+      <w:r>
+        <w:t>row</w:t>
+      </w:r>
+      <w:proofErr w:type="spellEnd"/>
+      <w:r>
+        <w:t>;</w:t>
       </w:r>
     </w:p>
     <w:p>
@@ -4325,8 +4434,21 @@
           <w:numId w:val="24"/>
         </w:numPr>
       </w:pPr>
-      <w:r>
-        <w:t>flex-direction: column;</w:t>
+      <w:proofErr w:type="spellStart"/>
+      <w:r>
+        <w:t>flex-direction</w:t>
+      </w:r>
+      <w:proofErr w:type="spellEnd"/>
+      <w:r>
+        <w:t xml:space="preserve">: </w:t>
+      </w:r>
+      <w:proofErr w:type="spellStart"/>
+      <w:r>
+        <w:t>column</w:t>
+      </w:r>
+      <w:proofErr w:type="spellEnd"/>
+      <w:r>
+        <w:t>;</w:t>
       </w:r>
     </w:p>
     <w:p>
@@ -4392,13 +4514,39 @@
     </w:p>
     <w:p>
       <w:r>
-        <w:t>Para poder hacer que el footer aparezca siempre al final de la pantalla que la dirección sea column también nos ayuda, pero en la parte del footer se le añade:</w:t>
-      </w:r>
-    </w:p>
-    <w:p>
+        <w:t xml:space="preserve">Para poder hacer que el </w:t>
+      </w:r>
+      <w:proofErr w:type="spellStart"/>
       <w:r>
         <w:t>footer</w:t>
       </w:r>
+      <w:proofErr w:type="spellEnd"/>
+      <w:r>
+        <w:t xml:space="preserve"> aparezca siempre al final de la pantalla que la dirección sea </w:t>
+      </w:r>
+      <w:proofErr w:type="spellStart"/>
+      <w:r>
+        <w:t>column</w:t>
+      </w:r>
+      <w:proofErr w:type="spellEnd"/>
+      <w:r>
+        <w:t xml:space="preserve"> también nos ayuda, pero en la parte del </w:t>
+      </w:r>
+      <w:proofErr w:type="spellStart"/>
+      <w:r>
+        <w:t>footer</w:t>
+      </w:r>
+      <w:proofErr w:type="spellEnd"/>
+      <w:r>
+        <w:t xml:space="preserve"> se le añade:</w:t>
+      </w:r>
+    </w:p>
+    <w:p>
+      <w:proofErr w:type="spellStart"/>
+      <w:r>
+        <w:t>footer</w:t>
+      </w:r>
+      <w:proofErr w:type="spellEnd"/>
       <w:r>
         <w:t xml:space="preserve"> </w:t>
       </w:r>
@@ -4415,8 +4563,13 @@
         </w:numPr>
         <w:spacing w:after="0"/>
       </w:pPr>
-      <w:r>
-        <w:t>padding: 25px;</w:t>
+      <w:proofErr w:type="spellStart"/>
+      <w:r>
+        <w:t>padding</w:t>
+      </w:r>
+      <w:proofErr w:type="spellEnd"/>
+      <w:r>
+        <w:t>: 25px;</w:t>
       </w:r>
     </w:p>
     <w:p>
@@ -4428,8 +4581,13 @@
         </w:numPr>
         <w:spacing w:after="0"/>
       </w:pPr>
-      <w:r>
-        <w:t>background-color: #c0dada;</w:t>
+      <w:proofErr w:type="spellStart"/>
+      <w:r>
+        <w:t>background</w:t>
+      </w:r>
+      <w:proofErr w:type="spellEnd"/>
+      <w:r>
+        <w:t>-color: #c0dada;</w:t>
       </w:r>
     </w:p>
     <w:p>
@@ -4441,8 +4599,13 @@
         </w:numPr>
         <w:spacing w:after="0"/>
       </w:pPr>
-      <w:r>
-        <w:t>margin-top: auto;</w:t>
+      <w:proofErr w:type="spellStart"/>
+      <w:r>
+        <w:t>margin</w:t>
+      </w:r>
+      <w:proofErr w:type="spellEnd"/>
+      <w:r>
+        <w:t>-top: auto;</w:t>
       </w:r>
     </w:p>
     <w:p>
@@ -4459,7 +4622,15 @@
         </w:numPr>
       </w:pPr>
       <w:r>
-        <w:t>Le añado un padding para poder hacerlo un poco más grande y que no se quede tan pequeño.</w:t>
+        <w:t xml:space="preserve">Le añado un </w:t>
+      </w:r>
+      <w:proofErr w:type="spellStart"/>
+      <w:r>
+        <w:t>padding</w:t>
+      </w:r>
+      <w:proofErr w:type="spellEnd"/>
+      <w:r>
+        <w:t xml:space="preserve"> para poder hacerlo un poco más grande y que no se quede tan pequeño.</w:t>
       </w:r>
     </w:p>
     <w:p>
@@ -4484,7 +4655,23 @@
       </w:pPr>
       <w:r>
         <w:lastRenderedPageBreak/>
-        <w:t>Esto lo utilizo para que cuando el contenido de main no sea lo suficiente mente grande este meta un margen en la parte superior para hacer que el footer se quede en la parte de abajo</w:t>
+        <w:t xml:space="preserve">Esto lo utilizo para que cuando el contenido de </w:t>
+      </w:r>
+      <w:proofErr w:type="spellStart"/>
+      <w:r>
+        <w:t>main</w:t>
+      </w:r>
+      <w:proofErr w:type="spellEnd"/>
+      <w:r>
+        <w:t xml:space="preserve"> no sea lo suficiente mente grande este meta un margen en la parte superior para hacer que el </w:t>
+      </w:r>
+      <w:proofErr w:type="spellStart"/>
+      <w:r>
+        <w:t>footer</w:t>
+      </w:r>
+      <w:proofErr w:type="spellEnd"/>
+      <w:r>
+        <w:t xml:space="preserve"> se quede en la parte de abajo</w:t>
       </w:r>
     </w:p>
     <w:p>
@@ -4496,9 +4683,11 @@
       <w:r>
         <w:t xml:space="preserve">Un ejemplo es en el </w:t>
       </w:r>
+      <w:proofErr w:type="spellStart"/>
       <w:r>
         <w:t>footer</w:t>
       </w:r>
+      <w:proofErr w:type="spellEnd"/>
       <w:r>
         <w:t>:</w:t>
       </w:r>
@@ -4549,9 +4738,11 @@
       <w:r>
         <w:t xml:space="preserve">Tengo 3 elementos y como el </w:t>
       </w:r>
+      <w:proofErr w:type="spellStart"/>
       <w:r>
         <w:t>body</w:t>
       </w:r>
+      <w:proofErr w:type="spellEnd"/>
       <w:r>
         <w:t xml:space="preserve"> tiene la dirección en columnas cada uno debe de ir debajo del otro, pero quiero que los dos botones estén en la primera columna uno al lado del otro. </w:t>
       </w:r>
@@ -4563,7 +4754,15 @@
       </w:r>
       <w:proofErr w:type="gramEnd"/>
       <w:r>
-        <w:t>-footer {</w:t>
+        <w:t>-</w:t>
+      </w:r>
+      <w:proofErr w:type="spellStart"/>
+      <w:r>
+        <w:t>footer</w:t>
+      </w:r>
+      <w:proofErr w:type="spellEnd"/>
+      <w:r>
+        <w:t xml:space="preserve"> {</w:t>
       </w:r>
     </w:p>
     <w:p>
@@ -4571,7 +4770,23 @@
         <w:spacing w:after="0"/>
       </w:pPr>
       <w:r>
-        <w:t>    flex-direction: row;</w:t>
+        <w:t xml:space="preserve">    </w:t>
+      </w:r>
+      <w:proofErr w:type="spellStart"/>
+      <w:r>
+        <w:t>flex-direction</w:t>
+      </w:r>
+      <w:proofErr w:type="spellEnd"/>
+      <w:r>
+        <w:t xml:space="preserve">: </w:t>
+      </w:r>
+      <w:proofErr w:type="spellStart"/>
+      <w:r>
+        <w:t>row</w:t>
+      </w:r>
+      <w:proofErr w:type="spellEnd"/>
+      <w:r>
+        <w:t>;</w:t>
       </w:r>
     </w:p>
     <w:p>
@@ -4667,7 +4882,15 @@
     </w:p>
     <w:p>
       <w:r>
-        <w:t>Para la cabera le he pedido a Gemini que me haga un logo para una agencia de viajes que se llama PW-TravelPro.</w:t>
+        <w:t>Para la cabera le he pedido a Gemini que me haga un logo para una agencia de viajes que se llama PW-</w:t>
+      </w:r>
+      <w:proofErr w:type="spellStart"/>
+      <w:r>
+        <w:t>TravelPro</w:t>
+      </w:r>
+      <w:proofErr w:type="spellEnd"/>
+      <w:r>
+        <w:t>.</w:t>
       </w:r>
     </w:p>
     <w:p>
@@ -4678,7 +4901,15 @@
         <w:t>patrón</w:t>
       </w:r>
       <w:r>
-        <w:t xml:space="preserve">, quiero que se muestre el logo y el login en la misma fila, pero que la barra de navegación se </w:t>
+        <w:t xml:space="preserve">, quiero que se muestre el logo y el </w:t>
+      </w:r>
+      <w:proofErr w:type="spellStart"/>
+      <w:r>
+        <w:t>login</w:t>
+      </w:r>
+      <w:proofErr w:type="spellEnd"/>
+      <w:r>
+        <w:t xml:space="preserve"> en la misma fila, pero que la barra de navegación se </w:t>
       </w:r>
       <w:r>
         <w:t>muestre</w:t>
@@ -4690,16 +4921,31 @@
         <w:t>tanto,</w:t>
       </w:r>
       <w:r>
-        <w:t xml:space="preserve"> tengo la estructura del body de que uno vaya debajo del otro con </w:t>
-      </w:r>
+        <w:t xml:space="preserve"> tengo la estructura del </w:t>
+      </w:r>
+      <w:proofErr w:type="spellStart"/>
+      <w:r>
+        <w:t>body</w:t>
+      </w:r>
+      <w:proofErr w:type="spellEnd"/>
+      <w:r>
+        <w:t xml:space="preserve"> de que uno vaya debajo del otro con </w:t>
+      </w:r>
+      <w:proofErr w:type="spellStart"/>
       <w:r>
         <w:t>flex-direction</w:t>
       </w:r>
+      <w:proofErr w:type="spellEnd"/>
       <w:r>
         <w:t xml:space="preserve">: </w:t>
       </w:r>
-      <w:r>
-        <w:t>column.</w:t>
+      <w:proofErr w:type="spellStart"/>
+      <w:r>
+        <w:t>column</w:t>
+      </w:r>
+      <w:proofErr w:type="spellEnd"/>
+      <w:r>
+        <w:t>.</w:t>
       </w:r>
     </w:p>
     <w:p>
@@ -4753,7 +4999,23 @@
     </w:p>
     <w:p>
       <w:r>
-        <w:t>Tengo la cabecera y luego la barra de navegación. Para la cabecera establezco unos estilos para que tanto el article como la img estén en la misma fila.</w:t>
+        <w:t xml:space="preserve">Tengo la cabecera y luego la barra de navegación. Para la cabecera establezco unos estilos para que tanto el </w:t>
+      </w:r>
+      <w:proofErr w:type="spellStart"/>
+      <w:r>
+        <w:t>article</w:t>
+      </w:r>
+      <w:proofErr w:type="spellEnd"/>
+      <w:r>
+        <w:t xml:space="preserve"> como la </w:t>
+      </w:r>
+      <w:proofErr w:type="spellStart"/>
+      <w:r>
+        <w:t>img</w:t>
+      </w:r>
+      <w:proofErr w:type="spellEnd"/>
+      <w:r>
+        <w:t xml:space="preserve"> estén en la misma fila.</w:t>
       </w:r>
     </w:p>
     <w:p>
@@ -4809,10 +5071,58 @@
         <w:t xml:space="preserve">ra hago que la primera columna </w:t>
       </w:r>
       <w:r>
-        <w:t xml:space="preserve">del header se comporte internamente como una fila, que este en el centro, que si no cabe en la pantalla que baje como si fuera otra columna flex-wrap: wrap </w:t>
-      </w:r>
-      <w:r>
-        <w:t>y con justify-content: space-between hago que haya espacio entre los dos elementos para que cada uno se este en cada lado de la pantalla. Luego hago que login también sea una fila para que este todo en la misma dirección y que haya una separación entre elementos de 10px.</w:t>
+        <w:t xml:space="preserve">del </w:t>
+      </w:r>
+      <w:proofErr w:type="spellStart"/>
+      <w:r>
+        <w:t>header</w:t>
+      </w:r>
+      <w:proofErr w:type="spellEnd"/>
+      <w:r>
+        <w:t xml:space="preserve"> se comporte internamente como una fila, que este en el centro, que si no cabe en la pantalla que baje como si fuera otra columna </w:t>
+      </w:r>
+      <w:proofErr w:type="spellStart"/>
+      <w:r>
+        <w:t>flex-wrap</w:t>
+      </w:r>
+      <w:proofErr w:type="spellEnd"/>
+      <w:r>
+        <w:t xml:space="preserve">: </w:t>
+      </w:r>
+      <w:proofErr w:type="spellStart"/>
+      <w:r>
+        <w:t>wrap</w:t>
+      </w:r>
+      <w:proofErr w:type="spellEnd"/>
+      <w:r>
+        <w:t xml:space="preserve"> </w:t>
+      </w:r>
+      <w:r>
+        <w:t xml:space="preserve">y con </w:t>
+      </w:r>
+      <w:proofErr w:type="spellStart"/>
+      <w:r>
+        <w:t>justify-content</w:t>
+      </w:r>
+      <w:proofErr w:type="spellEnd"/>
+      <w:r>
+        <w:t xml:space="preserve">: </w:t>
+      </w:r>
+      <w:proofErr w:type="spellStart"/>
+      <w:r>
+        <w:t>space-between</w:t>
+      </w:r>
+      <w:proofErr w:type="spellEnd"/>
+      <w:r>
+        <w:t xml:space="preserve"> hago que haya espacio entre los dos elementos para que cada uno se este en cada lado de la pantalla. Luego hago que </w:t>
+      </w:r>
+      <w:proofErr w:type="spellStart"/>
+      <w:r>
+        <w:t>login</w:t>
+      </w:r>
+      <w:proofErr w:type="spellEnd"/>
+      <w:r>
+        <w:t xml:space="preserve"> también sea una fila para que este todo en la misma dirección y que haya una separación entre elementos de 10px.</w:t>
       </w:r>
     </w:p>
     <w:p>
@@ -4909,6 +5219,7 @@
       <w:r>
         <w:t xml:space="preserve">Que hago lo mismo lo trato como si fuera una fila y le añado estilos para que tenga colores, con </w:t>
       </w:r>
+      <w:proofErr w:type="spellStart"/>
       <w:r>
         <w:rPr>
           <w:b/>
@@ -4924,6 +5235,7 @@
         </w:rPr>
         <w:t>wrap:wrap</w:t>
       </w:r>
+      <w:proofErr w:type="spellEnd"/>
       <w:proofErr w:type="gramEnd"/>
       <w:r>
         <w:t xml:space="preserve"> si es una pantalla pequeña y no hay espacio los elementos van bajando a la siguiente fila.</w:t>
@@ -4992,7 +5304,15 @@
     </w:p>
     <w:p>
       <w:r>
-        <w:t>Para la página principal lo que he usado es soparlo en dos articles, el primero con la imagen y la información principal de la pagina web y el segundo para la búsqueda.</w:t>
+        <w:t xml:space="preserve">Para la página principal lo que he usado es soparlo en dos </w:t>
+      </w:r>
+      <w:proofErr w:type="spellStart"/>
+      <w:r>
+        <w:t>articles</w:t>
+      </w:r>
+      <w:proofErr w:type="spellEnd"/>
+      <w:r>
+        <w:t>, el primero con la imagen y la información principal de la pagina web y el segundo para la búsqueda.</w:t>
       </w:r>
     </w:p>
     <w:p>
@@ -5081,12 +5401,28 @@
     </w:p>
     <w:p>
       <w:r>
-        <w:t>El main tiene una clase para poder aplicarle un color de fondo solo a esta página, la imagen ocupa de ancho el 90% para que no se vea mal, el largo automático para que vaya cambiando según la dimensión de la pantalla y bordes en las esquinas.</w:t>
-      </w:r>
-    </w:p>
-    <w:p>
-      <w:r>
-        <w:t>En el article de bienvenida no le he aplicado ningún estilo para orientar la dirección ya que por defecto lo tiene modo columna.</w:t>
+        <w:t xml:space="preserve">El </w:t>
+      </w:r>
+      <w:proofErr w:type="spellStart"/>
+      <w:r>
+        <w:t>main</w:t>
+      </w:r>
+      <w:proofErr w:type="spellEnd"/>
+      <w:r>
+        <w:t xml:space="preserve"> tiene una clase para poder aplicarle un color de fondo solo a esta página, la imagen ocupa de ancho el 90% para que no se vea mal, el largo automático para que vaya cambiando según la dimensión de la pantalla y bordes en las esquinas.</w:t>
+      </w:r>
+    </w:p>
+    <w:p>
+      <w:r>
+        <w:t xml:space="preserve">En el </w:t>
+      </w:r>
+      <w:proofErr w:type="spellStart"/>
+      <w:r>
+        <w:t>article</w:t>
+      </w:r>
+      <w:proofErr w:type="spellEnd"/>
+      <w:r>
+        <w:t xml:space="preserve"> de bienvenida no le he aplicado ningún estilo para orientar la dirección ya que por defecto lo tiene modo columna.</w:t>
       </w:r>
     </w:p>
     <w:p>
@@ -5113,7 +5449,10 @@
         <w:t>En esta página se muestran todos los viajes que hay en la agencia, en el menú lateral se puede ir a una pantalla igual que viajes.html pero donde salen los viajes por el país seleccionado en el menú lateral.</w:t>
       </w:r>
       <w:r>
-        <w:t xml:space="preserve"> En total son 60 destinos que se reparten en 10 países y por tanto hay 4 pantallas (15 viajes por pantalla).</w:t>
+        <w:t xml:space="preserve"> En total son 60 destinos que se reparten en 10 países y por tanto hay 4 pantallas (15 viajes por pantalla</w:t>
+      </w:r>
+      <w:r>
+        <w:t>).</w:t>
       </w:r>
     </w:p>
     <w:p>
@@ -5124,13 +5463,45 @@
         <w:t>a pantalla h</w:t>
       </w:r>
       <w:r>
-        <w:t>e decido dividir el main en un aside</w:t>
-      </w:r>
-      <w:r>
-        <w:t xml:space="preserve"> para un menú lateral, un section donde que dentro hay </w:t>
-      </w:r>
-      <w:r>
-        <w:t>un h2 para el título, un article donde se guardan los enlaces que son las tarjetas que muestran los viajes disponibles y un nav que sirve de paginación para poder ir a otras pantallas con más viajes.</w:t>
+        <w:t xml:space="preserve">e decido dividir el </w:t>
+      </w:r>
+      <w:proofErr w:type="spellStart"/>
+      <w:r>
+        <w:t>main</w:t>
+      </w:r>
+      <w:proofErr w:type="spellEnd"/>
+      <w:r>
+        <w:t xml:space="preserve"> en un aside</w:t>
+      </w:r>
+      <w:r>
+        <w:t xml:space="preserve"> para un menú lateral, un </w:t>
+      </w:r>
+      <w:proofErr w:type="spellStart"/>
+      <w:r>
+        <w:t>section</w:t>
+      </w:r>
+      <w:proofErr w:type="spellEnd"/>
+      <w:r>
+        <w:t xml:space="preserve"> donde que dentro hay </w:t>
+      </w:r>
+      <w:r>
+        <w:t xml:space="preserve">un h2 para el título, un </w:t>
+      </w:r>
+      <w:proofErr w:type="spellStart"/>
+      <w:r>
+        <w:t>article</w:t>
+      </w:r>
+      <w:proofErr w:type="spellEnd"/>
+      <w:r>
+        <w:t xml:space="preserve"> donde se guardan los enlaces que son las tarjetas que muestran los viajes disponibles y un </w:t>
+      </w:r>
+      <w:proofErr w:type="spellStart"/>
+      <w:r>
+        <w:t>nav</w:t>
+      </w:r>
+      <w:proofErr w:type="spellEnd"/>
+      <w:r>
+        <w:t xml:space="preserve"> que sirve de paginación para poder ir a otras pantallas con más viajes.</w:t>
       </w:r>
     </w:p>
     <w:p>
@@ -5152,9 +5523,9 @@
           <w:noProof/>
         </w:rPr>
         <w:drawing>
-          <wp:inline distT="0" distB="0" distL="0" distR="0" wp14:anchorId="0C2B13FD" wp14:editId="64507EBC">
-            <wp:extent cx="4448175" cy="1718803"/>
-            <wp:effectExtent l="0" t="0" r="0" b="0"/>
+          <wp:inline distT="0" distB="0" distL="0" distR="0" wp14:anchorId="0C2B13FD" wp14:editId="14F1F61B">
+            <wp:extent cx="3943350" cy="1523735"/>
+            <wp:effectExtent l="0" t="0" r="0" b="635"/>
             <wp:docPr id="1183990361" name="Imagen 1" descr="Texto&#10;&#10;El contenido generado por IA puede ser incorrecto."/>
             <wp:cNvGraphicFramePr>
               <a:graphicFrameLocks xmlns:a="http://schemas.openxmlformats.org/drawingml/2006/main" noChangeAspect="1"/>
@@ -5175,7 +5546,7 @@
                   <pic:spPr>
                     <a:xfrm>
                       <a:off x="0" y="0"/>
-                      <a:ext cx="4482263" cy="1731975"/>
+                      <a:ext cx="3985117" cy="1539874"/>
                     </a:xfrm>
                     <a:prstGeom prst="rect">
                       <a:avLst/>
@@ -5199,8 +5570,8 @@
           <w:noProof/>
         </w:rPr>
         <w:drawing>
-          <wp:inline distT="0" distB="0" distL="0" distR="0" wp14:anchorId="7DFDBD25" wp14:editId="720ABFF4">
-            <wp:extent cx="2895600" cy="962805"/>
+          <wp:inline distT="0" distB="0" distL="0" distR="0" wp14:anchorId="7DFDBD25" wp14:editId="1C03A635">
+            <wp:extent cx="2495550" cy="829786"/>
             <wp:effectExtent l="0" t="0" r="0" b="8890"/>
             <wp:docPr id="1590108039" name="Imagen 1" descr="Texto&#10;&#10;El contenido generado por IA puede ser incorrecto."/>
             <wp:cNvGraphicFramePr>
@@ -5222,7 +5593,7 @@
                   <pic:spPr>
                     <a:xfrm>
                       <a:off x="0" y="0"/>
-                      <a:ext cx="2935232" cy="975983"/>
+                      <a:ext cx="2547603" cy="847094"/>
                     </a:xfrm>
                     <a:prstGeom prst="rect">
                       <a:avLst/>
@@ -5251,7 +5622,15 @@
     </w:p>
     <w:p>
       <w:r>
-        <w:t xml:space="preserve">He usado parte del framawork de w3css: </w:t>
+        <w:t xml:space="preserve">He usado parte del </w:t>
+      </w:r>
+      <w:proofErr w:type="spellStart"/>
+      <w:r>
+        <w:t>framawork</w:t>
+      </w:r>
+      <w:proofErr w:type="spellEnd"/>
+      <w:r>
+        <w:t xml:space="preserve"> de w3css: </w:t>
       </w:r>
       <w:hyperlink r:id="rId22" w:history="1">
         <w:r>
@@ -5311,9 +5690,9 @@
           <w:noProof/>
         </w:rPr>
         <w:drawing>
-          <wp:inline distT="0" distB="0" distL="0" distR="0" wp14:anchorId="4BFD843E" wp14:editId="6595BF77">
-            <wp:extent cx="1828800" cy="1580606"/>
-            <wp:effectExtent l="0" t="0" r="0" b="635"/>
+          <wp:inline distT="0" distB="0" distL="0" distR="0" wp14:anchorId="4BFD843E" wp14:editId="4B6CB528">
+            <wp:extent cx="1851469" cy="1600200"/>
+            <wp:effectExtent l="0" t="0" r="0" b="0"/>
             <wp:docPr id="824375852" name="Imagen 1" descr="Texto&#10;&#10;El contenido generado por IA puede ser incorrecto."/>
             <wp:cNvGraphicFramePr>
               <a:graphicFrameLocks xmlns:a="http://schemas.openxmlformats.org/drawingml/2006/main" noChangeAspect="1"/>
@@ -5334,7 +5713,7 @@
                   <pic:spPr>
                     <a:xfrm>
                       <a:off x="0" y="0"/>
-                      <a:ext cx="1842590" cy="1592525"/>
+                      <a:ext cx="1913266" cy="1653610"/>
                     </a:xfrm>
                     <a:prstGeom prst="rect">
                       <a:avLst/>
@@ -5352,13 +5731,38 @@
         <w:lastRenderedPageBreak/>
         <w:t xml:space="preserve">Las tarjetas las he puesto como enlaces para que cuando haga </w:t>
       </w:r>
+      <w:proofErr w:type="spellStart"/>
+      <w:r>
+        <w:t>click</w:t>
+      </w:r>
+      <w:proofErr w:type="spellEnd"/>
+      <w:r>
+        <w:t xml:space="preserve"> sobre la tarjeta esta redirija a otra pantalla</w:t>
+      </w:r>
+      <w:r>
+        <w:t xml:space="preserve">, como son 60 viajes no </w:t>
+      </w:r>
+      <w:r>
+        <w:t>voy a</w:t>
+      </w:r>
+      <w:r>
+        <w:t xml:space="preserve"> hacer 60 pantallas y lo que </w:t>
+      </w:r>
       <w:proofErr w:type="gramStart"/>
       <w:r>
-        <w:t>click</w:t>
+        <w:t>voy</w:t>
       </w:r>
       <w:proofErr w:type="gramEnd"/>
       <w:r>
-        <w:t xml:space="preserve"> sobre la tarjeta esta redirija a otra pantalla.</w:t>
+        <w:t xml:space="preserve"> hacer es una pantalla por país y todos los viajes de dicho abrirán una pantalla con el mismo </w:t>
+      </w:r>
+      <w:proofErr w:type="spellStart"/>
+      <w:r>
+        <w:t>html</w:t>
+      </w:r>
+      <w:proofErr w:type="spellEnd"/>
+      <w:r>
+        <w:t>.</w:t>
       </w:r>
     </w:p>
     <w:p>
@@ -5367,10 +5771,10 @@
           <w:noProof/>
         </w:rPr>
         <w:drawing>
-          <wp:inline distT="0" distB="0" distL="0" distR="0" wp14:anchorId="2F50C8DD" wp14:editId="4F480392">
-            <wp:extent cx="5400040" cy="2316480"/>
-            <wp:effectExtent l="0" t="0" r="0" b="7620"/>
-            <wp:docPr id="653333811" name="Imagen 1" descr="Pantalla de computadora con letras&#10;&#10;El contenido generado por IA puede ser incorrecto."/>
+          <wp:inline distT="0" distB="0" distL="0" distR="0" wp14:anchorId="18D399F8" wp14:editId="727C6211">
+            <wp:extent cx="3619500" cy="1694643"/>
+            <wp:effectExtent l="0" t="0" r="0" b="1270"/>
+            <wp:docPr id="1424218768" name="Imagen 1" descr="Texto&#10;&#10;El contenido generado por IA puede ser incorrecto."/>
             <wp:cNvGraphicFramePr>
               <a:graphicFrameLocks xmlns:a="http://schemas.openxmlformats.org/drawingml/2006/main" noChangeAspect="1"/>
             </wp:cNvGraphicFramePr>
@@ -5378,7 +5782,7 @@
               <a:graphicData uri="http://schemas.openxmlformats.org/drawingml/2006/picture">
                 <pic:pic xmlns:pic="http://schemas.openxmlformats.org/drawingml/2006/picture">
                   <pic:nvPicPr>
-                    <pic:cNvPr id="653333811" name="Imagen 1" descr="Pantalla de computadora con letras&#10;&#10;El contenido generado por IA puede ser incorrecto."/>
+                    <pic:cNvPr id="1424218768" name="Imagen 1" descr="Texto&#10;&#10;El contenido generado por IA puede ser incorrecto."/>
                     <pic:cNvPicPr/>
                   </pic:nvPicPr>
                   <pic:blipFill>
@@ -5390,7 +5794,7 @@
                   <pic:spPr>
                     <a:xfrm>
                       <a:off x="0" y="0"/>
-                      <a:ext cx="5400040" cy="2316480"/>
+                      <a:ext cx="3713244" cy="1738534"/>
                     </a:xfrm>
                     <a:prstGeom prst="rect">
                       <a:avLst/>
@@ -5405,7 +5809,15 @@
     </w:p>
     <w:p>
       <w:r>
-        <w:t>He puesto un article y una clase tarjetas para añadirle un estilo que se sea así:</w:t>
+        <w:t xml:space="preserve">He puesto un </w:t>
+      </w:r>
+      <w:proofErr w:type="spellStart"/>
+      <w:r>
+        <w:t>article</w:t>
+      </w:r>
+      <w:proofErr w:type="spellEnd"/>
+      <w:r>
+        <w:t xml:space="preserve"> y una clase tarjetas para añadirle un estilo que se sea así:</w:t>
       </w:r>
     </w:p>
     <w:p>
@@ -5414,10 +5826,10 @@
           <w:noProof/>
         </w:rPr>
         <w:drawing>
-          <wp:inline distT="0" distB="0" distL="0" distR="0" wp14:anchorId="0DB4D4C9" wp14:editId="1A0B1401">
-            <wp:extent cx="2867025" cy="1695450"/>
-            <wp:effectExtent l="0" t="0" r="9525" b="0"/>
-            <wp:docPr id="1009013601" name="Imagen 1" descr="Texto&#10;&#10;El contenido generado por IA puede ser incorrecto."/>
+          <wp:inline distT="0" distB="0" distL="0" distR="0" wp14:anchorId="7B1B8082" wp14:editId="12B9F390">
+            <wp:extent cx="2552700" cy="1559086"/>
+            <wp:effectExtent l="0" t="0" r="0" b="3175"/>
+            <wp:docPr id="1363183333" name="Imagen 1" descr="Pantalla de computadora con letras&#10;&#10;El contenido generado por IA puede ser incorrecto."/>
             <wp:cNvGraphicFramePr>
               <a:graphicFrameLocks xmlns:a="http://schemas.openxmlformats.org/drawingml/2006/main" noChangeAspect="1"/>
             </wp:cNvGraphicFramePr>
@@ -5425,7 +5837,7 @@
               <a:graphicData uri="http://schemas.openxmlformats.org/drawingml/2006/picture">
                 <pic:pic xmlns:pic="http://schemas.openxmlformats.org/drawingml/2006/picture">
                   <pic:nvPicPr>
-                    <pic:cNvPr id="1009013601" name="Imagen 1" descr="Texto&#10;&#10;El contenido generado por IA puede ser incorrecto."/>
+                    <pic:cNvPr id="1363183333" name="Imagen 1" descr="Pantalla de computadora con letras&#10;&#10;El contenido generado por IA puede ser incorrecto."/>
                     <pic:cNvPicPr/>
                   </pic:nvPicPr>
                   <pic:blipFill>
@@ -5437,7 +5849,7 @@
                   <pic:spPr>
                     <a:xfrm>
                       <a:off x="0" y="0"/>
-                      <a:ext cx="2867025" cy="1695450"/>
+                      <a:ext cx="2560936" cy="1564117"/>
                     </a:xfrm>
                     <a:prstGeom prst="rect">
                       <a:avLst/>
@@ -5449,22 +5861,52 @@
           </wp:inline>
         </w:drawing>
       </w:r>
-    </w:p>
-    <w:p>
-      <w:r>
-        <w:t xml:space="preserve">Con esto lo que hace es que sea una fila, que haya espacio alrededor de ellas, que los ítems que hayan dentro de ella si hay alguno mas pequeño se estire hasta el tamaño del más grande con stretch y que si los elementos se quedan sin pantalla que bajen a la fila siguiente. Dentro de cada enlace lo que he hecho es añadirle un ancho de 32% para que siempre haya 3 tarjetas por cada fila, también añadirle color al pasar el ratón sobre la tarjeta y que </w:t>
-      </w:r>
-      <w:r>
-        <w:t>moverla hacia arriba 4px para que se note que se esta seleccionando.</w:t>
-      </w:r>
-    </w:p>
-    <w:p>
       <w:r>
         <w:rPr>
           <w:noProof/>
         </w:rPr>
         <w:drawing>
-          <wp:inline distT="0" distB="0" distL="0" distR="0" wp14:anchorId="5910FAF6" wp14:editId="3E73F45F">
+          <wp:inline distT="0" distB="0" distL="0" distR="0" wp14:anchorId="0F89D667" wp14:editId="28B46FF9">
+            <wp:extent cx="1971675" cy="1133475"/>
+            <wp:effectExtent l="0" t="0" r="9525" b="9525"/>
+            <wp:docPr id="1047029598" name="Imagen 1" descr="Texto&#10;&#10;El contenido generado por IA puede ser incorrecto."/>
+            <wp:cNvGraphicFramePr>
+              <a:graphicFrameLocks xmlns:a="http://schemas.openxmlformats.org/drawingml/2006/main" noChangeAspect="1"/>
+            </wp:cNvGraphicFramePr>
+            <a:graphic xmlns:a="http://schemas.openxmlformats.org/drawingml/2006/main">
+              <a:graphicData uri="http://schemas.openxmlformats.org/drawingml/2006/picture">
+                <pic:pic xmlns:pic="http://schemas.openxmlformats.org/drawingml/2006/picture">
+                  <pic:nvPicPr>
+                    <pic:cNvPr id="1047029598" name="Imagen 1" descr="Texto&#10;&#10;El contenido generado por IA puede ser incorrecto."/>
+                    <pic:cNvPicPr/>
+                  </pic:nvPicPr>
+                  <pic:blipFill>
+                    <a:blip r:embed="rId27"/>
+                    <a:stretch>
+                      <a:fillRect/>
+                    </a:stretch>
+                  </pic:blipFill>
+                  <pic:spPr>
+                    <a:xfrm>
+                      <a:off x="0" y="0"/>
+                      <a:ext cx="1971675" cy="1133475"/>
+                    </a:xfrm>
+                    <a:prstGeom prst="rect">
+                      <a:avLst/>
+                    </a:prstGeom>
+                  </pic:spPr>
+                </pic:pic>
+              </a:graphicData>
+            </a:graphic>
+          </wp:inline>
+        </w:drawing>
+      </w:r>
+      <w:r>
+        <w:rPr>
+          <w:noProof/>
+        </w:rPr>
+        <w:drawing>
+          <wp:inline distT="0" distB="0" distL="0" distR="0" wp14:anchorId="1EA5771A" wp14:editId="4CD6EB73">
             <wp:extent cx="4048125" cy="1267032"/>
             <wp:effectExtent l="0" t="0" r="0" b="9525"/>
             <wp:docPr id="2034937887" name="Imagen 1" descr="Texto&#10;&#10;El contenido generado por IA puede ser incorrecto."/>
@@ -5479,7 +5921,7 @@
                     <pic:cNvPicPr/>
                   </pic:nvPicPr>
                   <pic:blipFill>
-                    <a:blip r:embed="rId27"/>
+                    <a:blip r:embed="rId28"/>
                     <a:stretch>
                       <a:fillRect/>
                     </a:stretch>
@@ -5506,7 +5948,7 @@
           <w:noProof/>
         </w:rPr>
         <w:drawing>
-          <wp:inline distT="0" distB="0" distL="0" distR="0" wp14:anchorId="4B5B5A62" wp14:editId="0AA72F4E">
+          <wp:inline distT="0" distB="0" distL="0" distR="0" wp14:anchorId="55A90B34" wp14:editId="511FAB26">
             <wp:extent cx="4648200" cy="1199535"/>
             <wp:effectExtent l="0" t="0" r="0" b="635"/>
             <wp:docPr id="1147371401" name="Imagen 1" descr="Texto&#10;&#10;El contenido generado por IA puede ser incorrecto."/>
@@ -5521,7 +5963,7 @@
                     <pic:cNvPicPr/>
                   </pic:nvPicPr>
                   <pic:blipFill>
-                    <a:blip r:embed="rId28"/>
+                    <a:blip r:embed="rId29"/>
                     <a:stretch>
                       <a:fillRect/>
                     </a:stretch>
@@ -5543,6 +5985,39 @@
       </w:r>
     </w:p>
     <w:p>
+      <w:r>
+        <w:t xml:space="preserve">Con esto lo que hace es que sea una fila, que haya espacio alrededor de ellas, que los ítems que hayan dentro de ella si hay alguno mas pequeño se estire hasta el tamaño del más grande con </w:t>
+      </w:r>
+      <w:proofErr w:type="spellStart"/>
+      <w:r>
+        <w:t>stretch</w:t>
+      </w:r>
+      <w:proofErr w:type="spellEnd"/>
+      <w:r>
+        <w:t xml:space="preserve"> y que si los elementos se quedan sin pantalla que bajen a la fila siguiente. Dentro de cada enlace lo que he hecho es añadirle un ancho de 32% para que siempre haya 3 tarjetas por cada fila, también añadirle color al pasar el ratón sobre la tarjeta y que </w:t>
+      </w:r>
+      <w:r>
+        <w:t xml:space="preserve">moverla hacia arriba 4px para que se note que se </w:t>
+      </w:r>
+      <w:r>
+        <w:t>está</w:t>
+      </w:r>
+      <w:r>
+        <w:t xml:space="preserve"> seleccionando.</w:t>
+      </w:r>
+      <w:r>
+        <w:t xml:space="preserve"> La imagen de cada tarjeta tiene un largo de 300px para que todas midan lo mismo y con </w:t>
+      </w:r>
+      <w:proofErr w:type="spellStart"/>
+      <w:r>
+        <w:t>object-fit</w:t>
+      </w:r>
+      <w:proofErr w:type="spellEnd"/>
+      <w:r>
+        <w:t xml:space="preserve"> hace que si es necesario corte la imagen para que tenga la altura correcta.</w:t>
+      </w:r>
+    </w:p>
+    <w:p>
       <w:pPr>
         <w:pStyle w:val="Ttulo1"/>
       </w:pPr>
@@ -5559,7 +6034,15 @@
     </w:p>
     <w:p>
       <w:r>
-        <w:t>Para los viajes en grupo que he hecho es poner 3 viajes en grupo, que sen 3 tarjetas grandes donde se pueda ver toda la información sobre el viaje perfectamanete.</w:t>
+        <w:t xml:space="preserve">Para los viajes en grupo que he hecho es poner 3 viajes en grupo, que sen 3 tarjetas grandes donde se pueda ver toda la información sobre el viaje </w:t>
+      </w:r>
+      <w:proofErr w:type="spellStart"/>
+      <w:r>
+        <w:t>perfectamanete</w:t>
+      </w:r>
+      <w:proofErr w:type="spellEnd"/>
+      <w:r>
+        <w:t>.</w:t>
       </w:r>
     </w:p>
     <w:p>
@@ -5583,7 +6066,7 @@
                     <pic:cNvPicPr/>
                   </pic:nvPicPr>
                   <pic:blipFill>
-                    <a:blip r:embed="rId29"/>
+                    <a:blip r:embed="rId30"/>
                     <a:stretch>
                       <a:fillRect/>
                     </a:stretch>
@@ -5625,7 +6108,7 @@
                     <pic:cNvPicPr/>
                   </pic:nvPicPr>
                   <pic:blipFill>
-                    <a:blip r:embed="rId30"/>
+                    <a:blip r:embed="rId31"/>
                     <a:stretch>
                       <a:fillRect/>
                     </a:stretch>
@@ -5675,7 +6158,7 @@
                     <pic:cNvPicPr/>
                   </pic:nvPicPr>
                   <pic:blipFill>
-                    <a:blip r:embed="rId31"/>
+                    <a:blip r:embed="rId32"/>
                     <a:stretch>
                       <a:fillRect/>
                     </a:stretch>
@@ -5715,7 +6198,7 @@
                     <pic:cNvPicPr/>
                   </pic:nvPicPr>
                   <pic:blipFill>
-                    <a:blip r:embed="rId32"/>
+                    <a:blip r:embed="rId33"/>
                     <a:stretch>
                       <a:fillRect/>
                     </a:stretch>
@@ -5786,7 +6269,7 @@
                     <pic:cNvPicPr/>
                   </pic:nvPicPr>
                   <pic:blipFill>
-                    <a:blip r:embed="rId33"/>
+                    <a:blip r:embed="rId34"/>
                     <a:stretch>
                       <a:fillRect/>
                     </a:stretch>
@@ -5809,7 +6292,15 @@
     </w:p>
     <w:p>
       <w:r>
-        <w:t>En la primera fila agrando 7 columnas para poner el mes, en la siguiente pongo los días y ya en la tercera y las siguientes voy poniendo los días del mes y cuando termine vuelvo a ponerlo como el numero 1 para añadir los dos otros dos meses. Entre mes y mes en la primera fila he añadido un padding de 10 para que haya un espacio. En la fila que termina el mes y empieza el nombre de los meses también</w:t>
+        <w:t xml:space="preserve">En la primera fila agrando 7 columnas para poner el mes, en la siguiente pongo los días y ya en la tercera y las siguientes voy poniendo los días del mes y cuando termine vuelvo a ponerlo como el numero 1 para añadir los dos otros dos meses. Entre mes y mes en la primera fila he añadido un </w:t>
+      </w:r>
+      <w:proofErr w:type="spellStart"/>
+      <w:r>
+        <w:t>padding</w:t>
+      </w:r>
+      <w:proofErr w:type="spellEnd"/>
+      <w:r>
+        <w:t xml:space="preserve"> de 10 para que haya un espacio. En la fila que termina el mes y empieza el nombre de los meses también</w:t>
       </w:r>
       <w:r>
         <w:t>.</w:t>
@@ -5836,7 +6327,7 @@
                     <pic:cNvPicPr/>
                   </pic:nvPicPr>
                   <pic:blipFill>
-                    <a:blip r:embed="rId34"/>
+                    <a:blip r:embed="rId35"/>
                     <a:stretch>
                       <a:fillRect/>
                     </a:stretch>
@@ -5876,7 +6367,7 @@
                     <pic:cNvPicPr/>
                   </pic:nvPicPr>
                   <pic:blipFill>
-                    <a:blip r:embed="rId35"/>
+                    <a:blip r:embed="rId36"/>
                     <a:stretch>
                       <a:fillRect/>
                     </a:stretch>
@@ -5899,7 +6390,15 @@
     </w:p>
     <w:p>
       <w:r>
-        <w:t>Debajo del calendario hay una leyenda y lo he puesto como svg para ponerlo como un circulo</w:t>
+        <w:t xml:space="preserve">Debajo del calendario hay una leyenda y lo he puesto como </w:t>
+      </w:r>
+      <w:proofErr w:type="spellStart"/>
+      <w:r>
+        <w:t>svg</w:t>
+      </w:r>
+      <w:proofErr w:type="spellEnd"/>
+      <w:r>
+        <w:t xml:space="preserve"> para ponerlo como un circulo</w:t>
       </w:r>
     </w:p>
     <w:p>
@@ -5924,7 +6423,7 @@
                     <pic:cNvPicPr/>
                   </pic:nvPicPr>
                   <pic:blipFill>
-                    <a:blip r:embed="rId36"/>
+                    <a:blip r:embed="rId37"/>
                     <a:stretch>
                       <a:fillRect/>
                     </a:stretch>
@@ -5966,7 +6465,7 @@
                     <pic:cNvPicPr/>
                   </pic:nvPicPr>
                   <pic:blipFill>
-                    <a:blip r:embed="rId37"/>
+                    <a:blip r:embed="rId38"/>
                     <a:stretch>
                       <a:fillRect/>
                     </a:stretch>
@@ -6013,7 +6512,7 @@
                     <pic:cNvPicPr/>
                   </pic:nvPicPr>
                   <pic:blipFill>
-                    <a:blip r:embed="rId38"/>
+                    <a:blip r:embed="rId39"/>
                     <a:stretch>
                       <a:fillRect/>
                     </a:stretch>
@@ -6036,12 +6535,20 @@
     </w:p>
     <w:p>
       <w:r>
-        <w:t>En la zona de oferta he añadido tres tarjetas donde hay ofertas por cada tipo de temporada y dentro de cada tarjeta un texto junto con una figura como en la leyenda y las ofertas en forma de lista, pero esta lista es del framework w3.css:</w:t>
+        <w:t xml:space="preserve">En la zona de oferta he añadido tres tarjetas donde hay ofertas por cada tipo de temporada y dentro de cada tarjeta un texto junto con una figura como en la leyenda y las ofertas en forma de lista, pero esta lista es del </w:t>
+      </w:r>
+      <w:proofErr w:type="spellStart"/>
+      <w:r>
+        <w:t>framework</w:t>
+      </w:r>
+      <w:proofErr w:type="spellEnd"/>
+      <w:r>
+        <w:t xml:space="preserve"> w3.css:</w:t>
       </w:r>
       <w:r>
         <w:t xml:space="preserve"> </w:t>
       </w:r>
-      <w:hyperlink r:id="rId39" w:history="1">
+      <w:hyperlink r:id="rId40" w:history="1">
         <w:r>
           <w:rPr>
             <w:rStyle w:val="Hipervnculo"/>
@@ -6079,7 +6586,7 @@
                     <pic:cNvPicPr/>
                   </pic:nvPicPr>
                   <pic:blipFill>
-                    <a:blip r:embed="rId40"/>
+                    <a:blip r:embed="rId41"/>
                     <a:stretch>
                       <a:fillRect/>
                     </a:stretch>
@@ -6122,7 +6629,31 @@
     </w:p>
     <w:p>
       <w:r>
-        <w:t>Esta pantalla tiene el mismo diseño de tarjetas donde dentro se pueden ver los un iframe para poder ver la ubicación de la agencia en google maps.</w:t>
+        <w:t xml:space="preserve">Esta pantalla tiene el mismo diseño de tarjetas donde dentro se pueden ver los un </w:t>
+      </w:r>
+      <w:proofErr w:type="spellStart"/>
+      <w:r>
+        <w:t>iframe</w:t>
+      </w:r>
+      <w:proofErr w:type="spellEnd"/>
+      <w:r>
+        <w:t xml:space="preserve"> para poder ver la ubicación de la agencia en </w:t>
+      </w:r>
+      <w:proofErr w:type="spellStart"/>
+      <w:r>
+        <w:t>google</w:t>
+      </w:r>
+      <w:proofErr w:type="spellEnd"/>
+      <w:r>
+        <w:t xml:space="preserve"> </w:t>
+      </w:r>
+      <w:proofErr w:type="spellStart"/>
+      <w:r>
+        <w:t>maps</w:t>
+      </w:r>
+      <w:proofErr w:type="spellEnd"/>
+      <w:r>
+        <w:t>.</w:t>
       </w:r>
     </w:p>
     <w:p>
@@ -6146,7 +6677,7 @@
                     <pic:cNvPicPr/>
                   </pic:nvPicPr>
                   <pic:blipFill>
-                    <a:blip r:embed="rId41"/>
+                    <a:blip r:embed="rId42"/>
                     <a:stretch>
                       <a:fillRect/>
                     </a:stretch>
@@ -6193,7 +6724,7 @@
                     <pic:cNvPicPr/>
                   </pic:nvPicPr>
                   <pic:blipFill>
-                    <a:blip r:embed="rId42"/>
+                    <a:blip r:embed="rId43"/>
                     <a:stretch>
                       <a:fillRect/>
                     </a:stretch>
@@ -6257,7 +6788,7 @@
                     <pic:cNvPicPr/>
                   </pic:nvPicPr>
                   <pic:blipFill>
-                    <a:blip r:embed="rId43"/>
+                    <a:blip r:embed="rId44"/>
                     <a:stretch>
                       <a:fillRect/>
                     </a:stretch>
@@ -6304,7 +6835,7 @@
                     <pic:cNvPicPr/>
                   </pic:nvPicPr>
                   <pic:blipFill>
-                    <a:blip r:embed="rId44"/>
+                    <a:blip r:embed="rId45"/>
                     <a:stretch>
                       <a:fillRect/>
                     </a:stretch>
@@ -6351,7 +6882,7 @@
                     <pic:cNvPicPr/>
                   </pic:nvPicPr>
                   <pic:blipFill>
-                    <a:blip r:embed="rId45"/>
+                    <a:blip r:embed="rId46"/>
                     <a:stretch>
                       <a:fillRect/>
                     </a:stretch>
@@ -6386,9 +6917,17 @@
     </w:p>
     <w:p>
       <w:r>
-        <w:t xml:space="preserve">En este apartado he añadido una lista con todos mis datos, la lista es del framework w3.css: </w:t>
-      </w:r>
-      <w:hyperlink r:id="rId46" w:history="1">
+        <w:t xml:space="preserve">En este apartado he añadido una lista con todos mis datos, la lista es del </w:t>
+      </w:r>
+      <w:proofErr w:type="spellStart"/>
+      <w:r>
+        <w:t>framework</w:t>
+      </w:r>
+      <w:proofErr w:type="spellEnd"/>
+      <w:r>
+        <w:t xml:space="preserve"> w3.css: </w:t>
+      </w:r>
+      <w:hyperlink r:id="rId47" w:history="1">
         <w:r>
           <w:rPr>
             <w:rStyle w:val="Hipervnculo"/>
@@ -6418,7 +6957,7 @@
                     <pic:cNvPicPr/>
                   </pic:nvPicPr>
                   <pic:blipFill>
-                    <a:blip r:embed="rId47"/>
+                    <a:blip r:embed="rId48"/>
                     <a:stretch>
                       <a:fillRect/>
                     </a:stretch>
@@ -6465,7 +7004,7 @@
                     <pic:cNvPicPr/>
                   </pic:nvPicPr>
                   <pic:blipFill>
-                    <a:blip r:embed="rId48"/>
+                    <a:blip r:embed="rId49"/>
                     <a:stretch>
                       <a:fillRect/>
                     </a:stretch>
@@ -6488,7 +7027,15 @@
     </w:p>
     <w:p>
       <w:r>
-        <w:t>Con esto centro la lista en la pantalla y le pongo fondo a la lista y le pongo al primer &lt;li&gt; otro color para que sea de otro color y que sea el título de la página.</w:t>
+        <w:t>Con esto centro la lista en la pantalla y le pongo fondo a la lista y le pongo al primer &lt;</w:t>
+      </w:r>
+      <w:proofErr w:type="spellStart"/>
+      <w:r>
+        <w:t>li</w:t>
+      </w:r>
+      <w:proofErr w:type="spellEnd"/>
+      <w:r>
+        <w:t>&gt; otro color para que sea de otro color y que sea el título de la página.</w:t>
       </w:r>
     </w:p>
     <w:p>
@@ -6535,7 +7082,7 @@
                     <pic:cNvPicPr/>
                   </pic:nvPicPr>
                   <pic:blipFill>
-                    <a:blip r:embed="rId49"/>
+                    <a:blip r:embed="rId50"/>
                     <a:stretch>
                       <a:fillRect/>
                     </a:stretch>
@@ -6558,7 +7105,15 @@
     </w:p>
     <w:p>
       <w:r>
-        <w:t>Los radios buttons los he puesto en una misma fila:</w:t>
+        <w:t xml:space="preserve">Los radios </w:t>
+      </w:r>
+      <w:proofErr w:type="spellStart"/>
+      <w:r>
+        <w:t>buttons</w:t>
+      </w:r>
+      <w:proofErr w:type="spellEnd"/>
+      <w:r>
+        <w:t xml:space="preserve"> los he puesto en una misma fila:</w:t>
       </w:r>
     </w:p>
     <w:p>
@@ -6588,7 +7143,7 @@
                     <pic:cNvPicPr/>
                   </pic:nvPicPr>
                   <pic:blipFill>
-                    <a:blip r:embed="rId50"/>
+                    <a:blip r:embed="rId51"/>
                     <a:stretch>
                       <a:fillRect/>
                     </a:stretch>
@@ -6630,7 +7185,7 @@
                     <pic:cNvPicPr/>
                   </pic:nvPicPr>
                   <pic:blipFill>
-                    <a:blip r:embed="rId51"/>
+                    <a:blip r:embed="rId52"/>
                     <a:stretch>
                       <a:fillRect/>
                     </a:stretch>
@@ -6653,10 +7208,34 @@
     </w:p>
     <w:p>
       <w:r>
-        <w:t>Para que el input se quede en la misma fila que el label también tengo que poner que los radio buttons se ponga en la misma fila.</w:t>
-      </w:r>
-      <w:r>
-        <w:t xml:space="preserve"> Porque si no el radio button se quedaba arriba y el texto abajo.</w:t>
+        <w:t xml:space="preserve">Para que el input se quede en la misma fila que el </w:t>
+      </w:r>
+      <w:proofErr w:type="spellStart"/>
+      <w:r>
+        <w:t>label</w:t>
+      </w:r>
+      <w:proofErr w:type="spellEnd"/>
+      <w:r>
+        <w:t xml:space="preserve"> también tengo que poner que los radio </w:t>
+      </w:r>
+      <w:proofErr w:type="spellStart"/>
+      <w:r>
+        <w:t>buttons</w:t>
+      </w:r>
+      <w:proofErr w:type="spellEnd"/>
+      <w:r>
+        <w:t xml:space="preserve"> se ponga en la misma fila.</w:t>
+      </w:r>
+      <w:r>
+        <w:t xml:space="preserve"> Porque si no el radio </w:t>
+      </w:r>
+      <w:proofErr w:type="spellStart"/>
+      <w:r>
+        <w:t>button</w:t>
+      </w:r>
+      <w:proofErr w:type="spellEnd"/>
+      <w:r>
+        <w:t xml:space="preserve"> se quedaba arriba y el texto abajo.</w:t>
       </w:r>
     </w:p>
     <w:p>
@@ -6680,7 +7259,7 @@
                     <pic:cNvPicPr/>
                   </pic:nvPicPr>
                   <pic:blipFill>
-                    <a:blip r:embed="rId52"/>
+                    <a:blip r:embed="rId53"/>
                     <a:stretch>
                       <a:fillRect/>
                     </a:stretch>
@@ -6749,7 +7328,7 @@
                     <pic:cNvPicPr/>
                   </pic:nvPicPr>
                   <pic:blipFill>
-                    <a:blip r:embed="rId53"/>
+                    <a:blip r:embed="rId54"/>
                     <a:stretch>
                       <a:fillRect/>
                     </a:stretch>
@@ -6796,7 +7375,7 @@
                     <pic:cNvPicPr/>
                   </pic:nvPicPr>
                   <pic:blipFill>
-                    <a:blip r:embed="rId54"/>
+                    <a:blip r:embed="rId55"/>
                     <a:stretch>
                       <a:fillRect/>
                     </a:stretch>
@@ -6819,7 +7398,15 @@
     </w:p>
     <w:p>
       <w:r>
-        <w:t>El numero 2 y 3 están en un article para poder ponerlos los dos en una misma fila.</w:t>
+        <w:t xml:space="preserve">El numero 2 y 3 están en un </w:t>
+      </w:r>
+      <w:proofErr w:type="spellStart"/>
+      <w:r>
+        <w:t>article</w:t>
+      </w:r>
+      <w:proofErr w:type="spellEnd"/>
+      <w:r>
+        <w:t xml:space="preserve"> para poder ponerlos los dos en una misma fila.</w:t>
       </w:r>
     </w:p>
     <w:p>
@@ -6843,7 +7430,7 @@
                     <pic:cNvPicPr/>
                   </pic:nvPicPr>
                   <pic:blipFill>
-                    <a:blip r:embed="rId55"/>
+                    <a:blip r:embed="rId56"/>
                     <a:stretch>
                       <a:fillRect/>
                     </a:stretch>
@@ -6883,7 +7470,7 @@
                     <pic:cNvPicPr/>
                   </pic:nvPicPr>
                   <pic:blipFill>
-                    <a:blip r:embed="rId56"/>
+                    <a:blip r:embed="rId57"/>
                     <a:stretch>
                       <a:fillRect/>
                     </a:stretch>
@@ -6929,7 +7516,7 @@
                     <pic:cNvPicPr/>
                   </pic:nvPicPr>
                   <pic:blipFill>
-                    <a:blip r:embed="rId57"/>
+                    <a:blip r:embed="rId58"/>
                     <a:stretch>
                       <a:fillRect/>
                     </a:stretch>
@@ -6960,9 +7547,17 @@
         <w:t>Destinos relacionados (número 3) tiene que ocupar el 33% para ser 1/3 y se ha añadido los mismos botones para el aside de viajes.html</w:t>
       </w:r>
       <w:r>
-        <w:t xml:space="preserve"> del framework w3.css </w:t>
-      </w:r>
-      <w:hyperlink r:id="rId58" w:history="1">
+        <w:t xml:space="preserve"> del </w:t>
+      </w:r>
+      <w:proofErr w:type="spellStart"/>
+      <w:r>
+        <w:t>framework</w:t>
+      </w:r>
+      <w:proofErr w:type="spellEnd"/>
+      <w:r>
+        <w:t xml:space="preserve"> w3.css </w:t>
+      </w:r>
+      <w:hyperlink r:id="rId59" w:history="1">
         <w:r>
           <w:rPr>
             <w:rStyle w:val="Hipervnculo"/>
@@ -6981,7 +7576,7 @@
         <w:lastRenderedPageBreak/>
         <w:t xml:space="preserve">En total voy a hacer un total de 10 pantallas de viaje donde las fotos las voy a sacar de la siguiente página: </w:t>
       </w:r>
-      <w:hyperlink r:id="rId59" w:history="1">
+      <w:hyperlink r:id="rId60" w:history="1">
         <w:r>
           <w:rPr>
             <w:rStyle w:val="Hipervnculo"/>
@@ -7014,7 +7609,7 @@
                     <pic:cNvPicPr/>
                   </pic:nvPicPr>
                   <pic:blipFill>
-                    <a:blip r:embed="rId60"/>
+                    <a:blip r:embed="rId61"/>
                     <a:stretch>
                       <a:fillRect/>
                     </a:stretch>
@@ -7039,6 +7634,8 @@
       <w:r>
         <w:t>Como son 60 destinos voy a hacer 10 destinos específicos y habrá destinos en la pantalla de viajes.html que lleven a la pantalla viaje1.html pero que no tenga nada que ver con el destino seleccionado porque así me evito de hacer 60 pantallas.</w:t>
       </w:r>
+    </w:p>
+    <w:p>
       <w:r>
         <w:br w:type="page"/>
       </w:r>
@@ -7062,7 +7659,7 @@
       <w:r>
         <w:t xml:space="preserve"> </w:t>
       </w:r>
-      <w:hyperlink r:id="rId61" w:history="1">
+      <w:hyperlink r:id="rId62" w:history="1">
         <w:r>
           <w:rPr>
             <w:rStyle w:val="Hipervnculo"/>
@@ -7095,7 +7692,7 @@
                     <pic:cNvPicPr/>
                   </pic:nvPicPr>
                   <pic:blipFill>
-                    <a:blip r:embed="rId62"/>
+                    <a:blip r:embed="rId63"/>
                     <a:stretch>
                       <a:fillRect/>
                     </a:stretch>
@@ -7148,7 +7745,7 @@
                     <pic:cNvPicPr/>
                   </pic:nvPicPr>
                   <pic:blipFill>
-                    <a:blip r:embed="rId63"/>
+                    <a:blip r:embed="rId64"/>
                     <a:stretch>
                       <a:fillRect/>
                     </a:stretch>
@@ -7171,7 +7768,23 @@
     </w:p>
     <w:p>
       <w:r>
-        <w:t xml:space="preserve">Ya he puesto flex-wrap: wrap en la mayoría de los elementos de las pantallas para que puedan ocupar la siguiente fila si es necesario, pero para estas pantallas con un ancho menor de 760 lo que he hecho es ponerlo como </w:t>
+        <w:t xml:space="preserve">Ya he puesto </w:t>
+      </w:r>
+      <w:proofErr w:type="spellStart"/>
+      <w:r>
+        <w:t>flex-wrap</w:t>
+      </w:r>
+      <w:proofErr w:type="spellEnd"/>
+      <w:r>
+        <w:t xml:space="preserve">: </w:t>
+      </w:r>
+      <w:proofErr w:type="spellStart"/>
+      <w:r>
+        <w:t>wrap</w:t>
+      </w:r>
+      <w:proofErr w:type="spellEnd"/>
+      <w:r>
+        <w:t xml:space="preserve"> en la mayoría de los elementos de las pantallas para que puedan ocupar la siguiente fila si es necesario, pero para estas pantallas con un ancho menor de 760 lo que he hecho es ponerlo como </w:t>
       </w:r>
       <w:r>
         <w:t xml:space="preserve">una sola </w:t>
@@ -7218,7 +7831,15 @@
     </w:p>
     <w:p>
       <w:r>
-        <w:t xml:space="preserve">Para css lo que he hecho es agrupar valores que se repiten en variables para evitar repetirme y sobre todo para que si cambio un color no tener que cambiarlo en 40 sitios más. Esto aparece en </w:t>
+        <w:t xml:space="preserve">Para </w:t>
+      </w:r>
+      <w:proofErr w:type="spellStart"/>
+      <w:r>
+        <w:t>css</w:t>
+      </w:r>
+      <w:proofErr w:type="spellEnd"/>
+      <w:r>
+        <w:t xml:space="preserve"> lo que he hecho es agrupar valores que se repiten en variables para evitar repetirme y sobre todo para que si cambio un color no tener que cambiarlo en 40 sitios más. Esto aparece en </w:t>
       </w:r>
       <w:r>
         <w:t>w3schools</w:t>
@@ -7226,7 +7847,7 @@
       <w:r>
         <w:t xml:space="preserve">: </w:t>
       </w:r>
-      <w:hyperlink r:id="rId64" w:history="1">
+      <w:hyperlink r:id="rId65" w:history="1">
         <w:r>
           <w:rPr>
             <w:rStyle w:val="Hipervnculo"/>
@@ -7259,7 +7880,7 @@
           <w:numId w:val="38"/>
         </w:numPr>
       </w:pPr>
-      <w:hyperlink r:id="rId65" w:history="1">
+      <w:hyperlink r:id="rId66" w:history="1">
         <w:r>
           <w:rPr>
             <w:rStyle w:val="Hipervnculo"/>
@@ -7276,7 +7897,7 @@
           <w:numId w:val="38"/>
         </w:numPr>
       </w:pPr>
-      <w:hyperlink r:id="rId66" w:history="1">
+      <w:hyperlink r:id="rId67" w:history="1">
         <w:r>
           <w:rPr>
             <w:rStyle w:val="Hipervnculo"/>
@@ -7293,7 +7914,7 @@
           <w:numId w:val="38"/>
         </w:numPr>
       </w:pPr>
-      <w:hyperlink r:id="rId67" w:history="1">
+      <w:hyperlink r:id="rId68" w:history="1">
         <w:r>
           <w:rPr>
             <w:rStyle w:val="Hipervnculo"/>
@@ -7310,7 +7931,7 @@
           <w:numId w:val="38"/>
         </w:numPr>
       </w:pPr>
-      <w:hyperlink r:id="rId68" w:history="1">
+      <w:hyperlink r:id="rId69" w:history="1">
         <w:r>
           <w:rPr>
             <w:rStyle w:val="Hipervnculo"/>
@@ -7327,7 +7948,7 @@
           <w:numId w:val="38"/>
         </w:numPr>
       </w:pPr>
-      <w:hyperlink r:id="rId69" w:history="1">
+      <w:hyperlink r:id="rId70" w:history="1">
         <w:r>
           <w:rPr>
             <w:rStyle w:val="Hipervnculo"/>
@@ -7344,7 +7965,7 @@
           <w:numId w:val="38"/>
         </w:numPr>
       </w:pPr>
-      <w:hyperlink r:id="rId70" w:history="1">
+      <w:hyperlink r:id="rId71" w:history="1">
         <w:r>
           <w:rPr>
             <w:rStyle w:val="Hipervnculo"/>
@@ -7361,7 +7982,7 @@
           <w:numId w:val="38"/>
         </w:numPr>
       </w:pPr>
-      <w:hyperlink r:id="rId71" w:history="1">
+      <w:hyperlink r:id="rId72" w:history="1">
         <w:r>
           <w:rPr>
             <w:rStyle w:val="Hipervnculo"/>
@@ -7432,8 +8053,13 @@
         </w:numPr>
       </w:pPr>
       <w:r>
-        <w:t>Refactorizar y simplificar el css</w:t>
-      </w:r>
+        <w:t xml:space="preserve">Refactorizar y simplificar el </w:t>
+      </w:r>
+      <w:proofErr w:type="spellStart"/>
+      <w:r>
+        <w:t>css</w:t>
+      </w:r>
+      <w:proofErr w:type="spellEnd"/>
     </w:p>
     <w:p>
       <w:pPr>

--- a/P1/pe1/docs/como_se_hizo.docx
+++ b/P1/pe1/docs/como_se_hizo.docx
@@ -4118,15 +4118,7 @@
         </w:rPr>
       </w:pPr>
       <w:r>
-        <w:t>Para maquetar cada documento .</w:t>
-      </w:r>
-      <w:proofErr w:type="spellStart"/>
-      <w:r>
-        <w:t>html</w:t>
-      </w:r>
-      <w:proofErr w:type="spellEnd"/>
-      <w:r>
-        <w:t xml:space="preserve"> lo</w:t>
+        <w:t>Para maquetar cada documento .html lo</w:t>
       </w:r>
       <w:r>
         <w:t xml:space="preserve"> que</w:t>
@@ -4134,14 +4126,12 @@
       <w:r>
         <w:t xml:space="preserve"> he utilizado es </w:t>
       </w:r>
-      <w:proofErr w:type="spellStart"/>
       <w:r>
         <w:t>Flex</w:t>
       </w:r>
       <w:r>
         <w:t>box</w:t>
       </w:r>
-      <w:proofErr w:type="spellEnd"/>
       <w:r>
         <w:t xml:space="preserve"> </w:t>
       </w:r>
@@ -4158,11 +4148,9 @@
       <w:r>
         <w:t xml:space="preserve">En la parte del </w:t>
       </w:r>
-      <w:proofErr w:type="spellStart"/>
       <w:r>
         <w:t>body</w:t>
       </w:r>
-      <w:proofErr w:type="spellEnd"/>
       <w:r>
         <w:t xml:space="preserve"> del documento lo que voy a utilizar es</w:t>
       </w:r>
@@ -4171,13 +4159,8 @@
       </w:r>
     </w:p>
     <w:p>
-      <w:proofErr w:type="spellStart"/>
-      <w:r>
-        <w:t>body</w:t>
-      </w:r>
-      <w:proofErr w:type="spellEnd"/>
-      <w:r>
-        <w:t xml:space="preserve"> {</w:t>
+      <w:r>
+        <w:t>body {</w:t>
       </w:r>
     </w:p>
     <w:p>
@@ -4190,15 +4173,7 @@
         <w:spacing w:after="0"/>
       </w:pPr>
       <w:r>
-        <w:t>min-</w:t>
-      </w:r>
-      <w:proofErr w:type="spellStart"/>
-      <w:r>
-        <w:t>height</w:t>
-      </w:r>
-      <w:proofErr w:type="spellEnd"/>
-      <w:r>
-        <w:t>: 100vh;</w:t>
+        <w:t>min-height: 100vh;</w:t>
       </w:r>
     </w:p>
     <w:p>
@@ -4210,21 +4185,8 @@
         </w:numPr>
         <w:spacing w:after="0"/>
       </w:pPr>
-      <w:proofErr w:type="spellStart"/>
-      <w:r>
-        <w:t>display</w:t>
-      </w:r>
-      <w:proofErr w:type="spellEnd"/>
-      <w:r>
-        <w:t xml:space="preserve">: </w:t>
-      </w:r>
-      <w:proofErr w:type="spellStart"/>
-      <w:r>
-        <w:t>flex</w:t>
-      </w:r>
-      <w:proofErr w:type="spellEnd"/>
-      <w:r>
-        <w:t>;</w:t>
+      <w:r>
+        <w:t>display: flex;</w:t>
       </w:r>
     </w:p>
     <w:p>
@@ -4236,21 +4198,8 @@
         </w:numPr>
         <w:spacing w:after="0"/>
       </w:pPr>
-      <w:proofErr w:type="spellStart"/>
-      <w:r>
-        <w:t>flex-direction</w:t>
-      </w:r>
-      <w:proofErr w:type="spellEnd"/>
-      <w:r>
-        <w:t xml:space="preserve">: </w:t>
-      </w:r>
-      <w:proofErr w:type="spellStart"/>
-      <w:r>
-        <w:t>column</w:t>
-      </w:r>
-      <w:proofErr w:type="spellEnd"/>
-      <w:r>
-        <w:t>;</w:t>
+      <w:r>
+        <w:t>flex-direction: column;</w:t>
       </w:r>
     </w:p>
     <w:p>
@@ -4262,13 +4211,8 @@
         </w:numPr>
         <w:spacing w:after="0"/>
       </w:pPr>
-      <w:proofErr w:type="spellStart"/>
-      <w:r>
-        <w:t>text-align</w:t>
-      </w:r>
-      <w:proofErr w:type="spellEnd"/>
-      <w:r>
-        <w:t>: center;</w:t>
+      <w:r>
+        <w:t>text-align: center;</w:t>
       </w:r>
     </w:p>
     <w:p>
@@ -4297,15 +4241,7 @@
         </w:numPr>
       </w:pPr>
       <w:r>
-        <w:t xml:space="preserve">Aquí es donde se usa </w:t>
-      </w:r>
-      <w:proofErr w:type="spellStart"/>
-      <w:r>
-        <w:t>Flexbox</w:t>
-      </w:r>
-      <w:proofErr w:type="spellEnd"/>
-      <w:r>
-        <w:t xml:space="preserve"> para decirle a la pantalla que se comporte como si tuviera una solo dimensión, que sea vertical u horizontal, pero no los dos.</w:t>
+        <w:t>Aquí es donde se usa Flexbox para decirle a la pantalla que se comporte como si tuviera una solo dimensión, que sea vertical u horizontal, pero no los dos.</w:t>
       </w:r>
     </w:p>
     <w:p>
@@ -4317,39 +4253,7 @@
         </w:numPr>
       </w:pPr>
       <w:r>
-        <w:t xml:space="preserve">Se le estable que la dirección de </w:t>
-      </w:r>
-      <w:proofErr w:type="spellStart"/>
-      <w:r>
-        <w:t>flex</w:t>
-      </w:r>
-      <w:proofErr w:type="spellEnd"/>
-      <w:r>
-        <w:t xml:space="preserve"> es que sea por columnas, para que cada elemento que se ponga en el </w:t>
-      </w:r>
-      <w:proofErr w:type="spellStart"/>
-      <w:r>
-        <w:t>body</w:t>
-      </w:r>
-      <w:proofErr w:type="spellEnd"/>
-      <w:r>
-        <w:t xml:space="preserve"> vaya uno debajo del otro, así se ve mucho mejor la página web. Si fuera </w:t>
-      </w:r>
-      <w:proofErr w:type="spellStart"/>
-      <w:r>
-        <w:t>flex-direction</w:t>
-      </w:r>
-      <w:proofErr w:type="spellEnd"/>
-      <w:r>
-        <w:t xml:space="preserve">: </w:t>
-      </w:r>
-      <w:proofErr w:type="spellStart"/>
-      <w:r>
-        <w:t>row</w:t>
-      </w:r>
-      <w:proofErr w:type="spellEnd"/>
-      <w:r>
-        <w:t xml:space="preserve"> el comportamiento es que cada elemento se muestra en fila uno después del otro.</w:t>
+        <w:t>Se le estable que la dirección de flex es que sea por columnas, para que cada elemento que se ponga en el body vaya uno debajo del otro, así se ve mucho mejor la página web. Si fuera flex-direction: row el comportamiento es que cada elemento se muestra en fila uno después del otro.</w:t>
       </w:r>
     </w:p>
     <w:p>
@@ -4360,21 +4264,8 @@
           <w:numId w:val="24"/>
         </w:numPr>
       </w:pPr>
-      <w:proofErr w:type="spellStart"/>
-      <w:r>
-        <w:t>flex-direction</w:t>
-      </w:r>
-      <w:proofErr w:type="spellEnd"/>
-      <w:r>
-        <w:t xml:space="preserve">: </w:t>
-      </w:r>
-      <w:proofErr w:type="spellStart"/>
-      <w:r>
-        <w:t>row</w:t>
-      </w:r>
-      <w:proofErr w:type="spellEnd"/>
-      <w:r>
-        <w:t>;</w:t>
+      <w:r>
+        <w:t>flex-direction: row;</w:t>
       </w:r>
     </w:p>
     <w:p>
@@ -4434,21 +4325,8 @@
           <w:numId w:val="24"/>
         </w:numPr>
       </w:pPr>
-      <w:proofErr w:type="spellStart"/>
-      <w:r>
-        <w:t>flex-direction</w:t>
-      </w:r>
-      <w:proofErr w:type="spellEnd"/>
-      <w:r>
-        <w:t xml:space="preserve">: </w:t>
-      </w:r>
-      <w:proofErr w:type="spellStart"/>
-      <w:r>
-        <w:t>column</w:t>
-      </w:r>
-      <w:proofErr w:type="spellEnd"/>
-      <w:r>
-        <w:t>;</w:t>
+      <w:r>
+        <w:t>flex-direction: column;</w:t>
       </w:r>
     </w:p>
     <w:p>
@@ -4514,39 +4392,13 @@
     </w:p>
     <w:p>
       <w:r>
-        <w:t xml:space="preserve">Para poder hacer que el </w:t>
-      </w:r>
-      <w:proofErr w:type="spellStart"/>
+        <w:t>Para poder hacer que el footer aparezca siempre al final de la pantalla que la dirección sea column también nos ayuda, pero en la parte del footer se le añade:</w:t>
+      </w:r>
+    </w:p>
+    <w:p>
       <w:r>
         <w:t>footer</w:t>
       </w:r>
-      <w:proofErr w:type="spellEnd"/>
-      <w:r>
-        <w:t xml:space="preserve"> aparezca siempre al final de la pantalla que la dirección sea </w:t>
-      </w:r>
-      <w:proofErr w:type="spellStart"/>
-      <w:r>
-        <w:t>column</w:t>
-      </w:r>
-      <w:proofErr w:type="spellEnd"/>
-      <w:r>
-        <w:t xml:space="preserve"> también nos ayuda, pero en la parte del </w:t>
-      </w:r>
-      <w:proofErr w:type="spellStart"/>
-      <w:r>
-        <w:t>footer</w:t>
-      </w:r>
-      <w:proofErr w:type="spellEnd"/>
-      <w:r>
-        <w:t xml:space="preserve"> se le añade:</w:t>
-      </w:r>
-    </w:p>
-    <w:p>
-      <w:proofErr w:type="spellStart"/>
-      <w:r>
-        <w:t>footer</w:t>
-      </w:r>
-      <w:proofErr w:type="spellEnd"/>
       <w:r>
         <w:t xml:space="preserve"> </w:t>
       </w:r>
@@ -4563,13 +4415,8 @@
         </w:numPr>
         <w:spacing w:after="0"/>
       </w:pPr>
-      <w:proofErr w:type="spellStart"/>
-      <w:r>
-        <w:t>padding</w:t>
-      </w:r>
-      <w:proofErr w:type="spellEnd"/>
-      <w:r>
-        <w:t>: 25px;</w:t>
+      <w:r>
+        <w:t>padding: 25px;</w:t>
       </w:r>
     </w:p>
     <w:p>
@@ -4581,13 +4428,8 @@
         </w:numPr>
         <w:spacing w:after="0"/>
       </w:pPr>
-      <w:proofErr w:type="spellStart"/>
-      <w:r>
-        <w:t>background</w:t>
-      </w:r>
-      <w:proofErr w:type="spellEnd"/>
-      <w:r>
-        <w:t>-color: #c0dada;</w:t>
+      <w:r>
+        <w:t>background-color: #c0dada;</w:t>
       </w:r>
     </w:p>
     <w:p>
@@ -4599,13 +4441,8 @@
         </w:numPr>
         <w:spacing w:after="0"/>
       </w:pPr>
-      <w:proofErr w:type="spellStart"/>
-      <w:r>
-        <w:t>margin</w:t>
-      </w:r>
-      <w:proofErr w:type="spellEnd"/>
-      <w:r>
-        <w:t>-top: auto;</w:t>
+      <w:r>
+        <w:t>margin-top: auto;</w:t>
       </w:r>
     </w:p>
     <w:p>
@@ -4622,15 +4459,7 @@
         </w:numPr>
       </w:pPr>
       <w:r>
-        <w:t xml:space="preserve">Le añado un </w:t>
-      </w:r>
-      <w:proofErr w:type="spellStart"/>
-      <w:r>
-        <w:t>padding</w:t>
-      </w:r>
-      <w:proofErr w:type="spellEnd"/>
-      <w:r>
-        <w:t xml:space="preserve"> para poder hacerlo un poco más grande y que no se quede tan pequeño.</w:t>
+        <w:t>Le añado un padding para poder hacerlo un poco más grande y que no se quede tan pequeño.</w:t>
       </w:r>
     </w:p>
     <w:p>
@@ -4655,39 +4484,21 @@
       </w:pPr>
       <w:r>
         <w:lastRenderedPageBreak/>
-        <w:t xml:space="preserve">Esto lo utilizo para que cuando el contenido de </w:t>
-      </w:r>
-      <w:proofErr w:type="spellStart"/>
-      <w:r>
-        <w:t>main</w:t>
-      </w:r>
-      <w:proofErr w:type="spellEnd"/>
-      <w:r>
-        <w:t xml:space="preserve"> no sea lo suficiente mente grande este meta un margen en la parte superior para hacer que el </w:t>
-      </w:r>
-      <w:proofErr w:type="spellStart"/>
+        <w:t>Esto lo utilizo para que cuando el contenido de main no sea lo suficiente mente grande este meta un margen en la parte superior para hacer que el footer se quede en la parte de abajo</w:t>
+      </w:r>
+    </w:p>
+    <w:p>
+      <w:r>
+        <w:t>Dentro de cada elemento se le pude cambiar la dirección para poder maquetarlo como sea necesario.</w:t>
+      </w:r>
+    </w:p>
+    <w:p>
+      <w:r>
+        <w:t xml:space="preserve">Un ejemplo es en el </w:t>
+      </w:r>
       <w:r>
         <w:t>footer</w:t>
       </w:r>
-      <w:proofErr w:type="spellEnd"/>
-      <w:r>
-        <w:t xml:space="preserve"> se quede en la parte de abajo</w:t>
-      </w:r>
-    </w:p>
-    <w:p>
-      <w:r>
-        <w:t>Dentro de cada elemento se le pude cambiar la dirección para poder maquetarlo como sea necesario.</w:t>
-      </w:r>
-    </w:p>
-    <w:p>
-      <w:r>
-        <w:t xml:space="preserve">Un ejemplo es en el </w:t>
-      </w:r>
-      <w:proofErr w:type="spellStart"/>
-      <w:r>
-        <w:t>footer</w:t>
-      </w:r>
-      <w:proofErr w:type="spellEnd"/>
       <w:r>
         <w:t>:</w:t>
       </w:r>
@@ -4738,31 +4549,16 @@
       <w:r>
         <w:t xml:space="preserve">Tengo 3 elementos y como el </w:t>
       </w:r>
-      <w:proofErr w:type="spellStart"/>
       <w:r>
         <w:t>body</w:t>
       </w:r>
-      <w:proofErr w:type="spellEnd"/>
       <w:r>
         <w:t xml:space="preserve"> tiene la dirección en columnas cada uno debe de ir debajo del otro, pero quiero que los dos botones estén en la primera columna uno al lado del otro. </w:t>
       </w:r>
     </w:p>
     <w:p>
-      <w:proofErr w:type="gramStart"/>
-      <w:r>
-        <w:t>.enlaces</w:t>
-      </w:r>
-      <w:proofErr w:type="gramEnd"/>
-      <w:r>
-        <w:t>-</w:t>
-      </w:r>
-      <w:proofErr w:type="spellStart"/>
-      <w:r>
-        <w:t>footer</w:t>
-      </w:r>
-      <w:proofErr w:type="spellEnd"/>
-      <w:r>
-        <w:t xml:space="preserve"> {</w:t>
+      <w:r>
+        <w:t>.enlaces-footer {</w:t>
       </w:r>
     </w:p>
     <w:p>
@@ -4770,23 +4566,7 @@
         <w:spacing w:after="0"/>
       </w:pPr>
       <w:r>
-        <w:t xml:space="preserve">    </w:t>
-      </w:r>
-      <w:proofErr w:type="spellStart"/>
-      <w:r>
-        <w:t>flex-direction</w:t>
-      </w:r>
-      <w:proofErr w:type="spellEnd"/>
-      <w:r>
-        <w:t xml:space="preserve">: </w:t>
-      </w:r>
-      <w:proofErr w:type="spellStart"/>
-      <w:r>
-        <w:t>row</w:t>
-      </w:r>
-      <w:proofErr w:type="spellEnd"/>
-      <w:r>
-        <w:t>;</w:t>
+        <w:t>    flex-direction: row;</w:t>
       </w:r>
     </w:p>
     <w:p>
@@ -4882,15 +4662,7 @@
     </w:p>
     <w:p>
       <w:r>
-        <w:t>Para la cabera le he pedido a Gemini que me haga un logo para una agencia de viajes que se llama PW-</w:t>
-      </w:r>
-      <w:proofErr w:type="spellStart"/>
-      <w:r>
-        <w:t>TravelPro</w:t>
-      </w:r>
-      <w:proofErr w:type="spellEnd"/>
-      <w:r>
-        <w:t>.</w:t>
+        <w:t>Para la cabera le he pedido a Gemini que me haga un logo para una agencia de viajes que se llama PW-TravelPro.</w:t>
       </w:r>
     </w:p>
     <w:p>
@@ -4901,15 +4673,7 @@
         <w:t>patrón</w:t>
       </w:r>
       <w:r>
-        <w:t xml:space="preserve">, quiero que se muestre el logo y el </w:t>
-      </w:r>
-      <w:proofErr w:type="spellStart"/>
-      <w:r>
-        <w:t>login</w:t>
-      </w:r>
-      <w:proofErr w:type="spellEnd"/>
-      <w:r>
-        <w:t xml:space="preserve"> en la misma fila, pero que la barra de navegación se </w:t>
+        <w:t xml:space="preserve">, quiero que se muestre el logo y el login en la misma fila, pero que la barra de navegación se </w:t>
       </w:r>
       <w:r>
         <w:t>muestre</w:t>
@@ -4921,31 +4685,16 @@
         <w:t>tanto,</w:t>
       </w:r>
       <w:r>
-        <w:t xml:space="preserve"> tengo la estructura del </w:t>
-      </w:r>
-      <w:proofErr w:type="spellStart"/>
-      <w:r>
-        <w:t>body</w:t>
-      </w:r>
-      <w:proofErr w:type="spellEnd"/>
-      <w:r>
-        <w:t xml:space="preserve"> de que uno vaya debajo del otro con </w:t>
-      </w:r>
-      <w:proofErr w:type="spellStart"/>
+        <w:t xml:space="preserve"> tengo la estructura del body de que uno vaya debajo del otro con </w:t>
+      </w:r>
       <w:r>
         <w:t>flex-direction</w:t>
       </w:r>
-      <w:proofErr w:type="spellEnd"/>
       <w:r>
         <w:t xml:space="preserve">: </w:t>
       </w:r>
-      <w:proofErr w:type="spellStart"/>
-      <w:r>
-        <w:t>column</w:t>
-      </w:r>
-      <w:proofErr w:type="spellEnd"/>
-      <w:r>
-        <w:t>.</w:t>
+      <w:r>
+        <w:t>column.</w:t>
       </w:r>
     </w:p>
     <w:p>
@@ -4999,23 +4748,7 @@
     </w:p>
     <w:p>
       <w:r>
-        <w:t xml:space="preserve">Tengo la cabecera y luego la barra de navegación. Para la cabecera establezco unos estilos para que tanto el </w:t>
-      </w:r>
-      <w:proofErr w:type="spellStart"/>
-      <w:r>
-        <w:t>article</w:t>
-      </w:r>
-      <w:proofErr w:type="spellEnd"/>
-      <w:r>
-        <w:t xml:space="preserve"> como la </w:t>
-      </w:r>
-      <w:proofErr w:type="spellStart"/>
-      <w:r>
-        <w:t>img</w:t>
-      </w:r>
-      <w:proofErr w:type="spellEnd"/>
-      <w:r>
-        <w:t xml:space="preserve"> estén en la misma fila.</w:t>
+        <w:t>Tengo la cabecera y luego la barra de navegación. Para la cabecera establezco unos estilos para que tanto el article como la img estén en la misma fila.</w:t>
       </w:r>
     </w:p>
     <w:p>
@@ -5071,58 +4804,10 @@
         <w:t xml:space="preserve">ra hago que la primera columna </w:t>
       </w:r>
       <w:r>
-        <w:t xml:space="preserve">del </w:t>
-      </w:r>
-      <w:proofErr w:type="spellStart"/>
-      <w:r>
-        <w:t>header</w:t>
-      </w:r>
-      <w:proofErr w:type="spellEnd"/>
-      <w:r>
-        <w:t xml:space="preserve"> se comporte internamente como una fila, que este en el centro, que si no cabe en la pantalla que baje como si fuera otra columna </w:t>
-      </w:r>
-      <w:proofErr w:type="spellStart"/>
-      <w:r>
-        <w:t>flex-wrap</w:t>
-      </w:r>
-      <w:proofErr w:type="spellEnd"/>
-      <w:r>
-        <w:t xml:space="preserve">: </w:t>
-      </w:r>
-      <w:proofErr w:type="spellStart"/>
-      <w:r>
-        <w:t>wrap</w:t>
-      </w:r>
-      <w:proofErr w:type="spellEnd"/>
-      <w:r>
-        <w:t xml:space="preserve"> </w:t>
-      </w:r>
-      <w:r>
-        <w:t xml:space="preserve">y con </w:t>
-      </w:r>
-      <w:proofErr w:type="spellStart"/>
-      <w:r>
-        <w:t>justify-content</w:t>
-      </w:r>
-      <w:proofErr w:type="spellEnd"/>
-      <w:r>
-        <w:t xml:space="preserve">: </w:t>
-      </w:r>
-      <w:proofErr w:type="spellStart"/>
-      <w:r>
-        <w:t>space-between</w:t>
-      </w:r>
-      <w:proofErr w:type="spellEnd"/>
-      <w:r>
-        <w:t xml:space="preserve"> hago que haya espacio entre los dos elementos para que cada uno se este en cada lado de la pantalla. Luego hago que </w:t>
-      </w:r>
-      <w:proofErr w:type="spellStart"/>
-      <w:r>
-        <w:t>login</w:t>
-      </w:r>
-      <w:proofErr w:type="spellEnd"/>
-      <w:r>
-        <w:t xml:space="preserve"> también sea una fila para que este todo en la misma dirección y que haya una separación entre elementos de 10px.</w:t>
+        <w:t xml:space="preserve">del header se comporte internamente como una fila, que este en el centro, que si no cabe en la pantalla que baje como si fuera otra columna flex-wrap: wrap </w:t>
+      </w:r>
+      <w:r>
+        <w:t>y con justify-content: space-between hago que haya espacio entre los dos elementos para que cada uno se este en cada lado de la pantalla. Luego hago que login también sea una fila para que este todo en la misma dirección y que haya una separación entre elementos de 10px.</w:t>
       </w:r>
     </w:p>
     <w:p>
@@ -5219,24 +4904,13 @@
       <w:r>
         <w:t xml:space="preserve">Que hago lo mismo lo trato como si fuera una fila y le añado estilos para que tenga colores, con </w:t>
       </w:r>
-      <w:proofErr w:type="spellStart"/>
       <w:r>
         <w:rPr>
           <w:b/>
           <w:bCs/>
         </w:rPr>
-        <w:t>flex-</w:t>
-      </w:r>
-      <w:proofErr w:type="gramStart"/>
-      <w:r>
-        <w:rPr>
-          <w:b/>
-          <w:bCs/>
-        </w:rPr>
-        <w:t>wrap:wrap</w:t>
-      </w:r>
-      <w:proofErr w:type="spellEnd"/>
-      <w:proofErr w:type="gramEnd"/>
+        <w:t>flex-wrap:wrap</w:t>
+      </w:r>
       <w:r>
         <w:t xml:space="preserve"> si es una pantalla pequeña y no hay espacio los elementos van bajando a la siguiente fila.</w:t>
       </w:r>
@@ -5304,15 +4978,7 @@
     </w:p>
     <w:p>
       <w:r>
-        <w:t xml:space="preserve">Para la página principal lo que he usado es soparlo en dos </w:t>
-      </w:r>
-      <w:proofErr w:type="spellStart"/>
-      <w:r>
-        <w:t>articles</w:t>
-      </w:r>
-      <w:proofErr w:type="spellEnd"/>
-      <w:r>
-        <w:t>, el primero con la imagen y la información principal de la pagina web y el segundo para la búsqueda.</w:t>
+        <w:t>Para la página principal lo que he usado es soparlo en dos articles, el primero con la imagen y la información principal de la pagina web y el segundo para la búsqueda.</w:t>
       </w:r>
     </w:p>
     <w:p>
@@ -5401,28 +5067,12 @@
     </w:p>
     <w:p>
       <w:r>
-        <w:t xml:space="preserve">El </w:t>
-      </w:r>
-      <w:proofErr w:type="spellStart"/>
-      <w:r>
-        <w:t>main</w:t>
-      </w:r>
-      <w:proofErr w:type="spellEnd"/>
-      <w:r>
-        <w:t xml:space="preserve"> tiene una clase para poder aplicarle un color de fondo solo a esta página, la imagen ocupa de ancho el 90% para que no se vea mal, el largo automático para que vaya cambiando según la dimensión de la pantalla y bordes en las esquinas.</w:t>
-      </w:r>
-    </w:p>
-    <w:p>
-      <w:r>
-        <w:t xml:space="preserve">En el </w:t>
-      </w:r>
-      <w:proofErr w:type="spellStart"/>
-      <w:r>
-        <w:t>article</w:t>
-      </w:r>
-      <w:proofErr w:type="spellEnd"/>
-      <w:r>
-        <w:t xml:space="preserve"> de bienvenida no le he aplicado ningún estilo para orientar la dirección ya que por defecto lo tiene modo columna.</w:t>
+        <w:t>El main tiene una clase para poder aplicarle un color de fondo solo a esta página, la imagen ocupa de ancho el 90% para que no se vea mal, el largo automático para que vaya cambiando según la dimensión de la pantalla y bordes en las esquinas.</w:t>
+      </w:r>
+    </w:p>
+    <w:p>
+      <w:r>
+        <w:t>En el article de bienvenida no le he aplicado ningún estilo para orientar la dirección ya que por defecto lo tiene modo columna.</w:t>
       </w:r>
     </w:p>
     <w:p>
@@ -5463,45 +5113,13 @@
         <w:t>a pantalla h</w:t>
       </w:r>
       <w:r>
-        <w:t xml:space="preserve">e decido dividir el </w:t>
-      </w:r>
-      <w:proofErr w:type="spellStart"/>
-      <w:r>
-        <w:t>main</w:t>
-      </w:r>
-      <w:proofErr w:type="spellEnd"/>
-      <w:r>
-        <w:t xml:space="preserve"> en un aside</w:t>
-      </w:r>
-      <w:r>
-        <w:t xml:space="preserve"> para un menú lateral, un </w:t>
-      </w:r>
-      <w:proofErr w:type="spellStart"/>
-      <w:r>
-        <w:t>section</w:t>
-      </w:r>
-      <w:proofErr w:type="spellEnd"/>
-      <w:r>
-        <w:t xml:space="preserve"> donde que dentro hay </w:t>
-      </w:r>
-      <w:r>
-        <w:t xml:space="preserve">un h2 para el título, un </w:t>
-      </w:r>
-      <w:proofErr w:type="spellStart"/>
-      <w:r>
-        <w:t>article</w:t>
-      </w:r>
-      <w:proofErr w:type="spellEnd"/>
-      <w:r>
-        <w:t xml:space="preserve"> donde se guardan los enlaces que son las tarjetas que muestran los viajes disponibles y un </w:t>
-      </w:r>
-      <w:proofErr w:type="spellStart"/>
-      <w:r>
-        <w:t>nav</w:t>
-      </w:r>
-      <w:proofErr w:type="spellEnd"/>
-      <w:r>
-        <w:t xml:space="preserve"> que sirve de paginación para poder ir a otras pantallas con más viajes.</w:t>
+        <w:t>e decido dividir el main en un aside</w:t>
+      </w:r>
+      <w:r>
+        <w:t xml:space="preserve"> para un menú lateral, un section donde que dentro hay </w:t>
+      </w:r>
+      <w:r>
+        <w:t>un h2 para el título, un article donde se guardan los enlaces que son las tarjetas que muestran los viajes disponibles y un nav que sirve de paginación para poder ir a otras pantallas con más viajes.</w:t>
       </w:r>
     </w:p>
     <w:p>
@@ -5622,15 +5240,7 @@
     </w:p>
     <w:p>
       <w:r>
-        <w:t xml:space="preserve">He usado parte del </w:t>
-      </w:r>
-      <w:proofErr w:type="spellStart"/>
-      <w:r>
-        <w:t>framawork</w:t>
-      </w:r>
-      <w:proofErr w:type="spellEnd"/>
-      <w:r>
-        <w:t xml:space="preserve"> de w3css: </w:t>
+        <w:t xml:space="preserve">He usado parte del framawork de w3css: </w:t>
       </w:r>
       <w:hyperlink r:id="rId22" w:history="1">
         <w:r>
@@ -5729,15 +5339,7 @@
     <w:p>
       <w:r>
         <w:lastRenderedPageBreak/>
-        <w:t xml:space="preserve">Las tarjetas las he puesto como enlaces para que cuando haga </w:t>
-      </w:r>
-      <w:proofErr w:type="spellStart"/>
-      <w:r>
-        <w:t>click</w:t>
-      </w:r>
-      <w:proofErr w:type="spellEnd"/>
-      <w:r>
-        <w:t xml:space="preserve"> sobre la tarjeta esta redirija a otra pantalla</w:t>
+        <w:t>Las tarjetas las he puesto como enlaces para que cuando haga click sobre la tarjeta esta redirija a otra pantalla</w:t>
       </w:r>
       <w:r>
         <w:t xml:space="preserve">, como son 60 viajes no </w:t>
@@ -5746,23 +5348,7 @@
         <w:t>voy a</w:t>
       </w:r>
       <w:r>
-        <w:t xml:space="preserve"> hacer 60 pantallas y lo que </w:t>
-      </w:r>
-      <w:proofErr w:type="gramStart"/>
-      <w:r>
-        <w:t>voy</w:t>
-      </w:r>
-      <w:proofErr w:type="gramEnd"/>
-      <w:r>
-        <w:t xml:space="preserve"> hacer es una pantalla por país y todos los viajes de dicho abrirán una pantalla con el mismo </w:t>
-      </w:r>
-      <w:proofErr w:type="spellStart"/>
-      <w:r>
-        <w:t>html</w:t>
-      </w:r>
-      <w:proofErr w:type="spellEnd"/>
-      <w:r>
-        <w:t>.</w:t>
+        <w:t xml:space="preserve"> hacer 60 pantallas y lo que voy hacer es una pantalla por país y todos los viajes de dicho abrirán una pantalla con el mismo html.</w:t>
       </w:r>
     </w:p>
     <w:p>
@@ -5809,15 +5395,7 @@
     </w:p>
     <w:p>
       <w:r>
-        <w:t xml:space="preserve">He puesto un </w:t>
-      </w:r>
-      <w:proofErr w:type="spellStart"/>
-      <w:r>
-        <w:t>article</w:t>
-      </w:r>
-      <w:proofErr w:type="spellEnd"/>
-      <w:r>
-        <w:t xml:space="preserve"> y una clase tarjetas para añadirle un estilo que se sea así:</w:t>
+        <w:t>He puesto un article y una clase tarjetas para añadirle un estilo que se sea así:</w:t>
       </w:r>
     </w:p>
     <w:p>
@@ -5866,10 +5444,10 @@
           <w:noProof/>
         </w:rPr>
         <w:drawing>
-          <wp:inline distT="0" distB="0" distL="0" distR="0" wp14:anchorId="0F89D667" wp14:editId="28B46FF9">
-            <wp:extent cx="1971675" cy="1133475"/>
+          <wp:inline distT="0" distB="0" distL="0" distR="0" wp14:anchorId="14DAA2D3" wp14:editId="6F233C3A">
+            <wp:extent cx="2257425" cy="1285875"/>
             <wp:effectExtent l="0" t="0" r="9525" b="9525"/>
-            <wp:docPr id="1047029598" name="Imagen 1" descr="Texto&#10;&#10;El contenido generado por IA puede ser incorrecto."/>
+            <wp:docPr id="260094166" name="Imagen 1" descr="Texto&#10;&#10;El contenido generado por IA puede ser incorrecto."/>
             <wp:cNvGraphicFramePr>
               <a:graphicFrameLocks xmlns:a="http://schemas.openxmlformats.org/drawingml/2006/main" noChangeAspect="1"/>
             </wp:cNvGraphicFramePr>
@@ -5877,7 +5455,7 @@
               <a:graphicData uri="http://schemas.openxmlformats.org/drawingml/2006/picture">
                 <pic:pic xmlns:pic="http://schemas.openxmlformats.org/drawingml/2006/picture">
                   <pic:nvPicPr>
-                    <pic:cNvPr id="1047029598" name="Imagen 1" descr="Texto&#10;&#10;El contenido generado por IA puede ser incorrecto."/>
+                    <pic:cNvPr id="260094166" name="Imagen 1" descr="Texto&#10;&#10;El contenido generado por IA puede ser incorrecto."/>
                     <pic:cNvPicPr/>
                   </pic:nvPicPr>
                   <pic:blipFill>
@@ -5889,7 +5467,7 @@
                   <pic:spPr>
                     <a:xfrm>
                       <a:off x="0" y="0"/>
-                      <a:ext cx="1971675" cy="1133475"/>
+                      <a:ext cx="2257425" cy="1285875"/>
                     </a:xfrm>
                     <a:prstGeom prst="rect">
                       <a:avLst/>
@@ -5906,7 +5484,7 @@
           <w:noProof/>
         </w:rPr>
         <w:drawing>
-          <wp:inline distT="0" distB="0" distL="0" distR="0" wp14:anchorId="1EA5771A" wp14:editId="4CD6EB73">
+          <wp:inline distT="0" distB="0" distL="0" distR="0" wp14:anchorId="1EA5771A" wp14:editId="009D3FFA">
             <wp:extent cx="4048125" cy="1267032"/>
             <wp:effectExtent l="0" t="0" r="0" b="9525"/>
             <wp:docPr id="2034937887" name="Imagen 1" descr="Texto&#10;&#10;El contenido generado por IA puede ser incorrecto."/>
@@ -5986,15 +5564,7 @@
     </w:p>
     <w:p>
       <w:r>
-        <w:t xml:space="preserve">Con esto lo que hace es que sea una fila, que haya espacio alrededor de ellas, que los ítems que hayan dentro de ella si hay alguno mas pequeño se estire hasta el tamaño del más grande con </w:t>
-      </w:r>
-      <w:proofErr w:type="spellStart"/>
-      <w:r>
-        <w:t>stretch</w:t>
-      </w:r>
-      <w:proofErr w:type="spellEnd"/>
-      <w:r>
-        <w:t xml:space="preserve"> y que si los elementos se quedan sin pantalla que bajen a la fila siguiente. Dentro de cada enlace lo que he hecho es añadirle un ancho de 32% para que siempre haya 3 tarjetas por cada fila, también añadirle color al pasar el ratón sobre la tarjeta y que </w:t>
+        <w:t xml:space="preserve">Con esto lo que hace es que sea una fila, que haya espacio alrededor de ellas, que los ítems que hayan dentro de ella si hay alguno mas pequeño se estire hasta el tamaño del más grande con stretch y que si los elementos se quedan sin pantalla que bajen a la fila siguiente. Dentro de cada enlace lo que he hecho es añadirle un ancho de 32% para que siempre haya 3 tarjetas por cada fila, también añadirle color al pasar el ratón sobre la tarjeta y que </w:t>
       </w:r>
       <w:r>
         <w:t xml:space="preserve">moverla hacia arriba 4px para que se note que se </w:t>
@@ -6006,15 +5576,10 @@
         <w:t xml:space="preserve"> seleccionando.</w:t>
       </w:r>
       <w:r>
-        <w:t xml:space="preserve"> La imagen de cada tarjeta tiene un largo de 300px para que todas midan lo mismo y con </w:t>
-      </w:r>
-      <w:proofErr w:type="spellStart"/>
-      <w:r>
-        <w:t>object-fit</w:t>
-      </w:r>
-      <w:proofErr w:type="spellEnd"/>
-      <w:r>
-        <w:t xml:space="preserve"> hace que si es necesario corte la imagen para que tenga la altura correcta.</w:t>
+        <w:t xml:space="preserve"> La imagen de cada tarjeta tiene un largo de 300px para que todas midan lo mismo y con object-fit hace que si es necesario corte la imagen para que tenga la altura correcta</w:t>
+      </w:r>
+      <w:r>
+        <w:t xml:space="preserve"> y que se centre la imagen.</w:t>
       </w:r>
     </w:p>
     <w:p>
@@ -6034,15 +5599,7 @@
     </w:p>
     <w:p>
       <w:r>
-        <w:t xml:space="preserve">Para los viajes en grupo que he hecho es poner 3 viajes en grupo, que sen 3 tarjetas grandes donde se pueda ver toda la información sobre el viaje </w:t>
-      </w:r>
-      <w:proofErr w:type="spellStart"/>
-      <w:r>
-        <w:t>perfectamanete</w:t>
-      </w:r>
-      <w:proofErr w:type="spellEnd"/>
-      <w:r>
-        <w:t>.</w:t>
+        <w:t>Para los viajes en grupo que he hecho es poner 3 viajes en grupo, que sen 3 tarjetas grandes donde se pueda ver toda la información sobre el viaje perfectamanete.</w:t>
       </w:r>
     </w:p>
     <w:p>
@@ -6292,15 +5849,7 @@
     </w:p>
     <w:p>
       <w:r>
-        <w:t xml:space="preserve">En la primera fila agrando 7 columnas para poner el mes, en la siguiente pongo los días y ya en la tercera y las siguientes voy poniendo los días del mes y cuando termine vuelvo a ponerlo como el numero 1 para añadir los dos otros dos meses. Entre mes y mes en la primera fila he añadido un </w:t>
-      </w:r>
-      <w:proofErr w:type="spellStart"/>
-      <w:r>
-        <w:t>padding</w:t>
-      </w:r>
-      <w:proofErr w:type="spellEnd"/>
-      <w:r>
-        <w:t xml:space="preserve"> de 10 para que haya un espacio. En la fila que termina el mes y empieza el nombre de los meses también</w:t>
+        <w:t>En la primera fila agrando 7 columnas para poner el mes, en la siguiente pongo los días y ya en la tercera y las siguientes voy poniendo los días del mes y cuando termine vuelvo a ponerlo como el numero 1 para añadir los dos otros dos meses. Entre mes y mes en la primera fila he añadido un padding de 10 para que haya un espacio. En la fila que termina el mes y empieza el nombre de los meses también</w:t>
       </w:r>
       <w:r>
         <w:t>.</w:t>
@@ -6390,15 +5939,7 @@
     </w:p>
     <w:p>
       <w:r>
-        <w:t xml:space="preserve">Debajo del calendario hay una leyenda y lo he puesto como </w:t>
-      </w:r>
-      <w:proofErr w:type="spellStart"/>
-      <w:r>
-        <w:t>svg</w:t>
-      </w:r>
-      <w:proofErr w:type="spellEnd"/>
-      <w:r>
-        <w:t xml:space="preserve"> para ponerlo como un circulo</w:t>
+        <w:t>Debajo del calendario hay una leyenda y lo he puesto como svg para ponerlo como un circulo</w:t>
       </w:r>
     </w:p>
     <w:p>
@@ -6535,15 +6076,7 @@
     </w:p>
     <w:p>
       <w:r>
-        <w:t xml:space="preserve">En la zona de oferta he añadido tres tarjetas donde hay ofertas por cada tipo de temporada y dentro de cada tarjeta un texto junto con una figura como en la leyenda y las ofertas en forma de lista, pero esta lista es del </w:t>
-      </w:r>
-      <w:proofErr w:type="spellStart"/>
-      <w:r>
-        <w:t>framework</w:t>
-      </w:r>
-      <w:proofErr w:type="spellEnd"/>
-      <w:r>
-        <w:t xml:space="preserve"> w3.css:</w:t>
+        <w:t>En la zona de oferta he añadido tres tarjetas donde hay ofertas por cada tipo de temporada y dentro de cada tarjeta un texto junto con una figura como en la leyenda y las ofertas en forma de lista, pero esta lista es del framework w3.css:</w:t>
       </w:r>
       <w:r>
         <w:t xml:space="preserve"> </w:t>
@@ -6629,31 +6162,7 @@
     </w:p>
     <w:p>
       <w:r>
-        <w:t xml:space="preserve">Esta pantalla tiene el mismo diseño de tarjetas donde dentro se pueden ver los un </w:t>
-      </w:r>
-      <w:proofErr w:type="spellStart"/>
-      <w:r>
-        <w:t>iframe</w:t>
-      </w:r>
-      <w:proofErr w:type="spellEnd"/>
-      <w:r>
-        <w:t xml:space="preserve"> para poder ver la ubicación de la agencia en </w:t>
-      </w:r>
-      <w:proofErr w:type="spellStart"/>
-      <w:r>
-        <w:t>google</w:t>
-      </w:r>
-      <w:proofErr w:type="spellEnd"/>
-      <w:r>
-        <w:t xml:space="preserve"> </w:t>
-      </w:r>
-      <w:proofErr w:type="spellStart"/>
-      <w:r>
-        <w:t>maps</w:t>
-      </w:r>
-      <w:proofErr w:type="spellEnd"/>
-      <w:r>
-        <w:t>.</w:t>
+        <w:t>Esta pantalla tiene el mismo diseño de tarjetas donde dentro se pueden ver los un iframe para poder ver la ubicación de la agencia en google maps.</w:t>
       </w:r>
     </w:p>
     <w:p>
@@ -6917,15 +6426,7 @@
     </w:p>
     <w:p>
       <w:r>
-        <w:t xml:space="preserve">En este apartado he añadido una lista con todos mis datos, la lista es del </w:t>
-      </w:r>
-      <w:proofErr w:type="spellStart"/>
-      <w:r>
-        <w:t>framework</w:t>
-      </w:r>
-      <w:proofErr w:type="spellEnd"/>
-      <w:r>
-        <w:t xml:space="preserve"> w3.css: </w:t>
+        <w:t xml:space="preserve">En este apartado he añadido una lista con todos mis datos, la lista es del framework w3.css: </w:t>
       </w:r>
       <w:hyperlink r:id="rId47" w:history="1">
         <w:r>
@@ -7027,15 +6528,7 @@
     </w:p>
     <w:p>
       <w:r>
-        <w:t>Con esto centro la lista en la pantalla y le pongo fondo a la lista y le pongo al primer &lt;</w:t>
-      </w:r>
-      <w:proofErr w:type="spellStart"/>
-      <w:r>
-        <w:t>li</w:t>
-      </w:r>
-      <w:proofErr w:type="spellEnd"/>
-      <w:r>
-        <w:t>&gt; otro color para que sea de otro color y que sea el título de la página.</w:t>
+        <w:t>Con esto centro la lista en la pantalla y le pongo fondo a la lista y le pongo al primer &lt;li&gt; otro color para que sea de otro color y que sea el título de la página.</w:t>
       </w:r>
     </w:p>
     <w:p>
@@ -7105,15 +6598,7 @@
     </w:p>
     <w:p>
       <w:r>
-        <w:t xml:space="preserve">Los radios </w:t>
-      </w:r>
-      <w:proofErr w:type="spellStart"/>
-      <w:r>
-        <w:t>buttons</w:t>
-      </w:r>
-      <w:proofErr w:type="spellEnd"/>
-      <w:r>
-        <w:t xml:space="preserve"> los he puesto en una misma fila:</w:t>
+        <w:t>Los radios buttons los he puesto en una misma fila:</w:t>
       </w:r>
     </w:p>
     <w:p>
@@ -7208,34 +6693,10 @@
     </w:p>
     <w:p>
       <w:r>
-        <w:t xml:space="preserve">Para que el input se quede en la misma fila que el </w:t>
-      </w:r>
-      <w:proofErr w:type="spellStart"/>
-      <w:r>
-        <w:t>label</w:t>
-      </w:r>
-      <w:proofErr w:type="spellEnd"/>
-      <w:r>
-        <w:t xml:space="preserve"> también tengo que poner que los radio </w:t>
-      </w:r>
-      <w:proofErr w:type="spellStart"/>
-      <w:r>
-        <w:t>buttons</w:t>
-      </w:r>
-      <w:proofErr w:type="spellEnd"/>
-      <w:r>
-        <w:t xml:space="preserve"> se ponga en la misma fila.</w:t>
-      </w:r>
-      <w:r>
-        <w:t xml:space="preserve"> Porque si no el radio </w:t>
-      </w:r>
-      <w:proofErr w:type="spellStart"/>
-      <w:r>
-        <w:t>button</w:t>
-      </w:r>
-      <w:proofErr w:type="spellEnd"/>
-      <w:r>
-        <w:t xml:space="preserve"> se quedaba arriba y el texto abajo.</w:t>
+        <w:t>Para que el input se quede en la misma fila que el label también tengo que poner que los radio buttons se ponga en la misma fila.</w:t>
+      </w:r>
+      <w:r>
+        <w:t xml:space="preserve"> Porque si no el radio button se quedaba arriba y el texto abajo.</w:t>
       </w:r>
     </w:p>
     <w:p>
@@ -7398,15 +6859,7 @@
     </w:p>
     <w:p>
       <w:r>
-        <w:t xml:space="preserve">El numero 2 y 3 están en un </w:t>
-      </w:r>
-      <w:proofErr w:type="spellStart"/>
-      <w:r>
-        <w:t>article</w:t>
-      </w:r>
-      <w:proofErr w:type="spellEnd"/>
-      <w:r>
-        <w:t xml:space="preserve"> para poder ponerlos los dos en una misma fila.</w:t>
+        <w:t>El numero 2 y 3 están en un article para poder ponerlos los dos en una misma fila.</w:t>
       </w:r>
     </w:p>
     <w:p>
@@ -7547,15 +7000,7 @@
         <w:t>Destinos relacionados (número 3) tiene que ocupar el 33% para ser 1/3 y se ha añadido los mismos botones para el aside de viajes.html</w:t>
       </w:r>
       <w:r>
-        <w:t xml:space="preserve"> del </w:t>
-      </w:r>
-      <w:proofErr w:type="spellStart"/>
-      <w:r>
-        <w:t>framework</w:t>
-      </w:r>
-      <w:proofErr w:type="spellEnd"/>
-      <w:r>
-        <w:t xml:space="preserve"> w3.css </w:t>
+        <w:t xml:space="preserve"> del framework w3.css </w:t>
       </w:r>
       <w:hyperlink r:id="rId59" w:history="1">
         <w:r>
@@ -7768,23 +7213,7 @@
     </w:p>
     <w:p>
       <w:r>
-        <w:t xml:space="preserve">Ya he puesto </w:t>
-      </w:r>
-      <w:proofErr w:type="spellStart"/>
-      <w:r>
-        <w:t>flex-wrap</w:t>
-      </w:r>
-      <w:proofErr w:type="spellEnd"/>
-      <w:r>
-        <w:t xml:space="preserve">: </w:t>
-      </w:r>
-      <w:proofErr w:type="spellStart"/>
-      <w:r>
-        <w:t>wrap</w:t>
-      </w:r>
-      <w:proofErr w:type="spellEnd"/>
-      <w:r>
-        <w:t xml:space="preserve"> en la mayoría de los elementos de las pantallas para que puedan ocupar la siguiente fila si es necesario, pero para estas pantallas con un ancho menor de 760 lo que he hecho es ponerlo como </w:t>
+        <w:t xml:space="preserve">Ya he puesto flex-wrap: wrap en la mayoría de los elementos de las pantallas para que puedan ocupar la siguiente fila si es necesario, pero para estas pantallas con un ancho menor de 760 lo que he hecho es ponerlo como </w:t>
       </w:r>
       <w:r>
         <w:t xml:space="preserve">una sola </w:t>
@@ -7831,15 +7260,7 @@
     </w:p>
     <w:p>
       <w:r>
-        <w:t xml:space="preserve">Para </w:t>
-      </w:r>
-      <w:proofErr w:type="spellStart"/>
-      <w:r>
-        <w:t>css</w:t>
-      </w:r>
-      <w:proofErr w:type="spellEnd"/>
-      <w:r>
-        <w:t xml:space="preserve"> lo que he hecho es agrupar valores que se repiten en variables para evitar repetirme y sobre todo para que si cambio un color no tener que cambiarlo en 40 sitios más. Esto aparece en </w:t>
+        <w:t xml:space="preserve">Para css lo que he hecho es agrupar valores que se repiten en variables para evitar repetirme y sobre todo para que si cambio un color no tener que cambiarlo en 40 sitios más. Esto aparece en </w:t>
       </w:r>
       <w:r>
         <w:t>w3schools</w:t>
@@ -8053,13 +7474,8 @@
         </w:numPr>
       </w:pPr>
       <w:r>
-        <w:t xml:space="preserve">Refactorizar y simplificar el </w:t>
-      </w:r>
-      <w:proofErr w:type="spellStart"/>
-      <w:r>
-        <w:t>css</w:t>
-      </w:r>
-      <w:proofErr w:type="spellEnd"/>
+        <w:t>Refactorizar y simplificar el css</w:t>
+      </w:r>
     </w:p>
     <w:p>
       <w:pPr>

--- a/P1/pe1/docs/como_se_hizo.docx
+++ b/P1/pe1/docs/como_se_hizo.docx
@@ -4106,9 +4106,515 @@
       <w:pPr>
         <w:pStyle w:val="Ttulo1"/>
       </w:pPr>
+      <w:proofErr w:type="spellStart"/>
+      <w:r>
+        <w:lastRenderedPageBreak/>
+        <w:t>Indice</w:t>
+      </w:r>
+      <w:proofErr w:type="spellEnd"/>
+    </w:p>
+    <w:p>
+      <w:pPr>
+        <w:pStyle w:val="Ttulo"/>
+        <w:rPr>
+          <w:noProof/>
+        </w:rPr>
+        <w:sectPr>
+          <w:pgSz w:w="11906" w:h="16838"/>
+          <w:pgMar w:top="1417" w:right="1701" w:bottom="1417" w:left="1701" w:header="708" w:footer="708" w:gutter="0"/>
+          <w:pgNumType w:start="0"/>
+          <w:cols w:space="708"/>
+          <w:titlePg/>
+          <w:docGrid w:linePitch="360"/>
+        </w:sectPr>
+      </w:pPr>
+      <w:r>
+        <w:fldChar w:fldCharType="begin"/>
+      </w:r>
+      <w:r>
+        <w:instrText xml:space="preserve"> INDEX \e "</w:instrText>
+      </w:r>
+      <w:r>
+        <w:tab/>
+        <w:instrText xml:space="preserve">" \h "A" \c "1" \z "3082" </w:instrText>
+      </w:r>
+      <w:r>
+        <w:fldChar w:fldCharType="separate"/>
+      </w:r>
+    </w:p>
+    <w:p>
+      <w:pPr>
+        <w:pStyle w:val="Ttulodendice"/>
+        <w:keepNext/>
+        <w:tabs>
+          <w:tab w:val="right" w:leader="dot" w:pos="8494"/>
+        </w:tabs>
+        <w:rPr>
+          <w:b w:val="0"/>
+          <w:bCs w:val="0"/>
+          <w:noProof/>
+        </w:rPr>
+      </w:pPr>
+      <w:r>
+        <w:rPr>
+          <w:noProof/>
+        </w:rPr>
+        <w:t>A</w:t>
+      </w:r>
+    </w:p>
+    <w:p>
+      <w:pPr>
+        <w:pStyle w:val="ndice1"/>
+        <w:tabs>
+          <w:tab w:val="right" w:leader="dot" w:pos="8494"/>
+        </w:tabs>
+        <w:rPr>
+          <w:noProof/>
+        </w:rPr>
+      </w:pPr>
+      <w:r>
+        <w:rPr>
+          <w:noProof/>
+        </w:rPr>
+        <w:t>Alta de usuario (altausuarios.html)</w:t>
+      </w:r>
+      <w:r>
+        <w:rPr>
+          <w:noProof/>
+        </w:rPr>
+        <w:tab/>
+        <w:t>15</w:t>
+      </w:r>
+    </w:p>
+    <w:p>
+      <w:pPr>
+        <w:pStyle w:val="Ttulodendice"/>
+        <w:keepNext/>
+        <w:tabs>
+          <w:tab w:val="right" w:leader="dot" w:pos="8494"/>
+        </w:tabs>
+        <w:rPr>
+          <w:b w:val="0"/>
+          <w:bCs w:val="0"/>
+          <w:noProof/>
+        </w:rPr>
+      </w:pPr>
+      <w:r>
+        <w:rPr>
+          <w:noProof/>
+        </w:rPr>
+        <w:t>C</w:t>
+      </w:r>
+    </w:p>
+    <w:p>
+      <w:pPr>
+        <w:pStyle w:val="ndice1"/>
+        <w:tabs>
+          <w:tab w:val="right" w:leader="dot" w:pos="8494"/>
+        </w:tabs>
+        <w:rPr>
+          <w:noProof/>
+        </w:rPr>
+      </w:pPr>
+      <w:r>
+        <w:rPr>
+          <w:noProof/>
+        </w:rPr>
+        <w:t>Contacto (contacto.html)</w:t>
+      </w:r>
+      <w:r>
+        <w:rPr>
+          <w:noProof/>
+        </w:rPr>
+        <w:tab/>
+        <w:t>14</w:t>
+      </w:r>
+    </w:p>
+    <w:p>
+      <w:pPr>
+        <w:pStyle w:val="Ttulodendice"/>
+        <w:keepNext/>
+        <w:tabs>
+          <w:tab w:val="right" w:leader="dot" w:pos="8494"/>
+        </w:tabs>
+        <w:rPr>
+          <w:b w:val="0"/>
+          <w:bCs w:val="0"/>
+          <w:noProof/>
+        </w:rPr>
+      </w:pPr>
+      <w:r>
+        <w:rPr>
+          <w:noProof/>
+        </w:rPr>
+        <w:t>E</w:t>
+      </w:r>
+    </w:p>
+    <w:p>
+      <w:pPr>
+        <w:pStyle w:val="ndice1"/>
+        <w:tabs>
+          <w:tab w:val="right" w:leader="dot" w:pos="8494"/>
+        </w:tabs>
+        <w:rPr>
+          <w:noProof/>
+        </w:rPr>
+      </w:pPr>
+      <w:r>
+        <w:rPr>
+          <w:noProof/>
+        </w:rPr>
+        <w:t>Estructura de la página web</w:t>
+      </w:r>
+      <w:r>
+        <w:rPr>
+          <w:noProof/>
+        </w:rPr>
+        <w:tab/>
+        <w:t>2</w:t>
+      </w:r>
+    </w:p>
+    <w:p>
+      <w:pPr>
+        <w:pStyle w:val="Ttulodendice"/>
+        <w:keepNext/>
+        <w:tabs>
+          <w:tab w:val="right" w:leader="dot" w:pos="8494"/>
+        </w:tabs>
+        <w:rPr>
+          <w:b w:val="0"/>
+          <w:bCs w:val="0"/>
+          <w:noProof/>
+        </w:rPr>
+      </w:pPr>
+      <w:r>
+        <w:rPr>
+          <w:noProof/>
+        </w:rPr>
+        <w:t>O</w:t>
+      </w:r>
+    </w:p>
+    <w:p>
+      <w:pPr>
+        <w:pStyle w:val="ndice1"/>
+        <w:tabs>
+          <w:tab w:val="right" w:leader="dot" w:pos="8494"/>
+        </w:tabs>
+        <w:rPr>
+          <w:noProof/>
+        </w:rPr>
+      </w:pPr>
+      <w:r>
+        <w:rPr>
+          <w:noProof/>
+        </w:rPr>
+        <w:t>Ofertas (ofertas.html)</w:t>
+      </w:r>
+      <w:r>
+        <w:rPr>
+          <w:noProof/>
+        </w:rPr>
+        <w:tab/>
+        <w:t>10</w:t>
+      </w:r>
+    </w:p>
+    <w:p>
+      <w:pPr>
+        <w:pStyle w:val="Ttulodendice"/>
+        <w:keepNext/>
+        <w:tabs>
+          <w:tab w:val="right" w:leader="dot" w:pos="8494"/>
+        </w:tabs>
+        <w:rPr>
+          <w:b w:val="0"/>
+          <w:bCs w:val="0"/>
+          <w:noProof/>
+        </w:rPr>
+      </w:pPr>
+      <w:r>
+        <w:rPr>
+          <w:noProof/>
+        </w:rPr>
+        <w:t>P</w:t>
+      </w:r>
+    </w:p>
+    <w:p>
+      <w:pPr>
+        <w:pStyle w:val="ndice1"/>
+        <w:tabs>
+          <w:tab w:val="right" w:leader="dot" w:pos="8494"/>
+        </w:tabs>
+        <w:rPr>
+          <w:noProof/>
+        </w:rPr>
+      </w:pPr>
+      <w:r>
+        <w:rPr>
+          <w:noProof/>
+        </w:rPr>
+        <w:t>Página principal (index.html)</w:t>
+      </w:r>
+      <w:r>
+        <w:rPr>
+          <w:noProof/>
+        </w:rPr>
+        <w:tab/>
+        <w:t>6</w:t>
+      </w:r>
+    </w:p>
+    <w:p>
+      <w:pPr>
+        <w:pStyle w:val="Ttulodendice"/>
+        <w:keepNext/>
+        <w:tabs>
+          <w:tab w:val="right" w:leader="dot" w:pos="8494"/>
+        </w:tabs>
+        <w:rPr>
+          <w:b w:val="0"/>
+          <w:bCs w:val="0"/>
+          <w:noProof/>
+        </w:rPr>
+      </w:pPr>
+      <w:r>
+        <w:rPr>
+          <w:noProof/>
+        </w:rPr>
+        <w:t>R</w:t>
+      </w:r>
+    </w:p>
+    <w:p>
+      <w:pPr>
+        <w:pStyle w:val="ndice1"/>
+        <w:tabs>
+          <w:tab w:val="right" w:leader="dot" w:pos="8494"/>
+        </w:tabs>
+        <w:rPr>
+          <w:noProof/>
+        </w:rPr>
+      </w:pPr>
+      <w:r>
+        <w:rPr>
+          <w:noProof/>
+        </w:rPr>
+        <w:t>Responsive</w:t>
+      </w:r>
+      <w:r>
+        <w:rPr>
+          <w:noProof/>
+        </w:rPr>
+        <w:tab/>
+        <w:t>18</w:t>
+      </w:r>
+    </w:p>
+    <w:p>
+      <w:pPr>
+        <w:pStyle w:val="Ttulodendice"/>
+        <w:keepNext/>
+        <w:tabs>
+          <w:tab w:val="right" w:leader="dot" w:pos="8494"/>
+        </w:tabs>
+        <w:rPr>
+          <w:b w:val="0"/>
+          <w:bCs w:val="0"/>
+          <w:noProof/>
+        </w:rPr>
+      </w:pPr>
+      <w:r>
+        <w:rPr>
+          <w:noProof/>
+        </w:rPr>
+        <w:t>S</w:t>
+      </w:r>
+    </w:p>
+    <w:p>
+      <w:pPr>
+        <w:pStyle w:val="ndice1"/>
+        <w:tabs>
+          <w:tab w:val="right" w:leader="dot" w:pos="8494"/>
+        </w:tabs>
+        <w:rPr>
+          <w:noProof/>
+        </w:rPr>
+      </w:pPr>
+      <w:r>
+        <w:rPr>
+          <w:noProof/>
+        </w:rPr>
+        <w:t>Sobre nuestra agencia (sobre_agencia.html)</w:t>
+      </w:r>
+      <w:r>
+        <w:rPr>
+          <w:noProof/>
+        </w:rPr>
+        <w:tab/>
+        <w:t>12</w:t>
+      </w:r>
+    </w:p>
+    <w:p>
+      <w:pPr>
+        <w:pStyle w:val="ndice1"/>
+        <w:tabs>
+          <w:tab w:val="right" w:leader="dot" w:pos="8494"/>
+        </w:tabs>
+        <w:rPr>
+          <w:noProof/>
+        </w:rPr>
+      </w:pPr>
+      <w:r>
+        <w:rPr>
+          <w:noProof/>
+        </w:rPr>
+        <w:t>Sugerencias (sugerencias.html)</w:t>
+      </w:r>
+      <w:r>
+        <w:rPr>
+          <w:noProof/>
+        </w:rPr>
+        <w:tab/>
+        <w:t>13</w:t>
+      </w:r>
+    </w:p>
+    <w:p>
+      <w:pPr>
+        <w:pStyle w:val="Ttulodendice"/>
+        <w:keepNext/>
+        <w:tabs>
+          <w:tab w:val="right" w:leader="dot" w:pos="8494"/>
+        </w:tabs>
+        <w:rPr>
+          <w:b w:val="0"/>
+          <w:bCs w:val="0"/>
+          <w:noProof/>
+        </w:rPr>
+      </w:pPr>
+      <w:r>
+        <w:rPr>
+          <w:noProof/>
+        </w:rPr>
+        <w:t>V</w:t>
+      </w:r>
+    </w:p>
+    <w:p>
+      <w:pPr>
+        <w:pStyle w:val="ndice1"/>
+        <w:tabs>
+          <w:tab w:val="right" w:leader="dot" w:pos="8494"/>
+        </w:tabs>
+        <w:rPr>
+          <w:noProof/>
+        </w:rPr>
+      </w:pPr>
+      <w:r>
+        <w:rPr>
+          <w:noProof/>
+        </w:rPr>
+        <w:t>Viaje individual (viaje1.html)</w:t>
+      </w:r>
+      <w:r>
+        <w:rPr>
+          <w:noProof/>
+        </w:rPr>
+        <w:tab/>
+        <w:t>16</w:t>
+      </w:r>
+    </w:p>
+    <w:p>
+      <w:pPr>
+        <w:pStyle w:val="ndice1"/>
+        <w:tabs>
+          <w:tab w:val="right" w:leader="dot" w:pos="8494"/>
+        </w:tabs>
+        <w:rPr>
+          <w:noProof/>
+        </w:rPr>
+      </w:pPr>
+      <w:r>
+        <w:rPr>
+          <w:noProof/>
+        </w:rPr>
+        <w:t>Viajes (viajes.html)</w:t>
+      </w:r>
+      <w:r>
+        <w:rPr>
+          <w:noProof/>
+        </w:rPr>
+        <w:tab/>
+        <w:t>7</w:t>
+      </w:r>
+    </w:p>
+    <w:p>
+      <w:pPr>
+        <w:pStyle w:val="ndice1"/>
+        <w:tabs>
+          <w:tab w:val="right" w:leader="dot" w:pos="8494"/>
+        </w:tabs>
+        <w:rPr>
+          <w:noProof/>
+        </w:rPr>
+      </w:pPr>
+      <w:r>
+        <w:rPr>
+          <w:noProof/>
+        </w:rPr>
+        <w:t>Viajes grupos (viajes_grupo.html)</w:t>
+      </w:r>
+      <w:r>
+        <w:rPr>
+          <w:noProof/>
+        </w:rPr>
+        <w:tab/>
+        <w:t>9</w:t>
+      </w:r>
+    </w:p>
+    <w:p>
+      <w:pPr>
+        <w:pStyle w:val="Ttulo"/>
+        <w:rPr>
+          <w:noProof/>
+        </w:rPr>
+        <w:sectPr>
+          <w:type w:val="continuous"/>
+          <w:pgSz w:w="11906" w:h="16838"/>
+          <w:pgMar w:top="1417" w:right="1701" w:bottom="1417" w:left="1701" w:header="708" w:footer="708" w:gutter="0"/>
+          <w:cols w:space="720"/>
+          <w:titlePg/>
+          <w:docGrid w:linePitch="360"/>
+        </w:sectPr>
+      </w:pPr>
+    </w:p>
+    <w:p>
+      <w:pPr>
+        <w:pStyle w:val="Ttulo"/>
+      </w:pPr>
+      <w:r>
+        <w:fldChar w:fldCharType="end"/>
+      </w:r>
+      <w:r>
+        <w:br w:type="page"/>
+      </w:r>
+    </w:p>
+    <w:p>
+      <w:pPr>
+        <w:pStyle w:val="Ttulo1"/>
+      </w:pPr>
       <w:r>
         <w:lastRenderedPageBreak/>
         <w:t>Estructura de la página web</w:t>
+      </w:r>
+      <w:r>
+        <w:fldChar w:fldCharType="begin"/>
+      </w:r>
+      <w:r>
+        <w:instrText xml:space="preserve"> XE "</w:instrText>
+      </w:r>
+      <w:r>
+        <w:instrText>Estructura de la página web</w:instrText>
+      </w:r>
+      <w:r>
+        <w:instrText xml:space="preserve">" </w:instrText>
+      </w:r>
+      <w:r>
+        <w:fldChar w:fldCharType="end"/>
       </w:r>
     </w:p>
     <w:p>
@@ -4118,7 +4624,15 @@
         </w:rPr>
       </w:pPr>
       <w:r>
-        <w:t>Para maquetar cada documento .html lo</w:t>
+        <w:t>Para maquetar cada documento .</w:t>
+      </w:r>
+      <w:proofErr w:type="spellStart"/>
+      <w:r>
+        <w:t>html</w:t>
+      </w:r>
+      <w:proofErr w:type="spellEnd"/>
+      <w:r>
+        <w:t xml:space="preserve"> lo</w:t>
       </w:r>
       <w:r>
         <w:t xml:space="preserve"> que</w:t>
@@ -4126,12 +4640,14 @@
       <w:r>
         <w:t xml:space="preserve"> he utilizado es </w:t>
       </w:r>
+      <w:proofErr w:type="spellStart"/>
       <w:r>
         <w:t>Flex</w:t>
       </w:r>
       <w:r>
         <w:t>box</w:t>
       </w:r>
+      <w:proofErr w:type="spellEnd"/>
       <w:r>
         <w:t xml:space="preserve"> </w:t>
       </w:r>
@@ -4148,9 +4664,11 @@
       <w:r>
         <w:t xml:space="preserve">En la parte del </w:t>
       </w:r>
+      <w:proofErr w:type="spellStart"/>
       <w:r>
         <w:t>body</w:t>
       </w:r>
+      <w:proofErr w:type="spellEnd"/>
       <w:r>
         <w:t xml:space="preserve"> del documento lo que voy a utilizar es</w:t>
       </w:r>
@@ -4159,8 +4677,13 @@
       </w:r>
     </w:p>
     <w:p>
-      <w:r>
-        <w:t>body {</w:t>
+      <w:proofErr w:type="spellStart"/>
+      <w:r>
+        <w:t>body</w:t>
+      </w:r>
+      <w:proofErr w:type="spellEnd"/>
+      <w:r>
+        <w:t xml:space="preserve"> {</w:t>
       </w:r>
     </w:p>
     <w:p>
@@ -4173,7 +4696,15 @@
         <w:spacing w:after="0"/>
       </w:pPr>
       <w:r>
-        <w:t>min-height: 100vh;</w:t>
+        <w:t>min-</w:t>
+      </w:r>
+      <w:proofErr w:type="spellStart"/>
+      <w:r>
+        <w:t>height</w:t>
+      </w:r>
+      <w:proofErr w:type="spellEnd"/>
+      <w:r>
+        <w:t>: 100vh;</w:t>
       </w:r>
     </w:p>
     <w:p>
@@ -4185,8 +4716,21 @@
         </w:numPr>
         <w:spacing w:after="0"/>
       </w:pPr>
-      <w:r>
-        <w:t>display: flex;</w:t>
+      <w:proofErr w:type="spellStart"/>
+      <w:r>
+        <w:t>display</w:t>
+      </w:r>
+      <w:proofErr w:type="spellEnd"/>
+      <w:r>
+        <w:t xml:space="preserve">: </w:t>
+      </w:r>
+      <w:proofErr w:type="spellStart"/>
+      <w:r>
+        <w:t>flex</w:t>
+      </w:r>
+      <w:proofErr w:type="spellEnd"/>
+      <w:r>
+        <w:t>;</w:t>
       </w:r>
     </w:p>
     <w:p>
@@ -4198,8 +4742,21 @@
         </w:numPr>
         <w:spacing w:after="0"/>
       </w:pPr>
-      <w:r>
-        <w:t>flex-direction: column;</w:t>
+      <w:proofErr w:type="spellStart"/>
+      <w:r>
+        <w:t>flex-direction</w:t>
+      </w:r>
+      <w:proofErr w:type="spellEnd"/>
+      <w:r>
+        <w:t xml:space="preserve">: </w:t>
+      </w:r>
+      <w:proofErr w:type="spellStart"/>
+      <w:r>
+        <w:t>column</w:t>
+      </w:r>
+      <w:proofErr w:type="spellEnd"/>
+      <w:r>
+        <w:t>;</w:t>
       </w:r>
     </w:p>
     <w:p>
@@ -4211,8 +4768,13 @@
         </w:numPr>
         <w:spacing w:after="0"/>
       </w:pPr>
-      <w:r>
-        <w:t>text-align: center;</w:t>
+      <w:proofErr w:type="spellStart"/>
+      <w:r>
+        <w:t>text-align</w:t>
+      </w:r>
+      <w:proofErr w:type="spellEnd"/>
+      <w:r>
+        <w:t>: center;</w:t>
       </w:r>
     </w:p>
     <w:p>
@@ -4241,7 +4803,15 @@
         </w:numPr>
       </w:pPr>
       <w:r>
-        <w:t>Aquí es donde se usa Flexbox para decirle a la pantalla que se comporte como si tuviera una solo dimensión, que sea vertical u horizontal, pero no los dos.</w:t>
+        <w:t xml:space="preserve">Aquí es donde se usa </w:t>
+      </w:r>
+      <w:proofErr w:type="spellStart"/>
+      <w:r>
+        <w:t>Flexbox</w:t>
+      </w:r>
+      <w:proofErr w:type="spellEnd"/>
+      <w:r>
+        <w:t xml:space="preserve"> para decirle a la pantalla que se comporte como si tuviera una solo dimensión, que sea vertical u horizontal, pero no los dos.</w:t>
       </w:r>
     </w:p>
     <w:p>
@@ -4253,7 +4823,39 @@
         </w:numPr>
       </w:pPr>
       <w:r>
-        <w:t>Se le estable que la dirección de flex es que sea por columnas, para que cada elemento que se ponga en el body vaya uno debajo del otro, así se ve mucho mejor la página web. Si fuera flex-direction: row el comportamiento es que cada elemento se muestra en fila uno después del otro.</w:t>
+        <w:t xml:space="preserve">Se le estable que la dirección de </w:t>
+      </w:r>
+      <w:proofErr w:type="spellStart"/>
+      <w:r>
+        <w:t>flex</w:t>
+      </w:r>
+      <w:proofErr w:type="spellEnd"/>
+      <w:r>
+        <w:t xml:space="preserve"> es que sea por columnas, para que cada elemento que se ponga en el </w:t>
+      </w:r>
+      <w:proofErr w:type="spellStart"/>
+      <w:r>
+        <w:t>body</w:t>
+      </w:r>
+      <w:proofErr w:type="spellEnd"/>
+      <w:r>
+        <w:t xml:space="preserve"> vaya uno debajo del otro, así se ve mucho mejor la página web. Si fuera </w:t>
+      </w:r>
+      <w:proofErr w:type="spellStart"/>
+      <w:r>
+        <w:t>flex-direction</w:t>
+      </w:r>
+      <w:proofErr w:type="spellEnd"/>
+      <w:r>
+        <w:t xml:space="preserve">: </w:t>
+      </w:r>
+      <w:proofErr w:type="spellStart"/>
+      <w:r>
+        <w:t>row</w:t>
+      </w:r>
+      <w:proofErr w:type="spellEnd"/>
+      <w:r>
+        <w:t xml:space="preserve"> el comportamiento es que cada elemento se muestra en fila uno después del otro.</w:t>
       </w:r>
     </w:p>
     <w:p>
@@ -4264,8 +4866,21 @@
           <w:numId w:val="24"/>
         </w:numPr>
       </w:pPr>
-      <w:r>
-        <w:t>flex-direction: row;</w:t>
+      <w:proofErr w:type="spellStart"/>
+      <w:r>
+        <w:t>flex-direction</w:t>
+      </w:r>
+      <w:proofErr w:type="spellEnd"/>
+      <w:r>
+        <w:t xml:space="preserve">: </w:t>
+      </w:r>
+      <w:proofErr w:type="spellStart"/>
+      <w:r>
+        <w:t>row</w:t>
+      </w:r>
+      <w:proofErr w:type="spellEnd"/>
+      <w:r>
+        <w:t>;</w:t>
       </w:r>
     </w:p>
     <w:p>
@@ -4325,8 +4940,21 @@
           <w:numId w:val="24"/>
         </w:numPr>
       </w:pPr>
-      <w:r>
-        <w:t>flex-direction: column;</w:t>
+      <w:proofErr w:type="spellStart"/>
+      <w:r>
+        <w:t>flex-direction</w:t>
+      </w:r>
+      <w:proofErr w:type="spellEnd"/>
+      <w:r>
+        <w:t xml:space="preserve">: </w:t>
+      </w:r>
+      <w:proofErr w:type="spellStart"/>
+      <w:r>
+        <w:t>column</w:t>
+      </w:r>
+      <w:proofErr w:type="spellEnd"/>
+      <w:r>
+        <w:t>;</w:t>
       </w:r>
     </w:p>
     <w:p>
@@ -4392,13 +5020,39 @@
     </w:p>
     <w:p>
       <w:r>
-        <w:t>Para poder hacer que el footer aparezca siempre al final de la pantalla que la dirección sea column también nos ayuda, pero en la parte del footer se le añade:</w:t>
-      </w:r>
-    </w:p>
-    <w:p>
+        <w:t xml:space="preserve">Para poder hacer que el </w:t>
+      </w:r>
+      <w:proofErr w:type="spellStart"/>
       <w:r>
         <w:t>footer</w:t>
       </w:r>
+      <w:proofErr w:type="spellEnd"/>
+      <w:r>
+        <w:t xml:space="preserve"> aparezca siempre al final de la pantalla que la dirección sea </w:t>
+      </w:r>
+      <w:proofErr w:type="spellStart"/>
+      <w:r>
+        <w:t>column</w:t>
+      </w:r>
+      <w:proofErr w:type="spellEnd"/>
+      <w:r>
+        <w:t xml:space="preserve"> también nos ayuda, pero en la parte del </w:t>
+      </w:r>
+      <w:proofErr w:type="spellStart"/>
+      <w:r>
+        <w:t>footer</w:t>
+      </w:r>
+      <w:proofErr w:type="spellEnd"/>
+      <w:r>
+        <w:t xml:space="preserve"> se le añade:</w:t>
+      </w:r>
+    </w:p>
+    <w:p>
+      <w:proofErr w:type="spellStart"/>
+      <w:r>
+        <w:t>footer</w:t>
+      </w:r>
+      <w:proofErr w:type="spellEnd"/>
       <w:r>
         <w:t xml:space="preserve"> </w:t>
       </w:r>
@@ -4415,8 +5069,13 @@
         </w:numPr>
         <w:spacing w:after="0"/>
       </w:pPr>
-      <w:r>
-        <w:t>padding: 25px;</w:t>
+      <w:proofErr w:type="spellStart"/>
+      <w:r>
+        <w:t>padding</w:t>
+      </w:r>
+      <w:proofErr w:type="spellEnd"/>
+      <w:r>
+        <w:t>: 25px;</w:t>
       </w:r>
     </w:p>
     <w:p>
@@ -4428,8 +5087,13 @@
         </w:numPr>
         <w:spacing w:after="0"/>
       </w:pPr>
-      <w:r>
-        <w:t>background-color: #c0dada;</w:t>
+      <w:proofErr w:type="spellStart"/>
+      <w:r>
+        <w:t>background</w:t>
+      </w:r>
+      <w:proofErr w:type="spellEnd"/>
+      <w:r>
+        <w:t>-color: #c0dada;</w:t>
       </w:r>
     </w:p>
     <w:p>
@@ -4441,8 +5105,13 @@
         </w:numPr>
         <w:spacing w:after="0"/>
       </w:pPr>
-      <w:r>
-        <w:t>margin-top: auto;</w:t>
+      <w:proofErr w:type="spellStart"/>
+      <w:r>
+        <w:t>margin</w:t>
+      </w:r>
+      <w:proofErr w:type="spellEnd"/>
+      <w:r>
+        <w:t>-top: auto;</w:t>
       </w:r>
     </w:p>
     <w:p>
@@ -4459,7 +5128,15 @@
         </w:numPr>
       </w:pPr>
       <w:r>
-        <w:t>Le añado un padding para poder hacerlo un poco más grande y que no se quede tan pequeño.</w:t>
+        <w:t xml:space="preserve">Le añado un </w:t>
+      </w:r>
+      <w:proofErr w:type="spellStart"/>
+      <w:r>
+        <w:t>padding</w:t>
+      </w:r>
+      <w:proofErr w:type="spellEnd"/>
+      <w:r>
+        <w:t xml:space="preserve"> para poder hacerlo un poco más grande y que no se quede tan pequeño.</w:t>
       </w:r>
     </w:p>
     <w:p>
@@ -4484,7 +5161,23 @@
       </w:pPr>
       <w:r>
         <w:lastRenderedPageBreak/>
-        <w:t>Esto lo utilizo para que cuando el contenido de main no sea lo suficiente mente grande este meta un margen en la parte superior para hacer que el footer se quede en la parte de abajo</w:t>
+        <w:t xml:space="preserve">Esto lo utilizo para que cuando el contenido de </w:t>
+      </w:r>
+      <w:proofErr w:type="spellStart"/>
+      <w:r>
+        <w:t>main</w:t>
+      </w:r>
+      <w:proofErr w:type="spellEnd"/>
+      <w:r>
+        <w:t xml:space="preserve"> no sea lo suficiente mente grande este meta un margen en la parte superior para hacer que el </w:t>
+      </w:r>
+      <w:proofErr w:type="spellStart"/>
+      <w:r>
+        <w:t>footer</w:t>
+      </w:r>
+      <w:proofErr w:type="spellEnd"/>
+      <w:r>
+        <w:t xml:space="preserve"> se quede en la parte de abajo</w:t>
       </w:r>
     </w:p>
     <w:p>
@@ -4496,9 +5189,11 @@
       <w:r>
         <w:t xml:space="preserve">Un ejemplo es en el </w:t>
       </w:r>
+      <w:proofErr w:type="spellStart"/>
       <w:r>
         <w:t>footer</w:t>
       </w:r>
+      <w:proofErr w:type="spellEnd"/>
       <w:r>
         <w:t>:</w:t>
       </w:r>
@@ -4549,16 +5244,31 @@
       <w:r>
         <w:t xml:space="preserve">Tengo 3 elementos y como el </w:t>
       </w:r>
+      <w:proofErr w:type="spellStart"/>
       <w:r>
         <w:t>body</w:t>
       </w:r>
+      <w:proofErr w:type="spellEnd"/>
       <w:r>
         <w:t xml:space="preserve"> tiene la dirección en columnas cada uno debe de ir debajo del otro, pero quiero que los dos botones estén en la primera columna uno al lado del otro. </w:t>
       </w:r>
     </w:p>
     <w:p>
-      <w:r>
-        <w:t>.enlaces-footer {</w:t>
+      <w:proofErr w:type="gramStart"/>
+      <w:r>
+        <w:t>.enlaces</w:t>
+      </w:r>
+      <w:proofErr w:type="gramEnd"/>
+      <w:r>
+        <w:t>-</w:t>
+      </w:r>
+      <w:proofErr w:type="spellStart"/>
+      <w:r>
+        <w:t>footer</w:t>
+      </w:r>
+      <w:proofErr w:type="spellEnd"/>
+      <w:r>
+        <w:t xml:space="preserve"> {</w:t>
       </w:r>
     </w:p>
     <w:p>
@@ -4566,7 +5276,23 @@
         <w:spacing w:after="0"/>
       </w:pPr>
       <w:r>
-        <w:t>    flex-direction: row;</w:t>
+        <w:t xml:space="preserve">    </w:t>
+      </w:r>
+      <w:proofErr w:type="spellStart"/>
+      <w:r>
+        <w:t>flex-direction</w:t>
+      </w:r>
+      <w:proofErr w:type="spellEnd"/>
+      <w:r>
+        <w:t xml:space="preserve">: </w:t>
+      </w:r>
+      <w:proofErr w:type="spellStart"/>
+      <w:r>
+        <w:t>row</w:t>
+      </w:r>
+      <w:proofErr w:type="spellEnd"/>
+      <w:r>
+        <w:t>;</w:t>
       </w:r>
     </w:p>
     <w:p>
@@ -4662,7 +5388,15 @@
     </w:p>
     <w:p>
       <w:r>
-        <w:t>Para la cabera le he pedido a Gemini que me haga un logo para una agencia de viajes que se llama PW-TravelPro.</w:t>
+        <w:t>Para la cabera le he pedido a Gemini que me haga un logo para una agencia de viajes que se llama PW-</w:t>
+      </w:r>
+      <w:proofErr w:type="spellStart"/>
+      <w:r>
+        <w:t>TravelPro</w:t>
+      </w:r>
+      <w:proofErr w:type="spellEnd"/>
+      <w:r>
+        <w:t>.</w:t>
       </w:r>
     </w:p>
     <w:p>
@@ -4673,7 +5407,15 @@
         <w:t>patrón</w:t>
       </w:r>
       <w:r>
-        <w:t xml:space="preserve">, quiero que se muestre el logo y el login en la misma fila, pero que la barra de navegación se </w:t>
+        <w:t xml:space="preserve">, quiero que se muestre el logo y el </w:t>
+      </w:r>
+      <w:proofErr w:type="spellStart"/>
+      <w:r>
+        <w:t>login</w:t>
+      </w:r>
+      <w:proofErr w:type="spellEnd"/>
+      <w:r>
+        <w:t xml:space="preserve"> en la misma fila, pero que la barra de navegación se </w:t>
       </w:r>
       <w:r>
         <w:t>muestre</w:t>
@@ -4685,16 +5427,31 @@
         <w:t>tanto,</w:t>
       </w:r>
       <w:r>
-        <w:t xml:space="preserve"> tengo la estructura del body de que uno vaya debajo del otro con </w:t>
-      </w:r>
+        <w:t xml:space="preserve"> tengo la estructura del </w:t>
+      </w:r>
+      <w:proofErr w:type="spellStart"/>
+      <w:r>
+        <w:t>body</w:t>
+      </w:r>
+      <w:proofErr w:type="spellEnd"/>
+      <w:r>
+        <w:t xml:space="preserve"> de que uno vaya debajo del otro con </w:t>
+      </w:r>
+      <w:proofErr w:type="spellStart"/>
       <w:r>
         <w:t>flex-direction</w:t>
       </w:r>
+      <w:proofErr w:type="spellEnd"/>
       <w:r>
         <w:t xml:space="preserve">: </w:t>
       </w:r>
-      <w:r>
-        <w:t>column.</w:t>
+      <w:proofErr w:type="spellStart"/>
+      <w:r>
+        <w:t>column</w:t>
+      </w:r>
+      <w:proofErr w:type="spellEnd"/>
+      <w:r>
+        <w:t>.</w:t>
       </w:r>
     </w:p>
     <w:p>
@@ -4748,7 +5505,23 @@
     </w:p>
     <w:p>
       <w:r>
-        <w:t>Tengo la cabecera y luego la barra de navegación. Para la cabecera establezco unos estilos para que tanto el article como la img estén en la misma fila.</w:t>
+        <w:t xml:space="preserve">Tengo la cabecera y luego la barra de navegación. Para la cabecera establezco unos estilos para que tanto el </w:t>
+      </w:r>
+      <w:proofErr w:type="spellStart"/>
+      <w:r>
+        <w:t>article</w:t>
+      </w:r>
+      <w:proofErr w:type="spellEnd"/>
+      <w:r>
+        <w:t xml:space="preserve"> como la </w:t>
+      </w:r>
+      <w:proofErr w:type="spellStart"/>
+      <w:r>
+        <w:t>img</w:t>
+      </w:r>
+      <w:proofErr w:type="spellEnd"/>
+      <w:r>
+        <w:t xml:space="preserve"> estén en la misma fila.</w:t>
       </w:r>
     </w:p>
     <w:p>
@@ -4804,10 +5577,58 @@
         <w:t xml:space="preserve">ra hago que la primera columna </w:t>
       </w:r>
       <w:r>
-        <w:t xml:space="preserve">del header se comporte internamente como una fila, que este en el centro, que si no cabe en la pantalla que baje como si fuera otra columna flex-wrap: wrap </w:t>
-      </w:r>
-      <w:r>
-        <w:t>y con justify-content: space-between hago que haya espacio entre los dos elementos para que cada uno se este en cada lado de la pantalla. Luego hago que login también sea una fila para que este todo en la misma dirección y que haya una separación entre elementos de 10px.</w:t>
+        <w:t xml:space="preserve">del </w:t>
+      </w:r>
+      <w:proofErr w:type="spellStart"/>
+      <w:r>
+        <w:t>header</w:t>
+      </w:r>
+      <w:proofErr w:type="spellEnd"/>
+      <w:r>
+        <w:t xml:space="preserve"> se comporte internamente como una fila, que este en el centro, que si no cabe en la pantalla que baje como si fuera otra columna </w:t>
+      </w:r>
+      <w:proofErr w:type="spellStart"/>
+      <w:r>
+        <w:t>flex-wrap</w:t>
+      </w:r>
+      <w:proofErr w:type="spellEnd"/>
+      <w:r>
+        <w:t xml:space="preserve">: </w:t>
+      </w:r>
+      <w:proofErr w:type="spellStart"/>
+      <w:r>
+        <w:t>wrap</w:t>
+      </w:r>
+      <w:proofErr w:type="spellEnd"/>
+      <w:r>
+        <w:t xml:space="preserve"> </w:t>
+      </w:r>
+      <w:r>
+        <w:t xml:space="preserve">y con </w:t>
+      </w:r>
+      <w:proofErr w:type="spellStart"/>
+      <w:r>
+        <w:t>justify-content</w:t>
+      </w:r>
+      <w:proofErr w:type="spellEnd"/>
+      <w:r>
+        <w:t xml:space="preserve">: </w:t>
+      </w:r>
+      <w:proofErr w:type="spellStart"/>
+      <w:r>
+        <w:t>space-between</w:t>
+      </w:r>
+      <w:proofErr w:type="spellEnd"/>
+      <w:r>
+        <w:t xml:space="preserve"> hago que haya espacio entre los dos elementos para que cada uno se este en cada lado de la pantalla. Luego hago que </w:t>
+      </w:r>
+      <w:proofErr w:type="spellStart"/>
+      <w:r>
+        <w:t>login</w:t>
+      </w:r>
+      <w:proofErr w:type="spellEnd"/>
+      <w:r>
+        <w:t xml:space="preserve"> también sea una fila para que este todo en la misma dirección y que haya una separación entre elementos de 10px.</w:t>
       </w:r>
     </w:p>
     <w:p>
@@ -4904,13 +5725,24 @@
       <w:r>
         <w:t xml:space="preserve">Que hago lo mismo lo trato como si fuera una fila y le añado estilos para que tenga colores, con </w:t>
       </w:r>
+      <w:proofErr w:type="spellStart"/>
       <w:r>
         <w:rPr>
           <w:b/>
           <w:bCs/>
         </w:rPr>
-        <w:t>flex-wrap:wrap</w:t>
-      </w:r>
+        <w:t>flex-</w:t>
+      </w:r>
+      <w:proofErr w:type="gramStart"/>
+      <w:r>
+        <w:rPr>
+          <w:b/>
+          <w:bCs/>
+        </w:rPr>
+        <w:t>wrap:wrap</w:t>
+      </w:r>
+      <w:proofErr w:type="spellEnd"/>
+      <w:proofErr w:type="gramEnd"/>
       <w:r>
         <w:t xml:space="preserve"> si es una pantalla pequeña y no hay espacio los elementos van bajando a la siguiente fila.</w:t>
       </w:r>
@@ -4975,10 +5807,33 @@
         <w:lastRenderedPageBreak/>
         <w:t>Página principal (index.html)</w:t>
       </w:r>
-    </w:p>
-    <w:p>
-      <w:r>
-        <w:t>Para la página principal lo que he usado es soparlo en dos articles, el primero con la imagen y la información principal de la pagina web y el segundo para la búsqueda.</w:t>
+      <w:r>
+        <w:fldChar w:fldCharType="begin"/>
+      </w:r>
+      <w:r>
+        <w:instrText xml:space="preserve"> XE "</w:instrText>
+      </w:r>
+      <w:r>
+        <w:instrText>Página principal (index.html)</w:instrText>
+      </w:r>
+      <w:r>
+        <w:instrText xml:space="preserve">" </w:instrText>
+      </w:r>
+      <w:r>
+        <w:fldChar w:fldCharType="end"/>
+      </w:r>
+    </w:p>
+    <w:p>
+      <w:r>
+        <w:t xml:space="preserve">Para la página principal lo que he usado es soparlo en dos </w:t>
+      </w:r>
+      <w:proofErr w:type="spellStart"/>
+      <w:r>
+        <w:t>articles</w:t>
+      </w:r>
+      <w:proofErr w:type="spellEnd"/>
+      <w:r>
+        <w:t>, el primero con la imagen y la información principal de la pagina web y el segundo para la búsqueda.</w:t>
       </w:r>
     </w:p>
     <w:p>
@@ -5067,12 +5922,28 @@
     </w:p>
     <w:p>
       <w:r>
-        <w:t>El main tiene una clase para poder aplicarle un color de fondo solo a esta página, la imagen ocupa de ancho el 90% para que no se vea mal, el largo automático para que vaya cambiando según la dimensión de la pantalla y bordes en las esquinas.</w:t>
-      </w:r>
-    </w:p>
-    <w:p>
-      <w:r>
-        <w:t>En el article de bienvenida no le he aplicado ningún estilo para orientar la dirección ya que por defecto lo tiene modo columna.</w:t>
+        <w:t xml:space="preserve">El </w:t>
+      </w:r>
+      <w:proofErr w:type="spellStart"/>
+      <w:r>
+        <w:t>main</w:t>
+      </w:r>
+      <w:proofErr w:type="spellEnd"/>
+      <w:r>
+        <w:t xml:space="preserve"> tiene una clase para poder aplicarle un color de fondo solo a esta página, la imagen ocupa de ancho el 90% para que no se vea mal, el largo automático para que vaya cambiando según la dimensión de la pantalla y bordes en las esquinas.</w:t>
+      </w:r>
+    </w:p>
+    <w:p>
+      <w:r>
+        <w:t xml:space="preserve">En el </w:t>
+      </w:r>
+      <w:proofErr w:type="spellStart"/>
+      <w:r>
+        <w:t>article</w:t>
+      </w:r>
+      <w:proofErr w:type="spellEnd"/>
+      <w:r>
+        <w:t xml:space="preserve"> de bienvenida no le he aplicado ningún estilo para orientar la dirección ya que por defecto lo tiene modo columna.</w:t>
       </w:r>
     </w:p>
     <w:p>
@@ -5093,6 +5964,21 @@
         <w:lastRenderedPageBreak/>
         <w:t>Viajes (viajes.html)</w:t>
       </w:r>
+      <w:r>
+        <w:fldChar w:fldCharType="begin"/>
+      </w:r>
+      <w:r>
+        <w:instrText xml:space="preserve"> XE "</w:instrText>
+      </w:r>
+      <w:r>
+        <w:instrText>Viajes (viajes.html)</w:instrText>
+      </w:r>
+      <w:r>
+        <w:instrText xml:space="preserve">" </w:instrText>
+      </w:r>
+      <w:r>
+        <w:fldChar w:fldCharType="end"/>
+      </w:r>
     </w:p>
     <w:p>
       <w:r>
@@ -5113,13 +5999,45 @@
         <w:t>a pantalla h</w:t>
       </w:r>
       <w:r>
-        <w:t>e decido dividir el main en un aside</w:t>
-      </w:r>
-      <w:r>
-        <w:t xml:space="preserve"> para un menú lateral, un section donde que dentro hay </w:t>
-      </w:r>
-      <w:r>
-        <w:t>un h2 para el título, un article donde se guardan los enlaces que son las tarjetas que muestran los viajes disponibles y un nav que sirve de paginación para poder ir a otras pantallas con más viajes.</w:t>
+        <w:t xml:space="preserve">e decido dividir el </w:t>
+      </w:r>
+      <w:proofErr w:type="spellStart"/>
+      <w:r>
+        <w:t>main</w:t>
+      </w:r>
+      <w:proofErr w:type="spellEnd"/>
+      <w:r>
+        <w:t xml:space="preserve"> en un aside</w:t>
+      </w:r>
+      <w:r>
+        <w:t xml:space="preserve"> para un menú lateral, un </w:t>
+      </w:r>
+      <w:proofErr w:type="spellStart"/>
+      <w:r>
+        <w:t>section</w:t>
+      </w:r>
+      <w:proofErr w:type="spellEnd"/>
+      <w:r>
+        <w:t xml:space="preserve"> donde que dentro hay </w:t>
+      </w:r>
+      <w:r>
+        <w:t xml:space="preserve">un h2 para el título, un </w:t>
+      </w:r>
+      <w:proofErr w:type="spellStart"/>
+      <w:r>
+        <w:t>article</w:t>
+      </w:r>
+      <w:proofErr w:type="spellEnd"/>
+      <w:r>
+        <w:t xml:space="preserve"> donde se guardan los enlaces que son las tarjetas que muestran los viajes disponibles y un </w:t>
+      </w:r>
+      <w:proofErr w:type="spellStart"/>
+      <w:r>
+        <w:t>nav</w:t>
+      </w:r>
+      <w:proofErr w:type="spellEnd"/>
+      <w:r>
+        <w:t xml:space="preserve"> que sirve de paginación para poder ir a otras pantallas con más viajes.</w:t>
       </w:r>
     </w:p>
     <w:p>
@@ -5240,7 +6158,15 @@
     </w:p>
     <w:p>
       <w:r>
-        <w:t xml:space="preserve">He usado parte del framawork de w3css: </w:t>
+        <w:t xml:space="preserve">He usado parte del </w:t>
+      </w:r>
+      <w:proofErr w:type="spellStart"/>
+      <w:r>
+        <w:t>framawork</w:t>
+      </w:r>
+      <w:proofErr w:type="spellEnd"/>
+      <w:r>
+        <w:t xml:space="preserve"> de w3css: </w:t>
       </w:r>
       <w:hyperlink r:id="rId22" w:history="1">
         <w:r>
@@ -5339,7 +6265,15 @@
     <w:p>
       <w:r>
         <w:lastRenderedPageBreak/>
-        <w:t>Las tarjetas las he puesto como enlaces para que cuando haga click sobre la tarjeta esta redirija a otra pantalla</w:t>
+        <w:t xml:space="preserve">Las tarjetas las he puesto como enlaces para que cuando haga </w:t>
+      </w:r>
+      <w:proofErr w:type="spellStart"/>
+      <w:r>
+        <w:t>click</w:t>
+      </w:r>
+      <w:proofErr w:type="spellEnd"/>
+      <w:r>
+        <w:t xml:space="preserve"> sobre la tarjeta esta redirija a otra pantalla</w:t>
       </w:r>
       <w:r>
         <w:t xml:space="preserve">, como son 60 viajes no </w:t>
@@ -5348,7 +6282,23 @@
         <w:t>voy a</w:t>
       </w:r>
       <w:r>
-        <w:t xml:space="preserve"> hacer 60 pantallas y lo que voy hacer es una pantalla por país y todos los viajes de dicho abrirán una pantalla con el mismo html.</w:t>
+        <w:t xml:space="preserve"> hacer 60 pantallas y lo que </w:t>
+      </w:r>
+      <w:proofErr w:type="gramStart"/>
+      <w:r>
+        <w:t>voy</w:t>
+      </w:r>
+      <w:proofErr w:type="gramEnd"/>
+      <w:r>
+        <w:t xml:space="preserve"> hacer es una pantalla por país y todos los viajes de dicho abrirán una pantalla con el mismo </w:t>
+      </w:r>
+      <w:proofErr w:type="spellStart"/>
+      <w:r>
+        <w:t>html</w:t>
+      </w:r>
+      <w:proofErr w:type="spellEnd"/>
+      <w:r>
+        <w:t>.</w:t>
       </w:r>
     </w:p>
     <w:p>
@@ -5395,7 +6345,15 @@
     </w:p>
     <w:p>
       <w:r>
-        <w:t>He puesto un article y una clase tarjetas para añadirle un estilo que se sea así:</w:t>
+        <w:t xml:space="preserve">He puesto un </w:t>
+      </w:r>
+      <w:proofErr w:type="spellStart"/>
+      <w:r>
+        <w:t>article</w:t>
+      </w:r>
+      <w:proofErr w:type="spellEnd"/>
+      <w:r>
+        <w:t xml:space="preserve"> y una clase tarjetas para añadirle un estilo que se sea así:</w:t>
       </w:r>
     </w:p>
     <w:p>
@@ -5564,7 +6522,15 @@
     </w:p>
     <w:p>
       <w:r>
-        <w:t xml:space="preserve">Con esto lo que hace es que sea una fila, que haya espacio alrededor de ellas, que los ítems que hayan dentro de ella si hay alguno mas pequeño se estire hasta el tamaño del más grande con stretch y que si los elementos se quedan sin pantalla que bajen a la fila siguiente. Dentro de cada enlace lo que he hecho es añadirle un ancho de 32% para que siempre haya 3 tarjetas por cada fila, también añadirle color al pasar el ratón sobre la tarjeta y que </w:t>
+        <w:t xml:space="preserve">Con esto lo que hace es que sea una fila, que haya espacio alrededor de ellas, que los ítems que hayan dentro de ella si hay alguno mas pequeño se estire hasta el tamaño del más grande con </w:t>
+      </w:r>
+      <w:proofErr w:type="spellStart"/>
+      <w:r>
+        <w:t>stretch</w:t>
+      </w:r>
+      <w:proofErr w:type="spellEnd"/>
+      <w:r>
+        <w:t xml:space="preserve"> y que si los elementos se quedan sin pantalla que bajen a la fila siguiente. Dentro de cada enlace lo que he hecho es añadirle un ancho de 32% para que siempre haya 3 tarjetas por cada fila, también añadirle color al pasar el ratón sobre la tarjeta y que </w:t>
       </w:r>
       <w:r>
         <w:t xml:space="preserve">moverla hacia arriba 4px para que se note que se </w:t>
@@ -5576,7 +6542,15 @@
         <w:t xml:space="preserve"> seleccionando.</w:t>
       </w:r>
       <w:r>
-        <w:t xml:space="preserve"> La imagen de cada tarjeta tiene un largo de 300px para que todas midan lo mismo y con object-fit hace que si es necesario corte la imagen para que tenga la altura correcta</w:t>
+        <w:t xml:space="preserve"> La imagen de cada tarjeta tiene un largo de 300px para que todas midan lo mismo y con </w:t>
+      </w:r>
+      <w:proofErr w:type="spellStart"/>
+      <w:r>
+        <w:t>object-fit</w:t>
+      </w:r>
+      <w:proofErr w:type="spellEnd"/>
+      <w:r>
+        <w:t xml:space="preserve"> hace que si es necesario corte la imagen para que tenga la altura correcta</w:t>
       </w:r>
       <w:r>
         <w:t xml:space="preserve"> y que se centre la imagen.</w:t>
@@ -5596,10 +6570,33 @@
       <w:r>
         <w:t>grupo.html)</w:t>
       </w:r>
-    </w:p>
-    <w:p>
-      <w:r>
-        <w:t>Para los viajes en grupo que he hecho es poner 3 viajes en grupo, que sen 3 tarjetas grandes donde se pueda ver toda la información sobre el viaje perfectamanete.</w:t>
+      <w:r>
+        <w:fldChar w:fldCharType="begin"/>
+      </w:r>
+      <w:r>
+        <w:instrText xml:space="preserve"> XE "</w:instrText>
+      </w:r>
+      <w:r>
+        <w:instrText>Viajes grupos (viajes_grupo.html)</w:instrText>
+      </w:r>
+      <w:r>
+        <w:instrText xml:space="preserve">" </w:instrText>
+      </w:r>
+      <w:r>
+        <w:fldChar w:fldCharType="end"/>
+      </w:r>
+    </w:p>
+    <w:p>
+      <w:r>
+        <w:t xml:space="preserve">Para los viajes en grupo que he hecho es poner 3 viajes en grupo, que sen 3 tarjetas grandes donde se pueda ver toda la información sobre el viaje </w:t>
+      </w:r>
+      <w:proofErr w:type="spellStart"/>
+      <w:r>
+        <w:t>perfectamanete</w:t>
+      </w:r>
+      <w:proofErr w:type="spellEnd"/>
+      <w:r>
+        <w:t>.</w:t>
       </w:r>
     </w:p>
     <w:p>
@@ -5784,6 +6781,21 @@
         <w:lastRenderedPageBreak/>
         <w:t>Ofertas (ofertas.html)</w:t>
       </w:r>
+      <w:r>
+        <w:fldChar w:fldCharType="begin"/>
+      </w:r>
+      <w:r>
+        <w:instrText xml:space="preserve"> XE "</w:instrText>
+      </w:r>
+      <w:r>
+        <w:instrText>Ofertas (ofertas.html)</w:instrText>
+      </w:r>
+      <w:r>
+        <w:instrText xml:space="preserve">" </w:instrText>
+      </w:r>
+      <w:r>
+        <w:fldChar w:fldCharType="end"/>
+      </w:r>
     </w:p>
     <w:p>
       <w:r>
@@ -5849,7 +6861,15 @@
     </w:p>
     <w:p>
       <w:r>
-        <w:t>En la primera fila agrando 7 columnas para poner el mes, en la siguiente pongo los días y ya en la tercera y las siguientes voy poniendo los días del mes y cuando termine vuelvo a ponerlo como el numero 1 para añadir los dos otros dos meses. Entre mes y mes en la primera fila he añadido un padding de 10 para que haya un espacio. En la fila que termina el mes y empieza el nombre de los meses también</w:t>
+        <w:t xml:space="preserve">En la primera fila agrando 7 columnas para poner el mes, en la siguiente pongo los días y ya en la tercera y las siguientes voy poniendo los días del mes y cuando termine vuelvo a ponerlo como el numero 1 para añadir los dos otros dos meses. Entre mes y mes en la primera fila he añadido un </w:t>
+      </w:r>
+      <w:proofErr w:type="spellStart"/>
+      <w:r>
+        <w:t>padding</w:t>
+      </w:r>
+      <w:proofErr w:type="spellEnd"/>
+      <w:r>
+        <w:t xml:space="preserve"> de 10 para que haya un espacio. En la fila que termina el mes y empieza el nombre de los meses también</w:t>
       </w:r>
       <w:r>
         <w:t>.</w:t>
@@ -5939,7 +6959,15 @@
     </w:p>
     <w:p>
       <w:r>
-        <w:t>Debajo del calendario hay una leyenda y lo he puesto como svg para ponerlo como un circulo</w:t>
+        <w:t xml:space="preserve">Debajo del calendario hay una leyenda y lo he puesto como </w:t>
+      </w:r>
+      <w:proofErr w:type="spellStart"/>
+      <w:r>
+        <w:t>svg</w:t>
+      </w:r>
+      <w:proofErr w:type="spellEnd"/>
+      <w:r>
+        <w:t xml:space="preserve"> para ponerlo como un circulo</w:t>
       </w:r>
     </w:p>
     <w:p>
@@ -6076,7 +7104,15 @@
     </w:p>
     <w:p>
       <w:r>
-        <w:t>En la zona de oferta he añadido tres tarjetas donde hay ofertas por cada tipo de temporada y dentro de cada tarjeta un texto junto con una figura como en la leyenda y las ofertas en forma de lista, pero esta lista es del framework w3.css:</w:t>
+        <w:t xml:space="preserve">En la zona de oferta he añadido tres tarjetas donde hay ofertas por cada tipo de temporada y dentro de cada tarjeta un texto junto con una figura como en la leyenda y las ofertas en forma de lista, pero esta lista es del </w:t>
+      </w:r>
+      <w:proofErr w:type="spellStart"/>
+      <w:r>
+        <w:t>framework</w:t>
+      </w:r>
+      <w:proofErr w:type="spellEnd"/>
+      <w:r>
+        <w:t xml:space="preserve"> w3.css:</w:t>
       </w:r>
       <w:r>
         <w:t xml:space="preserve"> </w:t>
@@ -6159,10 +7195,49 @@
       <w:r>
         <w:t>agencia.html)</w:t>
       </w:r>
-    </w:p>
-    <w:p>
-      <w:r>
-        <w:t>Esta pantalla tiene el mismo diseño de tarjetas donde dentro se pueden ver los un iframe para poder ver la ubicación de la agencia en google maps.</w:t>
+      <w:r>
+        <w:fldChar w:fldCharType="begin"/>
+      </w:r>
+      <w:r>
+        <w:instrText xml:space="preserve"> XE "</w:instrText>
+      </w:r>
+      <w:r>
+        <w:instrText>Sobre nuestra agencia (sobre_agencia.html)</w:instrText>
+      </w:r>
+      <w:r>
+        <w:instrText xml:space="preserve">" </w:instrText>
+      </w:r>
+      <w:r>
+        <w:fldChar w:fldCharType="end"/>
+      </w:r>
+    </w:p>
+    <w:p>
+      <w:r>
+        <w:t xml:space="preserve">Esta pantalla tiene el mismo diseño de tarjetas donde dentro se pueden ver los un </w:t>
+      </w:r>
+      <w:proofErr w:type="spellStart"/>
+      <w:r>
+        <w:t>iframe</w:t>
+      </w:r>
+      <w:proofErr w:type="spellEnd"/>
+      <w:r>
+        <w:t xml:space="preserve"> para poder ver la ubicación de la agencia en </w:t>
+      </w:r>
+      <w:proofErr w:type="spellStart"/>
+      <w:r>
+        <w:t>google</w:t>
+      </w:r>
+      <w:proofErr w:type="spellEnd"/>
+      <w:r>
+        <w:t xml:space="preserve"> </w:t>
+      </w:r>
+      <w:proofErr w:type="spellStart"/>
+      <w:r>
+        <w:t>maps</w:t>
+      </w:r>
+      <w:proofErr w:type="spellEnd"/>
+      <w:r>
+        <w:t>.</w:t>
       </w:r>
     </w:p>
     <w:p>
@@ -6267,6 +7342,21 @@
         <w:lastRenderedPageBreak/>
         <w:t>Sugerencias (sugerencias.html)</w:t>
       </w:r>
+      <w:r>
+        <w:fldChar w:fldCharType="begin"/>
+      </w:r>
+      <w:r>
+        <w:instrText xml:space="preserve"> XE "</w:instrText>
+      </w:r>
+      <w:r>
+        <w:instrText>Sugerencias (sugerencias.html)</w:instrText>
+      </w:r>
+      <w:r>
+        <w:instrText xml:space="preserve">" </w:instrText>
+      </w:r>
+      <w:r>
+        <w:fldChar w:fldCharType="end"/>
+      </w:r>
     </w:p>
     <w:p>
       <w:r>
@@ -6423,10 +7513,33 @@
         <w:lastRenderedPageBreak/>
         <w:t>Contacto (contacto.html)</w:t>
       </w:r>
-    </w:p>
-    <w:p>
-      <w:r>
-        <w:t xml:space="preserve">En este apartado he añadido una lista con todos mis datos, la lista es del framework w3.css: </w:t>
+      <w:r>
+        <w:fldChar w:fldCharType="begin"/>
+      </w:r>
+      <w:r>
+        <w:instrText xml:space="preserve"> XE "</w:instrText>
+      </w:r>
+      <w:r>
+        <w:instrText>Contacto (contacto.html)</w:instrText>
+      </w:r>
+      <w:r>
+        <w:instrText xml:space="preserve">" </w:instrText>
+      </w:r>
+      <w:r>
+        <w:fldChar w:fldCharType="end"/>
+      </w:r>
+    </w:p>
+    <w:p>
+      <w:r>
+        <w:t xml:space="preserve">En este apartado he añadido una lista con todos mis datos, la lista es del </w:t>
+      </w:r>
+      <w:proofErr w:type="spellStart"/>
+      <w:r>
+        <w:t>framework</w:t>
+      </w:r>
+      <w:proofErr w:type="spellEnd"/>
+      <w:r>
+        <w:t xml:space="preserve"> w3.css: </w:t>
       </w:r>
       <w:hyperlink r:id="rId47" w:history="1">
         <w:r>
@@ -6528,7 +7641,15 @@
     </w:p>
     <w:p>
       <w:r>
-        <w:t>Con esto centro la lista en la pantalla y le pongo fondo a la lista y le pongo al primer &lt;li&gt; otro color para que sea de otro color y que sea el título de la página.</w:t>
+        <w:t>Con esto centro la lista en la pantalla y le pongo fondo a la lista y le pongo al primer &lt;</w:t>
+      </w:r>
+      <w:proofErr w:type="spellStart"/>
+      <w:r>
+        <w:t>li</w:t>
+      </w:r>
+      <w:proofErr w:type="spellEnd"/>
+      <w:r>
+        <w:t>&gt; otro color para que sea de otro color y que sea el título de la página.</w:t>
       </w:r>
     </w:p>
     <w:p>
@@ -6540,10 +7661,28 @@
       </w:r>
       <w:r>
         <w:lastRenderedPageBreak/>
+        <w:t xml:space="preserve">   </w:t>
+      </w:r>
+      <w:r>
         <w:t>Alta de usuario (</w:t>
       </w:r>
       <w:r>
         <w:t>altausuarios.html)</w:t>
+      </w:r>
+      <w:r>
+        <w:fldChar w:fldCharType="begin"/>
+      </w:r>
+      <w:r>
+        <w:instrText xml:space="preserve"> XE "</w:instrText>
+      </w:r>
+      <w:r>
+        <w:instrText>Alta de usuario (altausuarios.html)</w:instrText>
+      </w:r>
+      <w:r>
+        <w:instrText xml:space="preserve">" </w:instrText>
+      </w:r>
+      <w:r>
+        <w:fldChar w:fldCharType="end"/>
       </w:r>
     </w:p>
     <w:p>
@@ -6598,7 +7737,15 @@
     </w:p>
     <w:p>
       <w:r>
-        <w:t>Los radios buttons los he puesto en una misma fila:</w:t>
+        <w:t xml:space="preserve">Los radios </w:t>
+      </w:r>
+      <w:proofErr w:type="spellStart"/>
+      <w:r>
+        <w:t>buttons</w:t>
+      </w:r>
+      <w:proofErr w:type="spellEnd"/>
+      <w:r>
+        <w:t xml:space="preserve"> los he puesto en una misma fila:</w:t>
       </w:r>
     </w:p>
     <w:p>
@@ -6693,10 +7840,34 @@
     </w:p>
     <w:p>
       <w:r>
-        <w:t>Para que el input se quede en la misma fila que el label también tengo que poner que los radio buttons se ponga en la misma fila.</w:t>
-      </w:r>
-      <w:r>
-        <w:t xml:space="preserve"> Porque si no el radio button se quedaba arriba y el texto abajo.</w:t>
+        <w:t xml:space="preserve">Para que el input se quede en la misma fila que el </w:t>
+      </w:r>
+      <w:proofErr w:type="spellStart"/>
+      <w:r>
+        <w:t>label</w:t>
+      </w:r>
+      <w:proofErr w:type="spellEnd"/>
+      <w:r>
+        <w:t xml:space="preserve"> también tengo que poner que los radio </w:t>
+      </w:r>
+      <w:proofErr w:type="spellStart"/>
+      <w:r>
+        <w:t>buttons</w:t>
+      </w:r>
+      <w:proofErr w:type="spellEnd"/>
+      <w:r>
+        <w:t xml:space="preserve"> se ponga en la misma fila.</w:t>
+      </w:r>
+      <w:r>
+        <w:t xml:space="preserve"> Porque si no el radio </w:t>
+      </w:r>
+      <w:proofErr w:type="spellStart"/>
+      <w:r>
+        <w:t>button</w:t>
+      </w:r>
+      <w:proofErr w:type="spellEnd"/>
+      <w:r>
+        <w:t xml:space="preserve"> se quedaba arriba y el texto abajo.</w:t>
       </w:r>
     </w:p>
     <w:p>
@@ -6760,7 +7931,25 @@
       </w:pPr>
       <w:r>
         <w:lastRenderedPageBreak/>
+        <w:t xml:space="preserve">   </w:t>
+      </w:r>
+      <w:r>
         <w:t>Viaje individual (viaje1.html)</w:t>
+      </w:r>
+      <w:r>
+        <w:fldChar w:fldCharType="begin"/>
+      </w:r>
+      <w:r>
+        <w:instrText xml:space="preserve"> XE "</w:instrText>
+      </w:r>
+      <w:r>
+        <w:instrText>Viaje individual (viaje1.html)</w:instrText>
+      </w:r>
+      <w:r>
+        <w:instrText xml:space="preserve">" </w:instrText>
+      </w:r>
+      <w:r>
+        <w:fldChar w:fldCharType="end"/>
       </w:r>
     </w:p>
     <w:p>
@@ -6859,7 +8048,15 @@
     </w:p>
     <w:p>
       <w:r>
-        <w:t>El numero 2 y 3 están en un article para poder ponerlos los dos en una misma fila.</w:t>
+        <w:t xml:space="preserve">El numero 2 y 3 están en un </w:t>
+      </w:r>
+      <w:proofErr w:type="spellStart"/>
+      <w:r>
+        <w:t>article</w:t>
+      </w:r>
+      <w:proofErr w:type="spellEnd"/>
+      <w:r>
+        <w:t xml:space="preserve"> para poder ponerlos los dos en una misma fila.</w:t>
       </w:r>
     </w:p>
     <w:p>
@@ -7000,7 +8197,15 @@
         <w:t>Destinos relacionados (número 3) tiene que ocupar el 33% para ser 1/3 y se ha añadido los mismos botones para el aside de viajes.html</w:t>
       </w:r>
       <w:r>
-        <w:t xml:space="preserve"> del framework w3.css </w:t>
+        <w:t xml:space="preserve"> del </w:t>
+      </w:r>
+      <w:proofErr w:type="spellStart"/>
+      <w:r>
+        <w:t>framework</w:t>
+      </w:r>
+      <w:proofErr w:type="spellEnd"/>
+      <w:r>
+        <w:t xml:space="preserve"> w3.css </w:t>
       </w:r>
       <w:hyperlink r:id="rId59" w:history="1">
         <w:r>
@@ -7091,7 +8296,25 @@
       </w:pPr>
       <w:r>
         <w:lastRenderedPageBreak/>
+        <w:t xml:space="preserve">   </w:t>
+      </w:r>
+      <w:r>
         <w:t>Responsive</w:t>
+      </w:r>
+      <w:r>
+        <w:fldChar w:fldCharType="begin"/>
+      </w:r>
+      <w:r>
+        <w:instrText xml:space="preserve"> XE "</w:instrText>
+      </w:r>
+      <w:r>
+        <w:instrText>Responsive</w:instrText>
+      </w:r>
+      <w:r>
+        <w:instrText xml:space="preserve">" </w:instrText>
+      </w:r>
+      <w:r>
+        <w:fldChar w:fldCharType="end"/>
       </w:r>
     </w:p>
     <w:p>
@@ -7213,7 +8436,23 @@
     </w:p>
     <w:p>
       <w:r>
-        <w:t xml:space="preserve">Ya he puesto flex-wrap: wrap en la mayoría de los elementos de las pantallas para que puedan ocupar la siguiente fila si es necesario, pero para estas pantallas con un ancho menor de 760 lo que he hecho es ponerlo como </w:t>
+        <w:t xml:space="preserve">Ya he puesto </w:t>
+      </w:r>
+      <w:proofErr w:type="spellStart"/>
+      <w:r>
+        <w:t>flex-wrap</w:t>
+      </w:r>
+      <w:proofErr w:type="spellEnd"/>
+      <w:r>
+        <w:t xml:space="preserve">: </w:t>
+      </w:r>
+      <w:proofErr w:type="spellStart"/>
+      <w:r>
+        <w:t>wrap</w:t>
+      </w:r>
+      <w:proofErr w:type="spellEnd"/>
+      <w:r>
+        <w:t xml:space="preserve"> en la mayoría de los elementos de las pantallas para que puedan ocupar la siguiente fila si es necesario, pero para estas pantallas con un ancho menor de 760 lo que he hecho es ponerlo como </w:t>
       </w:r>
       <w:r>
         <w:t xml:space="preserve">una sola </w:t>
@@ -7255,12 +8494,23 @@
       </w:pPr>
       <w:r>
         <w:lastRenderedPageBreak/>
+        <w:t xml:space="preserve">   </w:t>
+      </w:r>
+      <w:r>
         <w:t>Innovación e IA</w:t>
       </w:r>
     </w:p>
     <w:p>
       <w:r>
-        <w:t xml:space="preserve">Para css lo que he hecho es agrupar valores que se repiten en variables para evitar repetirme y sobre todo para que si cambio un color no tener que cambiarlo en 40 sitios más. Esto aparece en </w:t>
+        <w:t xml:space="preserve">Para </w:t>
+      </w:r>
+      <w:proofErr w:type="spellStart"/>
+      <w:r>
+        <w:t>css</w:t>
+      </w:r>
+      <w:proofErr w:type="spellEnd"/>
+      <w:r>
+        <w:t xml:space="preserve"> lo que he hecho es agrupar valores que se repiten en variables para evitar repetirme y sobre todo para que si cambio un color no tener que cambiarlo en 40 sitios más. Esto aparece en </w:t>
       </w:r>
       <w:r>
         <w:t>w3schools</w:t>
@@ -7474,8 +8724,13 @@
         </w:numPr>
       </w:pPr>
       <w:r>
-        <w:t>Refactorizar y simplificar el css</w:t>
-      </w:r>
+        <w:t xml:space="preserve">Refactorizar y simplificar el </w:t>
+      </w:r>
+      <w:proofErr w:type="spellStart"/>
+      <w:r>
+        <w:t>css</w:t>
+      </w:r>
+      <w:proofErr w:type="spellEnd"/>
     </w:p>
     <w:p>
       <w:pPr>
@@ -7485,9 +8740,9 @@
     <w:p/>
     <w:p/>
     <w:sectPr>
+      <w:type w:val="continuous"/>
       <w:pgSz w:w="11906" w:h="16838"/>
       <w:pgMar w:top="1417" w:right="1701" w:bottom="1417" w:left="1701" w:header="708" w:footer="708" w:gutter="0"/>
-      <w:pgNumType w:start="0"/>
       <w:cols w:space="708"/>
       <w:titlePg/>
       <w:docGrid w:linePitch="360"/>
@@ -10023,7 +11278,6 @@
     <w:next w:val="Normal"/>
     <w:link w:val="Ttulo2Car"/>
     <w:uiPriority w:val="9"/>
-    <w:semiHidden/>
     <w:unhideWhenUsed/>
     <w:qFormat/>
     <w:rsid w:val="00E638E5"/>
@@ -10285,7 +11539,6 @@
     <w:basedOn w:val="Fuentedeprrafopredeter"/>
     <w:link w:val="Ttulo2"/>
     <w:uiPriority w:val="9"/>
-    <w:semiHidden/>
     <w:rsid w:val="00E638E5"/>
     <w:rPr>
       <w:rFonts w:asciiTheme="majorHAnsi" w:eastAsiaTheme="majorEastAsia" w:hAnsiTheme="majorHAnsi" w:cstheme="majorBidi"/>
@@ -10705,6 +11958,178 @@
       <w:u w:val="single"/>
     </w:rPr>
   </w:style>
+  <w:style w:type="paragraph" w:styleId="ndice1">
+    <w:name w:val="index 1"/>
+    <w:basedOn w:val="Normal"/>
+    <w:next w:val="Normal"/>
+    <w:autoRedefine/>
+    <w:uiPriority w:val="99"/>
+    <w:unhideWhenUsed/>
+    <w:rsid w:val="005E5142"/>
+    <w:pPr>
+      <w:spacing w:after="0"/>
+      <w:ind w:left="220" w:hanging="220"/>
+    </w:pPr>
+    <w:rPr>
+      <w:sz w:val="20"/>
+      <w:szCs w:val="20"/>
+    </w:rPr>
+  </w:style>
+  <w:style w:type="paragraph" w:styleId="ndice2">
+    <w:name w:val="index 2"/>
+    <w:basedOn w:val="Normal"/>
+    <w:next w:val="Normal"/>
+    <w:autoRedefine/>
+    <w:uiPriority w:val="99"/>
+    <w:unhideWhenUsed/>
+    <w:rsid w:val="005E5142"/>
+    <w:pPr>
+      <w:spacing w:after="0"/>
+      <w:ind w:left="440" w:hanging="220"/>
+    </w:pPr>
+    <w:rPr>
+      <w:sz w:val="20"/>
+      <w:szCs w:val="20"/>
+    </w:rPr>
+  </w:style>
+  <w:style w:type="paragraph" w:styleId="ndice3">
+    <w:name w:val="index 3"/>
+    <w:basedOn w:val="Normal"/>
+    <w:next w:val="Normal"/>
+    <w:autoRedefine/>
+    <w:uiPriority w:val="99"/>
+    <w:unhideWhenUsed/>
+    <w:rsid w:val="005E5142"/>
+    <w:pPr>
+      <w:spacing w:after="0"/>
+      <w:ind w:left="660" w:hanging="220"/>
+    </w:pPr>
+    <w:rPr>
+      <w:sz w:val="20"/>
+      <w:szCs w:val="20"/>
+    </w:rPr>
+  </w:style>
+  <w:style w:type="paragraph" w:styleId="ndice4">
+    <w:name w:val="index 4"/>
+    <w:basedOn w:val="Normal"/>
+    <w:next w:val="Normal"/>
+    <w:autoRedefine/>
+    <w:uiPriority w:val="99"/>
+    <w:unhideWhenUsed/>
+    <w:rsid w:val="005E5142"/>
+    <w:pPr>
+      <w:spacing w:after="0"/>
+      <w:ind w:left="880" w:hanging="220"/>
+    </w:pPr>
+    <w:rPr>
+      <w:sz w:val="20"/>
+      <w:szCs w:val="20"/>
+    </w:rPr>
+  </w:style>
+  <w:style w:type="paragraph" w:styleId="ndice5">
+    <w:name w:val="index 5"/>
+    <w:basedOn w:val="Normal"/>
+    <w:next w:val="Normal"/>
+    <w:autoRedefine/>
+    <w:uiPriority w:val="99"/>
+    <w:unhideWhenUsed/>
+    <w:rsid w:val="005E5142"/>
+    <w:pPr>
+      <w:spacing w:after="0"/>
+      <w:ind w:left="1100" w:hanging="220"/>
+    </w:pPr>
+    <w:rPr>
+      <w:sz w:val="20"/>
+      <w:szCs w:val="20"/>
+    </w:rPr>
+  </w:style>
+  <w:style w:type="paragraph" w:styleId="ndice6">
+    <w:name w:val="index 6"/>
+    <w:basedOn w:val="Normal"/>
+    <w:next w:val="Normal"/>
+    <w:autoRedefine/>
+    <w:uiPriority w:val="99"/>
+    <w:unhideWhenUsed/>
+    <w:rsid w:val="005E5142"/>
+    <w:pPr>
+      <w:spacing w:after="0"/>
+      <w:ind w:left="1320" w:hanging="220"/>
+    </w:pPr>
+    <w:rPr>
+      <w:sz w:val="20"/>
+      <w:szCs w:val="20"/>
+    </w:rPr>
+  </w:style>
+  <w:style w:type="paragraph" w:styleId="ndice7">
+    <w:name w:val="index 7"/>
+    <w:basedOn w:val="Normal"/>
+    <w:next w:val="Normal"/>
+    <w:autoRedefine/>
+    <w:uiPriority w:val="99"/>
+    <w:unhideWhenUsed/>
+    <w:rsid w:val="005E5142"/>
+    <w:pPr>
+      <w:spacing w:after="0"/>
+      <w:ind w:left="1540" w:hanging="220"/>
+    </w:pPr>
+    <w:rPr>
+      <w:sz w:val="20"/>
+      <w:szCs w:val="20"/>
+    </w:rPr>
+  </w:style>
+  <w:style w:type="paragraph" w:styleId="ndice8">
+    <w:name w:val="index 8"/>
+    <w:basedOn w:val="Normal"/>
+    <w:next w:val="Normal"/>
+    <w:autoRedefine/>
+    <w:uiPriority w:val="99"/>
+    <w:unhideWhenUsed/>
+    <w:rsid w:val="005E5142"/>
+    <w:pPr>
+      <w:spacing w:after="0"/>
+      <w:ind w:left="1760" w:hanging="220"/>
+    </w:pPr>
+    <w:rPr>
+      <w:sz w:val="20"/>
+      <w:szCs w:val="20"/>
+    </w:rPr>
+  </w:style>
+  <w:style w:type="paragraph" w:styleId="ndice9">
+    <w:name w:val="index 9"/>
+    <w:basedOn w:val="Normal"/>
+    <w:next w:val="Normal"/>
+    <w:autoRedefine/>
+    <w:uiPriority w:val="99"/>
+    <w:unhideWhenUsed/>
+    <w:rsid w:val="005E5142"/>
+    <w:pPr>
+      <w:spacing w:after="0"/>
+      <w:ind w:left="1980" w:hanging="220"/>
+    </w:pPr>
+    <w:rPr>
+      <w:sz w:val="20"/>
+      <w:szCs w:val="20"/>
+    </w:rPr>
+  </w:style>
+  <w:style w:type="paragraph" w:styleId="Ttulodendice">
+    <w:name w:val="index heading"/>
+    <w:basedOn w:val="Normal"/>
+    <w:next w:val="ndice1"/>
+    <w:uiPriority w:val="99"/>
+    <w:unhideWhenUsed/>
+    <w:rsid w:val="005E5142"/>
+    <w:pPr>
+      <w:spacing w:before="120" w:after="120"/>
+    </w:pPr>
+    <w:rPr>
+      <w:b/>
+      <w:bCs/>
+      <w:i/>
+      <w:iCs/>
+      <w:sz w:val="20"/>
+      <w:szCs w:val="20"/>
+    </w:rPr>
+  </w:style>
 </w:styles>
 </file>
 

--- a/P1/pe1/docs/como_se_hizo.docx
+++ b/P1/pe1/docs/como_se_hizo.docx
@@ -4106,12 +4106,10 @@
       <w:pPr>
         <w:pStyle w:val="Ttulo1"/>
       </w:pPr>
-      <w:proofErr w:type="spellStart"/>
       <w:r>
         <w:lastRenderedPageBreak/>
         <w:t>Indice</w:t>
       </w:r>
-      <w:proofErr w:type="spellEnd"/>
     </w:p>
     <w:p>
       <w:pPr>
@@ -4120,6 +4118,7 @@
           <w:noProof/>
         </w:rPr>
         <w:sectPr>
+          <w:footerReference w:type="default" r:id="rId9"/>
           <w:pgSz w:w="11906" w:h="16838"/>
           <w:pgMar w:top="1417" w:right="1701" w:bottom="1417" w:left="1701" w:header="708" w:footer="708" w:gutter="0"/>
           <w:pgNumType w:start="0"/>
@@ -4624,15 +4623,7 @@
         </w:rPr>
       </w:pPr>
       <w:r>
-        <w:t>Para maquetar cada documento .</w:t>
-      </w:r>
-      <w:proofErr w:type="spellStart"/>
-      <w:r>
-        <w:t>html</w:t>
-      </w:r>
-      <w:proofErr w:type="spellEnd"/>
-      <w:r>
-        <w:t xml:space="preserve"> lo</w:t>
+        <w:t>Para maquetar cada documento .html lo</w:t>
       </w:r>
       <w:r>
         <w:t xml:space="preserve"> que</w:t>
@@ -4640,18 +4631,16 @@
       <w:r>
         <w:t xml:space="preserve"> he utilizado es </w:t>
       </w:r>
-      <w:proofErr w:type="spellStart"/>
       <w:r>
         <w:t>Flex</w:t>
       </w:r>
       <w:r>
         <w:t>box</w:t>
       </w:r>
-      <w:proofErr w:type="spellEnd"/>
       <w:r>
         <w:t xml:space="preserve"> </w:t>
       </w:r>
-      <w:hyperlink r:id="rId7" w:history="1">
+      <w:hyperlink r:id="rId10" w:history="1">
         <w:r>
           <w:rPr>
             <w:rStyle w:val="Hipervnculo"/>
@@ -4664,11 +4653,9 @@
       <w:r>
         <w:t xml:space="preserve">En la parte del </w:t>
       </w:r>
-      <w:proofErr w:type="spellStart"/>
       <w:r>
         <w:t>body</w:t>
       </w:r>
-      <w:proofErr w:type="spellEnd"/>
       <w:r>
         <w:t xml:space="preserve"> del documento lo que voy a utilizar es</w:t>
       </w:r>
@@ -4677,13 +4664,8 @@
       </w:r>
     </w:p>
     <w:p>
-      <w:proofErr w:type="spellStart"/>
-      <w:r>
-        <w:t>body</w:t>
-      </w:r>
-      <w:proofErr w:type="spellEnd"/>
-      <w:r>
-        <w:t xml:space="preserve"> {</w:t>
+      <w:r>
+        <w:t>body {</w:t>
       </w:r>
     </w:p>
     <w:p>
@@ -4696,15 +4678,7 @@
         <w:spacing w:after="0"/>
       </w:pPr>
       <w:r>
-        <w:t>min-</w:t>
-      </w:r>
-      <w:proofErr w:type="spellStart"/>
-      <w:r>
-        <w:t>height</w:t>
-      </w:r>
-      <w:proofErr w:type="spellEnd"/>
-      <w:r>
-        <w:t>: 100vh;</w:t>
+        <w:t>min-height: 100vh;</w:t>
       </w:r>
     </w:p>
     <w:p>
@@ -4716,21 +4690,8 @@
         </w:numPr>
         <w:spacing w:after="0"/>
       </w:pPr>
-      <w:proofErr w:type="spellStart"/>
-      <w:r>
-        <w:t>display</w:t>
-      </w:r>
-      <w:proofErr w:type="spellEnd"/>
-      <w:r>
-        <w:t xml:space="preserve">: </w:t>
-      </w:r>
-      <w:proofErr w:type="spellStart"/>
-      <w:r>
-        <w:t>flex</w:t>
-      </w:r>
-      <w:proofErr w:type="spellEnd"/>
-      <w:r>
-        <w:t>;</w:t>
+      <w:r>
+        <w:t>display: flex;</w:t>
       </w:r>
     </w:p>
     <w:p>
@@ -4742,21 +4703,8 @@
         </w:numPr>
         <w:spacing w:after="0"/>
       </w:pPr>
-      <w:proofErr w:type="spellStart"/>
-      <w:r>
-        <w:t>flex-direction</w:t>
-      </w:r>
-      <w:proofErr w:type="spellEnd"/>
-      <w:r>
-        <w:t xml:space="preserve">: </w:t>
-      </w:r>
-      <w:proofErr w:type="spellStart"/>
-      <w:r>
-        <w:t>column</w:t>
-      </w:r>
-      <w:proofErr w:type="spellEnd"/>
-      <w:r>
-        <w:t>;</w:t>
+      <w:r>
+        <w:t>flex-direction: column;</w:t>
       </w:r>
     </w:p>
     <w:p>
@@ -4768,13 +4716,8 @@
         </w:numPr>
         <w:spacing w:after="0"/>
       </w:pPr>
-      <w:proofErr w:type="spellStart"/>
-      <w:r>
-        <w:t>text-align</w:t>
-      </w:r>
-      <w:proofErr w:type="spellEnd"/>
-      <w:r>
-        <w:t>: center;</w:t>
+      <w:r>
+        <w:t>text-align: center;</w:t>
       </w:r>
     </w:p>
     <w:p>
@@ -4803,15 +4746,7 @@
         </w:numPr>
       </w:pPr>
       <w:r>
-        <w:t xml:space="preserve">Aquí es donde se usa </w:t>
-      </w:r>
-      <w:proofErr w:type="spellStart"/>
-      <w:r>
-        <w:t>Flexbox</w:t>
-      </w:r>
-      <w:proofErr w:type="spellEnd"/>
-      <w:r>
-        <w:t xml:space="preserve"> para decirle a la pantalla que se comporte como si tuviera una solo dimensión, que sea vertical u horizontal, pero no los dos.</w:t>
+        <w:t>Aquí es donde se usa Flexbox para decirle a la pantalla que se comporte como si tuviera una solo dimensión, que sea vertical u horizontal, pero no los dos.</w:t>
       </w:r>
     </w:p>
     <w:p>
@@ -4823,39 +4758,7 @@
         </w:numPr>
       </w:pPr>
       <w:r>
-        <w:t xml:space="preserve">Se le estable que la dirección de </w:t>
-      </w:r>
-      <w:proofErr w:type="spellStart"/>
-      <w:r>
-        <w:t>flex</w:t>
-      </w:r>
-      <w:proofErr w:type="spellEnd"/>
-      <w:r>
-        <w:t xml:space="preserve"> es que sea por columnas, para que cada elemento que se ponga en el </w:t>
-      </w:r>
-      <w:proofErr w:type="spellStart"/>
-      <w:r>
-        <w:t>body</w:t>
-      </w:r>
-      <w:proofErr w:type="spellEnd"/>
-      <w:r>
-        <w:t xml:space="preserve"> vaya uno debajo del otro, así se ve mucho mejor la página web. Si fuera </w:t>
-      </w:r>
-      <w:proofErr w:type="spellStart"/>
-      <w:r>
-        <w:t>flex-direction</w:t>
-      </w:r>
-      <w:proofErr w:type="spellEnd"/>
-      <w:r>
-        <w:t xml:space="preserve">: </w:t>
-      </w:r>
-      <w:proofErr w:type="spellStart"/>
-      <w:r>
-        <w:t>row</w:t>
-      </w:r>
-      <w:proofErr w:type="spellEnd"/>
-      <w:r>
-        <w:t xml:space="preserve"> el comportamiento es que cada elemento se muestra en fila uno después del otro.</w:t>
+        <w:t>Se le estable que la dirección de flex es que sea por columnas, para que cada elemento que se ponga en el body vaya uno debajo del otro, así se ve mucho mejor la página web. Si fuera flex-direction: row el comportamiento es que cada elemento se muestra en fila uno después del otro.</w:t>
       </w:r>
     </w:p>
     <w:p>
@@ -4866,21 +4769,8 @@
           <w:numId w:val="24"/>
         </w:numPr>
       </w:pPr>
-      <w:proofErr w:type="spellStart"/>
-      <w:r>
-        <w:t>flex-direction</w:t>
-      </w:r>
-      <w:proofErr w:type="spellEnd"/>
-      <w:r>
-        <w:t xml:space="preserve">: </w:t>
-      </w:r>
-      <w:proofErr w:type="spellStart"/>
-      <w:r>
-        <w:t>row</w:t>
-      </w:r>
-      <w:proofErr w:type="spellEnd"/>
-      <w:r>
-        <w:t>;</w:t>
+      <w:r>
+        <w:t>flex-direction: row;</w:t>
       </w:r>
     </w:p>
     <w:p>
@@ -4911,7 +4801,7 @@
                     <pic:cNvPicPr/>
                   </pic:nvPicPr>
                   <pic:blipFill>
-                    <a:blip r:embed="rId8"/>
+                    <a:blip r:embed="rId11"/>
                     <a:stretch>
                       <a:fillRect/>
                     </a:stretch>
@@ -4940,21 +4830,8 @@
           <w:numId w:val="24"/>
         </w:numPr>
       </w:pPr>
-      <w:proofErr w:type="spellStart"/>
-      <w:r>
-        <w:t>flex-direction</w:t>
-      </w:r>
-      <w:proofErr w:type="spellEnd"/>
-      <w:r>
-        <w:t xml:space="preserve">: </w:t>
-      </w:r>
-      <w:proofErr w:type="spellStart"/>
-      <w:r>
-        <w:t>column</w:t>
-      </w:r>
-      <w:proofErr w:type="spellEnd"/>
-      <w:r>
-        <w:t>;</w:t>
+      <w:r>
+        <w:t>flex-direction: column;</w:t>
       </w:r>
     </w:p>
     <w:p>
@@ -4985,7 +4862,7 @@
                     <pic:cNvPicPr/>
                   </pic:nvPicPr>
                   <pic:blipFill>
-                    <a:blip r:embed="rId9"/>
+                    <a:blip r:embed="rId12"/>
                     <a:stretch>
                       <a:fillRect/>
                     </a:stretch>
@@ -5020,39 +4897,13 @@
     </w:p>
     <w:p>
       <w:r>
-        <w:t xml:space="preserve">Para poder hacer que el </w:t>
-      </w:r>
-      <w:proofErr w:type="spellStart"/>
+        <w:t>Para poder hacer que el footer aparezca siempre al final de la pantalla que la dirección sea column también nos ayuda, pero en la parte del footer se le añade:</w:t>
+      </w:r>
+    </w:p>
+    <w:p>
       <w:r>
         <w:t>footer</w:t>
       </w:r>
-      <w:proofErr w:type="spellEnd"/>
-      <w:r>
-        <w:t xml:space="preserve"> aparezca siempre al final de la pantalla que la dirección sea </w:t>
-      </w:r>
-      <w:proofErr w:type="spellStart"/>
-      <w:r>
-        <w:t>column</w:t>
-      </w:r>
-      <w:proofErr w:type="spellEnd"/>
-      <w:r>
-        <w:t xml:space="preserve"> también nos ayuda, pero en la parte del </w:t>
-      </w:r>
-      <w:proofErr w:type="spellStart"/>
-      <w:r>
-        <w:t>footer</w:t>
-      </w:r>
-      <w:proofErr w:type="spellEnd"/>
-      <w:r>
-        <w:t xml:space="preserve"> se le añade:</w:t>
-      </w:r>
-    </w:p>
-    <w:p>
-      <w:proofErr w:type="spellStart"/>
-      <w:r>
-        <w:t>footer</w:t>
-      </w:r>
-      <w:proofErr w:type="spellEnd"/>
       <w:r>
         <w:t xml:space="preserve"> </w:t>
       </w:r>
@@ -5069,13 +4920,8 @@
         </w:numPr>
         <w:spacing w:after="0"/>
       </w:pPr>
-      <w:proofErr w:type="spellStart"/>
-      <w:r>
-        <w:t>padding</w:t>
-      </w:r>
-      <w:proofErr w:type="spellEnd"/>
-      <w:r>
-        <w:t>: 25px;</w:t>
+      <w:r>
+        <w:t>padding: 25px;</w:t>
       </w:r>
     </w:p>
     <w:p>
@@ -5087,13 +4933,8 @@
         </w:numPr>
         <w:spacing w:after="0"/>
       </w:pPr>
-      <w:proofErr w:type="spellStart"/>
-      <w:r>
-        <w:t>background</w:t>
-      </w:r>
-      <w:proofErr w:type="spellEnd"/>
-      <w:r>
-        <w:t>-color: #c0dada;</w:t>
+      <w:r>
+        <w:t>background-color: #c0dada;</w:t>
       </w:r>
     </w:p>
     <w:p>
@@ -5105,13 +4946,8 @@
         </w:numPr>
         <w:spacing w:after="0"/>
       </w:pPr>
-      <w:proofErr w:type="spellStart"/>
-      <w:r>
-        <w:t>margin</w:t>
-      </w:r>
-      <w:proofErr w:type="spellEnd"/>
-      <w:r>
-        <w:t>-top: auto;</w:t>
+      <w:r>
+        <w:t>margin-top: auto;</w:t>
       </w:r>
     </w:p>
     <w:p>
@@ -5128,15 +4964,7 @@
         </w:numPr>
       </w:pPr>
       <w:r>
-        <w:t xml:space="preserve">Le añado un </w:t>
-      </w:r>
-      <w:proofErr w:type="spellStart"/>
-      <w:r>
-        <w:t>padding</w:t>
-      </w:r>
-      <w:proofErr w:type="spellEnd"/>
-      <w:r>
-        <w:t xml:space="preserve"> para poder hacerlo un poco más grande y que no se quede tan pequeño.</w:t>
+        <w:t>Le añado un padding para poder hacerlo un poco más grande y que no se quede tan pequeño.</w:t>
       </w:r>
     </w:p>
     <w:p>
@@ -5161,39 +4989,21 @@
       </w:pPr>
       <w:r>
         <w:lastRenderedPageBreak/>
-        <w:t xml:space="preserve">Esto lo utilizo para que cuando el contenido de </w:t>
-      </w:r>
-      <w:proofErr w:type="spellStart"/>
-      <w:r>
-        <w:t>main</w:t>
-      </w:r>
-      <w:proofErr w:type="spellEnd"/>
-      <w:r>
-        <w:t xml:space="preserve"> no sea lo suficiente mente grande este meta un margen en la parte superior para hacer que el </w:t>
-      </w:r>
-      <w:proofErr w:type="spellStart"/>
+        <w:t>Esto lo utilizo para que cuando el contenido de main no sea lo suficiente mente grande este meta un margen en la parte superior para hacer que el footer se quede en la parte de abajo</w:t>
+      </w:r>
+    </w:p>
+    <w:p>
+      <w:r>
+        <w:t>Dentro de cada elemento se le pude cambiar la dirección para poder maquetarlo como sea necesario.</w:t>
+      </w:r>
+    </w:p>
+    <w:p>
+      <w:r>
+        <w:t xml:space="preserve">Un ejemplo es en el </w:t>
+      </w:r>
       <w:r>
         <w:t>footer</w:t>
       </w:r>
-      <w:proofErr w:type="spellEnd"/>
-      <w:r>
-        <w:t xml:space="preserve"> se quede en la parte de abajo</w:t>
-      </w:r>
-    </w:p>
-    <w:p>
-      <w:r>
-        <w:t>Dentro de cada elemento se le pude cambiar la dirección para poder maquetarlo como sea necesario.</w:t>
-      </w:r>
-    </w:p>
-    <w:p>
-      <w:r>
-        <w:t xml:space="preserve">Un ejemplo es en el </w:t>
-      </w:r>
-      <w:proofErr w:type="spellStart"/>
-      <w:r>
-        <w:t>footer</w:t>
-      </w:r>
-      <w:proofErr w:type="spellEnd"/>
       <w:r>
         <w:t>:</w:t>
       </w:r>
@@ -5219,7 +5029,7 @@
                     <pic:cNvPicPr/>
                   </pic:nvPicPr>
                   <pic:blipFill>
-                    <a:blip r:embed="rId10"/>
+                    <a:blip r:embed="rId13"/>
                     <a:stretch>
                       <a:fillRect/>
                     </a:stretch>
@@ -5244,31 +5054,16 @@
       <w:r>
         <w:t xml:space="preserve">Tengo 3 elementos y como el </w:t>
       </w:r>
-      <w:proofErr w:type="spellStart"/>
       <w:r>
         <w:t>body</w:t>
       </w:r>
-      <w:proofErr w:type="spellEnd"/>
       <w:r>
         <w:t xml:space="preserve"> tiene la dirección en columnas cada uno debe de ir debajo del otro, pero quiero que los dos botones estén en la primera columna uno al lado del otro. </w:t>
       </w:r>
     </w:p>
     <w:p>
-      <w:proofErr w:type="gramStart"/>
-      <w:r>
-        <w:t>.enlaces</w:t>
-      </w:r>
-      <w:proofErr w:type="gramEnd"/>
-      <w:r>
-        <w:t>-</w:t>
-      </w:r>
-      <w:proofErr w:type="spellStart"/>
-      <w:r>
-        <w:t>footer</w:t>
-      </w:r>
-      <w:proofErr w:type="spellEnd"/>
-      <w:r>
-        <w:t xml:space="preserve"> {</w:t>
+      <w:r>
+        <w:t>.enlaces-footer {</w:t>
       </w:r>
     </w:p>
     <w:p>
@@ -5276,23 +5071,7 @@
         <w:spacing w:after="0"/>
       </w:pPr>
       <w:r>
-        <w:t xml:space="preserve">    </w:t>
-      </w:r>
-      <w:proofErr w:type="spellStart"/>
-      <w:r>
-        <w:t>flex-direction</w:t>
-      </w:r>
-      <w:proofErr w:type="spellEnd"/>
-      <w:r>
-        <w:t xml:space="preserve">: </w:t>
-      </w:r>
-      <w:proofErr w:type="spellStart"/>
-      <w:r>
-        <w:t>row</w:t>
-      </w:r>
-      <w:proofErr w:type="spellEnd"/>
-      <w:r>
-        <w:t>;</w:t>
+        <w:t>    flex-direction: row;</w:t>
       </w:r>
     </w:p>
     <w:p>
@@ -5340,7 +5119,7 @@
                     <pic:cNvPicPr/>
                   </pic:nvPicPr>
                   <pic:blipFill>
-                    <a:blip r:embed="rId11"/>
+                    <a:blip r:embed="rId14"/>
                     <a:stretch>
                       <a:fillRect/>
                     </a:stretch>
@@ -5388,15 +5167,7 @@
     </w:p>
     <w:p>
       <w:r>
-        <w:t>Para la cabera le he pedido a Gemini que me haga un logo para una agencia de viajes que se llama PW-</w:t>
-      </w:r>
-      <w:proofErr w:type="spellStart"/>
-      <w:r>
-        <w:t>TravelPro</w:t>
-      </w:r>
-      <w:proofErr w:type="spellEnd"/>
-      <w:r>
-        <w:t>.</w:t>
+        <w:t>Para la cabera le he pedido a Gemini que me haga un logo para una agencia de viajes que se llama PW-TravelPro.</w:t>
       </w:r>
     </w:p>
     <w:p>
@@ -5407,15 +5178,7 @@
         <w:t>patrón</w:t>
       </w:r>
       <w:r>
-        <w:t xml:space="preserve">, quiero que se muestre el logo y el </w:t>
-      </w:r>
-      <w:proofErr w:type="spellStart"/>
-      <w:r>
-        <w:t>login</w:t>
-      </w:r>
-      <w:proofErr w:type="spellEnd"/>
-      <w:r>
-        <w:t xml:space="preserve"> en la misma fila, pero que la barra de navegación se </w:t>
+        <w:t xml:space="preserve">, quiero que se muestre el logo y el login en la misma fila, pero que la barra de navegación se </w:t>
       </w:r>
       <w:r>
         <w:t>muestre</w:t>
@@ -5427,31 +5190,16 @@
         <w:t>tanto,</w:t>
       </w:r>
       <w:r>
-        <w:t xml:space="preserve"> tengo la estructura del </w:t>
-      </w:r>
-      <w:proofErr w:type="spellStart"/>
-      <w:r>
-        <w:t>body</w:t>
-      </w:r>
-      <w:proofErr w:type="spellEnd"/>
-      <w:r>
-        <w:t xml:space="preserve"> de que uno vaya debajo del otro con </w:t>
-      </w:r>
-      <w:proofErr w:type="spellStart"/>
+        <w:t xml:space="preserve"> tengo la estructura del body de que uno vaya debajo del otro con </w:t>
+      </w:r>
       <w:r>
         <w:t>flex-direction</w:t>
       </w:r>
-      <w:proofErr w:type="spellEnd"/>
       <w:r>
         <w:t xml:space="preserve">: </w:t>
       </w:r>
-      <w:proofErr w:type="spellStart"/>
-      <w:r>
-        <w:t>column</w:t>
-      </w:r>
-      <w:proofErr w:type="spellEnd"/>
-      <w:r>
-        <w:t>.</w:t>
+      <w:r>
+        <w:t>column.</w:t>
       </w:r>
     </w:p>
     <w:p>
@@ -5482,7 +5230,7 @@
                     <pic:cNvPicPr/>
                   </pic:nvPicPr>
                   <pic:blipFill>
-                    <a:blip r:embed="rId12"/>
+                    <a:blip r:embed="rId15"/>
                     <a:stretch>
                       <a:fillRect/>
                     </a:stretch>
@@ -5505,23 +5253,7 @@
     </w:p>
     <w:p>
       <w:r>
-        <w:t xml:space="preserve">Tengo la cabecera y luego la barra de navegación. Para la cabecera establezco unos estilos para que tanto el </w:t>
-      </w:r>
-      <w:proofErr w:type="spellStart"/>
-      <w:r>
-        <w:t>article</w:t>
-      </w:r>
-      <w:proofErr w:type="spellEnd"/>
-      <w:r>
-        <w:t xml:space="preserve"> como la </w:t>
-      </w:r>
-      <w:proofErr w:type="spellStart"/>
-      <w:r>
-        <w:t>img</w:t>
-      </w:r>
-      <w:proofErr w:type="spellEnd"/>
-      <w:r>
-        <w:t xml:space="preserve"> estén en la misma fila.</w:t>
+        <w:t>Tengo la cabecera y luego la barra de navegación. Para la cabecera establezco unos estilos para que tanto el article como la img estén en la misma fila.</w:t>
       </w:r>
     </w:p>
     <w:p>
@@ -5545,7 +5277,7 @@
                     <pic:cNvPicPr/>
                   </pic:nvPicPr>
                   <pic:blipFill>
-                    <a:blip r:embed="rId13"/>
+                    <a:blip r:embed="rId16"/>
                     <a:stretch>
                       <a:fillRect/>
                     </a:stretch>
@@ -5577,58 +5309,10 @@
         <w:t xml:space="preserve">ra hago que la primera columna </w:t>
       </w:r>
       <w:r>
-        <w:t xml:space="preserve">del </w:t>
-      </w:r>
-      <w:proofErr w:type="spellStart"/>
-      <w:r>
-        <w:t>header</w:t>
-      </w:r>
-      <w:proofErr w:type="spellEnd"/>
-      <w:r>
-        <w:t xml:space="preserve"> se comporte internamente como una fila, que este en el centro, que si no cabe en la pantalla que baje como si fuera otra columna </w:t>
-      </w:r>
-      <w:proofErr w:type="spellStart"/>
-      <w:r>
-        <w:t>flex-wrap</w:t>
-      </w:r>
-      <w:proofErr w:type="spellEnd"/>
-      <w:r>
-        <w:t xml:space="preserve">: </w:t>
-      </w:r>
-      <w:proofErr w:type="spellStart"/>
-      <w:r>
-        <w:t>wrap</w:t>
-      </w:r>
-      <w:proofErr w:type="spellEnd"/>
-      <w:r>
-        <w:t xml:space="preserve"> </w:t>
-      </w:r>
-      <w:r>
-        <w:t xml:space="preserve">y con </w:t>
-      </w:r>
-      <w:proofErr w:type="spellStart"/>
-      <w:r>
-        <w:t>justify-content</w:t>
-      </w:r>
-      <w:proofErr w:type="spellEnd"/>
-      <w:r>
-        <w:t xml:space="preserve">: </w:t>
-      </w:r>
-      <w:proofErr w:type="spellStart"/>
-      <w:r>
-        <w:t>space-between</w:t>
-      </w:r>
-      <w:proofErr w:type="spellEnd"/>
-      <w:r>
-        <w:t xml:space="preserve"> hago que haya espacio entre los dos elementos para que cada uno se este en cada lado de la pantalla. Luego hago que </w:t>
-      </w:r>
-      <w:proofErr w:type="spellStart"/>
-      <w:r>
-        <w:t>login</w:t>
-      </w:r>
-      <w:proofErr w:type="spellEnd"/>
-      <w:r>
-        <w:t xml:space="preserve"> también sea una fila para que este todo en la misma dirección y que haya una separación entre elementos de 10px.</w:t>
+        <w:t xml:space="preserve">del header se comporte internamente como una fila, que este en el centro, que si no cabe en la pantalla que baje como si fuera otra columna flex-wrap: wrap </w:t>
+      </w:r>
+      <w:r>
+        <w:t>y con justify-content: space-between hago que haya espacio entre los dos elementos para que cada uno se este en cada lado de la pantalla. Luego hago que login también sea una fila para que este todo en la misma dirección y que haya una separación entre elementos de 10px.</w:t>
       </w:r>
     </w:p>
     <w:p>
@@ -5652,7 +5336,7 @@
                     <pic:cNvPicPr/>
                   </pic:nvPicPr>
                   <pic:blipFill>
-                    <a:blip r:embed="rId14"/>
+                    <a:blip r:embed="rId17"/>
                     <a:stretch>
                       <a:fillRect/>
                     </a:stretch>
@@ -5700,7 +5384,7 @@
                     <pic:cNvPicPr/>
                   </pic:nvPicPr>
                   <pic:blipFill>
-                    <a:blip r:embed="rId15"/>
+                    <a:blip r:embed="rId18"/>
                     <a:stretch>
                       <a:fillRect/>
                     </a:stretch>
@@ -5725,24 +5409,13 @@
       <w:r>
         <w:t xml:space="preserve">Que hago lo mismo lo trato como si fuera una fila y le añado estilos para que tenga colores, con </w:t>
       </w:r>
-      <w:proofErr w:type="spellStart"/>
       <w:r>
         <w:rPr>
           <w:b/>
           <w:bCs/>
         </w:rPr>
-        <w:t>flex-</w:t>
-      </w:r>
-      <w:proofErr w:type="gramStart"/>
-      <w:r>
-        <w:rPr>
-          <w:b/>
-          <w:bCs/>
-        </w:rPr>
-        <w:t>wrap:wrap</w:t>
-      </w:r>
-      <w:proofErr w:type="spellEnd"/>
-      <w:proofErr w:type="gramEnd"/>
+        <w:t>flex-wrap:wrap</w:t>
+      </w:r>
       <w:r>
         <w:t xml:space="preserve"> si es una pantalla pequeña y no hay espacio los elementos van bajando a la siguiente fila.</w:t>
       </w:r>
@@ -5768,7 +5441,7 @@
                     <pic:cNvPicPr/>
                   </pic:nvPicPr>
                   <pic:blipFill>
-                    <a:blip r:embed="rId16"/>
+                    <a:blip r:embed="rId19"/>
                     <a:stretch>
                       <a:fillRect/>
                     </a:stretch>
@@ -5825,15 +5498,7 @@
     </w:p>
     <w:p>
       <w:r>
-        <w:t xml:space="preserve">Para la página principal lo que he usado es soparlo en dos </w:t>
-      </w:r>
-      <w:proofErr w:type="spellStart"/>
-      <w:r>
-        <w:t>articles</w:t>
-      </w:r>
-      <w:proofErr w:type="spellEnd"/>
-      <w:r>
-        <w:t>, el primero con la imagen y la información principal de la pagina web y el segundo para la búsqueda.</w:t>
+        <w:t>Para la página principal lo que he usado es soparlo en dos articles, el primero con la imagen y la información principal de la pagina web y el segundo para la búsqueda.</w:t>
       </w:r>
     </w:p>
     <w:p>
@@ -5857,7 +5522,7 @@
                     <pic:cNvPicPr/>
                   </pic:nvPicPr>
                   <pic:blipFill>
-                    <a:blip r:embed="rId17"/>
+                    <a:blip r:embed="rId20"/>
                     <a:stretch>
                       <a:fillRect/>
                     </a:stretch>
@@ -5899,7 +5564,7 @@
                     <pic:cNvPicPr/>
                   </pic:nvPicPr>
                   <pic:blipFill>
-                    <a:blip r:embed="rId18"/>
+                    <a:blip r:embed="rId21"/>
                     <a:stretch>
                       <a:fillRect/>
                     </a:stretch>
@@ -5922,28 +5587,12 @@
     </w:p>
     <w:p>
       <w:r>
-        <w:t xml:space="preserve">El </w:t>
-      </w:r>
-      <w:proofErr w:type="spellStart"/>
-      <w:r>
-        <w:t>main</w:t>
-      </w:r>
-      <w:proofErr w:type="spellEnd"/>
-      <w:r>
-        <w:t xml:space="preserve"> tiene una clase para poder aplicarle un color de fondo solo a esta página, la imagen ocupa de ancho el 90% para que no se vea mal, el largo automático para que vaya cambiando según la dimensión de la pantalla y bordes en las esquinas.</w:t>
-      </w:r>
-    </w:p>
-    <w:p>
-      <w:r>
-        <w:t xml:space="preserve">En el </w:t>
-      </w:r>
-      <w:proofErr w:type="spellStart"/>
-      <w:r>
-        <w:t>article</w:t>
-      </w:r>
-      <w:proofErr w:type="spellEnd"/>
-      <w:r>
-        <w:t xml:space="preserve"> de bienvenida no le he aplicado ningún estilo para orientar la dirección ya que por defecto lo tiene modo columna.</w:t>
+        <w:t>El main tiene una clase para poder aplicarle un color de fondo solo a esta página, la imagen ocupa de ancho el 90% para que no se vea mal, el largo automático para que vaya cambiando según la dimensión de la pantalla y bordes en las esquinas.</w:t>
+      </w:r>
+    </w:p>
+    <w:p>
+      <w:r>
+        <w:t>En el article de bienvenida no le he aplicado ningún estilo para orientar la dirección ya que por defecto lo tiene modo columna.</w:t>
       </w:r>
     </w:p>
     <w:p>
@@ -5999,52 +5648,20 @@
         <w:t>a pantalla h</w:t>
       </w:r>
       <w:r>
-        <w:t xml:space="preserve">e decido dividir el </w:t>
-      </w:r>
-      <w:proofErr w:type="spellStart"/>
-      <w:r>
-        <w:t>main</w:t>
-      </w:r>
-      <w:proofErr w:type="spellEnd"/>
-      <w:r>
-        <w:t xml:space="preserve"> en un aside</w:t>
-      </w:r>
-      <w:r>
-        <w:t xml:space="preserve"> para un menú lateral, un </w:t>
-      </w:r>
-      <w:proofErr w:type="spellStart"/>
-      <w:r>
-        <w:t>section</w:t>
-      </w:r>
-      <w:proofErr w:type="spellEnd"/>
-      <w:r>
-        <w:t xml:space="preserve"> donde que dentro hay </w:t>
-      </w:r>
-      <w:r>
-        <w:t xml:space="preserve">un h2 para el título, un </w:t>
-      </w:r>
-      <w:proofErr w:type="spellStart"/>
-      <w:r>
-        <w:t>article</w:t>
-      </w:r>
-      <w:proofErr w:type="spellEnd"/>
-      <w:r>
-        <w:t xml:space="preserve"> donde se guardan los enlaces que son las tarjetas que muestran los viajes disponibles y un </w:t>
-      </w:r>
-      <w:proofErr w:type="spellStart"/>
-      <w:r>
-        <w:t>nav</w:t>
-      </w:r>
-      <w:proofErr w:type="spellEnd"/>
-      <w:r>
-        <w:t xml:space="preserve"> que sirve de paginación para poder ir a otras pantallas con más viajes.</w:t>
+        <w:t>e decido dividir el main en un aside</w:t>
+      </w:r>
+      <w:r>
+        <w:t xml:space="preserve"> para un menú lateral, un section donde que dentro hay </w:t>
+      </w:r>
+      <w:r>
+        <w:t>un h2 para el título, un article donde se guardan los enlaces que son las tarjetas que muestran los viajes disponibles y un nav que sirve de paginación para poder ir a otras pantallas con más viajes.</w:t>
       </w:r>
     </w:p>
     <w:p>
       <w:r>
         <w:t xml:space="preserve">Para el menú lateral he usado un menú que ya bien hecho que es este:  </w:t>
       </w:r>
-      <w:hyperlink r:id="rId19" w:history="1">
+      <w:hyperlink r:id="rId22" w:history="1">
         <w:r>
           <w:rPr>
             <w:rStyle w:val="Hipervnculo"/>
@@ -6074,7 +5691,7 @@
                     <pic:cNvPicPr/>
                   </pic:nvPicPr>
                   <pic:blipFill>
-                    <a:blip r:embed="rId20"/>
+                    <a:blip r:embed="rId23"/>
                     <a:stretch>
                       <a:fillRect/>
                     </a:stretch>
@@ -6121,7 +5738,7 @@
                     <pic:cNvPicPr/>
                   </pic:nvPicPr>
                   <pic:blipFill>
-                    <a:blip r:embed="rId21"/>
+                    <a:blip r:embed="rId24"/>
                     <a:stretch>
                       <a:fillRect/>
                     </a:stretch>
@@ -6158,17 +5775,9 @@
     </w:p>
     <w:p>
       <w:r>
-        <w:t xml:space="preserve">He usado parte del </w:t>
-      </w:r>
-      <w:proofErr w:type="spellStart"/>
-      <w:r>
-        <w:t>framawork</w:t>
-      </w:r>
-      <w:proofErr w:type="spellEnd"/>
-      <w:r>
-        <w:t xml:space="preserve"> de w3css: </w:t>
-      </w:r>
-      <w:hyperlink r:id="rId22" w:history="1">
+        <w:t xml:space="preserve">He usado parte del framawork de w3css: </w:t>
+      </w:r>
+      <w:hyperlink r:id="rId25" w:history="1">
         <w:r>
           <w:rPr>
             <w:rStyle w:val="Hipervnculo"/>
@@ -6201,7 +5810,7 @@
                     <pic:cNvPicPr/>
                   </pic:nvPicPr>
                   <pic:blipFill>
-                    <a:blip r:embed="rId23"/>
+                    <a:blip r:embed="rId26"/>
                     <a:stretch>
                       <a:fillRect/>
                     </a:stretch>
@@ -6241,7 +5850,7 @@
                     <pic:cNvPicPr/>
                   </pic:nvPicPr>
                   <pic:blipFill>
-                    <a:blip r:embed="rId24"/>
+                    <a:blip r:embed="rId27"/>
                     <a:stretch>
                       <a:fillRect/>
                     </a:stretch>
@@ -6265,40 +5874,10 @@
     <w:p>
       <w:r>
         <w:lastRenderedPageBreak/>
-        <w:t xml:space="preserve">Las tarjetas las he puesto como enlaces para que cuando haga </w:t>
-      </w:r>
-      <w:proofErr w:type="spellStart"/>
-      <w:r>
-        <w:t>click</w:t>
-      </w:r>
-      <w:proofErr w:type="spellEnd"/>
-      <w:r>
-        <w:t xml:space="preserve"> sobre la tarjeta esta redirija a otra pantalla</w:t>
-      </w:r>
-      <w:r>
-        <w:t xml:space="preserve">, como son 60 viajes no </w:t>
-      </w:r>
-      <w:r>
-        <w:t>voy a</w:t>
-      </w:r>
-      <w:r>
-        <w:t xml:space="preserve"> hacer 60 pantallas y lo que </w:t>
-      </w:r>
-      <w:proofErr w:type="gramStart"/>
-      <w:r>
-        <w:t>voy</w:t>
-      </w:r>
-      <w:proofErr w:type="gramEnd"/>
-      <w:r>
-        <w:t xml:space="preserve"> hacer es una pantalla por país y todos los viajes de dicho abrirán una pantalla con el mismo </w:t>
-      </w:r>
-      <w:proofErr w:type="spellStart"/>
-      <w:r>
-        <w:t>html</w:t>
-      </w:r>
-      <w:proofErr w:type="spellEnd"/>
-      <w:r>
-        <w:t>.</w:t>
+        <w:t>Las tarjetas las he puesto como enlaces para que cuando haga click sobre la tarjeta esta redirija a otra pantalla</w:t>
+      </w:r>
+      <w:r>
+        <w:t>, como son 60 viajes no voy a hacer 60 pantallas y lo que voy hacer es una pantalla por país y todos los viajes de dicho abrirán una pantalla con el mismo html.</w:t>
       </w:r>
     </w:p>
     <w:p>
@@ -6322,7 +5901,7 @@
                     <pic:cNvPicPr/>
                   </pic:nvPicPr>
                   <pic:blipFill>
-                    <a:blip r:embed="rId25"/>
+                    <a:blip r:embed="rId28"/>
                     <a:stretch>
                       <a:fillRect/>
                     </a:stretch>
@@ -6345,15 +5924,7 @@
     </w:p>
     <w:p>
       <w:r>
-        <w:t xml:space="preserve">He puesto un </w:t>
-      </w:r>
-      <w:proofErr w:type="spellStart"/>
-      <w:r>
-        <w:t>article</w:t>
-      </w:r>
-      <w:proofErr w:type="spellEnd"/>
-      <w:r>
-        <w:t xml:space="preserve"> y una clase tarjetas para añadirle un estilo que se sea así:</w:t>
+        <w:t>He puesto un article y una clase tarjetas para añadirle un estilo que se sea así:</w:t>
       </w:r>
     </w:p>
     <w:p>
@@ -6377,7 +5948,7 @@
                     <pic:cNvPicPr/>
                   </pic:nvPicPr>
                   <pic:blipFill>
-                    <a:blip r:embed="rId26"/>
+                    <a:blip r:embed="rId29"/>
                     <a:stretch>
                       <a:fillRect/>
                     </a:stretch>
@@ -6417,7 +5988,7 @@
                     <pic:cNvPicPr/>
                   </pic:nvPicPr>
                   <pic:blipFill>
-                    <a:blip r:embed="rId27"/>
+                    <a:blip r:embed="rId30"/>
                     <a:stretch>
                       <a:fillRect/>
                     </a:stretch>
@@ -6457,7 +6028,7 @@
                     <pic:cNvPicPr/>
                   </pic:nvPicPr>
                   <pic:blipFill>
-                    <a:blip r:embed="rId28"/>
+                    <a:blip r:embed="rId31"/>
                     <a:stretch>
                       <a:fillRect/>
                     </a:stretch>
@@ -6499,7 +6070,7 @@
                     <pic:cNvPicPr/>
                   </pic:nvPicPr>
                   <pic:blipFill>
-                    <a:blip r:embed="rId29"/>
+                    <a:blip r:embed="rId32"/>
                     <a:stretch>
                       <a:fillRect/>
                     </a:stretch>
@@ -6522,15 +6093,7 @@
     </w:p>
     <w:p>
       <w:r>
-        <w:t xml:space="preserve">Con esto lo que hace es que sea una fila, que haya espacio alrededor de ellas, que los ítems que hayan dentro de ella si hay alguno mas pequeño se estire hasta el tamaño del más grande con </w:t>
-      </w:r>
-      <w:proofErr w:type="spellStart"/>
-      <w:r>
-        <w:t>stretch</w:t>
-      </w:r>
-      <w:proofErr w:type="spellEnd"/>
-      <w:r>
-        <w:t xml:space="preserve"> y que si los elementos se quedan sin pantalla que bajen a la fila siguiente. Dentro de cada enlace lo que he hecho es añadirle un ancho de 32% para que siempre haya 3 tarjetas por cada fila, también añadirle color al pasar el ratón sobre la tarjeta y que </w:t>
+        <w:t xml:space="preserve">Con esto lo que hace es que sea una fila, que haya espacio alrededor de ellas, que los ítems que hayan dentro de ella si hay alguno mas pequeño se estire hasta el tamaño del más grande con stretch y que si los elementos se quedan sin pantalla que bajen a la fila siguiente. Dentro de cada enlace lo que he hecho es añadirle un ancho de 32% para que siempre haya 3 tarjetas por cada fila, también añadirle color al pasar el ratón sobre la tarjeta y que </w:t>
       </w:r>
       <w:r>
         <w:t xml:space="preserve">moverla hacia arriba 4px para que se note que se </w:t>
@@ -6542,15 +6105,7 @@
         <w:t xml:space="preserve"> seleccionando.</w:t>
       </w:r>
       <w:r>
-        <w:t xml:space="preserve"> La imagen de cada tarjeta tiene un largo de 300px para que todas midan lo mismo y con </w:t>
-      </w:r>
-      <w:proofErr w:type="spellStart"/>
-      <w:r>
-        <w:t>object-fit</w:t>
-      </w:r>
-      <w:proofErr w:type="spellEnd"/>
-      <w:r>
-        <w:t xml:space="preserve"> hace que si es necesario corte la imagen para que tenga la altura correcta</w:t>
+        <w:t xml:space="preserve"> La imagen de cada tarjeta tiene un largo de 300px para que todas midan lo mismo y con object-fit hace que si es necesario corte la imagen para que tenga la altura correcta</w:t>
       </w:r>
       <w:r>
         <w:t xml:space="preserve"> y que se centre la imagen.</w:t>
@@ -6588,15 +6143,7 @@
     </w:p>
     <w:p>
       <w:r>
-        <w:t xml:space="preserve">Para los viajes en grupo que he hecho es poner 3 viajes en grupo, que sen 3 tarjetas grandes donde se pueda ver toda la información sobre el viaje </w:t>
-      </w:r>
-      <w:proofErr w:type="spellStart"/>
-      <w:r>
-        <w:t>perfectamanete</w:t>
-      </w:r>
-      <w:proofErr w:type="spellEnd"/>
-      <w:r>
-        <w:t>.</w:t>
+        <w:t>Para los viajes en grupo que he hecho es poner 3 viajes en grupo, que sen 3 tarjetas grandes donde se pueda ver toda la información sobre el viaje perfectamanete.</w:t>
       </w:r>
     </w:p>
     <w:p>
@@ -6620,7 +6167,7 @@
                     <pic:cNvPicPr/>
                   </pic:nvPicPr>
                   <pic:blipFill>
-                    <a:blip r:embed="rId30"/>
+                    <a:blip r:embed="rId33"/>
                     <a:stretch>
                       <a:fillRect/>
                     </a:stretch>
@@ -6662,7 +6209,7 @@
                     <pic:cNvPicPr/>
                   </pic:nvPicPr>
                   <pic:blipFill>
-                    <a:blip r:embed="rId31"/>
+                    <a:blip r:embed="rId34"/>
                     <a:stretch>
                       <a:fillRect/>
                     </a:stretch>
@@ -6690,6 +6237,9 @@
       <w:r>
         <w:t>erle un ancho del 50% para que no sea muy ancha, que entre tarjetas haya un margen y que la imagen que hay dentro tenga un 80% de ancho con bordes en redondos en la parte de abajo. Debajo de la foto la zona de información y le he puesto un margen en la izquierda de 10% para que empiece el texto a la par con la foto, ya que como es un 20% la mitad es 10% y por eso empieza debajo. Lo demás es maquetar el texto para que non tengas márgenes y que no se vean muchos espacios.</w:t>
       </w:r>
+      <w:r>
+        <w:t xml:space="preserve"> La imagen tiene un alto de 450px para que todas las tarjetas midan lo mismo</w:t>
+      </w:r>
     </w:p>
     <w:p>
       <w:r>
@@ -6697,10 +6247,10 @@
           <w:noProof/>
         </w:rPr>
         <w:drawing>
-          <wp:inline distT="0" distB="0" distL="0" distR="0" wp14:anchorId="03480000" wp14:editId="0D5A7DDB">
-            <wp:extent cx="2276475" cy="1667278"/>
-            <wp:effectExtent l="0" t="0" r="0" b="9525"/>
-            <wp:docPr id="234177285" name="Imagen 1" descr="Texto&#10;&#10;El contenido generado por IA puede ser incorrecto."/>
+          <wp:inline distT="0" distB="0" distL="0" distR="0" wp14:anchorId="54E0DE7F" wp14:editId="12788EF7">
+            <wp:extent cx="1857375" cy="1363017"/>
+            <wp:effectExtent l="0" t="0" r="0" b="8890"/>
+            <wp:docPr id="2011949889" name="Imagen 1" descr="Texto&#10;&#10;El contenido generado por IA puede ser incorrecto."/>
             <wp:cNvGraphicFramePr>
               <a:graphicFrameLocks xmlns:a="http://schemas.openxmlformats.org/drawingml/2006/main" noChangeAspect="1"/>
             </wp:cNvGraphicFramePr>
@@ -6708,11 +6258,11 @@
               <a:graphicData uri="http://schemas.openxmlformats.org/drawingml/2006/picture">
                 <pic:pic xmlns:pic="http://schemas.openxmlformats.org/drawingml/2006/picture">
                   <pic:nvPicPr>
-                    <pic:cNvPr id="234177285" name="Imagen 1" descr="Texto&#10;&#10;El contenido generado por IA puede ser incorrecto."/>
+                    <pic:cNvPr id="2011949889" name="Imagen 1" descr="Texto&#10;&#10;El contenido generado por IA puede ser incorrecto."/>
                     <pic:cNvPicPr/>
                   </pic:nvPicPr>
                   <pic:blipFill>
-                    <a:blip r:embed="rId32"/>
+                    <a:blip r:embed="rId35"/>
                     <a:stretch>
                       <a:fillRect/>
                     </a:stretch>
@@ -6720,7 +6270,7 @@
                   <pic:spPr>
                     <a:xfrm>
                       <a:off x="0" y="0"/>
-                      <a:ext cx="2281203" cy="1670741"/>
+                      <a:ext cx="1859618" cy="1364663"/>
                     </a:xfrm>
                     <a:prstGeom prst="rect">
                       <a:avLst/>
@@ -6737,7 +6287,7 @@
           <w:noProof/>
         </w:rPr>
         <w:drawing>
-          <wp:inline distT="0" distB="0" distL="0" distR="0" wp14:anchorId="45DABCE0" wp14:editId="670EA7FC">
+          <wp:inline distT="0" distB="0" distL="0" distR="0" wp14:anchorId="45DABCE0" wp14:editId="0CB20C09">
             <wp:extent cx="1790700" cy="2506980"/>
             <wp:effectExtent l="0" t="0" r="0" b="7620"/>
             <wp:docPr id="221939367" name="Imagen 1" descr="Texto&#10;&#10;El contenido generado por IA puede ser incorrecto."/>
@@ -6752,7 +6302,7 @@
                     <pic:cNvPicPr/>
                   </pic:nvPicPr>
                   <pic:blipFill>
-                    <a:blip r:embed="rId33"/>
+                    <a:blip r:embed="rId36"/>
                     <a:stretch>
                       <a:fillRect/>
                     </a:stretch>
@@ -6838,7 +6388,7 @@
                     <pic:cNvPicPr/>
                   </pic:nvPicPr>
                   <pic:blipFill>
-                    <a:blip r:embed="rId34"/>
+                    <a:blip r:embed="rId37"/>
                     <a:stretch>
                       <a:fillRect/>
                     </a:stretch>
@@ -6861,15 +6411,7 @@
     </w:p>
     <w:p>
       <w:r>
-        <w:t xml:space="preserve">En la primera fila agrando 7 columnas para poner el mes, en la siguiente pongo los días y ya en la tercera y las siguientes voy poniendo los días del mes y cuando termine vuelvo a ponerlo como el numero 1 para añadir los dos otros dos meses. Entre mes y mes en la primera fila he añadido un </w:t>
-      </w:r>
-      <w:proofErr w:type="spellStart"/>
-      <w:r>
-        <w:t>padding</w:t>
-      </w:r>
-      <w:proofErr w:type="spellEnd"/>
-      <w:r>
-        <w:t xml:space="preserve"> de 10 para que haya un espacio. En la fila que termina el mes y empieza el nombre de los meses también</w:t>
+        <w:t>En la primera fila agrando 7 columnas para poner el mes, en la siguiente pongo los días y ya en la tercera y las siguientes voy poniendo los días del mes y cuando termine vuelvo a ponerlo como el numero 1 para añadir los dos otros dos meses. Entre mes y mes en la primera fila he añadido un padding de 10 para que haya un espacio. En la fila que termina el mes y empieza el nombre de los meses también</w:t>
       </w:r>
       <w:r>
         <w:t>.</w:t>
@@ -6896,7 +6438,7 @@
                     <pic:cNvPicPr/>
                   </pic:nvPicPr>
                   <pic:blipFill>
-                    <a:blip r:embed="rId35"/>
+                    <a:blip r:embed="rId38"/>
                     <a:stretch>
                       <a:fillRect/>
                     </a:stretch>
@@ -6936,7 +6478,7 @@
                     <pic:cNvPicPr/>
                   </pic:nvPicPr>
                   <pic:blipFill>
-                    <a:blip r:embed="rId36"/>
+                    <a:blip r:embed="rId39"/>
                     <a:stretch>
                       <a:fillRect/>
                     </a:stretch>
@@ -6959,15 +6501,7 @@
     </w:p>
     <w:p>
       <w:r>
-        <w:t xml:space="preserve">Debajo del calendario hay una leyenda y lo he puesto como </w:t>
-      </w:r>
-      <w:proofErr w:type="spellStart"/>
-      <w:r>
-        <w:t>svg</w:t>
-      </w:r>
-      <w:proofErr w:type="spellEnd"/>
-      <w:r>
-        <w:t xml:space="preserve"> para ponerlo como un circulo</w:t>
+        <w:t>Debajo del calendario hay una leyenda y lo he puesto como svg para ponerlo como un circulo</w:t>
       </w:r>
     </w:p>
     <w:p>
@@ -6992,7 +6526,7 @@
                     <pic:cNvPicPr/>
                   </pic:nvPicPr>
                   <pic:blipFill>
-                    <a:blip r:embed="rId37"/>
+                    <a:blip r:embed="rId40"/>
                     <a:stretch>
                       <a:fillRect/>
                     </a:stretch>
@@ -7034,7 +6568,7 @@
                     <pic:cNvPicPr/>
                   </pic:nvPicPr>
                   <pic:blipFill>
-                    <a:blip r:embed="rId38"/>
+                    <a:blip r:embed="rId41"/>
                     <a:stretch>
                       <a:fillRect/>
                     </a:stretch>
@@ -7081,7 +6615,7 @@
                     <pic:cNvPicPr/>
                   </pic:nvPicPr>
                   <pic:blipFill>
-                    <a:blip r:embed="rId39"/>
+                    <a:blip r:embed="rId42"/>
                     <a:stretch>
                       <a:fillRect/>
                     </a:stretch>
@@ -7104,20 +6638,12 @@
     </w:p>
     <w:p>
       <w:r>
-        <w:t xml:space="preserve">En la zona de oferta he añadido tres tarjetas donde hay ofertas por cada tipo de temporada y dentro de cada tarjeta un texto junto con una figura como en la leyenda y las ofertas en forma de lista, pero esta lista es del </w:t>
-      </w:r>
-      <w:proofErr w:type="spellStart"/>
-      <w:r>
-        <w:t>framework</w:t>
-      </w:r>
-      <w:proofErr w:type="spellEnd"/>
-      <w:r>
-        <w:t xml:space="preserve"> w3.css:</w:t>
+        <w:t>En la zona de oferta he añadido tres tarjetas donde hay ofertas por cada tipo de temporada y dentro de cada tarjeta un texto junto con una figura como en la leyenda y las ofertas en forma de lista, pero esta lista es del framework w3.css:</w:t>
       </w:r>
       <w:r>
         <w:t xml:space="preserve"> </w:t>
       </w:r>
-      <w:hyperlink r:id="rId40" w:history="1">
+      <w:hyperlink r:id="rId43" w:history="1">
         <w:r>
           <w:rPr>
             <w:rStyle w:val="Hipervnculo"/>
@@ -7155,7 +6681,7 @@
                     <pic:cNvPicPr/>
                   </pic:nvPicPr>
                   <pic:blipFill>
-                    <a:blip r:embed="rId41"/>
+                    <a:blip r:embed="rId44"/>
                     <a:stretch>
                       <a:fillRect/>
                     </a:stretch>
@@ -7213,31 +6739,7 @@
     </w:p>
     <w:p>
       <w:r>
-        <w:t xml:space="preserve">Esta pantalla tiene el mismo diseño de tarjetas donde dentro se pueden ver los un </w:t>
-      </w:r>
-      <w:proofErr w:type="spellStart"/>
-      <w:r>
-        <w:t>iframe</w:t>
-      </w:r>
-      <w:proofErr w:type="spellEnd"/>
-      <w:r>
-        <w:t xml:space="preserve"> para poder ver la ubicación de la agencia en </w:t>
-      </w:r>
-      <w:proofErr w:type="spellStart"/>
-      <w:r>
-        <w:t>google</w:t>
-      </w:r>
-      <w:proofErr w:type="spellEnd"/>
-      <w:r>
-        <w:t xml:space="preserve"> </w:t>
-      </w:r>
-      <w:proofErr w:type="spellStart"/>
-      <w:r>
-        <w:t>maps</w:t>
-      </w:r>
-      <w:proofErr w:type="spellEnd"/>
-      <w:r>
-        <w:t>.</w:t>
+        <w:t>Esta pantalla tiene el mismo diseño de tarjetas donde dentro se pueden ver los un iframe para poder ver la ubicación de la agencia en google maps.</w:t>
       </w:r>
     </w:p>
     <w:p>
@@ -7261,7 +6763,7 @@
                     <pic:cNvPicPr/>
                   </pic:nvPicPr>
                   <pic:blipFill>
-                    <a:blip r:embed="rId42"/>
+                    <a:blip r:embed="rId45"/>
                     <a:stretch>
                       <a:fillRect/>
                     </a:stretch>
@@ -7308,7 +6810,7 @@
                     <pic:cNvPicPr/>
                   </pic:nvPicPr>
                   <pic:blipFill>
-                    <a:blip r:embed="rId43"/>
+                    <a:blip r:embed="rId46"/>
                     <a:stretch>
                       <a:fillRect/>
                     </a:stretch>
@@ -7387,7 +6889,7 @@
                     <pic:cNvPicPr/>
                   </pic:nvPicPr>
                   <pic:blipFill>
-                    <a:blip r:embed="rId44"/>
+                    <a:blip r:embed="rId47"/>
                     <a:stretch>
                       <a:fillRect/>
                     </a:stretch>
@@ -7434,7 +6936,7 @@
                     <pic:cNvPicPr/>
                   </pic:nvPicPr>
                   <pic:blipFill>
-                    <a:blip r:embed="rId45"/>
+                    <a:blip r:embed="rId48"/>
                     <a:stretch>
                       <a:fillRect/>
                     </a:stretch>
@@ -7481,7 +6983,7 @@
                     <pic:cNvPicPr/>
                   </pic:nvPicPr>
                   <pic:blipFill>
-                    <a:blip r:embed="rId46"/>
+                    <a:blip r:embed="rId49"/>
                     <a:stretch>
                       <a:fillRect/>
                     </a:stretch>
@@ -7531,17 +7033,9 @@
     </w:p>
     <w:p>
       <w:r>
-        <w:t xml:space="preserve">En este apartado he añadido una lista con todos mis datos, la lista es del </w:t>
-      </w:r>
-      <w:proofErr w:type="spellStart"/>
-      <w:r>
-        <w:t>framework</w:t>
-      </w:r>
-      <w:proofErr w:type="spellEnd"/>
-      <w:r>
-        <w:t xml:space="preserve"> w3.css: </w:t>
-      </w:r>
-      <w:hyperlink r:id="rId47" w:history="1">
+        <w:t xml:space="preserve">En este apartado he añadido una lista con todos mis datos, la lista es del framework w3.css: </w:t>
+      </w:r>
+      <w:hyperlink r:id="rId50" w:history="1">
         <w:r>
           <w:rPr>
             <w:rStyle w:val="Hipervnculo"/>
@@ -7571,7 +7065,7 @@
                     <pic:cNvPicPr/>
                   </pic:nvPicPr>
                   <pic:blipFill>
-                    <a:blip r:embed="rId48"/>
+                    <a:blip r:embed="rId51"/>
                     <a:stretch>
                       <a:fillRect/>
                     </a:stretch>
@@ -7618,7 +7112,7 @@
                     <pic:cNvPicPr/>
                   </pic:nvPicPr>
                   <pic:blipFill>
-                    <a:blip r:embed="rId49"/>
+                    <a:blip r:embed="rId52"/>
                     <a:stretch>
                       <a:fillRect/>
                     </a:stretch>
@@ -7641,15 +7135,7 @@
     </w:p>
     <w:p>
       <w:r>
-        <w:t>Con esto centro la lista en la pantalla y le pongo fondo a la lista y le pongo al primer &lt;</w:t>
-      </w:r>
-      <w:proofErr w:type="spellStart"/>
-      <w:r>
-        <w:t>li</w:t>
-      </w:r>
-      <w:proofErr w:type="spellEnd"/>
-      <w:r>
-        <w:t>&gt; otro color para que sea de otro color y que sea el título de la página.</w:t>
+        <w:t>Con esto centro la lista en la pantalla y le pongo fondo a la lista y le pongo al primer &lt;li&gt; otro color para que sea de otro color y que sea el título de la página.</w:t>
       </w:r>
     </w:p>
     <w:p>
@@ -7714,7 +7200,7 @@
                     <pic:cNvPicPr/>
                   </pic:nvPicPr>
                   <pic:blipFill>
-                    <a:blip r:embed="rId50"/>
+                    <a:blip r:embed="rId53"/>
                     <a:stretch>
                       <a:fillRect/>
                     </a:stretch>
@@ -7737,15 +7223,7 @@
     </w:p>
     <w:p>
       <w:r>
-        <w:t xml:space="preserve">Los radios </w:t>
-      </w:r>
-      <w:proofErr w:type="spellStart"/>
-      <w:r>
-        <w:t>buttons</w:t>
-      </w:r>
-      <w:proofErr w:type="spellEnd"/>
-      <w:r>
-        <w:t xml:space="preserve"> los he puesto en una misma fila:</w:t>
+        <w:t>Los radios buttons los he puesto en una misma fila:</w:t>
       </w:r>
     </w:p>
     <w:p>
@@ -7775,7 +7253,7 @@
                     <pic:cNvPicPr/>
                   </pic:nvPicPr>
                   <pic:blipFill>
-                    <a:blip r:embed="rId51"/>
+                    <a:blip r:embed="rId54"/>
                     <a:stretch>
                       <a:fillRect/>
                     </a:stretch>
@@ -7817,7 +7295,7 @@
                     <pic:cNvPicPr/>
                   </pic:nvPicPr>
                   <pic:blipFill>
-                    <a:blip r:embed="rId52"/>
+                    <a:blip r:embed="rId55"/>
                     <a:stretch>
                       <a:fillRect/>
                     </a:stretch>
@@ -7840,34 +7318,10 @@
     </w:p>
     <w:p>
       <w:r>
-        <w:t xml:space="preserve">Para que el input se quede en la misma fila que el </w:t>
-      </w:r>
-      <w:proofErr w:type="spellStart"/>
-      <w:r>
-        <w:t>label</w:t>
-      </w:r>
-      <w:proofErr w:type="spellEnd"/>
-      <w:r>
-        <w:t xml:space="preserve"> también tengo que poner que los radio </w:t>
-      </w:r>
-      <w:proofErr w:type="spellStart"/>
-      <w:r>
-        <w:t>buttons</w:t>
-      </w:r>
-      <w:proofErr w:type="spellEnd"/>
-      <w:r>
-        <w:t xml:space="preserve"> se ponga en la misma fila.</w:t>
-      </w:r>
-      <w:r>
-        <w:t xml:space="preserve"> Porque si no el radio </w:t>
-      </w:r>
-      <w:proofErr w:type="spellStart"/>
-      <w:r>
-        <w:t>button</w:t>
-      </w:r>
-      <w:proofErr w:type="spellEnd"/>
-      <w:r>
-        <w:t xml:space="preserve"> se quedaba arriba y el texto abajo.</w:t>
+        <w:t>Para que el input se quede en la misma fila que el label también tengo que poner que los radio buttons se ponga en la misma fila.</w:t>
+      </w:r>
+      <w:r>
+        <w:t xml:space="preserve"> Porque si no el radio button se quedaba arriba y el texto abajo.</w:t>
       </w:r>
     </w:p>
     <w:p>
@@ -7891,7 +7345,7 @@
                     <pic:cNvPicPr/>
                   </pic:nvPicPr>
                   <pic:blipFill>
-                    <a:blip r:embed="rId53"/>
+                    <a:blip r:embed="rId56"/>
                     <a:stretch>
                       <a:fillRect/>
                     </a:stretch>
@@ -7978,7 +7432,7 @@
                     <pic:cNvPicPr/>
                   </pic:nvPicPr>
                   <pic:blipFill>
-                    <a:blip r:embed="rId54"/>
+                    <a:blip r:embed="rId57"/>
                     <a:stretch>
                       <a:fillRect/>
                     </a:stretch>
@@ -8001,7 +7455,10 @@
     </w:p>
     <w:p>
       <w:r>
-        <w:t>El numero 1 es la imagen que ocupa todo el ancho de la pantalla.</w:t>
+        <w:t>El numero 1 es la imagen que ocupa todo el ancho de la pantalla</w:t>
+      </w:r>
+      <w:r>
+        <w:t xml:space="preserve"> y de alto 900px para que todas ocupen lo mismo.</w:t>
       </w:r>
     </w:p>
     <w:p>
@@ -8010,10 +7467,10 @@
           <w:noProof/>
         </w:rPr>
         <w:drawing>
-          <wp:inline distT="0" distB="0" distL="0" distR="0" wp14:anchorId="339CBC7E" wp14:editId="5F1E3589">
-            <wp:extent cx="2200275" cy="1247775"/>
-            <wp:effectExtent l="0" t="0" r="9525" b="9525"/>
-            <wp:docPr id="1781561814" name="Imagen 1" descr="Texto&#10;&#10;El contenido generado por IA puede ser incorrecto."/>
+          <wp:inline distT="0" distB="0" distL="0" distR="0" wp14:anchorId="541C0212" wp14:editId="3E778F0F">
+            <wp:extent cx="1971675" cy="1067237"/>
+            <wp:effectExtent l="0" t="0" r="0" b="0"/>
+            <wp:docPr id="1750019752" name="Imagen 1" descr="Texto&#10;&#10;El contenido generado por IA puede ser incorrecto."/>
             <wp:cNvGraphicFramePr>
               <a:graphicFrameLocks xmlns:a="http://schemas.openxmlformats.org/drawingml/2006/main" noChangeAspect="1"/>
             </wp:cNvGraphicFramePr>
@@ -8021,11 +7478,11 @@
               <a:graphicData uri="http://schemas.openxmlformats.org/drawingml/2006/picture">
                 <pic:pic xmlns:pic="http://schemas.openxmlformats.org/drawingml/2006/picture">
                   <pic:nvPicPr>
-                    <pic:cNvPr id="1781561814" name="Imagen 1" descr="Texto&#10;&#10;El contenido generado por IA puede ser incorrecto."/>
+                    <pic:cNvPr id="1750019752" name="Imagen 1" descr="Texto&#10;&#10;El contenido generado por IA puede ser incorrecto."/>
                     <pic:cNvPicPr/>
                   </pic:nvPicPr>
                   <pic:blipFill>
-                    <a:blip r:embed="rId55"/>
+                    <a:blip r:embed="rId58"/>
                     <a:stretch>
                       <a:fillRect/>
                     </a:stretch>
@@ -8033,7 +7490,7 @@
                   <pic:spPr>
                     <a:xfrm>
                       <a:off x="0" y="0"/>
-                      <a:ext cx="2200275" cy="1247775"/>
+                      <a:ext cx="1977909" cy="1070611"/>
                     </a:xfrm>
                     <a:prstGeom prst="rect">
                       <a:avLst/>
@@ -8048,15 +7505,7 @@
     </w:p>
     <w:p>
       <w:r>
-        <w:t xml:space="preserve">El numero 2 y 3 están en un </w:t>
-      </w:r>
-      <w:proofErr w:type="spellStart"/>
-      <w:r>
-        <w:t>article</w:t>
-      </w:r>
-      <w:proofErr w:type="spellEnd"/>
-      <w:r>
-        <w:t xml:space="preserve"> para poder ponerlos los dos en una misma fila.</w:t>
+        <w:t>El numero 2 y 3 están en un article para poder ponerlos los dos en una misma fila.</w:t>
       </w:r>
     </w:p>
     <w:p>
@@ -8080,7 +7529,7 @@
                     <pic:cNvPicPr/>
                   </pic:nvPicPr>
                   <pic:blipFill>
-                    <a:blip r:embed="rId56"/>
+                    <a:blip r:embed="rId59"/>
                     <a:stretch>
                       <a:fillRect/>
                     </a:stretch>
@@ -8120,7 +7569,7 @@
                     <pic:cNvPicPr/>
                   </pic:nvPicPr>
                   <pic:blipFill>
-                    <a:blip r:embed="rId57"/>
+                    <a:blip r:embed="rId60"/>
                     <a:stretch>
                       <a:fillRect/>
                     </a:stretch>
@@ -8166,7 +7615,7 @@
                     <pic:cNvPicPr/>
                   </pic:nvPicPr>
                   <pic:blipFill>
-                    <a:blip r:embed="rId58"/>
+                    <a:blip r:embed="rId61"/>
                     <a:stretch>
                       <a:fillRect/>
                     </a:stretch>
@@ -8197,17 +7646,9 @@
         <w:t>Destinos relacionados (número 3) tiene que ocupar el 33% para ser 1/3 y se ha añadido los mismos botones para el aside de viajes.html</w:t>
       </w:r>
       <w:r>
-        <w:t xml:space="preserve"> del </w:t>
-      </w:r>
-      <w:proofErr w:type="spellStart"/>
-      <w:r>
-        <w:t>framework</w:t>
-      </w:r>
-      <w:proofErr w:type="spellEnd"/>
-      <w:r>
-        <w:t xml:space="preserve"> w3.css </w:t>
-      </w:r>
-      <w:hyperlink r:id="rId59" w:history="1">
+        <w:t xml:space="preserve"> del framework w3.css </w:t>
+      </w:r>
+      <w:hyperlink r:id="rId62" w:history="1">
         <w:r>
           <w:rPr>
             <w:rStyle w:val="Hipervnculo"/>
@@ -8226,7 +7667,7 @@
         <w:lastRenderedPageBreak/>
         <w:t xml:space="preserve">En total voy a hacer un total de 10 pantallas de viaje donde las fotos las voy a sacar de la siguiente página: </w:t>
       </w:r>
-      <w:hyperlink r:id="rId60" w:history="1">
+      <w:hyperlink r:id="rId63" w:history="1">
         <w:r>
           <w:rPr>
             <w:rStyle w:val="Hipervnculo"/>
@@ -8259,7 +7700,7 @@
                     <pic:cNvPicPr/>
                   </pic:nvPicPr>
                   <pic:blipFill>
-                    <a:blip r:embed="rId61"/>
+                    <a:blip r:embed="rId64"/>
                     <a:stretch>
                       <a:fillRect/>
                     </a:stretch>
@@ -8327,7 +7768,7 @@
       <w:r>
         <w:t xml:space="preserve"> </w:t>
       </w:r>
-      <w:hyperlink r:id="rId62" w:history="1">
+      <w:hyperlink r:id="rId65" w:history="1">
         <w:r>
           <w:rPr>
             <w:rStyle w:val="Hipervnculo"/>
@@ -8360,7 +7801,7 @@
                     <pic:cNvPicPr/>
                   </pic:nvPicPr>
                   <pic:blipFill>
-                    <a:blip r:embed="rId63"/>
+                    <a:blip r:embed="rId66"/>
                     <a:stretch>
                       <a:fillRect/>
                     </a:stretch>
@@ -8413,7 +7854,7 @@
                     <pic:cNvPicPr/>
                   </pic:nvPicPr>
                   <pic:blipFill>
-                    <a:blip r:embed="rId64"/>
+                    <a:blip r:embed="rId67"/>
                     <a:stretch>
                       <a:fillRect/>
                     </a:stretch>
@@ -8436,23 +7877,7 @@
     </w:p>
     <w:p>
       <w:r>
-        <w:t xml:space="preserve">Ya he puesto </w:t>
-      </w:r>
-      <w:proofErr w:type="spellStart"/>
-      <w:r>
-        <w:t>flex-wrap</w:t>
-      </w:r>
-      <w:proofErr w:type="spellEnd"/>
-      <w:r>
-        <w:t xml:space="preserve">: </w:t>
-      </w:r>
-      <w:proofErr w:type="spellStart"/>
-      <w:r>
-        <w:t>wrap</w:t>
-      </w:r>
-      <w:proofErr w:type="spellEnd"/>
-      <w:r>
-        <w:t xml:space="preserve"> en la mayoría de los elementos de las pantallas para que puedan ocupar la siguiente fila si es necesario, pero para estas pantallas con un ancho menor de 760 lo que he hecho es ponerlo como </w:t>
+        <w:t xml:space="preserve">Ya he puesto flex-wrap: wrap en la mayoría de los elementos de las pantallas para que puedan ocupar la siguiente fila si es necesario, pero para estas pantallas con un ancho menor de 760 lo que he hecho es ponerlo como </w:t>
       </w:r>
       <w:r>
         <w:t xml:space="preserve">una sola </w:t>
@@ -8502,15 +7927,7 @@
     </w:p>
     <w:p>
       <w:r>
-        <w:t xml:space="preserve">Para </w:t>
-      </w:r>
-      <w:proofErr w:type="spellStart"/>
-      <w:r>
-        <w:t>css</w:t>
-      </w:r>
-      <w:proofErr w:type="spellEnd"/>
-      <w:r>
-        <w:t xml:space="preserve"> lo que he hecho es agrupar valores que se repiten en variables para evitar repetirme y sobre todo para que si cambio un color no tener que cambiarlo en 40 sitios más. Esto aparece en </w:t>
+        <w:t xml:space="preserve">Para css lo que he hecho es agrupar valores que se repiten en variables para evitar repetirme y sobre todo para que si cambio un color no tener que cambiarlo en 40 sitios más. Esto aparece en </w:t>
       </w:r>
       <w:r>
         <w:t>w3schools</w:t>
@@ -8518,73 +7935,6 @@
       <w:r>
         <w:t xml:space="preserve">: </w:t>
       </w:r>
-      <w:hyperlink r:id="rId65" w:history="1">
-        <w:r>
-          <w:rPr>
-            <w:rStyle w:val="Hipervnculo"/>
-          </w:rPr>
-          <w:t>https://www.w3schools.com/cssref/func_var.php</w:t>
-        </w:r>
-      </w:hyperlink>
-    </w:p>
-    <w:p>
-      <w:pPr>
-        <w:rPr>
-          <w:u w:val="single"/>
-        </w:rPr>
-      </w:pPr>
-      <w:r>
-        <w:t>T</w:t>
-      </w:r>
-      <w:r>
-        <w:t>odo lo usado para este proyecto es</w:t>
-      </w:r>
-      <w:r>
-        <w:t>:</w:t>
-      </w:r>
-    </w:p>
-    <w:p>
-      <w:pPr>
-        <w:pStyle w:val="Prrafodelista"/>
-        <w:numPr>
-          <w:ilvl w:val="0"/>
-          <w:numId w:val="38"/>
-        </w:numPr>
-      </w:pPr>
-      <w:hyperlink r:id="rId66" w:history="1">
-        <w:r>
-          <w:rPr>
-            <w:rStyle w:val="Hipervnculo"/>
-          </w:rPr>
-          <w:t>https://www.w3schools.com/w3css/w3css_lists.asp</w:t>
-        </w:r>
-      </w:hyperlink>
-    </w:p>
-    <w:p>
-      <w:pPr>
-        <w:pStyle w:val="Prrafodelista"/>
-        <w:numPr>
-          <w:ilvl w:val="0"/>
-          <w:numId w:val="38"/>
-        </w:numPr>
-      </w:pPr>
-      <w:hyperlink r:id="rId67" w:history="1">
-        <w:r>
-          <w:rPr>
-            <w:rStyle w:val="Hipervnculo"/>
-          </w:rPr>
-          <w:t>https://www.w3schools.com/html/html_responsive.asp</w:t>
-        </w:r>
-      </w:hyperlink>
-    </w:p>
-    <w:p>
-      <w:pPr>
-        <w:pStyle w:val="Prrafodelista"/>
-        <w:numPr>
-          <w:ilvl w:val="0"/>
-          <w:numId w:val="38"/>
-        </w:numPr>
-      </w:pPr>
       <w:hyperlink r:id="rId68" w:history="1">
         <w:r>
           <w:rPr>
@@ -8596,6 +7946,22 @@
     </w:p>
     <w:p>
       <w:pPr>
+        <w:rPr>
+          <w:u w:val="single"/>
+        </w:rPr>
+      </w:pPr>
+      <w:r>
+        <w:t>T</w:t>
+      </w:r>
+      <w:r>
+        <w:t>odo lo usado para este proyecto es</w:t>
+      </w:r>
+      <w:r>
+        <w:t>:</w:t>
+      </w:r>
+    </w:p>
+    <w:p>
+      <w:pPr>
         <w:pStyle w:val="Prrafodelista"/>
         <w:numPr>
           <w:ilvl w:val="0"/>
@@ -8603,6 +7969,57 @@
         </w:numPr>
       </w:pPr>
       <w:hyperlink r:id="rId69" w:history="1">
+        <w:r>
+          <w:rPr>
+            <w:rStyle w:val="Hipervnculo"/>
+          </w:rPr>
+          <w:t>https://www.w3schools.com/w3css/w3css_lists.asp</w:t>
+        </w:r>
+      </w:hyperlink>
+    </w:p>
+    <w:p>
+      <w:pPr>
+        <w:pStyle w:val="Prrafodelista"/>
+        <w:numPr>
+          <w:ilvl w:val="0"/>
+          <w:numId w:val="38"/>
+        </w:numPr>
+      </w:pPr>
+      <w:hyperlink r:id="rId70" w:history="1">
+        <w:r>
+          <w:rPr>
+            <w:rStyle w:val="Hipervnculo"/>
+          </w:rPr>
+          <w:t>https://www.w3schools.com/html/html_responsive.asp</w:t>
+        </w:r>
+      </w:hyperlink>
+    </w:p>
+    <w:p>
+      <w:pPr>
+        <w:pStyle w:val="Prrafodelista"/>
+        <w:numPr>
+          <w:ilvl w:val="0"/>
+          <w:numId w:val="38"/>
+        </w:numPr>
+      </w:pPr>
+      <w:hyperlink r:id="rId71" w:history="1">
+        <w:r>
+          <w:rPr>
+            <w:rStyle w:val="Hipervnculo"/>
+          </w:rPr>
+          <w:t>https://www.w3schools.com/cssref/func_var.php</w:t>
+        </w:r>
+      </w:hyperlink>
+    </w:p>
+    <w:p>
+      <w:pPr>
+        <w:pStyle w:val="Prrafodelista"/>
+        <w:numPr>
+          <w:ilvl w:val="0"/>
+          <w:numId w:val="38"/>
+        </w:numPr>
+      </w:pPr>
+      <w:hyperlink r:id="rId72" w:history="1">
         <w:r>
           <w:rPr>
             <w:rStyle w:val="Hipervnculo"/>
@@ -8619,7 +8036,7 @@
           <w:numId w:val="38"/>
         </w:numPr>
       </w:pPr>
-      <w:hyperlink r:id="rId70" w:history="1">
+      <w:hyperlink r:id="rId73" w:history="1">
         <w:r>
           <w:rPr>
             <w:rStyle w:val="Hipervnculo"/>
@@ -8636,7 +8053,7 @@
           <w:numId w:val="38"/>
         </w:numPr>
       </w:pPr>
-      <w:hyperlink r:id="rId71" w:history="1">
+      <w:hyperlink r:id="rId74" w:history="1">
         <w:r>
           <w:rPr>
             <w:rStyle w:val="Hipervnculo"/>
@@ -8653,7 +8070,7 @@
           <w:numId w:val="38"/>
         </w:numPr>
       </w:pPr>
-      <w:hyperlink r:id="rId72" w:history="1">
+      <w:hyperlink r:id="rId75" w:history="1">
         <w:r>
           <w:rPr>
             <w:rStyle w:val="Hipervnculo"/>
@@ -8724,13 +8141,8 @@
         </w:numPr>
       </w:pPr>
       <w:r>
-        <w:t xml:space="preserve">Refactorizar y simplificar el </w:t>
-      </w:r>
-      <w:proofErr w:type="spellStart"/>
-      <w:r>
-        <w:t>css</w:t>
-      </w:r>
-      <w:proofErr w:type="spellEnd"/>
+        <w:t>Refactorizar y simplificar el css</w:t>
+      </w:r>
     </w:p>
     <w:p>
       <w:pPr>
@@ -8749,6 +8161,98 @@
     </w:sectPr>
   </w:body>
 </w:document>
+</file>
+
+<file path=word/endnotes.xml><?xml version="1.0" encoding="utf-8"?>
+<w:endnotes xmlns:wpc="http://schemas.microsoft.com/office/word/2010/wordprocessingCanvas" xmlns:cx="http://schemas.microsoft.com/office/drawing/2014/chartex" xmlns:cx1="http://schemas.microsoft.com/office/drawing/2015/9/8/chartex" xmlns:cx2="http://schemas.microsoft.com/office/drawing/2015/10/21/chartex" xmlns:cx3="http://schemas.microsoft.com/office/drawing/2016/5/9/chartex" xmlns:cx4="http://schemas.microsoft.com/office/drawing/2016/5/10/chartex" xmlns:cx5="http://schemas.microsoft.com/office/drawing/2016/5/11/chartex" xmlns:cx6="http://schemas.microsoft.com/office/drawing/2016/5/12/chartex" xmlns:cx7="http://schemas.microsoft.com/office/drawing/2016/5/13/chartex" xmlns:cx8="http://schemas.microsoft.com/office/drawing/2016/5/14/chartex" xmlns:mc="http://schemas.openxmlformats.org/markup-compatibility/2006" xmlns:aink="http://schemas.microsoft.com/office/drawing/2016/ink" xmlns:am3d="http://schemas.microsoft.com/office/drawing/2017/model3d" xmlns:o="urn:schemas-microsoft-com:office:office" xmlns:oel="http://schemas.microsoft.com/office/2019/extlst" xmlns:r="http://schemas.openxmlformats.org/officeDocument/2006/relationships" xmlns:m="http://schemas.openxmlformats.org/officeDocument/2006/math" xmlns:v="urn:schemas-microsoft-com:vml" xmlns:wp14="http://schemas.microsoft.com/office/word/2010/wordprocessingDrawing" xmlns:wp="http://schemas.openxmlformats.org/drawingml/2006/wordprocessingDrawing" xmlns:w10="urn:schemas-microsoft-com:office:word" xmlns:w="http://schemas.openxmlformats.org/wordprocessingml/2006/main" xmlns:w14="http://schemas.microsoft.com/office/word/2010/wordml" xmlns:w15="http://schemas.microsoft.com/office/word/2012/wordml" xmlns:w16cex="http://schemas.microsoft.com/office/word/2018/wordml/cex" xmlns:w16cid="http://schemas.microsoft.com/office/word/2016/wordml/cid" xmlns:w16="http://schemas.microsoft.com/office/word/2018/wordml" xmlns:w16du="http://schemas.microsoft.com/office/word/2023/wordml/word16du" xmlns:w16sdtdh="http://schemas.microsoft.com/office/word/2020/wordml/sdtdatahash" xmlns:w16sdtfl="http://schemas.microsoft.com/office/word/2024/wordml/sdtformatlock" xmlns:w16se="http://schemas.microsoft.com/office/word/2015/wordml/symex" xmlns:wpg="http://schemas.microsoft.com/office/word/2010/wordprocessingGroup" xmlns:wpi="http://schemas.microsoft.com/office/word/2010/wordprocessingInk" xmlns:wne="http://schemas.microsoft.com/office/word/2006/wordml" xmlns:wps="http://schemas.microsoft.com/office/word/2010/wordprocessingShape" mc:Ignorable="w14 w15 w16se w16cid w16 w16cex w16sdtdh w16sdtfl w16du wp14">
+  <w:endnote w:type="separator" w:id="-1">
+    <w:p>
+      <w:pPr>
+        <w:spacing w:after="0" w:line="240" w:lineRule="auto"/>
+      </w:pPr>
+      <w:r>
+        <w:separator/>
+      </w:r>
+    </w:p>
+  </w:endnote>
+  <w:endnote w:type="continuationSeparator" w:id="0">
+    <w:p>
+      <w:pPr>
+        <w:spacing w:after="0" w:line="240" w:lineRule="auto"/>
+      </w:pPr>
+      <w:r>
+        <w:continuationSeparator/>
+      </w:r>
+    </w:p>
+  </w:endnote>
+</w:endnotes>
+</file>
+
+<file path=word/footer1.xml><?xml version="1.0" encoding="utf-8"?>
+<w:ftr xmlns:wpc="http://schemas.microsoft.com/office/word/2010/wordprocessingCanvas" xmlns:cx="http://schemas.microsoft.com/office/drawing/2014/chartex" xmlns:cx1="http://schemas.microsoft.com/office/drawing/2015/9/8/chartex" xmlns:cx2="http://schemas.microsoft.com/office/drawing/2015/10/21/chartex" xmlns:cx3="http://schemas.microsoft.com/office/drawing/2016/5/9/chartex" xmlns:cx4="http://schemas.microsoft.com/office/drawing/2016/5/10/chartex" xmlns:cx5="http://schemas.microsoft.com/office/drawing/2016/5/11/chartex" xmlns:cx6="http://schemas.microsoft.com/office/drawing/2016/5/12/chartex" xmlns:cx7="http://schemas.microsoft.com/office/drawing/2016/5/13/chartex" xmlns:cx8="http://schemas.microsoft.com/office/drawing/2016/5/14/chartex" xmlns:mc="http://schemas.openxmlformats.org/markup-compatibility/2006" xmlns:aink="http://schemas.microsoft.com/office/drawing/2016/ink" xmlns:am3d="http://schemas.microsoft.com/office/drawing/2017/model3d" xmlns:o="urn:schemas-microsoft-com:office:office" xmlns:oel="http://schemas.microsoft.com/office/2019/extlst" xmlns:r="http://schemas.openxmlformats.org/officeDocument/2006/relationships" xmlns:m="http://schemas.openxmlformats.org/officeDocument/2006/math" xmlns:v="urn:schemas-microsoft-com:vml" xmlns:wp14="http://schemas.microsoft.com/office/word/2010/wordprocessingDrawing" xmlns:wp="http://schemas.openxmlformats.org/drawingml/2006/wordprocessingDrawing" xmlns:w10="urn:schemas-microsoft-com:office:word" xmlns:w="http://schemas.openxmlformats.org/wordprocessingml/2006/main" xmlns:w14="http://schemas.microsoft.com/office/word/2010/wordml" xmlns:w15="http://schemas.microsoft.com/office/word/2012/wordml" xmlns:w16cex="http://schemas.microsoft.com/office/word/2018/wordml/cex" xmlns:w16cid="http://schemas.microsoft.com/office/word/2016/wordml/cid" xmlns:w16="http://schemas.microsoft.com/office/word/2018/wordml" xmlns:w16du="http://schemas.microsoft.com/office/word/2023/wordml/word16du" xmlns:w16sdtdh="http://schemas.microsoft.com/office/word/2020/wordml/sdtdatahash" xmlns:w16sdtfl="http://schemas.microsoft.com/office/word/2024/wordml/sdtformatlock" xmlns:w16se="http://schemas.microsoft.com/office/word/2015/wordml/symex" xmlns:wpg="http://schemas.microsoft.com/office/word/2010/wordprocessingGroup" xmlns:wpi="http://schemas.microsoft.com/office/word/2010/wordprocessingInk" xmlns:wne="http://schemas.microsoft.com/office/word/2006/wordml" xmlns:wps="http://schemas.microsoft.com/office/word/2010/wordprocessingShape" mc:Ignorable="w14 w15 w16se w16cid w16 w16cex w16sdtdh w16sdtfl w16du wp14">
+  <w:sdt>
+    <w:sdtPr>
+      <w:id w:val="-1308776948"/>
+      <w:docPartObj>
+        <w:docPartGallery w:val="Page Numbers (Bottom of Page)"/>
+        <w:docPartUnique/>
+      </w:docPartObj>
+    </w:sdtPr>
+    <w:sdtContent>
+      <w:p>
+        <w:pPr>
+          <w:pStyle w:val="Piedepgina"/>
+          <w:jc w:val="right"/>
+        </w:pPr>
+        <w:r>
+          <w:fldChar w:fldCharType="begin"/>
+        </w:r>
+        <w:r>
+          <w:instrText>PAGE   \* MERGEFORMAT</w:instrText>
+        </w:r>
+        <w:r>
+          <w:fldChar w:fldCharType="separate"/>
+        </w:r>
+        <w:r>
+          <w:t>2</w:t>
+        </w:r>
+        <w:r>
+          <w:fldChar w:fldCharType="end"/>
+        </w:r>
+      </w:p>
+    </w:sdtContent>
+  </w:sdt>
+  <w:p>
+    <w:pPr>
+      <w:pStyle w:val="Piedepgina"/>
+    </w:pPr>
+  </w:p>
+</w:ftr>
+</file>
+
+<file path=word/footnotes.xml><?xml version="1.0" encoding="utf-8"?>
+<w:footnotes xmlns:wpc="http://schemas.microsoft.com/office/word/2010/wordprocessingCanvas" xmlns:cx="http://schemas.microsoft.com/office/drawing/2014/chartex" xmlns:cx1="http://schemas.microsoft.com/office/drawing/2015/9/8/chartex" xmlns:cx2="http://schemas.microsoft.com/office/drawing/2015/10/21/chartex" xmlns:cx3="http://schemas.microsoft.com/office/drawing/2016/5/9/chartex" xmlns:cx4="http://schemas.microsoft.com/office/drawing/2016/5/10/chartex" xmlns:cx5="http://schemas.microsoft.com/office/drawing/2016/5/11/chartex" xmlns:cx6="http://schemas.microsoft.com/office/drawing/2016/5/12/chartex" xmlns:cx7="http://schemas.microsoft.com/office/drawing/2016/5/13/chartex" xmlns:cx8="http://schemas.microsoft.com/office/drawing/2016/5/14/chartex" xmlns:mc="http://schemas.openxmlformats.org/markup-compatibility/2006" xmlns:aink="http://schemas.microsoft.com/office/drawing/2016/ink" xmlns:am3d="http://schemas.microsoft.com/office/drawing/2017/model3d" xmlns:o="urn:schemas-microsoft-com:office:office" xmlns:oel="http://schemas.microsoft.com/office/2019/extlst" xmlns:r="http://schemas.openxmlformats.org/officeDocument/2006/relationships" xmlns:m="http://schemas.openxmlformats.org/officeDocument/2006/math" xmlns:v="urn:schemas-microsoft-com:vml" xmlns:wp14="http://schemas.microsoft.com/office/word/2010/wordprocessingDrawing" xmlns:wp="http://schemas.openxmlformats.org/drawingml/2006/wordprocessingDrawing" xmlns:w10="urn:schemas-microsoft-com:office:word" xmlns:w="http://schemas.openxmlformats.org/wordprocessingml/2006/main" xmlns:w14="http://schemas.microsoft.com/office/word/2010/wordml" xmlns:w15="http://schemas.microsoft.com/office/word/2012/wordml" xmlns:w16cex="http://schemas.microsoft.com/office/word/2018/wordml/cex" xmlns:w16cid="http://schemas.microsoft.com/office/word/2016/wordml/cid" xmlns:w16="http://schemas.microsoft.com/office/word/2018/wordml" xmlns:w16du="http://schemas.microsoft.com/office/word/2023/wordml/word16du" xmlns:w16sdtdh="http://schemas.microsoft.com/office/word/2020/wordml/sdtdatahash" xmlns:w16sdtfl="http://schemas.microsoft.com/office/word/2024/wordml/sdtformatlock" xmlns:w16se="http://schemas.microsoft.com/office/word/2015/wordml/symex" xmlns:wpg="http://schemas.microsoft.com/office/word/2010/wordprocessingGroup" xmlns:wpi="http://schemas.microsoft.com/office/word/2010/wordprocessingInk" xmlns:wne="http://schemas.microsoft.com/office/word/2006/wordml" xmlns:wps="http://schemas.microsoft.com/office/word/2010/wordprocessingShape" mc:Ignorable="w14 w15 w16se w16cid w16 w16cex w16sdtdh w16sdtfl w16du wp14">
+  <w:footnote w:type="separator" w:id="-1">
+    <w:p>
+      <w:pPr>
+        <w:spacing w:after="0" w:line="240" w:lineRule="auto"/>
+      </w:pPr>
+      <w:r>
+        <w:separator/>
+      </w:r>
+    </w:p>
+  </w:footnote>
+  <w:footnote w:type="continuationSeparator" w:id="0">
+    <w:p>
+      <w:pPr>
+        <w:spacing w:after="0" w:line="240" w:lineRule="auto"/>
+      </w:pPr>
+      <w:r>
+        <w:continuationSeparator/>
+      </w:r>
+    </w:p>
+  </w:footnote>
+</w:footnotes>
 </file>
 
 <file path=word/numbering.xml><?xml version="1.0" encoding="utf-8"?>
@@ -11495,6 +10999,7 @@
   <w:style w:type="character" w:default="1" w:styleId="Fuentedeprrafopredeter">
     <w:name w:val="Default Paragraph Font"/>
     <w:uiPriority w:val="1"/>
+    <w:semiHidden/>
     <w:unhideWhenUsed/>
   </w:style>
   <w:style w:type="table" w:default="1" w:styleId="Tablanormal">
@@ -12130,6 +11635,50 @@
       <w:szCs w:val="20"/>
     </w:rPr>
   </w:style>
+  <w:style w:type="paragraph" w:styleId="Encabezado">
+    <w:name w:val="header"/>
+    <w:basedOn w:val="Normal"/>
+    <w:link w:val="EncabezadoCar"/>
+    <w:uiPriority w:val="99"/>
+    <w:unhideWhenUsed/>
+    <w:rsid w:val="00176E72"/>
+    <w:pPr>
+      <w:tabs>
+        <w:tab w:val="center" w:pos="4252"/>
+        <w:tab w:val="right" w:pos="8504"/>
+      </w:tabs>
+      <w:spacing w:after="0" w:line="240" w:lineRule="auto"/>
+    </w:pPr>
+  </w:style>
+  <w:style w:type="character" w:customStyle="1" w:styleId="EncabezadoCar">
+    <w:name w:val="Encabezado Car"/>
+    <w:basedOn w:val="Fuentedeprrafopredeter"/>
+    <w:link w:val="Encabezado"/>
+    <w:uiPriority w:val="99"/>
+    <w:rsid w:val="00176E72"/>
+  </w:style>
+  <w:style w:type="paragraph" w:styleId="Piedepgina">
+    <w:name w:val="footer"/>
+    <w:basedOn w:val="Normal"/>
+    <w:link w:val="PiedepginaCar"/>
+    <w:uiPriority w:val="99"/>
+    <w:unhideWhenUsed/>
+    <w:rsid w:val="00176E72"/>
+    <w:pPr>
+      <w:tabs>
+        <w:tab w:val="center" w:pos="4252"/>
+        <w:tab w:val="right" w:pos="8504"/>
+      </w:tabs>
+      <w:spacing w:after="0" w:line="240" w:lineRule="auto"/>
+    </w:pPr>
+  </w:style>
+  <w:style w:type="character" w:customStyle="1" w:styleId="PiedepginaCar">
+    <w:name w:val="Pie de página Car"/>
+    <w:basedOn w:val="Fuentedeprrafopredeter"/>
+    <w:link w:val="Piedepgina"/>
+    <w:uiPriority w:val="99"/>
+    <w:rsid w:val="00176E72"/>
+  </w:style>
 </w:styles>
 </file>
 
